--- a/Technical_Department_BIA_Register.docx
+++ b/Technical_Department_BIA_Register.docx
@@ -7703,6 +7703,6293 @@
           <w:sz w:val="18"/>
         </w:rPr>
         <w:t>Draft for Technical Department workshop. Impact Rating @ 1 Day, Impact Rating @ 1 Week, and Overall Criticality Ranking use the same 1 – Insignificant → 5 – Critical values. Overall ranking follows the 1-week rating. 1-week ratings are never lower than 1-day ratings.</w:t>
+      </w:r>
+    </w:p>
+    <w:p>
+      <w:r>
+        <w:br w:type="page"/>
+      </w:r>
+    </w:p>
+    <w:p>
+      <w:pPr>
+        <w:spacing w:after="120"/>
+      </w:pPr>
+      <w:r>
+        <w:rPr>
+          <w:rFonts w:ascii="Calibri" w:hAnsi="Calibri" w:eastAsia="Calibri"/>
+          <w:b/>
+          <w:color w:val="1B365D"/>
+          <w:sz w:val="32"/>
+        </w:rPr>
+        <w:t>Technical Department – Dependencies</w:t>
+      </w:r>
+    </w:p>
+    <w:p>
+      <w:pPr>
+        <w:spacing w:after="160"/>
+      </w:pPr>
+      <w:r>
+        <w:rPr>
+          <w:rFonts w:ascii="Calibri" w:hAnsi="Calibri" w:eastAsia="Calibri"/>
+          <w:b w:val="0"/>
+          <w:color w:val="1A1A1A"/>
+          <w:sz w:val="20"/>
+        </w:rPr>
+        <w:t>This table maps each Technical Department activity to what it relies on, who relies on it, and the systems, records, people, and vendors that keep it running. Activity and Potential Risk are unchanged from the original register. Personnel are shown as role titles (Primary / Backup), not named staff, until the team confirms owners. Product names already used elsewhere in the organisation BIA (Oracle ERP, ticketing portal, VPN) are reused where they apply; other tools are described by function so we do not invent a stack.</w:t>
+      </w:r>
+    </w:p>
+    <w:p>
+      <w:pPr>
+        <w:spacing w:after="200"/>
+      </w:pPr>
+      <w:r>
+        <w:rPr>
+          <w:rFonts w:ascii="Calibri" w:hAnsi="Calibri" w:eastAsia="Calibri"/>
+          <w:b/>
+          <w:color w:val="1B365D"/>
+          <w:sz w:val="18"/>
+        </w:rPr>
+        <w:t xml:space="preserve">Upstream: </w:t>
+      </w:r>
+      <w:r>
+        <w:rPr>
+          <w:rFonts w:ascii="Calibri" w:hAnsi="Calibri" w:eastAsia="Calibri"/>
+          <w:b w:val="0"/>
+          <w:color w:val="334155"/>
+          <w:sz w:val="18"/>
+        </w:rPr>
+        <w:t>What this activity relies on — teams, inputs, infrastructure, or contracts that must be available before the work can be done.</w:t>
+      </w:r>
+      <w:r>
+        <w:rPr>
+          <w:rFonts w:ascii="Calibri" w:hAnsi="Calibri" w:eastAsia="Calibri"/>
+          <w:b w:val="0"/>
+          <w:color w:val="94A3B8"/>
+          <w:sz w:val="18"/>
+        </w:rPr>
+        <w:t xml:space="preserve">  |  </w:t>
+      </w:r>
+      <w:r>
+        <w:rPr>
+          <w:rFonts w:ascii="Calibri" w:hAnsi="Calibri" w:eastAsia="Calibri"/>
+          <w:b/>
+          <w:color w:val="1B365D"/>
+          <w:sz w:val="18"/>
+        </w:rPr>
+        <w:t xml:space="preserve">Downstream: </w:t>
+      </w:r>
+      <w:r>
+        <w:rPr>
+          <w:rFonts w:ascii="Calibri" w:hAnsi="Calibri" w:eastAsia="Calibri"/>
+          <w:b w:val="0"/>
+          <w:color w:val="334155"/>
+          <w:sz w:val="18"/>
+        </w:rPr>
+        <w:t>Who relies on this activity — internal teams or client-facing functions that stall or fail if it stops.</w:t>
+      </w:r>
+      <w:r>
+        <w:rPr>
+          <w:rFonts w:ascii="Calibri" w:hAnsi="Calibri" w:eastAsia="Calibri"/>
+          <w:b w:val="0"/>
+          <w:color w:val="94A3B8"/>
+          <w:sz w:val="18"/>
+        </w:rPr>
+        <w:t xml:space="preserve">  |  </w:t>
+      </w:r>
+      <w:r>
+        <w:rPr>
+          <w:rFonts w:ascii="Calibri" w:hAnsi="Calibri" w:eastAsia="Calibri"/>
+          <w:b/>
+          <w:color w:val="1B365D"/>
+          <w:sz w:val="18"/>
+        </w:rPr>
+        <w:t xml:space="preserve">Key Systems: </w:t>
+      </w:r>
+      <w:r>
+        <w:rPr>
+          <w:rFonts w:ascii="Calibri" w:hAnsi="Calibri" w:eastAsia="Calibri"/>
+          <w:b w:val="0"/>
+          <w:color w:val="334155"/>
+          <w:sz w:val="18"/>
+        </w:rPr>
+        <w:t>Applications and platforms used to perform the work.</w:t>
+      </w:r>
+      <w:r>
+        <w:rPr>
+          <w:rFonts w:ascii="Calibri" w:hAnsi="Calibri" w:eastAsia="Calibri"/>
+          <w:b w:val="0"/>
+          <w:color w:val="94A3B8"/>
+          <w:sz w:val="18"/>
+        </w:rPr>
+        <w:t xml:space="preserve">  |  </w:t>
+      </w:r>
+      <w:r>
+        <w:rPr>
+          <w:rFonts w:ascii="Calibri" w:hAnsi="Calibri" w:eastAsia="Calibri"/>
+          <w:b/>
+          <w:color w:val="1B365D"/>
+          <w:sz w:val="18"/>
+        </w:rPr>
+        <w:t xml:space="preserve">Key Data: </w:t>
+      </w:r>
+      <w:r>
+        <w:rPr>
+          <w:rFonts w:ascii="Calibri" w:hAnsi="Calibri" w:eastAsia="Calibri"/>
+          <w:b w:val="0"/>
+          <w:color w:val="334155"/>
+          <w:sz w:val="18"/>
+        </w:rPr>
+        <w:t>Records this activity creates, changes, or must have.</w:t>
+      </w:r>
+      <w:r>
+        <w:rPr>
+          <w:rFonts w:ascii="Calibri" w:hAnsi="Calibri" w:eastAsia="Calibri"/>
+          <w:b w:val="0"/>
+          <w:color w:val="94A3B8"/>
+          <w:sz w:val="18"/>
+        </w:rPr>
+        <w:t xml:space="preserve">  |  </w:t>
+      </w:r>
+      <w:r>
+        <w:rPr>
+          <w:rFonts w:ascii="Calibri" w:hAnsi="Calibri" w:eastAsia="Calibri"/>
+          <w:b/>
+          <w:color w:val="1B365D"/>
+          <w:sz w:val="18"/>
+        </w:rPr>
+        <w:t xml:space="preserve">Key Personnel: </w:t>
+      </w:r>
+      <w:r>
+        <w:rPr>
+          <w:rFonts w:ascii="Calibri" w:hAnsi="Calibri" w:eastAsia="Calibri"/>
+          <w:b w:val="0"/>
+          <w:color w:val="334155"/>
+          <w:sz w:val="18"/>
+        </w:rPr>
+        <w:t>Named owner and deputy. Format: Name (Primary) / Name (Backup). Roles are placeholders.</w:t>
+      </w:r>
+      <w:r>
+        <w:rPr>
+          <w:rFonts w:ascii="Calibri" w:hAnsi="Calibri" w:eastAsia="Calibri"/>
+          <w:b w:val="0"/>
+          <w:color w:val="94A3B8"/>
+          <w:sz w:val="18"/>
+        </w:rPr>
+        <w:t xml:space="preserve">  |  </w:t>
+      </w:r>
+      <w:r>
+        <w:rPr>
+          <w:rFonts w:ascii="Calibri" w:hAnsi="Calibri" w:eastAsia="Calibri"/>
+          <w:b/>
+          <w:color w:val="1B365D"/>
+          <w:sz w:val="18"/>
+        </w:rPr>
+        <w:t xml:space="preserve">Key Vendors: </w:t>
+      </w:r>
+      <w:r>
+        <w:rPr>
+          <w:rFonts w:ascii="Calibri" w:hAnsi="Calibri" w:eastAsia="Calibri"/>
+          <w:b w:val="0"/>
+          <w:color w:val="334155"/>
+          <w:sz w:val="18"/>
+        </w:rPr>
+        <w:t>External organisations this activity depends on.</w:t>
+      </w:r>
+    </w:p>
+    <w:tbl>
+      <w:tblPr>
+        <w:jc w:val="center"/>
+        <w:tblLook w:firstColumn="1" w:firstRow="1" w:lastColumn="0" w:lastRow="0" w:noHBand="0" w:noVBand="1" w:val="04A0"/>
+        <w:tblLayout w:type="fixed"/>
+        <w:tblW w:w="20185" w:type="dxa"/>
+      </w:tblPr>
+      <w:tblGrid>
+        <w:gridCol w:w="1927"/>
+        <w:gridCol w:w="2608"/>
+        <w:gridCol w:w="2948"/>
+        <w:gridCol w:w="2835"/>
+        <w:gridCol w:w="2494"/>
+        <w:gridCol w:w="2608"/>
+        <w:gridCol w:w="2381"/>
+        <w:gridCol w:w="2381"/>
+      </w:tblGrid>
+      <w:tr>
+        <w:trPr>
+          <w:trHeight w:val="397"/>
+          <w:tblHeader w:val="true"/>
+        </w:trPr>
+        <w:tc>
+          <w:tcPr>
+            <w:tcW w:type="dxa" w:w="2608"/>
+            <w:gridSpan w:val="2"/>
+            <w:vAlign w:val="center"/>
+            <w:tcMar>
+              <w:top w:w="40" w:type="dxa"/>
+              <w:left w:w="60" w:type="dxa"/>
+              <w:bottom w:w="40" w:type="dxa"/>
+              <w:right w:w="60" w:type="dxa"/>
+            </w:tcMar>
+            <w:tcBorders>
+              <w:top w:val="single" w:sz="4" w:space="0" w:color="8AA0B4"/>
+              <w:left w:val="single" w:sz="4" w:space="0" w:color="8AA0B4"/>
+              <w:bottom w:val="single" w:sz="4" w:space="0" w:color="8AA0B4"/>
+              <w:right w:val="single" w:sz="4" w:space="0" w:color="8AA0B4"/>
+            </w:tcBorders>
+            <w:shd w:fill="1B365D" w:val="clear"/>
+          </w:tcPr>
+          <w:p>
+            <w:pPr>
+              <w:spacing w:before="0" w:after="0" w:line="252" w:lineRule="auto"/>
+              <w:jc w:val="center"/>
+            </w:pPr>
+            <w:r/>
+            <w:r>
+              <w:rPr>
+                <w:rFonts w:ascii="Calibri" w:hAnsi="Calibri" w:eastAsia="Calibri"/>
+                <w:b/>
+                <w:color w:val="FFFFFF"/>
+                <w:sz w:val="18"/>
+              </w:rPr>
+              <w:t>FUNCTION</w:t>
+            </w:r>
+          </w:p>
+        </w:tc>
+        <w:tc>
+          <w:tcPr>
+            <w:tcW w:type="dxa" w:w="2381"/>
+            <w:gridSpan w:val="6"/>
+            <w:vAlign w:val="center"/>
+            <w:tcMar>
+              <w:top w:w="40" w:type="dxa"/>
+              <w:left w:w="60" w:type="dxa"/>
+              <w:bottom w:w="40" w:type="dxa"/>
+              <w:right w:w="60" w:type="dxa"/>
+            </w:tcMar>
+            <w:tcBorders>
+              <w:top w:val="single" w:sz="4" w:space="0" w:color="8AA0B4"/>
+              <w:left w:val="single" w:sz="4" w:space="0" w:color="8AA0B4"/>
+              <w:bottom w:val="single" w:sz="4" w:space="0" w:color="8AA0B4"/>
+              <w:right w:val="single" w:sz="4" w:space="0" w:color="8AA0B4"/>
+            </w:tcBorders>
+            <w:shd w:fill="1B365D" w:val="clear"/>
+          </w:tcPr>
+          <w:p>
+            <w:pPr>
+              <w:spacing w:before="0" w:after="0" w:line="252" w:lineRule="auto"/>
+              <w:jc w:val="center"/>
+            </w:pPr>
+            <w:r/>
+            <w:r>
+              <w:rPr>
+                <w:rFonts w:ascii="Calibri" w:hAnsi="Calibri" w:eastAsia="Calibri"/>
+                <w:b/>
+                <w:color w:val="FFFFFF"/>
+                <w:sz w:val="18"/>
+              </w:rPr>
+              <w:t>DEPENDENCIES</w:t>
+            </w:r>
+          </w:p>
+        </w:tc>
+      </w:tr>
+      <w:tr>
+        <w:trPr>
+          <w:trHeight w:val="652"/>
+          <w:tblHeader w:val="true"/>
+        </w:trPr>
+        <w:tc>
+          <w:tcPr>
+            <w:tcW w:type="dxa" w:w="1928"/>
+            <w:vAlign w:val="center"/>
+            <w:tcMar>
+              <w:top w:w="40" w:type="dxa"/>
+              <w:left w:w="60" w:type="dxa"/>
+              <w:bottom w:w="40" w:type="dxa"/>
+              <w:right w:w="60" w:type="dxa"/>
+            </w:tcMar>
+            <w:tcBorders>
+              <w:top w:val="single" w:sz="4" w:space="0" w:color="8AA0B4"/>
+              <w:left w:val="single" w:sz="4" w:space="0" w:color="8AA0B4"/>
+              <w:bottom w:val="single" w:sz="4" w:space="0" w:color="8AA0B4"/>
+              <w:right w:val="single" w:sz="4" w:space="0" w:color="8AA0B4"/>
+            </w:tcBorders>
+            <w:shd w:fill="1B365D" w:val="clear"/>
+          </w:tcPr>
+          <w:p>
+            <w:pPr>
+              <w:spacing w:before="0" w:after="0" w:line="252" w:lineRule="auto"/>
+              <w:jc w:val="center"/>
+            </w:pPr>
+            <w:r/>
+            <w:r>
+              <w:rPr>
+                <w:rFonts w:ascii="Calibri" w:hAnsi="Calibri" w:eastAsia="Calibri"/>
+                <w:b/>
+                <w:color w:val="FFFFFF"/>
+                <w:sz w:val="16"/>
+              </w:rPr>
+              <w:t>Activity</w:t>
+            </w:r>
+          </w:p>
+        </w:tc>
+        <w:tc>
+          <w:tcPr>
+            <w:tcW w:type="dxa" w:w="2608"/>
+            <w:vAlign w:val="center"/>
+            <w:tcMar>
+              <w:top w:w="40" w:type="dxa"/>
+              <w:left w:w="60" w:type="dxa"/>
+              <w:bottom w:w="40" w:type="dxa"/>
+              <w:right w:w="60" w:type="dxa"/>
+            </w:tcMar>
+            <w:tcBorders>
+              <w:top w:val="single" w:sz="4" w:space="0" w:color="8AA0B4"/>
+              <w:left w:val="single" w:sz="4" w:space="0" w:color="8AA0B4"/>
+              <w:bottom w:val="single" w:sz="4" w:space="0" w:color="8AA0B4"/>
+              <w:right w:val="single" w:sz="4" w:space="0" w:color="8AA0B4"/>
+            </w:tcBorders>
+            <w:shd w:fill="1B365D" w:val="clear"/>
+          </w:tcPr>
+          <w:p>
+            <w:pPr>
+              <w:spacing w:before="0" w:after="0" w:line="252" w:lineRule="auto"/>
+              <w:jc w:val="center"/>
+            </w:pPr>
+            <w:r/>
+            <w:r>
+              <w:rPr>
+                <w:rFonts w:ascii="Calibri" w:hAnsi="Calibri" w:eastAsia="Calibri"/>
+                <w:b/>
+                <w:color w:val="FFFFFF"/>
+                <w:sz w:val="16"/>
+              </w:rPr>
+              <w:t>Potential Risk</w:t>
+            </w:r>
+          </w:p>
+        </w:tc>
+        <w:tc>
+          <w:tcPr>
+            <w:tcW w:type="dxa" w:w="2948"/>
+            <w:vAlign w:val="center"/>
+            <w:tcMar>
+              <w:top w:w="40" w:type="dxa"/>
+              <w:left w:w="60" w:type="dxa"/>
+              <w:bottom w:w="40" w:type="dxa"/>
+              <w:right w:w="60" w:type="dxa"/>
+            </w:tcMar>
+            <w:tcBorders>
+              <w:top w:val="single" w:sz="4" w:space="0" w:color="8AA0B4"/>
+              <w:left w:val="single" w:sz="4" w:space="0" w:color="8AA0B4"/>
+              <w:bottom w:val="single" w:sz="4" w:space="0" w:color="8AA0B4"/>
+              <w:right w:val="single" w:sz="4" w:space="0" w:color="8AA0B4"/>
+            </w:tcBorders>
+            <w:shd w:fill="1B365D" w:val="clear"/>
+          </w:tcPr>
+          <w:p>
+            <w:pPr>
+              <w:spacing w:before="0" w:after="0" w:line="252" w:lineRule="auto"/>
+              <w:jc w:val="center"/>
+            </w:pPr>
+            <w:r/>
+            <w:r>
+              <w:rPr>
+                <w:rFonts w:ascii="Calibri" w:hAnsi="Calibri" w:eastAsia="Calibri"/>
+                <w:b/>
+                <w:color w:val="FFFFFF"/>
+                <w:sz w:val="16"/>
+              </w:rPr>
+              <w:t>Upstream Dependencies (Relies On)</w:t>
+            </w:r>
+          </w:p>
+        </w:tc>
+        <w:tc>
+          <w:tcPr>
+            <w:tcW w:type="dxa" w:w="2835"/>
+            <w:vAlign w:val="center"/>
+            <w:tcMar>
+              <w:top w:w="40" w:type="dxa"/>
+              <w:left w:w="60" w:type="dxa"/>
+              <w:bottom w:w="40" w:type="dxa"/>
+              <w:right w:w="60" w:type="dxa"/>
+            </w:tcMar>
+            <w:tcBorders>
+              <w:top w:val="single" w:sz="4" w:space="0" w:color="8AA0B4"/>
+              <w:left w:val="single" w:sz="4" w:space="0" w:color="8AA0B4"/>
+              <w:bottom w:val="single" w:sz="4" w:space="0" w:color="8AA0B4"/>
+              <w:right w:val="single" w:sz="4" w:space="0" w:color="8AA0B4"/>
+            </w:tcBorders>
+            <w:shd w:fill="1B365D" w:val="clear"/>
+          </w:tcPr>
+          <w:p>
+            <w:pPr>
+              <w:spacing w:before="0" w:after="0" w:line="252" w:lineRule="auto"/>
+              <w:jc w:val="center"/>
+            </w:pPr>
+            <w:r/>
+            <w:r>
+              <w:rPr>
+                <w:rFonts w:ascii="Calibri" w:hAnsi="Calibri" w:eastAsia="Calibri"/>
+                <w:b/>
+                <w:color w:val="FFFFFF"/>
+                <w:sz w:val="16"/>
+              </w:rPr>
+              <w:t>Downstream Dependencies (Relied On By)</w:t>
+            </w:r>
+          </w:p>
+        </w:tc>
+        <w:tc>
+          <w:tcPr>
+            <w:tcW w:type="dxa" w:w="2494"/>
+            <w:vAlign w:val="center"/>
+            <w:tcMar>
+              <w:top w:w="40" w:type="dxa"/>
+              <w:left w:w="60" w:type="dxa"/>
+              <w:bottom w:w="40" w:type="dxa"/>
+              <w:right w:w="60" w:type="dxa"/>
+            </w:tcMar>
+            <w:tcBorders>
+              <w:top w:val="single" w:sz="4" w:space="0" w:color="8AA0B4"/>
+              <w:left w:val="single" w:sz="4" w:space="0" w:color="8AA0B4"/>
+              <w:bottom w:val="single" w:sz="4" w:space="0" w:color="8AA0B4"/>
+              <w:right w:val="single" w:sz="4" w:space="0" w:color="8AA0B4"/>
+            </w:tcBorders>
+            <w:shd w:fill="1B365D" w:val="clear"/>
+          </w:tcPr>
+          <w:p>
+            <w:pPr>
+              <w:spacing w:before="0" w:after="0" w:line="252" w:lineRule="auto"/>
+              <w:jc w:val="center"/>
+            </w:pPr>
+            <w:r/>
+            <w:r>
+              <w:rPr>
+                <w:rFonts w:ascii="Calibri" w:hAnsi="Calibri" w:eastAsia="Calibri"/>
+                <w:b/>
+                <w:color w:val="FFFFFF"/>
+                <w:sz w:val="16"/>
+              </w:rPr>
+              <w:t>Key Systems / Applications</w:t>
+            </w:r>
+          </w:p>
+        </w:tc>
+        <w:tc>
+          <w:tcPr>
+            <w:tcW w:type="dxa" w:w="2608"/>
+            <w:vAlign w:val="center"/>
+            <w:tcMar>
+              <w:top w:w="40" w:type="dxa"/>
+              <w:left w:w="60" w:type="dxa"/>
+              <w:bottom w:w="40" w:type="dxa"/>
+              <w:right w:w="60" w:type="dxa"/>
+            </w:tcMar>
+            <w:tcBorders>
+              <w:top w:val="single" w:sz="4" w:space="0" w:color="8AA0B4"/>
+              <w:left w:val="single" w:sz="4" w:space="0" w:color="8AA0B4"/>
+              <w:bottom w:val="single" w:sz="4" w:space="0" w:color="8AA0B4"/>
+              <w:right w:val="single" w:sz="4" w:space="0" w:color="8AA0B4"/>
+            </w:tcBorders>
+            <w:shd w:fill="1B365D" w:val="clear"/>
+          </w:tcPr>
+          <w:p>
+            <w:pPr>
+              <w:spacing w:before="0" w:after="0" w:line="252" w:lineRule="auto"/>
+              <w:jc w:val="center"/>
+            </w:pPr>
+            <w:r/>
+            <w:r>
+              <w:rPr>
+                <w:rFonts w:ascii="Calibri" w:hAnsi="Calibri" w:eastAsia="Calibri"/>
+                <w:b/>
+                <w:color w:val="FFFFFF"/>
+                <w:sz w:val="16"/>
+              </w:rPr>
+              <w:t>Key Data / Records</w:t>
+            </w:r>
+          </w:p>
+        </w:tc>
+        <w:tc>
+          <w:tcPr>
+            <w:tcW w:type="dxa" w:w="2381"/>
+            <w:vAlign w:val="center"/>
+            <w:tcMar>
+              <w:top w:w="40" w:type="dxa"/>
+              <w:left w:w="60" w:type="dxa"/>
+              <w:bottom w:w="40" w:type="dxa"/>
+              <w:right w:w="60" w:type="dxa"/>
+            </w:tcMar>
+            <w:tcBorders>
+              <w:top w:val="single" w:sz="4" w:space="0" w:color="8AA0B4"/>
+              <w:left w:val="single" w:sz="4" w:space="0" w:color="8AA0B4"/>
+              <w:bottom w:val="single" w:sz="4" w:space="0" w:color="8AA0B4"/>
+              <w:right w:val="single" w:sz="4" w:space="0" w:color="8AA0B4"/>
+            </w:tcBorders>
+            <w:shd w:fill="1B365D" w:val="clear"/>
+          </w:tcPr>
+          <w:p>
+            <w:pPr>
+              <w:spacing w:before="0" w:after="0" w:line="252" w:lineRule="auto"/>
+              <w:jc w:val="center"/>
+            </w:pPr>
+            <w:r/>
+            <w:r>
+              <w:rPr>
+                <w:rFonts w:ascii="Calibri" w:hAnsi="Calibri" w:eastAsia="Calibri"/>
+                <w:b/>
+                <w:color w:val="FFFFFF"/>
+                <w:sz w:val="16"/>
+              </w:rPr>
+              <w:t>Key Personnel (Primary + Backup)</w:t>
+            </w:r>
+          </w:p>
+        </w:tc>
+        <w:tc>
+          <w:tcPr>
+            <w:tcW w:type="dxa" w:w="2381"/>
+            <w:vAlign w:val="center"/>
+            <w:tcMar>
+              <w:top w:w="40" w:type="dxa"/>
+              <w:left w:w="60" w:type="dxa"/>
+              <w:bottom w:w="40" w:type="dxa"/>
+              <w:right w:w="60" w:type="dxa"/>
+            </w:tcMar>
+            <w:tcBorders>
+              <w:top w:val="single" w:sz="4" w:space="0" w:color="8AA0B4"/>
+              <w:left w:val="single" w:sz="4" w:space="0" w:color="8AA0B4"/>
+              <w:bottom w:val="single" w:sz="4" w:space="0" w:color="8AA0B4"/>
+              <w:right w:val="single" w:sz="4" w:space="0" w:color="8AA0B4"/>
+            </w:tcBorders>
+            <w:shd w:fill="1B365D" w:val="clear"/>
+          </w:tcPr>
+          <w:p>
+            <w:pPr>
+              <w:spacing w:before="0" w:after="0" w:line="252" w:lineRule="auto"/>
+              <w:jc w:val="center"/>
+            </w:pPr>
+            <w:r/>
+            <w:r>
+              <w:rPr>
+                <w:rFonts w:ascii="Calibri" w:hAnsi="Calibri" w:eastAsia="Calibri"/>
+                <w:b/>
+                <w:color w:val="FFFFFF"/>
+                <w:sz w:val="16"/>
+              </w:rPr>
+              <w:t>Key Vendors / Third Parties</w:t>
+            </w:r>
+          </w:p>
+        </w:tc>
+      </w:tr>
+      <w:tr>
+        <w:trPr>
+          <w:trHeight w:val="1219"/>
+        </w:trPr>
+        <w:tc>
+          <w:tcPr>
+            <w:tcW w:type="dxa" w:w="1928"/>
+            <w:vAlign w:val="center"/>
+            <w:tcMar>
+              <w:top w:w="40" w:type="dxa"/>
+              <w:left w:w="60" w:type="dxa"/>
+              <w:bottom w:w="40" w:type="dxa"/>
+              <w:right w:w="60" w:type="dxa"/>
+            </w:tcMar>
+            <w:tcBorders>
+              <w:top w:val="single" w:sz="4" w:space="0" w:color="8AA0B4"/>
+              <w:left w:val="single" w:sz="4" w:space="0" w:color="8AA0B4"/>
+              <w:bottom w:val="single" w:sz="4" w:space="0" w:color="8AA0B4"/>
+              <w:right w:val="single" w:sz="4" w:space="0" w:color="8AA0B4"/>
+            </w:tcBorders>
+            <w:shd w:fill="FFFFFF" w:val="clear"/>
+          </w:tcPr>
+          <w:p>
+            <w:pPr>
+              <w:spacing w:before="0" w:after="0" w:line="252" w:lineRule="auto"/>
+              <w:jc w:val="left"/>
+            </w:pPr>
+            <w:r/>
+            <w:r>
+              <w:rPr>
+                <w:rFonts w:ascii="Calibri" w:hAnsi="Calibri" w:eastAsia="Calibri"/>
+                <w:b/>
+                <w:color w:val="1A1A1A"/>
+                <w:sz w:val="16"/>
+              </w:rPr>
+              <w:t>Requirements &amp; Solution Design</w:t>
+            </w:r>
+          </w:p>
+        </w:tc>
+        <w:tc>
+          <w:tcPr>
+            <w:tcW w:type="dxa" w:w="2608"/>
+            <w:vAlign w:val="center"/>
+            <w:tcMar>
+              <w:top w:w="40" w:type="dxa"/>
+              <w:left w:w="60" w:type="dxa"/>
+              <w:bottom w:w="40" w:type="dxa"/>
+              <w:right w:w="60" w:type="dxa"/>
+            </w:tcMar>
+            <w:tcBorders>
+              <w:top w:val="single" w:sz="4" w:space="0" w:color="8AA0B4"/>
+              <w:left w:val="single" w:sz="4" w:space="0" w:color="8AA0B4"/>
+              <w:bottom w:val="single" w:sz="4" w:space="0" w:color="8AA0B4"/>
+              <w:right w:val="single" w:sz="4" w:space="0" w:color="8AA0B4"/>
+            </w:tcBorders>
+            <w:shd w:fill="FFFFFF" w:val="clear"/>
+          </w:tcPr>
+          <w:p>
+            <w:pPr>
+              <w:spacing w:before="0" w:after="0" w:line="252" w:lineRule="auto"/>
+              <w:jc w:val="left"/>
+            </w:pPr>
+            <w:r/>
+            <w:r>
+              <w:rPr>
+                <w:rFonts w:ascii="Calibri" w:hAnsi="Calibri" w:eastAsia="Calibri"/>
+                <w:b w:val="0"/>
+                <w:color w:val="1A1A1A"/>
+                <w:sz w:val="16"/>
+              </w:rPr>
+              <w:t>Incorrect or incomplete requirements and design decisions, resulting in a solution that does not meet business needs, is insecure, or does not scale</w:t>
+            </w:r>
+          </w:p>
+        </w:tc>
+        <w:tc>
+          <w:tcPr>
+            <w:tcW w:type="dxa" w:w="2948"/>
+            <w:vAlign w:val="center"/>
+            <w:tcMar>
+              <w:top w:w="40" w:type="dxa"/>
+              <w:left w:w="60" w:type="dxa"/>
+              <w:bottom w:w="40" w:type="dxa"/>
+              <w:right w:w="60" w:type="dxa"/>
+            </w:tcMar>
+            <w:tcBorders>
+              <w:top w:val="single" w:sz="4" w:space="0" w:color="8AA0B4"/>
+              <w:left w:val="single" w:sz="4" w:space="0" w:color="8AA0B4"/>
+              <w:bottom w:val="single" w:sz="4" w:space="0" w:color="8AA0B4"/>
+              <w:right w:val="single" w:sz="4" w:space="0" w:color="8AA0B4"/>
+            </w:tcBorders>
+            <w:shd w:fill="FFFFFF" w:val="clear"/>
+          </w:tcPr>
+          <w:p>
+            <w:pPr>
+              <w:spacing w:before="0" w:after="0" w:line="252" w:lineRule="auto"/>
+              <w:jc w:val="left"/>
+            </w:pPr>
+            <w:r/>
+            <w:r>
+              <w:rPr>
+                <w:rFonts w:ascii="Calibri" w:hAnsi="Calibri" w:eastAsia="Calibri"/>
+                <w:b w:val="0"/>
+                <w:color w:val="1A1A1A"/>
+                <w:sz w:val="16"/>
+              </w:rPr>
+              <w:t>Business Development client brief and proposal window; Implementation Functional Unit process knowledge; VPN for client discovery</w:t>
+            </w:r>
+          </w:p>
+        </w:tc>
+        <w:tc>
+          <w:tcPr>
+            <w:tcW w:type="dxa" w:w="2835"/>
+            <w:vAlign w:val="center"/>
+            <w:tcMar>
+              <w:top w:w="40" w:type="dxa"/>
+              <w:left w:w="60" w:type="dxa"/>
+              <w:bottom w:w="40" w:type="dxa"/>
+              <w:right w:w="60" w:type="dxa"/>
+            </w:tcMar>
+            <w:tcBorders>
+              <w:top w:val="single" w:sz="4" w:space="0" w:color="8AA0B4"/>
+              <w:left w:val="single" w:sz="4" w:space="0" w:color="8AA0B4"/>
+              <w:bottom w:val="single" w:sz="4" w:space="0" w:color="8AA0B4"/>
+              <w:right w:val="single" w:sz="4" w:space="0" w:color="8AA0B4"/>
+            </w:tcBorders>
+            <w:shd w:fill="FFFFFF" w:val="clear"/>
+          </w:tcPr>
+          <w:p>
+            <w:pPr>
+              <w:spacing w:before="0" w:after="0" w:line="252" w:lineRule="auto"/>
+              <w:jc w:val="left"/>
+            </w:pPr>
+            <w:r/>
+            <w:r>
+              <w:rPr>
+                <w:rFonts w:ascii="Calibri" w:hAnsi="Calibri" w:eastAsia="Calibri"/>
+                <w:b w:val="0"/>
+                <w:color w:val="1A1A1A"/>
+                <w:sz w:val="16"/>
+              </w:rPr>
+              <w:t>Implementation Technical Unit (build against the design); Business Development (proposal commitment and dates)</w:t>
+            </w:r>
+          </w:p>
+        </w:tc>
+        <w:tc>
+          <w:tcPr>
+            <w:tcW w:type="dxa" w:w="2494"/>
+            <w:vAlign w:val="center"/>
+            <w:tcMar>
+              <w:top w:w="40" w:type="dxa"/>
+              <w:left w:w="60" w:type="dxa"/>
+              <w:bottom w:w="40" w:type="dxa"/>
+              <w:right w:w="60" w:type="dxa"/>
+            </w:tcMar>
+            <w:tcBorders>
+              <w:top w:val="single" w:sz="4" w:space="0" w:color="8AA0B4"/>
+              <w:left w:val="single" w:sz="4" w:space="0" w:color="8AA0B4"/>
+              <w:bottom w:val="single" w:sz="4" w:space="0" w:color="8AA0B4"/>
+              <w:right w:val="single" w:sz="4" w:space="0" w:color="8AA0B4"/>
+            </w:tcBorders>
+            <w:shd w:fill="FFFFFF" w:val="clear"/>
+          </w:tcPr>
+          <w:p>
+            <w:pPr>
+              <w:spacing w:before="0" w:after="0" w:line="252" w:lineRule="auto"/>
+              <w:jc w:val="left"/>
+            </w:pPr>
+            <w:r/>
+            <w:r>
+              <w:rPr>
+                <w:rFonts w:ascii="Calibri" w:hAnsi="Calibri" w:eastAsia="Calibri"/>
+                <w:b w:val="0"/>
+                <w:color w:val="1A1A1A"/>
+                <w:sz w:val="16"/>
+              </w:rPr>
+              <w:t>Design/requirements repository; proposal workspace; VPN</w:t>
+            </w:r>
+          </w:p>
+        </w:tc>
+        <w:tc>
+          <w:tcPr>
+            <w:tcW w:type="dxa" w:w="2608"/>
+            <w:vAlign w:val="center"/>
+            <w:tcMar>
+              <w:top w:w="40" w:type="dxa"/>
+              <w:left w:w="60" w:type="dxa"/>
+              <w:bottom w:w="40" w:type="dxa"/>
+              <w:right w:w="60" w:type="dxa"/>
+            </w:tcMar>
+            <w:tcBorders>
+              <w:top w:val="single" w:sz="4" w:space="0" w:color="8AA0B4"/>
+              <w:left w:val="single" w:sz="4" w:space="0" w:color="8AA0B4"/>
+              <w:bottom w:val="single" w:sz="4" w:space="0" w:color="8AA0B4"/>
+              <w:right w:val="single" w:sz="4" w:space="0" w:color="8AA0B4"/>
+            </w:tcBorders>
+            <w:shd w:fill="FFFFFF" w:val="clear"/>
+          </w:tcPr>
+          <w:p>
+            <w:pPr>
+              <w:spacing w:before="0" w:after="0" w:line="252" w:lineRule="auto"/>
+              <w:jc w:val="left"/>
+            </w:pPr>
+            <w:r/>
+            <w:r>
+              <w:rPr>
+                <w:rFonts w:ascii="Calibri" w:hAnsi="Calibri" w:eastAsia="Calibri"/>
+                <w:b w:val="0"/>
+                <w:color w:val="1A1A1A"/>
+                <w:sz w:val="16"/>
+              </w:rPr>
+              <w:t>Requirements specs; solution design documents; acceptance criteria; client process notes</w:t>
+            </w:r>
+          </w:p>
+        </w:tc>
+        <w:tc>
+          <w:tcPr>
+            <w:tcW w:type="dxa" w:w="2381"/>
+            <w:vAlign w:val="center"/>
+            <w:tcMar>
+              <w:top w:w="40" w:type="dxa"/>
+              <w:left w:w="60" w:type="dxa"/>
+              <w:bottom w:w="40" w:type="dxa"/>
+              <w:right w:w="60" w:type="dxa"/>
+            </w:tcMar>
+            <w:tcBorders>
+              <w:top w:val="single" w:sz="4" w:space="0" w:color="8AA0B4"/>
+              <w:left w:val="single" w:sz="4" w:space="0" w:color="8AA0B4"/>
+              <w:bottom w:val="single" w:sz="4" w:space="0" w:color="8AA0B4"/>
+              <w:right w:val="single" w:sz="4" w:space="0" w:color="8AA0B4"/>
+            </w:tcBorders>
+            <w:shd w:fill="FFFFFF" w:val="clear"/>
+          </w:tcPr>
+          <w:p>
+            <w:pPr>
+              <w:spacing w:before="0" w:after="0" w:line="252" w:lineRule="auto"/>
+              <w:jc w:val="center"/>
+            </w:pPr>
+            <w:r/>
+            <w:r>
+              <w:rPr>
+                <w:rFonts w:ascii="Calibri" w:hAnsi="Calibri" w:eastAsia="Calibri"/>
+                <w:b/>
+                <w:color w:val="1A1A1A"/>
+                <w:sz w:val="16"/>
+              </w:rPr>
+              <w:t>Solutions Architect (Primary) / Functional Lead (Backup)</w:t>
+            </w:r>
+          </w:p>
+        </w:tc>
+        <w:tc>
+          <w:tcPr>
+            <w:tcW w:type="dxa" w:w="2381"/>
+            <w:vAlign w:val="center"/>
+            <w:tcMar>
+              <w:top w:w="40" w:type="dxa"/>
+              <w:left w:w="60" w:type="dxa"/>
+              <w:bottom w:w="40" w:type="dxa"/>
+              <w:right w:w="60" w:type="dxa"/>
+            </w:tcMar>
+            <w:tcBorders>
+              <w:top w:val="single" w:sz="4" w:space="0" w:color="8AA0B4"/>
+              <w:left w:val="single" w:sz="4" w:space="0" w:color="8AA0B4"/>
+              <w:bottom w:val="single" w:sz="4" w:space="0" w:color="8AA0B4"/>
+              <w:right w:val="single" w:sz="4" w:space="0" w:color="8AA0B4"/>
+            </w:tcBorders>
+            <w:shd w:fill="FFFFFF" w:val="clear"/>
+          </w:tcPr>
+          <w:p>
+            <w:pPr>
+              <w:spacing w:before="0" w:after="0" w:line="252" w:lineRule="auto"/>
+              <w:jc w:val="left"/>
+            </w:pPr>
+            <w:r/>
+            <w:r>
+              <w:rPr>
+                <w:rFonts w:ascii="Calibri" w:hAnsi="Calibri" w:eastAsia="Calibri"/>
+                <w:b w:val="0"/>
+                <w:color w:val="1A1A1A"/>
+                <w:sz w:val="16"/>
+              </w:rPr>
+              <w:t>Oracle Corporation (product documentation, where the client estate is Oracle)</w:t>
+            </w:r>
+          </w:p>
+        </w:tc>
+      </w:tr>
+      <w:tr>
+        <w:trPr>
+          <w:trHeight w:val="1219"/>
+        </w:trPr>
+        <w:tc>
+          <w:tcPr>
+            <w:tcW w:type="dxa" w:w="1928"/>
+            <w:vAlign w:val="center"/>
+            <w:tcMar>
+              <w:top w:w="40" w:type="dxa"/>
+              <w:left w:w="60" w:type="dxa"/>
+              <w:bottom w:w="40" w:type="dxa"/>
+              <w:right w:w="60" w:type="dxa"/>
+            </w:tcMar>
+            <w:tcBorders>
+              <w:top w:val="single" w:sz="4" w:space="0" w:color="8AA0B4"/>
+              <w:left w:val="single" w:sz="4" w:space="0" w:color="8AA0B4"/>
+              <w:bottom w:val="single" w:sz="4" w:space="0" w:color="8AA0B4"/>
+              <w:right w:val="single" w:sz="4" w:space="0" w:color="8AA0B4"/>
+            </w:tcBorders>
+            <w:shd w:fill="F4F7FA" w:val="clear"/>
+          </w:tcPr>
+          <w:p>
+            <w:pPr>
+              <w:spacing w:before="0" w:after="0" w:line="252" w:lineRule="auto"/>
+              <w:jc w:val="left"/>
+            </w:pPr>
+            <w:r/>
+            <w:r>
+              <w:rPr>
+                <w:rFonts w:ascii="Calibri" w:hAnsi="Calibri" w:eastAsia="Calibri"/>
+                <w:b/>
+                <w:color w:val="1A1A1A"/>
+                <w:sz w:val="16"/>
+              </w:rPr>
+              <w:t>Application Development (Coding)</w:t>
+            </w:r>
+          </w:p>
+        </w:tc>
+        <w:tc>
+          <w:tcPr>
+            <w:tcW w:type="dxa" w:w="2608"/>
+            <w:vAlign w:val="center"/>
+            <w:tcMar>
+              <w:top w:w="40" w:type="dxa"/>
+              <w:left w:w="60" w:type="dxa"/>
+              <w:bottom w:w="40" w:type="dxa"/>
+              <w:right w:w="60" w:type="dxa"/>
+            </w:tcMar>
+            <w:tcBorders>
+              <w:top w:val="single" w:sz="4" w:space="0" w:color="8AA0B4"/>
+              <w:left w:val="single" w:sz="4" w:space="0" w:color="8AA0B4"/>
+              <w:bottom w:val="single" w:sz="4" w:space="0" w:color="8AA0B4"/>
+              <w:right w:val="single" w:sz="4" w:space="0" w:color="8AA0B4"/>
+            </w:tcBorders>
+            <w:shd w:fill="F4F7FA" w:val="clear"/>
+          </w:tcPr>
+          <w:p>
+            <w:pPr>
+              <w:spacing w:before="0" w:after="0" w:line="252" w:lineRule="auto"/>
+              <w:jc w:val="left"/>
+            </w:pPr>
+            <w:r/>
+            <w:r>
+              <w:rPr>
+                <w:rFonts w:ascii="Calibri" w:hAnsi="Calibri" w:eastAsia="Calibri"/>
+                <w:b w:val="0"/>
+                <w:color w:val="1A1A1A"/>
+                <w:sz w:val="16"/>
+              </w:rPr>
+              <w:t>Bugs, security vulnerabilities, weak access controls, or data leakage introduced during coding</w:t>
+            </w:r>
+          </w:p>
+        </w:tc>
+        <w:tc>
+          <w:tcPr>
+            <w:tcW w:type="dxa" w:w="2948"/>
+            <w:vAlign w:val="center"/>
+            <w:tcMar>
+              <w:top w:w="40" w:type="dxa"/>
+              <w:left w:w="60" w:type="dxa"/>
+              <w:bottom w:w="40" w:type="dxa"/>
+              <w:right w:w="60" w:type="dxa"/>
+            </w:tcMar>
+            <w:tcBorders>
+              <w:top w:val="single" w:sz="4" w:space="0" w:color="8AA0B4"/>
+              <w:left w:val="single" w:sz="4" w:space="0" w:color="8AA0B4"/>
+              <w:bottom w:val="single" w:sz="4" w:space="0" w:color="8AA0B4"/>
+              <w:right w:val="single" w:sz="4" w:space="0" w:color="8AA0B4"/>
+            </w:tcBorders>
+            <w:shd w:fill="F4F7FA" w:val="clear"/>
+          </w:tcPr>
+          <w:p>
+            <w:pPr>
+              <w:spacing w:before="0" w:after="0" w:line="252" w:lineRule="auto"/>
+              <w:jc w:val="left"/>
+            </w:pPr>
+            <w:r/>
+            <w:r>
+              <w:rPr>
+                <w:rFonts w:ascii="Calibri" w:hAnsi="Calibri" w:eastAsia="Calibri"/>
+                <w:b w:val="0"/>
+                <w:color w:val="1A1A1A"/>
+                <w:sz w:val="16"/>
+              </w:rPr>
+              <w:t>Approved requirements and design; source control availability; development environment; VPN</w:t>
+            </w:r>
+          </w:p>
+        </w:tc>
+        <w:tc>
+          <w:tcPr>
+            <w:tcW w:type="dxa" w:w="2835"/>
+            <w:vAlign w:val="center"/>
+            <w:tcMar>
+              <w:top w:w="40" w:type="dxa"/>
+              <w:left w:w="60" w:type="dxa"/>
+              <w:bottom w:w="40" w:type="dxa"/>
+              <w:right w:w="60" w:type="dxa"/>
+            </w:tcMar>
+            <w:tcBorders>
+              <w:top w:val="single" w:sz="4" w:space="0" w:color="8AA0B4"/>
+              <w:left w:val="single" w:sz="4" w:space="0" w:color="8AA0B4"/>
+              <w:bottom w:val="single" w:sz="4" w:space="0" w:color="8AA0B4"/>
+              <w:right w:val="single" w:sz="4" w:space="0" w:color="8AA0B4"/>
+            </w:tcBorders>
+            <w:shd w:fill="F4F7FA" w:val="clear"/>
+          </w:tcPr>
+          <w:p>
+            <w:pPr>
+              <w:spacing w:before="0" w:after="0" w:line="252" w:lineRule="auto"/>
+              <w:jc w:val="left"/>
+            </w:pPr>
+            <w:r/>
+            <w:r>
+              <w:rPr>
+                <w:rFonts w:ascii="Calibri" w:hAnsi="Calibri" w:eastAsia="Calibri"/>
+                <w:b w:val="0"/>
+                <w:color w:val="1A1A1A"/>
+                <w:sz w:val="16"/>
+              </w:rPr>
+              <w:t>Code Review; Testing &amp; QA; Build Management; CI/CD Pipeline</w:t>
+            </w:r>
+          </w:p>
+        </w:tc>
+        <w:tc>
+          <w:tcPr>
+            <w:tcW w:type="dxa" w:w="2494"/>
+            <w:vAlign w:val="center"/>
+            <w:tcMar>
+              <w:top w:w="40" w:type="dxa"/>
+              <w:left w:w="60" w:type="dxa"/>
+              <w:bottom w:w="40" w:type="dxa"/>
+              <w:right w:w="60" w:type="dxa"/>
+            </w:tcMar>
+            <w:tcBorders>
+              <w:top w:val="single" w:sz="4" w:space="0" w:color="8AA0B4"/>
+              <w:left w:val="single" w:sz="4" w:space="0" w:color="8AA0B4"/>
+              <w:bottom w:val="single" w:sz="4" w:space="0" w:color="8AA0B4"/>
+              <w:right w:val="single" w:sz="4" w:space="0" w:color="8AA0B4"/>
+            </w:tcBorders>
+            <w:shd w:fill="F4F7FA" w:val="clear"/>
+          </w:tcPr>
+          <w:p>
+            <w:pPr>
+              <w:spacing w:before="0" w:after="0" w:line="252" w:lineRule="auto"/>
+              <w:jc w:val="left"/>
+            </w:pPr>
+            <w:r/>
+            <w:r>
+              <w:rPr>
+                <w:rFonts w:ascii="Calibri" w:hAnsi="Calibri" w:eastAsia="Calibri"/>
+                <w:b w:val="0"/>
+                <w:color w:val="1A1A1A"/>
+                <w:sz w:val="16"/>
+              </w:rPr>
+              <w:t>Development workstations; source control platform; development environment; VPN</w:t>
+            </w:r>
+          </w:p>
+        </w:tc>
+        <w:tc>
+          <w:tcPr>
+            <w:tcW w:type="dxa" w:w="2608"/>
+            <w:vAlign w:val="center"/>
+            <w:tcMar>
+              <w:top w:w="40" w:type="dxa"/>
+              <w:left w:w="60" w:type="dxa"/>
+              <w:bottom w:w="40" w:type="dxa"/>
+              <w:right w:w="60" w:type="dxa"/>
+            </w:tcMar>
+            <w:tcBorders>
+              <w:top w:val="single" w:sz="4" w:space="0" w:color="8AA0B4"/>
+              <w:left w:val="single" w:sz="4" w:space="0" w:color="8AA0B4"/>
+              <w:bottom w:val="single" w:sz="4" w:space="0" w:color="8AA0B4"/>
+              <w:right w:val="single" w:sz="4" w:space="0" w:color="8AA0B4"/>
+            </w:tcBorders>
+            <w:shd w:fill="F4F7FA" w:val="clear"/>
+          </w:tcPr>
+          <w:p>
+            <w:pPr>
+              <w:spacing w:before="0" w:after="0" w:line="252" w:lineRule="auto"/>
+              <w:jc w:val="left"/>
+            </w:pPr>
+            <w:r/>
+            <w:r>
+              <w:rPr>
+                <w:rFonts w:ascii="Calibri" w:hAnsi="Calibri" w:eastAsia="Calibri"/>
+                <w:b w:val="0"/>
+                <w:color w:val="1A1A1A"/>
+                <w:sz w:val="16"/>
+              </w:rPr>
+              <w:t>Application source; uncommitted local work; coding standards</w:t>
+            </w:r>
+          </w:p>
+        </w:tc>
+        <w:tc>
+          <w:tcPr>
+            <w:tcW w:type="dxa" w:w="2381"/>
+            <w:vAlign w:val="center"/>
+            <w:tcMar>
+              <w:top w:w="40" w:type="dxa"/>
+              <w:left w:w="60" w:type="dxa"/>
+              <w:bottom w:w="40" w:type="dxa"/>
+              <w:right w:w="60" w:type="dxa"/>
+            </w:tcMar>
+            <w:tcBorders>
+              <w:top w:val="single" w:sz="4" w:space="0" w:color="8AA0B4"/>
+              <w:left w:val="single" w:sz="4" w:space="0" w:color="8AA0B4"/>
+              <w:bottom w:val="single" w:sz="4" w:space="0" w:color="8AA0B4"/>
+              <w:right w:val="single" w:sz="4" w:space="0" w:color="8AA0B4"/>
+            </w:tcBorders>
+            <w:shd w:fill="F4F7FA" w:val="clear"/>
+          </w:tcPr>
+          <w:p>
+            <w:pPr>
+              <w:spacing w:before="0" w:after="0" w:line="252" w:lineRule="auto"/>
+              <w:jc w:val="center"/>
+            </w:pPr>
+            <w:r/>
+            <w:r>
+              <w:rPr>
+                <w:rFonts w:ascii="Calibri" w:hAnsi="Calibri" w:eastAsia="Calibri"/>
+                <w:b/>
+                <w:color w:val="1A1A1A"/>
+                <w:sz w:val="16"/>
+              </w:rPr>
+              <w:t>Lead Developer (Primary) / Senior Developer (Backup)</w:t>
+            </w:r>
+          </w:p>
+        </w:tc>
+        <w:tc>
+          <w:tcPr>
+            <w:tcW w:type="dxa" w:w="2381"/>
+            <w:vAlign w:val="center"/>
+            <w:tcMar>
+              <w:top w:w="40" w:type="dxa"/>
+              <w:left w:w="60" w:type="dxa"/>
+              <w:bottom w:w="40" w:type="dxa"/>
+              <w:right w:w="60" w:type="dxa"/>
+            </w:tcMar>
+            <w:tcBorders>
+              <w:top w:val="single" w:sz="4" w:space="0" w:color="8AA0B4"/>
+              <w:left w:val="single" w:sz="4" w:space="0" w:color="8AA0B4"/>
+              <w:bottom w:val="single" w:sz="4" w:space="0" w:color="8AA0B4"/>
+              <w:right w:val="single" w:sz="4" w:space="0" w:color="8AA0B4"/>
+            </w:tcBorders>
+            <w:shd w:fill="F4F7FA" w:val="clear"/>
+          </w:tcPr>
+          <w:p>
+            <w:pPr>
+              <w:spacing w:before="0" w:after="0" w:line="252" w:lineRule="auto"/>
+              <w:jc w:val="left"/>
+            </w:pPr>
+            <w:r/>
+            <w:r>
+              <w:rPr>
+                <w:rFonts w:ascii="Calibri" w:hAnsi="Calibri" w:eastAsia="Calibri"/>
+                <w:b w:val="0"/>
+                <w:color w:val="1A1A1A"/>
+                <w:sz w:val="16"/>
+              </w:rPr>
+              <w:t>Client ERP platform vendor (Oracle where applicable); language/runtime vendor</w:t>
+            </w:r>
+          </w:p>
+        </w:tc>
+      </w:tr>
+      <w:tr>
+        <w:trPr>
+          <w:trHeight w:val="1219"/>
+        </w:trPr>
+        <w:tc>
+          <w:tcPr>
+            <w:tcW w:type="dxa" w:w="1928"/>
+            <w:vAlign w:val="center"/>
+            <w:tcMar>
+              <w:top w:w="40" w:type="dxa"/>
+              <w:left w:w="60" w:type="dxa"/>
+              <w:bottom w:w="40" w:type="dxa"/>
+              <w:right w:w="60" w:type="dxa"/>
+            </w:tcMar>
+            <w:tcBorders>
+              <w:top w:val="single" w:sz="4" w:space="0" w:color="8AA0B4"/>
+              <w:left w:val="single" w:sz="4" w:space="0" w:color="8AA0B4"/>
+              <w:bottom w:val="single" w:sz="4" w:space="0" w:color="8AA0B4"/>
+              <w:right w:val="single" w:sz="4" w:space="0" w:color="8AA0B4"/>
+            </w:tcBorders>
+            <w:shd w:fill="FFFFFF" w:val="clear"/>
+          </w:tcPr>
+          <w:p>
+            <w:pPr>
+              <w:spacing w:before="0" w:after="0" w:line="252" w:lineRule="auto"/>
+              <w:jc w:val="left"/>
+            </w:pPr>
+            <w:r/>
+            <w:r>
+              <w:rPr>
+                <w:rFonts w:ascii="Calibri" w:hAnsi="Calibri" w:eastAsia="Calibri"/>
+                <w:b/>
+                <w:color w:val="1A1A1A"/>
+                <w:sz w:val="16"/>
+              </w:rPr>
+              <w:t>Source Code &amp; Version Control</w:t>
+            </w:r>
+          </w:p>
+        </w:tc>
+        <w:tc>
+          <w:tcPr>
+            <w:tcW w:type="dxa" w:w="2608"/>
+            <w:vAlign w:val="center"/>
+            <w:tcMar>
+              <w:top w:w="40" w:type="dxa"/>
+              <w:left w:w="60" w:type="dxa"/>
+              <w:bottom w:w="40" w:type="dxa"/>
+              <w:right w:w="60" w:type="dxa"/>
+            </w:tcMar>
+            <w:tcBorders>
+              <w:top w:val="single" w:sz="4" w:space="0" w:color="8AA0B4"/>
+              <w:left w:val="single" w:sz="4" w:space="0" w:color="8AA0B4"/>
+              <w:bottom w:val="single" w:sz="4" w:space="0" w:color="8AA0B4"/>
+              <w:right w:val="single" w:sz="4" w:space="0" w:color="8AA0B4"/>
+            </w:tcBorders>
+            <w:shd w:fill="FFFFFF" w:val="clear"/>
+          </w:tcPr>
+          <w:p>
+            <w:pPr>
+              <w:spacing w:before="0" w:after="0" w:line="252" w:lineRule="auto"/>
+              <w:jc w:val="left"/>
+            </w:pPr>
+            <w:r/>
+            <w:r>
+              <w:rPr>
+                <w:rFonts w:ascii="Calibri" w:hAnsi="Calibri" w:eastAsia="Calibri"/>
+                <w:b w:val="0"/>
+                <w:color w:val="1A1A1A"/>
+                <w:sz w:val="16"/>
+              </w:rPr>
+              <w:t>Unauthorized or untraceable code changes, loss of code, or approval of changes without proper segregation of duties</w:t>
+            </w:r>
+          </w:p>
+        </w:tc>
+        <w:tc>
+          <w:tcPr>
+            <w:tcW w:type="dxa" w:w="2948"/>
+            <w:vAlign w:val="center"/>
+            <w:tcMar>
+              <w:top w:w="40" w:type="dxa"/>
+              <w:left w:w="60" w:type="dxa"/>
+              <w:bottom w:w="40" w:type="dxa"/>
+              <w:right w:w="60" w:type="dxa"/>
+            </w:tcMar>
+            <w:tcBorders>
+              <w:top w:val="single" w:sz="4" w:space="0" w:color="8AA0B4"/>
+              <w:left w:val="single" w:sz="4" w:space="0" w:color="8AA0B4"/>
+              <w:bottom w:val="single" w:sz="4" w:space="0" w:color="8AA0B4"/>
+              <w:right w:val="single" w:sz="4" w:space="0" w:color="8AA0B4"/>
+            </w:tcBorders>
+            <w:shd w:fill="FFFFFF" w:val="clear"/>
+          </w:tcPr>
+          <w:p>
+            <w:pPr>
+              <w:spacing w:before="0" w:after="0" w:line="252" w:lineRule="auto"/>
+              <w:jc w:val="left"/>
+            </w:pPr>
+            <w:r/>
+            <w:r>
+              <w:rPr>
+                <w:rFonts w:ascii="Calibri" w:hAnsi="Calibri" w:eastAsia="Calibri"/>
+                <w:b w:val="0"/>
+                <w:color w:val="1A1A1A"/>
+                <w:sz w:val="16"/>
+              </w:rPr>
+              <w:t>Identity/directory so staff can authenticate; network access to the repository</w:t>
+            </w:r>
+          </w:p>
+        </w:tc>
+        <w:tc>
+          <w:tcPr>
+            <w:tcW w:type="dxa" w:w="2835"/>
+            <w:vAlign w:val="center"/>
+            <w:tcMar>
+              <w:top w:w="40" w:type="dxa"/>
+              <w:left w:w="60" w:type="dxa"/>
+              <w:bottom w:w="40" w:type="dxa"/>
+              <w:right w:w="60" w:type="dxa"/>
+            </w:tcMar>
+            <w:tcBorders>
+              <w:top w:val="single" w:sz="4" w:space="0" w:color="8AA0B4"/>
+              <w:left w:val="single" w:sz="4" w:space="0" w:color="8AA0B4"/>
+              <w:bottom w:val="single" w:sz="4" w:space="0" w:color="8AA0B4"/>
+              <w:right w:val="single" w:sz="4" w:space="0" w:color="8AA0B4"/>
+            </w:tcBorders>
+            <w:shd w:fill="FFFFFF" w:val="clear"/>
+          </w:tcPr>
+          <w:p>
+            <w:pPr>
+              <w:spacing w:before="0" w:after="0" w:line="252" w:lineRule="auto"/>
+              <w:jc w:val="left"/>
+            </w:pPr>
+            <w:r/>
+            <w:r>
+              <w:rPr>
+                <w:rFonts w:ascii="Calibri" w:hAnsi="Calibri" w:eastAsia="Calibri"/>
+                <w:b w:val="0"/>
+                <w:color w:val="1A1A1A"/>
+                <w:sz w:val="16"/>
+              </w:rPr>
+              <w:t>Application Development; Code Review; Build Management; CI/CD; Release Deployment — the whole delivery path</w:t>
+            </w:r>
+          </w:p>
+        </w:tc>
+        <w:tc>
+          <w:tcPr>
+            <w:tcW w:type="dxa" w:w="2494"/>
+            <w:vAlign w:val="center"/>
+            <w:tcMar>
+              <w:top w:w="40" w:type="dxa"/>
+              <w:left w:w="60" w:type="dxa"/>
+              <w:bottom w:w="40" w:type="dxa"/>
+              <w:right w:w="60" w:type="dxa"/>
+            </w:tcMar>
+            <w:tcBorders>
+              <w:top w:val="single" w:sz="4" w:space="0" w:color="8AA0B4"/>
+              <w:left w:val="single" w:sz="4" w:space="0" w:color="8AA0B4"/>
+              <w:bottom w:val="single" w:sz="4" w:space="0" w:color="8AA0B4"/>
+              <w:right w:val="single" w:sz="4" w:space="0" w:color="8AA0B4"/>
+            </w:tcBorders>
+            <w:shd w:fill="FFFFFF" w:val="clear"/>
+          </w:tcPr>
+          <w:p>
+            <w:pPr>
+              <w:spacing w:before="0" w:after="0" w:line="252" w:lineRule="auto"/>
+              <w:jc w:val="left"/>
+            </w:pPr>
+            <w:r/>
+            <w:r>
+              <w:rPr>
+                <w:rFonts w:ascii="Calibri" w:hAnsi="Calibri" w:eastAsia="Calibri"/>
+                <w:b w:val="0"/>
+                <w:color w:val="1A1A1A"/>
+                <w:sz w:val="16"/>
+              </w:rPr>
+              <w:t>Source control platform</w:t>
+            </w:r>
+          </w:p>
+        </w:tc>
+        <w:tc>
+          <w:tcPr>
+            <w:tcW w:type="dxa" w:w="2608"/>
+            <w:vAlign w:val="center"/>
+            <w:tcMar>
+              <w:top w:w="40" w:type="dxa"/>
+              <w:left w:w="60" w:type="dxa"/>
+              <w:bottom w:w="40" w:type="dxa"/>
+              <w:right w:w="60" w:type="dxa"/>
+            </w:tcMar>
+            <w:tcBorders>
+              <w:top w:val="single" w:sz="4" w:space="0" w:color="8AA0B4"/>
+              <w:left w:val="single" w:sz="4" w:space="0" w:color="8AA0B4"/>
+              <w:bottom w:val="single" w:sz="4" w:space="0" w:color="8AA0B4"/>
+              <w:right w:val="single" w:sz="4" w:space="0" w:color="8AA0B4"/>
+            </w:tcBorders>
+            <w:shd w:fill="FFFFFF" w:val="clear"/>
+          </w:tcPr>
+          <w:p>
+            <w:pPr>
+              <w:spacing w:before="0" w:after="0" w:line="252" w:lineRule="auto"/>
+              <w:jc w:val="left"/>
+            </w:pPr>
+            <w:r/>
+            <w:r>
+              <w:rPr>
+                <w:rFonts w:ascii="Calibri" w:hAnsi="Calibri" w:eastAsia="Calibri"/>
+                <w:b w:val="0"/>
+                <w:color w:val="1A1A1A"/>
+                <w:sz w:val="16"/>
+              </w:rPr>
+              <w:t>Repositories; commit history; branch permissions; merge and approval records</w:t>
+            </w:r>
+          </w:p>
+        </w:tc>
+        <w:tc>
+          <w:tcPr>
+            <w:tcW w:type="dxa" w:w="2381"/>
+            <w:vAlign w:val="center"/>
+            <w:tcMar>
+              <w:top w:w="40" w:type="dxa"/>
+              <w:left w:w="60" w:type="dxa"/>
+              <w:bottom w:w="40" w:type="dxa"/>
+              <w:right w:w="60" w:type="dxa"/>
+            </w:tcMar>
+            <w:tcBorders>
+              <w:top w:val="single" w:sz="4" w:space="0" w:color="8AA0B4"/>
+              <w:left w:val="single" w:sz="4" w:space="0" w:color="8AA0B4"/>
+              <w:bottom w:val="single" w:sz="4" w:space="0" w:color="8AA0B4"/>
+              <w:right w:val="single" w:sz="4" w:space="0" w:color="8AA0B4"/>
+            </w:tcBorders>
+            <w:shd w:fill="FFFFFF" w:val="clear"/>
+          </w:tcPr>
+          <w:p>
+            <w:pPr>
+              <w:spacing w:before="0" w:after="0" w:line="252" w:lineRule="auto"/>
+              <w:jc w:val="center"/>
+            </w:pPr>
+            <w:r/>
+            <w:r>
+              <w:rPr>
+                <w:rFonts w:ascii="Calibri" w:hAnsi="Calibri" w:eastAsia="Calibri"/>
+                <w:b/>
+                <w:color w:val="1A1A1A"/>
+                <w:sz w:val="16"/>
+              </w:rPr>
+              <w:t>Technical Lead (Primary) / Senior Developer (Backup)</w:t>
+            </w:r>
+          </w:p>
+        </w:tc>
+        <w:tc>
+          <w:tcPr>
+            <w:tcW w:type="dxa" w:w="2381"/>
+            <w:vAlign w:val="center"/>
+            <w:tcMar>
+              <w:top w:w="40" w:type="dxa"/>
+              <w:left w:w="60" w:type="dxa"/>
+              <w:bottom w:w="40" w:type="dxa"/>
+              <w:right w:w="60" w:type="dxa"/>
+            </w:tcMar>
+            <w:tcBorders>
+              <w:top w:val="single" w:sz="4" w:space="0" w:color="8AA0B4"/>
+              <w:left w:val="single" w:sz="4" w:space="0" w:color="8AA0B4"/>
+              <w:bottom w:val="single" w:sz="4" w:space="0" w:color="8AA0B4"/>
+              <w:right w:val="single" w:sz="4" w:space="0" w:color="8AA0B4"/>
+            </w:tcBorders>
+            <w:shd w:fill="FFFFFF" w:val="clear"/>
+          </w:tcPr>
+          <w:p>
+            <w:pPr>
+              <w:spacing w:before="0" w:after="0" w:line="252" w:lineRule="auto"/>
+              <w:jc w:val="left"/>
+            </w:pPr>
+            <w:r/>
+            <w:r>
+              <w:rPr>
+                <w:rFonts w:ascii="Calibri" w:hAnsi="Calibri" w:eastAsia="Calibri"/>
+                <w:b w:val="0"/>
+                <w:color w:val="1A1A1A"/>
+                <w:sz w:val="16"/>
+              </w:rPr>
+              <w:t>Source control platform vendor</w:t>
+            </w:r>
+          </w:p>
+        </w:tc>
+      </w:tr>
+      <w:tr>
+        <w:trPr>
+          <w:trHeight w:val="1219"/>
+        </w:trPr>
+        <w:tc>
+          <w:tcPr>
+            <w:tcW w:type="dxa" w:w="1928"/>
+            <w:vAlign w:val="center"/>
+            <w:tcMar>
+              <w:top w:w="40" w:type="dxa"/>
+              <w:left w:w="60" w:type="dxa"/>
+              <w:bottom w:w="40" w:type="dxa"/>
+              <w:right w:w="60" w:type="dxa"/>
+            </w:tcMar>
+            <w:tcBorders>
+              <w:top w:val="single" w:sz="4" w:space="0" w:color="8AA0B4"/>
+              <w:left w:val="single" w:sz="4" w:space="0" w:color="8AA0B4"/>
+              <w:bottom w:val="single" w:sz="4" w:space="0" w:color="8AA0B4"/>
+              <w:right w:val="single" w:sz="4" w:space="0" w:color="8AA0B4"/>
+            </w:tcBorders>
+            <w:shd w:fill="F4F7FA" w:val="clear"/>
+          </w:tcPr>
+          <w:p>
+            <w:pPr>
+              <w:spacing w:before="0" w:after="0" w:line="252" w:lineRule="auto"/>
+              <w:jc w:val="left"/>
+            </w:pPr>
+            <w:r/>
+            <w:r>
+              <w:rPr>
+                <w:rFonts w:ascii="Calibri" w:hAnsi="Calibri" w:eastAsia="Calibri"/>
+                <w:b/>
+                <w:color w:val="1A1A1A"/>
+                <w:sz w:val="16"/>
+              </w:rPr>
+              <w:t>Code Review</w:t>
+            </w:r>
+          </w:p>
+        </w:tc>
+        <w:tc>
+          <w:tcPr>
+            <w:tcW w:type="dxa" w:w="2608"/>
+            <w:vAlign w:val="center"/>
+            <w:tcMar>
+              <w:top w:w="40" w:type="dxa"/>
+              <w:left w:w="60" w:type="dxa"/>
+              <w:bottom w:w="40" w:type="dxa"/>
+              <w:right w:w="60" w:type="dxa"/>
+            </w:tcMar>
+            <w:tcBorders>
+              <w:top w:val="single" w:sz="4" w:space="0" w:color="8AA0B4"/>
+              <w:left w:val="single" w:sz="4" w:space="0" w:color="8AA0B4"/>
+              <w:bottom w:val="single" w:sz="4" w:space="0" w:color="8AA0B4"/>
+              <w:right w:val="single" w:sz="4" w:space="0" w:color="8AA0B4"/>
+            </w:tcBorders>
+            <w:shd w:fill="F4F7FA" w:val="clear"/>
+          </w:tcPr>
+          <w:p>
+            <w:pPr>
+              <w:spacing w:before="0" w:after="0" w:line="252" w:lineRule="auto"/>
+              <w:jc w:val="left"/>
+            </w:pPr>
+            <w:r/>
+            <w:r>
+              <w:rPr>
+                <w:rFonts w:ascii="Calibri" w:hAnsi="Calibri" w:eastAsia="Calibri"/>
+                <w:b w:val="0"/>
+                <w:color w:val="1A1A1A"/>
+                <w:sz w:val="16"/>
+              </w:rPr>
+              <w:t>Inadequate review allowing defects, vulnerabilities, or self-approved changes to reach production</w:t>
+            </w:r>
+          </w:p>
+        </w:tc>
+        <w:tc>
+          <w:tcPr>
+            <w:tcW w:type="dxa" w:w="2948"/>
+            <w:vAlign w:val="center"/>
+            <w:tcMar>
+              <w:top w:w="40" w:type="dxa"/>
+              <w:left w:w="60" w:type="dxa"/>
+              <w:bottom w:w="40" w:type="dxa"/>
+              <w:right w:w="60" w:type="dxa"/>
+            </w:tcMar>
+            <w:tcBorders>
+              <w:top w:val="single" w:sz="4" w:space="0" w:color="8AA0B4"/>
+              <w:left w:val="single" w:sz="4" w:space="0" w:color="8AA0B4"/>
+              <w:bottom w:val="single" w:sz="4" w:space="0" w:color="8AA0B4"/>
+              <w:right w:val="single" w:sz="4" w:space="0" w:color="8AA0B4"/>
+            </w:tcBorders>
+            <w:shd w:fill="F4F7FA" w:val="clear"/>
+          </w:tcPr>
+          <w:p>
+            <w:pPr>
+              <w:spacing w:before="0" w:after="0" w:line="252" w:lineRule="auto"/>
+              <w:jc w:val="left"/>
+            </w:pPr>
+            <w:r/>
+            <w:r>
+              <w:rPr>
+                <w:rFonts w:ascii="Calibri" w:hAnsi="Calibri" w:eastAsia="Calibri"/>
+                <w:b w:val="0"/>
+                <w:color w:val="1A1A1A"/>
+                <w:sz w:val="16"/>
+              </w:rPr>
+              <w:t>Source control; submitted change requests; coding and security standards</w:t>
+            </w:r>
+          </w:p>
+        </w:tc>
+        <w:tc>
+          <w:tcPr>
+            <w:tcW w:type="dxa" w:w="2835"/>
+            <w:vAlign w:val="center"/>
+            <w:tcMar>
+              <w:top w:w="40" w:type="dxa"/>
+              <w:left w:w="60" w:type="dxa"/>
+              <w:bottom w:w="40" w:type="dxa"/>
+              <w:right w:w="60" w:type="dxa"/>
+            </w:tcMar>
+            <w:tcBorders>
+              <w:top w:val="single" w:sz="4" w:space="0" w:color="8AA0B4"/>
+              <w:left w:val="single" w:sz="4" w:space="0" w:color="8AA0B4"/>
+              <w:bottom w:val="single" w:sz="4" w:space="0" w:color="8AA0B4"/>
+              <w:right w:val="single" w:sz="4" w:space="0" w:color="8AA0B4"/>
+            </w:tcBorders>
+            <w:shd w:fill="F4F7FA" w:val="clear"/>
+          </w:tcPr>
+          <w:p>
+            <w:pPr>
+              <w:spacing w:before="0" w:after="0" w:line="252" w:lineRule="auto"/>
+              <w:jc w:val="left"/>
+            </w:pPr>
+            <w:r/>
+            <w:r>
+              <w:rPr>
+                <w:rFonts w:ascii="Calibri" w:hAnsi="Calibri" w:eastAsia="Calibri"/>
+                <w:b w:val="0"/>
+                <w:color w:val="1A1A1A"/>
+                <w:sz w:val="16"/>
+              </w:rPr>
+              <w:t>Build Management; CI/CD; Release Deployment (unreviewed changes must not ship)</w:t>
+            </w:r>
+          </w:p>
+        </w:tc>
+        <w:tc>
+          <w:tcPr>
+            <w:tcW w:type="dxa" w:w="2494"/>
+            <w:vAlign w:val="center"/>
+            <w:tcMar>
+              <w:top w:w="40" w:type="dxa"/>
+              <w:left w:w="60" w:type="dxa"/>
+              <w:bottom w:w="40" w:type="dxa"/>
+              <w:right w:w="60" w:type="dxa"/>
+            </w:tcMar>
+            <w:tcBorders>
+              <w:top w:val="single" w:sz="4" w:space="0" w:color="8AA0B4"/>
+              <w:left w:val="single" w:sz="4" w:space="0" w:color="8AA0B4"/>
+              <w:bottom w:val="single" w:sz="4" w:space="0" w:color="8AA0B4"/>
+              <w:right w:val="single" w:sz="4" w:space="0" w:color="8AA0B4"/>
+            </w:tcBorders>
+            <w:shd w:fill="F4F7FA" w:val="clear"/>
+          </w:tcPr>
+          <w:p>
+            <w:pPr>
+              <w:spacing w:before="0" w:after="0" w:line="252" w:lineRule="auto"/>
+              <w:jc w:val="left"/>
+            </w:pPr>
+            <w:r/>
+            <w:r>
+              <w:rPr>
+                <w:rFonts w:ascii="Calibri" w:hAnsi="Calibri" w:eastAsia="Calibri"/>
+                <w:b w:val="0"/>
+                <w:color w:val="1A1A1A"/>
+                <w:sz w:val="16"/>
+              </w:rPr>
+              <w:t>Source control review workflow</w:t>
+            </w:r>
+          </w:p>
+        </w:tc>
+        <w:tc>
+          <w:tcPr>
+            <w:tcW w:type="dxa" w:w="2608"/>
+            <w:vAlign w:val="center"/>
+            <w:tcMar>
+              <w:top w:w="40" w:type="dxa"/>
+              <w:left w:w="60" w:type="dxa"/>
+              <w:bottom w:w="40" w:type="dxa"/>
+              <w:right w:w="60" w:type="dxa"/>
+            </w:tcMar>
+            <w:tcBorders>
+              <w:top w:val="single" w:sz="4" w:space="0" w:color="8AA0B4"/>
+              <w:left w:val="single" w:sz="4" w:space="0" w:color="8AA0B4"/>
+              <w:bottom w:val="single" w:sz="4" w:space="0" w:color="8AA0B4"/>
+              <w:right w:val="single" w:sz="4" w:space="0" w:color="8AA0B4"/>
+            </w:tcBorders>
+            <w:shd w:fill="F4F7FA" w:val="clear"/>
+          </w:tcPr>
+          <w:p>
+            <w:pPr>
+              <w:spacing w:before="0" w:after="0" w:line="252" w:lineRule="auto"/>
+              <w:jc w:val="left"/>
+            </w:pPr>
+            <w:r/>
+            <w:r>
+              <w:rPr>
+                <w:rFonts w:ascii="Calibri" w:hAnsi="Calibri" w:eastAsia="Calibri"/>
+                <w:b w:val="0"/>
+                <w:color w:val="1A1A1A"/>
+                <w:sz w:val="16"/>
+              </w:rPr>
+              <w:t>Review comments; approval records; defect and vulnerability findings</w:t>
+            </w:r>
+          </w:p>
+        </w:tc>
+        <w:tc>
+          <w:tcPr>
+            <w:tcW w:type="dxa" w:w="2381"/>
+            <w:vAlign w:val="center"/>
+            <w:tcMar>
+              <w:top w:w="40" w:type="dxa"/>
+              <w:left w:w="60" w:type="dxa"/>
+              <w:bottom w:w="40" w:type="dxa"/>
+              <w:right w:w="60" w:type="dxa"/>
+            </w:tcMar>
+            <w:tcBorders>
+              <w:top w:val="single" w:sz="4" w:space="0" w:color="8AA0B4"/>
+              <w:left w:val="single" w:sz="4" w:space="0" w:color="8AA0B4"/>
+              <w:bottom w:val="single" w:sz="4" w:space="0" w:color="8AA0B4"/>
+              <w:right w:val="single" w:sz="4" w:space="0" w:color="8AA0B4"/>
+            </w:tcBorders>
+            <w:shd w:fill="F4F7FA" w:val="clear"/>
+          </w:tcPr>
+          <w:p>
+            <w:pPr>
+              <w:spacing w:before="0" w:after="0" w:line="252" w:lineRule="auto"/>
+              <w:jc w:val="center"/>
+            </w:pPr>
+            <w:r/>
+            <w:r>
+              <w:rPr>
+                <w:rFonts w:ascii="Calibri" w:hAnsi="Calibri" w:eastAsia="Calibri"/>
+                <w:b/>
+                <w:color w:val="1A1A1A"/>
+                <w:sz w:val="16"/>
+              </w:rPr>
+              <w:t>Technical Lead (Primary) / Senior Developer (Backup)</w:t>
+            </w:r>
+          </w:p>
+        </w:tc>
+        <w:tc>
+          <w:tcPr>
+            <w:tcW w:type="dxa" w:w="2381"/>
+            <w:vAlign w:val="center"/>
+            <w:tcMar>
+              <w:top w:w="40" w:type="dxa"/>
+              <w:left w:w="60" w:type="dxa"/>
+              <w:bottom w:w="40" w:type="dxa"/>
+              <w:right w:w="60" w:type="dxa"/>
+            </w:tcMar>
+            <w:tcBorders>
+              <w:top w:val="single" w:sz="4" w:space="0" w:color="8AA0B4"/>
+              <w:left w:val="single" w:sz="4" w:space="0" w:color="8AA0B4"/>
+              <w:bottom w:val="single" w:sz="4" w:space="0" w:color="8AA0B4"/>
+              <w:right w:val="single" w:sz="4" w:space="0" w:color="8AA0B4"/>
+            </w:tcBorders>
+            <w:shd w:fill="F4F7FA" w:val="clear"/>
+          </w:tcPr>
+          <w:p>
+            <w:pPr>
+              <w:spacing w:before="0" w:after="0" w:line="252" w:lineRule="auto"/>
+              <w:jc w:val="left"/>
+            </w:pPr>
+            <w:r/>
+            <w:r>
+              <w:rPr>
+                <w:rFonts w:ascii="Calibri" w:hAnsi="Calibri" w:eastAsia="Calibri"/>
+                <w:b w:val="0"/>
+                <w:color w:val="1A1A1A"/>
+                <w:sz w:val="16"/>
+              </w:rPr>
+              <w:t>Source control platform vendor</w:t>
+            </w:r>
+          </w:p>
+        </w:tc>
+      </w:tr>
+      <w:tr>
+        <w:trPr>
+          <w:trHeight w:val="1219"/>
+        </w:trPr>
+        <w:tc>
+          <w:tcPr>
+            <w:tcW w:type="dxa" w:w="1928"/>
+            <w:vAlign w:val="center"/>
+            <w:tcMar>
+              <w:top w:w="40" w:type="dxa"/>
+              <w:left w:w="60" w:type="dxa"/>
+              <w:bottom w:w="40" w:type="dxa"/>
+              <w:right w:w="60" w:type="dxa"/>
+            </w:tcMar>
+            <w:tcBorders>
+              <w:top w:val="single" w:sz="4" w:space="0" w:color="8AA0B4"/>
+              <w:left w:val="single" w:sz="4" w:space="0" w:color="8AA0B4"/>
+              <w:bottom w:val="single" w:sz="4" w:space="0" w:color="8AA0B4"/>
+              <w:right w:val="single" w:sz="4" w:space="0" w:color="8AA0B4"/>
+            </w:tcBorders>
+            <w:shd w:fill="FFFFFF" w:val="clear"/>
+          </w:tcPr>
+          <w:p>
+            <w:pPr>
+              <w:spacing w:before="0" w:after="0" w:line="252" w:lineRule="auto"/>
+              <w:jc w:val="left"/>
+            </w:pPr>
+            <w:r/>
+            <w:r>
+              <w:rPr>
+                <w:rFonts w:ascii="Calibri" w:hAnsi="Calibri" w:eastAsia="Calibri"/>
+                <w:b/>
+                <w:color w:val="1A1A1A"/>
+                <w:sz w:val="16"/>
+              </w:rPr>
+              <w:t>Testing &amp; Quality Assurance</w:t>
+            </w:r>
+          </w:p>
+        </w:tc>
+        <w:tc>
+          <w:tcPr>
+            <w:tcW w:type="dxa" w:w="2608"/>
+            <w:vAlign w:val="center"/>
+            <w:tcMar>
+              <w:top w:w="40" w:type="dxa"/>
+              <w:left w:w="60" w:type="dxa"/>
+              <w:bottom w:w="40" w:type="dxa"/>
+              <w:right w:w="60" w:type="dxa"/>
+            </w:tcMar>
+            <w:tcBorders>
+              <w:top w:val="single" w:sz="4" w:space="0" w:color="8AA0B4"/>
+              <w:left w:val="single" w:sz="4" w:space="0" w:color="8AA0B4"/>
+              <w:bottom w:val="single" w:sz="4" w:space="0" w:color="8AA0B4"/>
+              <w:right w:val="single" w:sz="4" w:space="0" w:color="8AA0B4"/>
+            </w:tcBorders>
+            <w:shd w:fill="FFFFFF" w:val="clear"/>
+          </w:tcPr>
+          <w:p>
+            <w:pPr>
+              <w:spacing w:before="0" w:after="0" w:line="252" w:lineRule="auto"/>
+              <w:jc w:val="left"/>
+            </w:pPr>
+            <w:r/>
+            <w:r>
+              <w:rPr>
+                <w:rFonts w:ascii="Calibri" w:hAnsi="Calibri" w:eastAsia="Calibri"/>
+                <w:b w:val="0"/>
+                <w:color w:val="1A1A1A"/>
+                <w:sz w:val="16"/>
+              </w:rPr>
+              <w:t>Inadequate test coverage resulting in undetected defects or untested functionality reaching production</w:t>
+            </w:r>
+          </w:p>
+        </w:tc>
+        <w:tc>
+          <w:tcPr>
+            <w:tcW w:type="dxa" w:w="2948"/>
+            <w:vAlign w:val="center"/>
+            <w:tcMar>
+              <w:top w:w="40" w:type="dxa"/>
+              <w:left w:w="60" w:type="dxa"/>
+              <w:bottom w:w="40" w:type="dxa"/>
+              <w:right w:w="60" w:type="dxa"/>
+            </w:tcMar>
+            <w:tcBorders>
+              <w:top w:val="single" w:sz="4" w:space="0" w:color="8AA0B4"/>
+              <w:left w:val="single" w:sz="4" w:space="0" w:color="8AA0B4"/>
+              <w:bottom w:val="single" w:sz="4" w:space="0" w:color="8AA0B4"/>
+              <w:right w:val="single" w:sz="4" w:space="0" w:color="8AA0B4"/>
+            </w:tcBorders>
+            <w:shd w:fill="FFFFFF" w:val="clear"/>
+          </w:tcPr>
+          <w:p>
+            <w:pPr>
+              <w:spacing w:before="0" w:after="0" w:line="252" w:lineRule="auto"/>
+              <w:jc w:val="left"/>
+            </w:pPr>
+            <w:r/>
+            <w:r>
+              <w:rPr>
+                <w:rFonts w:ascii="Calibri" w:hAnsi="Calibri" w:eastAsia="Calibri"/>
+                <w:b w:val="0"/>
+                <w:color w:val="1A1A1A"/>
+                <w:sz w:val="16"/>
+              </w:rPr>
+              <w:t>Testable build; requirements/acceptance criteria; test or staging environment; Implementation Functional Unit business scenarios</w:t>
+            </w:r>
+          </w:p>
+        </w:tc>
+        <w:tc>
+          <w:tcPr>
+            <w:tcW w:type="dxa" w:w="2835"/>
+            <w:vAlign w:val="center"/>
+            <w:tcMar>
+              <w:top w:w="40" w:type="dxa"/>
+              <w:left w:w="60" w:type="dxa"/>
+              <w:bottom w:w="40" w:type="dxa"/>
+              <w:right w:w="60" w:type="dxa"/>
+            </w:tcMar>
+            <w:tcBorders>
+              <w:top w:val="single" w:sz="4" w:space="0" w:color="8AA0B4"/>
+              <w:left w:val="single" w:sz="4" w:space="0" w:color="8AA0B4"/>
+              <w:bottom w:val="single" w:sz="4" w:space="0" w:color="8AA0B4"/>
+              <w:right w:val="single" w:sz="4" w:space="0" w:color="8AA0B4"/>
+            </w:tcBorders>
+            <w:shd w:fill="FFFFFF" w:val="clear"/>
+          </w:tcPr>
+          <w:p>
+            <w:pPr>
+              <w:spacing w:before="0" w:after="0" w:line="252" w:lineRule="auto"/>
+              <w:jc w:val="left"/>
+            </w:pPr>
+            <w:r/>
+            <w:r>
+              <w:rPr>
+                <w:rFonts w:ascii="Calibri" w:hAnsi="Calibri" w:eastAsia="Calibri"/>
+                <w:b w:val="0"/>
+                <w:color w:val="1A1A1A"/>
+                <w:sz w:val="16"/>
+              </w:rPr>
+              <w:t>Release Management; Release Deployment; client go-live confidence</w:t>
+            </w:r>
+          </w:p>
+        </w:tc>
+        <w:tc>
+          <w:tcPr>
+            <w:tcW w:type="dxa" w:w="2494"/>
+            <w:vAlign w:val="center"/>
+            <w:tcMar>
+              <w:top w:w="40" w:type="dxa"/>
+              <w:left w:w="60" w:type="dxa"/>
+              <w:bottom w:w="40" w:type="dxa"/>
+              <w:right w:w="60" w:type="dxa"/>
+            </w:tcMar>
+            <w:tcBorders>
+              <w:top w:val="single" w:sz="4" w:space="0" w:color="8AA0B4"/>
+              <w:left w:val="single" w:sz="4" w:space="0" w:color="8AA0B4"/>
+              <w:bottom w:val="single" w:sz="4" w:space="0" w:color="8AA0B4"/>
+              <w:right w:val="single" w:sz="4" w:space="0" w:color="8AA0B4"/>
+            </w:tcBorders>
+            <w:shd w:fill="FFFFFF" w:val="clear"/>
+          </w:tcPr>
+          <w:p>
+            <w:pPr>
+              <w:spacing w:before="0" w:after="0" w:line="252" w:lineRule="auto"/>
+              <w:jc w:val="left"/>
+            </w:pPr>
+            <w:r/>
+            <w:r>
+              <w:rPr>
+                <w:rFonts w:ascii="Calibri" w:hAnsi="Calibri" w:eastAsia="Calibri"/>
+                <w:b w:val="0"/>
+                <w:color w:val="1A1A1A"/>
+                <w:sz w:val="16"/>
+              </w:rPr>
+              <w:t>Test/staging environment; ticketing portal (defects); VPN</w:t>
+            </w:r>
+          </w:p>
+        </w:tc>
+        <w:tc>
+          <w:tcPr>
+            <w:tcW w:type="dxa" w:w="2608"/>
+            <w:vAlign w:val="center"/>
+            <w:tcMar>
+              <w:top w:w="40" w:type="dxa"/>
+              <w:left w:w="60" w:type="dxa"/>
+              <w:bottom w:w="40" w:type="dxa"/>
+              <w:right w:w="60" w:type="dxa"/>
+            </w:tcMar>
+            <w:tcBorders>
+              <w:top w:val="single" w:sz="4" w:space="0" w:color="8AA0B4"/>
+              <w:left w:val="single" w:sz="4" w:space="0" w:color="8AA0B4"/>
+              <w:bottom w:val="single" w:sz="4" w:space="0" w:color="8AA0B4"/>
+              <w:right w:val="single" w:sz="4" w:space="0" w:color="8AA0B4"/>
+            </w:tcBorders>
+            <w:shd w:fill="FFFFFF" w:val="clear"/>
+          </w:tcPr>
+          <w:p>
+            <w:pPr>
+              <w:spacing w:before="0" w:after="0" w:line="252" w:lineRule="auto"/>
+              <w:jc w:val="left"/>
+            </w:pPr>
+            <w:r/>
+            <w:r>
+              <w:rPr>
+                <w:rFonts w:ascii="Calibri" w:hAnsi="Calibri" w:eastAsia="Calibri"/>
+                <w:b w:val="0"/>
+                <w:color w:val="1A1A1A"/>
+                <w:sz w:val="16"/>
+              </w:rPr>
+              <w:t>Test cases; test results; defect logs; sign-off records</w:t>
+            </w:r>
+          </w:p>
+        </w:tc>
+        <w:tc>
+          <w:tcPr>
+            <w:tcW w:type="dxa" w:w="2381"/>
+            <w:vAlign w:val="center"/>
+            <w:tcMar>
+              <w:top w:w="40" w:type="dxa"/>
+              <w:left w:w="60" w:type="dxa"/>
+              <w:bottom w:w="40" w:type="dxa"/>
+              <w:right w:w="60" w:type="dxa"/>
+            </w:tcMar>
+            <w:tcBorders>
+              <w:top w:val="single" w:sz="4" w:space="0" w:color="8AA0B4"/>
+              <w:left w:val="single" w:sz="4" w:space="0" w:color="8AA0B4"/>
+              <w:bottom w:val="single" w:sz="4" w:space="0" w:color="8AA0B4"/>
+              <w:right w:val="single" w:sz="4" w:space="0" w:color="8AA0B4"/>
+            </w:tcBorders>
+            <w:shd w:fill="FFFFFF" w:val="clear"/>
+          </w:tcPr>
+          <w:p>
+            <w:pPr>
+              <w:spacing w:before="0" w:after="0" w:line="252" w:lineRule="auto"/>
+              <w:jc w:val="center"/>
+            </w:pPr>
+            <w:r/>
+            <w:r>
+              <w:rPr>
+                <w:rFonts w:ascii="Calibri" w:hAnsi="Calibri" w:eastAsia="Calibri"/>
+                <w:b/>
+                <w:color w:val="1A1A1A"/>
+                <w:sz w:val="16"/>
+              </w:rPr>
+              <w:t>QA Lead (Primary) / Functional Tester (Backup)</w:t>
+            </w:r>
+          </w:p>
+        </w:tc>
+        <w:tc>
+          <w:tcPr>
+            <w:tcW w:type="dxa" w:w="2381"/>
+            <w:vAlign w:val="center"/>
+            <w:tcMar>
+              <w:top w:w="40" w:type="dxa"/>
+              <w:left w:w="60" w:type="dxa"/>
+              <w:bottom w:w="40" w:type="dxa"/>
+              <w:right w:w="60" w:type="dxa"/>
+            </w:tcMar>
+            <w:tcBorders>
+              <w:top w:val="single" w:sz="4" w:space="0" w:color="8AA0B4"/>
+              <w:left w:val="single" w:sz="4" w:space="0" w:color="8AA0B4"/>
+              <w:bottom w:val="single" w:sz="4" w:space="0" w:color="8AA0B4"/>
+              <w:right w:val="single" w:sz="4" w:space="0" w:color="8AA0B4"/>
+            </w:tcBorders>
+            <w:shd w:fill="FFFFFF" w:val="clear"/>
+          </w:tcPr>
+          <w:p>
+            <w:pPr>
+              <w:spacing w:before="0" w:after="0" w:line="252" w:lineRule="auto"/>
+              <w:jc w:val="left"/>
+            </w:pPr>
+            <w:r/>
+            <w:r>
+              <w:rPr>
+                <w:rFonts w:ascii="Calibri" w:hAnsi="Calibri" w:eastAsia="Calibri"/>
+                <w:b w:val="0"/>
+                <w:color w:val="1A1A1A"/>
+                <w:sz w:val="16"/>
+              </w:rPr>
+              <w:t>Hosting/cloud provider (test environments)</w:t>
+            </w:r>
+          </w:p>
+        </w:tc>
+      </w:tr>
+      <w:tr>
+        <w:trPr>
+          <w:trHeight w:val="1219"/>
+        </w:trPr>
+        <w:tc>
+          <w:tcPr>
+            <w:tcW w:type="dxa" w:w="1928"/>
+            <w:vAlign w:val="center"/>
+            <w:tcMar>
+              <w:top w:w="40" w:type="dxa"/>
+              <w:left w:w="60" w:type="dxa"/>
+              <w:bottom w:w="40" w:type="dxa"/>
+              <w:right w:w="60" w:type="dxa"/>
+            </w:tcMar>
+            <w:tcBorders>
+              <w:top w:val="single" w:sz="4" w:space="0" w:color="8AA0B4"/>
+              <w:left w:val="single" w:sz="4" w:space="0" w:color="8AA0B4"/>
+              <w:bottom w:val="single" w:sz="4" w:space="0" w:color="8AA0B4"/>
+              <w:right w:val="single" w:sz="4" w:space="0" w:color="8AA0B4"/>
+            </w:tcBorders>
+            <w:shd w:fill="F4F7FA" w:val="clear"/>
+          </w:tcPr>
+          <w:p>
+            <w:pPr>
+              <w:spacing w:before="0" w:after="0" w:line="252" w:lineRule="auto"/>
+              <w:jc w:val="left"/>
+            </w:pPr>
+            <w:r/>
+            <w:r>
+              <w:rPr>
+                <w:rFonts w:ascii="Calibri" w:hAnsi="Calibri" w:eastAsia="Calibri"/>
+                <w:b/>
+                <w:color w:val="1A1A1A"/>
+                <w:sz w:val="16"/>
+              </w:rPr>
+              <w:t>Build Management</w:t>
+            </w:r>
+          </w:p>
+        </w:tc>
+        <w:tc>
+          <w:tcPr>
+            <w:tcW w:type="dxa" w:w="2608"/>
+            <w:vAlign w:val="center"/>
+            <w:tcMar>
+              <w:top w:w="40" w:type="dxa"/>
+              <w:left w:w="60" w:type="dxa"/>
+              <w:bottom w:w="40" w:type="dxa"/>
+              <w:right w:w="60" w:type="dxa"/>
+            </w:tcMar>
+            <w:tcBorders>
+              <w:top w:val="single" w:sz="4" w:space="0" w:color="8AA0B4"/>
+              <w:left w:val="single" w:sz="4" w:space="0" w:color="8AA0B4"/>
+              <w:bottom w:val="single" w:sz="4" w:space="0" w:color="8AA0B4"/>
+              <w:right w:val="single" w:sz="4" w:space="0" w:color="8AA0B4"/>
+            </w:tcBorders>
+            <w:shd w:fill="F4F7FA" w:val="clear"/>
+          </w:tcPr>
+          <w:p>
+            <w:pPr>
+              <w:spacing w:before="0" w:after="0" w:line="252" w:lineRule="auto"/>
+              <w:jc w:val="left"/>
+            </w:pPr>
+            <w:r/>
+            <w:r>
+              <w:rPr>
+                <w:rFonts w:ascii="Calibri" w:hAnsi="Calibri" w:eastAsia="Calibri"/>
+                <w:b w:val="0"/>
+                <w:color w:val="1A1A1A"/>
+                <w:sz w:val="16"/>
+              </w:rPr>
+              <w:t>Compromised or inconsistent builds resulting from unauthorized changes or vulnerable dependencies</w:t>
+            </w:r>
+          </w:p>
+        </w:tc>
+        <w:tc>
+          <w:tcPr>
+            <w:tcW w:type="dxa" w:w="2948"/>
+            <w:vAlign w:val="center"/>
+            <w:tcMar>
+              <w:top w:w="40" w:type="dxa"/>
+              <w:left w:w="60" w:type="dxa"/>
+              <w:bottom w:w="40" w:type="dxa"/>
+              <w:right w:w="60" w:type="dxa"/>
+            </w:tcMar>
+            <w:tcBorders>
+              <w:top w:val="single" w:sz="4" w:space="0" w:color="8AA0B4"/>
+              <w:left w:val="single" w:sz="4" w:space="0" w:color="8AA0B4"/>
+              <w:bottom w:val="single" w:sz="4" w:space="0" w:color="8AA0B4"/>
+              <w:right w:val="single" w:sz="4" w:space="0" w:color="8AA0B4"/>
+            </w:tcBorders>
+            <w:shd w:fill="F4F7FA" w:val="clear"/>
+          </w:tcPr>
+          <w:p>
+            <w:pPr>
+              <w:spacing w:before="0" w:after="0" w:line="252" w:lineRule="auto"/>
+              <w:jc w:val="left"/>
+            </w:pPr>
+            <w:r/>
+            <w:r>
+              <w:rPr>
+                <w:rFonts w:ascii="Calibri" w:hAnsi="Calibri" w:eastAsia="Calibri"/>
+                <w:b w:val="0"/>
+                <w:color w:val="1A1A1A"/>
+                <w:sz w:val="16"/>
+              </w:rPr>
+              <w:t>Approved code in source control; dependency/artefact store; build configuration</w:t>
+            </w:r>
+          </w:p>
+        </w:tc>
+        <w:tc>
+          <w:tcPr>
+            <w:tcW w:type="dxa" w:w="2835"/>
+            <w:vAlign w:val="center"/>
+            <w:tcMar>
+              <w:top w:w="40" w:type="dxa"/>
+              <w:left w:w="60" w:type="dxa"/>
+              <w:bottom w:w="40" w:type="dxa"/>
+              <w:right w:w="60" w:type="dxa"/>
+            </w:tcMar>
+            <w:tcBorders>
+              <w:top w:val="single" w:sz="4" w:space="0" w:color="8AA0B4"/>
+              <w:left w:val="single" w:sz="4" w:space="0" w:color="8AA0B4"/>
+              <w:bottom w:val="single" w:sz="4" w:space="0" w:color="8AA0B4"/>
+              <w:right w:val="single" w:sz="4" w:space="0" w:color="8AA0B4"/>
+            </w:tcBorders>
+            <w:shd w:fill="F4F7FA" w:val="clear"/>
+          </w:tcPr>
+          <w:p>
+            <w:pPr>
+              <w:spacing w:before="0" w:after="0" w:line="252" w:lineRule="auto"/>
+              <w:jc w:val="left"/>
+            </w:pPr>
+            <w:r/>
+            <w:r>
+              <w:rPr>
+                <w:rFonts w:ascii="Calibri" w:hAnsi="Calibri" w:eastAsia="Calibri"/>
+                <w:b w:val="0"/>
+                <w:color w:val="1A1A1A"/>
+                <w:sz w:val="16"/>
+              </w:rPr>
+              <w:t>CI/CD Pipeline; Release Deployment</w:t>
+            </w:r>
+          </w:p>
+        </w:tc>
+        <w:tc>
+          <w:tcPr>
+            <w:tcW w:type="dxa" w:w="2494"/>
+            <w:vAlign w:val="center"/>
+            <w:tcMar>
+              <w:top w:w="40" w:type="dxa"/>
+              <w:left w:w="60" w:type="dxa"/>
+              <w:bottom w:w="40" w:type="dxa"/>
+              <w:right w:w="60" w:type="dxa"/>
+            </w:tcMar>
+            <w:tcBorders>
+              <w:top w:val="single" w:sz="4" w:space="0" w:color="8AA0B4"/>
+              <w:left w:val="single" w:sz="4" w:space="0" w:color="8AA0B4"/>
+              <w:bottom w:val="single" w:sz="4" w:space="0" w:color="8AA0B4"/>
+              <w:right w:val="single" w:sz="4" w:space="0" w:color="8AA0B4"/>
+            </w:tcBorders>
+            <w:shd w:fill="F4F7FA" w:val="clear"/>
+          </w:tcPr>
+          <w:p>
+            <w:pPr>
+              <w:spacing w:before="0" w:after="0" w:line="252" w:lineRule="auto"/>
+              <w:jc w:val="left"/>
+            </w:pPr>
+            <w:r/>
+            <w:r>
+              <w:rPr>
+                <w:rFonts w:ascii="Calibri" w:hAnsi="Calibri" w:eastAsia="Calibri"/>
+                <w:b w:val="0"/>
+                <w:color w:val="1A1A1A"/>
+                <w:sz w:val="16"/>
+              </w:rPr>
+              <w:t>Build server; artefact repository; source control</w:t>
+            </w:r>
+          </w:p>
+        </w:tc>
+        <w:tc>
+          <w:tcPr>
+            <w:tcW w:type="dxa" w:w="2608"/>
+            <w:vAlign w:val="center"/>
+            <w:tcMar>
+              <w:top w:w="40" w:type="dxa"/>
+              <w:left w:w="60" w:type="dxa"/>
+              <w:bottom w:w="40" w:type="dxa"/>
+              <w:right w:w="60" w:type="dxa"/>
+            </w:tcMar>
+            <w:tcBorders>
+              <w:top w:val="single" w:sz="4" w:space="0" w:color="8AA0B4"/>
+              <w:left w:val="single" w:sz="4" w:space="0" w:color="8AA0B4"/>
+              <w:bottom w:val="single" w:sz="4" w:space="0" w:color="8AA0B4"/>
+              <w:right w:val="single" w:sz="4" w:space="0" w:color="8AA0B4"/>
+            </w:tcBorders>
+            <w:shd w:fill="F4F7FA" w:val="clear"/>
+          </w:tcPr>
+          <w:p>
+            <w:pPr>
+              <w:spacing w:before="0" w:after="0" w:line="252" w:lineRule="auto"/>
+              <w:jc w:val="left"/>
+            </w:pPr>
+            <w:r/>
+            <w:r>
+              <w:rPr>
+                <w:rFonts w:ascii="Calibri" w:hAnsi="Calibri" w:eastAsia="Calibri"/>
+                <w:b w:val="0"/>
+                <w:color w:val="1A1A1A"/>
+                <w:sz w:val="16"/>
+              </w:rPr>
+              <w:t>Build definitions; build logs; versioned artefacts; dependency lockfiles</w:t>
+            </w:r>
+          </w:p>
+        </w:tc>
+        <w:tc>
+          <w:tcPr>
+            <w:tcW w:type="dxa" w:w="2381"/>
+            <w:vAlign w:val="center"/>
+            <w:tcMar>
+              <w:top w:w="40" w:type="dxa"/>
+              <w:left w:w="60" w:type="dxa"/>
+              <w:bottom w:w="40" w:type="dxa"/>
+              <w:right w:w="60" w:type="dxa"/>
+            </w:tcMar>
+            <w:tcBorders>
+              <w:top w:val="single" w:sz="4" w:space="0" w:color="8AA0B4"/>
+              <w:left w:val="single" w:sz="4" w:space="0" w:color="8AA0B4"/>
+              <w:bottom w:val="single" w:sz="4" w:space="0" w:color="8AA0B4"/>
+              <w:right w:val="single" w:sz="4" w:space="0" w:color="8AA0B4"/>
+            </w:tcBorders>
+            <w:shd w:fill="F4F7FA" w:val="clear"/>
+          </w:tcPr>
+          <w:p>
+            <w:pPr>
+              <w:spacing w:before="0" w:after="0" w:line="252" w:lineRule="auto"/>
+              <w:jc w:val="center"/>
+            </w:pPr>
+            <w:r/>
+            <w:r>
+              <w:rPr>
+                <w:rFonts w:ascii="Calibri" w:hAnsi="Calibri" w:eastAsia="Calibri"/>
+                <w:b/>
+                <w:color w:val="1A1A1A"/>
+                <w:sz w:val="16"/>
+              </w:rPr>
+              <w:t>DevOps Engineer (Primary) / Technical Lead (Backup)</w:t>
+            </w:r>
+          </w:p>
+        </w:tc>
+        <w:tc>
+          <w:tcPr>
+            <w:tcW w:type="dxa" w:w="2381"/>
+            <w:vAlign w:val="center"/>
+            <w:tcMar>
+              <w:top w:w="40" w:type="dxa"/>
+              <w:left w:w="60" w:type="dxa"/>
+              <w:bottom w:w="40" w:type="dxa"/>
+              <w:right w:w="60" w:type="dxa"/>
+            </w:tcMar>
+            <w:tcBorders>
+              <w:top w:val="single" w:sz="4" w:space="0" w:color="8AA0B4"/>
+              <w:left w:val="single" w:sz="4" w:space="0" w:color="8AA0B4"/>
+              <w:bottom w:val="single" w:sz="4" w:space="0" w:color="8AA0B4"/>
+              <w:right w:val="single" w:sz="4" w:space="0" w:color="8AA0B4"/>
+            </w:tcBorders>
+            <w:shd w:fill="F4F7FA" w:val="clear"/>
+          </w:tcPr>
+          <w:p>
+            <w:pPr>
+              <w:spacing w:before="0" w:after="0" w:line="252" w:lineRule="auto"/>
+              <w:jc w:val="left"/>
+            </w:pPr>
+            <w:r/>
+            <w:r>
+              <w:rPr>
+                <w:rFonts w:ascii="Calibri" w:hAnsi="Calibri" w:eastAsia="Calibri"/>
+                <w:b w:val="0"/>
+                <w:color w:val="1A1A1A"/>
+                <w:sz w:val="16"/>
+              </w:rPr>
+              <w:t>Build and artefact platform vendor</w:t>
+            </w:r>
+          </w:p>
+        </w:tc>
+      </w:tr>
+      <w:tr>
+        <w:trPr>
+          <w:trHeight w:val="1219"/>
+        </w:trPr>
+        <w:tc>
+          <w:tcPr>
+            <w:tcW w:type="dxa" w:w="1928"/>
+            <w:vAlign w:val="center"/>
+            <w:tcMar>
+              <w:top w:w="40" w:type="dxa"/>
+              <w:left w:w="60" w:type="dxa"/>
+              <w:bottom w:w="40" w:type="dxa"/>
+              <w:right w:w="60" w:type="dxa"/>
+            </w:tcMar>
+            <w:tcBorders>
+              <w:top w:val="single" w:sz="4" w:space="0" w:color="8AA0B4"/>
+              <w:left w:val="single" w:sz="4" w:space="0" w:color="8AA0B4"/>
+              <w:bottom w:val="single" w:sz="4" w:space="0" w:color="8AA0B4"/>
+              <w:right w:val="single" w:sz="4" w:space="0" w:color="8AA0B4"/>
+            </w:tcBorders>
+            <w:shd w:fill="FFFFFF" w:val="clear"/>
+          </w:tcPr>
+          <w:p>
+            <w:pPr>
+              <w:spacing w:before="0" w:after="0" w:line="252" w:lineRule="auto"/>
+              <w:jc w:val="left"/>
+            </w:pPr>
+            <w:r/>
+            <w:r>
+              <w:rPr>
+                <w:rFonts w:ascii="Calibri" w:hAnsi="Calibri" w:eastAsia="Calibri"/>
+                <w:b/>
+                <w:color w:val="1A1A1A"/>
+                <w:sz w:val="16"/>
+              </w:rPr>
+              <w:t>CI/CD Pipeline Management</w:t>
+            </w:r>
+          </w:p>
+        </w:tc>
+        <w:tc>
+          <w:tcPr>
+            <w:tcW w:type="dxa" w:w="2608"/>
+            <w:vAlign w:val="center"/>
+            <w:tcMar>
+              <w:top w:w="40" w:type="dxa"/>
+              <w:left w:w="60" w:type="dxa"/>
+              <w:bottom w:w="40" w:type="dxa"/>
+              <w:right w:w="60" w:type="dxa"/>
+            </w:tcMar>
+            <w:tcBorders>
+              <w:top w:val="single" w:sz="4" w:space="0" w:color="8AA0B4"/>
+              <w:left w:val="single" w:sz="4" w:space="0" w:color="8AA0B4"/>
+              <w:bottom w:val="single" w:sz="4" w:space="0" w:color="8AA0B4"/>
+              <w:right w:val="single" w:sz="4" w:space="0" w:color="8AA0B4"/>
+            </w:tcBorders>
+            <w:shd w:fill="FFFFFF" w:val="clear"/>
+          </w:tcPr>
+          <w:p>
+            <w:pPr>
+              <w:spacing w:before="0" w:after="0" w:line="252" w:lineRule="auto"/>
+              <w:jc w:val="left"/>
+            </w:pPr>
+            <w:r/>
+            <w:r>
+              <w:rPr>
+                <w:rFonts w:ascii="Calibri" w:hAnsi="Calibri" w:eastAsia="Calibri"/>
+                <w:b w:val="0"/>
+                <w:color w:val="1A1A1A"/>
+                <w:sz w:val="16"/>
+              </w:rPr>
+              <w:t>Unauthorized or unapproved deployments resulting from misconfigured pipelines or bypassed controls</w:t>
+            </w:r>
+          </w:p>
+        </w:tc>
+        <w:tc>
+          <w:tcPr>
+            <w:tcW w:type="dxa" w:w="2948"/>
+            <w:vAlign w:val="center"/>
+            <w:tcMar>
+              <w:top w:w="40" w:type="dxa"/>
+              <w:left w:w="60" w:type="dxa"/>
+              <w:bottom w:w="40" w:type="dxa"/>
+              <w:right w:w="60" w:type="dxa"/>
+            </w:tcMar>
+            <w:tcBorders>
+              <w:top w:val="single" w:sz="4" w:space="0" w:color="8AA0B4"/>
+              <w:left w:val="single" w:sz="4" w:space="0" w:color="8AA0B4"/>
+              <w:bottom w:val="single" w:sz="4" w:space="0" w:color="8AA0B4"/>
+              <w:right w:val="single" w:sz="4" w:space="0" w:color="8AA0B4"/>
+            </w:tcBorders>
+            <w:shd w:fill="FFFFFF" w:val="clear"/>
+          </w:tcPr>
+          <w:p>
+            <w:pPr>
+              <w:spacing w:before="0" w:after="0" w:line="252" w:lineRule="auto"/>
+              <w:jc w:val="left"/>
+            </w:pPr>
+            <w:r/>
+            <w:r>
+              <w:rPr>
+                <w:rFonts w:ascii="Calibri" w:hAnsi="Calibri" w:eastAsia="Calibri"/>
+                <w:b w:val="0"/>
+                <w:color w:val="1A1A1A"/>
+                <w:sz w:val="16"/>
+              </w:rPr>
+              <w:t>Build artefacts; pipeline definitions; environment credentials; change/release approval</w:t>
+            </w:r>
+          </w:p>
+        </w:tc>
+        <w:tc>
+          <w:tcPr>
+            <w:tcW w:type="dxa" w:w="2835"/>
+            <w:vAlign w:val="center"/>
+            <w:tcMar>
+              <w:top w:w="40" w:type="dxa"/>
+              <w:left w:w="60" w:type="dxa"/>
+              <w:bottom w:w="40" w:type="dxa"/>
+              <w:right w:w="60" w:type="dxa"/>
+            </w:tcMar>
+            <w:tcBorders>
+              <w:top w:val="single" w:sz="4" w:space="0" w:color="8AA0B4"/>
+              <w:left w:val="single" w:sz="4" w:space="0" w:color="8AA0B4"/>
+              <w:bottom w:val="single" w:sz="4" w:space="0" w:color="8AA0B4"/>
+              <w:right w:val="single" w:sz="4" w:space="0" w:color="8AA0B4"/>
+            </w:tcBorders>
+            <w:shd w:fill="FFFFFF" w:val="clear"/>
+          </w:tcPr>
+          <w:p>
+            <w:pPr>
+              <w:spacing w:before="0" w:after="0" w:line="252" w:lineRule="auto"/>
+              <w:jc w:val="left"/>
+            </w:pPr>
+            <w:r/>
+            <w:r>
+              <w:rPr>
+                <w:rFonts w:ascii="Calibri" w:hAnsi="Calibri" w:eastAsia="Calibri"/>
+                <w:b w:val="0"/>
+                <w:color w:val="1A1A1A"/>
+                <w:sz w:val="16"/>
+              </w:rPr>
+              <w:t>Release Deployment; Production Support (what actually lands in production)</w:t>
+            </w:r>
+          </w:p>
+        </w:tc>
+        <w:tc>
+          <w:tcPr>
+            <w:tcW w:type="dxa" w:w="2494"/>
+            <w:vAlign w:val="center"/>
+            <w:tcMar>
+              <w:top w:w="40" w:type="dxa"/>
+              <w:left w:w="60" w:type="dxa"/>
+              <w:bottom w:w="40" w:type="dxa"/>
+              <w:right w:w="60" w:type="dxa"/>
+            </w:tcMar>
+            <w:tcBorders>
+              <w:top w:val="single" w:sz="4" w:space="0" w:color="8AA0B4"/>
+              <w:left w:val="single" w:sz="4" w:space="0" w:color="8AA0B4"/>
+              <w:bottom w:val="single" w:sz="4" w:space="0" w:color="8AA0B4"/>
+              <w:right w:val="single" w:sz="4" w:space="0" w:color="8AA0B4"/>
+            </w:tcBorders>
+            <w:shd w:fill="FFFFFF" w:val="clear"/>
+          </w:tcPr>
+          <w:p>
+            <w:pPr>
+              <w:spacing w:before="0" w:after="0" w:line="252" w:lineRule="auto"/>
+              <w:jc w:val="left"/>
+            </w:pPr>
+            <w:r/>
+            <w:r>
+              <w:rPr>
+                <w:rFonts w:ascii="Calibri" w:hAnsi="Calibri" w:eastAsia="Calibri"/>
+                <w:b w:val="0"/>
+                <w:color w:val="1A1A1A"/>
+                <w:sz w:val="16"/>
+              </w:rPr>
+              <w:t>CI/CD platform; source control; target environments</w:t>
+            </w:r>
+          </w:p>
+        </w:tc>
+        <w:tc>
+          <w:tcPr>
+            <w:tcW w:type="dxa" w:w="2608"/>
+            <w:vAlign w:val="center"/>
+            <w:tcMar>
+              <w:top w:w="40" w:type="dxa"/>
+              <w:left w:w="60" w:type="dxa"/>
+              <w:bottom w:w="40" w:type="dxa"/>
+              <w:right w:w="60" w:type="dxa"/>
+            </w:tcMar>
+            <w:tcBorders>
+              <w:top w:val="single" w:sz="4" w:space="0" w:color="8AA0B4"/>
+              <w:left w:val="single" w:sz="4" w:space="0" w:color="8AA0B4"/>
+              <w:bottom w:val="single" w:sz="4" w:space="0" w:color="8AA0B4"/>
+              <w:right w:val="single" w:sz="4" w:space="0" w:color="8AA0B4"/>
+            </w:tcBorders>
+            <w:shd w:fill="FFFFFF" w:val="clear"/>
+          </w:tcPr>
+          <w:p>
+            <w:pPr>
+              <w:spacing w:before="0" w:after="0" w:line="252" w:lineRule="auto"/>
+              <w:jc w:val="left"/>
+            </w:pPr>
+            <w:r/>
+            <w:r>
+              <w:rPr>
+                <w:rFonts w:ascii="Calibri" w:hAnsi="Calibri" w:eastAsia="Calibri"/>
+                <w:b w:val="0"/>
+                <w:color w:val="1A1A1A"/>
+                <w:sz w:val="16"/>
+              </w:rPr>
+              <w:t>Pipeline configuration; deployment logs; approval-gate records</w:t>
+            </w:r>
+          </w:p>
+        </w:tc>
+        <w:tc>
+          <w:tcPr>
+            <w:tcW w:type="dxa" w:w="2381"/>
+            <w:vAlign w:val="center"/>
+            <w:tcMar>
+              <w:top w:w="40" w:type="dxa"/>
+              <w:left w:w="60" w:type="dxa"/>
+              <w:bottom w:w="40" w:type="dxa"/>
+              <w:right w:w="60" w:type="dxa"/>
+            </w:tcMar>
+            <w:tcBorders>
+              <w:top w:val="single" w:sz="4" w:space="0" w:color="8AA0B4"/>
+              <w:left w:val="single" w:sz="4" w:space="0" w:color="8AA0B4"/>
+              <w:bottom w:val="single" w:sz="4" w:space="0" w:color="8AA0B4"/>
+              <w:right w:val="single" w:sz="4" w:space="0" w:color="8AA0B4"/>
+            </w:tcBorders>
+            <w:shd w:fill="FFFFFF" w:val="clear"/>
+          </w:tcPr>
+          <w:p>
+            <w:pPr>
+              <w:spacing w:before="0" w:after="0" w:line="252" w:lineRule="auto"/>
+              <w:jc w:val="center"/>
+            </w:pPr>
+            <w:r/>
+            <w:r>
+              <w:rPr>
+                <w:rFonts w:ascii="Calibri" w:hAnsi="Calibri" w:eastAsia="Calibri"/>
+                <w:b/>
+                <w:color w:val="1A1A1A"/>
+                <w:sz w:val="16"/>
+              </w:rPr>
+              <w:t>DevOps Engineer (Primary) / Technical Lead (Backup)</w:t>
+            </w:r>
+          </w:p>
+        </w:tc>
+        <w:tc>
+          <w:tcPr>
+            <w:tcW w:type="dxa" w:w="2381"/>
+            <w:vAlign w:val="center"/>
+            <w:tcMar>
+              <w:top w:w="40" w:type="dxa"/>
+              <w:left w:w="60" w:type="dxa"/>
+              <w:bottom w:w="40" w:type="dxa"/>
+              <w:right w:w="60" w:type="dxa"/>
+            </w:tcMar>
+            <w:tcBorders>
+              <w:top w:val="single" w:sz="4" w:space="0" w:color="8AA0B4"/>
+              <w:left w:val="single" w:sz="4" w:space="0" w:color="8AA0B4"/>
+              <w:bottom w:val="single" w:sz="4" w:space="0" w:color="8AA0B4"/>
+              <w:right w:val="single" w:sz="4" w:space="0" w:color="8AA0B4"/>
+            </w:tcBorders>
+            <w:shd w:fill="FFFFFF" w:val="clear"/>
+          </w:tcPr>
+          <w:p>
+            <w:pPr>
+              <w:spacing w:before="0" w:after="0" w:line="252" w:lineRule="auto"/>
+              <w:jc w:val="left"/>
+            </w:pPr>
+            <w:r/>
+            <w:r>
+              <w:rPr>
+                <w:rFonts w:ascii="Calibri" w:hAnsi="Calibri" w:eastAsia="Calibri"/>
+                <w:b w:val="0"/>
+                <w:color w:val="1A1A1A"/>
+                <w:sz w:val="16"/>
+              </w:rPr>
+              <w:t>CI/CD platform vendor</w:t>
+            </w:r>
+          </w:p>
+        </w:tc>
+      </w:tr>
+      <w:tr>
+        <w:trPr>
+          <w:trHeight w:val="1219"/>
+        </w:trPr>
+        <w:tc>
+          <w:tcPr>
+            <w:tcW w:type="dxa" w:w="1928"/>
+            <w:vAlign w:val="center"/>
+            <w:tcMar>
+              <w:top w:w="40" w:type="dxa"/>
+              <w:left w:w="60" w:type="dxa"/>
+              <w:bottom w:w="40" w:type="dxa"/>
+              <w:right w:w="60" w:type="dxa"/>
+            </w:tcMar>
+            <w:tcBorders>
+              <w:top w:val="single" w:sz="4" w:space="0" w:color="8AA0B4"/>
+              <w:left w:val="single" w:sz="4" w:space="0" w:color="8AA0B4"/>
+              <w:bottom w:val="single" w:sz="4" w:space="0" w:color="8AA0B4"/>
+              <w:right w:val="single" w:sz="4" w:space="0" w:color="8AA0B4"/>
+            </w:tcBorders>
+            <w:shd w:fill="F4F7FA" w:val="clear"/>
+          </w:tcPr>
+          <w:p>
+            <w:pPr>
+              <w:spacing w:before="0" w:after="0" w:line="252" w:lineRule="auto"/>
+              <w:jc w:val="left"/>
+            </w:pPr>
+            <w:r/>
+            <w:r>
+              <w:rPr>
+                <w:rFonts w:ascii="Calibri" w:hAnsi="Calibri" w:eastAsia="Calibri"/>
+                <w:b/>
+                <w:color w:val="1A1A1A"/>
+                <w:sz w:val="16"/>
+              </w:rPr>
+              <w:t>Release Deployment (Execution)</w:t>
+            </w:r>
+          </w:p>
+        </w:tc>
+        <w:tc>
+          <w:tcPr>
+            <w:tcW w:type="dxa" w:w="2608"/>
+            <w:vAlign w:val="center"/>
+            <w:tcMar>
+              <w:top w:w="40" w:type="dxa"/>
+              <w:left w:w="60" w:type="dxa"/>
+              <w:bottom w:w="40" w:type="dxa"/>
+              <w:right w:w="60" w:type="dxa"/>
+            </w:tcMar>
+            <w:tcBorders>
+              <w:top w:val="single" w:sz="4" w:space="0" w:color="8AA0B4"/>
+              <w:left w:val="single" w:sz="4" w:space="0" w:color="8AA0B4"/>
+              <w:bottom w:val="single" w:sz="4" w:space="0" w:color="8AA0B4"/>
+              <w:right w:val="single" w:sz="4" w:space="0" w:color="8AA0B4"/>
+            </w:tcBorders>
+            <w:shd w:fill="F4F7FA" w:val="clear"/>
+          </w:tcPr>
+          <w:p>
+            <w:pPr>
+              <w:spacing w:before="0" w:after="0" w:line="252" w:lineRule="auto"/>
+              <w:jc w:val="left"/>
+            </w:pPr>
+            <w:r/>
+            <w:r>
+              <w:rPr>
+                <w:rFonts w:ascii="Calibri" w:hAnsi="Calibri" w:eastAsia="Calibri"/>
+                <w:b w:val="0"/>
+                <w:color w:val="1A1A1A"/>
+                <w:sz w:val="16"/>
+              </w:rPr>
+              <w:t>System outages, data corruption, or unauthorized changes from inadequately tested or controlled deployments</w:t>
+            </w:r>
+          </w:p>
+        </w:tc>
+        <w:tc>
+          <w:tcPr>
+            <w:tcW w:type="dxa" w:w="2948"/>
+            <w:vAlign w:val="center"/>
+            <w:tcMar>
+              <w:top w:w="40" w:type="dxa"/>
+              <w:left w:w="60" w:type="dxa"/>
+              <w:bottom w:w="40" w:type="dxa"/>
+              <w:right w:w="60" w:type="dxa"/>
+            </w:tcMar>
+            <w:tcBorders>
+              <w:top w:val="single" w:sz="4" w:space="0" w:color="8AA0B4"/>
+              <w:left w:val="single" w:sz="4" w:space="0" w:color="8AA0B4"/>
+              <w:bottom w:val="single" w:sz="4" w:space="0" w:color="8AA0B4"/>
+              <w:right w:val="single" w:sz="4" w:space="0" w:color="8AA0B4"/>
+            </w:tcBorders>
+            <w:shd w:fill="F4F7FA" w:val="clear"/>
+          </w:tcPr>
+          <w:p>
+            <w:pPr>
+              <w:spacing w:before="0" w:after="0" w:line="252" w:lineRule="auto"/>
+              <w:jc w:val="left"/>
+            </w:pPr>
+            <w:r/>
+            <w:r>
+              <w:rPr>
+                <w:rFonts w:ascii="Calibri" w:hAnsi="Calibri" w:eastAsia="Calibri"/>
+                <w:b w:val="0"/>
+                <w:color w:val="1A1A1A"/>
+                <w:sz w:val="16"/>
+              </w:rPr>
+              <w:t>Approved release package; CI/CD or runbook; change approval; client release window; VPN to production</w:t>
+            </w:r>
+          </w:p>
+        </w:tc>
+        <w:tc>
+          <w:tcPr>
+            <w:tcW w:type="dxa" w:w="2835"/>
+            <w:vAlign w:val="center"/>
+            <w:tcMar>
+              <w:top w:w="40" w:type="dxa"/>
+              <w:left w:w="60" w:type="dxa"/>
+              <w:bottom w:w="40" w:type="dxa"/>
+              <w:right w:w="60" w:type="dxa"/>
+            </w:tcMar>
+            <w:tcBorders>
+              <w:top w:val="single" w:sz="4" w:space="0" w:color="8AA0B4"/>
+              <w:left w:val="single" w:sz="4" w:space="0" w:color="8AA0B4"/>
+              <w:bottom w:val="single" w:sz="4" w:space="0" w:color="8AA0B4"/>
+              <w:right w:val="single" w:sz="4" w:space="0" w:color="8AA0B4"/>
+            </w:tcBorders>
+            <w:shd w:fill="F4F7FA" w:val="clear"/>
+          </w:tcPr>
+          <w:p>
+            <w:pPr>
+              <w:spacing w:before="0" w:after="0" w:line="252" w:lineRule="auto"/>
+              <w:jc w:val="left"/>
+            </w:pPr>
+            <w:r/>
+            <w:r>
+              <w:rPr>
+                <w:rFonts w:ascii="Calibri" w:hAnsi="Calibri" w:eastAsia="Calibri"/>
+                <w:b w:val="0"/>
+                <w:color w:val="1A1A1A"/>
+                <w:sz w:val="16"/>
+              </w:rPr>
+              <w:t>Business Development (promised dates); client production; Production Support; Incident Management</w:t>
+            </w:r>
+          </w:p>
+        </w:tc>
+        <w:tc>
+          <w:tcPr>
+            <w:tcW w:type="dxa" w:w="2494"/>
+            <w:vAlign w:val="center"/>
+            <w:tcMar>
+              <w:top w:w="40" w:type="dxa"/>
+              <w:left w:w="60" w:type="dxa"/>
+              <w:bottom w:w="40" w:type="dxa"/>
+              <w:right w:w="60" w:type="dxa"/>
+            </w:tcMar>
+            <w:tcBorders>
+              <w:top w:val="single" w:sz="4" w:space="0" w:color="8AA0B4"/>
+              <w:left w:val="single" w:sz="4" w:space="0" w:color="8AA0B4"/>
+              <w:bottom w:val="single" w:sz="4" w:space="0" w:color="8AA0B4"/>
+              <w:right w:val="single" w:sz="4" w:space="0" w:color="8AA0B4"/>
+            </w:tcBorders>
+            <w:shd w:fill="F4F7FA" w:val="clear"/>
+          </w:tcPr>
+          <w:p>
+            <w:pPr>
+              <w:spacing w:before="0" w:after="0" w:line="252" w:lineRule="auto"/>
+              <w:jc w:val="left"/>
+            </w:pPr>
+            <w:r/>
+            <w:r>
+              <w:rPr>
+                <w:rFonts w:ascii="Calibri" w:hAnsi="Calibri" w:eastAsia="Calibri"/>
+                <w:b w:val="0"/>
+                <w:color w:val="1A1A1A"/>
+                <w:sz w:val="16"/>
+              </w:rPr>
+              <w:t>Deployment tooling; production environment; VPN; ticketing portal (change record)</w:t>
+            </w:r>
+          </w:p>
+        </w:tc>
+        <w:tc>
+          <w:tcPr>
+            <w:tcW w:type="dxa" w:w="2608"/>
+            <w:vAlign w:val="center"/>
+            <w:tcMar>
+              <w:top w:w="40" w:type="dxa"/>
+              <w:left w:w="60" w:type="dxa"/>
+              <w:bottom w:w="40" w:type="dxa"/>
+              <w:right w:w="60" w:type="dxa"/>
+            </w:tcMar>
+            <w:tcBorders>
+              <w:top w:val="single" w:sz="4" w:space="0" w:color="8AA0B4"/>
+              <w:left w:val="single" w:sz="4" w:space="0" w:color="8AA0B4"/>
+              <w:bottom w:val="single" w:sz="4" w:space="0" w:color="8AA0B4"/>
+              <w:right w:val="single" w:sz="4" w:space="0" w:color="8AA0B4"/>
+            </w:tcBorders>
+            <w:shd w:fill="F4F7FA" w:val="clear"/>
+          </w:tcPr>
+          <w:p>
+            <w:pPr>
+              <w:spacing w:before="0" w:after="0" w:line="252" w:lineRule="auto"/>
+              <w:jc w:val="left"/>
+            </w:pPr>
+            <w:r/>
+            <w:r>
+              <w:rPr>
+                <w:rFonts w:ascii="Calibri" w:hAnsi="Calibri" w:eastAsia="Calibri"/>
+                <w:b w:val="0"/>
+                <w:color w:val="1A1A1A"/>
+                <w:sz w:val="16"/>
+              </w:rPr>
+              <w:t>Release package; deployment runbook; change ticket; rollback plan</w:t>
+            </w:r>
+          </w:p>
+        </w:tc>
+        <w:tc>
+          <w:tcPr>
+            <w:tcW w:type="dxa" w:w="2381"/>
+            <w:vAlign w:val="center"/>
+            <w:tcMar>
+              <w:top w:w="40" w:type="dxa"/>
+              <w:left w:w="60" w:type="dxa"/>
+              <w:bottom w:w="40" w:type="dxa"/>
+              <w:right w:w="60" w:type="dxa"/>
+            </w:tcMar>
+            <w:tcBorders>
+              <w:top w:val="single" w:sz="4" w:space="0" w:color="8AA0B4"/>
+              <w:left w:val="single" w:sz="4" w:space="0" w:color="8AA0B4"/>
+              <w:bottom w:val="single" w:sz="4" w:space="0" w:color="8AA0B4"/>
+              <w:right w:val="single" w:sz="4" w:space="0" w:color="8AA0B4"/>
+            </w:tcBorders>
+            <w:shd w:fill="F4F7FA" w:val="clear"/>
+          </w:tcPr>
+          <w:p>
+            <w:pPr>
+              <w:spacing w:before="0" w:after="0" w:line="252" w:lineRule="auto"/>
+              <w:jc w:val="center"/>
+            </w:pPr>
+            <w:r/>
+            <w:r>
+              <w:rPr>
+                <w:rFonts w:ascii="Calibri" w:hAnsi="Calibri" w:eastAsia="Calibri"/>
+                <w:b/>
+                <w:color w:val="1A1A1A"/>
+                <w:sz w:val="16"/>
+              </w:rPr>
+              <w:t>Release Engineer (Primary) / Technical Lead (Backup)</w:t>
+            </w:r>
+          </w:p>
+        </w:tc>
+        <w:tc>
+          <w:tcPr>
+            <w:tcW w:type="dxa" w:w="2381"/>
+            <w:vAlign w:val="center"/>
+            <w:tcMar>
+              <w:top w:w="40" w:type="dxa"/>
+              <w:left w:w="60" w:type="dxa"/>
+              <w:bottom w:w="40" w:type="dxa"/>
+              <w:right w:w="60" w:type="dxa"/>
+            </w:tcMar>
+            <w:tcBorders>
+              <w:top w:val="single" w:sz="4" w:space="0" w:color="8AA0B4"/>
+              <w:left w:val="single" w:sz="4" w:space="0" w:color="8AA0B4"/>
+              <w:bottom w:val="single" w:sz="4" w:space="0" w:color="8AA0B4"/>
+              <w:right w:val="single" w:sz="4" w:space="0" w:color="8AA0B4"/>
+            </w:tcBorders>
+            <w:shd w:fill="F4F7FA" w:val="clear"/>
+          </w:tcPr>
+          <w:p>
+            <w:pPr>
+              <w:spacing w:before="0" w:after="0" w:line="252" w:lineRule="auto"/>
+              <w:jc w:val="left"/>
+            </w:pPr>
+            <w:r/>
+            <w:r>
+              <w:rPr>
+                <w:rFonts w:ascii="Calibri" w:hAnsi="Calibri" w:eastAsia="Calibri"/>
+                <w:b w:val="0"/>
+                <w:color w:val="1A1A1A"/>
+                <w:sz w:val="16"/>
+              </w:rPr>
+              <w:t>Cloud/hosting provider; Oracle Corporation (where production is Oracle ERP)</w:t>
+            </w:r>
+          </w:p>
+        </w:tc>
+      </w:tr>
+      <w:tr>
+        <w:trPr>
+          <w:trHeight w:val="1219"/>
+        </w:trPr>
+        <w:tc>
+          <w:tcPr>
+            <w:tcW w:type="dxa" w:w="1928"/>
+            <w:vAlign w:val="center"/>
+            <w:tcMar>
+              <w:top w:w="40" w:type="dxa"/>
+              <w:left w:w="60" w:type="dxa"/>
+              <w:bottom w:w="40" w:type="dxa"/>
+              <w:right w:w="60" w:type="dxa"/>
+            </w:tcMar>
+            <w:tcBorders>
+              <w:top w:val="single" w:sz="4" w:space="0" w:color="8AA0B4"/>
+              <w:left w:val="single" w:sz="4" w:space="0" w:color="8AA0B4"/>
+              <w:bottom w:val="single" w:sz="4" w:space="0" w:color="8AA0B4"/>
+              <w:right w:val="single" w:sz="4" w:space="0" w:color="8AA0B4"/>
+            </w:tcBorders>
+            <w:shd w:fill="FFFFFF" w:val="clear"/>
+          </w:tcPr>
+          <w:p>
+            <w:pPr>
+              <w:spacing w:before="0" w:after="0" w:line="252" w:lineRule="auto"/>
+              <w:jc w:val="left"/>
+            </w:pPr>
+            <w:r/>
+            <w:r>
+              <w:rPr>
+                <w:rFonts w:ascii="Calibri" w:hAnsi="Calibri" w:eastAsia="Calibri"/>
+                <w:b/>
+                <w:color w:val="1A1A1A"/>
+                <w:sz w:val="16"/>
+              </w:rPr>
+              <w:t>Database &amp; Data Structure Management</w:t>
+            </w:r>
+          </w:p>
+        </w:tc>
+        <w:tc>
+          <w:tcPr>
+            <w:tcW w:type="dxa" w:w="2608"/>
+            <w:vAlign w:val="center"/>
+            <w:tcMar>
+              <w:top w:w="40" w:type="dxa"/>
+              <w:left w:w="60" w:type="dxa"/>
+              <w:bottom w:w="40" w:type="dxa"/>
+              <w:right w:w="60" w:type="dxa"/>
+            </w:tcMar>
+            <w:tcBorders>
+              <w:top w:val="single" w:sz="4" w:space="0" w:color="8AA0B4"/>
+              <w:left w:val="single" w:sz="4" w:space="0" w:color="8AA0B4"/>
+              <w:bottom w:val="single" w:sz="4" w:space="0" w:color="8AA0B4"/>
+              <w:right w:val="single" w:sz="4" w:space="0" w:color="8AA0B4"/>
+            </w:tcBorders>
+            <w:shd w:fill="FFFFFF" w:val="clear"/>
+          </w:tcPr>
+          <w:p>
+            <w:pPr>
+              <w:spacing w:before="0" w:after="0" w:line="252" w:lineRule="auto"/>
+              <w:jc w:val="left"/>
+            </w:pPr>
+            <w:r/>
+            <w:r>
+              <w:rPr>
+                <w:rFonts w:ascii="Calibri" w:hAnsi="Calibri" w:eastAsia="Calibri"/>
+                <w:b w:val="0"/>
+                <w:color w:val="1A1A1A"/>
+                <w:sz w:val="16"/>
+              </w:rPr>
+              <w:t>Data loss, corruption, or unauthorized access resulting from poorly controlled database changes</w:t>
+            </w:r>
+          </w:p>
+        </w:tc>
+        <w:tc>
+          <w:tcPr>
+            <w:tcW w:type="dxa" w:w="2948"/>
+            <w:vAlign w:val="center"/>
+            <w:tcMar>
+              <w:top w:w="40" w:type="dxa"/>
+              <w:left w:w="60" w:type="dxa"/>
+              <w:bottom w:w="40" w:type="dxa"/>
+              <w:right w:w="60" w:type="dxa"/>
+            </w:tcMar>
+            <w:tcBorders>
+              <w:top w:val="single" w:sz="4" w:space="0" w:color="8AA0B4"/>
+              <w:left w:val="single" w:sz="4" w:space="0" w:color="8AA0B4"/>
+              <w:bottom w:val="single" w:sz="4" w:space="0" w:color="8AA0B4"/>
+              <w:right w:val="single" w:sz="4" w:space="0" w:color="8AA0B4"/>
+            </w:tcBorders>
+            <w:shd w:fill="FFFFFF" w:val="clear"/>
+          </w:tcPr>
+          <w:p>
+            <w:pPr>
+              <w:spacing w:before="0" w:after="0" w:line="252" w:lineRule="auto"/>
+              <w:jc w:val="left"/>
+            </w:pPr>
+            <w:r/>
+            <w:r>
+              <w:rPr>
+                <w:rFonts w:ascii="Calibri" w:hAnsi="Calibri" w:eastAsia="Calibri"/>
+                <w:b w:val="0"/>
+                <w:color w:val="1A1A1A"/>
+                <w:sz w:val="16"/>
+              </w:rPr>
+              <w:t>Approved schema/data change; backup/restore capability; VPN to the database environment</w:t>
+            </w:r>
+          </w:p>
+        </w:tc>
+        <w:tc>
+          <w:tcPr>
+            <w:tcW w:type="dxa" w:w="2835"/>
+            <w:vAlign w:val="center"/>
+            <w:tcMar>
+              <w:top w:w="40" w:type="dxa"/>
+              <w:left w:w="60" w:type="dxa"/>
+              <w:bottom w:w="40" w:type="dxa"/>
+              <w:right w:w="60" w:type="dxa"/>
+            </w:tcMar>
+            <w:tcBorders>
+              <w:top w:val="single" w:sz="4" w:space="0" w:color="8AA0B4"/>
+              <w:left w:val="single" w:sz="4" w:space="0" w:color="8AA0B4"/>
+              <w:bottom w:val="single" w:sz="4" w:space="0" w:color="8AA0B4"/>
+              <w:right w:val="single" w:sz="4" w:space="0" w:color="8AA0B4"/>
+            </w:tcBorders>
+            <w:shd w:fill="FFFFFF" w:val="clear"/>
+          </w:tcPr>
+          <w:p>
+            <w:pPr>
+              <w:spacing w:before="0" w:after="0" w:line="252" w:lineRule="auto"/>
+              <w:jc w:val="left"/>
+            </w:pPr>
+            <w:r/>
+            <w:r>
+              <w:rPr>
+                <w:rFonts w:ascii="Calibri" w:hAnsi="Calibri" w:eastAsia="Calibri"/>
+                <w:b w:val="0"/>
+                <w:color w:val="1A1A1A"/>
+                <w:sz w:val="16"/>
+              </w:rPr>
+              <w:t>Data Handling &amp; ETL; application features; client reporting; Production Support</w:t>
+            </w:r>
+          </w:p>
+        </w:tc>
+        <w:tc>
+          <w:tcPr>
+            <w:tcW w:type="dxa" w:w="2494"/>
+            <w:vAlign w:val="center"/>
+            <w:tcMar>
+              <w:top w:w="40" w:type="dxa"/>
+              <w:left w:w="60" w:type="dxa"/>
+              <w:bottom w:w="40" w:type="dxa"/>
+              <w:right w:w="60" w:type="dxa"/>
+            </w:tcMar>
+            <w:tcBorders>
+              <w:top w:val="single" w:sz="4" w:space="0" w:color="8AA0B4"/>
+              <w:left w:val="single" w:sz="4" w:space="0" w:color="8AA0B4"/>
+              <w:bottom w:val="single" w:sz="4" w:space="0" w:color="8AA0B4"/>
+              <w:right w:val="single" w:sz="4" w:space="0" w:color="8AA0B4"/>
+            </w:tcBorders>
+            <w:shd w:fill="FFFFFF" w:val="clear"/>
+          </w:tcPr>
+          <w:p>
+            <w:pPr>
+              <w:spacing w:before="0" w:after="0" w:line="252" w:lineRule="auto"/>
+              <w:jc w:val="left"/>
+            </w:pPr>
+            <w:r/>
+            <w:r>
+              <w:rPr>
+                <w:rFonts w:ascii="Calibri" w:hAnsi="Calibri" w:eastAsia="Calibri"/>
+                <w:b w:val="0"/>
+                <w:color w:val="1A1A1A"/>
+                <w:sz w:val="16"/>
+              </w:rPr>
+              <w:t>Database platform; admin console; VPN; backup tooling</w:t>
+            </w:r>
+          </w:p>
+        </w:tc>
+        <w:tc>
+          <w:tcPr>
+            <w:tcW w:type="dxa" w:w="2608"/>
+            <w:vAlign w:val="center"/>
+            <w:tcMar>
+              <w:top w:w="40" w:type="dxa"/>
+              <w:left w:w="60" w:type="dxa"/>
+              <w:bottom w:w="40" w:type="dxa"/>
+              <w:right w:w="60" w:type="dxa"/>
+            </w:tcMar>
+            <w:tcBorders>
+              <w:top w:val="single" w:sz="4" w:space="0" w:color="8AA0B4"/>
+              <w:left w:val="single" w:sz="4" w:space="0" w:color="8AA0B4"/>
+              <w:bottom w:val="single" w:sz="4" w:space="0" w:color="8AA0B4"/>
+              <w:right w:val="single" w:sz="4" w:space="0" w:color="8AA0B4"/>
+            </w:tcBorders>
+            <w:shd w:fill="FFFFFF" w:val="clear"/>
+          </w:tcPr>
+          <w:p>
+            <w:pPr>
+              <w:spacing w:before="0" w:after="0" w:line="252" w:lineRule="auto"/>
+              <w:jc w:val="left"/>
+            </w:pPr>
+            <w:r/>
+            <w:r>
+              <w:rPr>
+                <w:rFonts w:ascii="Calibri" w:hAnsi="Calibri" w:eastAsia="Calibri"/>
+                <w:b w:val="0"/>
+                <w:color w:val="1A1A1A"/>
+                <w:sz w:val="16"/>
+              </w:rPr>
+              <w:t>Schemas; data dictionaries; backup sets; change scripts; access grants</w:t>
+            </w:r>
+          </w:p>
+        </w:tc>
+        <w:tc>
+          <w:tcPr>
+            <w:tcW w:type="dxa" w:w="2381"/>
+            <w:vAlign w:val="center"/>
+            <w:tcMar>
+              <w:top w:w="40" w:type="dxa"/>
+              <w:left w:w="60" w:type="dxa"/>
+              <w:bottom w:w="40" w:type="dxa"/>
+              <w:right w:w="60" w:type="dxa"/>
+            </w:tcMar>
+            <w:tcBorders>
+              <w:top w:val="single" w:sz="4" w:space="0" w:color="8AA0B4"/>
+              <w:left w:val="single" w:sz="4" w:space="0" w:color="8AA0B4"/>
+              <w:bottom w:val="single" w:sz="4" w:space="0" w:color="8AA0B4"/>
+              <w:right w:val="single" w:sz="4" w:space="0" w:color="8AA0B4"/>
+            </w:tcBorders>
+            <w:shd w:fill="FFFFFF" w:val="clear"/>
+          </w:tcPr>
+          <w:p>
+            <w:pPr>
+              <w:spacing w:before="0" w:after="0" w:line="252" w:lineRule="auto"/>
+              <w:jc w:val="center"/>
+            </w:pPr>
+            <w:r/>
+            <w:r>
+              <w:rPr>
+                <w:rFonts w:ascii="Calibri" w:hAnsi="Calibri" w:eastAsia="Calibri"/>
+                <w:b/>
+                <w:color w:val="1A1A1A"/>
+                <w:sz w:val="16"/>
+              </w:rPr>
+              <w:t>Database Administrator (Primary) / Senior Developer (Backup)</w:t>
+            </w:r>
+          </w:p>
+        </w:tc>
+        <w:tc>
+          <w:tcPr>
+            <w:tcW w:type="dxa" w:w="2381"/>
+            <w:vAlign w:val="center"/>
+            <w:tcMar>
+              <w:top w:w="40" w:type="dxa"/>
+              <w:left w:w="60" w:type="dxa"/>
+              <w:bottom w:w="40" w:type="dxa"/>
+              <w:right w:w="60" w:type="dxa"/>
+            </w:tcMar>
+            <w:tcBorders>
+              <w:top w:val="single" w:sz="4" w:space="0" w:color="8AA0B4"/>
+              <w:left w:val="single" w:sz="4" w:space="0" w:color="8AA0B4"/>
+              <w:bottom w:val="single" w:sz="4" w:space="0" w:color="8AA0B4"/>
+              <w:right w:val="single" w:sz="4" w:space="0" w:color="8AA0B4"/>
+            </w:tcBorders>
+            <w:shd w:fill="FFFFFF" w:val="clear"/>
+          </w:tcPr>
+          <w:p>
+            <w:pPr>
+              <w:spacing w:before="0" w:after="0" w:line="252" w:lineRule="auto"/>
+              <w:jc w:val="left"/>
+            </w:pPr>
+            <w:r/>
+            <w:r>
+              <w:rPr>
+                <w:rFonts w:ascii="Calibri" w:hAnsi="Calibri" w:eastAsia="Calibri"/>
+                <w:b w:val="0"/>
+                <w:color w:val="1A1A1A"/>
+                <w:sz w:val="16"/>
+              </w:rPr>
+              <w:t>Database platform vendor; Oracle Corporation (where the estate is Oracle)</w:t>
+            </w:r>
+          </w:p>
+        </w:tc>
+      </w:tr>
+      <w:tr>
+        <w:trPr>
+          <w:trHeight w:val="1219"/>
+        </w:trPr>
+        <w:tc>
+          <w:tcPr>
+            <w:tcW w:type="dxa" w:w="1928"/>
+            <w:vAlign w:val="center"/>
+            <w:tcMar>
+              <w:top w:w="40" w:type="dxa"/>
+              <w:left w:w="60" w:type="dxa"/>
+              <w:bottom w:w="40" w:type="dxa"/>
+              <w:right w:w="60" w:type="dxa"/>
+            </w:tcMar>
+            <w:tcBorders>
+              <w:top w:val="single" w:sz="4" w:space="0" w:color="8AA0B4"/>
+              <w:left w:val="single" w:sz="4" w:space="0" w:color="8AA0B4"/>
+              <w:bottom w:val="single" w:sz="4" w:space="0" w:color="8AA0B4"/>
+              <w:right w:val="single" w:sz="4" w:space="0" w:color="8AA0B4"/>
+            </w:tcBorders>
+            <w:shd w:fill="F4F7FA" w:val="clear"/>
+          </w:tcPr>
+          <w:p>
+            <w:pPr>
+              <w:spacing w:before="0" w:after="0" w:line="252" w:lineRule="auto"/>
+              <w:jc w:val="left"/>
+            </w:pPr>
+            <w:r/>
+            <w:r>
+              <w:rPr>
+                <w:rFonts w:ascii="Calibri" w:hAnsi="Calibri" w:eastAsia="Calibri"/>
+                <w:b/>
+                <w:color w:val="1A1A1A"/>
+                <w:sz w:val="16"/>
+              </w:rPr>
+              <w:t>Third-Party &amp; Dependency Management</w:t>
+            </w:r>
+          </w:p>
+        </w:tc>
+        <w:tc>
+          <w:tcPr>
+            <w:tcW w:type="dxa" w:w="2608"/>
+            <w:vAlign w:val="center"/>
+            <w:tcMar>
+              <w:top w:w="40" w:type="dxa"/>
+              <w:left w:w="60" w:type="dxa"/>
+              <w:bottom w:w="40" w:type="dxa"/>
+              <w:right w:w="60" w:type="dxa"/>
+            </w:tcMar>
+            <w:tcBorders>
+              <w:top w:val="single" w:sz="4" w:space="0" w:color="8AA0B4"/>
+              <w:left w:val="single" w:sz="4" w:space="0" w:color="8AA0B4"/>
+              <w:bottom w:val="single" w:sz="4" w:space="0" w:color="8AA0B4"/>
+              <w:right w:val="single" w:sz="4" w:space="0" w:color="8AA0B4"/>
+            </w:tcBorders>
+            <w:shd w:fill="F4F7FA" w:val="clear"/>
+          </w:tcPr>
+          <w:p>
+            <w:pPr>
+              <w:spacing w:before="0" w:after="0" w:line="252" w:lineRule="auto"/>
+              <w:jc w:val="left"/>
+            </w:pPr>
+            <w:r/>
+            <w:r>
+              <w:rPr>
+                <w:rFonts w:ascii="Calibri" w:hAnsi="Calibri" w:eastAsia="Calibri"/>
+                <w:b w:val="0"/>
+                <w:color w:val="1A1A1A"/>
+                <w:sz w:val="16"/>
+              </w:rPr>
+              <w:t>Vulnerable, malicious, or non-compliant dependencies introduced into the codebase</w:t>
+            </w:r>
+          </w:p>
+        </w:tc>
+        <w:tc>
+          <w:tcPr>
+            <w:tcW w:type="dxa" w:w="2948"/>
+            <w:vAlign w:val="center"/>
+            <w:tcMar>
+              <w:top w:w="40" w:type="dxa"/>
+              <w:left w:w="60" w:type="dxa"/>
+              <w:bottom w:w="40" w:type="dxa"/>
+              <w:right w:w="60" w:type="dxa"/>
+            </w:tcMar>
+            <w:tcBorders>
+              <w:top w:val="single" w:sz="4" w:space="0" w:color="8AA0B4"/>
+              <w:left w:val="single" w:sz="4" w:space="0" w:color="8AA0B4"/>
+              <w:bottom w:val="single" w:sz="4" w:space="0" w:color="8AA0B4"/>
+              <w:right w:val="single" w:sz="4" w:space="0" w:color="8AA0B4"/>
+            </w:tcBorders>
+            <w:shd w:fill="F4F7FA" w:val="clear"/>
+          </w:tcPr>
+          <w:p>
+            <w:pPr>
+              <w:spacing w:before="0" w:after="0" w:line="252" w:lineRule="auto"/>
+              <w:jc w:val="left"/>
+            </w:pPr>
+            <w:r/>
+            <w:r>
+              <w:rPr>
+                <w:rFonts w:ascii="Calibri" w:hAnsi="Calibri" w:eastAsia="Calibri"/>
+                <w:b w:val="0"/>
+                <w:color w:val="1A1A1A"/>
+                <w:sz w:val="16"/>
+              </w:rPr>
+              <w:t>Licence inventory; vendor security advisories; source control (to apply upgrades)</w:t>
+            </w:r>
+          </w:p>
+        </w:tc>
+        <w:tc>
+          <w:tcPr>
+            <w:tcW w:type="dxa" w:w="2835"/>
+            <w:vAlign w:val="center"/>
+            <w:tcMar>
+              <w:top w:w="40" w:type="dxa"/>
+              <w:left w:w="60" w:type="dxa"/>
+              <w:bottom w:w="40" w:type="dxa"/>
+              <w:right w:w="60" w:type="dxa"/>
+            </w:tcMar>
+            <w:tcBorders>
+              <w:top w:val="single" w:sz="4" w:space="0" w:color="8AA0B4"/>
+              <w:left w:val="single" w:sz="4" w:space="0" w:color="8AA0B4"/>
+              <w:bottom w:val="single" w:sz="4" w:space="0" w:color="8AA0B4"/>
+              <w:right w:val="single" w:sz="4" w:space="0" w:color="8AA0B4"/>
+            </w:tcBorders>
+            <w:shd w:fill="F4F7FA" w:val="clear"/>
+          </w:tcPr>
+          <w:p>
+            <w:pPr>
+              <w:spacing w:before="0" w:after="0" w:line="252" w:lineRule="auto"/>
+              <w:jc w:val="left"/>
+            </w:pPr>
+            <w:r/>
+            <w:r>
+              <w:rPr>
+                <w:rFonts w:ascii="Calibri" w:hAnsi="Calibri" w:eastAsia="Calibri"/>
+                <w:b w:val="0"/>
+                <w:color w:val="1A1A1A"/>
+                <w:sz w:val="16"/>
+              </w:rPr>
+              <w:t>Build Management; application security; Release Deployment</w:t>
+            </w:r>
+          </w:p>
+        </w:tc>
+        <w:tc>
+          <w:tcPr>
+            <w:tcW w:type="dxa" w:w="2494"/>
+            <w:vAlign w:val="center"/>
+            <w:tcMar>
+              <w:top w:w="40" w:type="dxa"/>
+              <w:left w:w="60" w:type="dxa"/>
+              <w:bottom w:w="40" w:type="dxa"/>
+              <w:right w:w="60" w:type="dxa"/>
+            </w:tcMar>
+            <w:tcBorders>
+              <w:top w:val="single" w:sz="4" w:space="0" w:color="8AA0B4"/>
+              <w:left w:val="single" w:sz="4" w:space="0" w:color="8AA0B4"/>
+              <w:bottom w:val="single" w:sz="4" w:space="0" w:color="8AA0B4"/>
+              <w:right w:val="single" w:sz="4" w:space="0" w:color="8AA0B4"/>
+            </w:tcBorders>
+            <w:shd w:fill="F4F7FA" w:val="clear"/>
+          </w:tcPr>
+          <w:p>
+            <w:pPr>
+              <w:spacing w:before="0" w:after="0" w:line="252" w:lineRule="auto"/>
+              <w:jc w:val="left"/>
+            </w:pPr>
+            <w:r/>
+            <w:r>
+              <w:rPr>
+                <w:rFonts w:ascii="Calibri" w:hAnsi="Calibri" w:eastAsia="Calibri"/>
+                <w:b w:val="0"/>
+                <w:color w:val="1A1A1A"/>
+                <w:sz w:val="16"/>
+              </w:rPr>
+              <w:t>Dependency/licence inventory; source control; artefact repository</w:t>
+            </w:r>
+          </w:p>
+        </w:tc>
+        <w:tc>
+          <w:tcPr>
+            <w:tcW w:type="dxa" w:w="2608"/>
+            <w:vAlign w:val="center"/>
+            <w:tcMar>
+              <w:top w:w="40" w:type="dxa"/>
+              <w:left w:w="60" w:type="dxa"/>
+              <w:bottom w:w="40" w:type="dxa"/>
+              <w:right w:w="60" w:type="dxa"/>
+            </w:tcMar>
+            <w:tcBorders>
+              <w:top w:val="single" w:sz="4" w:space="0" w:color="8AA0B4"/>
+              <w:left w:val="single" w:sz="4" w:space="0" w:color="8AA0B4"/>
+              <w:bottom w:val="single" w:sz="4" w:space="0" w:color="8AA0B4"/>
+              <w:right w:val="single" w:sz="4" w:space="0" w:color="8AA0B4"/>
+            </w:tcBorders>
+            <w:shd w:fill="F4F7FA" w:val="clear"/>
+          </w:tcPr>
+          <w:p>
+            <w:pPr>
+              <w:spacing w:before="0" w:after="0" w:line="252" w:lineRule="auto"/>
+              <w:jc w:val="left"/>
+            </w:pPr>
+            <w:r/>
+            <w:r>
+              <w:rPr>
+                <w:rFonts w:ascii="Calibri" w:hAnsi="Calibri" w:eastAsia="Calibri"/>
+                <w:b w:val="0"/>
+                <w:color w:val="1A1A1A"/>
+                <w:sz w:val="16"/>
+              </w:rPr>
+              <w:t>Dependency inventory; licence records; vulnerability and patch status</w:t>
+            </w:r>
+          </w:p>
+        </w:tc>
+        <w:tc>
+          <w:tcPr>
+            <w:tcW w:type="dxa" w:w="2381"/>
+            <w:vAlign w:val="center"/>
+            <w:tcMar>
+              <w:top w:w="40" w:type="dxa"/>
+              <w:left w:w="60" w:type="dxa"/>
+              <w:bottom w:w="40" w:type="dxa"/>
+              <w:right w:w="60" w:type="dxa"/>
+            </w:tcMar>
+            <w:tcBorders>
+              <w:top w:val="single" w:sz="4" w:space="0" w:color="8AA0B4"/>
+              <w:left w:val="single" w:sz="4" w:space="0" w:color="8AA0B4"/>
+              <w:bottom w:val="single" w:sz="4" w:space="0" w:color="8AA0B4"/>
+              <w:right w:val="single" w:sz="4" w:space="0" w:color="8AA0B4"/>
+            </w:tcBorders>
+            <w:shd w:fill="F4F7FA" w:val="clear"/>
+          </w:tcPr>
+          <w:p>
+            <w:pPr>
+              <w:spacing w:before="0" w:after="0" w:line="252" w:lineRule="auto"/>
+              <w:jc w:val="center"/>
+            </w:pPr>
+            <w:r/>
+            <w:r>
+              <w:rPr>
+                <w:rFonts w:ascii="Calibri" w:hAnsi="Calibri" w:eastAsia="Calibri"/>
+                <w:b/>
+                <w:color w:val="1A1A1A"/>
+                <w:sz w:val="16"/>
+              </w:rPr>
+              <w:t>Technical Lead (Primary) / DevOps Engineer (Backup)</w:t>
+            </w:r>
+          </w:p>
+        </w:tc>
+        <w:tc>
+          <w:tcPr>
+            <w:tcW w:type="dxa" w:w="2381"/>
+            <w:vAlign w:val="center"/>
+            <w:tcMar>
+              <w:top w:w="40" w:type="dxa"/>
+              <w:left w:w="60" w:type="dxa"/>
+              <w:bottom w:w="40" w:type="dxa"/>
+              <w:right w:w="60" w:type="dxa"/>
+            </w:tcMar>
+            <w:tcBorders>
+              <w:top w:val="single" w:sz="4" w:space="0" w:color="8AA0B4"/>
+              <w:left w:val="single" w:sz="4" w:space="0" w:color="8AA0B4"/>
+              <w:bottom w:val="single" w:sz="4" w:space="0" w:color="8AA0B4"/>
+              <w:right w:val="single" w:sz="4" w:space="0" w:color="8AA0B4"/>
+            </w:tcBorders>
+            <w:shd w:fill="F4F7FA" w:val="clear"/>
+          </w:tcPr>
+          <w:p>
+            <w:pPr>
+              <w:spacing w:before="0" w:after="0" w:line="252" w:lineRule="auto"/>
+              <w:jc w:val="left"/>
+            </w:pPr>
+            <w:r/>
+            <w:r>
+              <w:rPr>
+                <w:rFonts w:ascii="Calibri" w:hAnsi="Calibri" w:eastAsia="Calibri"/>
+                <w:b w:val="0"/>
+                <w:color w:val="1A1A1A"/>
+                <w:sz w:val="16"/>
+              </w:rPr>
+              <w:t>Component and library vendors; Oracle Corporation and other platform vendors</w:t>
+            </w:r>
+          </w:p>
+        </w:tc>
+      </w:tr>
+      <w:tr>
+        <w:trPr>
+          <w:trHeight w:val="1219"/>
+        </w:trPr>
+        <w:tc>
+          <w:tcPr>
+            <w:tcW w:type="dxa" w:w="1928"/>
+            <w:vAlign w:val="center"/>
+            <w:tcMar>
+              <w:top w:w="40" w:type="dxa"/>
+              <w:left w:w="60" w:type="dxa"/>
+              <w:bottom w:w="40" w:type="dxa"/>
+              <w:right w:w="60" w:type="dxa"/>
+            </w:tcMar>
+            <w:tcBorders>
+              <w:top w:val="single" w:sz="4" w:space="0" w:color="8AA0B4"/>
+              <w:left w:val="single" w:sz="4" w:space="0" w:color="8AA0B4"/>
+              <w:bottom w:val="single" w:sz="4" w:space="0" w:color="8AA0B4"/>
+              <w:right w:val="single" w:sz="4" w:space="0" w:color="8AA0B4"/>
+            </w:tcBorders>
+            <w:shd w:fill="FFFFFF" w:val="clear"/>
+          </w:tcPr>
+          <w:p>
+            <w:pPr>
+              <w:spacing w:before="0" w:after="0" w:line="252" w:lineRule="auto"/>
+              <w:jc w:val="left"/>
+            </w:pPr>
+            <w:r/>
+            <w:r>
+              <w:rPr>
+                <w:rFonts w:ascii="Calibri" w:hAnsi="Calibri" w:eastAsia="Calibri"/>
+                <w:b/>
+                <w:color w:val="1A1A1A"/>
+                <w:sz w:val="16"/>
+              </w:rPr>
+              <w:t>Security &amp; Access Configuration</w:t>
+            </w:r>
+          </w:p>
+        </w:tc>
+        <w:tc>
+          <w:tcPr>
+            <w:tcW w:type="dxa" w:w="2608"/>
+            <w:vAlign w:val="center"/>
+            <w:tcMar>
+              <w:top w:w="40" w:type="dxa"/>
+              <w:left w:w="60" w:type="dxa"/>
+              <w:bottom w:w="40" w:type="dxa"/>
+              <w:right w:w="60" w:type="dxa"/>
+            </w:tcMar>
+            <w:tcBorders>
+              <w:top w:val="single" w:sz="4" w:space="0" w:color="8AA0B4"/>
+              <w:left w:val="single" w:sz="4" w:space="0" w:color="8AA0B4"/>
+              <w:bottom w:val="single" w:sz="4" w:space="0" w:color="8AA0B4"/>
+              <w:right w:val="single" w:sz="4" w:space="0" w:color="8AA0B4"/>
+            </w:tcBorders>
+            <w:shd w:fill="FFFFFF" w:val="clear"/>
+          </w:tcPr>
+          <w:p>
+            <w:pPr>
+              <w:spacing w:before="0" w:after="0" w:line="252" w:lineRule="auto"/>
+              <w:jc w:val="left"/>
+            </w:pPr>
+            <w:r/>
+            <w:r>
+              <w:rPr>
+                <w:rFonts w:ascii="Calibri" w:hAnsi="Calibri" w:eastAsia="Calibri"/>
+                <w:b w:val="0"/>
+                <w:color w:val="1A1A1A"/>
+                <w:sz w:val="16"/>
+              </w:rPr>
+              <w:t>Credential compromise, unauthorized access, or unremediated security vulnerabilities</w:t>
+            </w:r>
+          </w:p>
+        </w:tc>
+        <w:tc>
+          <w:tcPr>
+            <w:tcW w:type="dxa" w:w="2948"/>
+            <w:vAlign w:val="center"/>
+            <w:tcMar>
+              <w:top w:w="40" w:type="dxa"/>
+              <w:left w:w="60" w:type="dxa"/>
+              <w:bottom w:w="40" w:type="dxa"/>
+              <w:right w:w="60" w:type="dxa"/>
+            </w:tcMar>
+            <w:tcBorders>
+              <w:top w:val="single" w:sz="4" w:space="0" w:color="8AA0B4"/>
+              <w:left w:val="single" w:sz="4" w:space="0" w:color="8AA0B4"/>
+              <w:bottom w:val="single" w:sz="4" w:space="0" w:color="8AA0B4"/>
+              <w:right w:val="single" w:sz="4" w:space="0" w:color="8AA0B4"/>
+            </w:tcBorders>
+            <w:shd w:fill="FFFFFF" w:val="clear"/>
+          </w:tcPr>
+          <w:p>
+            <w:pPr>
+              <w:spacing w:before="0" w:after="0" w:line="252" w:lineRule="auto"/>
+              <w:jc w:val="left"/>
+            </w:pPr>
+            <w:r/>
+            <w:r>
+              <w:rPr>
+                <w:rFonts w:ascii="Calibri" w:hAnsi="Calibri" w:eastAsia="Calibri"/>
+                <w:b w:val="0"/>
+                <w:color w:val="1A1A1A"/>
+                <w:sz w:val="16"/>
+              </w:rPr>
+              <w:t>HR/Admin joiner–mover–leaver notice; identity directory; approved access request in the ticketing portal</w:t>
+            </w:r>
+          </w:p>
+        </w:tc>
+        <w:tc>
+          <w:tcPr>
+            <w:tcW w:type="dxa" w:w="2835"/>
+            <w:vAlign w:val="center"/>
+            <w:tcMar>
+              <w:top w:w="40" w:type="dxa"/>
+              <w:left w:w="60" w:type="dxa"/>
+              <w:bottom w:w="40" w:type="dxa"/>
+              <w:right w:w="60" w:type="dxa"/>
+            </w:tcMar>
+            <w:tcBorders>
+              <w:top w:val="single" w:sz="4" w:space="0" w:color="8AA0B4"/>
+              <w:left w:val="single" w:sz="4" w:space="0" w:color="8AA0B4"/>
+              <w:bottom w:val="single" w:sz="4" w:space="0" w:color="8AA0B4"/>
+              <w:right w:val="single" w:sz="4" w:space="0" w:color="8AA0B4"/>
+            </w:tcBorders>
+            <w:shd w:fill="FFFFFF" w:val="clear"/>
+          </w:tcPr>
+          <w:p>
+            <w:pPr>
+              <w:spacing w:before="0" w:after="0" w:line="252" w:lineRule="auto"/>
+              <w:jc w:val="left"/>
+            </w:pPr>
+            <w:r/>
+            <w:r>
+              <w:rPr>
+                <w:rFonts w:ascii="Calibri" w:hAnsi="Calibri" w:eastAsia="Calibri"/>
+                <w:b w:val="0"/>
+                <w:color w:val="1A1A1A"/>
+                <w:sz w:val="16"/>
+              </w:rPr>
+              <w:t>All technical activities that touch production; client data protection; audit</w:t>
+            </w:r>
+          </w:p>
+        </w:tc>
+        <w:tc>
+          <w:tcPr>
+            <w:tcW w:type="dxa" w:w="2494"/>
+            <w:vAlign w:val="center"/>
+            <w:tcMar>
+              <w:top w:w="40" w:type="dxa"/>
+              <w:left w:w="60" w:type="dxa"/>
+              <w:bottom w:w="40" w:type="dxa"/>
+              <w:right w:w="60" w:type="dxa"/>
+            </w:tcMar>
+            <w:tcBorders>
+              <w:top w:val="single" w:sz="4" w:space="0" w:color="8AA0B4"/>
+              <w:left w:val="single" w:sz="4" w:space="0" w:color="8AA0B4"/>
+              <w:bottom w:val="single" w:sz="4" w:space="0" w:color="8AA0B4"/>
+              <w:right w:val="single" w:sz="4" w:space="0" w:color="8AA0B4"/>
+            </w:tcBorders>
+            <w:shd w:fill="FFFFFF" w:val="clear"/>
+          </w:tcPr>
+          <w:p>
+            <w:pPr>
+              <w:spacing w:before="0" w:after="0" w:line="252" w:lineRule="auto"/>
+              <w:jc w:val="left"/>
+            </w:pPr>
+            <w:r/>
+            <w:r>
+              <w:rPr>
+                <w:rFonts w:ascii="Calibri" w:hAnsi="Calibri" w:eastAsia="Calibri"/>
+                <w:b w:val="0"/>
+                <w:color w:val="1A1A1A"/>
+                <w:sz w:val="16"/>
+              </w:rPr>
+              <w:t>Identity directory; VPN; privileged-access consoles; ticketing portal</w:t>
+            </w:r>
+          </w:p>
+        </w:tc>
+        <w:tc>
+          <w:tcPr>
+            <w:tcW w:type="dxa" w:w="2608"/>
+            <w:vAlign w:val="center"/>
+            <w:tcMar>
+              <w:top w:w="40" w:type="dxa"/>
+              <w:left w:w="60" w:type="dxa"/>
+              <w:bottom w:w="40" w:type="dxa"/>
+              <w:right w:w="60" w:type="dxa"/>
+            </w:tcMar>
+            <w:tcBorders>
+              <w:top w:val="single" w:sz="4" w:space="0" w:color="8AA0B4"/>
+              <w:left w:val="single" w:sz="4" w:space="0" w:color="8AA0B4"/>
+              <w:bottom w:val="single" w:sz="4" w:space="0" w:color="8AA0B4"/>
+              <w:right w:val="single" w:sz="4" w:space="0" w:color="8AA0B4"/>
+            </w:tcBorders>
+            <w:shd w:fill="FFFFFF" w:val="clear"/>
+          </w:tcPr>
+          <w:p>
+            <w:pPr>
+              <w:spacing w:before="0" w:after="0" w:line="252" w:lineRule="auto"/>
+              <w:jc w:val="left"/>
+            </w:pPr>
+            <w:r/>
+            <w:r>
+              <w:rPr>
+                <w:rFonts w:ascii="Calibri" w:hAnsi="Calibri" w:eastAsia="Calibri"/>
+                <w:b w:val="0"/>
+                <w:color w:val="1A1A1A"/>
+                <w:sz w:val="16"/>
+              </w:rPr>
+              <w:t>Access matrices; secrets inventory; vulnerability results; access-review evidence</w:t>
+            </w:r>
+          </w:p>
+        </w:tc>
+        <w:tc>
+          <w:tcPr>
+            <w:tcW w:type="dxa" w:w="2381"/>
+            <w:vAlign w:val="center"/>
+            <w:tcMar>
+              <w:top w:w="40" w:type="dxa"/>
+              <w:left w:w="60" w:type="dxa"/>
+              <w:bottom w:w="40" w:type="dxa"/>
+              <w:right w:w="60" w:type="dxa"/>
+            </w:tcMar>
+            <w:tcBorders>
+              <w:top w:val="single" w:sz="4" w:space="0" w:color="8AA0B4"/>
+              <w:left w:val="single" w:sz="4" w:space="0" w:color="8AA0B4"/>
+              <w:bottom w:val="single" w:sz="4" w:space="0" w:color="8AA0B4"/>
+              <w:right w:val="single" w:sz="4" w:space="0" w:color="8AA0B4"/>
+            </w:tcBorders>
+            <w:shd w:fill="FFFFFF" w:val="clear"/>
+          </w:tcPr>
+          <w:p>
+            <w:pPr>
+              <w:spacing w:before="0" w:after="0" w:line="252" w:lineRule="auto"/>
+              <w:jc w:val="center"/>
+            </w:pPr>
+            <w:r/>
+            <w:r>
+              <w:rPr>
+                <w:rFonts w:ascii="Calibri" w:hAnsi="Calibri" w:eastAsia="Calibri"/>
+                <w:b/>
+                <w:color w:val="1A1A1A"/>
+                <w:sz w:val="16"/>
+              </w:rPr>
+              <w:t>Security Administrator (Primary) / Technical Lead (Backup)</w:t>
+            </w:r>
+          </w:p>
+        </w:tc>
+        <w:tc>
+          <w:tcPr>
+            <w:tcW w:type="dxa" w:w="2381"/>
+            <w:vAlign w:val="center"/>
+            <w:tcMar>
+              <w:top w:w="40" w:type="dxa"/>
+              <w:left w:w="60" w:type="dxa"/>
+              <w:bottom w:w="40" w:type="dxa"/>
+              <w:right w:w="60" w:type="dxa"/>
+            </w:tcMar>
+            <w:tcBorders>
+              <w:top w:val="single" w:sz="4" w:space="0" w:color="8AA0B4"/>
+              <w:left w:val="single" w:sz="4" w:space="0" w:color="8AA0B4"/>
+              <w:bottom w:val="single" w:sz="4" w:space="0" w:color="8AA0B4"/>
+              <w:right w:val="single" w:sz="4" w:space="0" w:color="8AA0B4"/>
+            </w:tcBorders>
+            <w:shd w:fill="FFFFFF" w:val="clear"/>
+          </w:tcPr>
+          <w:p>
+            <w:pPr>
+              <w:spacing w:before="0" w:after="0" w:line="252" w:lineRule="auto"/>
+              <w:jc w:val="left"/>
+            </w:pPr>
+            <w:r/>
+            <w:r>
+              <w:rPr>
+                <w:rFonts w:ascii="Calibri" w:hAnsi="Calibri" w:eastAsia="Calibri"/>
+                <w:b w:val="0"/>
+                <w:color w:val="1A1A1A"/>
+                <w:sz w:val="16"/>
+              </w:rPr>
+              <w:t>Identity and VPN vendor; security-tooling vendor</w:t>
+            </w:r>
+          </w:p>
+        </w:tc>
+      </w:tr>
+      <w:tr>
+        <w:trPr>
+          <w:trHeight w:val="1219"/>
+        </w:trPr>
+        <w:tc>
+          <w:tcPr>
+            <w:tcW w:type="dxa" w:w="1928"/>
+            <w:vAlign w:val="center"/>
+            <w:tcMar>
+              <w:top w:w="40" w:type="dxa"/>
+              <w:left w:w="60" w:type="dxa"/>
+              <w:bottom w:w="40" w:type="dxa"/>
+              <w:right w:w="60" w:type="dxa"/>
+            </w:tcMar>
+            <w:tcBorders>
+              <w:top w:val="single" w:sz="4" w:space="0" w:color="8AA0B4"/>
+              <w:left w:val="single" w:sz="4" w:space="0" w:color="8AA0B4"/>
+              <w:bottom w:val="single" w:sz="4" w:space="0" w:color="8AA0B4"/>
+              <w:right w:val="single" w:sz="4" w:space="0" w:color="8AA0B4"/>
+            </w:tcBorders>
+            <w:shd w:fill="F4F7FA" w:val="clear"/>
+          </w:tcPr>
+          <w:p>
+            <w:pPr>
+              <w:spacing w:before="0" w:after="0" w:line="252" w:lineRule="auto"/>
+              <w:jc w:val="left"/>
+            </w:pPr>
+            <w:r/>
+            <w:r>
+              <w:rPr>
+                <w:rFonts w:ascii="Calibri" w:hAnsi="Calibri" w:eastAsia="Calibri"/>
+                <w:b/>
+                <w:color w:val="1A1A1A"/>
+                <w:sz w:val="16"/>
+              </w:rPr>
+              <w:t>Environment Management</w:t>
+            </w:r>
+          </w:p>
+        </w:tc>
+        <w:tc>
+          <w:tcPr>
+            <w:tcW w:type="dxa" w:w="2608"/>
+            <w:vAlign w:val="center"/>
+            <w:tcMar>
+              <w:top w:w="40" w:type="dxa"/>
+              <w:left w:w="60" w:type="dxa"/>
+              <w:bottom w:w="40" w:type="dxa"/>
+              <w:right w:w="60" w:type="dxa"/>
+            </w:tcMar>
+            <w:tcBorders>
+              <w:top w:val="single" w:sz="4" w:space="0" w:color="8AA0B4"/>
+              <w:left w:val="single" w:sz="4" w:space="0" w:color="8AA0B4"/>
+              <w:bottom w:val="single" w:sz="4" w:space="0" w:color="8AA0B4"/>
+              <w:right w:val="single" w:sz="4" w:space="0" w:color="8AA0B4"/>
+            </w:tcBorders>
+            <w:shd w:fill="F4F7FA" w:val="clear"/>
+          </w:tcPr>
+          <w:p>
+            <w:pPr>
+              <w:spacing w:before="0" w:after="0" w:line="252" w:lineRule="auto"/>
+              <w:jc w:val="left"/>
+            </w:pPr>
+            <w:r/>
+            <w:r>
+              <w:rPr>
+                <w:rFonts w:ascii="Calibri" w:hAnsi="Calibri" w:eastAsia="Calibri"/>
+                <w:b w:val="0"/>
+                <w:color w:val="1A1A1A"/>
+                <w:sz w:val="16"/>
+              </w:rPr>
+              <w:t>Production data exposure or misconfiguration resulting from poorly controlled environments</w:t>
+            </w:r>
+          </w:p>
+        </w:tc>
+        <w:tc>
+          <w:tcPr>
+            <w:tcW w:type="dxa" w:w="2948"/>
+            <w:vAlign w:val="center"/>
+            <w:tcMar>
+              <w:top w:w="40" w:type="dxa"/>
+              <w:left w:w="60" w:type="dxa"/>
+              <w:bottom w:w="40" w:type="dxa"/>
+              <w:right w:w="60" w:type="dxa"/>
+            </w:tcMar>
+            <w:tcBorders>
+              <w:top w:val="single" w:sz="4" w:space="0" w:color="8AA0B4"/>
+              <w:left w:val="single" w:sz="4" w:space="0" w:color="8AA0B4"/>
+              <w:bottom w:val="single" w:sz="4" w:space="0" w:color="8AA0B4"/>
+              <w:right w:val="single" w:sz="4" w:space="0" w:color="8AA0B4"/>
+            </w:tcBorders>
+            <w:shd w:fill="F4F7FA" w:val="clear"/>
+          </w:tcPr>
+          <w:p>
+            <w:pPr>
+              <w:spacing w:before="0" w:after="0" w:line="252" w:lineRule="auto"/>
+              <w:jc w:val="left"/>
+            </w:pPr>
+            <w:r/>
+            <w:r>
+              <w:rPr>
+                <w:rFonts w:ascii="Calibri" w:hAnsi="Calibri" w:eastAsia="Calibri"/>
+                <w:b w:val="0"/>
+                <w:color w:val="1A1A1A"/>
+                <w:sz w:val="16"/>
+              </w:rPr>
+              <w:t>Cloud/infrastructure capacity; network and VPN; configuration baselines</w:t>
+            </w:r>
+          </w:p>
+        </w:tc>
+        <w:tc>
+          <w:tcPr>
+            <w:tcW w:type="dxa" w:w="2835"/>
+            <w:vAlign w:val="center"/>
+            <w:tcMar>
+              <w:top w:w="40" w:type="dxa"/>
+              <w:left w:w="60" w:type="dxa"/>
+              <w:bottom w:w="40" w:type="dxa"/>
+              <w:right w:w="60" w:type="dxa"/>
+            </w:tcMar>
+            <w:tcBorders>
+              <w:top w:val="single" w:sz="4" w:space="0" w:color="8AA0B4"/>
+              <w:left w:val="single" w:sz="4" w:space="0" w:color="8AA0B4"/>
+              <w:bottom w:val="single" w:sz="4" w:space="0" w:color="8AA0B4"/>
+              <w:right w:val="single" w:sz="4" w:space="0" w:color="8AA0B4"/>
+            </w:tcBorders>
+            <w:shd w:fill="F4F7FA" w:val="clear"/>
+          </w:tcPr>
+          <w:p>
+            <w:pPr>
+              <w:spacing w:before="0" w:after="0" w:line="252" w:lineRule="auto"/>
+              <w:jc w:val="left"/>
+            </w:pPr>
+            <w:r/>
+            <w:r>
+              <w:rPr>
+                <w:rFonts w:ascii="Calibri" w:hAnsi="Calibri" w:eastAsia="Calibri"/>
+                <w:b w:val="0"/>
+                <w:color w:val="1A1A1A"/>
+                <w:sz w:val="16"/>
+              </w:rPr>
+              <w:t>Application Development; Testing &amp; QA; Release Deployment</w:t>
+            </w:r>
+          </w:p>
+        </w:tc>
+        <w:tc>
+          <w:tcPr>
+            <w:tcW w:type="dxa" w:w="2494"/>
+            <w:vAlign w:val="center"/>
+            <w:tcMar>
+              <w:top w:w="40" w:type="dxa"/>
+              <w:left w:w="60" w:type="dxa"/>
+              <w:bottom w:w="40" w:type="dxa"/>
+              <w:right w:w="60" w:type="dxa"/>
+            </w:tcMar>
+            <w:tcBorders>
+              <w:top w:val="single" w:sz="4" w:space="0" w:color="8AA0B4"/>
+              <w:left w:val="single" w:sz="4" w:space="0" w:color="8AA0B4"/>
+              <w:bottom w:val="single" w:sz="4" w:space="0" w:color="8AA0B4"/>
+              <w:right w:val="single" w:sz="4" w:space="0" w:color="8AA0B4"/>
+            </w:tcBorders>
+            <w:shd w:fill="F4F7FA" w:val="clear"/>
+          </w:tcPr>
+          <w:p>
+            <w:pPr>
+              <w:spacing w:before="0" w:after="0" w:line="252" w:lineRule="auto"/>
+              <w:jc w:val="left"/>
+            </w:pPr>
+            <w:r/>
+            <w:r>
+              <w:rPr>
+                <w:rFonts w:ascii="Calibri" w:hAnsi="Calibri" w:eastAsia="Calibri"/>
+                <w:b w:val="0"/>
+                <w:color w:val="1A1A1A"/>
+                <w:sz w:val="16"/>
+              </w:rPr>
+              <w:t>Environment/cloud console; configuration management; VPN</w:t>
+            </w:r>
+          </w:p>
+        </w:tc>
+        <w:tc>
+          <w:tcPr>
+            <w:tcW w:type="dxa" w:w="2608"/>
+            <w:vAlign w:val="center"/>
+            <w:tcMar>
+              <w:top w:w="40" w:type="dxa"/>
+              <w:left w:w="60" w:type="dxa"/>
+              <w:bottom w:w="40" w:type="dxa"/>
+              <w:right w:w="60" w:type="dxa"/>
+            </w:tcMar>
+            <w:tcBorders>
+              <w:top w:val="single" w:sz="4" w:space="0" w:color="8AA0B4"/>
+              <w:left w:val="single" w:sz="4" w:space="0" w:color="8AA0B4"/>
+              <w:bottom w:val="single" w:sz="4" w:space="0" w:color="8AA0B4"/>
+              <w:right w:val="single" w:sz="4" w:space="0" w:color="8AA0B4"/>
+            </w:tcBorders>
+            <w:shd w:fill="F4F7FA" w:val="clear"/>
+          </w:tcPr>
+          <w:p>
+            <w:pPr>
+              <w:spacing w:before="0" w:after="0" w:line="252" w:lineRule="auto"/>
+              <w:jc w:val="left"/>
+            </w:pPr>
+            <w:r/>
+            <w:r>
+              <w:rPr>
+                <w:rFonts w:ascii="Calibri" w:hAnsi="Calibri" w:eastAsia="Calibri"/>
+                <w:b w:val="0"/>
+                <w:color w:val="1A1A1A"/>
+                <w:sz w:val="16"/>
+              </w:rPr>
+              <w:t>Environment inventory; configuration baselines; credentials; data-masking rules</w:t>
+            </w:r>
+          </w:p>
+        </w:tc>
+        <w:tc>
+          <w:tcPr>
+            <w:tcW w:type="dxa" w:w="2381"/>
+            <w:vAlign w:val="center"/>
+            <w:tcMar>
+              <w:top w:w="40" w:type="dxa"/>
+              <w:left w:w="60" w:type="dxa"/>
+              <w:bottom w:w="40" w:type="dxa"/>
+              <w:right w:w="60" w:type="dxa"/>
+            </w:tcMar>
+            <w:tcBorders>
+              <w:top w:val="single" w:sz="4" w:space="0" w:color="8AA0B4"/>
+              <w:left w:val="single" w:sz="4" w:space="0" w:color="8AA0B4"/>
+              <w:bottom w:val="single" w:sz="4" w:space="0" w:color="8AA0B4"/>
+              <w:right w:val="single" w:sz="4" w:space="0" w:color="8AA0B4"/>
+            </w:tcBorders>
+            <w:shd w:fill="F4F7FA" w:val="clear"/>
+          </w:tcPr>
+          <w:p>
+            <w:pPr>
+              <w:spacing w:before="0" w:after="0" w:line="252" w:lineRule="auto"/>
+              <w:jc w:val="center"/>
+            </w:pPr>
+            <w:r/>
+            <w:r>
+              <w:rPr>
+                <w:rFonts w:ascii="Calibri" w:hAnsi="Calibri" w:eastAsia="Calibri"/>
+                <w:b/>
+                <w:color w:val="1A1A1A"/>
+                <w:sz w:val="16"/>
+              </w:rPr>
+              <w:t>DevOps Engineer (Primary) / Technical Lead (Backup)</w:t>
+            </w:r>
+          </w:p>
+        </w:tc>
+        <w:tc>
+          <w:tcPr>
+            <w:tcW w:type="dxa" w:w="2381"/>
+            <w:vAlign w:val="center"/>
+            <w:tcMar>
+              <w:top w:w="40" w:type="dxa"/>
+              <w:left w:w="60" w:type="dxa"/>
+              <w:bottom w:w="40" w:type="dxa"/>
+              <w:right w:w="60" w:type="dxa"/>
+            </w:tcMar>
+            <w:tcBorders>
+              <w:top w:val="single" w:sz="4" w:space="0" w:color="8AA0B4"/>
+              <w:left w:val="single" w:sz="4" w:space="0" w:color="8AA0B4"/>
+              <w:bottom w:val="single" w:sz="4" w:space="0" w:color="8AA0B4"/>
+              <w:right w:val="single" w:sz="4" w:space="0" w:color="8AA0B4"/>
+            </w:tcBorders>
+            <w:shd w:fill="F4F7FA" w:val="clear"/>
+          </w:tcPr>
+          <w:p>
+            <w:pPr>
+              <w:spacing w:before="0" w:after="0" w:line="252" w:lineRule="auto"/>
+              <w:jc w:val="left"/>
+            </w:pPr>
+            <w:r/>
+            <w:r>
+              <w:rPr>
+                <w:rFonts w:ascii="Calibri" w:hAnsi="Calibri" w:eastAsia="Calibri"/>
+                <w:b w:val="0"/>
+                <w:color w:val="1A1A1A"/>
+                <w:sz w:val="16"/>
+              </w:rPr>
+              <w:t>Cloud/hosting provider</w:t>
+            </w:r>
+          </w:p>
+        </w:tc>
+      </w:tr>
+      <w:tr>
+        <w:trPr>
+          <w:trHeight w:val="1219"/>
+        </w:trPr>
+        <w:tc>
+          <w:tcPr>
+            <w:tcW w:type="dxa" w:w="1928"/>
+            <w:vAlign w:val="center"/>
+            <w:tcMar>
+              <w:top w:w="40" w:type="dxa"/>
+              <w:left w:w="60" w:type="dxa"/>
+              <w:bottom w:w="40" w:type="dxa"/>
+              <w:right w:w="60" w:type="dxa"/>
+            </w:tcMar>
+            <w:tcBorders>
+              <w:top w:val="single" w:sz="4" w:space="0" w:color="8AA0B4"/>
+              <w:left w:val="single" w:sz="4" w:space="0" w:color="8AA0B4"/>
+              <w:bottom w:val="single" w:sz="4" w:space="0" w:color="8AA0B4"/>
+              <w:right w:val="single" w:sz="4" w:space="0" w:color="8AA0B4"/>
+            </w:tcBorders>
+            <w:shd w:fill="FFFFFF" w:val="clear"/>
+          </w:tcPr>
+          <w:p>
+            <w:pPr>
+              <w:spacing w:before="0" w:after="0" w:line="252" w:lineRule="auto"/>
+              <w:jc w:val="left"/>
+            </w:pPr>
+            <w:r/>
+            <w:r>
+              <w:rPr>
+                <w:rFonts w:ascii="Calibri" w:hAnsi="Calibri" w:eastAsia="Calibri"/>
+                <w:b/>
+                <w:color w:val="1A1A1A"/>
+                <w:sz w:val="16"/>
+              </w:rPr>
+              <w:t>Data Handling &amp; ETL</w:t>
+            </w:r>
+          </w:p>
+        </w:tc>
+        <w:tc>
+          <w:tcPr>
+            <w:tcW w:type="dxa" w:w="2608"/>
+            <w:vAlign w:val="center"/>
+            <w:tcMar>
+              <w:top w:w="40" w:type="dxa"/>
+              <w:left w:w="60" w:type="dxa"/>
+              <w:bottom w:w="40" w:type="dxa"/>
+              <w:right w:w="60" w:type="dxa"/>
+            </w:tcMar>
+            <w:tcBorders>
+              <w:top w:val="single" w:sz="4" w:space="0" w:color="8AA0B4"/>
+              <w:left w:val="single" w:sz="4" w:space="0" w:color="8AA0B4"/>
+              <w:bottom w:val="single" w:sz="4" w:space="0" w:color="8AA0B4"/>
+              <w:right w:val="single" w:sz="4" w:space="0" w:color="8AA0B4"/>
+            </w:tcBorders>
+            <w:shd w:fill="FFFFFF" w:val="clear"/>
+          </w:tcPr>
+          <w:p>
+            <w:pPr>
+              <w:spacing w:before="0" w:after="0" w:line="252" w:lineRule="auto"/>
+              <w:jc w:val="left"/>
+            </w:pPr>
+            <w:r/>
+            <w:r>
+              <w:rPr>
+                <w:rFonts w:ascii="Calibri" w:hAnsi="Calibri" w:eastAsia="Calibri"/>
+                <w:b w:val="0"/>
+                <w:color w:val="1A1A1A"/>
+                <w:sz w:val="16"/>
+              </w:rPr>
+              <w:t>Data leakage, corruption, or privacy violations during the movement of data</w:t>
+            </w:r>
+          </w:p>
+        </w:tc>
+        <w:tc>
+          <w:tcPr>
+            <w:tcW w:type="dxa" w:w="2948"/>
+            <w:vAlign w:val="center"/>
+            <w:tcMar>
+              <w:top w:w="40" w:type="dxa"/>
+              <w:left w:w="60" w:type="dxa"/>
+              <w:bottom w:w="40" w:type="dxa"/>
+              <w:right w:w="60" w:type="dxa"/>
+            </w:tcMar>
+            <w:tcBorders>
+              <w:top w:val="single" w:sz="4" w:space="0" w:color="8AA0B4"/>
+              <w:left w:val="single" w:sz="4" w:space="0" w:color="8AA0B4"/>
+              <w:bottom w:val="single" w:sz="4" w:space="0" w:color="8AA0B4"/>
+              <w:right w:val="single" w:sz="4" w:space="0" w:color="8AA0B4"/>
+            </w:tcBorders>
+            <w:shd w:fill="FFFFFF" w:val="clear"/>
+          </w:tcPr>
+          <w:p>
+            <w:pPr>
+              <w:spacing w:before="0" w:after="0" w:line="252" w:lineRule="auto"/>
+              <w:jc w:val="left"/>
+            </w:pPr>
+            <w:r/>
+            <w:r>
+              <w:rPr>
+                <w:rFonts w:ascii="Calibri" w:hAnsi="Calibri" w:eastAsia="Calibri"/>
+                <w:b w:val="0"/>
+                <w:color w:val="1A1A1A"/>
+                <w:sz w:val="16"/>
+              </w:rPr>
+              <w:t>Source system availability (client Oracle ERP / operational databases); mapping specs; month-end/quarter-end window</w:t>
+            </w:r>
+          </w:p>
+        </w:tc>
+        <w:tc>
+          <w:tcPr>
+            <w:tcW w:type="dxa" w:w="2835"/>
+            <w:vAlign w:val="center"/>
+            <w:tcMar>
+              <w:top w:w="40" w:type="dxa"/>
+              <w:left w:w="60" w:type="dxa"/>
+              <w:bottom w:w="40" w:type="dxa"/>
+              <w:right w:w="60" w:type="dxa"/>
+            </w:tcMar>
+            <w:tcBorders>
+              <w:top w:val="single" w:sz="4" w:space="0" w:color="8AA0B4"/>
+              <w:left w:val="single" w:sz="4" w:space="0" w:color="8AA0B4"/>
+              <w:bottom w:val="single" w:sz="4" w:space="0" w:color="8AA0B4"/>
+              <w:right w:val="single" w:sz="4" w:space="0" w:color="8AA0B4"/>
+            </w:tcBorders>
+            <w:shd w:fill="FFFFFF" w:val="clear"/>
+          </w:tcPr>
+          <w:p>
+            <w:pPr>
+              <w:spacing w:before="0" w:after="0" w:line="252" w:lineRule="auto"/>
+              <w:jc w:val="left"/>
+            </w:pPr>
+            <w:r/>
+            <w:r>
+              <w:rPr>
+                <w:rFonts w:ascii="Calibri" w:hAnsi="Calibri" w:eastAsia="Calibri"/>
+                <w:b w:val="0"/>
+                <w:color w:val="1A1A1A"/>
+                <w:sz w:val="16"/>
+              </w:rPr>
+              <w:t>Client reports and dashboards; Implementation Functional Unit; client finance close</w:t>
+            </w:r>
+          </w:p>
+        </w:tc>
+        <w:tc>
+          <w:tcPr>
+            <w:tcW w:type="dxa" w:w="2494"/>
+            <w:vAlign w:val="center"/>
+            <w:tcMar>
+              <w:top w:w="40" w:type="dxa"/>
+              <w:left w:w="60" w:type="dxa"/>
+              <w:bottom w:w="40" w:type="dxa"/>
+              <w:right w:w="60" w:type="dxa"/>
+            </w:tcMar>
+            <w:tcBorders>
+              <w:top w:val="single" w:sz="4" w:space="0" w:color="8AA0B4"/>
+              <w:left w:val="single" w:sz="4" w:space="0" w:color="8AA0B4"/>
+              <w:bottom w:val="single" w:sz="4" w:space="0" w:color="8AA0B4"/>
+              <w:right w:val="single" w:sz="4" w:space="0" w:color="8AA0B4"/>
+            </w:tcBorders>
+            <w:shd w:fill="FFFFFF" w:val="clear"/>
+          </w:tcPr>
+          <w:p>
+            <w:pPr>
+              <w:spacing w:before="0" w:after="0" w:line="252" w:lineRule="auto"/>
+              <w:jc w:val="left"/>
+            </w:pPr>
+            <w:r/>
+            <w:r>
+              <w:rPr>
+                <w:rFonts w:ascii="Calibri" w:hAnsi="Calibri" w:eastAsia="Calibri"/>
+                <w:b w:val="0"/>
+                <w:color w:val="1A1A1A"/>
+                <w:sz w:val="16"/>
+              </w:rPr>
+              <w:t>ETL/integration platform; source and target databases; VPN</w:t>
+            </w:r>
+          </w:p>
+        </w:tc>
+        <w:tc>
+          <w:tcPr>
+            <w:tcW w:type="dxa" w:w="2608"/>
+            <w:vAlign w:val="center"/>
+            <w:tcMar>
+              <w:top w:w="40" w:type="dxa"/>
+              <w:left w:w="60" w:type="dxa"/>
+              <w:bottom w:w="40" w:type="dxa"/>
+              <w:right w:w="60" w:type="dxa"/>
+            </w:tcMar>
+            <w:tcBorders>
+              <w:top w:val="single" w:sz="4" w:space="0" w:color="8AA0B4"/>
+              <w:left w:val="single" w:sz="4" w:space="0" w:color="8AA0B4"/>
+              <w:bottom w:val="single" w:sz="4" w:space="0" w:color="8AA0B4"/>
+              <w:right w:val="single" w:sz="4" w:space="0" w:color="8AA0B4"/>
+            </w:tcBorders>
+            <w:shd w:fill="FFFFFF" w:val="clear"/>
+          </w:tcPr>
+          <w:p>
+            <w:pPr>
+              <w:spacing w:before="0" w:after="0" w:line="252" w:lineRule="auto"/>
+              <w:jc w:val="left"/>
+            </w:pPr>
+            <w:r/>
+            <w:r>
+              <w:rPr>
+                <w:rFonts w:ascii="Calibri" w:hAnsi="Calibri" w:eastAsia="Calibri"/>
+                <w:b w:val="0"/>
+                <w:color w:val="1A1A1A"/>
+                <w:sz w:val="16"/>
+              </w:rPr>
+              <w:t>Source extracts; transformation mappings; load logs; data-quality exceptions</w:t>
+            </w:r>
+          </w:p>
+        </w:tc>
+        <w:tc>
+          <w:tcPr>
+            <w:tcW w:type="dxa" w:w="2381"/>
+            <w:vAlign w:val="center"/>
+            <w:tcMar>
+              <w:top w:w="40" w:type="dxa"/>
+              <w:left w:w="60" w:type="dxa"/>
+              <w:bottom w:w="40" w:type="dxa"/>
+              <w:right w:w="60" w:type="dxa"/>
+            </w:tcMar>
+            <w:tcBorders>
+              <w:top w:val="single" w:sz="4" w:space="0" w:color="8AA0B4"/>
+              <w:left w:val="single" w:sz="4" w:space="0" w:color="8AA0B4"/>
+              <w:bottom w:val="single" w:sz="4" w:space="0" w:color="8AA0B4"/>
+              <w:right w:val="single" w:sz="4" w:space="0" w:color="8AA0B4"/>
+            </w:tcBorders>
+            <w:shd w:fill="FFFFFF" w:val="clear"/>
+          </w:tcPr>
+          <w:p>
+            <w:pPr>
+              <w:spacing w:before="0" w:after="0" w:line="252" w:lineRule="auto"/>
+              <w:jc w:val="center"/>
+            </w:pPr>
+            <w:r/>
+            <w:r>
+              <w:rPr>
+                <w:rFonts w:ascii="Calibri" w:hAnsi="Calibri" w:eastAsia="Calibri"/>
+                <w:b/>
+                <w:color w:val="1A1A1A"/>
+                <w:sz w:val="16"/>
+              </w:rPr>
+              <w:t>Data Engineer (Primary) / Database Administrator (Backup)</w:t>
+            </w:r>
+          </w:p>
+        </w:tc>
+        <w:tc>
+          <w:tcPr>
+            <w:tcW w:type="dxa" w:w="2381"/>
+            <w:vAlign w:val="center"/>
+            <w:tcMar>
+              <w:top w:w="40" w:type="dxa"/>
+              <w:left w:w="60" w:type="dxa"/>
+              <w:bottom w:w="40" w:type="dxa"/>
+              <w:right w:w="60" w:type="dxa"/>
+            </w:tcMar>
+            <w:tcBorders>
+              <w:top w:val="single" w:sz="4" w:space="0" w:color="8AA0B4"/>
+              <w:left w:val="single" w:sz="4" w:space="0" w:color="8AA0B4"/>
+              <w:bottom w:val="single" w:sz="4" w:space="0" w:color="8AA0B4"/>
+              <w:right w:val="single" w:sz="4" w:space="0" w:color="8AA0B4"/>
+            </w:tcBorders>
+            <w:shd w:fill="FFFFFF" w:val="clear"/>
+          </w:tcPr>
+          <w:p>
+            <w:pPr>
+              <w:spacing w:before="0" w:after="0" w:line="252" w:lineRule="auto"/>
+              <w:jc w:val="left"/>
+            </w:pPr>
+            <w:r/>
+            <w:r>
+              <w:rPr>
+                <w:rFonts w:ascii="Calibri" w:hAnsi="Calibri" w:eastAsia="Calibri"/>
+                <w:b w:val="0"/>
+                <w:color w:val="1A1A1A"/>
+                <w:sz w:val="16"/>
+              </w:rPr>
+              <w:t>Integration/ETL vendor; Oracle Corporation (source ERP)</w:t>
+            </w:r>
+          </w:p>
+        </w:tc>
+      </w:tr>
+      <w:tr>
+        <w:trPr>
+          <w:trHeight w:val="1219"/>
+        </w:trPr>
+        <w:tc>
+          <w:tcPr>
+            <w:tcW w:type="dxa" w:w="1928"/>
+            <w:vAlign w:val="center"/>
+            <w:tcMar>
+              <w:top w:w="40" w:type="dxa"/>
+              <w:left w:w="60" w:type="dxa"/>
+              <w:bottom w:w="40" w:type="dxa"/>
+              <w:right w:w="60" w:type="dxa"/>
+            </w:tcMar>
+            <w:tcBorders>
+              <w:top w:val="single" w:sz="4" w:space="0" w:color="8AA0B4"/>
+              <w:left w:val="single" w:sz="4" w:space="0" w:color="8AA0B4"/>
+              <w:bottom w:val="single" w:sz="4" w:space="0" w:color="8AA0B4"/>
+              <w:right w:val="single" w:sz="4" w:space="0" w:color="8AA0B4"/>
+            </w:tcBorders>
+            <w:shd w:fill="F4F7FA" w:val="clear"/>
+          </w:tcPr>
+          <w:p>
+            <w:pPr>
+              <w:spacing w:before="0" w:after="0" w:line="252" w:lineRule="auto"/>
+              <w:jc w:val="left"/>
+            </w:pPr>
+            <w:r/>
+            <w:r>
+              <w:rPr>
+                <w:rFonts w:ascii="Calibri" w:hAnsi="Calibri" w:eastAsia="Calibri"/>
+                <w:b/>
+                <w:color w:val="1A1A1A"/>
+                <w:sz w:val="16"/>
+              </w:rPr>
+              <w:t>Production Support &amp; Troubleshooting</w:t>
+            </w:r>
+          </w:p>
+        </w:tc>
+        <w:tc>
+          <w:tcPr>
+            <w:tcW w:type="dxa" w:w="2608"/>
+            <w:vAlign w:val="center"/>
+            <w:tcMar>
+              <w:top w:w="40" w:type="dxa"/>
+              <w:left w:w="60" w:type="dxa"/>
+              <w:bottom w:w="40" w:type="dxa"/>
+              <w:right w:w="60" w:type="dxa"/>
+            </w:tcMar>
+            <w:tcBorders>
+              <w:top w:val="single" w:sz="4" w:space="0" w:color="8AA0B4"/>
+              <w:left w:val="single" w:sz="4" w:space="0" w:color="8AA0B4"/>
+              <w:bottom w:val="single" w:sz="4" w:space="0" w:color="8AA0B4"/>
+              <w:right w:val="single" w:sz="4" w:space="0" w:color="8AA0B4"/>
+            </w:tcBorders>
+            <w:shd w:fill="F4F7FA" w:val="clear"/>
+          </w:tcPr>
+          <w:p>
+            <w:pPr>
+              <w:spacing w:before="0" w:after="0" w:line="252" w:lineRule="auto"/>
+              <w:jc w:val="left"/>
+            </w:pPr>
+            <w:r/>
+            <w:r>
+              <w:rPr>
+                <w:rFonts w:ascii="Calibri" w:hAnsi="Calibri" w:eastAsia="Calibri"/>
+                <w:b w:val="0"/>
+                <w:color w:val="1A1A1A"/>
+                <w:sz w:val="16"/>
+              </w:rPr>
+              <w:t>Unauthorized production changes or service disruption from inadequately controlled support activities</w:t>
+            </w:r>
+          </w:p>
+        </w:tc>
+        <w:tc>
+          <w:tcPr>
+            <w:tcW w:type="dxa" w:w="2948"/>
+            <w:vAlign w:val="center"/>
+            <w:tcMar>
+              <w:top w:w="40" w:type="dxa"/>
+              <w:left w:w="60" w:type="dxa"/>
+              <w:bottom w:w="40" w:type="dxa"/>
+              <w:right w:w="60" w:type="dxa"/>
+            </w:tcMar>
+            <w:tcBorders>
+              <w:top w:val="single" w:sz="4" w:space="0" w:color="8AA0B4"/>
+              <w:left w:val="single" w:sz="4" w:space="0" w:color="8AA0B4"/>
+              <w:bottom w:val="single" w:sz="4" w:space="0" w:color="8AA0B4"/>
+              <w:right w:val="single" w:sz="4" w:space="0" w:color="8AA0B4"/>
+            </w:tcBorders>
+            <w:shd w:fill="F4F7FA" w:val="clear"/>
+          </w:tcPr>
+          <w:p>
+            <w:pPr>
+              <w:spacing w:before="0" w:after="0" w:line="252" w:lineRule="auto"/>
+              <w:jc w:val="left"/>
+            </w:pPr>
+            <w:r/>
+            <w:r>
+              <w:rPr>
+                <w:rFonts w:ascii="Calibri" w:hAnsi="Calibri" w:eastAsia="Calibri"/>
+                <w:b w:val="0"/>
+                <w:color w:val="1A1A1A"/>
+                <w:sz w:val="16"/>
+              </w:rPr>
+              <w:t>Ticketing portal; VPN to client/production; logging and monitoring; runbooks; client SLA terms</w:t>
+            </w:r>
+          </w:p>
+        </w:tc>
+        <w:tc>
+          <w:tcPr>
+            <w:tcW w:type="dxa" w:w="2835"/>
+            <w:vAlign w:val="center"/>
+            <w:tcMar>
+              <w:top w:w="40" w:type="dxa"/>
+              <w:left w:w="60" w:type="dxa"/>
+              <w:bottom w:w="40" w:type="dxa"/>
+              <w:right w:w="60" w:type="dxa"/>
+            </w:tcMar>
+            <w:tcBorders>
+              <w:top w:val="single" w:sz="4" w:space="0" w:color="8AA0B4"/>
+              <w:left w:val="single" w:sz="4" w:space="0" w:color="8AA0B4"/>
+              <w:bottom w:val="single" w:sz="4" w:space="0" w:color="8AA0B4"/>
+              <w:right w:val="single" w:sz="4" w:space="0" w:color="8AA0B4"/>
+            </w:tcBorders>
+            <w:shd w:fill="F4F7FA" w:val="clear"/>
+          </w:tcPr>
+          <w:p>
+            <w:pPr>
+              <w:spacing w:before="0" w:after="0" w:line="252" w:lineRule="auto"/>
+              <w:jc w:val="left"/>
+            </w:pPr>
+            <w:r/>
+            <w:r>
+              <w:rPr>
+                <w:rFonts w:ascii="Calibri" w:hAnsi="Calibri" w:eastAsia="Calibri"/>
+                <w:b w:val="0"/>
+                <w:color w:val="1A1A1A"/>
+                <w:sz w:val="16"/>
+              </w:rPr>
+              <w:t>Business Development; client operations; Incident Management</w:t>
+            </w:r>
+          </w:p>
+        </w:tc>
+        <w:tc>
+          <w:tcPr>
+            <w:tcW w:type="dxa" w:w="2494"/>
+            <w:vAlign w:val="center"/>
+            <w:tcMar>
+              <w:top w:w="40" w:type="dxa"/>
+              <w:left w:w="60" w:type="dxa"/>
+              <w:bottom w:w="40" w:type="dxa"/>
+              <w:right w:w="60" w:type="dxa"/>
+            </w:tcMar>
+            <w:tcBorders>
+              <w:top w:val="single" w:sz="4" w:space="0" w:color="8AA0B4"/>
+              <w:left w:val="single" w:sz="4" w:space="0" w:color="8AA0B4"/>
+              <w:bottom w:val="single" w:sz="4" w:space="0" w:color="8AA0B4"/>
+              <w:right w:val="single" w:sz="4" w:space="0" w:color="8AA0B4"/>
+            </w:tcBorders>
+            <w:shd w:fill="F4F7FA" w:val="clear"/>
+          </w:tcPr>
+          <w:p>
+            <w:pPr>
+              <w:spacing w:before="0" w:after="0" w:line="252" w:lineRule="auto"/>
+              <w:jc w:val="left"/>
+            </w:pPr>
+            <w:r/>
+            <w:r>
+              <w:rPr>
+                <w:rFonts w:ascii="Calibri" w:hAnsi="Calibri" w:eastAsia="Calibri"/>
+                <w:b w:val="0"/>
+                <w:color w:val="1A1A1A"/>
+                <w:sz w:val="16"/>
+              </w:rPr>
+              <w:t>Ticketing portal; VPN; production systems (Oracle ERP where applicable); monitoring</w:t>
+            </w:r>
+          </w:p>
+        </w:tc>
+        <w:tc>
+          <w:tcPr>
+            <w:tcW w:type="dxa" w:w="2608"/>
+            <w:vAlign w:val="center"/>
+            <w:tcMar>
+              <w:top w:w="40" w:type="dxa"/>
+              <w:left w:w="60" w:type="dxa"/>
+              <w:bottom w:w="40" w:type="dxa"/>
+              <w:right w:w="60" w:type="dxa"/>
+            </w:tcMar>
+            <w:tcBorders>
+              <w:top w:val="single" w:sz="4" w:space="0" w:color="8AA0B4"/>
+              <w:left w:val="single" w:sz="4" w:space="0" w:color="8AA0B4"/>
+              <w:bottom w:val="single" w:sz="4" w:space="0" w:color="8AA0B4"/>
+              <w:right w:val="single" w:sz="4" w:space="0" w:color="8AA0B4"/>
+            </w:tcBorders>
+            <w:shd w:fill="F4F7FA" w:val="clear"/>
+          </w:tcPr>
+          <w:p>
+            <w:pPr>
+              <w:spacing w:before="0" w:after="0" w:line="252" w:lineRule="auto"/>
+              <w:jc w:val="left"/>
+            </w:pPr>
+            <w:r/>
+            <w:r>
+              <w:rPr>
+                <w:rFonts w:ascii="Calibri" w:hAnsi="Calibri" w:eastAsia="Calibri"/>
+                <w:b w:val="0"/>
+                <w:color w:val="1A1A1A"/>
+                <w:sz w:val="16"/>
+              </w:rPr>
+              <w:t>Ticket history; SLA terms; escalation contacts; diagnostic logs; workaround records</w:t>
+            </w:r>
+          </w:p>
+        </w:tc>
+        <w:tc>
+          <w:tcPr>
+            <w:tcW w:type="dxa" w:w="2381"/>
+            <w:vAlign w:val="center"/>
+            <w:tcMar>
+              <w:top w:w="40" w:type="dxa"/>
+              <w:left w:w="60" w:type="dxa"/>
+              <w:bottom w:w="40" w:type="dxa"/>
+              <w:right w:w="60" w:type="dxa"/>
+            </w:tcMar>
+            <w:tcBorders>
+              <w:top w:val="single" w:sz="4" w:space="0" w:color="8AA0B4"/>
+              <w:left w:val="single" w:sz="4" w:space="0" w:color="8AA0B4"/>
+              <w:bottom w:val="single" w:sz="4" w:space="0" w:color="8AA0B4"/>
+              <w:right w:val="single" w:sz="4" w:space="0" w:color="8AA0B4"/>
+            </w:tcBorders>
+            <w:shd w:fill="F4F7FA" w:val="clear"/>
+          </w:tcPr>
+          <w:p>
+            <w:pPr>
+              <w:spacing w:before="0" w:after="0" w:line="252" w:lineRule="auto"/>
+              <w:jc w:val="center"/>
+            </w:pPr>
+            <w:r/>
+            <w:r>
+              <w:rPr>
+                <w:rFonts w:ascii="Calibri" w:hAnsi="Calibri" w:eastAsia="Calibri"/>
+                <w:b/>
+                <w:color w:val="1A1A1A"/>
+                <w:sz w:val="16"/>
+              </w:rPr>
+              <w:t>Support Lead (Primary) / Senior Developer (Backup)</w:t>
+            </w:r>
+          </w:p>
+        </w:tc>
+        <w:tc>
+          <w:tcPr>
+            <w:tcW w:type="dxa" w:w="2381"/>
+            <w:vAlign w:val="center"/>
+            <w:tcMar>
+              <w:top w:w="40" w:type="dxa"/>
+              <w:left w:w="60" w:type="dxa"/>
+              <w:bottom w:w="40" w:type="dxa"/>
+              <w:right w:w="60" w:type="dxa"/>
+            </w:tcMar>
+            <w:tcBorders>
+              <w:top w:val="single" w:sz="4" w:space="0" w:color="8AA0B4"/>
+              <w:left w:val="single" w:sz="4" w:space="0" w:color="8AA0B4"/>
+              <w:bottom w:val="single" w:sz="4" w:space="0" w:color="8AA0B4"/>
+              <w:right w:val="single" w:sz="4" w:space="0" w:color="8AA0B4"/>
+            </w:tcBorders>
+            <w:shd w:fill="F4F7FA" w:val="clear"/>
+          </w:tcPr>
+          <w:p>
+            <w:pPr>
+              <w:spacing w:before="0" w:after="0" w:line="252" w:lineRule="auto"/>
+              <w:jc w:val="left"/>
+            </w:pPr>
+            <w:r/>
+            <w:r>
+              <w:rPr>
+                <w:rFonts w:ascii="Calibri" w:hAnsi="Calibri" w:eastAsia="Calibri"/>
+                <w:b w:val="0"/>
+                <w:color w:val="1A1A1A"/>
+                <w:sz w:val="16"/>
+              </w:rPr>
+              <w:t>Oracle Corporation (vendor support); cloud/hosting provider</w:t>
+            </w:r>
+          </w:p>
+        </w:tc>
+      </w:tr>
+      <w:tr>
+        <w:trPr>
+          <w:trHeight w:val="1219"/>
+        </w:trPr>
+        <w:tc>
+          <w:tcPr>
+            <w:tcW w:type="dxa" w:w="1928"/>
+            <w:vAlign w:val="center"/>
+            <w:tcMar>
+              <w:top w:w="40" w:type="dxa"/>
+              <w:left w:w="60" w:type="dxa"/>
+              <w:bottom w:w="40" w:type="dxa"/>
+              <w:right w:w="60" w:type="dxa"/>
+            </w:tcMar>
+            <w:tcBorders>
+              <w:top w:val="single" w:sz="4" w:space="0" w:color="8AA0B4"/>
+              <w:left w:val="single" w:sz="4" w:space="0" w:color="8AA0B4"/>
+              <w:bottom w:val="single" w:sz="4" w:space="0" w:color="8AA0B4"/>
+              <w:right w:val="single" w:sz="4" w:space="0" w:color="8AA0B4"/>
+            </w:tcBorders>
+            <w:shd w:fill="FFFFFF" w:val="clear"/>
+          </w:tcPr>
+          <w:p>
+            <w:pPr>
+              <w:spacing w:before="0" w:after="0" w:line="252" w:lineRule="auto"/>
+              <w:jc w:val="left"/>
+            </w:pPr>
+            <w:r/>
+            <w:r>
+              <w:rPr>
+                <w:rFonts w:ascii="Calibri" w:hAnsi="Calibri" w:eastAsia="Calibri"/>
+                <w:b/>
+                <w:color w:val="1A1A1A"/>
+                <w:sz w:val="16"/>
+              </w:rPr>
+              <w:t>Access &amp; Account Management</w:t>
+            </w:r>
+          </w:p>
+        </w:tc>
+        <w:tc>
+          <w:tcPr>
+            <w:tcW w:type="dxa" w:w="2608"/>
+            <w:vAlign w:val="center"/>
+            <w:tcMar>
+              <w:top w:w="40" w:type="dxa"/>
+              <w:left w:w="60" w:type="dxa"/>
+              <w:bottom w:w="40" w:type="dxa"/>
+              <w:right w:w="60" w:type="dxa"/>
+            </w:tcMar>
+            <w:tcBorders>
+              <w:top w:val="single" w:sz="4" w:space="0" w:color="8AA0B4"/>
+              <w:left w:val="single" w:sz="4" w:space="0" w:color="8AA0B4"/>
+              <w:bottom w:val="single" w:sz="4" w:space="0" w:color="8AA0B4"/>
+              <w:right w:val="single" w:sz="4" w:space="0" w:color="8AA0B4"/>
+            </w:tcBorders>
+            <w:shd w:fill="FFFFFF" w:val="clear"/>
+          </w:tcPr>
+          <w:p>
+            <w:pPr>
+              <w:spacing w:before="0" w:after="0" w:line="252" w:lineRule="auto"/>
+              <w:jc w:val="left"/>
+            </w:pPr>
+            <w:r/>
+            <w:r>
+              <w:rPr>
+                <w:rFonts w:ascii="Calibri" w:hAnsi="Calibri" w:eastAsia="Calibri"/>
+                <w:b w:val="0"/>
+                <w:color w:val="1A1A1A"/>
+                <w:sz w:val="16"/>
+              </w:rPr>
+              <w:t>Excessive privileges or unauthorized access resulting from poorly managed accounts</w:t>
+            </w:r>
+          </w:p>
+        </w:tc>
+        <w:tc>
+          <w:tcPr>
+            <w:tcW w:type="dxa" w:w="2948"/>
+            <w:vAlign w:val="center"/>
+            <w:tcMar>
+              <w:top w:w="40" w:type="dxa"/>
+              <w:left w:w="60" w:type="dxa"/>
+              <w:bottom w:w="40" w:type="dxa"/>
+              <w:right w:w="60" w:type="dxa"/>
+            </w:tcMar>
+            <w:tcBorders>
+              <w:top w:val="single" w:sz="4" w:space="0" w:color="8AA0B4"/>
+              <w:left w:val="single" w:sz="4" w:space="0" w:color="8AA0B4"/>
+              <w:bottom w:val="single" w:sz="4" w:space="0" w:color="8AA0B4"/>
+              <w:right w:val="single" w:sz="4" w:space="0" w:color="8AA0B4"/>
+            </w:tcBorders>
+            <w:shd w:fill="FFFFFF" w:val="clear"/>
+          </w:tcPr>
+          <w:p>
+            <w:pPr>
+              <w:spacing w:before="0" w:after="0" w:line="252" w:lineRule="auto"/>
+              <w:jc w:val="left"/>
+            </w:pPr>
+            <w:r/>
+            <w:r>
+              <w:rPr>
+                <w:rFonts w:ascii="Calibri" w:hAnsi="Calibri" w:eastAsia="Calibri"/>
+                <w:b w:val="0"/>
+                <w:color w:val="1A1A1A"/>
+                <w:sz w:val="16"/>
+              </w:rPr>
+              <w:t>HR/Admin starter and leaver notifications; approved access request; identity directory</w:t>
+            </w:r>
+          </w:p>
+        </w:tc>
+        <w:tc>
+          <w:tcPr>
+            <w:tcW w:type="dxa" w:w="2835"/>
+            <w:vAlign w:val="center"/>
+            <w:tcMar>
+              <w:top w:w="40" w:type="dxa"/>
+              <w:left w:w="60" w:type="dxa"/>
+              <w:bottom w:w="40" w:type="dxa"/>
+              <w:right w:w="60" w:type="dxa"/>
+            </w:tcMar>
+            <w:tcBorders>
+              <w:top w:val="single" w:sz="4" w:space="0" w:color="8AA0B4"/>
+              <w:left w:val="single" w:sz="4" w:space="0" w:color="8AA0B4"/>
+              <w:bottom w:val="single" w:sz="4" w:space="0" w:color="8AA0B4"/>
+              <w:right w:val="single" w:sz="4" w:space="0" w:color="8AA0B4"/>
+            </w:tcBorders>
+            <w:shd w:fill="FFFFFF" w:val="clear"/>
+          </w:tcPr>
+          <w:p>
+            <w:pPr>
+              <w:spacing w:before="0" w:after="0" w:line="252" w:lineRule="auto"/>
+              <w:jc w:val="left"/>
+            </w:pPr>
+            <w:r/>
+            <w:r>
+              <w:rPr>
+                <w:rFonts w:ascii="Calibri" w:hAnsi="Calibri" w:eastAsia="Calibri"/>
+                <w:b w:val="0"/>
+                <w:color w:val="1A1A1A"/>
+                <w:sz w:val="16"/>
+              </w:rPr>
+              <w:t>New staff productivity; security (stale access); all system owners</w:t>
+            </w:r>
+          </w:p>
+        </w:tc>
+        <w:tc>
+          <w:tcPr>
+            <w:tcW w:type="dxa" w:w="2494"/>
+            <w:vAlign w:val="center"/>
+            <w:tcMar>
+              <w:top w:w="40" w:type="dxa"/>
+              <w:left w:w="60" w:type="dxa"/>
+              <w:bottom w:w="40" w:type="dxa"/>
+              <w:right w:w="60" w:type="dxa"/>
+            </w:tcMar>
+            <w:tcBorders>
+              <w:top w:val="single" w:sz="4" w:space="0" w:color="8AA0B4"/>
+              <w:left w:val="single" w:sz="4" w:space="0" w:color="8AA0B4"/>
+              <w:bottom w:val="single" w:sz="4" w:space="0" w:color="8AA0B4"/>
+              <w:right w:val="single" w:sz="4" w:space="0" w:color="8AA0B4"/>
+            </w:tcBorders>
+            <w:shd w:fill="FFFFFF" w:val="clear"/>
+          </w:tcPr>
+          <w:p>
+            <w:pPr>
+              <w:spacing w:before="0" w:after="0" w:line="252" w:lineRule="auto"/>
+              <w:jc w:val="left"/>
+            </w:pPr>
+            <w:r/>
+            <w:r>
+              <w:rPr>
+                <w:rFonts w:ascii="Calibri" w:hAnsi="Calibri" w:eastAsia="Calibri"/>
+                <w:b w:val="0"/>
+                <w:color w:val="1A1A1A"/>
+                <w:sz w:val="16"/>
+              </w:rPr>
+              <w:t>Identity directory; VPN account administration; ticketing portal</w:t>
+            </w:r>
+          </w:p>
+        </w:tc>
+        <w:tc>
+          <w:tcPr>
+            <w:tcW w:type="dxa" w:w="2608"/>
+            <w:vAlign w:val="center"/>
+            <w:tcMar>
+              <w:top w:w="40" w:type="dxa"/>
+              <w:left w:w="60" w:type="dxa"/>
+              <w:bottom w:w="40" w:type="dxa"/>
+              <w:right w:w="60" w:type="dxa"/>
+            </w:tcMar>
+            <w:tcBorders>
+              <w:top w:val="single" w:sz="4" w:space="0" w:color="8AA0B4"/>
+              <w:left w:val="single" w:sz="4" w:space="0" w:color="8AA0B4"/>
+              <w:bottom w:val="single" w:sz="4" w:space="0" w:color="8AA0B4"/>
+              <w:right w:val="single" w:sz="4" w:space="0" w:color="8AA0B4"/>
+            </w:tcBorders>
+            <w:shd w:fill="FFFFFF" w:val="clear"/>
+          </w:tcPr>
+          <w:p>
+            <w:pPr>
+              <w:spacing w:before="0" w:after="0" w:line="252" w:lineRule="auto"/>
+              <w:jc w:val="left"/>
+            </w:pPr>
+            <w:r/>
+            <w:r>
+              <w:rPr>
+                <w:rFonts w:ascii="Calibri" w:hAnsi="Calibri" w:eastAsia="Calibri"/>
+                <w:b w:val="0"/>
+                <w:color w:val="1A1A1A"/>
+                <w:sz w:val="16"/>
+              </w:rPr>
+              <w:t>Account register; joiner–mover–leaver records; privileged-account list; access-review logs</w:t>
+            </w:r>
+          </w:p>
+        </w:tc>
+        <w:tc>
+          <w:tcPr>
+            <w:tcW w:type="dxa" w:w="2381"/>
+            <w:vAlign w:val="center"/>
+            <w:tcMar>
+              <w:top w:w="40" w:type="dxa"/>
+              <w:left w:w="60" w:type="dxa"/>
+              <w:bottom w:w="40" w:type="dxa"/>
+              <w:right w:w="60" w:type="dxa"/>
+            </w:tcMar>
+            <w:tcBorders>
+              <w:top w:val="single" w:sz="4" w:space="0" w:color="8AA0B4"/>
+              <w:left w:val="single" w:sz="4" w:space="0" w:color="8AA0B4"/>
+              <w:bottom w:val="single" w:sz="4" w:space="0" w:color="8AA0B4"/>
+              <w:right w:val="single" w:sz="4" w:space="0" w:color="8AA0B4"/>
+            </w:tcBorders>
+            <w:shd w:fill="FFFFFF" w:val="clear"/>
+          </w:tcPr>
+          <w:p>
+            <w:pPr>
+              <w:spacing w:before="0" w:after="0" w:line="252" w:lineRule="auto"/>
+              <w:jc w:val="center"/>
+            </w:pPr>
+            <w:r/>
+            <w:r>
+              <w:rPr>
+                <w:rFonts w:ascii="Calibri" w:hAnsi="Calibri" w:eastAsia="Calibri"/>
+                <w:b/>
+                <w:color w:val="1A1A1A"/>
+                <w:sz w:val="16"/>
+              </w:rPr>
+              <w:t>Access Administrator (Primary) / HR/Admin Liaison (Backup)</w:t>
+            </w:r>
+          </w:p>
+        </w:tc>
+        <w:tc>
+          <w:tcPr>
+            <w:tcW w:type="dxa" w:w="2381"/>
+            <w:vAlign w:val="center"/>
+            <w:tcMar>
+              <w:top w:w="40" w:type="dxa"/>
+              <w:left w:w="60" w:type="dxa"/>
+              <w:bottom w:w="40" w:type="dxa"/>
+              <w:right w:w="60" w:type="dxa"/>
+            </w:tcMar>
+            <w:tcBorders>
+              <w:top w:val="single" w:sz="4" w:space="0" w:color="8AA0B4"/>
+              <w:left w:val="single" w:sz="4" w:space="0" w:color="8AA0B4"/>
+              <w:bottom w:val="single" w:sz="4" w:space="0" w:color="8AA0B4"/>
+              <w:right w:val="single" w:sz="4" w:space="0" w:color="8AA0B4"/>
+            </w:tcBorders>
+            <w:shd w:fill="FFFFFF" w:val="clear"/>
+          </w:tcPr>
+          <w:p>
+            <w:pPr>
+              <w:spacing w:before="0" w:after="0" w:line="252" w:lineRule="auto"/>
+              <w:jc w:val="left"/>
+            </w:pPr>
+            <w:r/>
+            <w:r>
+              <w:rPr>
+                <w:rFonts w:ascii="Calibri" w:hAnsi="Calibri" w:eastAsia="Calibri"/>
+                <w:b w:val="0"/>
+                <w:color w:val="1A1A1A"/>
+                <w:sz w:val="16"/>
+              </w:rPr>
+              <w:t>Identity/directory vendor</w:t>
+            </w:r>
+          </w:p>
+        </w:tc>
+      </w:tr>
+      <w:tr>
+        <w:trPr>
+          <w:trHeight w:val="1219"/>
+        </w:trPr>
+        <w:tc>
+          <w:tcPr>
+            <w:tcW w:type="dxa" w:w="1928"/>
+            <w:vAlign w:val="center"/>
+            <w:tcMar>
+              <w:top w:w="40" w:type="dxa"/>
+              <w:left w:w="60" w:type="dxa"/>
+              <w:bottom w:w="40" w:type="dxa"/>
+              <w:right w:w="60" w:type="dxa"/>
+            </w:tcMar>
+            <w:tcBorders>
+              <w:top w:val="single" w:sz="4" w:space="0" w:color="8AA0B4"/>
+              <w:left w:val="single" w:sz="4" w:space="0" w:color="8AA0B4"/>
+              <w:bottom w:val="single" w:sz="4" w:space="0" w:color="8AA0B4"/>
+              <w:right w:val="single" w:sz="4" w:space="0" w:color="8AA0B4"/>
+            </w:tcBorders>
+            <w:shd w:fill="F4F7FA" w:val="clear"/>
+          </w:tcPr>
+          <w:p>
+            <w:pPr>
+              <w:spacing w:before="0" w:after="0" w:line="252" w:lineRule="auto"/>
+              <w:jc w:val="left"/>
+            </w:pPr>
+            <w:r/>
+            <w:r>
+              <w:rPr>
+                <w:rFonts w:ascii="Calibri" w:hAnsi="Calibri" w:eastAsia="Calibri"/>
+                <w:b/>
+                <w:color w:val="1A1A1A"/>
+                <w:sz w:val="16"/>
+              </w:rPr>
+              <w:t>Release Management</w:t>
+            </w:r>
+          </w:p>
+        </w:tc>
+        <w:tc>
+          <w:tcPr>
+            <w:tcW w:type="dxa" w:w="2608"/>
+            <w:vAlign w:val="center"/>
+            <w:tcMar>
+              <w:top w:w="40" w:type="dxa"/>
+              <w:left w:w="60" w:type="dxa"/>
+              <w:bottom w:w="40" w:type="dxa"/>
+              <w:right w:w="60" w:type="dxa"/>
+            </w:tcMar>
+            <w:tcBorders>
+              <w:top w:val="single" w:sz="4" w:space="0" w:color="8AA0B4"/>
+              <w:left w:val="single" w:sz="4" w:space="0" w:color="8AA0B4"/>
+              <w:bottom w:val="single" w:sz="4" w:space="0" w:color="8AA0B4"/>
+              <w:right w:val="single" w:sz="4" w:space="0" w:color="8AA0B4"/>
+            </w:tcBorders>
+            <w:shd w:fill="F4F7FA" w:val="clear"/>
+          </w:tcPr>
+          <w:p>
+            <w:pPr>
+              <w:spacing w:before="0" w:after="0" w:line="252" w:lineRule="auto"/>
+              <w:jc w:val="left"/>
+            </w:pPr>
+            <w:r/>
+            <w:r>
+              <w:rPr>
+                <w:rFonts w:ascii="Calibri" w:hAnsi="Calibri" w:eastAsia="Calibri"/>
+                <w:b w:val="0"/>
+                <w:color w:val="1A1A1A"/>
+                <w:sz w:val="16"/>
+              </w:rPr>
+              <w:t>Unauthorized or inadequately validated releases reaching production</w:t>
+            </w:r>
+          </w:p>
+        </w:tc>
+        <w:tc>
+          <w:tcPr>
+            <w:tcW w:type="dxa" w:w="2948"/>
+            <w:vAlign w:val="center"/>
+            <w:tcMar>
+              <w:top w:w="40" w:type="dxa"/>
+              <w:left w:w="60" w:type="dxa"/>
+              <w:bottom w:w="40" w:type="dxa"/>
+              <w:right w:w="60" w:type="dxa"/>
+            </w:tcMar>
+            <w:tcBorders>
+              <w:top w:val="single" w:sz="4" w:space="0" w:color="8AA0B4"/>
+              <w:left w:val="single" w:sz="4" w:space="0" w:color="8AA0B4"/>
+              <w:bottom w:val="single" w:sz="4" w:space="0" w:color="8AA0B4"/>
+              <w:right w:val="single" w:sz="4" w:space="0" w:color="8AA0B4"/>
+            </w:tcBorders>
+            <w:shd w:fill="F4F7FA" w:val="clear"/>
+          </w:tcPr>
+          <w:p>
+            <w:pPr>
+              <w:spacing w:before="0" w:after="0" w:line="252" w:lineRule="auto"/>
+              <w:jc w:val="left"/>
+            </w:pPr>
+            <w:r/>
+            <w:r>
+              <w:rPr>
+                <w:rFonts w:ascii="Calibri" w:hAnsi="Calibri" w:eastAsia="Calibri"/>
+                <w:b w:val="0"/>
+                <w:color w:val="1A1A1A"/>
+                <w:sz w:val="16"/>
+              </w:rPr>
+              <w:t>Test sign-off; client-agreed window; Business Development client communication; change calendar</w:t>
+            </w:r>
+          </w:p>
+        </w:tc>
+        <w:tc>
+          <w:tcPr>
+            <w:tcW w:type="dxa" w:w="2835"/>
+            <w:vAlign w:val="center"/>
+            <w:tcMar>
+              <w:top w:w="40" w:type="dxa"/>
+              <w:left w:w="60" w:type="dxa"/>
+              <w:bottom w:w="40" w:type="dxa"/>
+              <w:right w:w="60" w:type="dxa"/>
+            </w:tcMar>
+            <w:tcBorders>
+              <w:top w:val="single" w:sz="4" w:space="0" w:color="8AA0B4"/>
+              <w:left w:val="single" w:sz="4" w:space="0" w:color="8AA0B4"/>
+              <w:bottom w:val="single" w:sz="4" w:space="0" w:color="8AA0B4"/>
+              <w:right w:val="single" w:sz="4" w:space="0" w:color="8AA0B4"/>
+            </w:tcBorders>
+            <w:shd w:fill="F4F7FA" w:val="clear"/>
+          </w:tcPr>
+          <w:p>
+            <w:pPr>
+              <w:spacing w:before="0" w:after="0" w:line="252" w:lineRule="auto"/>
+              <w:jc w:val="left"/>
+            </w:pPr>
+            <w:r/>
+            <w:r>
+              <w:rPr>
+                <w:rFonts w:ascii="Calibri" w:hAnsi="Calibri" w:eastAsia="Calibri"/>
+                <w:b w:val="0"/>
+                <w:color w:val="1A1A1A"/>
+                <w:sz w:val="16"/>
+              </w:rPr>
+              <w:t>Release Deployment; Business Development; client stakeholders</w:t>
+            </w:r>
+          </w:p>
+        </w:tc>
+        <w:tc>
+          <w:tcPr>
+            <w:tcW w:type="dxa" w:w="2494"/>
+            <w:vAlign w:val="center"/>
+            <w:tcMar>
+              <w:top w:w="40" w:type="dxa"/>
+              <w:left w:w="60" w:type="dxa"/>
+              <w:bottom w:w="40" w:type="dxa"/>
+              <w:right w:w="60" w:type="dxa"/>
+            </w:tcMar>
+            <w:tcBorders>
+              <w:top w:val="single" w:sz="4" w:space="0" w:color="8AA0B4"/>
+              <w:left w:val="single" w:sz="4" w:space="0" w:color="8AA0B4"/>
+              <w:bottom w:val="single" w:sz="4" w:space="0" w:color="8AA0B4"/>
+              <w:right w:val="single" w:sz="4" w:space="0" w:color="8AA0B4"/>
+            </w:tcBorders>
+            <w:shd w:fill="F4F7FA" w:val="clear"/>
+          </w:tcPr>
+          <w:p>
+            <w:pPr>
+              <w:spacing w:before="0" w:after="0" w:line="252" w:lineRule="auto"/>
+              <w:jc w:val="left"/>
+            </w:pPr>
+            <w:r/>
+            <w:r>
+              <w:rPr>
+                <w:rFonts w:ascii="Calibri" w:hAnsi="Calibri" w:eastAsia="Calibri"/>
+                <w:b w:val="0"/>
+                <w:color w:val="1A1A1A"/>
+                <w:sz w:val="16"/>
+              </w:rPr>
+              <w:t>Ticketing portal; release/change calendar</w:t>
+            </w:r>
+          </w:p>
+        </w:tc>
+        <w:tc>
+          <w:tcPr>
+            <w:tcW w:type="dxa" w:w="2608"/>
+            <w:vAlign w:val="center"/>
+            <w:tcMar>
+              <w:top w:w="40" w:type="dxa"/>
+              <w:left w:w="60" w:type="dxa"/>
+              <w:bottom w:w="40" w:type="dxa"/>
+              <w:right w:w="60" w:type="dxa"/>
+            </w:tcMar>
+            <w:tcBorders>
+              <w:top w:val="single" w:sz="4" w:space="0" w:color="8AA0B4"/>
+              <w:left w:val="single" w:sz="4" w:space="0" w:color="8AA0B4"/>
+              <w:bottom w:val="single" w:sz="4" w:space="0" w:color="8AA0B4"/>
+              <w:right w:val="single" w:sz="4" w:space="0" w:color="8AA0B4"/>
+            </w:tcBorders>
+            <w:shd w:fill="F4F7FA" w:val="clear"/>
+          </w:tcPr>
+          <w:p>
+            <w:pPr>
+              <w:spacing w:before="0" w:after="0" w:line="252" w:lineRule="auto"/>
+              <w:jc w:val="left"/>
+            </w:pPr>
+            <w:r/>
+            <w:r>
+              <w:rPr>
+                <w:rFonts w:ascii="Calibri" w:hAnsi="Calibri" w:eastAsia="Calibri"/>
+                <w:b w:val="0"/>
+                <w:color w:val="1A1A1A"/>
+                <w:sz w:val="16"/>
+              </w:rPr>
+              <w:t>Release plans; client communications; approval records; go-live checklists</w:t>
+            </w:r>
+          </w:p>
+        </w:tc>
+        <w:tc>
+          <w:tcPr>
+            <w:tcW w:type="dxa" w:w="2381"/>
+            <w:vAlign w:val="center"/>
+            <w:tcMar>
+              <w:top w:w="40" w:type="dxa"/>
+              <w:left w:w="60" w:type="dxa"/>
+              <w:bottom w:w="40" w:type="dxa"/>
+              <w:right w:w="60" w:type="dxa"/>
+            </w:tcMar>
+            <w:tcBorders>
+              <w:top w:val="single" w:sz="4" w:space="0" w:color="8AA0B4"/>
+              <w:left w:val="single" w:sz="4" w:space="0" w:color="8AA0B4"/>
+              <w:bottom w:val="single" w:sz="4" w:space="0" w:color="8AA0B4"/>
+              <w:right w:val="single" w:sz="4" w:space="0" w:color="8AA0B4"/>
+            </w:tcBorders>
+            <w:shd w:fill="F4F7FA" w:val="clear"/>
+          </w:tcPr>
+          <w:p>
+            <w:pPr>
+              <w:spacing w:before="0" w:after="0" w:line="252" w:lineRule="auto"/>
+              <w:jc w:val="center"/>
+            </w:pPr>
+            <w:r/>
+            <w:r>
+              <w:rPr>
+                <w:rFonts w:ascii="Calibri" w:hAnsi="Calibri" w:eastAsia="Calibri"/>
+                <w:b/>
+                <w:color w:val="1A1A1A"/>
+                <w:sz w:val="16"/>
+              </w:rPr>
+              <w:t>Release Manager (Primary) / Technical Lead (Backup)</w:t>
+            </w:r>
+          </w:p>
+        </w:tc>
+        <w:tc>
+          <w:tcPr>
+            <w:tcW w:type="dxa" w:w="2381"/>
+            <w:vAlign w:val="center"/>
+            <w:tcMar>
+              <w:top w:w="40" w:type="dxa"/>
+              <w:left w:w="60" w:type="dxa"/>
+              <w:bottom w:w="40" w:type="dxa"/>
+              <w:right w:w="60" w:type="dxa"/>
+            </w:tcMar>
+            <w:tcBorders>
+              <w:top w:val="single" w:sz="4" w:space="0" w:color="8AA0B4"/>
+              <w:left w:val="single" w:sz="4" w:space="0" w:color="8AA0B4"/>
+              <w:bottom w:val="single" w:sz="4" w:space="0" w:color="8AA0B4"/>
+              <w:right w:val="single" w:sz="4" w:space="0" w:color="8AA0B4"/>
+            </w:tcBorders>
+            <w:shd w:fill="F4F7FA" w:val="clear"/>
+          </w:tcPr>
+          <w:p>
+            <w:pPr>
+              <w:spacing w:before="0" w:after="0" w:line="252" w:lineRule="auto"/>
+              <w:jc w:val="left"/>
+            </w:pPr>
+            <w:r/>
+            <w:r>
+              <w:rPr>
+                <w:rFonts w:ascii="Calibri" w:hAnsi="Calibri" w:eastAsia="Calibri"/>
+                <w:b w:val="0"/>
+                <w:color w:val="1A1A1A"/>
+                <w:sz w:val="16"/>
+              </w:rPr>
+              <w:t>Ticketing platform vendor</w:t>
+            </w:r>
+          </w:p>
+        </w:tc>
+      </w:tr>
+      <w:tr>
+        <w:trPr>
+          <w:trHeight w:val="1219"/>
+        </w:trPr>
+        <w:tc>
+          <w:tcPr>
+            <w:tcW w:type="dxa" w:w="1928"/>
+            <w:vAlign w:val="center"/>
+            <w:tcMar>
+              <w:top w:w="40" w:type="dxa"/>
+              <w:left w:w="60" w:type="dxa"/>
+              <w:bottom w:w="40" w:type="dxa"/>
+              <w:right w:w="60" w:type="dxa"/>
+            </w:tcMar>
+            <w:tcBorders>
+              <w:top w:val="single" w:sz="4" w:space="0" w:color="8AA0B4"/>
+              <w:left w:val="single" w:sz="4" w:space="0" w:color="8AA0B4"/>
+              <w:bottom w:val="single" w:sz="4" w:space="0" w:color="8AA0B4"/>
+              <w:right w:val="single" w:sz="4" w:space="0" w:color="8AA0B4"/>
+            </w:tcBorders>
+            <w:shd w:fill="FFFFFF" w:val="clear"/>
+          </w:tcPr>
+          <w:p>
+            <w:pPr>
+              <w:spacing w:before="0" w:after="0" w:line="252" w:lineRule="auto"/>
+              <w:jc w:val="left"/>
+            </w:pPr>
+            <w:r/>
+            <w:r>
+              <w:rPr>
+                <w:rFonts w:ascii="Calibri" w:hAnsi="Calibri" w:eastAsia="Calibri"/>
+                <w:b/>
+                <w:color w:val="1A1A1A"/>
+                <w:sz w:val="16"/>
+              </w:rPr>
+              <w:t>Cloud Infrastructure Management</w:t>
+            </w:r>
+          </w:p>
+        </w:tc>
+        <w:tc>
+          <w:tcPr>
+            <w:tcW w:type="dxa" w:w="2608"/>
+            <w:vAlign w:val="center"/>
+            <w:tcMar>
+              <w:top w:w="40" w:type="dxa"/>
+              <w:left w:w="60" w:type="dxa"/>
+              <w:bottom w:w="40" w:type="dxa"/>
+              <w:right w:w="60" w:type="dxa"/>
+            </w:tcMar>
+            <w:tcBorders>
+              <w:top w:val="single" w:sz="4" w:space="0" w:color="8AA0B4"/>
+              <w:left w:val="single" w:sz="4" w:space="0" w:color="8AA0B4"/>
+              <w:bottom w:val="single" w:sz="4" w:space="0" w:color="8AA0B4"/>
+              <w:right w:val="single" w:sz="4" w:space="0" w:color="8AA0B4"/>
+            </w:tcBorders>
+            <w:shd w:fill="FFFFFF" w:val="clear"/>
+          </w:tcPr>
+          <w:p>
+            <w:pPr>
+              <w:spacing w:before="0" w:after="0" w:line="252" w:lineRule="auto"/>
+              <w:jc w:val="left"/>
+            </w:pPr>
+            <w:r/>
+            <w:r>
+              <w:rPr>
+                <w:rFonts w:ascii="Calibri" w:hAnsi="Calibri" w:eastAsia="Calibri"/>
+                <w:b w:val="0"/>
+                <w:color w:val="1A1A1A"/>
+                <w:sz w:val="16"/>
+              </w:rPr>
+              <w:t>Exposed systems, excessive privileges, or unexpected costs from misconfigured cloud infrastructure</w:t>
+            </w:r>
+          </w:p>
+        </w:tc>
+        <w:tc>
+          <w:tcPr>
+            <w:tcW w:type="dxa" w:w="2948"/>
+            <w:vAlign w:val="center"/>
+            <w:tcMar>
+              <w:top w:w="40" w:type="dxa"/>
+              <w:left w:w="60" w:type="dxa"/>
+              <w:bottom w:w="40" w:type="dxa"/>
+              <w:right w:w="60" w:type="dxa"/>
+            </w:tcMar>
+            <w:tcBorders>
+              <w:top w:val="single" w:sz="4" w:space="0" w:color="8AA0B4"/>
+              <w:left w:val="single" w:sz="4" w:space="0" w:color="8AA0B4"/>
+              <w:bottom w:val="single" w:sz="4" w:space="0" w:color="8AA0B4"/>
+              <w:right w:val="single" w:sz="4" w:space="0" w:color="8AA0B4"/>
+            </w:tcBorders>
+            <w:shd w:fill="FFFFFF" w:val="clear"/>
+          </w:tcPr>
+          <w:p>
+            <w:pPr>
+              <w:spacing w:before="0" w:after="0" w:line="252" w:lineRule="auto"/>
+              <w:jc w:val="left"/>
+            </w:pPr>
+            <w:r/>
+            <w:r>
+              <w:rPr>
+                <w:rFonts w:ascii="Calibri" w:hAnsi="Calibri" w:eastAsia="Calibri"/>
+                <w:b w:val="0"/>
+                <w:color w:val="1A1A1A"/>
+                <w:sz w:val="16"/>
+              </w:rPr>
+              <w:t>Cloud account and billing; network design; security baselines</w:t>
+            </w:r>
+          </w:p>
+        </w:tc>
+        <w:tc>
+          <w:tcPr>
+            <w:tcW w:type="dxa" w:w="2835"/>
+            <w:vAlign w:val="center"/>
+            <w:tcMar>
+              <w:top w:w="40" w:type="dxa"/>
+              <w:left w:w="60" w:type="dxa"/>
+              <w:bottom w:w="40" w:type="dxa"/>
+              <w:right w:w="60" w:type="dxa"/>
+            </w:tcMar>
+            <w:tcBorders>
+              <w:top w:val="single" w:sz="4" w:space="0" w:color="8AA0B4"/>
+              <w:left w:val="single" w:sz="4" w:space="0" w:color="8AA0B4"/>
+              <w:bottom w:val="single" w:sz="4" w:space="0" w:color="8AA0B4"/>
+              <w:right w:val="single" w:sz="4" w:space="0" w:color="8AA0B4"/>
+            </w:tcBorders>
+            <w:shd w:fill="FFFFFF" w:val="clear"/>
+          </w:tcPr>
+          <w:p>
+            <w:pPr>
+              <w:spacing w:before="0" w:after="0" w:line="252" w:lineRule="auto"/>
+              <w:jc w:val="left"/>
+            </w:pPr>
+            <w:r/>
+            <w:r>
+              <w:rPr>
+                <w:rFonts w:ascii="Calibri" w:hAnsi="Calibri" w:eastAsia="Calibri"/>
+                <w:b w:val="0"/>
+                <w:color w:val="1A1A1A"/>
+                <w:sz w:val="16"/>
+              </w:rPr>
+              <w:t>All environments; CI/CD targets; production availability; cost control</w:t>
+            </w:r>
+          </w:p>
+        </w:tc>
+        <w:tc>
+          <w:tcPr>
+            <w:tcW w:type="dxa" w:w="2494"/>
+            <w:vAlign w:val="center"/>
+            <w:tcMar>
+              <w:top w:w="40" w:type="dxa"/>
+              <w:left w:w="60" w:type="dxa"/>
+              <w:bottom w:w="40" w:type="dxa"/>
+              <w:right w:w="60" w:type="dxa"/>
+            </w:tcMar>
+            <w:tcBorders>
+              <w:top w:val="single" w:sz="4" w:space="0" w:color="8AA0B4"/>
+              <w:left w:val="single" w:sz="4" w:space="0" w:color="8AA0B4"/>
+              <w:bottom w:val="single" w:sz="4" w:space="0" w:color="8AA0B4"/>
+              <w:right w:val="single" w:sz="4" w:space="0" w:color="8AA0B4"/>
+            </w:tcBorders>
+            <w:shd w:fill="FFFFFF" w:val="clear"/>
+          </w:tcPr>
+          <w:p>
+            <w:pPr>
+              <w:spacing w:before="0" w:after="0" w:line="252" w:lineRule="auto"/>
+              <w:jc w:val="left"/>
+            </w:pPr>
+            <w:r/>
+            <w:r>
+              <w:rPr>
+                <w:rFonts w:ascii="Calibri" w:hAnsi="Calibri" w:eastAsia="Calibri"/>
+                <w:b w:val="0"/>
+                <w:color w:val="1A1A1A"/>
+                <w:sz w:val="16"/>
+              </w:rPr>
+              <w:t>Cloud management console; infrastructure-as-code repository; monitoring</w:t>
+            </w:r>
+          </w:p>
+        </w:tc>
+        <w:tc>
+          <w:tcPr>
+            <w:tcW w:type="dxa" w:w="2608"/>
+            <w:vAlign w:val="center"/>
+            <w:tcMar>
+              <w:top w:w="40" w:type="dxa"/>
+              <w:left w:w="60" w:type="dxa"/>
+              <w:bottom w:w="40" w:type="dxa"/>
+              <w:right w:w="60" w:type="dxa"/>
+            </w:tcMar>
+            <w:tcBorders>
+              <w:top w:val="single" w:sz="4" w:space="0" w:color="8AA0B4"/>
+              <w:left w:val="single" w:sz="4" w:space="0" w:color="8AA0B4"/>
+              <w:bottom w:val="single" w:sz="4" w:space="0" w:color="8AA0B4"/>
+              <w:right w:val="single" w:sz="4" w:space="0" w:color="8AA0B4"/>
+            </w:tcBorders>
+            <w:shd w:fill="FFFFFF" w:val="clear"/>
+          </w:tcPr>
+          <w:p>
+            <w:pPr>
+              <w:spacing w:before="0" w:after="0" w:line="252" w:lineRule="auto"/>
+              <w:jc w:val="left"/>
+            </w:pPr>
+            <w:r/>
+            <w:r>
+              <w:rPr>
+                <w:rFonts w:ascii="Calibri" w:hAnsi="Calibri" w:eastAsia="Calibri"/>
+                <w:b w:val="0"/>
+                <w:color w:val="1A1A1A"/>
+                <w:sz w:val="16"/>
+              </w:rPr>
+              <w:t>Infrastructure configuration; IAM/privilege maps; cost/usage data; security-group rules</w:t>
+            </w:r>
+          </w:p>
+        </w:tc>
+        <w:tc>
+          <w:tcPr>
+            <w:tcW w:type="dxa" w:w="2381"/>
+            <w:vAlign w:val="center"/>
+            <w:tcMar>
+              <w:top w:w="40" w:type="dxa"/>
+              <w:left w:w="60" w:type="dxa"/>
+              <w:bottom w:w="40" w:type="dxa"/>
+              <w:right w:w="60" w:type="dxa"/>
+            </w:tcMar>
+            <w:tcBorders>
+              <w:top w:val="single" w:sz="4" w:space="0" w:color="8AA0B4"/>
+              <w:left w:val="single" w:sz="4" w:space="0" w:color="8AA0B4"/>
+              <w:bottom w:val="single" w:sz="4" w:space="0" w:color="8AA0B4"/>
+              <w:right w:val="single" w:sz="4" w:space="0" w:color="8AA0B4"/>
+            </w:tcBorders>
+            <w:shd w:fill="FFFFFF" w:val="clear"/>
+          </w:tcPr>
+          <w:p>
+            <w:pPr>
+              <w:spacing w:before="0" w:after="0" w:line="252" w:lineRule="auto"/>
+              <w:jc w:val="center"/>
+            </w:pPr>
+            <w:r/>
+            <w:r>
+              <w:rPr>
+                <w:rFonts w:ascii="Calibri" w:hAnsi="Calibri" w:eastAsia="Calibri"/>
+                <w:b/>
+                <w:color w:val="1A1A1A"/>
+                <w:sz w:val="16"/>
+              </w:rPr>
+              <w:t>Cloud Engineer (Primary) / DevOps Engineer (Backup)</w:t>
+            </w:r>
+          </w:p>
+        </w:tc>
+        <w:tc>
+          <w:tcPr>
+            <w:tcW w:type="dxa" w:w="2381"/>
+            <w:vAlign w:val="center"/>
+            <w:tcMar>
+              <w:top w:w="40" w:type="dxa"/>
+              <w:left w:w="60" w:type="dxa"/>
+              <w:bottom w:w="40" w:type="dxa"/>
+              <w:right w:w="60" w:type="dxa"/>
+            </w:tcMar>
+            <w:tcBorders>
+              <w:top w:val="single" w:sz="4" w:space="0" w:color="8AA0B4"/>
+              <w:left w:val="single" w:sz="4" w:space="0" w:color="8AA0B4"/>
+              <w:bottom w:val="single" w:sz="4" w:space="0" w:color="8AA0B4"/>
+              <w:right w:val="single" w:sz="4" w:space="0" w:color="8AA0B4"/>
+            </w:tcBorders>
+            <w:shd w:fill="FFFFFF" w:val="clear"/>
+          </w:tcPr>
+          <w:p>
+            <w:pPr>
+              <w:spacing w:before="0" w:after="0" w:line="252" w:lineRule="auto"/>
+              <w:jc w:val="left"/>
+            </w:pPr>
+            <w:r/>
+            <w:r>
+              <w:rPr>
+                <w:rFonts w:ascii="Calibri" w:hAnsi="Calibri" w:eastAsia="Calibri"/>
+                <w:b w:val="0"/>
+                <w:color w:val="1A1A1A"/>
+                <w:sz w:val="16"/>
+              </w:rPr>
+              <w:t>Cloud provider</w:t>
+            </w:r>
+          </w:p>
+        </w:tc>
+      </w:tr>
+      <w:tr>
+        <w:trPr>
+          <w:trHeight w:val="1219"/>
+        </w:trPr>
+        <w:tc>
+          <w:tcPr>
+            <w:tcW w:type="dxa" w:w="1928"/>
+            <w:vAlign w:val="center"/>
+            <w:tcMar>
+              <w:top w:w="40" w:type="dxa"/>
+              <w:left w:w="60" w:type="dxa"/>
+              <w:bottom w:w="40" w:type="dxa"/>
+              <w:right w:w="60" w:type="dxa"/>
+            </w:tcMar>
+            <w:tcBorders>
+              <w:top w:val="single" w:sz="4" w:space="0" w:color="8AA0B4"/>
+              <w:left w:val="single" w:sz="4" w:space="0" w:color="8AA0B4"/>
+              <w:bottom w:val="single" w:sz="4" w:space="0" w:color="8AA0B4"/>
+              <w:right w:val="single" w:sz="4" w:space="0" w:color="8AA0B4"/>
+            </w:tcBorders>
+            <w:shd w:fill="F4F7FA" w:val="clear"/>
+          </w:tcPr>
+          <w:p>
+            <w:pPr>
+              <w:spacing w:before="0" w:after="0" w:line="252" w:lineRule="auto"/>
+              <w:jc w:val="left"/>
+            </w:pPr>
+            <w:r/>
+            <w:r>
+              <w:rPr>
+                <w:rFonts w:ascii="Calibri" w:hAnsi="Calibri" w:eastAsia="Calibri"/>
+                <w:b/>
+                <w:color w:val="1A1A1A"/>
+                <w:sz w:val="16"/>
+              </w:rPr>
+              <w:t>Logging &amp; Monitoring</w:t>
+            </w:r>
+          </w:p>
+        </w:tc>
+        <w:tc>
+          <w:tcPr>
+            <w:tcW w:type="dxa" w:w="2608"/>
+            <w:vAlign w:val="center"/>
+            <w:tcMar>
+              <w:top w:w="40" w:type="dxa"/>
+              <w:left w:w="60" w:type="dxa"/>
+              <w:bottom w:w="40" w:type="dxa"/>
+              <w:right w:w="60" w:type="dxa"/>
+            </w:tcMar>
+            <w:tcBorders>
+              <w:top w:val="single" w:sz="4" w:space="0" w:color="8AA0B4"/>
+              <w:left w:val="single" w:sz="4" w:space="0" w:color="8AA0B4"/>
+              <w:bottom w:val="single" w:sz="4" w:space="0" w:color="8AA0B4"/>
+              <w:right w:val="single" w:sz="4" w:space="0" w:color="8AA0B4"/>
+            </w:tcBorders>
+            <w:shd w:fill="F4F7FA" w:val="clear"/>
+          </w:tcPr>
+          <w:p>
+            <w:pPr>
+              <w:spacing w:before="0" w:after="0" w:line="252" w:lineRule="auto"/>
+              <w:jc w:val="left"/>
+            </w:pPr>
+            <w:r/>
+            <w:r>
+              <w:rPr>
+                <w:rFonts w:ascii="Calibri" w:hAnsi="Calibri" w:eastAsia="Calibri"/>
+                <w:b w:val="0"/>
+                <w:color w:val="1A1A1A"/>
+                <w:sz w:val="16"/>
+              </w:rPr>
+              <w:t>Insufficient monitoring, sensitive data in logs, or loss of audit evidence</w:t>
+            </w:r>
+          </w:p>
+        </w:tc>
+        <w:tc>
+          <w:tcPr>
+            <w:tcW w:type="dxa" w:w="2948"/>
+            <w:vAlign w:val="center"/>
+            <w:tcMar>
+              <w:top w:w="40" w:type="dxa"/>
+              <w:left w:w="60" w:type="dxa"/>
+              <w:bottom w:w="40" w:type="dxa"/>
+              <w:right w:w="60" w:type="dxa"/>
+            </w:tcMar>
+            <w:tcBorders>
+              <w:top w:val="single" w:sz="4" w:space="0" w:color="8AA0B4"/>
+              <w:left w:val="single" w:sz="4" w:space="0" w:color="8AA0B4"/>
+              <w:bottom w:val="single" w:sz="4" w:space="0" w:color="8AA0B4"/>
+              <w:right w:val="single" w:sz="4" w:space="0" w:color="8AA0B4"/>
+            </w:tcBorders>
+            <w:shd w:fill="F4F7FA" w:val="clear"/>
+          </w:tcPr>
+          <w:p>
+            <w:pPr>
+              <w:spacing w:before="0" w:after="0" w:line="252" w:lineRule="auto"/>
+              <w:jc w:val="left"/>
+            </w:pPr>
+            <w:r/>
+            <w:r>
+              <w:rPr>
+                <w:rFonts w:ascii="Calibri" w:hAnsi="Calibri" w:eastAsia="Calibri"/>
+                <w:b w:val="0"/>
+                <w:color w:val="1A1A1A"/>
+                <w:sz w:val="16"/>
+              </w:rPr>
+              <w:t>Application and infrastructure telemetry; log shipper; storage for logs</w:t>
+            </w:r>
+          </w:p>
+        </w:tc>
+        <w:tc>
+          <w:tcPr>
+            <w:tcW w:type="dxa" w:w="2835"/>
+            <w:vAlign w:val="center"/>
+            <w:tcMar>
+              <w:top w:w="40" w:type="dxa"/>
+              <w:left w:w="60" w:type="dxa"/>
+              <w:bottom w:w="40" w:type="dxa"/>
+              <w:right w:w="60" w:type="dxa"/>
+            </w:tcMar>
+            <w:tcBorders>
+              <w:top w:val="single" w:sz="4" w:space="0" w:color="8AA0B4"/>
+              <w:left w:val="single" w:sz="4" w:space="0" w:color="8AA0B4"/>
+              <w:bottom w:val="single" w:sz="4" w:space="0" w:color="8AA0B4"/>
+              <w:right w:val="single" w:sz="4" w:space="0" w:color="8AA0B4"/>
+            </w:tcBorders>
+            <w:shd w:fill="F4F7FA" w:val="clear"/>
+          </w:tcPr>
+          <w:p>
+            <w:pPr>
+              <w:spacing w:before="0" w:after="0" w:line="252" w:lineRule="auto"/>
+              <w:jc w:val="left"/>
+            </w:pPr>
+            <w:r/>
+            <w:r>
+              <w:rPr>
+                <w:rFonts w:ascii="Calibri" w:hAnsi="Calibri" w:eastAsia="Calibri"/>
+                <w:b w:val="0"/>
+                <w:color w:val="1A1A1A"/>
+                <w:sz w:val="16"/>
+              </w:rPr>
+              <w:t>Incident Management; Production Support; audit and forensics</w:t>
+            </w:r>
+          </w:p>
+        </w:tc>
+        <w:tc>
+          <w:tcPr>
+            <w:tcW w:type="dxa" w:w="2494"/>
+            <w:vAlign w:val="center"/>
+            <w:tcMar>
+              <w:top w:w="40" w:type="dxa"/>
+              <w:left w:w="60" w:type="dxa"/>
+              <w:bottom w:w="40" w:type="dxa"/>
+              <w:right w:w="60" w:type="dxa"/>
+            </w:tcMar>
+            <w:tcBorders>
+              <w:top w:val="single" w:sz="4" w:space="0" w:color="8AA0B4"/>
+              <w:left w:val="single" w:sz="4" w:space="0" w:color="8AA0B4"/>
+              <w:bottom w:val="single" w:sz="4" w:space="0" w:color="8AA0B4"/>
+              <w:right w:val="single" w:sz="4" w:space="0" w:color="8AA0B4"/>
+            </w:tcBorders>
+            <w:shd w:fill="F4F7FA" w:val="clear"/>
+          </w:tcPr>
+          <w:p>
+            <w:pPr>
+              <w:spacing w:before="0" w:after="0" w:line="252" w:lineRule="auto"/>
+              <w:jc w:val="left"/>
+            </w:pPr>
+            <w:r/>
+            <w:r>
+              <w:rPr>
+                <w:rFonts w:ascii="Calibri" w:hAnsi="Calibri" w:eastAsia="Calibri"/>
+                <w:b w:val="0"/>
+                <w:color w:val="1A1A1A"/>
+                <w:sz w:val="16"/>
+              </w:rPr>
+              <w:t>Monitoring and alerting platform; log store; ticketing portal (alert to ticket)</w:t>
+            </w:r>
+          </w:p>
+        </w:tc>
+        <w:tc>
+          <w:tcPr>
+            <w:tcW w:type="dxa" w:w="2608"/>
+            <w:vAlign w:val="center"/>
+            <w:tcMar>
+              <w:top w:w="40" w:type="dxa"/>
+              <w:left w:w="60" w:type="dxa"/>
+              <w:bottom w:w="40" w:type="dxa"/>
+              <w:right w:w="60" w:type="dxa"/>
+            </w:tcMar>
+            <w:tcBorders>
+              <w:top w:val="single" w:sz="4" w:space="0" w:color="8AA0B4"/>
+              <w:left w:val="single" w:sz="4" w:space="0" w:color="8AA0B4"/>
+              <w:bottom w:val="single" w:sz="4" w:space="0" w:color="8AA0B4"/>
+              <w:right w:val="single" w:sz="4" w:space="0" w:color="8AA0B4"/>
+            </w:tcBorders>
+            <w:shd w:fill="F4F7FA" w:val="clear"/>
+          </w:tcPr>
+          <w:p>
+            <w:pPr>
+              <w:spacing w:before="0" w:after="0" w:line="252" w:lineRule="auto"/>
+              <w:jc w:val="left"/>
+            </w:pPr>
+            <w:r/>
+            <w:r>
+              <w:rPr>
+                <w:rFonts w:ascii="Calibri" w:hAnsi="Calibri" w:eastAsia="Calibri"/>
+                <w:b w:val="0"/>
+                <w:color w:val="1A1A1A"/>
+                <w:sz w:val="16"/>
+              </w:rPr>
+              <w:t>Logs; alert rules; dashboards; audit trails</w:t>
+            </w:r>
+          </w:p>
+        </w:tc>
+        <w:tc>
+          <w:tcPr>
+            <w:tcW w:type="dxa" w:w="2381"/>
+            <w:vAlign w:val="center"/>
+            <w:tcMar>
+              <w:top w:w="40" w:type="dxa"/>
+              <w:left w:w="60" w:type="dxa"/>
+              <w:bottom w:w="40" w:type="dxa"/>
+              <w:right w:w="60" w:type="dxa"/>
+            </w:tcMar>
+            <w:tcBorders>
+              <w:top w:val="single" w:sz="4" w:space="0" w:color="8AA0B4"/>
+              <w:left w:val="single" w:sz="4" w:space="0" w:color="8AA0B4"/>
+              <w:bottom w:val="single" w:sz="4" w:space="0" w:color="8AA0B4"/>
+              <w:right w:val="single" w:sz="4" w:space="0" w:color="8AA0B4"/>
+            </w:tcBorders>
+            <w:shd w:fill="F4F7FA" w:val="clear"/>
+          </w:tcPr>
+          <w:p>
+            <w:pPr>
+              <w:spacing w:before="0" w:after="0" w:line="252" w:lineRule="auto"/>
+              <w:jc w:val="center"/>
+            </w:pPr>
+            <w:r/>
+            <w:r>
+              <w:rPr>
+                <w:rFonts w:ascii="Calibri" w:hAnsi="Calibri" w:eastAsia="Calibri"/>
+                <w:b/>
+                <w:color w:val="1A1A1A"/>
+                <w:sz w:val="16"/>
+              </w:rPr>
+              <w:t>DevOps Engineer (Primary) / Support Lead (Backup)</w:t>
+            </w:r>
+          </w:p>
+        </w:tc>
+        <w:tc>
+          <w:tcPr>
+            <w:tcW w:type="dxa" w:w="2381"/>
+            <w:vAlign w:val="center"/>
+            <w:tcMar>
+              <w:top w:w="40" w:type="dxa"/>
+              <w:left w:w="60" w:type="dxa"/>
+              <w:bottom w:w="40" w:type="dxa"/>
+              <w:right w:w="60" w:type="dxa"/>
+            </w:tcMar>
+            <w:tcBorders>
+              <w:top w:val="single" w:sz="4" w:space="0" w:color="8AA0B4"/>
+              <w:left w:val="single" w:sz="4" w:space="0" w:color="8AA0B4"/>
+              <w:bottom w:val="single" w:sz="4" w:space="0" w:color="8AA0B4"/>
+              <w:right w:val="single" w:sz="4" w:space="0" w:color="8AA0B4"/>
+            </w:tcBorders>
+            <w:shd w:fill="F4F7FA" w:val="clear"/>
+          </w:tcPr>
+          <w:p>
+            <w:pPr>
+              <w:spacing w:before="0" w:after="0" w:line="252" w:lineRule="auto"/>
+              <w:jc w:val="left"/>
+            </w:pPr>
+            <w:r/>
+            <w:r>
+              <w:rPr>
+                <w:rFonts w:ascii="Calibri" w:hAnsi="Calibri" w:eastAsia="Calibri"/>
+                <w:b w:val="0"/>
+                <w:color w:val="1A1A1A"/>
+                <w:sz w:val="16"/>
+              </w:rPr>
+              <w:t>Monitoring/logging platform vendor</w:t>
+            </w:r>
+          </w:p>
+        </w:tc>
+      </w:tr>
+      <w:tr>
+        <w:trPr>
+          <w:trHeight w:val="1219"/>
+        </w:trPr>
+        <w:tc>
+          <w:tcPr>
+            <w:tcW w:type="dxa" w:w="1928"/>
+            <w:vAlign w:val="center"/>
+            <w:tcMar>
+              <w:top w:w="40" w:type="dxa"/>
+              <w:left w:w="60" w:type="dxa"/>
+              <w:bottom w:w="40" w:type="dxa"/>
+              <w:right w:w="60" w:type="dxa"/>
+            </w:tcMar>
+            <w:tcBorders>
+              <w:top w:val="single" w:sz="4" w:space="0" w:color="8AA0B4"/>
+              <w:left w:val="single" w:sz="4" w:space="0" w:color="8AA0B4"/>
+              <w:bottom w:val="single" w:sz="4" w:space="0" w:color="8AA0B4"/>
+              <w:right w:val="single" w:sz="4" w:space="0" w:color="8AA0B4"/>
+            </w:tcBorders>
+            <w:shd w:fill="FFFFFF" w:val="clear"/>
+          </w:tcPr>
+          <w:p>
+            <w:pPr>
+              <w:spacing w:before="0" w:after="0" w:line="252" w:lineRule="auto"/>
+              <w:jc w:val="left"/>
+            </w:pPr>
+            <w:r/>
+            <w:r>
+              <w:rPr>
+                <w:rFonts w:ascii="Calibri" w:hAnsi="Calibri" w:eastAsia="Calibri"/>
+                <w:b/>
+                <w:color w:val="1A1A1A"/>
+                <w:sz w:val="16"/>
+              </w:rPr>
+              <w:t>Incident Management</w:t>
+            </w:r>
+          </w:p>
+        </w:tc>
+        <w:tc>
+          <w:tcPr>
+            <w:tcW w:type="dxa" w:w="2608"/>
+            <w:vAlign w:val="center"/>
+            <w:tcMar>
+              <w:top w:w="40" w:type="dxa"/>
+              <w:left w:w="60" w:type="dxa"/>
+              <w:bottom w:w="40" w:type="dxa"/>
+              <w:right w:w="60" w:type="dxa"/>
+            </w:tcMar>
+            <w:tcBorders>
+              <w:top w:val="single" w:sz="4" w:space="0" w:color="8AA0B4"/>
+              <w:left w:val="single" w:sz="4" w:space="0" w:color="8AA0B4"/>
+              <w:bottom w:val="single" w:sz="4" w:space="0" w:color="8AA0B4"/>
+              <w:right w:val="single" w:sz="4" w:space="0" w:color="8AA0B4"/>
+            </w:tcBorders>
+            <w:shd w:fill="FFFFFF" w:val="clear"/>
+          </w:tcPr>
+          <w:p>
+            <w:pPr>
+              <w:spacing w:before="0" w:after="0" w:line="252" w:lineRule="auto"/>
+              <w:jc w:val="left"/>
+            </w:pPr>
+            <w:r/>
+            <w:r>
+              <w:rPr>
+                <w:rFonts w:ascii="Calibri" w:hAnsi="Calibri" w:eastAsia="Calibri"/>
+                <w:b w:val="0"/>
+                <w:color w:val="1A1A1A"/>
+                <w:sz w:val="16"/>
+              </w:rPr>
+              <w:t>Recurrence of incidents resulting from inadequate root-cause analysis or bypassed change controls</w:t>
+            </w:r>
+          </w:p>
+        </w:tc>
+        <w:tc>
+          <w:tcPr>
+            <w:tcW w:type="dxa" w:w="2948"/>
+            <w:vAlign w:val="center"/>
+            <w:tcMar>
+              <w:top w:w="40" w:type="dxa"/>
+              <w:left w:w="60" w:type="dxa"/>
+              <w:bottom w:w="40" w:type="dxa"/>
+              <w:right w:w="60" w:type="dxa"/>
+            </w:tcMar>
+            <w:tcBorders>
+              <w:top w:val="single" w:sz="4" w:space="0" w:color="8AA0B4"/>
+              <w:left w:val="single" w:sz="4" w:space="0" w:color="8AA0B4"/>
+              <w:bottom w:val="single" w:sz="4" w:space="0" w:color="8AA0B4"/>
+              <w:right w:val="single" w:sz="4" w:space="0" w:color="8AA0B4"/>
+            </w:tcBorders>
+            <w:shd w:fill="FFFFFF" w:val="clear"/>
+          </w:tcPr>
+          <w:p>
+            <w:pPr>
+              <w:spacing w:before="0" w:after="0" w:line="252" w:lineRule="auto"/>
+              <w:jc w:val="left"/>
+            </w:pPr>
+            <w:r/>
+            <w:r>
+              <w:rPr>
+                <w:rFonts w:ascii="Calibri" w:hAnsi="Calibri" w:eastAsia="Calibri"/>
+                <w:b w:val="0"/>
+                <w:color w:val="1A1A1A"/>
+                <w:sz w:val="16"/>
+              </w:rPr>
+              <w:t>Monitoring alerts; ticketing portal; on-call roster; VPN; logging; recent change records</w:t>
+            </w:r>
+          </w:p>
+        </w:tc>
+        <w:tc>
+          <w:tcPr>
+            <w:tcW w:type="dxa" w:w="2835"/>
+            <w:vAlign w:val="center"/>
+            <w:tcMar>
+              <w:top w:w="40" w:type="dxa"/>
+              <w:left w:w="60" w:type="dxa"/>
+              <w:bottom w:w="40" w:type="dxa"/>
+              <w:right w:w="60" w:type="dxa"/>
+            </w:tcMar>
+            <w:tcBorders>
+              <w:top w:val="single" w:sz="4" w:space="0" w:color="8AA0B4"/>
+              <w:left w:val="single" w:sz="4" w:space="0" w:color="8AA0B4"/>
+              <w:bottom w:val="single" w:sz="4" w:space="0" w:color="8AA0B4"/>
+              <w:right w:val="single" w:sz="4" w:space="0" w:color="8AA0B4"/>
+            </w:tcBorders>
+            <w:shd w:fill="FFFFFF" w:val="clear"/>
+          </w:tcPr>
+          <w:p>
+            <w:pPr>
+              <w:spacing w:before="0" w:after="0" w:line="252" w:lineRule="auto"/>
+              <w:jc w:val="left"/>
+            </w:pPr>
+            <w:r/>
+            <w:r>
+              <w:rPr>
+                <w:rFonts w:ascii="Calibri" w:hAnsi="Calibri" w:eastAsia="Calibri"/>
+                <w:b w:val="0"/>
+                <w:color w:val="1A1A1A"/>
+                <w:sz w:val="16"/>
+              </w:rPr>
+              <w:t>Business Development; client operations; live-service recovery</w:t>
+            </w:r>
+          </w:p>
+        </w:tc>
+        <w:tc>
+          <w:tcPr>
+            <w:tcW w:type="dxa" w:w="2494"/>
+            <w:vAlign w:val="center"/>
+            <w:tcMar>
+              <w:top w:w="40" w:type="dxa"/>
+              <w:left w:w="60" w:type="dxa"/>
+              <w:bottom w:w="40" w:type="dxa"/>
+              <w:right w:w="60" w:type="dxa"/>
+            </w:tcMar>
+            <w:tcBorders>
+              <w:top w:val="single" w:sz="4" w:space="0" w:color="8AA0B4"/>
+              <w:left w:val="single" w:sz="4" w:space="0" w:color="8AA0B4"/>
+              <w:bottom w:val="single" w:sz="4" w:space="0" w:color="8AA0B4"/>
+              <w:right w:val="single" w:sz="4" w:space="0" w:color="8AA0B4"/>
+            </w:tcBorders>
+            <w:shd w:fill="FFFFFF" w:val="clear"/>
+          </w:tcPr>
+          <w:p>
+            <w:pPr>
+              <w:spacing w:before="0" w:after="0" w:line="252" w:lineRule="auto"/>
+              <w:jc w:val="left"/>
+            </w:pPr>
+            <w:r/>
+            <w:r>
+              <w:rPr>
+                <w:rFonts w:ascii="Calibri" w:hAnsi="Calibri" w:eastAsia="Calibri"/>
+                <w:b w:val="0"/>
+                <w:color w:val="1A1A1A"/>
+                <w:sz w:val="16"/>
+              </w:rPr>
+              <w:t>Ticketing portal; monitoring; VPN; production systems (Oracle ERP where applicable)</w:t>
+            </w:r>
+          </w:p>
+        </w:tc>
+        <w:tc>
+          <w:tcPr>
+            <w:tcW w:type="dxa" w:w="2608"/>
+            <w:vAlign w:val="center"/>
+            <w:tcMar>
+              <w:top w:w="40" w:type="dxa"/>
+              <w:left w:w="60" w:type="dxa"/>
+              <w:bottom w:w="40" w:type="dxa"/>
+              <w:right w:w="60" w:type="dxa"/>
+            </w:tcMar>
+            <w:tcBorders>
+              <w:top w:val="single" w:sz="4" w:space="0" w:color="8AA0B4"/>
+              <w:left w:val="single" w:sz="4" w:space="0" w:color="8AA0B4"/>
+              <w:bottom w:val="single" w:sz="4" w:space="0" w:color="8AA0B4"/>
+              <w:right w:val="single" w:sz="4" w:space="0" w:color="8AA0B4"/>
+            </w:tcBorders>
+            <w:shd w:fill="FFFFFF" w:val="clear"/>
+          </w:tcPr>
+          <w:p>
+            <w:pPr>
+              <w:spacing w:before="0" w:after="0" w:line="252" w:lineRule="auto"/>
+              <w:jc w:val="left"/>
+            </w:pPr>
+            <w:r/>
+            <w:r>
+              <w:rPr>
+                <w:rFonts w:ascii="Calibri" w:hAnsi="Calibri" w:eastAsia="Calibri"/>
+                <w:b w:val="0"/>
+                <w:color w:val="1A1A1A"/>
+                <w:sz w:val="16"/>
+              </w:rPr>
+              <w:t>Incident tickets; timeline; root-cause records; SLA clock; escalation contacts</w:t>
+            </w:r>
+          </w:p>
+        </w:tc>
+        <w:tc>
+          <w:tcPr>
+            <w:tcW w:type="dxa" w:w="2381"/>
+            <w:vAlign w:val="center"/>
+            <w:tcMar>
+              <w:top w:w="40" w:type="dxa"/>
+              <w:left w:w="60" w:type="dxa"/>
+              <w:bottom w:w="40" w:type="dxa"/>
+              <w:right w:w="60" w:type="dxa"/>
+            </w:tcMar>
+            <w:tcBorders>
+              <w:top w:val="single" w:sz="4" w:space="0" w:color="8AA0B4"/>
+              <w:left w:val="single" w:sz="4" w:space="0" w:color="8AA0B4"/>
+              <w:bottom w:val="single" w:sz="4" w:space="0" w:color="8AA0B4"/>
+              <w:right w:val="single" w:sz="4" w:space="0" w:color="8AA0B4"/>
+            </w:tcBorders>
+            <w:shd w:fill="FFFFFF" w:val="clear"/>
+          </w:tcPr>
+          <w:p>
+            <w:pPr>
+              <w:spacing w:before="0" w:after="0" w:line="252" w:lineRule="auto"/>
+              <w:jc w:val="center"/>
+            </w:pPr>
+            <w:r/>
+            <w:r>
+              <w:rPr>
+                <w:rFonts w:ascii="Calibri" w:hAnsi="Calibri" w:eastAsia="Calibri"/>
+                <w:b/>
+                <w:color w:val="1A1A1A"/>
+                <w:sz w:val="16"/>
+              </w:rPr>
+              <w:t>Incident Manager (Primary) / Support Lead (Backup)</w:t>
+            </w:r>
+          </w:p>
+        </w:tc>
+        <w:tc>
+          <w:tcPr>
+            <w:tcW w:type="dxa" w:w="2381"/>
+            <w:vAlign w:val="center"/>
+            <w:tcMar>
+              <w:top w:w="40" w:type="dxa"/>
+              <w:left w:w="60" w:type="dxa"/>
+              <w:bottom w:w="40" w:type="dxa"/>
+              <w:right w:w="60" w:type="dxa"/>
+            </w:tcMar>
+            <w:tcBorders>
+              <w:top w:val="single" w:sz="4" w:space="0" w:color="8AA0B4"/>
+              <w:left w:val="single" w:sz="4" w:space="0" w:color="8AA0B4"/>
+              <w:bottom w:val="single" w:sz="4" w:space="0" w:color="8AA0B4"/>
+              <w:right w:val="single" w:sz="4" w:space="0" w:color="8AA0B4"/>
+            </w:tcBorders>
+            <w:shd w:fill="FFFFFF" w:val="clear"/>
+          </w:tcPr>
+          <w:p>
+            <w:pPr>
+              <w:spacing w:before="0" w:after="0" w:line="252" w:lineRule="auto"/>
+              <w:jc w:val="left"/>
+            </w:pPr>
+            <w:r/>
+            <w:r>
+              <w:rPr>
+                <w:rFonts w:ascii="Calibri" w:hAnsi="Calibri" w:eastAsia="Calibri"/>
+                <w:b w:val="0"/>
+                <w:color w:val="1A1A1A"/>
+                <w:sz w:val="16"/>
+              </w:rPr>
+              <w:t>Oracle Corporation (if the incident is on Oracle ERP); cloud/hosting provider</w:t>
+            </w:r>
+          </w:p>
+        </w:tc>
+      </w:tr>
+      <w:tr>
+        <w:trPr>
+          <w:trHeight w:val="1219"/>
+        </w:trPr>
+        <w:tc>
+          <w:tcPr>
+            <w:tcW w:type="dxa" w:w="1928"/>
+            <w:vAlign w:val="center"/>
+            <w:tcMar>
+              <w:top w:w="40" w:type="dxa"/>
+              <w:left w:w="60" w:type="dxa"/>
+              <w:bottom w:w="40" w:type="dxa"/>
+              <w:right w:w="60" w:type="dxa"/>
+            </w:tcMar>
+            <w:tcBorders>
+              <w:top w:val="single" w:sz="4" w:space="0" w:color="8AA0B4"/>
+              <w:left w:val="single" w:sz="4" w:space="0" w:color="8AA0B4"/>
+              <w:bottom w:val="single" w:sz="4" w:space="0" w:color="8AA0B4"/>
+              <w:right w:val="single" w:sz="4" w:space="0" w:color="8AA0B4"/>
+            </w:tcBorders>
+            <w:shd w:fill="F4F7FA" w:val="clear"/>
+          </w:tcPr>
+          <w:p>
+            <w:pPr>
+              <w:spacing w:before="0" w:after="0" w:line="252" w:lineRule="auto"/>
+              <w:jc w:val="left"/>
+            </w:pPr>
+            <w:r/>
+            <w:r>
+              <w:rPr>
+                <w:rFonts w:ascii="Calibri" w:hAnsi="Calibri" w:eastAsia="Calibri"/>
+                <w:b/>
+                <w:color w:val="1A1A1A"/>
+                <w:sz w:val="16"/>
+              </w:rPr>
+              <w:t>Decommissioning</w:t>
+            </w:r>
+          </w:p>
+        </w:tc>
+        <w:tc>
+          <w:tcPr>
+            <w:tcW w:type="dxa" w:w="2608"/>
+            <w:vAlign w:val="center"/>
+            <w:tcMar>
+              <w:top w:w="40" w:type="dxa"/>
+              <w:left w:w="60" w:type="dxa"/>
+              <w:bottom w:w="40" w:type="dxa"/>
+              <w:right w:w="60" w:type="dxa"/>
+            </w:tcMar>
+            <w:tcBorders>
+              <w:top w:val="single" w:sz="4" w:space="0" w:color="8AA0B4"/>
+              <w:left w:val="single" w:sz="4" w:space="0" w:color="8AA0B4"/>
+              <w:bottom w:val="single" w:sz="4" w:space="0" w:color="8AA0B4"/>
+              <w:right w:val="single" w:sz="4" w:space="0" w:color="8AA0B4"/>
+            </w:tcBorders>
+            <w:shd w:fill="F4F7FA" w:val="clear"/>
+          </w:tcPr>
+          <w:p>
+            <w:pPr>
+              <w:spacing w:before="0" w:after="0" w:line="252" w:lineRule="auto"/>
+              <w:jc w:val="left"/>
+            </w:pPr>
+            <w:r/>
+            <w:r>
+              <w:rPr>
+                <w:rFonts w:ascii="Calibri" w:hAnsi="Calibri" w:eastAsia="Calibri"/>
+                <w:b w:val="0"/>
+                <w:color w:val="1A1A1A"/>
+                <w:sz w:val="16"/>
+              </w:rPr>
+              <w:t>Loss of required records or residual access resulting from incomplete decommissioning</w:t>
+            </w:r>
+          </w:p>
+        </w:tc>
+        <w:tc>
+          <w:tcPr>
+            <w:tcW w:type="dxa" w:w="2948"/>
+            <w:vAlign w:val="center"/>
+            <w:tcMar>
+              <w:top w:w="40" w:type="dxa"/>
+              <w:left w:w="60" w:type="dxa"/>
+              <w:bottom w:w="40" w:type="dxa"/>
+              <w:right w:w="60" w:type="dxa"/>
+            </w:tcMar>
+            <w:tcBorders>
+              <w:top w:val="single" w:sz="4" w:space="0" w:color="8AA0B4"/>
+              <w:left w:val="single" w:sz="4" w:space="0" w:color="8AA0B4"/>
+              <w:bottom w:val="single" w:sz="4" w:space="0" w:color="8AA0B4"/>
+              <w:right w:val="single" w:sz="4" w:space="0" w:color="8AA0B4"/>
+            </w:tcBorders>
+            <w:shd w:fill="F4F7FA" w:val="clear"/>
+          </w:tcPr>
+          <w:p>
+            <w:pPr>
+              <w:spacing w:before="0" w:after="0" w:line="252" w:lineRule="auto"/>
+              <w:jc w:val="left"/>
+            </w:pPr>
+            <w:r/>
+            <w:r>
+              <w:rPr>
+                <w:rFonts w:ascii="Calibri" w:hAnsi="Calibri" w:eastAsia="Calibri"/>
+                <w:b w:val="0"/>
+                <w:color w:val="1A1A1A"/>
+                <w:sz w:val="16"/>
+              </w:rPr>
+              <w:t>Approved retirement request; HR/Admin (access removal); backup/archive of required records</w:t>
+            </w:r>
+          </w:p>
+        </w:tc>
+        <w:tc>
+          <w:tcPr>
+            <w:tcW w:type="dxa" w:w="2835"/>
+            <w:vAlign w:val="center"/>
+            <w:tcMar>
+              <w:top w:w="40" w:type="dxa"/>
+              <w:left w:w="60" w:type="dxa"/>
+              <w:bottom w:w="40" w:type="dxa"/>
+              <w:right w:w="60" w:type="dxa"/>
+            </w:tcMar>
+            <w:tcBorders>
+              <w:top w:val="single" w:sz="4" w:space="0" w:color="8AA0B4"/>
+              <w:left w:val="single" w:sz="4" w:space="0" w:color="8AA0B4"/>
+              <w:bottom w:val="single" w:sz="4" w:space="0" w:color="8AA0B4"/>
+              <w:right w:val="single" w:sz="4" w:space="0" w:color="8AA0B4"/>
+            </w:tcBorders>
+            <w:shd w:fill="F4F7FA" w:val="clear"/>
+          </w:tcPr>
+          <w:p>
+            <w:pPr>
+              <w:spacing w:before="0" w:after="0" w:line="252" w:lineRule="auto"/>
+              <w:jc w:val="left"/>
+            </w:pPr>
+            <w:r/>
+            <w:r>
+              <w:rPr>
+                <w:rFonts w:ascii="Calibri" w:hAnsi="Calibri" w:eastAsia="Calibri"/>
+                <w:b w:val="0"/>
+                <w:color w:val="1A1A1A"/>
+                <w:sz w:val="16"/>
+              </w:rPr>
+              <w:t>Finance (cost stop); Security (residual access); audit (record retention)</w:t>
+            </w:r>
+          </w:p>
+        </w:tc>
+        <w:tc>
+          <w:tcPr>
+            <w:tcW w:type="dxa" w:w="2494"/>
+            <w:vAlign w:val="center"/>
+            <w:tcMar>
+              <w:top w:w="40" w:type="dxa"/>
+              <w:left w:w="60" w:type="dxa"/>
+              <w:bottom w:w="40" w:type="dxa"/>
+              <w:right w:w="60" w:type="dxa"/>
+            </w:tcMar>
+            <w:tcBorders>
+              <w:top w:val="single" w:sz="4" w:space="0" w:color="8AA0B4"/>
+              <w:left w:val="single" w:sz="4" w:space="0" w:color="8AA0B4"/>
+              <w:bottom w:val="single" w:sz="4" w:space="0" w:color="8AA0B4"/>
+              <w:right w:val="single" w:sz="4" w:space="0" w:color="8AA0B4"/>
+            </w:tcBorders>
+            <w:shd w:fill="F4F7FA" w:val="clear"/>
+          </w:tcPr>
+          <w:p>
+            <w:pPr>
+              <w:spacing w:before="0" w:after="0" w:line="252" w:lineRule="auto"/>
+              <w:jc w:val="left"/>
+            </w:pPr>
+            <w:r/>
+            <w:r>
+              <w:rPr>
+                <w:rFonts w:ascii="Calibri" w:hAnsi="Calibri" w:eastAsia="Calibri"/>
+                <w:b w:val="0"/>
+                <w:color w:val="1A1A1A"/>
+                <w:sz w:val="16"/>
+              </w:rPr>
+              <w:t>Asset inventory; identity directory; backup/archive store; cloud console</w:t>
+            </w:r>
+          </w:p>
+        </w:tc>
+        <w:tc>
+          <w:tcPr>
+            <w:tcW w:type="dxa" w:w="2608"/>
+            <w:vAlign w:val="center"/>
+            <w:tcMar>
+              <w:top w:w="40" w:type="dxa"/>
+              <w:left w:w="60" w:type="dxa"/>
+              <w:bottom w:w="40" w:type="dxa"/>
+              <w:right w:w="60" w:type="dxa"/>
+            </w:tcMar>
+            <w:tcBorders>
+              <w:top w:val="single" w:sz="4" w:space="0" w:color="8AA0B4"/>
+              <w:left w:val="single" w:sz="4" w:space="0" w:color="8AA0B4"/>
+              <w:bottom w:val="single" w:sz="4" w:space="0" w:color="8AA0B4"/>
+              <w:right w:val="single" w:sz="4" w:space="0" w:color="8AA0B4"/>
+            </w:tcBorders>
+            <w:shd w:fill="F4F7FA" w:val="clear"/>
+          </w:tcPr>
+          <w:p>
+            <w:pPr>
+              <w:spacing w:before="0" w:after="0" w:line="252" w:lineRule="auto"/>
+              <w:jc w:val="left"/>
+            </w:pPr>
+            <w:r/>
+            <w:r>
+              <w:rPr>
+                <w:rFonts w:ascii="Calibri" w:hAnsi="Calibri" w:eastAsia="Calibri"/>
+                <w:b w:val="0"/>
+                <w:color w:val="1A1A1A"/>
+                <w:sz w:val="16"/>
+              </w:rPr>
+              <w:t>Decommission checklist; retained records; access-removal evidence; disposal certificates</w:t>
+            </w:r>
+          </w:p>
+        </w:tc>
+        <w:tc>
+          <w:tcPr>
+            <w:tcW w:type="dxa" w:w="2381"/>
+            <w:vAlign w:val="center"/>
+            <w:tcMar>
+              <w:top w:w="40" w:type="dxa"/>
+              <w:left w:w="60" w:type="dxa"/>
+              <w:bottom w:w="40" w:type="dxa"/>
+              <w:right w:w="60" w:type="dxa"/>
+            </w:tcMar>
+            <w:tcBorders>
+              <w:top w:val="single" w:sz="4" w:space="0" w:color="8AA0B4"/>
+              <w:left w:val="single" w:sz="4" w:space="0" w:color="8AA0B4"/>
+              <w:bottom w:val="single" w:sz="4" w:space="0" w:color="8AA0B4"/>
+              <w:right w:val="single" w:sz="4" w:space="0" w:color="8AA0B4"/>
+            </w:tcBorders>
+            <w:shd w:fill="F4F7FA" w:val="clear"/>
+          </w:tcPr>
+          <w:p>
+            <w:pPr>
+              <w:spacing w:before="0" w:after="0" w:line="252" w:lineRule="auto"/>
+              <w:jc w:val="center"/>
+            </w:pPr>
+            <w:r/>
+            <w:r>
+              <w:rPr>
+                <w:rFonts w:ascii="Calibri" w:hAnsi="Calibri" w:eastAsia="Calibri"/>
+                <w:b/>
+                <w:color w:val="1A1A1A"/>
+                <w:sz w:val="16"/>
+              </w:rPr>
+              <w:t>Technical Lead (Primary) / Access Administrator (Backup)</w:t>
+            </w:r>
+          </w:p>
+        </w:tc>
+        <w:tc>
+          <w:tcPr>
+            <w:tcW w:type="dxa" w:w="2381"/>
+            <w:vAlign w:val="center"/>
+            <w:tcMar>
+              <w:top w:w="40" w:type="dxa"/>
+              <w:left w:w="60" w:type="dxa"/>
+              <w:bottom w:w="40" w:type="dxa"/>
+              <w:right w:w="60" w:type="dxa"/>
+            </w:tcMar>
+            <w:tcBorders>
+              <w:top w:val="single" w:sz="4" w:space="0" w:color="8AA0B4"/>
+              <w:left w:val="single" w:sz="4" w:space="0" w:color="8AA0B4"/>
+              <w:bottom w:val="single" w:sz="4" w:space="0" w:color="8AA0B4"/>
+              <w:right w:val="single" w:sz="4" w:space="0" w:color="8AA0B4"/>
+            </w:tcBorders>
+            <w:shd w:fill="F4F7FA" w:val="clear"/>
+          </w:tcPr>
+          <w:p>
+            <w:pPr>
+              <w:spacing w:before="0" w:after="0" w:line="252" w:lineRule="auto"/>
+              <w:jc w:val="left"/>
+            </w:pPr>
+            <w:r/>
+            <w:r>
+              <w:rPr>
+                <w:rFonts w:ascii="Calibri" w:hAnsi="Calibri" w:eastAsia="Calibri"/>
+                <w:b w:val="0"/>
+                <w:color w:val="1A1A1A"/>
+                <w:sz w:val="16"/>
+              </w:rPr>
+              <w:t>Cloud/hosting provider (to terminate); records/archive or disposal vendor</w:t>
+            </w:r>
+          </w:p>
+        </w:tc>
+      </w:tr>
+    </w:tbl>
+    <w:p>
+      <w:pPr>
+        <w:spacing w:before="200"/>
+      </w:pPr>
+      <w:r>
+        <w:rPr>
+          <w:rFonts w:ascii="Calibri" w:hAnsi="Calibri" w:eastAsia="Calibri"/>
+          <w:b w:val="0"/>
+          <w:color w:val="5A6A7A"/>
+          <w:sz w:val="18"/>
+        </w:rPr>
+        <w:t>Draft for workshop. Replace role titles with named Primary / Backup staff, matching the format used in other departments (e.g. T. Alabi (Primary) / M. Yusuf (Backup)). Confirm product names for source control, CI/CD, cloud, database, and monitoring if they should appear as specific vendor platforms.</w:t>
       </w:r>
     </w:p>
     <w:sectPr>

--- a/Technical_Department_BIA_Register.docx
+++ b/Technical_Department_BIA_Register.docx
@@ -18,7714 +18,6 @@
     </w:p>
     <w:p>
       <w:pPr>
-        <w:spacing w:after="160" w:before="0"/>
-      </w:pPr>
-      <w:r>
-        <w:rPr>
-          <w:rFonts w:ascii="Calibri" w:hAnsi="Calibri" w:eastAsia="Calibri"/>
-          <w:b w:val="0"/>
-          <w:color w:val="1A1A1A"/>
-          <w:sz w:val="20"/>
-        </w:rPr>
-        <w:t>This register maps each functional activity area performed by the Technical Department to its potential risk, impact over time (1 day and 1 week), client/customer impact, overall criticality, and recovery requirements. Financial Impact per Day ($) is omitted. Ratings use the existing 1 – Insignificant to 5 – Critical scale. Figures are a workshop draft reasoned from the previous 1-hour / 1-day register — confirm MTPD, RTO and RPO against contracts and tested restore times before treating them as final.</w:t>
-      </w:r>
-    </w:p>
-    <w:p>
-      <w:pPr>
-        <w:spacing w:after="200"/>
-      </w:pPr>
-      <w:r>
-        <w:rPr>
-          <w:rFonts w:ascii="Calibri" w:hAnsi="Calibri" w:eastAsia="Calibri"/>
-          <w:b/>
-          <w:color w:val="1B365D"/>
-          <w:sz w:val="18"/>
-        </w:rPr>
-        <w:t xml:space="preserve">MTPD: </w:t>
-      </w:r>
-      <w:r>
-        <w:rPr>
-          <w:rFonts w:ascii="Calibri" w:hAnsi="Calibri" w:eastAsia="Calibri"/>
-          <w:b w:val="0"/>
-          <w:color w:val="334155"/>
-          <w:sz w:val="18"/>
-        </w:rPr>
-        <w:t>Maximum Tolerable Period of Disruption (hours) — the point beyond which loss of the function threatens the business itself. Always the largest of the three (MTPD &gt; RTO &gt; RPO in urgency).</w:t>
-      </w:r>
-      <w:r>
-        <w:t xml:space="preserve">  |  </w:t>
-      </w:r>
-      <w:r>
-        <w:t xml:space="preserve">  </w:t>
-      </w:r>
-      <w:r>
-        <w:rPr>
-          <w:rFonts w:ascii="Calibri" w:hAnsi="Calibri" w:eastAsia="Calibri"/>
-          <w:b/>
-          <w:color w:val="1B365D"/>
-          <w:sz w:val="18"/>
-        </w:rPr>
-        <w:t xml:space="preserve">RTO: </w:t>
-      </w:r>
-      <w:r>
-        <w:rPr>
-          <w:rFonts w:ascii="Calibri" w:hAnsi="Calibri" w:eastAsia="Calibri"/>
-          <w:b w:val="0"/>
-          <w:color w:val="334155"/>
-          <w:sz w:val="18"/>
-        </w:rPr>
-        <w:t>Recovery Time Objective (hours) — the maximum time allowed to restore the function to minimum service.</w:t>
-      </w:r>
-      <w:r>
-        <w:t xml:space="preserve">  |  </w:t>
-      </w:r>
-      <w:r>
-        <w:t xml:space="preserve">  </w:t>
-      </w:r>
-      <w:r>
-        <w:rPr>
-          <w:rFonts w:ascii="Calibri" w:hAnsi="Calibri" w:eastAsia="Calibri"/>
-          <w:b/>
-          <w:color w:val="1B365D"/>
-          <w:sz w:val="18"/>
-        </w:rPr>
-        <w:t xml:space="preserve">RPO: </w:t>
-      </w:r>
-      <w:r>
-        <w:rPr>
-          <w:rFonts w:ascii="Calibri" w:hAnsi="Calibri" w:eastAsia="Calibri"/>
-          <w:b w:val="0"/>
-          <w:color w:val="334155"/>
-          <w:sz w:val="18"/>
-        </w:rPr>
-        <w:t>Recovery Point Objective — the maximum tolerable data loss, expressed as time (e.g. “15 minutes”, “1 business day”). N/A where the function is process-only.</w:t>
-      </w:r>
-    </w:p>
-    <w:tbl>
-      <w:tblPr>
-        <w:jc w:val="center"/>
-        <w:tblLook w:firstColumn="1" w:firstRow="1" w:lastColumn="0" w:lastRow="0" w:noHBand="0" w:noVBand="1" w:val="04A0"/>
-        <w:tblLayout w:type="fixed"/>
-        <w:tblW w:w="19334" w:type="dxa"/>
-      </w:tblPr>
-      <w:tblGrid>
-        <w:gridCol w:w="1927"/>
-        <w:gridCol w:w="2608"/>
-        <w:gridCol w:w="1701"/>
-        <w:gridCol w:w="3061"/>
-        <w:gridCol w:w="1701"/>
-        <w:gridCol w:w="2721"/>
-        <w:gridCol w:w="1814"/>
-        <w:gridCol w:w="1247"/>
-        <w:gridCol w:w="1247"/>
-        <w:gridCol w:w="1304"/>
-      </w:tblGrid>
-      <w:tr>
-        <w:trPr>
-          <w:trHeight w:val="397"/>
-          <w:tblHeader w:val="true"/>
-        </w:trPr>
-        <w:tc>
-          <w:tcPr>
-            <w:tcW w:type="dxa" w:w="2608"/>
-            <w:gridSpan w:val="2"/>
-            <w:vAlign w:val="center"/>
-            <w:tcMar>
-              <w:top w:w="40" w:type="dxa"/>
-              <w:left w:w="60" w:type="dxa"/>
-              <w:bottom w:w="40" w:type="dxa"/>
-              <w:right w:w="60" w:type="dxa"/>
-            </w:tcMar>
-            <w:tcBorders>
-              <w:top w:val="single" w:sz="4" w:space="0" w:color="8AA0B4"/>
-              <w:left w:val="single" w:sz="4" w:space="0" w:color="8AA0B4"/>
-              <w:bottom w:val="single" w:sz="4" w:space="0" w:color="8AA0B4"/>
-              <w:right w:val="single" w:sz="4" w:space="0" w:color="8AA0B4"/>
-            </w:tcBorders>
-            <w:shd w:fill="1B365D" w:val="clear"/>
-          </w:tcPr>
-          <w:p>
-            <w:pPr>
-              <w:spacing w:before="0" w:after="0" w:line="252" w:lineRule="auto"/>
-              <w:jc w:val="center"/>
-            </w:pPr>
-            <w:r/>
-            <w:r>
-              <w:rPr>
-                <w:rFonts w:ascii="Calibri" w:hAnsi="Calibri" w:eastAsia="Calibri"/>
-                <w:b/>
-                <w:color w:val="FFFFFF"/>
-                <w:sz w:val="18"/>
-              </w:rPr>
-              <w:t>FUNCTION</w:t>
-            </w:r>
-          </w:p>
-        </w:tc>
-        <w:tc>
-          <w:tcPr>
-            <w:tcW w:type="dxa" w:w="1814"/>
-            <w:gridSpan w:val="5"/>
-            <w:vAlign w:val="center"/>
-            <w:tcMar>
-              <w:top w:w="40" w:type="dxa"/>
-              <w:left w:w="60" w:type="dxa"/>
-              <w:bottom w:w="40" w:type="dxa"/>
-              <w:right w:w="60" w:type="dxa"/>
-            </w:tcMar>
-            <w:tcBorders>
-              <w:top w:val="single" w:sz="4" w:space="0" w:color="8AA0B4"/>
-              <w:left w:val="single" w:sz="4" w:space="0" w:color="8AA0B4"/>
-              <w:bottom w:val="single" w:sz="4" w:space="0" w:color="8AA0B4"/>
-              <w:right w:val="single" w:sz="4" w:space="0" w:color="8AA0B4"/>
-            </w:tcBorders>
-            <w:shd w:fill="1F7A8C" w:val="clear"/>
-          </w:tcPr>
-          <w:p>
-            <w:pPr>
-              <w:spacing w:before="0" w:after="0" w:line="252" w:lineRule="auto"/>
-              <w:jc w:val="center"/>
-            </w:pPr>
-            <w:r/>
-            <w:r>
-              <w:rPr>
-                <w:rFonts w:ascii="Calibri" w:hAnsi="Calibri" w:eastAsia="Calibri"/>
-                <w:b/>
-                <w:color w:val="FFFFFF"/>
-                <w:sz w:val="18"/>
-              </w:rPr>
-              <w:t>IMPACT ANALYSIS OVER TIME</w:t>
-            </w:r>
-          </w:p>
-        </w:tc>
-        <w:tc>
-          <w:tcPr>
-            <w:tcW w:type="dxa" w:w="1304"/>
-            <w:gridSpan w:val="3"/>
-            <w:vAlign w:val="center"/>
-            <w:tcMar>
-              <w:top w:w="40" w:type="dxa"/>
-              <w:left w:w="60" w:type="dxa"/>
-              <w:bottom w:w="40" w:type="dxa"/>
-              <w:right w:w="60" w:type="dxa"/>
-            </w:tcMar>
-            <w:tcBorders>
-              <w:top w:val="single" w:sz="4" w:space="0" w:color="8AA0B4"/>
-              <w:left w:val="single" w:sz="4" w:space="0" w:color="8AA0B4"/>
-              <w:bottom w:val="single" w:sz="4" w:space="0" w:color="8AA0B4"/>
-              <w:right w:val="single" w:sz="4" w:space="0" w:color="8AA0B4"/>
-            </w:tcBorders>
-            <w:shd w:fill="1B365D" w:val="clear"/>
-          </w:tcPr>
-          <w:p>
-            <w:pPr>
-              <w:spacing w:before="0" w:after="0" w:line="252" w:lineRule="auto"/>
-              <w:jc w:val="center"/>
-            </w:pPr>
-            <w:r/>
-            <w:r>
-              <w:rPr>
-                <w:rFonts w:ascii="Calibri" w:hAnsi="Calibri" w:eastAsia="Calibri"/>
-                <w:b/>
-                <w:color w:val="FFFFFF"/>
-                <w:sz w:val="18"/>
-              </w:rPr>
-              <w:t>RECOVERY REQUIREMENTS</w:t>
-            </w:r>
-          </w:p>
-        </w:tc>
-      </w:tr>
-      <w:tr>
-        <w:trPr>
-          <w:trHeight w:val="595"/>
-          <w:tblHeader w:val="true"/>
-        </w:trPr>
-        <w:tc>
-          <w:tcPr>
-            <w:tcW w:type="dxa" w:w="1928"/>
-            <w:vAlign w:val="center"/>
-            <w:tcMar>
-              <w:top w:w="40" w:type="dxa"/>
-              <w:left w:w="60" w:type="dxa"/>
-              <w:bottom w:w="40" w:type="dxa"/>
-              <w:right w:w="60" w:type="dxa"/>
-            </w:tcMar>
-            <w:tcBorders>
-              <w:top w:val="single" w:sz="4" w:space="0" w:color="8AA0B4"/>
-              <w:left w:val="single" w:sz="4" w:space="0" w:color="8AA0B4"/>
-              <w:bottom w:val="single" w:sz="4" w:space="0" w:color="8AA0B4"/>
-              <w:right w:val="single" w:sz="4" w:space="0" w:color="8AA0B4"/>
-            </w:tcBorders>
-            <w:shd w:fill="1B365D" w:val="clear"/>
-          </w:tcPr>
-          <w:p>
-            <w:pPr>
-              <w:spacing w:before="0" w:after="0" w:line="252" w:lineRule="auto"/>
-              <w:jc w:val="center"/>
-            </w:pPr>
-            <w:r/>
-            <w:r>
-              <w:rPr>
-                <w:rFonts w:ascii="Calibri" w:hAnsi="Calibri" w:eastAsia="Calibri"/>
-                <w:b/>
-                <w:color w:val="FFFFFF"/>
-                <w:sz w:val="16"/>
-              </w:rPr>
-              <w:t>Activity</w:t>
-            </w:r>
-          </w:p>
-        </w:tc>
-        <w:tc>
-          <w:tcPr>
-            <w:tcW w:type="dxa" w:w="2608"/>
-            <w:vAlign w:val="center"/>
-            <w:tcMar>
-              <w:top w:w="40" w:type="dxa"/>
-              <w:left w:w="60" w:type="dxa"/>
-              <w:bottom w:w="40" w:type="dxa"/>
-              <w:right w:w="60" w:type="dxa"/>
-            </w:tcMar>
-            <w:tcBorders>
-              <w:top w:val="single" w:sz="4" w:space="0" w:color="8AA0B4"/>
-              <w:left w:val="single" w:sz="4" w:space="0" w:color="8AA0B4"/>
-              <w:bottom w:val="single" w:sz="4" w:space="0" w:color="8AA0B4"/>
-              <w:right w:val="single" w:sz="4" w:space="0" w:color="8AA0B4"/>
-            </w:tcBorders>
-            <w:shd w:fill="1B365D" w:val="clear"/>
-          </w:tcPr>
-          <w:p>
-            <w:pPr>
-              <w:spacing w:before="0" w:after="0" w:line="252" w:lineRule="auto"/>
-              <w:jc w:val="center"/>
-            </w:pPr>
-            <w:r/>
-            <w:r>
-              <w:rPr>
-                <w:rFonts w:ascii="Calibri" w:hAnsi="Calibri" w:eastAsia="Calibri"/>
-                <w:b/>
-                <w:color w:val="FFFFFF"/>
-                <w:sz w:val="16"/>
-              </w:rPr>
-              <w:t>Potential Risk</w:t>
-            </w:r>
-          </w:p>
-        </w:tc>
-        <w:tc>
-          <w:tcPr>
-            <w:tcW w:type="dxa" w:w="1701"/>
-            <w:vAlign w:val="center"/>
-            <w:tcMar>
-              <w:top w:w="40" w:type="dxa"/>
-              <w:left w:w="60" w:type="dxa"/>
-              <w:bottom w:w="40" w:type="dxa"/>
-              <w:right w:w="60" w:type="dxa"/>
-            </w:tcMar>
-            <w:tcBorders>
-              <w:top w:val="single" w:sz="4" w:space="0" w:color="8AA0B4"/>
-              <w:left w:val="single" w:sz="4" w:space="0" w:color="8AA0B4"/>
-              <w:bottom w:val="single" w:sz="4" w:space="0" w:color="8AA0B4"/>
-              <w:right w:val="single" w:sz="4" w:space="0" w:color="8AA0B4"/>
-            </w:tcBorders>
-            <w:shd w:fill="1F7A8C" w:val="clear"/>
-          </w:tcPr>
-          <w:p>
-            <w:pPr>
-              <w:spacing w:before="0" w:after="0" w:line="252" w:lineRule="auto"/>
-              <w:jc w:val="center"/>
-            </w:pPr>
-            <w:r/>
-            <w:r>
-              <w:rPr>
-                <w:rFonts w:ascii="Calibri" w:hAnsi="Calibri" w:eastAsia="Calibri"/>
-                <w:b/>
-                <w:color w:val="FFFFFF"/>
-                <w:sz w:val="16"/>
-              </w:rPr>
-              <w:t>Impact Rating @ 1 Day</w:t>
-            </w:r>
-          </w:p>
-        </w:tc>
-        <w:tc>
-          <w:tcPr>
-            <w:tcW w:type="dxa" w:w="3061"/>
-            <w:vAlign w:val="center"/>
-            <w:tcMar>
-              <w:top w:w="40" w:type="dxa"/>
-              <w:left w:w="60" w:type="dxa"/>
-              <w:bottom w:w="40" w:type="dxa"/>
-              <w:right w:w="60" w:type="dxa"/>
-            </w:tcMar>
-            <w:tcBorders>
-              <w:top w:val="single" w:sz="4" w:space="0" w:color="8AA0B4"/>
-              <w:left w:val="single" w:sz="4" w:space="0" w:color="8AA0B4"/>
-              <w:bottom w:val="single" w:sz="4" w:space="0" w:color="8AA0B4"/>
-              <w:right w:val="single" w:sz="4" w:space="0" w:color="8AA0B4"/>
-            </w:tcBorders>
-            <w:shd w:fill="1F7A8C" w:val="clear"/>
-          </w:tcPr>
-          <w:p>
-            <w:pPr>
-              <w:spacing w:before="0" w:after="0" w:line="252" w:lineRule="auto"/>
-              <w:jc w:val="center"/>
-            </w:pPr>
-            <w:r/>
-            <w:r>
-              <w:rPr>
-                <w:rFonts w:ascii="Calibri" w:hAnsi="Calibri" w:eastAsia="Calibri"/>
-                <w:b/>
-                <w:color w:val="FFFFFF"/>
-                <w:sz w:val="16"/>
-              </w:rPr>
-              <w:t>Impact Description @ 1 Week</w:t>
-            </w:r>
-          </w:p>
-        </w:tc>
-        <w:tc>
-          <w:tcPr>
-            <w:tcW w:type="dxa" w:w="1701"/>
-            <w:vAlign w:val="center"/>
-            <w:tcMar>
-              <w:top w:w="40" w:type="dxa"/>
-              <w:left w:w="60" w:type="dxa"/>
-              <w:bottom w:w="40" w:type="dxa"/>
-              <w:right w:w="60" w:type="dxa"/>
-            </w:tcMar>
-            <w:tcBorders>
-              <w:top w:val="single" w:sz="4" w:space="0" w:color="8AA0B4"/>
-              <w:left w:val="single" w:sz="4" w:space="0" w:color="8AA0B4"/>
-              <w:bottom w:val="single" w:sz="4" w:space="0" w:color="8AA0B4"/>
-              <w:right w:val="single" w:sz="4" w:space="0" w:color="8AA0B4"/>
-            </w:tcBorders>
-            <w:shd w:fill="1F7A8C" w:val="clear"/>
-          </w:tcPr>
-          <w:p>
-            <w:pPr>
-              <w:spacing w:before="0" w:after="0" w:line="252" w:lineRule="auto"/>
-              <w:jc w:val="center"/>
-            </w:pPr>
-            <w:r/>
-            <w:r>
-              <w:rPr>
-                <w:rFonts w:ascii="Calibri" w:hAnsi="Calibri" w:eastAsia="Calibri"/>
-                <w:b/>
-                <w:color w:val="FFFFFF"/>
-                <w:sz w:val="16"/>
-              </w:rPr>
-              <w:t>Impact Rating @ 1 Week</w:t>
-            </w:r>
-          </w:p>
-        </w:tc>
-        <w:tc>
-          <w:tcPr>
-            <w:tcW w:type="dxa" w:w="2721"/>
-            <w:vAlign w:val="center"/>
-            <w:tcMar>
-              <w:top w:w="40" w:type="dxa"/>
-              <w:left w:w="60" w:type="dxa"/>
-              <w:bottom w:w="40" w:type="dxa"/>
-              <w:right w:w="60" w:type="dxa"/>
-            </w:tcMar>
-            <w:tcBorders>
-              <w:top w:val="single" w:sz="4" w:space="0" w:color="8AA0B4"/>
-              <w:left w:val="single" w:sz="4" w:space="0" w:color="8AA0B4"/>
-              <w:bottom w:val="single" w:sz="4" w:space="0" w:color="8AA0B4"/>
-              <w:right w:val="single" w:sz="4" w:space="0" w:color="8AA0B4"/>
-            </w:tcBorders>
-            <w:shd w:fill="1F7A8C" w:val="clear"/>
-          </w:tcPr>
-          <w:p>
-            <w:pPr>
-              <w:spacing w:before="0" w:after="0" w:line="252" w:lineRule="auto"/>
-              <w:jc w:val="center"/>
-            </w:pPr>
-            <w:r/>
-            <w:r>
-              <w:rPr>
-                <w:rFonts w:ascii="Calibri" w:hAnsi="Calibri" w:eastAsia="Calibri"/>
-                <w:b/>
-                <w:color w:val="FFFFFF"/>
-                <w:sz w:val="16"/>
-              </w:rPr>
-              <w:t>Client / Customer Impact</w:t>
-            </w:r>
-          </w:p>
-        </w:tc>
-        <w:tc>
-          <w:tcPr>
-            <w:tcW w:type="dxa" w:w="1814"/>
-            <w:vAlign w:val="center"/>
-            <w:tcMar>
-              <w:top w:w="40" w:type="dxa"/>
-              <w:left w:w="60" w:type="dxa"/>
-              <w:bottom w:w="40" w:type="dxa"/>
-              <w:right w:w="60" w:type="dxa"/>
-            </w:tcMar>
-            <w:tcBorders>
-              <w:top w:val="single" w:sz="4" w:space="0" w:color="8AA0B4"/>
-              <w:left w:val="single" w:sz="4" w:space="0" w:color="8AA0B4"/>
-              <w:bottom w:val="single" w:sz="4" w:space="0" w:color="8AA0B4"/>
-              <w:right w:val="single" w:sz="4" w:space="0" w:color="8AA0B4"/>
-            </w:tcBorders>
-            <w:shd w:fill="1F7A8C" w:val="clear"/>
-          </w:tcPr>
-          <w:p>
-            <w:pPr>
-              <w:spacing w:before="0" w:after="0" w:line="252" w:lineRule="auto"/>
-              <w:jc w:val="center"/>
-            </w:pPr>
-            <w:r/>
-            <w:r>
-              <w:rPr>
-                <w:rFonts w:ascii="Calibri" w:hAnsi="Calibri" w:eastAsia="Calibri"/>
-                <w:b/>
-                <w:color w:val="FFFFFF"/>
-                <w:sz w:val="16"/>
-              </w:rPr>
-              <w:t>Overall Criticality Ranking</w:t>
-            </w:r>
-          </w:p>
-        </w:tc>
-        <w:tc>
-          <w:tcPr>
-            <w:tcW w:type="dxa" w:w="1247"/>
-            <w:vAlign w:val="center"/>
-            <w:tcMar>
-              <w:top w:w="40" w:type="dxa"/>
-              <w:left w:w="60" w:type="dxa"/>
-              <w:bottom w:w="40" w:type="dxa"/>
-              <w:right w:w="60" w:type="dxa"/>
-            </w:tcMar>
-            <w:tcBorders>
-              <w:top w:val="single" w:sz="4" w:space="0" w:color="8AA0B4"/>
-              <w:left w:val="single" w:sz="4" w:space="0" w:color="8AA0B4"/>
-              <w:bottom w:val="single" w:sz="4" w:space="0" w:color="8AA0B4"/>
-              <w:right w:val="single" w:sz="4" w:space="0" w:color="8AA0B4"/>
-            </w:tcBorders>
-            <w:shd w:fill="1B365D" w:val="clear"/>
-          </w:tcPr>
-          <w:p>
-            <w:pPr>
-              <w:spacing w:before="0" w:after="0" w:line="252" w:lineRule="auto"/>
-              <w:jc w:val="center"/>
-            </w:pPr>
-            <w:r/>
-            <w:r>
-              <w:rPr>
-                <w:rFonts w:ascii="Calibri" w:hAnsi="Calibri" w:eastAsia="Calibri"/>
-                <w:b/>
-                <w:color w:val="FFFFFF"/>
-                <w:sz w:val="16"/>
-              </w:rPr>
-              <w:t>MTPD (Hrs)</w:t>
-            </w:r>
-          </w:p>
-        </w:tc>
-        <w:tc>
-          <w:tcPr>
-            <w:tcW w:type="dxa" w:w="1247"/>
-            <w:vAlign w:val="center"/>
-            <w:tcMar>
-              <w:top w:w="40" w:type="dxa"/>
-              <w:left w:w="60" w:type="dxa"/>
-              <w:bottom w:w="40" w:type="dxa"/>
-              <w:right w:w="60" w:type="dxa"/>
-            </w:tcMar>
-            <w:tcBorders>
-              <w:top w:val="single" w:sz="4" w:space="0" w:color="8AA0B4"/>
-              <w:left w:val="single" w:sz="4" w:space="0" w:color="8AA0B4"/>
-              <w:bottom w:val="single" w:sz="4" w:space="0" w:color="8AA0B4"/>
-              <w:right w:val="single" w:sz="4" w:space="0" w:color="8AA0B4"/>
-            </w:tcBorders>
-            <w:shd w:fill="1B365D" w:val="clear"/>
-          </w:tcPr>
-          <w:p>
-            <w:pPr>
-              <w:spacing w:before="0" w:after="0" w:line="252" w:lineRule="auto"/>
-              <w:jc w:val="center"/>
-            </w:pPr>
-            <w:r/>
-            <w:r>
-              <w:rPr>
-                <w:rFonts w:ascii="Calibri" w:hAnsi="Calibri" w:eastAsia="Calibri"/>
-                <w:b/>
-                <w:color w:val="FFFFFF"/>
-                <w:sz w:val="16"/>
-              </w:rPr>
-              <w:t>RTO (Hrs)</w:t>
-            </w:r>
-          </w:p>
-        </w:tc>
-        <w:tc>
-          <w:tcPr>
-            <w:tcW w:type="dxa" w:w="1304"/>
-            <w:vAlign w:val="center"/>
-            <w:tcMar>
-              <w:top w:w="40" w:type="dxa"/>
-              <w:left w:w="60" w:type="dxa"/>
-              <w:bottom w:w="40" w:type="dxa"/>
-              <w:right w:w="60" w:type="dxa"/>
-            </w:tcMar>
-            <w:tcBorders>
-              <w:top w:val="single" w:sz="4" w:space="0" w:color="8AA0B4"/>
-              <w:left w:val="single" w:sz="4" w:space="0" w:color="8AA0B4"/>
-              <w:bottom w:val="single" w:sz="4" w:space="0" w:color="8AA0B4"/>
-              <w:right w:val="single" w:sz="4" w:space="0" w:color="8AA0B4"/>
-            </w:tcBorders>
-            <w:shd w:fill="1B365D" w:val="clear"/>
-          </w:tcPr>
-          <w:p>
-            <w:pPr>
-              <w:spacing w:before="0" w:after="0" w:line="252" w:lineRule="auto"/>
-              <w:jc w:val="center"/>
-            </w:pPr>
-            <w:r/>
-            <w:r>
-              <w:rPr>
-                <w:rFonts w:ascii="Calibri" w:hAnsi="Calibri" w:eastAsia="Calibri"/>
-                <w:b/>
-                <w:color w:val="FFFFFF"/>
-                <w:sz w:val="16"/>
-              </w:rPr>
-              <w:t>RPO</w:t>
-            </w:r>
-          </w:p>
-        </w:tc>
-      </w:tr>
-      <w:tr>
-        <w:trPr>
-          <w:trHeight w:val="1162"/>
-        </w:trPr>
-        <w:tc>
-          <w:tcPr>
-            <w:tcW w:type="dxa" w:w="1928"/>
-            <w:vAlign w:val="center"/>
-            <w:tcMar>
-              <w:top w:w="40" w:type="dxa"/>
-              <w:left w:w="60" w:type="dxa"/>
-              <w:bottom w:w="40" w:type="dxa"/>
-              <w:right w:w="60" w:type="dxa"/>
-            </w:tcMar>
-            <w:tcBorders>
-              <w:top w:val="single" w:sz="4" w:space="0" w:color="8AA0B4"/>
-              <w:left w:val="single" w:sz="4" w:space="0" w:color="8AA0B4"/>
-              <w:bottom w:val="single" w:sz="4" w:space="0" w:color="8AA0B4"/>
-              <w:right w:val="single" w:sz="4" w:space="0" w:color="8AA0B4"/>
-            </w:tcBorders>
-            <w:shd w:fill="FFFFFF" w:val="clear"/>
-          </w:tcPr>
-          <w:p>
-            <w:pPr>
-              <w:spacing w:before="0" w:after="0" w:line="252" w:lineRule="auto"/>
-              <w:jc w:val="left"/>
-            </w:pPr>
-            <w:r/>
-            <w:r>
-              <w:rPr>
-                <w:rFonts w:ascii="Calibri" w:hAnsi="Calibri" w:eastAsia="Calibri"/>
-                <w:b/>
-                <w:color w:val="1A1A1A"/>
-                <w:sz w:val="16"/>
-              </w:rPr>
-              <w:t>Requirements &amp; Solution Design</w:t>
-            </w:r>
-          </w:p>
-        </w:tc>
-        <w:tc>
-          <w:tcPr>
-            <w:tcW w:type="dxa" w:w="2608"/>
-            <w:vAlign w:val="center"/>
-            <w:tcMar>
-              <w:top w:w="40" w:type="dxa"/>
-              <w:left w:w="60" w:type="dxa"/>
-              <w:bottom w:w="40" w:type="dxa"/>
-              <w:right w:w="60" w:type="dxa"/>
-            </w:tcMar>
-            <w:tcBorders>
-              <w:top w:val="single" w:sz="4" w:space="0" w:color="8AA0B4"/>
-              <w:left w:val="single" w:sz="4" w:space="0" w:color="8AA0B4"/>
-              <w:bottom w:val="single" w:sz="4" w:space="0" w:color="8AA0B4"/>
-              <w:right w:val="single" w:sz="4" w:space="0" w:color="8AA0B4"/>
-            </w:tcBorders>
-            <w:shd w:fill="FFFFFF" w:val="clear"/>
-          </w:tcPr>
-          <w:p>
-            <w:pPr>
-              <w:spacing w:before="0" w:after="0" w:line="252" w:lineRule="auto"/>
-              <w:jc w:val="left"/>
-            </w:pPr>
-            <w:r/>
-            <w:r>
-              <w:rPr>
-                <w:rFonts w:ascii="Calibri" w:hAnsi="Calibri" w:eastAsia="Calibri"/>
-                <w:b w:val="0"/>
-                <w:color w:val="1A1A1A"/>
-                <w:sz w:val="16"/>
-              </w:rPr>
-              <w:t>Incorrect or incomplete requirements and design decisions, resulting in a solution that does not meet business needs, is insecure, or does not scale</w:t>
-            </w:r>
-          </w:p>
-        </w:tc>
-        <w:tc>
-          <w:tcPr>
-            <w:tcW w:type="dxa" w:w="1701"/>
-            <w:vAlign w:val="center"/>
-            <w:tcMar>
-              <w:top w:w="40" w:type="dxa"/>
-              <w:left w:w="60" w:type="dxa"/>
-              <w:bottom w:w="40" w:type="dxa"/>
-              <w:right w:w="60" w:type="dxa"/>
-            </w:tcMar>
-            <w:tcBorders>
-              <w:top w:val="single" w:sz="4" w:space="0" w:color="8AA0B4"/>
-              <w:left w:val="single" w:sz="4" w:space="0" w:color="8AA0B4"/>
-              <w:bottom w:val="single" w:sz="4" w:space="0" w:color="8AA0B4"/>
-              <w:right w:val="single" w:sz="4" w:space="0" w:color="8AA0B4"/>
-            </w:tcBorders>
-            <w:shd w:fill="7FB3D5" w:val="clear"/>
-          </w:tcPr>
-          <w:p>
-            <w:pPr>
-              <w:spacing w:before="0" w:after="0" w:line="252" w:lineRule="auto"/>
-              <w:jc w:val="center"/>
-            </w:pPr>
-            <w:r/>
-            <w:r>
-              <w:rPr>
-                <w:rFonts w:ascii="Calibri" w:hAnsi="Calibri" w:eastAsia="Calibri"/>
-                <w:b/>
-                <w:color w:val="1A1A1A"/>
-                <w:sz w:val="16"/>
-              </w:rPr>
-              <w:t>2 - Minor</w:t>
-            </w:r>
-          </w:p>
-        </w:tc>
-        <w:tc>
-          <w:tcPr>
-            <w:tcW w:type="dxa" w:w="3061"/>
-            <w:vAlign w:val="center"/>
-            <w:tcMar>
-              <w:top w:w="40" w:type="dxa"/>
-              <w:left w:w="60" w:type="dxa"/>
-              <w:bottom w:w="40" w:type="dxa"/>
-              <w:right w:w="60" w:type="dxa"/>
-            </w:tcMar>
-            <w:tcBorders>
-              <w:top w:val="single" w:sz="4" w:space="0" w:color="8AA0B4"/>
-              <w:left w:val="single" w:sz="4" w:space="0" w:color="8AA0B4"/>
-              <w:bottom w:val="single" w:sz="4" w:space="0" w:color="8AA0B4"/>
-              <w:right w:val="single" w:sz="4" w:space="0" w:color="8AA0B4"/>
-            </w:tcBorders>
-            <w:shd w:fill="FFFFFF" w:val="clear"/>
-          </w:tcPr>
-          <w:p>
-            <w:pPr>
-              <w:spacing w:before="0" w:after="0" w:line="252" w:lineRule="auto"/>
-              <w:jc w:val="left"/>
-            </w:pPr>
-            <w:r/>
-            <w:r>
-              <w:rPr>
-                <w:rFonts w:ascii="Calibri" w:hAnsi="Calibri" w:eastAsia="Calibri"/>
-                <w:b w:val="0"/>
-                <w:color w:val="1A1A1A"/>
-                <w:sz w:val="16"/>
-              </w:rPr>
-              <w:t>Proposal/design timeline is now client-visible. Business Development cannot lock scope or commit dates. Catch-up pressure raises the chance of an incomplete, insecure, or non-scaling design being signed off.</w:t>
-            </w:r>
-          </w:p>
-        </w:tc>
-        <w:tc>
-          <w:tcPr>
-            <w:tcW w:type="dxa" w:w="1701"/>
-            <w:vAlign w:val="center"/>
-            <w:tcMar>
-              <w:top w:w="40" w:type="dxa"/>
-              <w:left w:w="60" w:type="dxa"/>
-              <w:bottom w:w="40" w:type="dxa"/>
-              <w:right w:w="60" w:type="dxa"/>
-            </w:tcMar>
-            <w:tcBorders>
-              <w:top w:val="single" w:sz="4" w:space="0" w:color="8AA0B4"/>
-              <w:left w:val="single" w:sz="4" w:space="0" w:color="8AA0B4"/>
-              <w:bottom w:val="single" w:sz="4" w:space="0" w:color="8AA0B4"/>
-              <w:right w:val="single" w:sz="4" w:space="0" w:color="8AA0B4"/>
-            </w:tcBorders>
-            <w:shd w:fill="E67E22" w:val="clear"/>
-          </w:tcPr>
-          <w:p>
-            <w:pPr>
-              <w:spacing w:before="0" w:after="0" w:line="252" w:lineRule="auto"/>
-              <w:jc w:val="center"/>
-            </w:pPr>
-            <w:r/>
-            <w:r>
-              <w:rPr>
-                <w:rFonts w:ascii="Calibri" w:hAnsi="Calibri" w:eastAsia="Calibri"/>
-                <w:b/>
-                <w:color w:val="1A1A1A"/>
-                <w:sz w:val="16"/>
-              </w:rPr>
-              <w:t>3 - Moderate</w:t>
-            </w:r>
-          </w:p>
-        </w:tc>
-        <w:tc>
-          <w:tcPr>
-            <w:tcW w:type="dxa" w:w="2721"/>
-            <w:vAlign w:val="center"/>
-            <w:tcMar>
-              <w:top w:w="40" w:type="dxa"/>
-              <w:left w:w="60" w:type="dxa"/>
-              <w:bottom w:w="40" w:type="dxa"/>
-              <w:right w:w="60" w:type="dxa"/>
-            </w:tcMar>
-            <w:tcBorders>
-              <w:top w:val="single" w:sz="4" w:space="0" w:color="8AA0B4"/>
-              <w:left w:val="single" w:sz="4" w:space="0" w:color="8AA0B4"/>
-              <w:bottom w:val="single" w:sz="4" w:space="0" w:color="8AA0B4"/>
-              <w:right w:val="single" w:sz="4" w:space="0" w:color="8AA0B4"/>
-            </w:tcBorders>
-            <w:shd w:fill="FFFFFF" w:val="clear"/>
-          </w:tcPr>
-          <w:p>
-            <w:pPr>
-              <w:spacing w:before="0" w:after="0" w:line="252" w:lineRule="auto"/>
-              <w:jc w:val="left"/>
-            </w:pPr>
-            <w:r/>
-            <w:r>
-              <w:rPr>
-                <w:rFonts w:ascii="Calibri" w:hAnsi="Calibri" w:eastAsia="Calibri"/>
-                <w:b w:val="0"/>
-                <w:color w:val="1A1A1A"/>
-                <w:sz w:val="16"/>
-              </w:rPr>
-              <w:t>Indirect — new and expanding client proposals delayed. No impact on live production for existing accounts.</w:t>
-            </w:r>
-          </w:p>
-        </w:tc>
-        <w:tc>
-          <w:tcPr>
-            <w:tcW w:type="dxa" w:w="1814"/>
-            <w:vAlign w:val="center"/>
-            <w:tcMar>
-              <w:top w:w="40" w:type="dxa"/>
-              <w:left w:w="60" w:type="dxa"/>
-              <w:bottom w:w="40" w:type="dxa"/>
-              <w:right w:w="60" w:type="dxa"/>
-            </w:tcMar>
-            <w:tcBorders>
-              <w:top w:val="single" w:sz="4" w:space="0" w:color="8AA0B4"/>
-              <w:left w:val="single" w:sz="4" w:space="0" w:color="8AA0B4"/>
-              <w:bottom w:val="single" w:sz="4" w:space="0" w:color="8AA0B4"/>
-              <w:right w:val="single" w:sz="4" w:space="0" w:color="8AA0B4"/>
-            </w:tcBorders>
-            <w:shd w:fill="E67E22" w:val="clear"/>
-          </w:tcPr>
-          <w:p>
-            <w:pPr>
-              <w:spacing w:before="0" w:after="0" w:line="252" w:lineRule="auto"/>
-              <w:jc w:val="center"/>
-            </w:pPr>
-            <w:r/>
-            <w:r>
-              <w:rPr>
-                <w:rFonts w:ascii="Calibri" w:hAnsi="Calibri" w:eastAsia="Calibri"/>
-                <w:b/>
-                <w:color w:val="1A1A1A"/>
-                <w:sz w:val="16"/>
-              </w:rPr>
-              <w:t>3 - Moderate</w:t>
-            </w:r>
-          </w:p>
-        </w:tc>
-        <w:tc>
-          <w:tcPr>
-            <w:tcW w:type="dxa" w:w="1247"/>
-            <w:vAlign w:val="center"/>
-            <w:tcMar>
-              <w:top w:w="40" w:type="dxa"/>
-              <w:left w:w="60" w:type="dxa"/>
-              <w:bottom w:w="40" w:type="dxa"/>
-              <w:right w:w="60" w:type="dxa"/>
-            </w:tcMar>
-            <w:tcBorders>
-              <w:top w:val="single" w:sz="4" w:space="0" w:color="8AA0B4"/>
-              <w:left w:val="single" w:sz="4" w:space="0" w:color="8AA0B4"/>
-              <w:bottom w:val="single" w:sz="4" w:space="0" w:color="8AA0B4"/>
-              <w:right w:val="single" w:sz="4" w:space="0" w:color="8AA0B4"/>
-            </w:tcBorders>
-            <w:shd w:fill="FFFFFF" w:val="clear"/>
-          </w:tcPr>
-          <w:p>
-            <w:pPr>
-              <w:spacing w:before="0" w:after="0" w:line="252" w:lineRule="auto"/>
-              <w:jc w:val="center"/>
-            </w:pPr>
-            <w:r/>
-            <w:r>
-              <w:rPr>
-                <w:rFonts w:ascii="Calibri" w:hAnsi="Calibri" w:eastAsia="Calibri"/>
-                <w:b w:val="0"/>
-                <w:color w:val="1A1A1A"/>
-                <w:sz w:val="16"/>
-              </w:rPr>
-              <w:t>336</w:t>
-            </w:r>
-          </w:p>
-        </w:tc>
-        <w:tc>
-          <w:tcPr>
-            <w:tcW w:type="dxa" w:w="1247"/>
-            <w:vAlign w:val="center"/>
-            <w:tcMar>
-              <w:top w:w="40" w:type="dxa"/>
-              <w:left w:w="60" w:type="dxa"/>
-              <w:bottom w:w="40" w:type="dxa"/>
-              <w:right w:w="60" w:type="dxa"/>
-            </w:tcMar>
-            <w:tcBorders>
-              <w:top w:val="single" w:sz="4" w:space="0" w:color="8AA0B4"/>
-              <w:left w:val="single" w:sz="4" w:space="0" w:color="8AA0B4"/>
-              <w:bottom w:val="single" w:sz="4" w:space="0" w:color="8AA0B4"/>
-              <w:right w:val="single" w:sz="4" w:space="0" w:color="8AA0B4"/>
-            </w:tcBorders>
-            <w:shd w:fill="FFFFFF" w:val="clear"/>
-          </w:tcPr>
-          <w:p>
-            <w:pPr>
-              <w:spacing w:before="0" w:after="0" w:line="252" w:lineRule="auto"/>
-              <w:jc w:val="center"/>
-            </w:pPr>
-            <w:r/>
-            <w:r>
-              <w:rPr>
-                <w:rFonts w:ascii="Calibri" w:hAnsi="Calibri" w:eastAsia="Calibri"/>
-                <w:b w:val="0"/>
-                <w:color w:val="1A1A1A"/>
-                <w:sz w:val="16"/>
-              </w:rPr>
-              <w:t>48</w:t>
-            </w:r>
-          </w:p>
-        </w:tc>
-        <w:tc>
-          <w:tcPr>
-            <w:tcW w:type="dxa" w:w="1304"/>
-            <w:vAlign w:val="center"/>
-            <w:tcMar>
-              <w:top w:w="40" w:type="dxa"/>
-              <w:left w:w="60" w:type="dxa"/>
-              <w:bottom w:w="40" w:type="dxa"/>
-              <w:right w:w="60" w:type="dxa"/>
-            </w:tcMar>
-            <w:tcBorders>
-              <w:top w:val="single" w:sz="4" w:space="0" w:color="8AA0B4"/>
-              <w:left w:val="single" w:sz="4" w:space="0" w:color="8AA0B4"/>
-              <w:bottom w:val="single" w:sz="4" w:space="0" w:color="8AA0B4"/>
-              <w:right w:val="single" w:sz="4" w:space="0" w:color="8AA0B4"/>
-            </w:tcBorders>
-            <w:shd w:fill="FFFFFF" w:val="clear"/>
-          </w:tcPr>
-          <w:p>
-            <w:pPr>
-              <w:spacing w:before="0" w:after="0" w:line="252" w:lineRule="auto"/>
-              <w:jc w:val="center"/>
-            </w:pPr>
-            <w:r/>
-            <w:r>
-              <w:rPr>
-                <w:rFonts w:ascii="Calibri" w:hAnsi="Calibri" w:eastAsia="Calibri"/>
-                <w:b w:val="0"/>
-                <w:color w:val="1A1A1A"/>
-                <w:sz w:val="16"/>
-              </w:rPr>
-              <w:t>N/A</w:t>
-            </w:r>
-          </w:p>
-        </w:tc>
-      </w:tr>
-      <w:tr>
-        <w:trPr>
-          <w:trHeight w:val="1162"/>
-        </w:trPr>
-        <w:tc>
-          <w:tcPr>
-            <w:tcW w:type="dxa" w:w="1928"/>
-            <w:vAlign w:val="center"/>
-            <w:tcMar>
-              <w:top w:w="40" w:type="dxa"/>
-              <w:left w:w="60" w:type="dxa"/>
-              <w:bottom w:w="40" w:type="dxa"/>
-              <w:right w:w="60" w:type="dxa"/>
-            </w:tcMar>
-            <w:tcBorders>
-              <w:top w:val="single" w:sz="4" w:space="0" w:color="8AA0B4"/>
-              <w:left w:val="single" w:sz="4" w:space="0" w:color="8AA0B4"/>
-              <w:bottom w:val="single" w:sz="4" w:space="0" w:color="8AA0B4"/>
-              <w:right w:val="single" w:sz="4" w:space="0" w:color="8AA0B4"/>
-            </w:tcBorders>
-            <w:shd w:fill="F4F7FA" w:val="clear"/>
-          </w:tcPr>
-          <w:p>
-            <w:pPr>
-              <w:spacing w:before="0" w:after="0" w:line="252" w:lineRule="auto"/>
-              <w:jc w:val="left"/>
-            </w:pPr>
-            <w:r/>
-            <w:r>
-              <w:rPr>
-                <w:rFonts w:ascii="Calibri" w:hAnsi="Calibri" w:eastAsia="Calibri"/>
-                <w:b/>
-                <w:color w:val="1A1A1A"/>
-                <w:sz w:val="16"/>
-              </w:rPr>
-              <w:t>Application Development (Coding)</w:t>
-            </w:r>
-          </w:p>
-        </w:tc>
-        <w:tc>
-          <w:tcPr>
-            <w:tcW w:type="dxa" w:w="2608"/>
-            <w:vAlign w:val="center"/>
-            <w:tcMar>
-              <w:top w:w="40" w:type="dxa"/>
-              <w:left w:w="60" w:type="dxa"/>
-              <w:bottom w:w="40" w:type="dxa"/>
-              <w:right w:w="60" w:type="dxa"/>
-            </w:tcMar>
-            <w:tcBorders>
-              <w:top w:val="single" w:sz="4" w:space="0" w:color="8AA0B4"/>
-              <w:left w:val="single" w:sz="4" w:space="0" w:color="8AA0B4"/>
-              <w:bottom w:val="single" w:sz="4" w:space="0" w:color="8AA0B4"/>
-              <w:right w:val="single" w:sz="4" w:space="0" w:color="8AA0B4"/>
-            </w:tcBorders>
-            <w:shd w:fill="F4F7FA" w:val="clear"/>
-          </w:tcPr>
-          <w:p>
-            <w:pPr>
-              <w:spacing w:before="0" w:after="0" w:line="252" w:lineRule="auto"/>
-              <w:jc w:val="left"/>
-            </w:pPr>
-            <w:r/>
-            <w:r>
-              <w:rPr>
-                <w:rFonts w:ascii="Calibri" w:hAnsi="Calibri" w:eastAsia="Calibri"/>
-                <w:b w:val="0"/>
-                <w:color w:val="1A1A1A"/>
-                <w:sz w:val="16"/>
-              </w:rPr>
-              <w:t>Bugs, security vulnerabilities, weak access controls, or data leakage introduced during coding</w:t>
-            </w:r>
-          </w:p>
-        </w:tc>
-        <w:tc>
-          <w:tcPr>
-            <w:tcW w:type="dxa" w:w="1701"/>
-            <w:vAlign w:val="center"/>
-            <w:tcMar>
-              <w:top w:w="40" w:type="dxa"/>
-              <w:left w:w="60" w:type="dxa"/>
-              <w:bottom w:w="40" w:type="dxa"/>
-              <w:right w:w="60" w:type="dxa"/>
-            </w:tcMar>
-            <w:tcBorders>
-              <w:top w:val="single" w:sz="4" w:space="0" w:color="8AA0B4"/>
-              <w:left w:val="single" w:sz="4" w:space="0" w:color="8AA0B4"/>
-              <w:bottom w:val="single" w:sz="4" w:space="0" w:color="8AA0B4"/>
-              <w:right w:val="single" w:sz="4" w:space="0" w:color="8AA0B4"/>
-            </w:tcBorders>
-            <w:shd w:fill="7FB3D5" w:val="clear"/>
-          </w:tcPr>
-          <w:p>
-            <w:pPr>
-              <w:spacing w:before="0" w:after="0" w:line="252" w:lineRule="auto"/>
-              <w:jc w:val="center"/>
-            </w:pPr>
-            <w:r/>
-            <w:r>
-              <w:rPr>
-                <w:rFonts w:ascii="Calibri" w:hAnsi="Calibri" w:eastAsia="Calibri"/>
-                <w:b/>
-                <w:color w:val="1A1A1A"/>
-                <w:sz w:val="16"/>
-              </w:rPr>
-              <w:t>2 - Minor</w:t>
-            </w:r>
-          </w:p>
-        </w:tc>
-        <w:tc>
-          <w:tcPr>
-            <w:tcW w:type="dxa" w:w="3061"/>
-            <w:vAlign w:val="center"/>
-            <w:tcMar>
-              <w:top w:w="40" w:type="dxa"/>
-              <w:left w:w="60" w:type="dxa"/>
-              <w:bottom w:w="40" w:type="dxa"/>
-              <w:right w:w="60" w:type="dxa"/>
-            </w:tcMar>
-            <w:tcBorders>
-              <w:top w:val="single" w:sz="4" w:space="0" w:color="8AA0B4"/>
-              <w:left w:val="single" w:sz="4" w:space="0" w:color="8AA0B4"/>
-              <w:bottom w:val="single" w:sz="4" w:space="0" w:color="8AA0B4"/>
-              <w:right w:val="single" w:sz="4" w:space="0" w:color="8AA0B4"/>
-            </w:tcBorders>
-            <w:shd w:fill="F4F7FA" w:val="clear"/>
-          </w:tcPr>
-          <w:p>
-            <w:pPr>
-              <w:spacing w:before="0" w:after="0" w:line="252" w:lineRule="auto"/>
-              <w:jc w:val="left"/>
-            </w:pPr>
-            <w:r/>
-            <w:r>
-              <w:rPr>
-                <w:rFonts w:ascii="Calibri" w:hAnsi="Calibri" w:eastAsia="Calibri"/>
-                <w:b w:val="0"/>
-                <w:color w:val="1A1A1A"/>
-                <w:sz w:val="16"/>
-              </w:rPr>
-              <w:t>Sprint/feature work is a week behind. Client-promised development dates are missed or at risk. Rushing to recover increases defect and vulnerability risk.</w:t>
-            </w:r>
-          </w:p>
-        </w:tc>
-        <w:tc>
-          <w:tcPr>
-            <w:tcW w:type="dxa" w:w="1701"/>
-            <w:vAlign w:val="center"/>
-            <w:tcMar>
-              <w:top w:w="40" w:type="dxa"/>
-              <w:left w:w="60" w:type="dxa"/>
-              <w:bottom w:w="40" w:type="dxa"/>
-              <w:right w:w="60" w:type="dxa"/>
-            </w:tcMar>
-            <w:tcBorders>
-              <w:top w:val="single" w:sz="4" w:space="0" w:color="8AA0B4"/>
-              <w:left w:val="single" w:sz="4" w:space="0" w:color="8AA0B4"/>
-              <w:bottom w:val="single" w:sz="4" w:space="0" w:color="8AA0B4"/>
-              <w:right w:val="single" w:sz="4" w:space="0" w:color="8AA0B4"/>
-            </w:tcBorders>
-            <w:shd w:fill="E67E22" w:val="clear"/>
-          </w:tcPr>
-          <w:p>
-            <w:pPr>
-              <w:spacing w:before="0" w:after="0" w:line="252" w:lineRule="auto"/>
-              <w:jc w:val="center"/>
-            </w:pPr>
-            <w:r/>
-            <w:r>
-              <w:rPr>
-                <w:rFonts w:ascii="Calibri" w:hAnsi="Calibri" w:eastAsia="Calibri"/>
-                <w:b/>
-                <w:color w:val="1A1A1A"/>
-                <w:sz w:val="16"/>
-              </w:rPr>
-              <w:t>3 - Moderate</w:t>
-            </w:r>
-          </w:p>
-        </w:tc>
-        <w:tc>
-          <w:tcPr>
-            <w:tcW w:type="dxa" w:w="2721"/>
-            <w:vAlign w:val="center"/>
-            <w:tcMar>
-              <w:top w:w="40" w:type="dxa"/>
-              <w:left w:w="60" w:type="dxa"/>
-              <w:bottom w:w="40" w:type="dxa"/>
-              <w:right w:w="60" w:type="dxa"/>
-            </w:tcMar>
-            <w:tcBorders>
-              <w:top w:val="single" w:sz="4" w:space="0" w:color="8AA0B4"/>
-              <w:left w:val="single" w:sz="4" w:space="0" w:color="8AA0B4"/>
-              <w:bottom w:val="single" w:sz="4" w:space="0" w:color="8AA0B4"/>
-              <w:right w:val="single" w:sz="4" w:space="0" w:color="8AA0B4"/>
-            </w:tcBorders>
-            <w:shd w:fill="F4F7FA" w:val="clear"/>
-          </w:tcPr>
-          <w:p>
-            <w:pPr>
-              <w:spacing w:before="0" w:after="0" w:line="252" w:lineRule="auto"/>
-              <w:jc w:val="left"/>
-            </w:pPr>
-            <w:r/>
-            <w:r>
-              <w:rPr>
-                <w:rFonts w:ascii="Calibri" w:hAnsi="Calibri" w:eastAsia="Calibri"/>
-                <w:b w:val="0"/>
-                <w:color w:val="1A1A1A"/>
-                <w:sz w:val="16"/>
-              </w:rPr>
-              <w:t>Active implementation clients see delayed features/fixes. Live service usually remains up.</w:t>
-            </w:r>
-          </w:p>
-        </w:tc>
-        <w:tc>
-          <w:tcPr>
-            <w:tcW w:type="dxa" w:w="1814"/>
-            <w:vAlign w:val="center"/>
-            <w:tcMar>
-              <w:top w:w="40" w:type="dxa"/>
-              <w:left w:w="60" w:type="dxa"/>
-              <w:bottom w:w="40" w:type="dxa"/>
-              <w:right w:w="60" w:type="dxa"/>
-            </w:tcMar>
-            <w:tcBorders>
-              <w:top w:val="single" w:sz="4" w:space="0" w:color="8AA0B4"/>
-              <w:left w:val="single" w:sz="4" w:space="0" w:color="8AA0B4"/>
-              <w:bottom w:val="single" w:sz="4" w:space="0" w:color="8AA0B4"/>
-              <w:right w:val="single" w:sz="4" w:space="0" w:color="8AA0B4"/>
-            </w:tcBorders>
-            <w:shd w:fill="E67E22" w:val="clear"/>
-          </w:tcPr>
-          <w:p>
-            <w:pPr>
-              <w:spacing w:before="0" w:after="0" w:line="252" w:lineRule="auto"/>
-              <w:jc w:val="center"/>
-            </w:pPr>
-            <w:r/>
-            <w:r>
-              <w:rPr>
-                <w:rFonts w:ascii="Calibri" w:hAnsi="Calibri" w:eastAsia="Calibri"/>
-                <w:b/>
-                <w:color w:val="1A1A1A"/>
-                <w:sz w:val="16"/>
-              </w:rPr>
-              <w:t>3 - Moderate</w:t>
-            </w:r>
-          </w:p>
-        </w:tc>
-        <w:tc>
-          <w:tcPr>
-            <w:tcW w:type="dxa" w:w="1247"/>
-            <w:vAlign w:val="center"/>
-            <w:tcMar>
-              <w:top w:w="40" w:type="dxa"/>
-              <w:left w:w="60" w:type="dxa"/>
-              <w:bottom w:w="40" w:type="dxa"/>
-              <w:right w:w="60" w:type="dxa"/>
-            </w:tcMar>
-            <w:tcBorders>
-              <w:top w:val="single" w:sz="4" w:space="0" w:color="8AA0B4"/>
-              <w:left w:val="single" w:sz="4" w:space="0" w:color="8AA0B4"/>
-              <w:bottom w:val="single" w:sz="4" w:space="0" w:color="8AA0B4"/>
-              <w:right w:val="single" w:sz="4" w:space="0" w:color="8AA0B4"/>
-            </w:tcBorders>
-            <w:shd w:fill="F4F7FA" w:val="clear"/>
-          </w:tcPr>
-          <w:p>
-            <w:pPr>
-              <w:spacing w:before="0" w:after="0" w:line="252" w:lineRule="auto"/>
-              <w:jc w:val="center"/>
-            </w:pPr>
-            <w:r/>
-            <w:r>
-              <w:rPr>
-                <w:rFonts w:ascii="Calibri" w:hAnsi="Calibri" w:eastAsia="Calibri"/>
-                <w:b w:val="0"/>
-                <w:color w:val="1A1A1A"/>
-                <w:sz w:val="16"/>
-              </w:rPr>
-              <w:t>336</w:t>
-            </w:r>
-          </w:p>
-        </w:tc>
-        <w:tc>
-          <w:tcPr>
-            <w:tcW w:type="dxa" w:w="1247"/>
-            <w:vAlign w:val="center"/>
-            <w:tcMar>
-              <w:top w:w="40" w:type="dxa"/>
-              <w:left w:w="60" w:type="dxa"/>
-              <w:bottom w:w="40" w:type="dxa"/>
-              <w:right w:w="60" w:type="dxa"/>
-            </w:tcMar>
-            <w:tcBorders>
-              <w:top w:val="single" w:sz="4" w:space="0" w:color="8AA0B4"/>
-              <w:left w:val="single" w:sz="4" w:space="0" w:color="8AA0B4"/>
-              <w:bottom w:val="single" w:sz="4" w:space="0" w:color="8AA0B4"/>
-              <w:right w:val="single" w:sz="4" w:space="0" w:color="8AA0B4"/>
-            </w:tcBorders>
-            <w:shd w:fill="F4F7FA" w:val="clear"/>
-          </w:tcPr>
-          <w:p>
-            <w:pPr>
-              <w:spacing w:before="0" w:after="0" w:line="252" w:lineRule="auto"/>
-              <w:jc w:val="center"/>
-            </w:pPr>
-            <w:r/>
-            <w:r>
-              <w:rPr>
-                <w:rFonts w:ascii="Calibri" w:hAnsi="Calibri" w:eastAsia="Calibri"/>
-                <w:b w:val="0"/>
-                <w:color w:val="1A1A1A"/>
-                <w:sz w:val="16"/>
-              </w:rPr>
-              <w:t>48</w:t>
-            </w:r>
-          </w:p>
-        </w:tc>
-        <w:tc>
-          <w:tcPr>
-            <w:tcW w:type="dxa" w:w="1304"/>
-            <w:vAlign w:val="center"/>
-            <w:tcMar>
-              <w:top w:w="40" w:type="dxa"/>
-              <w:left w:w="60" w:type="dxa"/>
-              <w:bottom w:w="40" w:type="dxa"/>
-              <w:right w:w="60" w:type="dxa"/>
-            </w:tcMar>
-            <w:tcBorders>
-              <w:top w:val="single" w:sz="4" w:space="0" w:color="8AA0B4"/>
-              <w:left w:val="single" w:sz="4" w:space="0" w:color="8AA0B4"/>
-              <w:bottom w:val="single" w:sz="4" w:space="0" w:color="8AA0B4"/>
-              <w:right w:val="single" w:sz="4" w:space="0" w:color="8AA0B4"/>
-            </w:tcBorders>
-            <w:shd w:fill="F4F7FA" w:val="clear"/>
-          </w:tcPr>
-          <w:p>
-            <w:pPr>
-              <w:spacing w:before="0" w:after="0" w:line="252" w:lineRule="auto"/>
-              <w:jc w:val="center"/>
-            </w:pPr>
-            <w:r/>
-            <w:r>
-              <w:rPr>
-                <w:rFonts w:ascii="Calibri" w:hAnsi="Calibri" w:eastAsia="Calibri"/>
-                <w:b w:val="0"/>
-                <w:color w:val="1A1A1A"/>
-                <w:sz w:val="16"/>
-              </w:rPr>
-              <w:t>1 business day</w:t>
-            </w:r>
-          </w:p>
-        </w:tc>
-      </w:tr>
-      <w:tr>
-        <w:trPr>
-          <w:trHeight w:val="1162"/>
-        </w:trPr>
-        <w:tc>
-          <w:tcPr>
-            <w:tcW w:type="dxa" w:w="1928"/>
-            <w:vAlign w:val="center"/>
-            <w:tcMar>
-              <w:top w:w="40" w:type="dxa"/>
-              <w:left w:w="60" w:type="dxa"/>
-              <w:bottom w:w="40" w:type="dxa"/>
-              <w:right w:w="60" w:type="dxa"/>
-            </w:tcMar>
-            <w:tcBorders>
-              <w:top w:val="single" w:sz="4" w:space="0" w:color="8AA0B4"/>
-              <w:left w:val="single" w:sz="4" w:space="0" w:color="8AA0B4"/>
-              <w:bottom w:val="single" w:sz="4" w:space="0" w:color="8AA0B4"/>
-              <w:right w:val="single" w:sz="4" w:space="0" w:color="8AA0B4"/>
-            </w:tcBorders>
-            <w:shd w:fill="FFFFFF" w:val="clear"/>
-          </w:tcPr>
-          <w:p>
-            <w:pPr>
-              <w:spacing w:before="0" w:after="0" w:line="252" w:lineRule="auto"/>
-              <w:jc w:val="left"/>
-            </w:pPr>
-            <w:r/>
-            <w:r>
-              <w:rPr>
-                <w:rFonts w:ascii="Calibri" w:hAnsi="Calibri" w:eastAsia="Calibri"/>
-                <w:b/>
-                <w:color w:val="1A1A1A"/>
-                <w:sz w:val="16"/>
-              </w:rPr>
-              <w:t>Source Code &amp; Version Control</w:t>
-            </w:r>
-          </w:p>
-        </w:tc>
-        <w:tc>
-          <w:tcPr>
-            <w:tcW w:type="dxa" w:w="2608"/>
-            <w:vAlign w:val="center"/>
-            <w:tcMar>
-              <w:top w:w="40" w:type="dxa"/>
-              <w:left w:w="60" w:type="dxa"/>
-              <w:bottom w:w="40" w:type="dxa"/>
-              <w:right w:w="60" w:type="dxa"/>
-            </w:tcMar>
-            <w:tcBorders>
-              <w:top w:val="single" w:sz="4" w:space="0" w:color="8AA0B4"/>
-              <w:left w:val="single" w:sz="4" w:space="0" w:color="8AA0B4"/>
-              <w:bottom w:val="single" w:sz="4" w:space="0" w:color="8AA0B4"/>
-              <w:right w:val="single" w:sz="4" w:space="0" w:color="8AA0B4"/>
-            </w:tcBorders>
-            <w:shd w:fill="FFFFFF" w:val="clear"/>
-          </w:tcPr>
-          <w:p>
-            <w:pPr>
-              <w:spacing w:before="0" w:after="0" w:line="252" w:lineRule="auto"/>
-              <w:jc w:val="left"/>
-            </w:pPr>
-            <w:r/>
-            <w:r>
-              <w:rPr>
-                <w:rFonts w:ascii="Calibri" w:hAnsi="Calibri" w:eastAsia="Calibri"/>
-                <w:b w:val="0"/>
-                <w:color w:val="1A1A1A"/>
-                <w:sz w:val="16"/>
-              </w:rPr>
-              <w:t>Unauthorized or untraceable code changes, loss of code, or approval of changes without proper segregation of duties</w:t>
-            </w:r>
-          </w:p>
-        </w:tc>
-        <w:tc>
-          <w:tcPr>
-            <w:tcW w:type="dxa" w:w="1701"/>
-            <w:vAlign w:val="center"/>
-            <w:tcMar>
-              <w:top w:w="40" w:type="dxa"/>
-              <w:left w:w="60" w:type="dxa"/>
-              <w:bottom w:w="40" w:type="dxa"/>
-              <w:right w:w="60" w:type="dxa"/>
-            </w:tcMar>
-            <w:tcBorders>
-              <w:top w:val="single" w:sz="4" w:space="0" w:color="8AA0B4"/>
-              <w:left w:val="single" w:sz="4" w:space="0" w:color="8AA0B4"/>
-              <w:bottom w:val="single" w:sz="4" w:space="0" w:color="8AA0B4"/>
-              <w:right w:val="single" w:sz="4" w:space="0" w:color="8AA0B4"/>
-            </w:tcBorders>
-            <w:shd w:fill="E67E22" w:val="clear"/>
-          </w:tcPr>
-          <w:p>
-            <w:pPr>
-              <w:spacing w:before="0" w:after="0" w:line="252" w:lineRule="auto"/>
-              <w:jc w:val="center"/>
-            </w:pPr>
-            <w:r/>
-            <w:r>
-              <w:rPr>
-                <w:rFonts w:ascii="Calibri" w:hAnsi="Calibri" w:eastAsia="Calibri"/>
-                <w:b/>
-                <w:color w:val="1A1A1A"/>
-                <w:sz w:val="16"/>
-              </w:rPr>
-              <w:t>3 - Moderate</w:t>
-            </w:r>
-          </w:p>
-        </w:tc>
-        <w:tc>
-          <w:tcPr>
-            <w:tcW w:type="dxa" w:w="3061"/>
-            <w:vAlign w:val="center"/>
-            <w:tcMar>
-              <w:top w:w="40" w:type="dxa"/>
-              <w:left w:w="60" w:type="dxa"/>
-              <w:bottom w:w="40" w:type="dxa"/>
-              <w:right w:w="60" w:type="dxa"/>
-            </w:tcMar>
-            <w:tcBorders>
-              <w:top w:val="single" w:sz="4" w:space="0" w:color="8AA0B4"/>
-              <w:left w:val="single" w:sz="4" w:space="0" w:color="8AA0B4"/>
-              <w:bottom w:val="single" w:sz="4" w:space="0" w:color="8AA0B4"/>
-              <w:right w:val="single" w:sz="4" w:space="0" w:color="8AA0B4"/>
-            </w:tcBorders>
-            <w:shd w:fill="FFFFFF" w:val="clear"/>
-          </w:tcPr>
-          <w:p>
-            <w:pPr>
-              <w:spacing w:before="0" w:after="0" w:line="252" w:lineRule="auto"/>
-              <w:jc w:val="left"/>
-            </w:pPr>
-            <w:r/>
-            <w:r>
-              <w:rPr>
-                <w:rFonts w:ascii="Calibri" w:hAnsi="Calibri" w:eastAsia="Calibri"/>
-                <w:b w:val="0"/>
-                <w:color w:val="1A1A1A"/>
-                <w:sz w:val="16"/>
-              </w:rPr>
-              <w:t>No trusted source of truth for a week. Local copies diverge, merges become high-risk, and releases cannot be made safely. Lost or untraceable changes are a material risk.</w:t>
-            </w:r>
-          </w:p>
-        </w:tc>
-        <w:tc>
-          <w:tcPr>
-            <w:tcW w:type="dxa" w:w="1701"/>
-            <w:vAlign w:val="center"/>
-            <w:tcMar>
-              <w:top w:w="40" w:type="dxa"/>
-              <w:left w:w="60" w:type="dxa"/>
-              <w:bottom w:w="40" w:type="dxa"/>
-              <w:right w:w="60" w:type="dxa"/>
-            </w:tcMar>
-            <w:tcBorders>
-              <w:top w:val="single" w:sz="4" w:space="0" w:color="8AA0B4"/>
-              <w:left w:val="single" w:sz="4" w:space="0" w:color="8AA0B4"/>
-              <w:bottom w:val="single" w:sz="4" w:space="0" w:color="8AA0B4"/>
-              <w:right w:val="single" w:sz="4" w:space="0" w:color="8AA0B4"/>
-            </w:tcBorders>
-            <w:shd w:fill="F4D03F" w:val="clear"/>
-          </w:tcPr>
-          <w:p>
-            <w:pPr>
-              <w:spacing w:before="0" w:after="0" w:line="252" w:lineRule="auto"/>
-              <w:jc w:val="center"/>
-            </w:pPr>
-            <w:r/>
-            <w:r>
-              <w:rPr>
-                <w:rFonts w:ascii="Calibri" w:hAnsi="Calibri" w:eastAsia="Calibri"/>
-                <w:b/>
-                <w:color w:val="1A1A1A"/>
-                <w:sz w:val="16"/>
-              </w:rPr>
-              <w:t>4 - Major</w:t>
-            </w:r>
-          </w:p>
-        </w:tc>
-        <w:tc>
-          <w:tcPr>
-            <w:tcW w:type="dxa" w:w="2721"/>
-            <w:vAlign w:val="center"/>
-            <w:tcMar>
-              <w:top w:w="40" w:type="dxa"/>
-              <w:left w:w="60" w:type="dxa"/>
-              <w:bottom w:w="40" w:type="dxa"/>
-              <w:right w:w="60" w:type="dxa"/>
-            </w:tcMar>
-            <w:tcBorders>
-              <w:top w:val="single" w:sz="4" w:space="0" w:color="8AA0B4"/>
-              <w:left w:val="single" w:sz="4" w:space="0" w:color="8AA0B4"/>
-              <w:bottom w:val="single" w:sz="4" w:space="0" w:color="8AA0B4"/>
-              <w:right w:val="single" w:sz="4" w:space="0" w:color="8AA0B4"/>
-            </w:tcBorders>
-            <w:shd w:fill="FFFFFF" w:val="clear"/>
-          </w:tcPr>
-          <w:p>
-            <w:pPr>
-              <w:spacing w:before="0" w:after="0" w:line="252" w:lineRule="auto"/>
-              <w:jc w:val="left"/>
-            </w:pPr>
-            <w:r/>
-            <w:r>
-              <w:rPr>
-                <w:rFonts w:ascii="Calibri" w:hAnsi="Calibri" w:eastAsia="Calibri"/>
-                <w:b w:val="0"/>
-                <w:color w:val="1A1A1A"/>
-                <w:sz w:val="16"/>
-              </w:rPr>
-              <w:t>Client releases freeze. Committed deliveries cannot be shipped until the repository is restored and reconciled.</w:t>
-            </w:r>
-          </w:p>
-        </w:tc>
-        <w:tc>
-          <w:tcPr>
-            <w:tcW w:type="dxa" w:w="1814"/>
-            <w:vAlign w:val="center"/>
-            <w:tcMar>
-              <w:top w:w="40" w:type="dxa"/>
-              <w:left w:w="60" w:type="dxa"/>
-              <w:bottom w:w="40" w:type="dxa"/>
-              <w:right w:w="60" w:type="dxa"/>
-            </w:tcMar>
-            <w:tcBorders>
-              <w:top w:val="single" w:sz="4" w:space="0" w:color="8AA0B4"/>
-              <w:left w:val="single" w:sz="4" w:space="0" w:color="8AA0B4"/>
-              <w:bottom w:val="single" w:sz="4" w:space="0" w:color="8AA0B4"/>
-              <w:right w:val="single" w:sz="4" w:space="0" w:color="8AA0B4"/>
-            </w:tcBorders>
-            <w:shd w:fill="F4D03F" w:val="clear"/>
-          </w:tcPr>
-          <w:p>
-            <w:pPr>
-              <w:spacing w:before="0" w:after="0" w:line="252" w:lineRule="auto"/>
-              <w:jc w:val="center"/>
-            </w:pPr>
-            <w:r/>
-            <w:r>
-              <w:rPr>
-                <w:rFonts w:ascii="Calibri" w:hAnsi="Calibri" w:eastAsia="Calibri"/>
-                <w:b/>
-                <w:color w:val="1A1A1A"/>
-                <w:sz w:val="16"/>
-              </w:rPr>
-              <w:t>4 - Major</w:t>
-            </w:r>
-          </w:p>
-        </w:tc>
-        <w:tc>
-          <w:tcPr>
-            <w:tcW w:type="dxa" w:w="1247"/>
-            <w:vAlign w:val="center"/>
-            <w:tcMar>
-              <w:top w:w="40" w:type="dxa"/>
-              <w:left w:w="60" w:type="dxa"/>
-              <w:bottom w:w="40" w:type="dxa"/>
-              <w:right w:w="60" w:type="dxa"/>
-            </w:tcMar>
-            <w:tcBorders>
-              <w:top w:val="single" w:sz="4" w:space="0" w:color="8AA0B4"/>
-              <w:left w:val="single" w:sz="4" w:space="0" w:color="8AA0B4"/>
-              <w:bottom w:val="single" w:sz="4" w:space="0" w:color="8AA0B4"/>
-              <w:right w:val="single" w:sz="4" w:space="0" w:color="8AA0B4"/>
-            </w:tcBorders>
-            <w:shd w:fill="FFFFFF" w:val="clear"/>
-          </w:tcPr>
-          <w:p>
-            <w:pPr>
-              <w:spacing w:before="0" w:after="0" w:line="252" w:lineRule="auto"/>
-              <w:jc w:val="center"/>
-            </w:pPr>
-            <w:r/>
-            <w:r>
-              <w:rPr>
-                <w:rFonts w:ascii="Calibri" w:hAnsi="Calibri" w:eastAsia="Calibri"/>
-                <w:b w:val="0"/>
-                <w:color w:val="1A1A1A"/>
-                <w:sz w:val="16"/>
-              </w:rPr>
-              <w:t>120</w:t>
-            </w:r>
-          </w:p>
-        </w:tc>
-        <w:tc>
-          <w:tcPr>
-            <w:tcW w:type="dxa" w:w="1247"/>
-            <w:vAlign w:val="center"/>
-            <w:tcMar>
-              <w:top w:w="40" w:type="dxa"/>
-              <w:left w:w="60" w:type="dxa"/>
-              <w:bottom w:w="40" w:type="dxa"/>
-              <w:right w:w="60" w:type="dxa"/>
-            </w:tcMar>
-            <w:tcBorders>
-              <w:top w:val="single" w:sz="4" w:space="0" w:color="8AA0B4"/>
-              <w:left w:val="single" w:sz="4" w:space="0" w:color="8AA0B4"/>
-              <w:bottom w:val="single" w:sz="4" w:space="0" w:color="8AA0B4"/>
-              <w:right w:val="single" w:sz="4" w:space="0" w:color="8AA0B4"/>
-            </w:tcBorders>
-            <w:shd w:fill="FFFFFF" w:val="clear"/>
-          </w:tcPr>
-          <w:p>
-            <w:pPr>
-              <w:spacing w:before="0" w:after="0" w:line="252" w:lineRule="auto"/>
-              <w:jc w:val="center"/>
-            </w:pPr>
-            <w:r/>
-            <w:r>
-              <w:rPr>
-                <w:rFonts w:ascii="Calibri" w:hAnsi="Calibri" w:eastAsia="Calibri"/>
-                <w:b w:val="0"/>
-                <w:color w:val="1A1A1A"/>
-                <w:sz w:val="16"/>
-              </w:rPr>
-              <w:t>8</w:t>
-            </w:r>
-          </w:p>
-        </w:tc>
-        <w:tc>
-          <w:tcPr>
-            <w:tcW w:type="dxa" w:w="1304"/>
-            <w:vAlign w:val="center"/>
-            <w:tcMar>
-              <w:top w:w="40" w:type="dxa"/>
-              <w:left w:w="60" w:type="dxa"/>
-              <w:bottom w:w="40" w:type="dxa"/>
-              <w:right w:w="60" w:type="dxa"/>
-            </w:tcMar>
-            <w:tcBorders>
-              <w:top w:val="single" w:sz="4" w:space="0" w:color="8AA0B4"/>
-              <w:left w:val="single" w:sz="4" w:space="0" w:color="8AA0B4"/>
-              <w:bottom w:val="single" w:sz="4" w:space="0" w:color="8AA0B4"/>
-              <w:right w:val="single" w:sz="4" w:space="0" w:color="8AA0B4"/>
-            </w:tcBorders>
-            <w:shd w:fill="FFFFFF" w:val="clear"/>
-          </w:tcPr>
-          <w:p>
-            <w:pPr>
-              <w:spacing w:before="0" w:after="0" w:line="252" w:lineRule="auto"/>
-              <w:jc w:val="center"/>
-            </w:pPr>
-            <w:r/>
-            <w:r>
-              <w:rPr>
-                <w:rFonts w:ascii="Calibri" w:hAnsi="Calibri" w:eastAsia="Calibri"/>
-                <w:b w:val="0"/>
-                <w:color w:val="1A1A1A"/>
-                <w:sz w:val="16"/>
-              </w:rPr>
-              <w:t>15 minutes</w:t>
-            </w:r>
-          </w:p>
-        </w:tc>
-      </w:tr>
-      <w:tr>
-        <w:trPr>
-          <w:trHeight w:val="1162"/>
-        </w:trPr>
-        <w:tc>
-          <w:tcPr>
-            <w:tcW w:type="dxa" w:w="1928"/>
-            <w:vAlign w:val="center"/>
-            <w:tcMar>
-              <w:top w:w="40" w:type="dxa"/>
-              <w:left w:w="60" w:type="dxa"/>
-              <w:bottom w:w="40" w:type="dxa"/>
-              <w:right w:w="60" w:type="dxa"/>
-            </w:tcMar>
-            <w:tcBorders>
-              <w:top w:val="single" w:sz="4" w:space="0" w:color="8AA0B4"/>
-              <w:left w:val="single" w:sz="4" w:space="0" w:color="8AA0B4"/>
-              <w:bottom w:val="single" w:sz="4" w:space="0" w:color="8AA0B4"/>
-              <w:right w:val="single" w:sz="4" w:space="0" w:color="8AA0B4"/>
-            </w:tcBorders>
-            <w:shd w:fill="F4F7FA" w:val="clear"/>
-          </w:tcPr>
-          <w:p>
-            <w:pPr>
-              <w:spacing w:before="0" w:after="0" w:line="252" w:lineRule="auto"/>
-              <w:jc w:val="left"/>
-            </w:pPr>
-            <w:r/>
-            <w:r>
-              <w:rPr>
-                <w:rFonts w:ascii="Calibri" w:hAnsi="Calibri" w:eastAsia="Calibri"/>
-                <w:b/>
-                <w:color w:val="1A1A1A"/>
-                <w:sz w:val="16"/>
-              </w:rPr>
-              <w:t>Code Review</w:t>
-            </w:r>
-          </w:p>
-        </w:tc>
-        <w:tc>
-          <w:tcPr>
-            <w:tcW w:type="dxa" w:w="2608"/>
-            <w:vAlign w:val="center"/>
-            <w:tcMar>
-              <w:top w:w="40" w:type="dxa"/>
-              <w:left w:w="60" w:type="dxa"/>
-              <w:bottom w:w="40" w:type="dxa"/>
-              <w:right w:w="60" w:type="dxa"/>
-            </w:tcMar>
-            <w:tcBorders>
-              <w:top w:val="single" w:sz="4" w:space="0" w:color="8AA0B4"/>
-              <w:left w:val="single" w:sz="4" w:space="0" w:color="8AA0B4"/>
-              <w:bottom w:val="single" w:sz="4" w:space="0" w:color="8AA0B4"/>
-              <w:right w:val="single" w:sz="4" w:space="0" w:color="8AA0B4"/>
-            </w:tcBorders>
-            <w:shd w:fill="F4F7FA" w:val="clear"/>
-          </w:tcPr>
-          <w:p>
-            <w:pPr>
-              <w:spacing w:before="0" w:after="0" w:line="252" w:lineRule="auto"/>
-              <w:jc w:val="left"/>
-            </w:pPr>
-            <w:r/>
-            <w:r>
-              <w:rPr>
-                <w:rFonts w:ascii="Calibri" w:hAnsi="Calibri" w:eastAsia="Calibri"/>
-                <w:b w:val="0"/>
-                <w:color w:val="1A1A1A"/>
-                <w:sz w:val="16"/>
-              </w:rPr>
-              <w:t>Inadequate review allowing defects, vulnerabilities, or self-approved changes to reach production</w:t>
-            </w:r>
-          </w:p>
-        </w:tc>
-        <w:tc>
-          <w:tcPr>
-            <w:tcW w:type="dxa" w:w="1701"/>
-            <w:vAlign w:val="center"/>
-            <w:tcMar>
-              <w:top w:w="40" w:type="dxa"/>
-              <w:left w:w="60" w:type="dxa"/>
-              <w:bottom w:w="40" w:type="dxa"/>
-              <w:right w:w="60" w:type="dxa"/>
-            </w:tcMar>
-            <w:tcBorders>
-              <w:top w:val="single" w:sz="4" w:space="0" w:color="8AA0B4"/>
-              <w:left w:val="single" w:sz="4" w:space="0" w:color="8AA0B4"/>
-              <w:bottom w:val="single" w:sz="4" w:space="0" w:color="8AA0B4"/>
-              <w:right w:val="single" w:sz="4" w:space="0" w:color="8AA0B4"/>
-            </w:tcBorders>
-            <w:shd w:fill="7FB3D5" w:val="clear"/>
-          </w:tcPr>
-          <w:p>
-            <w:pPr>
-              <w:spacing w:before="0" w:after="0" w:line="252" w:lineRule="auto"/>
-              <w:jc w:val="center"/>
-            </w:pPr>
-            <w:r/>
-            <w:r>
-              <w:rPr>
-                <w:rFonts w:ascii="Calibri" w:hAnsi="Calibri" w:eastAsia="Calibri"/>
-                <w:b/>
-                <w:color w:val="1A1A1A"/>
-                <w:sz w:val="16"/>
-              </w:rPr>
-              <w:t>2 - Minor</w:t>
-            </w:r>
-          </w:p>
-        </w:tc>
-        <w:tc>
-          <w:tcPr>
-            <w:tcW w:type="dxa" w:w="3061"/>
-            <w:vAlign w:val="center"/>
-            <w:tcMar>
-              <w:top w:w="40" w:type="dxa"/>
-              <w:left w:w="60" w:type="dxa"/>
-              <w:bottom w:w="40" w:type="dxa"/>
-              <w:right w:w="60" w:type="dxa"/>
-            </w:tcMar>
-            <w:tcBorders>
-              <w:top w:val="single" w:sz="4" w:space="0" w:color="8AA0B4"/>
-              <w:left w:val="single" w:sz="4" w:space="0" w:color="8AA0B4"/>
-              <w:bottom w:val="single" w:sz="4" w:space="0" w:color="8AA0B4"/>
-              <w:right w:val="single" w:sz="4" w:space="0" w:color="8AA0B4"/>
-            </w:tcBorders>
-            <w:shd w:fill="F4F7FA" w:val="clear"/>
-          </w:tcPr>
-          <w:p>
-            <w:pPr>
-              <w:spacing w:before="0" w:after="0" w:line="252" w:lineRule="auto"/>
-              <w:jc w:val="left"/>
-            </w:pPr>
-            <w:r/>
-            <w:r>
-              <w:rPr>
-                <w:rFonts w:ascii="Calibri" w:hAnsi="Calibri" w:eastAsia="Calibri"/>
-                <w:b w:val="0"/>
-                <w:color w:val="1A1A1A"/>
-                <w:sz w:val="16"/>
-              </w:rPr>
-              <w:t>Review queue is a week deep. Releases stall, or reviews are skipped to hit a date — allowing defects, vulnerabilities, or self-approved changes toward production.</w:t>
-            </w:r>
-          </w:p>
-        </w:tc>
-        <w:tc>
-          <w:tcPr>
-            <w:tcW w:type="dxa" w:w="1701"/>
-            <w:vAlign w:val="center"/>
-            <w:tcMar>
-              <w:top w:w="40" w:type="dxa"/>
-              <w:left w:w="60" w:type="dxa"/>
-              <w:bottom w:w="40" w:type="dxa"/>
-              <w:right w:w="60" w:type="dxa"/>
-            </w:tcMar>
-            <w:tcBorders>
-              <w:top w:val="single" w:sz="4" w:space="0" w:color="8AA0B4"/>
-              <w:left w:val="single" w:sz="4" w:space="0" w:color="8AA0B4"/>
-              <w:bottom w:val="single" w:sz="4" w:space="0" w:color="8AA0B4"/>
-              <w:right w:val="single" w:sz="4" w:space="0" w:color="8AA0B4"/>
-            </w:tcBorders>
-            <w:shd w:fill="E67E22" w:val="clear"/>
-          </w:tcPr>
-          <w:p>
-            <w:pPr>
-              <w:spacing w:before="0" w:after="0" w:line="252" w:lineRule="auto"/>
-              <w:jc w:val="center"/>
-            </w:pPr>
-            <w:r/>
-            <w:r>
-              <w:rPr>
-                <w:rFonts w:ascii="Calibri" w:hAnsi="Calibri" w:eastAsia="Calibri"/>
-                <w:b/>
-                <w:color w:val="1A1A1A"/>
-                <w:sz w:val="16"/>
-              </w:rPr>
-              <w:t>3 - Moderate</w:t>
-            </w:r>
-          </w:p>
-        </w:tc>
-        <w:tc>
-          <w:tcPr>
-            <w:tcW w:type="dxa" w:w="2721"/>
-            <w:vAlign w:val="center"/>
-            <w:tcMar>
-              <w:top w:w="40" w:type="dxa"/>
-              <w:left w:w="60" w:type="dxa"/>
-              <w:bottom w:w="40" w:type="dxa"/>
-              <w:right w:w="60" w:type="dxa"/>
-            </w:tcMar>
-            <w:tcBorders>
-              <w:top w:val="single" w:sz="4" w:space="0" w:color="8AA0B4"/>
-              <w:left w:val="single" w:sz="4" w:space="0" w:color="8AA0B4"/>
-              <w:bottom w:val="single" w:sz="4" w:space="0" w:color="8AA0B4"/>
-              <w:right w:val="single" w:sz="4" w:space="0" w:color="8AA0B4"/>
-            </w:tcBorders>
-            <w:shd w:fill="F4F7FA" w:val="clear"/>
-          </w:tcPr>
-          <w:p>
-            <w:pPr>
-              <w:spacing w:before="0" w:after="0" w:line="252" w:lineRule="auto"/>
-              <w:jc w:val="left"/>
-            </w:pPr>
-            <w:r/>
-            <w:r>
-              <w:rPr>
-                <w:rFonts w:ascii="Calibri" w:hAnsi="Calibri" w:eastAsia="Calibri"/>
-                <w:b w:val="0"/>
-                <w:color w:val="1A1A1A"/>
-                <w:sz w:val="16"/>
-              </w:rPr>
-              <w:t>Indirect — delivery dates slip, or quality/security risk rises if reviews are bypassed to keep a client date.</w:t>
-            </w:r>
-          </w:p>
-        </w:tc>
-        <w:tc>
-          <w:tcPr>
-            <w:tcW w:type="dxa" w:w="1814"/>
-            <w:vAlign w:val="center"/>
-            <w:tcMar>
-              <w:top w:w="40" w:type="dxa"/>
-              <w:left w:w="60" w:type="dxa"/>
-              <w:bottom w:w="40" w:type="dxa"/>
-              <w:right w:w="60" w:type="dxa"/>
-            </w:tcMar>
-            <w:tcBorders>
-              <w:top w:val="single" w:sz="4" w:space="0" w:color="8AA0B4"/>
-              <w:left w:val="single" w:sz="4" w:space="0" w:color="8AA0B4"/>
-              <w:bottom w:val="single" w:sz="4" w:space="0" w:color="8AA0B4"/>
-              <w:right w:val="single" w:sz="4" w:space="0" w:color="8AA0B4"/>
-            </w:tcBorders>
-            <w:shd w:fill="E67E22" w:val="clear"/>
-          </w:tcPr>
-          <w:p>
-            <w:pPr>
-              <w:spacing w:before="0" w:after="0" w:line="252" w:lineRule="auto"/>
-              <w:jc w:val="center"/>
-            </w:pPr>
-            <w:r/>
-            <w:r>
-              <w:rPr>
-                <w:rFonts w:ascii="Calibri" w:hAnsi="Calibri" w:eastAsia="Calibri"/>
-                <w:b/>
-                <w:color w:val="1A1A1A"/>
-                <w:sz w:val="16"/>
-              </w:rPr>
-              <w:t>3 - Moderate</w:t>
-            </w:r>
-          </w:p>
-        </w:tc>
-        <w:tc>
-          <w:tcPr>
-            <w:tcW w:type="dxa" w:w="1247"/>
-            <w:vAlign w:val="center"/>
-            <w:tcMar>
-              <w:top w:w="40" w:type="dxa"/>
-              <w:left w:w="60" w:type="dxa"/>
-              <w:bottom w:w="40" w:type="dxa"/>
-              <w:right w:w="60" w:type="dxa"/>
-            </w:tcMar>
-            <w:tcBorders>
-              <w:top w:val="single" w:sz="4" w:space="0" w:color="8AA0B4"/>
-              <w:left w:val="single" w:sz="4" w:space="0" w:color="8AA0B4"/>
-              <w:bottom w:val="single" w:sz="4" w:space="0" w:color="8AA0B4"/>
-              <w:right w:val="single" w:sz="4" w:space="0" w:color="8AA0B4"/>
-            </w:tcBorders>
-            <w:shd w:fill="F4F7FA" w:val="clear"/>
-          </w:tcPr>
-          <w:p>
-            <w:pPr>
-              <w:spacing w:before="0" w:after="0" w:line="252" w:lineRule="auto"/>
-              <w:jc w:val="center"/>
-            </w:pPr>
-            <w:r/>
-            <w:r>
-              <w:rPr>
-                <w:rFonts w:ascii="Calibri" w:hAnsi="Calibri" w:eastAsia="Calibri"/>
-                <w:b w:val="0"/>
-                <w:color w:val="1A1A1A"/>
-                <w:sz w:val="16"/>
-              </w:rPr>
-              <w:t>336</w:t>
-            </w:r>
-          </w:p>
-        </w:tc>
-        <w:tc>
-          <w:tcPr>
-            <w:tcW w:type="dxa" w:w="1247"/>
-            <w:vAlign w:val="center"/>
-            <w:tcMar>
-              <w:top w:w="40" w:type="dxa"/>
-              <w:left w:w="60" w:type="dxa"/>
-              <w:bottom w:w="40" w:type="dxa"/>
-              <w:right w:w="60" w:type="dxa"/>
-            </w:tcMar>
-            <w:tcBorders>
-              <w:top w:val="single" w:sz="4" w:space="0" w:color="8AA0B4"/>
-              <w:left w:val="single" w:sz="4" w:space="0" w:color="8AA0B4"/>
-              <w:bottom w:val="single" w:sz="4" w:space="0" w:color="8AA0B4"/>
-              <w:right w:val="single" w:sz="4" w:space="0" w:color="8AA0B4"/>
-            </w:tcBorders>
-            <w:shd w:fill="F4F7FA" w:val="clear"/>
-          </w:tcPr>
-          <w:p>
-            <w:pPr>
-              <w:spacing w:before="0" w:after="0" w:line="252" w:lineRule="auto"/>
-              <w:jc w:val="center"/>
-            </w:pPr>
-            <w:r/>
-            <w:r>
-              <w:rPr>
-                <w:rFonts w:ascii="Calibri" w:hAnsi="Calibri" w:eastAsia="Calibri"/>
-                <w:b w:val="0"/>
-                <w:color w:val="1A1A1A"/>
-                <w:sz w:val="16"/>
-              </w:rPr>
-              <w:t>48</w:t>
-            </w:r>
-          </w:p>
-        </w:tc>
-        <w:tc>
-          <w:tcPr>
-            <w:tcW w:type="dxa" w:w="1304"/>
-            <w:vAlign w:val="center"/>
-            <w:tcMar>
-              <w:top w:w="40" w:type="dxa"/>
-              <w:left w:w="60" w:type="dxa"/>
-              <w:bottom w:w="40" w:type="dxa"/>
-              <w:right w:w="60" w:type="dxa"/>
-            </w:tcMar>
-            <w:tcBorders>
-              <w:top w:val="single" w:sz="4" w:space="0" w:color="8AA0B4"/>
-              <w:left w:val="single" w:sz="4" w:space="0" w:color="8AA0B4"/>
-              <w:bottom w:val="single" w:sz="4" w:space="0" w:color="8AA0B4"/>
-              <w:right w:val="single" w:sz="4" w:space="0" w:color="8AA0B4"/>
-            </w:tcBorders>
-            <w:shd w:fill="F4F7FA" w:val="clear"/>
-          </w:tcPr>
-          <w:p>
-            <w:pPr>
-              <w:spacing w:before="0" w:after="0" w:line="252" w:lineRule="auto"/>
-              <w:jc w:val="center"/>
-            </w:pPr>
-            <w:r/>
-            <w:r>
-              <w:rPr>
-                <w:rFonts w:ascii="Calibri" w:hAnsi="Calibri" w:eastAsia="Calibri"/>
-                <w:b w:val="0"/>
-                <w:color w:val="1A1A1A"/>
-                <w:sz w:val="16"/>
-              </w:rPr>
-              <w:t>N/A</w:t>
-            </w:r>
-          </w:p>
-        </w:tc>
-      </w:tr>
-      <w:tr>
-        <w:trPr>
-          <w:trHeight w:val="1162"/>
-        </w:trPr>
-        <w:tc>
-          <w:tcPr>
-            <w:tcW w:type="dxa" w:w="1928"/>
-            <w:vAlign w:val="center"/>
-            <w:tcMar>
-              <w:top w:w="40" w:type="dxa"/>
-              <w:left w:w="60" w:type="dxa"/>
-              <w:bottom w:w="40" w:type="dxa"/>
-              <w:right w:w="60" w:type="dxa"/>
-            </w:tcMar>
-            <w:tcBorders>
-              <w:top w:val="single" w:sz="4" w:space="0" w:color="8AA0B4"/>
-              <w:left w:val="single" w:sz="4" w:space="0" w:color="8AA0B4"/>
-              <w:bottom w:val="single" w:sz="4" w:space="0" w:color="8AA0B4"/>
-              <w:right w:val="single" w:sz="4" w:space="0" w:color="8AA0B4"/>
-            </w:tcBorders>
-            <w:shd w:fill="FFFFFF" w:val="clear"/>
-          </w:tcPr>
-          <w:p>
-            <w:pPr>
-              <w:spacing w:before="0" w:after="0" w:line="252" w:lineRule="auto"/>
-              <w:jc w:val="left"/>
-            </w:pPr>
-            <w:r/>
-            <w:r>
-              <w:rPr>
-                <w:rFonts w:ascii="Calibri" w:hAnsi="Calibri" w:eastAsia="Calibri"/>
-                <w:b/>
-                <w:color w:val="1A1A1A"/>
-                <w:sz w:val="16"/>
-              </w:rPr>
-              <w:t>Testing &amp; Quality Assurance</w:t>
-            </w:r>
-          </w:p>
-        </w:tc>
-        <w:tc>
-          <w:tcPr>
-            <w:tcW w:type="dxa" w:w="2608"/>
-            <w:vAlign w:val="center"/>
-            <w:tcMar>
-              <w:top w:w="40" w:type="dxa"/>
-              <w:left w:w="60" w:type="dxa"/>
-              <w:bottom w:w="40" w:type="dxa"/>
-              <w:right w:w="60" w:type="dxa"/>
-            </w:tcMar>
-            <w:tcBorders>
-              <w:top w:val="single" w:sz="4" w:space="0" w:color="8AA0B4"/>
-              <w:left w:val="single" w:sz="4" w:space="0" w:color="8AA0B4"/>
-              <w:bottom w:val="single" w:sz="4" w:space="0" w:color="8AA0B4"/>
-              <w:right w:val="single" w:sz="4" w:space="0" w:color="8AA0B4"/>
-            </w:tcBorders>
-            <w:shd w:fill="FFFFFF" w:val="clear"/>
-          </w:tcPr>
-          <w:p>
-            <w:pPr>
-              <w:spacing w:before="0" w:after="0" w:line="252" w:lineRule="auto"/>
-              <w:jc w:val="left"/>
-            </w:pPr>
-            <w:r/>
-            <w:r>
-              <w:rPr>
-                <w:rFonts w:ascii="Calibri" w:hAnsi="Calibri" w:eastAsia="Calibri"/>
-                <w:b w:val="0"/>
-                <w:color w:val="1A1A1A"/>
-                <w:sz w:val="16"/>
-              </w:rPr>
-              <w:t>Inadequate test coverage resulting in undetected defects or untested functionality reaching production</w:t>
-            </w:r>
-          </w:p>
-        </w:tc>
-        <w:tc>
-          <w:tcPr>
-            <w:tcW w:type="dxa" w:w="1701"/>
-            <w:vAlign w:val="center"/>
-            <w:tcMar>
-              <w:top w:w="40" w:type="dxa"/>
-              <w:left w:w="60" w:type="dxa"/>
-              <w:bottom w:w="40" w:type="dxa"/>
-              <w:right w:w="60" w:type="dxa"/>
-            </w:tcMar>
-            <w:tcBorders>
-              <w:top w:val="single" w:sz="4" w:space="0" w:color="8AA0B4"/>
-              <w:left w:val="single" w:sz="4" w:space="0" w:color="8AA0B4"/>
-              <w:bottom w:val="single" w:sz="4" w:space="0" w:color="8AA0B4"/>
-              <w:right w:val="single" w:sz="4" w:space="0" w:color="8AA0B4"/>
-            </w:tcBorders>
-            <w:shd w:fill="7FB3D5" w:val="clear"/>
-          </w:tcPr>
-          <w:p>
-            <w:pPr>
-              <w:spacing w:before="0" w:after="0" w:line="252" w:lineRule="auto"/>
-              <w:jc w:val="center"/>
-            </w:pPr>
-            <w:r/>
-            <w:r>
-              <w:rPr>
-                <w:rFonts w:ascii="Calibri" w:hAnsi="Calibri" w:eastAsia="Calibri"/>
-                <w:b/>
-                <w:color w:val="1A1A1A"/>
-                <w:sz w:val="16"/>
-              </w:rPr>
-              <w:t>2 - Minor</w:t>
-            </w:r>
-          </w:p>
-        </w:tc>
-        <w:tc>
-          <w:tcPr>
-            <w:tcW w:type="dxa" w:w="3061"/>
-            <w:vAlign w:val="center"/>
-            <w:tcMar>
-              <w:top w:w="40" w:type="dxa"/>
-              <w:left w:w="60" w:type="dxa"/>
-              <w:bottom w:w="40" w:type="dxa"/>
-              <w:right w:w="60" w:type="dxa"/>
-            </w:tcMar>
-            <w:tcBorders>
-              <w:top w:val="single" w:sz="4" w:space="0" w:color="8AA0B4"/>
-              <w:left w:val="single" w:sz="4" w:space="0" w:color="8AA0B4"/>
-              <w:bottom w:val="single" w:sz="4" w:space="0" w:color="8AA0B4"/>
-              <w:right w:val="single" w:sz="4" w:space="0" w:color="8AA0B4"/>
-            </w:tcBorders>
-            <w:shd w:fill="FFFFFF" w:val="clear"/>
-          </w:tcPr>
-          <w:p>
-            <w:pPr>
-              <w:spacing w:before="0" w:after="0" w:line="252" w:lineRule="auto"/>
-              <w:jc w:val="left"/>
-            </w:pPr>
-            <w:r/>
-            <w:r>
-              <w:rPr>
-                <w:rFonts w:ascii="Calibri" w:hAnsi="Calibri" w:eastAsia="Calibri"/>
-                <w:b w:val="0"/>
-                <w:color w:val="1A1A1A"/>
-                <w:sz w:val="16"/>
-              </w:rPr>
-              <w:t>Release confidence is gone. Fixed client go-live dates (often month-end or quarter-end) force a choice between slipping the date or shipping untested functionality. Production defects become likely.</w:t>
-            </w:r>
-          </w:p>
-        </w:tc>
-        <w:tc>
-          <w:tcPr>
-            <w:tcW w:type="dxa" w:w="1701"/>
-            <w:vAlign w:val="center"/>
-            <w:tcMar>
-              <w:top w:w="40" w:type="dxa"/>
-              <w:left w:w="60" w:type="dxa"/>
-              <w:bottom w:w="40" w:type="dxa"/>
-              <w:right w:w="60" w:type="dxa"/>
-            </w:tcMar>
-            <w:tcBorders>
-              <w:top w:val="single" w:sz="4" w:space="0" w:color="8AA0B4"/>
-              <w:left w:val="single" w:sz="4" w:space="0" w:color="8AA0B4"/>
-              <w:bottom w:val="single" w:sz="4" w:space="0" w:color="8AA0B4"/>
-              <w:right w:val="single" w:sz="4" w:space="0" w:color="8AA0B4"/>
-            </w:tcBorders>
-            <w:shd w:fill="F4D03F" w:val="clear"/>
-          </w:tcPr>
-          <w:p>
-            <w:pPr>
-              <w:spacing w:before="0" w:after="0" w:line="252" w:lineRule="auto"/>
-              <w:jc w:val="center"/>
-            </w:pPr>
-            <w:r/>
-            <w:r>
-              <w:rPr>
-                <w:rFonts w:ascii="Calibri" w:hAnsi="Calibri" w:eastAsia="Calibri"/>
-                <w:b/>
-                <w:color w:val="1A1A1A"/>
-                <w:sz w:val="16"/>
-              </w:rPr>
-              <w:t>4 - Major</w:t>
-            </w:r>
-          </w:p>
-        </w:tc>
-        <w:tc>
-          <w:tcPr>
-            <w:tcW w:type="dxa" w:w="2721"/>
-            <w:vAlign w:val="center"/>
-            <w:tcMar>
-              <w:top w:w="40" w:type="dxa"/>
-              <w:left w:w="60" w:type="dxa"/>
-              <w:bottom w:w="40" w:type="dxa"/>
-              <w:right w:w="60" w:type="dxa"/>
-            </w:tcMar>
-            <w:tcBorders>
-              <w:top w:val="single" w:sz="4" w:space="0" w:color="8AA0B4"/>
-              <w:left w:val="single" w:sz="4" w:space="0" w:color="8AA0B4"/>
-              <w:bottom w:val="single" w:sz="4" w:space="0" w:color="8AA0B4"/>
-              <w:right w:val="single" w:sz="4" w:space="0" w:color="8AA0B4"/>
-            </w:tcBorders>
-            <w:shd w:fill="FFFFFF" w:val="clear"/>
-          </w:tcPr>
-          <w:p>
-            <w:pPr>
-              <w:spacing w:before="0" w:after="0" w:line="252" w:lineRule="auto"/>
-              <w:jc w:val="left"/>
-            </w:pPr>
-            <w:r/>
-            <w:r>
-              <w:rPr>
-                <w:rFonts w:ascii="Calibri" w:hAnsi="Calibri" w:eastAsia="Calibri"/>
-                <w:b w:val="0"/>
-                <w:color w:val="1A1A1A"/>
-                <w:sz w:val="16"/>
-              </w:rPr>
-              <w:t>Go-live and enhancement dates are missed, or delivered with untested risk so issues surface in the client environment.</w:t>
-            </w:r>
-          </w:p>
-        </w:tc>
-        <w:tc>
-          <w:tcPr>
-            <w:tcW w:type="dxa" w:w="1814"/>
-            <w:vAlign w:val="center"/>
-            <w:tcMar>
-              <w:top w:w="40" w:type="dxa"/>
-              <w:left w:w="60" w:type="dxa"/>
-              <w:bottom w:w="40" w:type="dxa"/>
-              <w:right w:w="60" w:type="dxa"/>
-            </w:tcMar>
-            <w:tcBorders>
-              <w:top w:val="single" w:sz="4" w:space="0" w:color="8AA0B4"/>
-              <w:left w:val="single" w:sz="4" w:space="0" w:color="8AA0B4"/>
-              <w:bottom w:val="single" w:sz="4" w:space="0" w:color="8AA0B4"/>
-              <w:right w:val="single" w:sz="4" w:space="0" w:color="8AA0B4"/>
-            </w:tcBorders>
-            <w:shd w:fill="F4D03F" w:val="clear"/>
-          </w:tcPr>
-          <w:p>
-            <w:pPr>
-              <w:spacing w:before="0" w:after="0" w:line="252" w:lineRule="auto"/>
-              <w:jc w:val="center"/>
-            </w:pPr>
-            <w:r/>
-            <w:r>
-              <w:rPr>
-                <w:rFonts w:ascii="Calibri" w:hAnsi="Calibri" w:eastAsia="Calibri"/>
-                <w:b/>
-                <w:color w:val="1A1A1A"/>
-                <w:sz w:val="16"/>
-              </w:rPr>
-              <w:t>4 - Major</w:t>
-            </w:r>
-          </w:p>
-        </w:tc>
-        <w:tc>
-          <w:tcPr>
-            <w:tcW w:type="dxa" w:w="1247"/>
-            <w:vAlign w:val="center"/>
-            <w:tcMar>
-              <w:top w:w="40" w:type="dxa"/>
-              <w:left w:w="60" w:type="dxa"/>
-              <w:bottom w:w="40" w:type="dxa"/>
-              <w:right w:w="60" w:type="dxa"/>
-            </w:tcMar>
-            <w:tcBorders>
-              <w:top w:val="single" w:sz="4" w:space="0" w:color="8AA0B4"/>
-              <w:left w:val="single" w:sz="4" w:space="0" w:color="8AA0B4"/>
-              <w:bottom w:val="single" w:sz="4" w:space="0" w:color="8AA0B4"/>
-              <w:right w:val="single" w:sz="4" w:space="0" w:color="8AA0B4"/>
-            </w:tcBorders>
-            <w:shd w:fill="FFFFFF" w:val="clear"/>
-          </w:tcPr>
-          <w:p>
-            <w:pPr>
-              <w:spacing w:before="0" w:after="0" w:line="252" w:lineRule="auto"/>
-              <w:jc w:val="center"/>
-            </w:pPr>
-            <w:r/>
-            <w:r>
-              <w:rPr>
-                <w:rFonts w:ascii="Calibri" w:hAnsi="Calibri" w:eastAsia="Calibri"/>
-                <w:b w:val="0"/>
-                <w:color w:val="1A1A1A"/>
-                <w:sz w:val="16"/>
-              </w:rPr>
-              <w:t>120</w:t>
-            </w:r>
-          </w:p>
-        </w:tc>
-        <w:tc>
-          <w:tcPr>
-            <w:tcW w:type="dxa" w:w="1247"/>
-            <w:vAlign w:val="center"/>
-            <w:tcMar>
-              <w:top w:w="40" w:type="dxa"/>
-              <w:left w:w="60" w:type="dxa"/>
-              <w:bottom w:w="40" w:type="dxa"/>
-              <w:right w:w="60" w:type="dxa"/>
-            </w:tcMar>
-            <w:tcBorders>
-              <w:top w:val="single" w:sz="4" w:space="0" w:color="8AA0B4"/>
-              <w:left w:val="single" w:sz="4" w:space="0" w:color="8AA0B4"/>
-              <w:bottom w:val="single" w:sz="4" w:space="0" w:color="8AA0B4"/>
-              <w:right w:val="single" w:sz="4" w:space="0" w:color="8AA0B4"/>
-            </w:tcBorders>
-            <w:shd w:fill="FFFFFF" w:val="clear"/>
-          </w:tcPr>
-          <w:p>
-            <w:pPr>
-              <w:spacing w:before="0" w:after="0" w:line="252" w:lineRule="auto"/>
-              <w:jc w:val="center"/>
-            </w:pPr>
-            <w:r/>
-            <w:r>
-              <w:rPr>
-                <w:rFonts w:ascii="Calibri" w:hAnsi="Calibri" w:eastAsia="Calibri"/>
-                <w:b w:val="0"/>
-                <w:color w:val="1A1A1A"/>
-                <w:sz w:val="16"/>
-              </w:rPr>
-              <w:t>24</w:t>
-            </w:r>
-          </w:p>
-        </w:tc>
-        <w:tc>
-          <w:tcPr>
-            <w:tcW w:type="dxa" w:w="1304"/>
-            <w:vAlign w:val="center"/>
-            <w:tcMar>
-              <w:top w:w="40" w:type="dxa"/>
-              <w:left w:w="60" w:type="dxa"/>
-              <w:bottom w:w="40" w:type="dxa"/>
-              <w:right w:w="60" w:type="dxa"/>
-            </w:tcMar>
-            <w:tcBorders>
-              <w:top w:val="single" w:sz="4" w:space="0" w:color="8AA0B4"/>
-              <w:left w:val="single" w:sz="4" w:space="0" w:color="8AA0B4"/>
-              <w:bottom w:val="single" w:sz="4" w:space="0" w:color="8AA0B4"/>
-              <w:right w:val="single" w:sz="4" w:space="0" w:color="8AA0B4"/>
-            </w:tcBorders>
-            <w:shd w:fill="FFFFFF" w:val="clear"/>
-          </w:tcPr>
-          <w:p>
-            <w:pPr>
-              <w:spacing w:before="0" w:after="0" w:line="252" w:lineRule="auto"/>
-              <w:jc w:val="center"/>
-            </w:pPr>
-            <w:r/>
-            <w:r>
-              <w:rPr>
-                <w:rFonts w:ascii="Calibri" w:hAnsi="Calibri" w:eastAsia="Calibri"/>
-                <w:b w:val="0"/>
-                <w:color w:val="1A1A1A"/>
-                <w:sz w:val="16"/>
-              </w:rPr>
-              <w:t>N/A</w:t>
-            </w:r>
-          </w:p>
-        </w:tc>
-      </w:tr>
-      <w:tr>
-        <w:trPr>
-          <w:trHeight w:val="1162"/>
-        </w:trPr>
-        <w:tc>
-          <w:tcPr>
-            <w:tcW w:type="dxa" w:w="1928"/>
-            <w:vAlign w:val="center"/>
-            <w:tcMar>
-              <w:top w:w="40" w:type="dxa"/>
-              <w:left w:w="60" w:type="dxa"/>
-              <w:bottom w:w="40" w:type="dxa"/>
-              <w:right w:w="60" w:type="dxa"/>
-            </w:tcMar>
-            <w:tcBorders>
-              <w:top w:val="single" w:sz="4" w:space="0" w:color="8AA0B4"/>
-              <w:left w:val="single" w:sz="4" w:space="0" w:color="8AA0B4"/>
-              <w:bottom w:val="single" w:sz="4" w:space="0" w:color="8AA0B4"/>
-              <w:right w:val="single" w:sz="4" w:space="0" w:color="8AA0B4"/>
-            </w:tcBorders>
-            <w:shd w:fill="F4F7FA" w:val="clear"/>
-          </w:tcPr>
-          <w:p>
-            <w:pPr>
-              <w:spacing w:before="0" w:after="0" w:line="252" w:lineRule="auto"/>
-              <w:jc w:val="left"/>
-            </w:pPr>
-            <w:r/>
-            <w:r>
-              <w:rPr>
-                <w:rFonts w:ascii="Calibri" w:hAnsi="Calibri" w:eastAsia="Calibri"/>
-                <w:b/>
-                <w:color w:val="1A1A1A"/>
-                <w:sz w:val="16"/>
-              </w:rPr>
-              <w:t>Build Management</w:t>
-            </w:r>
-          </w:p>
-        </w:tc>
-        <w:tc>
-          <w:tcPr>
-            <w:tcW w:type="dxa" w:w="2608"/>
-            <w:vAlign w:val="center"/>
-            <w:tcMar>
-              <w:top w:w="40" w:type="dxa"/>
-              <w:left w:w="60" w:type="dxa"/>
-              <w:bottom w:w="40" w:type="dxa"/>
-              <w:right w:w="60" w:type="dxa"/>
-            </w:tcMar>
-            <w:tcBorders>
-              <w:top w:val="single" w:sz="4" w:space="0" w:color="8AA0B4"/>
-              <w:left w:val="single" w:sz="4" w:space="0" w:color="8AA0B4"/>
-              <w:bottom w:val="single" w:sz="4" w:space="0" w:color="8AA0B4"/>
-              <w:right w:val="single" w:sz="4" w:space="0" w:color="8AA0B4"/>
-            </w:tcBorders>
-            <w:shd w:fill="F4F7FA" w:val="clear"/>
-          </w:tcPr>
-          <w:p>
-            <w:pPr>
-              <w:spacing w:before="0" w:after="0" w:line="252" w:lineRule="auto"/>
-              <w:jc w:val="left"/>
-            </w:pPr>
-            <w:r/>
-            <w:r>
-              <w:rPr>
-                <w:rFonts w:ascii="Calibri" w:hAnsi="Calibri" w:eastAsia="Calibri"/>
-                <w:b w:val="0"/>
-                <w:color w:val="1A1A1A"/>
-                <w:sz w:val="16"/>
-              </w:rPr>
-              <w:t>Compromised or inconsistent builds resulting from unauthorized changes or vulnerable dependencies</w:t>
-            </w:r>
-          </w:p>
-        </w:tc>
-        <w:tc>
-          <w:tcPr>
-            <w:tcW w:type="dxa" w:w="1701"/>
-            <w:vAlign w:val="center"/>
-            <w:tcMar>
-              <w:top w:w="40" w:type="dxa"/>
-              <w:left w:w="60" w:type="dxa"/>
-              <w:bottom w:w="40" w:type="dxa"/>
-              <w:right w:w="60" w:type="dxa"/>
-            </w:tcMar>
-            <w:tcBorders>
-              <w:top w:val="single" w:sz="4" w:space="0" w:color="8AA0B4"/>
-              <w:left w:val="single" w:sz="4" w:space="0" w:color="8AA0B4"/>
-              <w:bottom w:val="single" w:sz="4" w:space="0" w:color="8AA0B4"/>
-              <w:right w:val="single" w:sz="4" w:space="0" w:color="8AA0B4"/>
-            </w:tcBorders>
-            <w:shd w:fill="7FB3D5" w:val="clear"/>
-          </w:tcPr>
-          <w:p>
-            <w:pPr>
-              <w:spacing w:before="0" w:after="0" w:line="252" w:lineRule="auto"/>
-              <w:jc w:val="center"/>
-            </w:pPr>
-            <w:r/>
-            <w:r>
-              <w:rPr>
-                <w:rFonts w:ascii="Calibri" w:hAnsi="Calibri" w:eastAsia="Calibri"/>
-                <w:b/>
-                <w:color w:val="1A1A1A"/>
-                <w:sz w:val="16"/>
-              </w:rPr>
-              <w:t>2 - Minor</w:t>
-            </w:r>
-          </w:p>
-        </w:tc>
-        <w:tc>
-          <w:tcPr>
-            <w:tcW w:type="dxa" w:w="3061"/>
-            <w:vAlign w:val="center"/>
-            <w:tcMar>
-              <w:top w:w="40" w:type="dxa"/>
-              <w:left w:w="60" w:type="dxa"/>
-              <w:bottom w:w="40" w:type="dxa"/>
-              <w:right w:w="60" w:type="dxa"/>
-            </w:tcMar>
-            <w:tcBorders>
-              <w:top w:val="single" w:sz="4" w:space="0" w:color="8AA0B4"/>
-              <w:left w:val="single" w:sz="4" w:space="0" w:color="8AA0B4"/>
-              <w:bottom w:val="single" w:sz="4" w:space="0" w:color="8AA0B4"/>
-              <w:right w:val="single" w:sz="4" w:space="0" w:color="8AA0B4"/>
-            </w:tcBorders>
-            <w:shd w:fill="F4F7FA" w:val="clear"/>
-          </w:tcPr>
-          <w:p>
-            <w:pPr>
-              <w:spacing w:before="0" w:after="0" w:line="252" w:lineRule="auto"/>
-              <w:jc w:val="left"/>
-            </w:pPr>
-            <w:r/>
-            <w:r>
-              <w:rPr>
-                <w:rFonts w:ascii="Calibri" w:hAnsi="Calibri" w:eastAsia="Calibri"/>
-                <w:b w:val="0"/>
-                <w:color w:val="1A1A1A"/>
-                <w:sz w:val="16"/>
-              </w:rPr>
-              <w:t>No reliable, authorised build can be produced. Releases are blocked or assembled manually from uncontrolled artefacts, raising the chance of compromised or inconsistent packages.</w:t>
-            </w:r>
-          </w:p>
-        </w:tc>
-        <w:tc>
-          <w:tcPr>
-            <w:tcW w:type="dxa" w:w="1701"/>
-            <w:vAlign w:val="center"/>
-            <w:tcMar>
-              <w:top w:w="40" w:type="dxa"/>
-              <w:left w:w="60" w:type="dxa"/>
-              <w:bottom w:w="40" w:type="dxa"/>
-              <w:right w:w="60" w:type="dxa"/>
-            </w:tcMar>
-            <w:tcBorders>
-              <w:top w:val="single" w:sz="4" w:space="0" w:color="8AA0B4"/>
-              <w:left w:val="single" w:sz="4" w:space="0" w:color="8AA0B4"/>
-              <w:bottom w:val="single" w:sz="4" w:space="0" w:color="8AA0B4"/>
-              <w:right w:val="single" w:sz="4" w:space="0" w:color="8AA0B4"/>
-            </w:tcBorders>
-            <w:shd w:fill="F4D03F" w:val="clear"/>
-          </w:tcPr>
-          <w:p>
-            <w:pPr>
-              <w:spacing w:before="0" w:after="0" w:line="252" w:lineRule="auto"/>
-              <w:jc w:val="center"/>
-            </w:pPr>
-            <w:r/>
-            <w:r>
-              <w:rPr>
-                <w:rFonts w:ascii="Calibri" w:hAnsi="Calibri" w:eastAsia="Calibri"/>
-                <w:b/>
-                <w:color w:val="1A1A1A"/>
-                <w:sz w:val="16"/>
-              </w:rPr>
-              <w:t>4 - Major</w:t>
-            </w:r>
-          </w:p>
-        </w:tc>
-        <w:tc>
-          <w:tcPr>
-            <w:tcW w:type="dxa" w:w="2721"/>
-            <w:vAlign w:val="center"/>
-            <w:tcMar>
-              <w:top w:w="40" w:type="dxa"/>
-              <w:left w:w="60" w:type="dxa"/>
-              <w:bottom w:w="40" w:type="dxa"/>
-              <w:right w:w="60" w:type="dxa"/>
-            </w:tcMar>
-            <w:tcBorders>
-              <w:top w:val="single" w:sz="4" w:space="0" w:color="8AA0B4"/>
-              <w:left w:val="single" w:sz="4" w:space="0" w:color="8AA0B4"/>
-              <w:bottom w:val="single" w:sz="4" w:space="0" w:color="8AA0B4"/>
-              <w:right w:val="single" w:sz="4" w:space="0" w:color="8AA0B4"/>
-            </w:tcBorders>
-            <w:shd w:fill="F4F7FA" w:val="clear"/>
-          </w:tcPr>
-          <w:p>
-            <w:pPr>
-              <w:spacing w:before="0" w:after="0" w:line="252" w:lineRule="auto"/>
-              <w:jc w:val="left"/>
-            </w:pPr>
-            <w:r/>
-            <w:r>
-              <w:rPr>
-                <w:rFonts w:ascii="Calibri" w:hAnsi="Calibri" w:eastAsia="Calibri"/>
-                <w:b w:val="0"/>
-                <w:color w:val="1A1A1A"/>
-                <w:sz w:val="16"/>
-              </w:rPr>
-              <w:t>Planned client releases cannot be built and shipped; delivery dates slip.</w:t>
-            </w:r>
-          </w:p>
-        </w:tc>
-        <w:tc>
-          <w:tcPr>
-            <w:tcW w:type="dxa" w:w="1814"/>
-            <w:vAlign w:val="center"/>
-            <w:tcMar>
-              <w:top w:w="40" w:type="dxa"/>
-              <w:left w:w="60" w:type="dxa"/>
-              <w:bottom w:w="40" w:type="dxa"/>
-              <w:right w:w="60" w:type="dxa"/>
-            </w:tcMar>
-            <w:tcBorders>
-              <w:top w:val="single" w:sz="4" w:space="0" w:color="8AA0B4"/>
-              <w:left w:val="single" w:sz="4" w:space="0" w:color="8AA0B4"/>
-              <w:bottom w:val="single" w:sz="4" w:space="0" w:color="8AA0B4"/>
-              <w:right w:val="single" w:sz="4" w:space="0" w:color="8AA0B4"/>
-            </w:tcBorders>
-            <w:shd w:fill="F4D03F" w:val="clear"/>
-          </w:tcPr>
-          <w:p>
-            <w:pPr>
-              <w:spacing w:before="0" w:after="0" w:line="252" w:lineRule="auto"/>
-              <w:jc w:val="center"/>
-            </w:pPr>
-            <w:r/>
-            <w:r>
-              <w:rPr>
-                <w:rFonts w:ascii="Calibri" w:hAnsi="Calibri" w:eastAsia="Calibri"/>
-                <w:b/>
-                <w:color w:val="1A1A1A"/>
-                <w:sz w:val="16"/>
-              </w:rPr>
-              <w:t>4 - Major</w:t>
-            </w:r>
-          </w:p>
-        </w:tc>
-        <w:tc>
-          <w:tcPr>
-            <w:tcW w:type="dxa" w:w="1247"/>
-            <w:vAlign w:val="center"/>
-            <w:tcMar>
-              <w:top w:w="40" w:type="dxa"/>
-              <w:left w:w="60" w:type="dxa"/>
-              <w:bottom w:w="40" w:type="dxa"/>
-              <w:right w:w="60" w:type="dxa"/>
-            </w:tcMar>
-            <w:tcBorders>
-              <w:top w:val="single" w:sz="4" w:space="0" w:color="8AA0B4"/>
-              <w:left w:val="single" w:sz="4" w:space="0" w:color="8AA0B4"/>
-              <w:bottom w:val="single" w:sz="4" w:space="0" w:color="8AA0B4"/>
-              <w:right w:val="single" w:sz="4" w:space="0" w:color="8AA0B4"/>
-            </w:tcBorders>
-            <w:shd w:fill="F4F7FA" w:val="clear"/>
-          </w:tcPr>
-          <w:p>
-            <w:pPr>
-              <w:spacing w:before="0" w:after="0" w:line="252" w:lineRule="auto"/>
-              <w:jc w:val="center"/>
-            </w:pPr>
-            <w:r/>
-            <w:r>
-              <w:rPr>
-                <w:rFonts w:ascii="Calibri" w:hAnsi="Calibri" w:eastAsia="Calibri"/>
-                <w:b w:val="0"/>
-                <w:color w:val="1A1A1A"/>
-                <w:sz w:val="16"/>
-              </w:rPr>
-              <w:t>120</w:t>
-            </w:r>
-          </w:p>
-        </w:tc>
-        <w:tc>
-          <w:tcPr>
-            <w:tcW w:type="dxa" w:w="1247"/>
-            <w:vAlign w:val="center"/>
-            <w:tcMar>
-              <w:top w:w="40" w:type="dxa"/>
-              <w:left w:w="60" w:type="dxa"/>
-              <w:bottom w:w="40" w:type="dxa"/>
-              <w:right w:w="60" w:type="dxa"/>
-            </w:tcMar>
-            <w:tcBorders>
-              <w:top w:val="single" w:sz="4" w:space="0" w:color="8AA0B4"/>
-              <w:left w:val="single" w:sz="4" w:space="0" w:color="8AA0B4"/>
-              <w:bottom w:val="single" w:sz="4" w:space="0" w:color="8AA0B4"/>
-              <w:right w:val="single" w:sz="4" w:space="0" w:color="8AA0B4"/>
-            </w:tcBorders>
-            <w:shd w:fill="F4F7FA" w:val="clear"/>
-          </w:tcPr>
-          <w:p>
-            <w:pPr>
-              <w:spacing w:before="0" w:after="0" w:line="252" w:lineRule="auto"/>
-              <w:jc w:val="center"/>
-            </w:pPr>
-            <w:r/>
-            <w:r>
-              <w:rPr>
-                <w:rFonts w:ascii="Calibri" w:hAnsi="Calibri" w:eastAsia="Calibri"/>
-                <w:b w:val="0"/>
-                <w:color w:val="1A1A1A"/>
-                <w:sz w:val="16"/>
-              </w:rPr>
-              <w:t>24</w:t>
-            </w:r>
-          </w:p>
-        </w:tc>
-        <w:tc>
-          <w:tcPr>
-            <w:tcW w:type="dxa" w:w="1304"/>
-            <w:vAlign w:val="center"/>
-            <w:tcMar>
-              <w:top w:w="40" w:type="dxa"/>
-              <w:left w:w="60" w:type="dxa"/>
-              <w:bottom w:w="40" w:type="dxa"/>
-              <w:right w:w="60" w:type="dxa"/>
-            </w:tcMar>
-            <w:tcBorders>
-              <w:top w:val="single" w:sz="4" w:space="0" w:color="8AA0B4"/>
-              <w:left w:val="single" w:sz="4" w:space="0" w:color="8AA0B4"/>
-              <w:bottom w:val="single" w:sz="4" w:space="0" w:color="8AA0B4"/>
-              <w:right w:val="single" w:sz="4" w:space="0" w:color="8AA0B4"/>
-            </w:tcBorders>
-            <w:shd w:fill="F4F7FA" w:val="clear"/>
-          </w:tcPr>
-          <w:p>
-            <w:pPr>
-              <w:spacing w:before="0" w:after="0" w:line="252" w:lineRule="auto"/>
-              <w:jc w:val="center"/>
-            </w:pPr>
-            <w:r/>
-            <w:r>
-              <w:rPr>
-                <w:rFonts w:ascii="Calibri" w:hAnsi="Calibri" w:eastAsia="Calibri"/>
-                <w:b w:val="0"/>
-                <w:color w:val="1A1A1A"/>
-                <w:sz w:val="16"/>
-              </w:rPr>
-              <w:t>1 business day</w:t>
-            </w:r>
-          </w:p>
-        </w:tc>
-      </w:tr>
-      <w:tr>
-        <w:trPr>
-          <w:trHeight w:val="1162"/>
-        </w:trPr>
-        <w:tc>
-          <w:tcPr>
-            <w:tcW w:type="dxa" w:w="1928"/>
-            <w:vAlign w:val="center"/>
-            <w:tcMar>
-              <w:top w:w="40" w:type="dxa"/>
-              <w:left w:w="60" w:type="dxa"/>
-              <w:bottom w:w="40" w:type="dxa"/>
-              <w:right w:w="60" w:type="dxa"/>
-            </w:tcMar>
-            <w:tcBorders>
-              <w:top w:val="single" w:sz="4" w:space="0" w:color="8AA0B4"/>
-              <w:left w:val="single" w:sz="4" w:space="0" w:color="8AA0B4"/>
-              <w:bottom w:val="single" w:sz="4" w:space="0" w:color="8AA0B4"/>
-              <w:right w:val="single" w:sz="4" w:space="0" w:color="8AA0B4"/>
-            </w:tcBorders>
-            <w:shd w:fill="FFFFFF" w:val="clear"/>
-          </w:tcPr>
-          <w:p>
-            <w:pPr>
-              <w:spacing w:before="0" w:after="0" w:line="252" w:lineRule="auto"/>
-              <w:jc w:val="left"/>
-            </w:pPr>
-            <w:r/>
-            <w:r>
-              <w:rPr>
-                <w:rFonts w:ascii="Calibri" w:hAnsi="Calibri" w:eastAsia="Calibri"/>
-                <w:b/>
-                <w:color w:val="1A1A1A"/>
-                <w:sz w:val="16"/>
-              </w:rPr>
-              <w:t>CI/CD Pipeline Management</w:t>
-            </w:r>
-          </w:p>
-        </w:tc>
-        <w:tc>
-          <w:tcPr>
-            <w:tcW w:type="dxa" w:w="2608"/>
-            <w:vAlign w:val="center"/>
-            <w:tcMar>
-              <w:top w:w="40" w:type="dxa"/>
-              <w:left w:w="60" w:type="dxa"/>
-              <w:bottom w:w="40" w:type="dxa"/>
-              <w:right w:w="60" w:type="dxa"/>
-            </w:tcMar>
-            <w:tcBorders>
-              <w:top w:val="single" w:sz="4" w:space="0" w:color="8AA0B4"/>
-              <w:left w:val="single" w:sz="4" w:space="0" w:color="8AA0B4"/>
-              <w:bottom w:val="single" w:sz="4" w:space="0" w:color="8AA0B4"/>
-              <w:right w:val="single" w:sz="4" w:space="0" w:color="8AA0B4"/>
-            </w:tcBorders>
-            <w:shd w:fill="FFFFFF" w:val="clear"/>
-          </w:tcPr>
-          <w:p>
-            <w:pPr>
-              <w:spacing w:before="0" w:after="0" w:line="252" w:lineRule="auto"/>
-              <w:jc w:val="left"/>
-            </w:pPr>
-            <w:r/>
-            <w:r>
-              <w:rPr>
-                <w:rFonts w:ascii="Calibri" w:hAnsi="Calibri" w:eastAsia="Calibri"/>
-                <w:b w:val="0"/>
-                <w:color w:val="1A1A1A"/>
-                <w:sz w:val="16"/>
-              </w:rPr>
-              <w:t>Unauthorized or unapproved deployments resulting from misconfigured pipelines or bypassed controls</w:t>
-            </w:r>
-          </w:p>
-        </w:tc>
-        <w:tc>
-          <w:tcPr>
-            <w:tcW w:type="dxa" w:w="1701"/>
-            <w:vAlign w:val="center"/>
-            <w:tcMar>
-              <w:top w:w="40" w:type="dxa"/>
-              <w:left w:w="60" w:type="dxa"/>
-              <w:bottom w:w="40" w:type="dxa"/>
-              <w:right w:w="60" w:type="dxa"/>
-            </w:tcMar>
-            <w:tcBorders>
-              <w:top w:val="single" w:sz="4" w:space="0" w:color="8AA0B4"/>
-              <w:left w:val="single" w:sz="4" w:space="0" w:color="8AA0B4"/>
-              <w:bottom w:val="single" w:sz="4" w:space="0" w:color="8AA0B4"/>
-              <w:right w:val="single" w:sz="4" w:space="0" w:color="8AA0B4"/>
-            </w:tcBorders>
-            <w:shd w:fill="E67E22" w:val="clear"/>
-          </w:tcPr>
-          <w:p>
-            <w:pPr>
-              <w:spacing w:before="0" w:after="0" w:line="252" w:lineRule="auto"/>
-              <w:jc w:val="center"/>
-            </w:pPr>
-            <w:r/>
-            <w:r>
-              <w:rPr>
-                <w:rFonts w:ascii="Calibri" w:hAnsi="Calibri" w:eastAsia="Calibri"/>
-                <w:b/>
-                <w:color w:val="1A1A1A"/>
-                <w:sz w:val="16"/>
-              </w:rPr>
-              <w:t>3 - Moderate</w:t>
-            </w:r>
-          </w:p>
-        </w:tc>
-        <w:tc>
-          <w:tcPr>
-            <w:tcW w:type="dxa" w:w="3061"/>
-            <w:vAlign w:val="center"/>
-            <w:tcMar>
-              <w:top w:w="40" w:type="dxa"/>
-              <w:left w:w="60" w:type="dxa"/>
-              <w:bottom w:w="40" w:type="dxa"/>
-              <w:right w:w="60" w:type="dxa"/>
-            </w:tcMar>
-            <w:tcBorders>
-              <w:top w:val="single" w:sz="4" w:space="0" w:color="8AA0B4"/>
-              <w:left w:val="single" w:sz="4" w:space="0" w:color="8AA0B4"/>
-              <w:bottom w:val="single" w:sz="4" w:space="0" w:color="8AA0B4"/>
-              <w:right w:val="single" w:sz="4" w:space="0" w:color="8AA0B4"/>
-            </w:tcBorders>
-            <w:shd w:fill="FFFFFF" w:val="clear"/>
-          </w:tcPr>
-          <w:p>
-            <w:pPr>
-              <w:spacing w:before="0" w:after="0" w:line="252" w:lineRule="auto"/>
-              <w:jc w:val="left"/>
-            </w:pPr>
-            <w:r/>
-            <w:r>
-              <w:rPr>
-                <w:rFonts w:ascii="Calibri" w:hAnsi="Calibri" w:eastAsia="Calibri"/>
-                <w:b w:val="0"/>
-                <w:color w:val="1A1A1A"/>
-                <w:sz w:val="16"/>
-              </w:rPr>
-              <w:t>The automated path to production is down for a week. The team relies on manual builds/deployments, increasing unauthorised-change and error risk. Release throughput collapses.</w:t>
-            </w:r>
-          </w:p>
-        </w:tc>
-        <w:tc>
-          <w:tcPr>
-            <w:tcW w:type="dxa" w:w="1701"/>
-            <w:vAlign w:val="center"/>
-            <w:tcMar>
-              <w:top w:w="40" w:type="dxa"/>
-              <w:left w:w="60" w:type="dxa"/>
-              <w:bottom w:w="40" w:type="dxa"/>
-              <w:right w:w="60" w:type="dxa"/>
-            </w:tcMar>
-            <w:tcBorders>
-              <w:top w:val="single" w:sz="4" w:space="0" w:color="8AA0B4"/>
-              <w:left w:val="single" w:sz="4" w:space="0" w:color="8AA0B4"/>
-              <w:bottom w:val="single" w:sz="4" w:space="0" w:color="8AA0B4"/>
-              <w:right w:val="single" w:sz="4" w:space="0" w:color="8AA0B4"/>
-            </w:tcBorders>
-            <w:shd w:fill="F4D03F" w:val="clear"/>
-          </w:tcPr>
-          <w:p>
-            <w:pPr>
-              <w:spacing w:before="0" w:after="0" w:line="252" w:lineRule="auto"/>
-              <w:jc w:val="center"/>
-            </w:pPr>
-            <w:r/>
-            <w:r>
-              <w:rPr>
-                <w:rFonts w:ascii="Calibri" w:hAnsi="Calibri" w:eastAsia="Calibri"/>
-                <w:b/>
-                <w:color w:val="1A1A1A"/>
-                <w:sz w:val="16"/>
-              </w:rPr>
-              <w:t>4 - Major</w:t>
-            </w:r>
-          </w:p>
-        </w:tc>
-        <w:tc>
-          <w:tcPr>
-            <w:tcW w:type="dxa" w:w="2721"/>
-            <w:vAlign w:val="center"/>
-            <w:tcMar>
-              <w:top w:w="40" w:type="dxa"/>
-              <w:left w:w="60" w:type="dxa"/>
-              <w:bottom w:w="40" w:type="dxa"/>
-              <w:right w:w="60" w:type="dxa"/>
-            </w:tcMar>
-            <w:tcBorders>
-              <w:top w:val="single" w:sz="4" w:space="0" w:color="8AA0B4"/>
-              <w:left w:val="single" w:sz="4" w:space="0" w:color="8AA0B4"/>
-              <w:bottom w:val="single" w:sz="4" w:space="0" w:color="8AA0B4"/>
-              <w:right w:val="single" w:sz="4" w:space="0" w:color="8AA0B4"/>
-            </w:tcBorders>
-            <w:shd w:fill="FFFFFF" w:val="clear"/>
-          </w:tcPr>
-          <w:p>
-            <w:pPr>
-              <w:spacing w:before="0" w:after="0" w:line="252" w:lineRule="auto"/>
-              <w:jc w:val="left"/>
-            </w:pPr>
-            <w:r/>
-            <w:r>
-              <w:rPr>
-                <w:rFonts w:ascii="Calibri" w:hAnsi="Calibri" w:eastAsia="Calibri"/>
-                <w:b w:val="0"/>
-                <w:color w:val="1A1A1A"/>
-                <w:sz w:val="16"/>
-              </w:rPr>
-              <w:t>Client releases are delayed or delivered via higher-risk manual deployments.</w:t>
-            </w:r>
-          </w:p>
-        </w:tc>
-        <w:tc>
-          <w:tcPr>
-            <w:tcW w:type="dxa" w:w="1814"/>
-            <w:vAlign w:val="center"/>
-            <w:tcMar>
-              <w:top w:w="40" w:type="dxa"/>
-              <w:left w:w="60" w:type="dxa"/>
-              <w:bottom w:w="40" w:type="dxa"/>
-              <w:right w:w="60" w:type="dxa"/>
-            </w:tcMar>
-            <w:tcBorders>
-              <w:top w:val="single" w:sz="4" w:space="0" w:color="8AA0B4"/>
-              <w:left w:val="single" w:sz="4" w:space="0" w:color="8AA0B4"/>
-              <w:bottom w:val="single" w:sz="4" w:space="0" w:color="8AA0B4"/>
-              <w:right w:val="single" w:sz="4" w:space="0" w:color="8AA0B4"/>
-            </w:tcBorders>
-            <w:shd w:fill="F4D03F" w:val="clear"/>
-          </w:tcPr>
-          <w:p>
-            <w:pPr>
-              <w:spacing w:before="0" w:after="0" w:line="252" w:lineRule="auto"/>
-              <w:jc w:val="center"/>
-            </w:pPr>
-            <w:r/>
-            <w:r>
-              <w:rPr>
-                <w:rFonts w:ascii="Calibri" w:hAnsi="Calibri" w:eastAsia="Calibri"/>
-                <w:b/>
-                <w:color w:val="1A1A1A"/>
-                <w:sz w:val="16"/>
-              </w:rPr>
-              <w:t>4 - Major</w:t>
-            </w:r>
-          </w:p>
-        </w:tc>
-        <w:tc>
-          <w:tcPr>
-            <w:tcW w:type="dxa" w:w="1247"/>
-            <w:vAlign w:val="center"/>
-            <w:tcMar>
-              <w:top w:w="40" w:type="dxa"/>
-              <w:left w:w="60" w:type="dxa"/>
-              <w:bottom w:w="40" w:type="dxa"/>
-              <w:right w:w="60" w:type="dxa"/>
-            </w:tcMar>
-            <w:tcBorders>
-              <w:top w:val="single" w:sz="4" w:space="0" w:color="8AA0B4"/>
-              <w:left w:val="single" w:sz="4" w:space="0" w:color="8AA0B4"/>
-              <w:bottom w:val="single" w:sz="4" w:space="0" w:color="8AA0B4"/>
-              <w:right w:val="single" w:sz="4" w:space="0" w:color="8AA0B4"/>
-            </w:tcBorders>
-            <w:shd w:fill="FFFFFF" w:val="clear"/>
-          </w:tcPr>
-          <w:p>
-            <w:pPr>
-              <w:spacing w:before="0" w:after="0" w:line="252" w:lineRule="auto"/>
-              <w:jc w:val="center"/>
-            </w:pPr>
-            <w:r/>
-            <w:r>
-              <w:rPr>
-                <w:rFonts w:ascii="Calibri" w:hAnsi="Calibri" w:eastAsia="Calibri"/>
-                <w:b w:val="0"/>
-                <w:color w:val="1A1A1A"/>
-                <w:sz w:val="16"/>
-              </w:rPr>
-              <w:t>120</w:t>
-            </w:r>
-          </w:p>
-        </w:tc>
-        <w:tc>
-          <w:tcPr>
-            <w:tcW w:type="dxa" w:w="1247"/>
-            <w:vAlign w:val="center"/>
-            <w:tcMar>
-              <w:top w:w="40" w:type="dxa"/>
-              <w:left w:w="60" w:type="dxa"/>
-              <w:bottom w:w="40" w:type="dxa"/>
-              <w:right w:w="60" w:type="dxa"/>
-            </w:tcMar>
-            <w:tcBorders>
-              <w:top w:val="single" w:sz="4" w:space="0" w:color="8AA0B4"/>
-              <w:left w:val="single" w:sz="4" w:space="0" w:color="8AA0B4"/>
-              <w:bottom w:val="single" w:sz="4" w:space="0" w:color="8AA0B4"/>
-              <w:right w:val="single" w:sz="4" w:space="0" w:color="8AA0B4"/>
-            </w:tcBorders>
-            <w:shd w:fill="FFFFFF" w:val="clear"/>
-          </w:tcPr>
-          <w:p>
-            <w:pPr>
-              <w:spacing w:before="0" w:after="0" w:line="252" w:lineRule="auto"/>
-              <w:jc w:val="center"/>
-            </w:pPr>
-            <w:r/>
-            <w:r>
-              <w:rPr>
-                <w:rFonts w:ascii="Calibri" w:hAnsi="Calibri" w:eastAsia="Calibri"/>
-                <w:b w:val="0"/>
-                <w:color w:val="1A1A1A"/>
-                <w:sz w:val="16"/>
-              </w:rPr>
-              <w:t>8</w:t>
-            </w:r>
-          </w:p>
-        </w:tc>
-        <w:tc>
-          <w:tcPr>
-            <w:tcW w:type="dxa" w:w="1304"/>
-            <w:vAlign w:val="center"/>
-            <w:tcMar>
-              <w:top w:w="40" w:type="dxa"/>
-              <w:left w:w="60" w:type="dxa"/>
-              <w:bottom w:w="40" w:type="dxa"/>
-              <w:right w:w="60" w:type="dxa"/>
-            </w:tcMar>
-            <w:tcBorders>
-              <w:top w:val="single" w:sz="4" w:space="0" w:color="8AA0B4"/>
-              <w:left w:val="single" w:sz="4" w:space="0" w:color="8AA0B4"/>
-              <w:bottom w:val="single" w:sz="4" w:space="0" w:color="8AA0B4"/>
-              <w:right w:val="single" w:sz="4" w:space="0" w:color="8AA0B4"/>
-            </w:tcBorders>
-            <w:shd w:fill="FFFFFF" w:val="clear"/>
-          </w:tcPr>
-          <w:p>
-            <w:pPr>
-              <w:spacing w:before="0" w:after="0" w:line="252" w:lineRule="auto"/>
-              <w:jc w:val="center"/>
-            </w:pPr>
-            <w:r/>
-            <w:r>
-              <w:rPr>
-                <w:rFonts w:ascii="Calibri" w:hAnsi="Calibri" w:eastAsia="Calibri"/>
-                <w:b w:val="0"/>
-                <w:color w:val="1A1A1A"/>
-                <w:sz w:val="16"/>
-              </w:rPr>
-              <w:t>1 hour</w:t>
-            </w:r>
-          </w:p>
-        </w:tc>
-      </w:tr>
-      <w:tr>
-        <w:trPr>
-          <w:trHeight w:val="1162"/>
-        </w:trPr>
-        <w:tc>
-          <w:tcPr>
-            <w:tcW w:type="dxa" w:w="1928"/>
-            <w:vAlign w:val="center"/>
-            <w:tcMar>
-              <w:top w:w="40" w:type="dxa"/>
-              <w:left w:w="60" w:type="dxa"/>
-              <w:bottom w:w="40" w:type="dxa"/>
-              <w:right w:w="60" w:type="dxa"/>
-            </w:tcMar>
-            <w:tcBorders>
-              <w:top w:val="single" w:sz="4" w:space="0" w:color="8AA0B4"/>
-              <w:left w:val="single" w:sz="4" w:space="0" w:color="8AA0B4"/>
-              <w:bottom w:val="single" w:sz="4" w:space="0" w:color="8AA0B4"/>
-              <w:right w:val="single" w:sz="4" w:space="0" w:color="8AA0B4"/>
-            </w:tcBorders>
-            <w:shd w:fill="F4F7FA" w:val="clear"/>
-          </w:tcPr>
-          <w:p>
-            <w:pPr>
-              <w:spacing w:before="0" w:after="0" w:line="252" w:lineRule="auto"/>
-              <w:jc w:val="left"/>
-            </w:pPr>
-            <w:r/>
-            <w:r>
-              <w:rPr>
-                <w:rFonts w:ascii="Calibri" w:hAnsi="Calibri" w:eastAsia="Calibri"/>
-                <w:b/>
-                <w:color w:val="1A1A1A"/>
-                <w:sz w:val="16"/>
-              </w:rPr>
-              <w:t>Release Deployment (Execution)</w:t>
-            </w:r>
-          </w:p>
-        </w:tc>
-        <w:tc>
-          <w:tcPr>
-            <w:tcW w:type="dxa" w:w="2608"/>
-            <w:vAlign w:val="center"/>
-            <w:tcMar>
-              <w:top w:w="40" w:type="dxa"/>
-              <w:left w:w="60" w:type="dxa"/>
-              <w:bottom w:w="40" w:type="dxa"/>
-              <w:right w:w="60" w:type="dxa"/>
-            </w:tcMar>
-            <w:tcBorders>
-              <w:top w:val="single" w:sz="4" w:space="0" w:color="8AA0B4"/>
-              <w:left w:val="single" w:sz="4" w:space="0" w:color="8AA0B4"/>
-              <w:bottom w:val="single" w:sz="4" w:space="0" w:color="8AA0B4"/>
-              <w:right w:val="single" w:sz="4" w:space="0" w:color="8AA0B4"/>
-            </w:tcBorders>
-            <w:shd w:fill="F4F7FA" w:val="clear"/>
-          </w:tcPr>
-          <w:p>
-            <w:pPr>
-              <w:spacing w:before="0" w:after="0" w:line="252" w:lineRule="auto"/>
-              <w:jc w:val="left"/>
-            </w:pPr>
-            <w:r/>
-            <w:r>
-              <w:rPr>
-                <w:rFonts w:ascii="Calibri" w:hAnsi="Calibri" w:eastAsia="Calibri"/>
-                <w:b w:val="0"/>
-                <w:color w:val="1A1A1A"/>
-                <w:sz w:val="16"/>
-              </w:rPr>
-              <w:t>System outages, data corruption, or unauthorized changes from inadequately tested or controlled deployments</w:t>
-            </w:r>
-          </w:p>
-        </w:tc>
-        <w:tc>
-          <w:tcPr>
-            <w:tcW w:type="dxa" w:w="1701"/>
-            <w:vAlign w:val="center"/>
-            <w:tcMar>
-              <w:top w:w="40" w:type="dxa"/>
-              <w:left w:w="60" w:type="dxa"/>
-              <w:bottom w:w="40" w:type="dxa"/>
-              <w:right w:w="60" w:type="dxa"/>
-            </w:tcMar>
-            <w:tcBorders>
-              <w:top w:val="single" w:sz="4" w:space="0" w:color="8AA0B4"/>
-              <w:left w:val="single" w:sz="4" w:space="0" w:color="8AA0B4"/>
-              <w:bottom w:val="single" w:sz="4" w:space="0" w:color="8AA0B4"/>
-              <w:right w:val="single" w:sz="4" w:space="0" w:color="8AA0B4"/>
-            </w:tcBorders>
-            <w:shd w:fill="E67E22" w:val="clear"/>
-          </w:tcPr>
-          <w:p>
-            <w:pPr>
-              <w:spacing w:before="0" w:after="0" w:line="252" w:lineRule="auto"/>
-              <w:jc w:val="center"/>
-            </w:pPr>
-            <w:r/>
-            <w:r>
-              <w:rPr>
-                <w:rFonts w:ascii="Calibri" w:hAnsi="Calibri" w:eastAsia="Calibri"/>
-                <w:b/>
-                <w:color w:val="1A1A1A"/>
-                <w:sz w:val="16"/>
-              </w:rPr>
-              <w:t>3 - Moderate</w:t>
-            </w:r>
-          </w:p>
-        </w:tc>
-        <w:tc>
-          <w:tcPr>
-            <w:tcW w:type="dxa" w:w="3061"/>
-            <w:vAlign w:val="center"/>
-            <w:tcMar>
-              <w:top w:w="40" w:type="dxa"/>
-              <w:left w:w="60" w:type="dxa"/>
-              <w:bottom w:w="40" w:type="dxa"/>
-              <w:right w:w="60" w:type="dxa"/>
-            </w:tcMar>
-            <w:tcBorders>
-              <w:top w:val="single" w:sz="4" w:space="0" w:color="8AA0B4"/>
-              <w:left w:val="single" w:sz="4" w:space="0" w:color="8AA0B4"/>
-              <w:bottom w:val="single" w:sz="4" w:space="0" w:color="8AA0B4"/>
-              <w:right w:val="single" w:sz="4" w:space="0" w:color="8AA0B4"/>
-            </w:tcBorders>
-            <w:shd w:fill="F4F7FA" w:val="clear"/>
-          </w:tcPr>
-          <w:p>
-            <w:pPr>
-              <w:spacing w:before="0" w:after="0" w:line="252" w:lineRule="auto"/>
-              <w:jc w:val="left"/>
-            </w:pPr>
-            <w:r/>
-            <w:r>
-              <w:rPr>
-                <w:rFonts w:ascii="Calibri" w:hAnsi="Calibri" w:eastAsia="Calibri"/>
-                <w:b w:val="0"/>
-                <w:color w:val="1A1A1A"/>
-                <w:sz w:val="16"/>
-              </w:rPr>
-              <w:t>Client-promised features/fixes remain unshipped for a week. Follow-ups escalate and dates must be re-planned. If a delayed deployment is then rushed, outage and data-corruption risk rises.</w:t>
-            </w:r>
-          </w:p>
-        </w:tc>
-        <w:tc>
-          <w:tcPr>
-            <w:tcW w:type="dxa" w:w="1701"/>
-            <w:vAlign w:val="center"/>
-            <w:tcMar>
-              <w:top w:w="40" w:type="dxa"/>
-              <w:left w:w="60" w:type="dxa"/>
-              <w:bottom w:w="40" w:type="dxa"/>
-              <w:right w:w="60" w:type="dxa"/>
-            </w:tcMar>
-            <w:tcBorders>
-              <w:top w:val="single" w:sz="4" w:space="0" w:color="8AA0B4"/>
-              <w:left w:val="single" w:sz="4" w:space="0" w:color="8AA0B4"/>
-              <w:bottom w:val="single" w:sz="4" w:space="0" w:color="8AA0B4"/>
-              <w:right w:val="single" w:sz="4" w:space="0" w:color="8AA0B4"/>
-            </w:tcBorders>
-            <w:shd w:fill="F4D03F" w:val="clear"/>
-          </w:tcPr>
-          <w:p>
-            <w:pPr>
-              <w:spacing w:before="0" w:after="0" w:line="252" w:lineRule="auto"/>
-              <w:jc w:val="center"/>
-            </w:pPr>
-            <w:r/>
-            <w:r>
-              <w:rPr>
-                <w:rFonts w:ascii="Calibri" w:hAnsi="Calibri" w:eastAsia="Calibri"/>
-                <w:b/>
-                <w:color w:val="1A1A1A"/>
-                <w:sz w:val="16"/>
-              </w:rPr>
-              <w:t>4 - Major</w:t>
-            </w:r>
-          </w:p>
-        </w:tc>
-        <w:tc>
-          <w:tcPr>
-            <w:tcW w:type="dxa" w:w="2721"/>
-            <w:vAlign w:val="center"/>
-            <w:tcMar>
-              <w:top w:w="40" w:type="dxa"/>
-              <w:left w:w="60" w:type="dxa"/>
-              <w:bottom w:w="40" w:type="dxa"/>
-              <w:right w:w="60" w:type="dxa"/>
-            </w:tcMar>
-            <w:tcBorders>
-              <w:top w:val="single" w:sz="4" w:space="0" w:color="8AA0B4"/>
-              <w:left w:val="single" w:sz="4" w:space="0" w:color="8AA0B4"/>
-              <w:bottom w:val="single" w:sz="4" w:space="0" w:color="8AA0B4"/>
-              <w:right w:val="single" w:sz="4" w:space="0" w:color="8AA0B4"/>
-            </w:tcBorders>
-            <w:shd w:fill="F4F7FA" w:val="clear"/>
-          </w:tcPr>
-          <w:p>
-            <w:pPr>
-              <w:spacing w:before="0" w:after="0" w:line="252" w:lineRule="auto"/>
-              <w:jc w:val="left"/>
-            </w:pPr>
-            <w:r/>
-            <w:r>
-              <w:rPr>
-                <w:rFonts w:ascii="Calibri" w:hAnsi="Calibri" w:eastAsia="Calibri"/>
-                <w:b w:val="0"/>
-                <w:color w:val="1A1A1A"/>
-                <w:sz w:val="16"/>
-              </w:rPr>
-              <w:t>Missed committed delivery; client follow-up and commercial pressure. Live service usually continues unless the release was a production fix.</w:t>
-            </w:r>
-          </w:p>
-        </w:tc>
-        <w:tc>
-          <w:tcPr>
-            <w:tcW w:type="dxa" w:w="1814"/>
-            <w:vAlign w:val="center"/>
-            <w:tcMar>
-              <w:top w:w="40" w:type="dxa"/>
-              <w:left w:w="60" w:type="dxa"/>
-              <w:bottom w:w="40" w:type="dxa"/>
-              <w:right w:w="60" w:type="dxa"/>
-            </w:tcMar>
-            <w:tcBorders>
-              <w:top w:val="single" w:sz="4" w:space="0" w:color="8AA0B4"/>
-              <w:left w:val="single" w:sz="4" w:space="0" w:color="8AA0B4"/>
-              <w:bottom w:val="single" w:sz="4" w:space="0" w:color="8AA0B4"/>
-              <w:right w:val="single" w:sz="4" w:space="0" w:color="8AA0B4"/>
-            </w:tcBorders>
-            <w:shd w:fill="F4D03F" w:val="clear"/>
-          </w:tcPr>
-          <w:p>
-            <w:pPr>
-              <w:spacing w:before="0" w:after="0" w:line="252" w:lineRule="auto"/>
-              <w:jc w:val="center"/>
-            </w:pPr>
-            <w:r/>
-            <w:r>
-              <w:rPr>
-                <w:rFonts w:ascii="Calibri" w:hAnsi="Calibri" w:eastAsia="Calibri"/>
-                <w:b/>
-                <w:color w:val="1A1A1A"/>
-                <w:sz w:val="16"/>
-              </w:rPr>
-              <w:t>4 - Major</w:t>
-            </w:r>
-          </w:p>
-        </w:tc>
-        <w:tc>
-          <w:tcPr>
-            <w:tcW w:type="dxa" w:w="1247"/>
-            <w:vAlign w:val="center"/>
-            <w:tcMar>
-              <w:top w:w="40" w:type="dxa"/>
-              <w:left w:w="60" w:type="dxa"/>
-              <w:bottom w:w="40" w:type="dxa"/>
-              <w:right w:w="60" w:type="dxa"/>
-            </w:tcMar>
-            <w:tcBorders>
-              <w:top w:val="single" w:sz="4" w:space="0" w:color="8AA0B4"/>
-              <w:left w:val="single" w:sz="4" w:space="0" w:color="8AA0B4"/>
-              <w:bottom w:val="single" w:sz="4" w:space="0" w:color="8AA0B4"/>
-              <w:right w:val="single" w:sz="4" w:space="0" w:color="8AA0B4"/>
-            </w:tcBorders>
-            <w:shd w:fill="F4F7FA" w:val="clear"/>
-          </w:tcPr>
-          <w:p>
-            <w:pPr>
-              <w:spacing w:before="0" w:after="0" w:line="252" w:lineRule="auto"/>
-              <w:jc w:val="center"/>
-            </w:pPr>
-            <w:r/>
-            <w:r>
-              <w:rPr>
-                <w:rFonts w:ascii="Calibri" w:hAnsi="Calibri" w:eastAsia="Calibri"/>
-                <w:b w:val="0"/>
-                <w:color w:val="1A1A1A"/>
-                <w:sz w:val="16"/>
-              </w:rPr>
-              <w:t>120</w:t>
-            </w:r>
-          </w:p>
-        </w:tc>
-        <w:tc>
-          <w:tcPr>
-            <w:tcW w:type="dxa" w:w="1247"/>
-            <w:vAlign w:val="center"/>
-            <w:tcMar>
-              <w:top w:w="40" w:type="dxa"/>
-              <w:left w:w="60" w:type="dxa"/>
-              <w:bottom w:w="40" w:type="dxa"/>
-              <w:right w:w="60" w:type="dxa"/>
-            </w:tcMar>
-            <w:tcBorders>
-              <w:top w:val="single" w:sz="4" w:space="0" w:color="8AA0B4"/>
-              <w:left w:val="single" w:sz="4" w:space="0" w:color="8AA0B4"/>
-              <w:bottom w:val="single" w:sz="4" w:space="0" w:color="8AA0B4"/>
-              <w:right w:val="single" w:sz="4" w:space="0" w:color="8AA0B4"/>
-            </w:tcBorders>
-            <w:shd w:fill="F4F7FA" w:val="clear"/>
-          </w:tcPr>
-          <w:p>
-            <w:pPr>
-              <w:spacing w:before="0" w:after="0" w:line="252" w:lineRule="auto"/>
-              <w:jc w:val="center"/>
-            </w:pPr>
-            <w:r/>
-            <w:r>
-              <w:rPr>
-                <w:rFonts w:ascii="Calibri" w:hAnsi="Calibri" w:eastAsia="Calibri"/>
-                <w:b w:val="0"/>
-                <w:color w:val="1A1A1A"/>
-                <w:sz w:val="16"/>
-              </w:rPr>
-              <w:t>8</w:t>
-            </w:r>
-          </w:p>
-        </w:tc>
-        <w:tc>
-          <w:tcPr>
-            <w:tcW w:type="dxa" w:w="1304"/>
-            <w:vAlign w:val="center"/>
-            <w:tcMar>
-              <w:top w:w="40" w:type="dxa"/>
-              <w:left w:w="60" w:type="dxa"/>
-              <w:bottom w:w="40" w:type="dxa"/>
-              <w:right w:w="60" w:type="dxa"/>
-            </w:tcMar>
-            <w:tcBorders>
-              <w:top w:val="single" w:sz="4" w:space="0" w:color="8AA0B4"/>
-              <w:left w:val="single" w:sz="4" w:space="0" w:color="8AA0B4"/>
-              <w:bottom w:val="single" w:sz="4" w:space="0" w:color="8AA0B4"/>
-              <w:right w:val="single" w:sz="4" w:space="0" w:color="8AA0B4"/>
-            </w:tcBorders>
-            <w:shd w:fill="F4F7FA" w:val="clear"/>
-          </w:tcPr>
-          <w:p>
-            <w:pPr>
-              <w:spacing w:before="0" w:after="0" w:line="252" w:lineRule="auto"/>
-              <w:jc w:val="center"/>
-            </w:pPr>
-            <w:r/>
-            <w:r>
-              <w:rPr>
-                <w:rFonts w:ascii="Calibri" w:hAnsi="Calibri" w:eastAsia="Calibri"/>
-                <w:b w:val="0"/>
-                <w:color w:val="1A1A1A"/>
-                <w:sz w:val="16"/>
-              </w:rPr>
-              <w:t>N/A</w:t>
-            </w:r>
-          </w:p>
-        </w:tc>
-      </w:tr>
-      <w:tr>
-        <w:trPr>
-          <w:trHeight w:val="1162"/>
-        </w:trPr>
-        <w:tc>
-          <w:tcPr>
-            <w:tcW w:type="dxa" w:w="1928"/>
-            <w:vAlign w:val="center"/>
-            <w:tcMar>
-              <w:top w:w="40" w:type="dxa"/>
-              <w:left w:w="60" w:type="dxa"/>
-              <w:bottom w:w="40" w:type="dxa"/>
-              <w:right w:w="60" w:type="dxa"/>
-            </w:tcMar>
-            <w:tcBorders>
-              <w:top w:val="single" w:sz="4" w:space="0" w:color="8AA0B4"/>
-              <w:left w:val="single" w:sz="4" w:space="0" w:color="8AA0B4"/>
-              <w:bottom w:val="single" w:sz="4" w:space="0" w:color="8AA0B4"/>
-              <w:right w:val="single" w:sz="4" w:space="0" w:color="8AA0B4"/>
-            </w:tcBorders>
-            <w:shd w:fill="FFFFFF" w:val="clear"/>
-          </w:tcPr>
-          <w:p>
-            <w:pPr>
-              <w:spacing w:before="0" w:after="0" w:line="252" w:lineRule="auto"/>
-              <w:jc w:val="left"/>
-            </w:pPr>
-            <w:r/>
-            <w:r>
-              <w:rPr>
-                <w:rFonts w:ascii="Calibri" w:hAnsi="Calibri" w:eastAsia="Calibri"/>
-                <w:b/>
-                <w:color w:val="1A1A1A"/>
-                <w:sz w:val="16"/>
-              </w:rPr>
-              <w:t>Database &amp; Data Structure Management</w:t>
-            </w:r>
-          </w:p>
-        </w:tc>
-        <w:tc>
-          <w:tcPr>
-            <w:tcW w:type="dxa" w:w="2608"/>
-            <w:vAlign w:val="center"/>
-            <w:tcMar>
-              <w:top w:w="40" w:type="dxa"/>
-              <w:left w:w="60" w:type="dxa"/>
-              <w:bottom w:w="40" w:type="dxa"/>
-              <w:right w:w="60" w:type="dxa"/>
-            </w:tcMar>
-            <w:tcBorders>
-              <w:top w:val="single" w:sz="4" w:space="0" w:color="8AA0B4"/>
-              <w:left w:val="single" w:sz="4" w:space="0" w:color="8AA0B4"/>
-              <w:bottom w:val="single" w:sz="4" w:space="0" w:color="8AA0B4"/>
-              <w:right w:val="single" w:sz="4" w:space="0" w:color="8AA0B4"/>
-            </w:tcBorders>
-            <w:shd w:fill="FFFFFF" w:val="clear"/>
-          </w:tcPr>
-          <w:p>
-            <w:pPr>
-              <w:spacing w:before="0" w:after="0" w:line="252" w:lineRule="auto"/>
-              <w:jc w:val="left"/>
-            </w:pPr>
-            <w:r/>
-            <w:r>
-              <w:rPr>
-                <w:rFonts w:ascii="Calibri" w:hAnsi="Calibri" w:eastAsia="Calibri"/>
-                <w:b w:val="0"/>
-                <w:color w:val="1A1A1A"/>
-                <w:sz w:val="16"/>
-              </w:rPr>
-              <w:t>Data loss, corruption, or unauthorized access resulting from poorly controlled database changes</w:t>
-            </w:r>
-          </w:p>
-        </w:tc>
-        <w:tc>
-          <w:tcPr>
-            <w:tcW w:type="dxa" w:w="1701"/>
-            <w:vAlign w:val="center"/>
-            <w:tcMar>
-              <w:top w:w="40" w:type="dxa"/>
-              <w:left w:w="60" w:type="dxa"/>
-              <w:bottom w:w="40" w:type="dxa"/>
-              <w:right w:w="60" w:type="dxa"/>
-            </w:tcMar>
-            <w:tcBorders>
-              <w:top w:val="single" w:sz="4" w:space="0" w:color="8AA0B4"/>
-              <w:left w:val="single" w:sz="4" w:space="0" w:color="8AA0B4"/>
-              <w:bottom w:val="single" w:sz="4" w:space="0" w:color="8AA0B4"/>
-              <w:right w:val="single" w:sz="4" w:space="0" w:color="8AA0B4"/>
-            </w:tcBorders>
-            <w:shd w:fill="E67E22" w:val="clear"/>
-          </w:tcPr>
-          <w:p>
-            <w:pPr>
-              <w:spacing w:before="0" w:after="0" w:line="252" w:lineRule="auto"/>
-              <w:jc w:val="center"/>
-            </w:pPr>
-            <w:r/>
-            <w:r>
-              <w:rPr>
-                <w:rFonts w:ascii="Calibri" w:hAnsi="Calibri" w:eastAsia="Calibri"/>
-                <w:b/>
-                <w:color w:val="1A1A1A"/>
-                <w:sz w:val="16"/>
-              </w:rPr>
-              <w:t>3 - Moderate</w:t>
-            </w:r>
-          </w:p>
-        </w:tc>
-        <w:tc>
-          <w:tcPr>
-            <w:tcW w:type="dxa" w:w="3061"/>
-            <w:vAlign w:val="center"/>
-            <w:tcMar>
-              <w:top w:w="40" w:type="dxa"/>
-              <w:left w:w="60" w:type="dxa"/>
-              <w:bottom w:w="40" w:type="dxa"/>
-              <w:right w:w="60" w:type="dxa"/>
-            </w:tcMar>
-            <w:tcBorders>
-              <w:top w:val="single" w:sz="4" w:space="0" w:color="8AA0B4"/>
-              <w:left w:val="single" w:sz="4" w:space="0" w:color="8AA0B4"/>
-              <w:bottom w:val="single" w:sz="4" w:space="0" w:color="8AA0B4"/>
-              <w:right w:val="single" w:sz="4" w:space="0" w:color="8AA0B4"/>
-            </w:tcBorders>
-            <w:shd w:fill="FFFFFF" w:val="clear"/>
-          </w:tcPr>
-          <w:p>
-            <w:pPr>
-              <w:spacing w:before="0" w:after="0" w:line="252" w:lineRule="auto"/>
-              <w:jc w:val="left"/>
-            </w:pPr>
-            <w:r/>
-            <w:r>
-              <w:rPr>
-                <w:rFonts w:ascii="Calibri" w:hAnsi="Calibri" w:eastAsia="Calibri"/>
-                <w:b w:val="0"/>
-                <w:color w:val="1A1A1A"/>
-                <w:sz w:val="16"/>
-              </w:rPr>
-              <w:t>Pending schema or data fixes remain unapplied. During month-end/quarter-end reporting, client data issues persist. Integrity, access-control, and recovery risk compound.</w:t>
-            </w:r>
-          </w:p>
-        </w:tc>
-        <w:tc>
-          <w:tcPr>
-            <w:tcW w:type="dxa" w:w="1701"/>
-            <w:vAlign w:val="center"/>
-            <w:tcMar>
-              <w:top w:w="40" w:type="dxa"/>
-              <w:left w:w="60" w:type="dxa"/>
-              <w:bottom w:w="40" w:type="dxa"/>
-              <w:right w:w="60" w:type="dxa"/>
-            </w:tcMar>
-            <w:tcBorders>
-              <w:top w:val="single" w:sz="4" w:space="0" w:color="8AA0B4"/>
-              <w:left w:val="single" w:sz="4" w:space="0" w:color="8AA0B4"/>
-              <w:bottom w:val="single" w:sz="4" w:space="0" w:color="8AA0B4"/>
-              <w:right w:val="single" w:sz="4" w:space="0" w:color="8AA0B4"/>
-            </w:tcBorders>
-            <w:shd w:fill="F4D03F" w:val="clear"/>
-          </w:tcPr>
-          <w:p>
-            <w:pPr>
-              <w:spacing w:before="0" w:after="0" w:line="252" w:lineRule="auto"/>
-              <w:jc w:val="center"/>
-            </w:pPr>
-            <w:r/>
-            <w:r>
-              <w:rPr>
-                <w:rFonts w:ascii="Calibri" w:hAnsi="Calibri" w:eastAsia="Calibri"/>
-                <w:b/>
-                <w:color w:val="1A1A1A"/>
-                <w:sz w:val="16"/>
-              </w:rPr>
-              <w:t>4 - Major</w:t>
-            </w:r>
-          </w:p>
-        </w:tc>
-        <w:tc>
-          <w:tcPr>
-            <w:tcW w:type="dxa" w:w="2721"/>
-            <w:vAlign w:val="center"/>
-            <w:tcMar>
-              <w:top w:w="40" w:type="dxa"/>
-              <w:left w:w="60" w:type="dxa"/>
-              <w:bottom w:w="40" w:type="dxa"/>
-              <w:right w:w="60" w:type="dxa"/>
-            </w:tcMar>
-            <w:tcBorders>
-              <w:top w:val="single" w:sz="4" w:space="0" w:color="8AA0B4"/>
-              <w:left w:val="single" w:sz="4" w:space="0" w:color="8AA0B4"/>
-              <w:bottom w:val="single" w:sz="4" w:space="0" w:color="8AA0B4"/>
-              <w:right w:val="single" w:sz="4" w:space="0" w:color="8AA0B4"/>
-            </w:tcBorders>
-            <w:shd w:fill="FFFFFF" w:val="clear"/>
-          </w:tcPr>
-          <w:p>
-            <w:pPr>
-              <w:spacing w:before="0" w:after="0" w:line="252" w:lineRule="auto"/>
-              <w:jc w:val="left"/>
-            </w:pPr>
-            <w:r/>
-            <w:r>
-              <w:rPr>
-                <w:rFonts w:ascii="Calibri" w:hAnsi="Calibri" w:eastAsia="Calibri"/>
-                <w:b w:val="0"/>
-                <w:color w:val="1A1A1A"/>
-                <w:sz w:val="16"/>
-              </w:rPr>
-              <w:t>Client operations and financial reporting can be wrong or blocked if a data/schema issue is open. Highest sensitivity at close.</w:t>
-            </w:r>
-          </w:p>
-        </w:tc>
-        <w:tc>
-          <w:tcPr>
-            <w:tcW w:type="dxa" w:w="1814"/>
-            <w:vAlign w:val="center"/>
-            <w:tcMar>
-              <w:top w:w="40" w:type="dxa"/>
-              <w:left w:w="60" w:type="dxa"/>
-              <w:bottom w:w="40" w:type="dxa"/>
-              <w:right w:w="60" w:type="dxa"/>
-            </w:tcMar>
-            <w:tcBorders>
-              <w:top w:val="single" w:sz="4" w:space="0" w:color="8AA0B4"/>
-              <w:left w:val="single" w:sz="4" w:space="0" w:color="8AA0B4"/>
-              <w:bottom w:val="single" w:sz="4" w:space="0" w:color="8AA0B4"/>
-              <w:right w:val="single" w:sz="4" w:space="0" w:color="8AA0B4"/>
-            </w:tcBorders>
-            <w:shd w:fill="F4D03F" w:val="clear"/>
-          </w:tcPr>
-          <w:p>
-            <w:pPr>
-              <w:spacing w:before="0" w:after="0" w:line="252" w:lineRule="auto"/>
-              <w:jc w:val="center"/>
-            </w:pPr>
-            <w:r/>
-            <w:r>
-              <w:rPr>
-                <w:rFonts w:ascii="Calibri" w:hAnsi="Calibri" w:eastAsia="Calibri"/>
-                <w:b/>
-                <w:color w:val="1A1A1A"/>
-                <w:sz w:val="16"/>
-              </w:rPr>
-              <w:t>4 - Major</w:t>
-            </w:r>
-          </w:p>
-        </w:tc>
-        <w:tc>
-          <w:tcPr>
-            <w:tcW w:type="dxa" w:w="1247"/>
-            <w:vAlign w:val="center"/>
-            <w:tcMar>
-              <w:top w:w="40" w:type="dxa"/>
-              <w:left w:w="60" w:type="dxa"/>
-              <w:bottom w:w="40" w:type="dxa"/>
-              <w:right w:w="60" w:type="dxa"/>
-            </w:tcMar>
-            <w:tcBorders>
-              <w:top w:val="single" w:sz="4" w:space="0" w:color="8AA0B4"/>
-              <w:left w:val="single" w:sz="4" w:space="0" w:color="8AA0B4"/>
-              <w:bottom w:val="single" w:sz="4" w:space="0" w:color="8AA0B4"/>
-              <w:right w:val="single" w:sz="4" w:space="0" w:color="8AA0B4"/>
-            </w:tcBorders>
-            <w:shd w:fill="FFFFFF" w:val="clear"/>
-          </w:tcPr>
-          <w:p>
-            <w:pPr>
-              <w:spacing w:before="0" w:after="0" w:line="252" w:lineRule="auto"/>
-              <w:jc w:val="center"/>
-            </w:pPr>
-            <w:r/>
-            <w:r>
-              <w:rPr>
-                <w:rFonts w:ascii="Calibri" w:hAnsi="Calibri" w:eastAsia="Calibri"/>
-                <w:b w:val="0"/>
-                <w:color w:val="1A1A1A"/>
-                <w:sz w:val="16"/>
-              </w:rPr>
-              <w:t>72</w:t>
-            </w:r>
-          </w:p>
-        </w:tc>
-        <w:tc>
-          <w:tcPr>
-            <w:tcW w:type="dxa" w:w="1247"/>
-            <w:vAlign w:val="center"/>
-            <w:tcMar>
-              <w:top w:w="40" w:type="dxa"/>
-              <w:left w:w="60" w:type="dxa"/>
-              <w:bottom w:w="40" w:type="dxa"/>
-              <w:right w:w="60" w:type="dxa"/>
-            </w:tcMar>
-            <w:tcBorders>
-              <w:top w:val="single" w:sz="4" w:space="0" w:color="8AA0B4"/>
-              <w:left w:val="single" w:sz="4" w:space="0" w:color="8AA0B4"/>
-              <w:bottom w:val="single" w:sz="4" w:space="0" w:color="8AA0B4"/>
-              <w:right w:val="single" w:sz="4" w:space="0" w:color="8AA0B4"/>
-            </w:tcBorders>
-            <w:shd w:fill="FFFFFF" w:val="clear"/>
-          </w:tcPr>
-          <w:p>
-            <w:pPr>
-              <w:spacing w:before="0" w:after="0" w:line="252" w:lineRule="auto"/>
-              <w:jc w:val="center"/>
-            </w:pPr>
-            <w:r/>
-            <w:r>
-              <w:rPr>
-                <w:rFonts w:ascii="Calibri" w:hAnsi="Calibri" w:eastAsia="Calibri"/>
-                <w:b w:val="0"/>
-                <w:color w:val="1A1A1A"/>
-                <w:sz w:val="16"/>
-              </w:rPr>
-              <w:t>4</w:t>
-            </w:r>
-          </w:p>
-        </w:tc>
-        <w:tc>
-          <w:tcPr>
-            <w:tcW w:type="dxa" w:w="1304"/>
-            <w:vAlign w:val="center"/>
-            <w:tcMar>
-              <w:top w:w="40" w:type="dxa"/>
-              <w:left w:w="60" w:type="dxa"/>
-              <w:bottom w:w="40" w:type="dxa"/>
-              <w:right w:w="60" w:type="dxa"/>
-            </w:tcMar>
-            <w:tcBorders>
-              <w:top w:val="single" w:sz="4" w:space="0" w:color="8AA0B4"/>
-              <w:left w:val="single" w:sz="4" w:space="0" w:color="8AA0B4"/>
-              <w:bottom w:val="single" w:sz="4" w:space="0" w:color="8AA0B4"/>
-              <w:right w:val="single" w:sz="4" w:space="0" w:color="8AA0B4"/>
-            </w:tcBorders>
-            <w:shd w:fill="FFFFFF" w:val="clear"/>
-          </w:tcPr>
-          <w:p>
-            <w:pPr>
-              <w:spacing w:before="0" w:after="0" w:line="252" w:lineRule="auto"/>
-              <w:jc w:val="center"/>
-            </w:pPr>
-            <w:r/>
-            <w:r>
-              <w:rPr>
-                <w:rFonts w:ascii="Calibri" w:hAnsi="Calibri" w:eastAsia="Calibri"/>
-                <w:b w:val="0"/>
-                <w:color w:val="1A1A1A"/>
-                <w:sz w:val="16"/>
-              </w:rPr>
-              <w:t>15 minutes</w:t>
-            </w:r>
-          </w:p>
-        </w:tc>
-      </w:tr>
-      <w:tr>
-        <w:trPr>
-          <w:trHeight w:val="1162"/>
-        </w:trPr>
-        <w:tc>
-          <w:tcPr>
-            <w:tcW w:type="dxa" w:w="1928"/>
-            <w:vAlign w:val="center"/>
-            <w:tcMar>
-              <w:top w:w="40" w:type="dxa"/>
-              <w:left w:w="60" w:type="dxa"/>
-              <w:bottom w:w="40" w:type="dxa"/>
-              <w:right w:w="60" w:type="dxa"/>
-            </w:tcMar>
-            <w:tcBorders>
-              <w:top w:val="single" w:sz="4" w:space="0" w:color="8AA0B4"/>
-              <w:left w:val="single" w:sz="4" w:space="0" w:color="8AA0B4"/>
-              <w:bottom w:val="single" w:sz="4" w:space="0" w:color="8AA0B4"/>
-              <w:right w:val="single" w:sz="4" w:space="0" w:color="8AA0B4"/>
-            </w:tcBorders>
-            <w:shd w:fill="F4F7FA" w:val="clear"/>
-          </w:tcPr>
-          <w:p>
-            <w:pPr>
-              <w:spacing w:before="0" w:after="0" w:line="252" w:lineRule="auto"/>
-              <w:jc w:val="left"/>
-            </w:pPr>
-            <w:r/>
-            <w:r>
-              <w:rPr>
-                <w:rFonts w:ascii="Calibri" w:hAnsi="Calibri" w:eastAsia="Calibri"/>
-                <w:b/>
-                <w:color w:val="1A1A1A"/>
-                <w:sz w:val="16"/>
-              </w:rPr>
-              <w:t>Third-Party &amp; Dependency Management</w:t>
-            </w:r>
-          </w:p>
-        </w:tc>
-        <w:tc>
-          <w:tcPr>
-            <w:tcW w:type="dxa" w:w="2608"/>
-            <w:vAlign w:val="center"/>
-            <w:tcMar>
-              <w:top w:w="40" w:type="dxa"/>
-              <w:left w:w="60" w:type="dxa"/>
-              <w:bottom w:w="40" w:type="dxa"/>
-              <w:right w:w="60" w:type="dxa"/>
-            </w:tcMar>
-            <w:tcBorders>
-              <w:top w:val="single" w:sz="4" w:space="0" w:color="8AA0B4"/>
-              <w:left w:val="single" w:sz="4" w:space="0" w:color="8AA0B4"/>
-              <w:bottom w:val="single" w:sz="4" w:space="0" w:color="8AA0B4"/>
-              <w:right w:val="single" w:sz="4" w:space="0" w:color="8AA0B4"/>
-            </w:tcBorders>
-            <w:shd w:fill="F4F7FA" w:val="clear"/>
-          </w:tcPr>
-          <w:p>
-            <w:pPr>
-              <w:spacing w:before="0" w:after="0" w:line="252" w:lineRule="auto"/>
-              <w:jc w:val="left"/>
-            </w:pPr>
-            <w:r/>
-            <w:r>
-              <w:rPr>
-                <w:rFonts w:ascii="Calibri" w:hAnsi="Calibri" w:eastAsia="Calibri"/>
-                <w:b w:val="0"/>
-                <w:color w:val="1A1A1A"/>
-                <w:sz w:val="16"/>
-              </w:rPr>
-              <w:t>Vulnerable, malicious, or non-compliant dependencies introduced into the codebase</w:t>
-            </w:r>
-          </w:p>
-        </w:tc>
-        <w:tc>
-          <w:tcPr>
-            <w:tcW w:type="dxa" w:w="1701"/>
-            <w:vAlign w:val="center"/>
-            <w:tcMar>
-              <w:top w:w="40" w:type="dxa"/>
-              <w:left w:w="60" w:type="dxa"/>
-              <w:bottom w:w="40" w:type="dxa"/>
-              <w:right w:w="60" w:type="dxa"/>
-            </w:tcMar>
-            <w:tcBorders>
-              <w:top w:val="single" w:sz="4" w:space="0" w:color="8AA0B4"/>
-              <w:left w:val="single" w:sz="4" w:space="0" w:color="8AA0B4"/>
-              <w:bottom w:val="single" w:sz="4" w:space="0" w:color="8AA0B4"/>
-              <w:right w:val="single" w:sz="4" w:space="0" w:color="8AA0B4"/>
-            </w:tcBorders>
-            <w:shd w:fill="82C785" w:val="clear"/>
-          </w:tcPr>
-          <w:p>
-            <w:pPr>
-              <w:spacing w:before="0" w:after="0" w:line="252" w:lineRule="auto"/>
-              <w:jc w:val="center"/>
-            </w:pPr>
-            <w:r/>
-            <w:r>
-              <w:rPr>
-                <w:rFonts w:ascii="Calibri" w:hAnsi="Calibri" w:eastAsia="Calibri"/>
-                <w:b/>
-                <w:color w:val="1A1A1A"/>
-                <w:sz w:val="16"/>
-              </w:rPr>
-              <w:t>1 - Insignificant</w:t>
-            </w:r>
-          </w:p>
-        </w:tc>
-        <w:tc>
-          <w:tcPr>
-            <w:tcW w:type="dxa" w:w="3061"/>
-            <w:vAlign w:val="center"/>
-            <w:tcMar>
-              <w:top w:w="40" w:type="dxa"/>
-              <w:left w:w="60" w:type="dxa"/>
-              <w:bottom w:w="40" w:type="dxa"/>
-              <w:right w:w="60" w:type="dxa"/>
-            </w:tcMar>
-            <w:tcBorders>
-              <w:top w:val="single" w:sz="4" w:space="0" w:color="8AA0B4"/>
-              <w:left w:val="single" w:sz="4" w:space="0" w:color="8AA0B4"/>
-              <w:bottom w:val="single" w:sz="4" w:space="0" w:color="8AA0B4"/>
-              <w:right w:val="single" w:sz="4" w:space="0" w:color="8AA0B4"/>
-            </w:tcBorders>
-            <w:shd w:fill="F4F7FA" w:val="clear"/>
-          </w:tcPr>
-          <w:p>
-            <w:pPr>
-              <w:spacing w:before="0" w:after="0" w:line="252" w:lineRule="auto"/>
-              <w:jc w:val="left"/>
-            </w:pPr>
-            <w:r/>
-            <w:r>
-              <w:rPr>
-                <w:rFonts w:ascii="Calibri" w:hAnsi="Calibri" w:eastAsia="Calibri"/>
-                <w:b w:val="0"/>
-                <w:color w:val="1A1A1A"/>
-                <w:sz w:val="16"/>
-              </w:rPr>
-              <w:t>Dependency and licence work is a week behind. A delayed critical security patch leaves a known exposure open; year-end or anniversary renewals may lapse.</w:t>
-            </w:r>
-          </w:p>
-        </w:tc>
-        <w:tc>
-          <w:tcPr>
-            <w:tcW w:type="dxa" w:w="1701"/>
-            <w:vAlign w:val="center"/>
-            <w:tcMar>
-              <w:top w:w="40" w:type="dxa"/>
-              <w:left w:w="60" w:type="dxa"/>
-              <w:bottom w:w="40" w:type="dxa"/>
-              <w:right w:w="60" w:type="dxa"/>
-            </w:tcMar>
-            <w:tcBorders>
-              <w:top w:val="single" w:sz="4" w:space="0" w:color="8AA0B4"/>
-              <w:left w:val="single" w:sz="4" w:space="0" w:color="8AA0B4"/>
-              <w:bottom w:val="single" w:sz="4" w:space="0" w:color="8AA0B4"/>
-              <w:right w:val="single" w:sz="4" w:space="0" w:color="8AA0B4"/>
-            </w:tcBorders>
-            <w:shd w:fill="E67E22" w:val="clear"/>
-          </w:tcPr>
-          <w:p>
-            <w:pPr>
-              <w:spacing w:before="0" w:after="0" w:line="252" w:lineRule="auto"/>
-              <w:jc w:val="center"/>
-            </w:pPr>
-            <w:r/>
-            <w:r>
-              <w:rPr>
-                <w:rFonts w:ascii="Calibri" w:hAnsi="Calibri" w:eastAsia="Calibri"/>
-                <w:b/>
-                <w:color w:val="1A1A1A"/>
-                <w:sz w:val="16"/>
-              </w:rPr>
-              <w:t>3 - Moderate</w:t>
-            </w:r>
-          </w:p>
-        </w:tc>
-        <w:tc>
-          <w:tcPr>
-            <w:tcW w:type="dxa" w:w="2721"/>
-            <w:vAlign w:val="center"/>
-            <w:tcMar>
-              <w:top w:w="40" w:type="dxa"/>
-              <w:left w:w="60" w:type="dxa"/>
-              <w:bottom w:w="40" w:type="dxa"/>
-              <w:right w:w="60" w:type="dxa"/>
-            </w:tcMar>
-            <w:tcBorders>
-              <w:top w:val="single" w:sz="4" w:space="0" w:color="8AA0B4"/>
-              <w:left w:val="single" w:sz="4" w:space="0" w:color="8AA0B4"/>
-              <w:bottom w:val="single" w:sz="4" w:space="0" w:color="8AA0B4"/>
-              <w:right w:val="single" w:sz="4" w:space="0" w:color="8AA0B4"/>
-            </w:tcBorders>
-            <w:shd w:fill="F4F7FA" w:val="clear"/>
-          </w:tcPr>
-          <w:p>
-            <w:pPr>
-              <w:spacing w:before="0" w:after="0" w:line="252" w:lineRule="auto"/>
-              <w:jc w:val="left"/>
-            </w:pPr>
-            <w:r/>
-            <w:r>
-              <w:rPr>
-                <w:rFonts w:ascii="Calibri" w:hAnsi="Calibri" w:eastAsia="Calibri"/>
-                <w:b w:val="0"/>
-                <w:color w:val="1A1A1A"/>
-                <w:sz w:val="16"/>
-              </w:rPr>
-              <w:t>No direct service impact unless a vulnerable component is already in a client-facing system and a patch was pending.</w:t>
-            </w:r>
-          </w:p>
-        </w:tc>
-        <w:tc>
-          <w:tcPr>
-            <w:tcW w:type="dxa" w:w="1814"/>
-            <w:vAlign w:val="center"/>
-            <w:tcMar>
-              <w:top w:w="40" w:type="dxa"/>
-              <w:left w:w="60" w:type="dxa"/>
-              <w:bottom w:w="40" w:type="dxa"/>
-              <w:right w:w="60" w:type="dxa"/>
-            </w:tcMar>
-            <w:tcBorders>
-              <w:top w:val="single" w:sz="4" w:space="0" w:color="8AA0B4"/>
-              <w:left w:val="single" w:sz="4" w:space="0" w:color="8AA0B4"/>
-              <w:bottom w:val="single" w:sz="4" w:space="0" w:color="8AA0B4"/>
-              <w:right w:val="single" w:sz="4" w:space="0" w:color="8AA0B4"/>
-            </w:tcBorders>
-            <w:shd w:fill="E67E22" w:val="clear"/>
-          </w:tcPr>
-          <w:p>
-            <w:pPr>
-              <w:spacing w:before="0" w:after="0" w:line="252" w:lineRule="auto"/>
-              <w:jc w:val="center"/>
-            </w:pPr>
-            <w:r/>
-            <w:r>
-              <w:rPr>
-                <w:rFonts w:ascii="Calibri" w:hAnsi="Calibri" w:eastAsia="Calibri"/>
-                <w:b/>
-                <w:color w:val="1A1A1A"/>
-                <w:sz w:val="16"/>
-              </w:rPr>
-              <w:t>3 - Moderate</w:t>
-            </w:r>
-          </w:p>
-        </w:tc>
-        <w:tc>
-          <w:tcPr>
-            <w:tcW w:type="dxa" w:w="1247"/>
-            <w:vAlign w:val="center"/>
-            <w:tcMar>
-              <w:top w:w="40" w:type="dxa"/>
-              <w:left w:w="60" w:type="dxa"/>
-              <w:bottom w:w="40" w:type="dxa"/>
-              <w:right w:w="60" w:type="dxa"/>
-            </w:tcMar>
-            <w:tcBorders>
-              <w:top w:val="single" w:sz="4" w:space="0" w:color="8AA0B4"/>
-              <w:left w:val="single" w:sz="4" w:space="0" w:color="8AA0B4"/>
-              <w:bottom w:val="single" w:sz="4" w:space="0" w:color="8AA0B4"/>
-              <w:right w:val="single" w:sz="4" w:space="0" w:color="8AA0B4"/>
-            </w:tcBorders>
-            <w:shd w:fill="F4F7FA" w:val="clear"/>
-          </w:tcPr>
-          <w:p>
-            <w:pPr>
-              <w:spacing w:before="0" w:after="0" w:line="252" w:lineRule="auto"/>
-              <w:jc w:val="center"/>
-            </w:pPr>
-            <w:r/>
-            <w:r>
-              <w:rPr>
-                <w:rFonts w:ascii="Calibri" w:hAnsi="Calibri" w:eastAsia="Calibri"/>
-                <w:b w:val="0"/>
-                <w:color w:val="1A1A1A"/>
-                <w:sz w:val="16"/>
-              </w:rPr>
-              <w:t>336</w:t>
-            </w:r>
-          </w:p>
-        </w:tc>
-        <w:tc>
-          <w:tcPr>
-            <w:tcW w:type="dxa" w:w="1247"/>
-            <w:vAlign w:val="center"/>
-            <w:tcMar>
-              <w:top w:w="40" w:type="dxa"/>
-              <w:left w:w="60" w:type="dxa"/>
-              <w:bottom w:w="40" w:type="dxa"/>
-              <w:right w:w="60" w:type="dxa"/>
-            </w:tcMar>
-            <w:tcBorders>
-              <w:top w:val="single" w:sz="4" w:space="0" w:color="8AA0B4"/>
-              <w:left w:val="single" w:sz="4" w:space="0" w:color="8AA0B4"/>
-              <w:bottom w:val="single" w:sz="4" w:space="0" w:color="8AA0B4"/>
-              <w:right w:val="single" w:sz="4" w:space="0" w:color="8AA0B4"/>
-            </w:tcBorders>
-            <w:shd w:fill="F4F7FA" w:val="clear"/>
-          </w:tcPr>
-          <w:p>
-            <w:pPr>
-              <w:spacing w:before="0" w:after="0" w:line="252" w:lineRule="auto"/>
-              <w:jc w:val="center"/>
-            </w:pPr>
-            <w:r/>
-            <w:r>
-              <w:rPr>
-                <w:rFonts w:ascii="Calibri" w:hAnsi="Calibri" w:eastAsia="Calibri"/>
-                <w:b w:val="0"/>
-                <w:color w:val="1A1A1A"/>
-                <w:sz w:val="16"/>
-              </w:rPr>
-              <w:t>48</w:t>
-            </w:r>
-          </w:p>
-        </w:tc>
-        <w:tc>
-          <w:tcPr>
-            <w:tcW w:type="dxa" w:w="1304"/>
-            <w:vAlign w:val="center"/>
-            <w:tcMar>
-              <w:top w:w="40" w:type="dxa"/>
-              <w:left w:w="60" w:type="dxa"/>
-              <w:bottom w:w="40" w:type="dxa"/>
-              <w:right w:w="60" w:type="dxa"/>
-            </w:tcMar>
-            <w:tcBorders>
-              <w:top w:val="single" w:sz="4" w:space="0" w:color="8AA0B4"/>
-              <w:left w:val="single" w:sz="4" w:space="0" w:color="8AA0B4"/>
-              <w:bottom w:val="single" w:sz="4" w:space="0" w:color="8AA0B4"/>
-              <w:right w:val="single" w:sz="4" w:space="0" w:color="8AA0B4"/>
-            </w:tcBorders>
-            <w:shd w:fill="F4F7FA" w:val="clear"/>
-          </w:tcPr>
-          <w:p>
-            <w:pPr>
-              <w:spacing w:before="0" w:after="0" w:line="252" w:lineRule="auto"/>
-              <w:jc w:val="center"/>
-            </w:pPr>
-            <w:r/>
-            <w:r>
-              <w:rPr>
-                <w:rFonts w:ascii="Calibri" w:hAnsi="Calibri" w:eastAsia="Calibri"/>
-                <w:b w:val="0"/>
-                <w:color w:val="1A1A1A"/>
-                <w:sz w:val="16"/>
-              </w:rPr>
-              <w:t>N/A</w:t>
-            </w:r>
-          </w:p>
-        </w:tc>
-      </w:tr>
-      <w:tr>
-        <w:trPr>
-          <w:trHeight w:val="1162"/>
-        </w:trPr>
-        <w:tc>
-          <w:tcPr>
-            <w:tcW w:type="dxa" w:w="1928"/>
-            <w:vAlign w:val="center"/>
-            <w:tcMar>
-              <w:top w:w="40" w:type="dxa"/>
-              <w:left w:w="60" w:type="dxa"/>
-              <w:bottom w:w="40" w:type="dxa"/>
-              <w:right w:w="60" w:type="dxa"/>
-            </w:tcMar>
-            <w:tcBorders>
-              <w:top w:val="single" w:sz="4" w:space="0" w:color="8AA0B4"/>
-              <w:left w:val="single" w:sz="4" w:space="0" w:color="8AA0B4"/>
-              <w:bottom w:val="single" w:sz="4" w:space="0" w:color="8AA0B4"/>
-              <w:right w:val="single" w:sz="4" w:space="0" w:color="8AA0B4"/>
-            </w:tcBorders>
-            <w:shd w:fill="FFFFFF" w:val="clear"/>
-          </w:tcPr>
-          <w:p>
-            <w:pPr>
-              <w:spacing w:before="0" w:after="0" w:line="252" w:lineRule="auto"/>
-              <w:jc w:val="left"/>
-            </w:pPr>
-            <w:r/>
-            <w:r>
-              <w:rPr>
-                <w:rFonts w:ascii="Calibri" w:hAnsi="Calibri" w:eastAsia="Calibri"/>
-                <w:b/>
-                <w:color w:val="1A1A1A"/>
-                <w:sz w:val="16"/>
-              </w:rPr>
-              <w:t>Security &amp; Access Configuration</w:t>
-            </w:r>
-          </w:p>
-        </w:tc>
-        <w:tc>
-          <w:tcPr>
-            <w:tcW w:type="dxa" w:w="2608"/>
-            <w:vAlign w:val="center"/>
-            <w:tcMar>
-              <w:top w:w="40" w:type="dxa"/>
-              <w:left w:w="60" w:type="dxa"/>
-              <w:bottom w:w="40" w:type="dxa"/>
-              <w:right w:w="60" w:type="dxa"/>
-            </w:tcMar>
-            <w:tcBorders>
-              <w:top w:val="single" w:sz="4" w:space="0" w:color="8AA0B4"/>
-              <w:left w:val="single" w:sz="4" w:space="0" w:color="8AA0B4"/>
-              <w:bottom w:val="single" w:sz="4" w:space="0" w:color="8AA0B4"/>
-              <w:right w:val="single" w:sz="4" w:space="0" w:color="8AA0B4"/>
-            </w:tcBorders>
-            <w:shd w:fill="FFFFFF" w:val="clear"/>
-          </w:tcPr>
-          <w:p>
-            <w:pPr>
-              <w:spacing w:before="0" w:after="0" w:line="252" w:lineRule="auto"/>
-              <w:jc w:val="left"/>
-            </w:pPr>
-            <w:r/>
-            <w:r>
-              <w:rPr>
-                <w:rFonts w:ascii="Calibri" w:hAnsi="Calibri" w:eastAsia="Calibri"/>
-                <w:b w:val="0"/>
-                <w:color w:val="1A1A1A"/>
-                <w:sz w:val="16"/>
-              </w:rPr>
-              <w:t>Credential compromise, unauthorized access, or unremediated security vulnerabilities</w:t>
-            </w:r>
-          </w:p>
-        </w:tc>
-        <w:tc>
-          <w:tcPr>
-            <w:tcW w:type="dxa" w:w="1701"/>
-            <w:vAlign w:val="center"/>
-            <w:tcMar>
-              <w:top w:w="40" w:type="dxa"/>
-              <w:left w:w="60" w:type="dxa"/>
-              <w:bottom w:w="40" w:type="dxa"/>
-              <w:right w:w="60" w:type="dxa"/>
-            </w:tcMar>
-            <w:tcBorders>
-              <w:top w:val="single" w:sz="4" w:space="0" w:color="8AA0B4"/>
-              <w:left w:val="single" w:sz="4" w:space="0" w:color="8AA0B4"/>
-              <w:bottom w:val="single" w:sz="4" w:space="0" w:color="8AA0B4"/>
-              <w:right w:val="single" w:sz="4" w:space="0" w:color="8AA0B4"/>
-            </w:tcBorders>
-            <w:shd w:fill="E67E22" w:val="clear"/>
-          </w:tcPr>
-          <w:p>
-            <w:pPr>
-              <w:spacing w:before="0" w:after="0" w:line="252" w:lineRule="auto"/>
-              <w:jc w:val="center"/>
-            </w:pPr>
-            <w:r/>
-            <w:r>
-              <w:rPr>
-                <w:rFonts w:ascii="Calibri" w:hAnsi="Calibri" w:eastAsia="Calibri"/>
-                <w:b/>
-                <w:color w:val="1A1A1A"/>
-                <w:sz w:val="16"/>
-              </w:rPr>
-              <w:t>3 - Moderate</w:t>
-            </w:r>
-          </w:p>
-        </w:tc>
-        <w:tc>
-          <w:tcPr>
-            <w:tcW w:type="dxa" w:w="3061"/>
-            <w:vAlign w:val="center"/>
-            <w:tcMar>
-              <w:top w:w="40" w:type="dxa"/>
-              <w:left w:w="60" w:type="dxa"/>
-              <w:bottom w:w="40" w:type="dxa"/>
-              <w:right w:w="60" w:type="dxa"/>
-            </w:tcMar>
-            <w:tcBorders>
-              <w:top w:val="single" w:sz="4" w:space="0" w:color="8AA0B4"/>
-              <w:left w:val="single" w:sz="4" w:space="0" w:color="8AA0B4"/>
-              <w:bottom w:val="single" w:sz="4" w:space="0" w:color="8AA0B4"/>
-              <w:right w:val="single" w:sz="4" w:space="0" w:color="8AA0B4"/>
-            </w:tcBorders>
-            <w:shd w:fill="FFFFFF" w:val="clear"/>
-          </w:tcPr>
-          <w:p>
-            <w:pPr>
-              <w:spacing w:before="0" w:after="0" w:line="252" w:lineRule="auto"/>
-              <w:jc w:val="left"/>
-            </w:pPr>
-            <w:r/>
-            <w:r>
-              <w:rPr>
-                <w:rFonts w:ascii="Calibri" w:hAnsi="Calibri" w:eastAsia="Calibri"/>
-                <w:b w:val="0"/>
-                <w:color w:val="1A1A1A"/>
-                <w:sz w:val="16"/>
-              </w:rPr>
-              <w:t>Departed staff may still hold access; new staff remain blocked. Unremediated vulnerabilities and credential issues persist, raising the chance of unauthorised access.</w:t>
-            </w:r>
-          </w:p>
-        </w:tc>
-        <w:tc>
-          <w:tcPr>
-            <w:tcW w:type="dxa" w:w="1701"/>
-            <w:vAlign w:val="center"/>
-            <w:tcMar>
-              <w:top w:w="40" w:type="dxa"/>
-              <w:left w:w="60" w:type="dxa"/>
-              <w:bottom w:w="40" w:type="dxa"/>
-              <w:right w:w="60" w:type="dxa"/>
-            </w:tcMar>
-            <w:tcBorders>
-              <w:top w:val="single" w:sz="4" w:space="0" w:color="8AA0B4"/>
-              <w:left w:val="single" w:sz="4" w:space="0" w:color="8AA0B4"/>
-              <w:bottom w:val="single" w:sz="4" w:space="0" w:color="8AA0B4"/>
-              <w:right w:val="single" w:sz="4" w:space="0" w:color="8AA0B4"/>
-            </w:tcBorders>
-            <w:shd w:fill="F4D03F" w:val="clear"/>
-          </w:tcPr>
-          <w:p>
-            <w:pPr>
-              <w:spacing w:before="0" w:after="0" w:line="252" w:lineRule="auto"/>
-              <w:jc w:val="center"/>
-            </w:pPr>
-            <w:r/>
-            <w:r>
-              <w:rPr>
-                <w:rFonts w:ascii="Calibri" w:hAnsi="Calibri" w:eastAsia="Calibri"/>
-                <w:b/>
-                <w:color w:val="1A1A1A"/>
-                <w:sz w:val="16"/>
-              </w:rPr>
-              <w:t>4 - Major</w:t>
-            </w:r>
-          </w:p>
-        </w:tc>
-        <w:tc>
-          <w:tcPr>
-            <w:tcW w:type="dxa" w:w="2721"/>
-            <w:vAlign w:val="center"/>
-            <w:tcMar>
-              <w:top w:w="40" w:type="dxa"/>
-              <w:left w:w="60" w:type="dxa"/>
-              <w:bottom w:w="40" w:type="dxa"/>
-              <w:right w:w="60" w:type="dxa"/>
-            </w:tcMar>
-            <w:tcBorders>
-              <w:top w:val="single" w:sz="4" w:space="0" w:color="8AA0B4"/>
-              <w:left w:val="single" w:sz="4" w:space="0" w:color="8AA0B4"/>
-              <w:bottom w:val="single" w:sz="4" w:space="0" w:color="8AA0B4"/>
-              <w:right w:val="single" w:sz="4" w:space="0" w:color="8AA0B4"/>
-            </w:tcBorders>
-            <w:shd w:fill="FFFFFF" w:val="clear"/>
-          </w:tcPr>
-          <w:p>
-            <w:pPr>
-              <w:spacing w:before="0" w:after="0" w:line="252" w:lineRule="auto"/>
-              <w:jc w:val="left"/>
-            </w:pPr>
-            <w:r/>
-            <w:r>
-              <w:rPr>
-                <w:rFonts w:ascii="Calibri" w:hAnsi="Calibri" w:eastAsia="Calibri"/>
-                <w:b w:val="0"/>
-                <w:color w:val="1A1A1A"/>
-                <w:sz w:val="16"/>
-              </w:rPr>
-              <w:t>Indirect but serious — stale or excessive access to client systems and data; new joiners who support clients cannot work.</w:t>
-            </w:r>
-          </w:p>
-        </w:tc>
-        <w:tc>
-          <w:tcPr>
-            <w:tcW w:type="dxa" w:w="1814"/>
-            <w:vAlign w:val="center"/>
-            <w:tcMar>
-              <w:top w:w="40" w:type="dxa"/>
-              <w:left w:w="60" w:type="dxa"/>
-              <w:bottom w:w="40" w:type="dxa"/>
-              <w:right w:w="60" w:type="dxa"/>
-            </w:tcMar>
-            <w:tcBorders>
-              <w:top w:val="single" w:sz="4" w:space="0" w:color="8AA0B4"/>
-              <w:left w:val="single" w:sz="4" w:space="0" w:color="8AA0B4"/>
-              <w:bottom w:val="single" w:sz="4" w:space="0" w:color="8AA0B4"/>
-              <w:right w:val="single" w:sz="4" w:space="0" w:color="8AA0B4"/>
-            </w:tcBorders>
-            <w:shd w:fill="F4D03F" w:val="clear"/>
-          </w:tcPr>
-          <w:p>
-            <w:pPr>
-              <w:spacing w:before="0" w:after="0" w:line="252" w:lineRule="auto"/>
-              <w:jc w:val="center"/>
-            </w:pPr>
-            <w:r/>
-            <w:r>
-              <w:rPr>
-                <w:rFonts w:ascii="Calibri" w:hAnsi="Calibri" w:eastAsia="Calibri"/>
-                <w:b/>
-                <w:color w:val="1A1A1A"/>
-                <w:sz w:val="16"/>
-              </w:rPr>
-              <w:t>4 - Major</w:t>
-            </w:r>
-          </w:p>
-        </w:tc>
-        <w:tc>
-          <w:tcPr>
-            <w:tcW w:type="dxa" w:w="1247"/>
-            <w:vAlign w:val="center"/>
-            <w:tcMar>
-              <w:top w:w="40" w:type="dxa"/>
-              <w:left w:w="60" w:type="dxa"/>
-              <w:bottom w:w="40" w:type="dxa"/>
-              <w:right w:w="60" w:type="dxa"/>
-            </w:tcMar>
-            <w:tcBorders>
-              <w:top w:val="single" w:sz="4" w:space="0" w:color="8AA0B4"/>
-              <w:left w:val="single" w:sz="4" w:space="0" w:color="8AA0B4"/>
-              <w:bottom w:val="single" w:sz="4" w:space="0" w:color="8AA0B4"/>
-              <w:right w:val="single" w:sz="4" w:space="0" w:color="8AA0B4"/>
-            </w:tcBorders>
-            <w:shd w:fill="FFFFFF" w:val="clear"/>
-          </w:tcPr>
-          <w:p>
-            <w:pPr>
-              <w:spacing w:before="0" w:after="0" w:line="252" w:lineRule="auto"/>
-              <w:jc w:val="center"/>
-            </w:pPr>
-            <w:r/>
-            <w:r>
-              <w:rPr>
-                <w:rFonts w:ascii="Calibri" w:hAnsi="Calibri" w:eastAsia="Calibri"/>
-                <w:b w:val="0"/>
-                <w:color w:val="1A1A1A"/>
-                <w:sz w:val="16"/>
-              </w:rPr>
-              <w:t>120</w:t>
-            </w:r>
-          </w:p>
-        </w:tc>
-        <w:tc>
-          <w:tcPr>
-            <w:tcW w:type="dxa" w:w="1247"/>
-            <w:vAlign w:val="center"/>
-            <w:tcMar>
-              <w:top w:w="40" w:type="dxa"/>
-              <w:left w:w="60" w:type="dxa"/>
-              <w:bottom w:w="40" w:type="dxa"/>
-              <w:right w:w="60" w:type="dxa"/>
-            </w:tcMar>
-            <w:tcBorders>
-              <w:top w:val="single" w:sz="4" w:space="0" w:color="8AA0B4"/>
-              <w:left w:val="single" w:sz="4" w:space="0" w:color="8AA0B4"/>
-              <w:bottom w:val="single" w:sz="4" w:space="0" w:color="8AA0B4"/>
-              <w:right w:val="single" w:sz="4" w:space="0" w:color="8AA0B4"/>
-            </w:tcBorders>
-            <w:shd w:fill="FFFFFF" w:val="clear"/>
-          </w:tcPr>
-          <w:p>
-            <w:pPr>
-              <w:spacing w:before="0" w:after="0" w:line="252" w:lineRule="auto"/>
-              <w:jc w:val="center"/>
-            </w:pPr>
-            <w:r/>
-            <w:r>
-              <w:rPr>
-                <w:rFonts w:ascii="Calibri" w:hAnsi="Calibri" w:eastAsia="Calibri"/>
-                <w:b w:val="0"/>
-                <w:color w:val="1A1A1A"/>
-                <w:sz w:val="16"/>
-              </w:rPr>
-              <w:t>24</w:t>
-            </w:r>
-          </w:p>
-        </w:tc>
-        <w:tc>
-          <w:tcPr>
-            <w:tcW w:type="dxa" w:w="1304"/>
-            <w:vAlign w:val="center"/>
-            <w:tcMar>
-              <w:top w:w="40" w:type="dxa"/>
-              <w:left w:w="60" w:type="dxa"/>
-              <w:bottom w:w="40" w:type="dxa"/>
-              <w:right w:w="60" w:type="dxa"/>
-            </w:tcMar>
-            <w:tcBorders>
-              <w:top w:val="single" w:sz="4" w:space="0" w:color="8AA0B4"/>
-              <w:left w:val="single" w:sz="4" w:space="0" w:color="8AA0B4"/>
-              <w:bottom w:val="single" w:sz="4" w:space="0" w:color="8AA0B4"/>
-              <w:right w:val="single" w:sz="4" w:space="0" w:color="8AA0B4"/>
-            </w:tcBorders>
-            <w:shd w:fill="FFFFFF" w:val="clear"/>
-          </w:tcPr>
-          <w:p>
-            <w:pPr>
-              <w:spacing w:before="0" w:after="0" w:line="252" w:lineRule="auto"/>
-              <w:jc w:val="center"/>
-            </w:pPr>
-            <w:r/>
-            <w:r>
-              <w:rPr>
-                <w:rFonts w:ascii="Calibri" w:hAnsi="Calibri" w:eastAsia="Calibri"/>
-                <w:b w:val="0"/>
-                <w:color w:val="1A1A1A"/>
-                <w:sz w:val="16"/>
-              </w:rPr>
-              <w:t>1 business day</w:t>
-            </w:r>
-          </w:p>
-        </w:tc>
-      </w:tr>
-      <w:tr>
-        <w:trPr>
-          <w:trHeight w:val="1162"/>
-        </w:trPr>
-        <w:tc>
-          <w:tcPr>
-            <w:tcW w:type="dxa" w:w="1928"/>
-            <w:vAlign w:val="center"/>
-            <w:tcMar>
-              <w:top w:w="40" w:type="dxa"/>
-              <w:left w:w="60" w:type="dxa"/>
-              <w:bottom w:w="40" w:type="dxa"/>
-              <w:right w:w="60" w:type="dxa"/>
-            </w:tcMar>
-            <w:tcBorders>
-              <w:top w:val="single" w:sz="4" w:space="0" w:color="8AA0B4"/>
-              <w:left w:val="single" w:sz="4" w:space="0" w:color="8AA0B4"/>
-              <w:bottom w:val="single" w:sz="4" w:space="0" w:color="8AA0B4"/>
-              <w:right w:val="single" w:sz="4" w:space="0" w:color="8AA0B4"/>
-            </w:tcBorders>
-            <w:shd w:fill="F4F7FA" w:val="clear"/>
-          </w:tcPr>
-          <w:p>
-            <w:pPr>
-              <w:spacing w:before="0" w:after="0" w:line="252" w:lineRule="auto"/>
-              <w:jc w:val="left"/>
-            </w:pPr>
-            <w:r/>
-            <w:r>
-              <w:rPr>
-                <w:rFonts w:ascii="Calibri" w:hAnsi="Calibri" w:eastAsia="Calibri"/>
-                <w:b/>
-                <w:color w:val="1A1A1A"/>
-                <w:sz w:val="16"/>
-              </w:rPr>
-              <w:t>Environment Management</w:t>
-            </w:r>
-          </w:p>
-        </w:tc>
-        <w:tc>
-          <w:tcPr>
-            <w:tcW w:type="dxa" w:w="2608"/>
-            <w:vAlign w:val="center"/>
-            <w:tcMar>
-              <w:top w:w="40" w:type="dxa"/>
-              <w:left w:w="60" w:type="dxa"/>
-              <w:bottom w:w="40" w:type="dxa"/>
-              <w:right w:w="60" w:type="dxa"/>
-            </w:tcMar>
-            <w:tcBorders>
-              <w:top w:val="single" w:sz="4" w:space="0" w:color="8AA0B4"/>
-              <w:left w:val="single" w:sz="4" w:space="0" w:color="8AA0B4"/>
-              <w:bottom w:val="single" w:sz="4" w:space="0" w:color="8AA0B4"/>
-              <w:right w:val="single" w:sz="4" w:space="0" w:color="8AA0B4"/>
-            </w:tcBorders>
-            <w:shd w:fill="F4F7FA" w:val="clear"/>
-          </w:tcPr>
-          <w:p>
-            <w:pPr>
-              <w:spacing w:before="0" w:after="0" w:line="252" w:lineRule="auto"/>
-              <w:jc w:val="left"/>
-            </w:pPr>
-            <w:r/>
-            <w:r>
-              <w:rPr>
-                <w:rFonts w:ascii="Calibri" w:hAnsi="Calibri" w:eastAsia="Calibri"/>
-                <w:b w:val="0"/>
-                <w:color w:val="1A1A1A"/>
-                <w:sz w:val="16"/>
-              </w:rPr>
-              <w:t>Production data exposure or misconfiguration resulting from poorly controlled environments</w:t>
-            </w:r>
-          </w:p>
-        </w:tc>
-        <w:tc>
-          <w:tcPr>
-            <w:tcW w:type="dxa" w:w="1701"/>
-            <w:vAlign w:val="center"/>
-            <w:tcMar>
-              <w:top w:w="40" w:type="dxa"/>
-              <w:left w:w="60" w:type="dxa"/>
-              <w:bottom w:w="40" w:type="dxa"/>
-              <w:right w:w="60" w:type="dxa"/>
-            </w:tcMar>
-            <w:tcBorders>
-              <w:top w:val="single" w:sz="4" w:space="0" w:color="8AA0B4"/>
-              <w:left w:val="single" w:sz="4" w:space="0" w:color="8AA0B4"/>
-              <w:bottom w:val="single" w:sz="4" w:space="0" w:color="8AA0B4"/>
-              <w:right w:val="single" w:sz="4" w:space="0" w:color="8AA0B4"/>
-            </w:tcBorders>
-            <w:shd w:fill="7FB3D5" w:val="clear"/>
-          </w:tcPr>
-          <w:p>
-            <w:pPr>
-              <w:spacing w:before="0" w:after="0" w:line="252" w:lineRule="auto"/>
-              <w:jc w:val="center"/>
-            </w:pPr>
-            <w:r/>
-            <w:r>
-              <w:rPr>
-                <w:rFonts w:ascii="Calibri" w:hAnsi="Calibri" w:eastAsia="Calibri"/>
-                <w:b/>
-                <w:color w:val="1A1A1A"/>
-                <w:sz w:val="16"/>
-              </w:rPr>
-              <w:t>2 - Minor</w:t>
-            </w:r>
-          </w:p>
-        </w:tc>
-        <w:tc>
-          <w:tcPr>
-            <w:tcW w:type="dxa" w:w="3061"/>
-            <w:vAlign w:val="center"/>
-            <w:tcMar>
-              <w:top w:w="40" w:type="dxa"/>
-              <w:left w:w="60" w:type="dxa"/>
-              <w:bottom w:w="40" w:type="dxa"/>
-              <w:right w:w="60" w:type="dxa"/>
-            </w:tcMar>
-            <w:tcBorders>
-              <w:top w:val="single" w:sz="4" w:space="0" w:color="8AA0B4"/>
-              <w:left w:val="single" w:sz="4" w:space="0" w:color="8AA0B4"/>
-              <w:bottom w:val="single" w:sz="4" w:space="0" w:color="8AA0B4"/>
-              <w:right w:val="single" w:sz="4" w:space="0" w:color="8AA0B4"/>
-            </w:tcBorders>
-            <w:shd w:fill="F4F7FA" w:val="clear"/>
-          </w:tcPr>
-          <w:p>
-            <w:pPr>
-              <w:spacing w:before="0" w:after="0" w:line="252" w:lineRule="auto"/>
-              <w:jc w:val="left"/>
-            </w:pPr>
-            <w:r/>
-            <w:r>
-              <w:rPr>
-                <w:rFonts w:ascii="Calibri" w:hAnsi="Calibri" w:eastAsia="Calibri"/>
-                <w:b w:val="0"/>
-                <w:color w:val="1A1A1A"/>
-                <w:sz w:val="16"/>
-              </w:rPr>
-              <w:t>Test/staging environments remain unavailable or misaligned. The next release cannot be validated; pressure grows to test in production or skip testing.</w:t>
-            </w:r>
-          </w:p>
-        </w:tc>
-        <w:tc>
-          <w:tcPr>
-            <w:tcW w:type="dxa" w:w="1701"/>
-            <w:vAlign w:val="center"/>
-            <w:tcMar>
-              <w:top w:w="40" w:type="dxa"/>
-              <w:left w:w="60" w:type="dxa"/>
-              <w:bottom w:w="40" w:type="dxa"/>
-              <w:right w:w="60" w:type="dxa"/>
-            </w:tcMar>
-            <w:tcBorders>
-              <w:top w:val="single" w:sz="4" w:space="0" w:color="8AA0B4"/>
-              <w:left w:val="single" w:sz="4" w:space="0" w:color="8AA0B4"/>
-              <w:bottom w:val="single" w:sz="4" w:space="0" w:color="8AA0B4"/>
-              <w:right w:val="single" w:sz="4" w:space="0" w:color="8AA0B4"/>
-            </w:tcBorders>
-            <w:shd w:fill="E67E22" w:val="clear"/>
-          </w:tcPr>
-          <w:p>
-            <w:pPr>
-              <w:spacing w:before="0" w:after="0" w:line="252" w:lineRule="auto"/>
-              <w:jc w:val="center"/>
-            </w:pPr>
-            <w:r/>
-            <w:r>
-              <w:rPr>
-                <w:rFonts w:ascii="Calibri" w:hAnsi="Calibri" w:eastAsia="Calibri"/>
-                <w:b/>
-                <w:color w:val="1A1A1A"/>
-                <w:sz w:val="16"/>
-              </w:rPr>
-              <w:t>3 - Moderate</w:t>
-            </w:r>
-          </w:p>
-        </w:tc>
-        <w:tc>
-          <w:tcPr>
-            <w:tcW w:type="dxa" w:w="2721"/>
-            <w:vAlign w:val="center"/>
-            <w:tcMar>
-              <w:top w:w="40" w:type="dxa"/>
-              <w:left w:w="60" w:type="dxa"/>
-              <w:bottom w:w="40" w:type="dxa"/>
-              <w:right w:w="60" w:type="dxa"/>
-            </w:tcMar>
-            <w:tcBorders>
-              <w:top w:val="single" w:sz="4" w:space="0" w:color="8AA0B4"/>
-              <w:left w:val="single" w:sz="4" w:space="0" w:color="8AA0B4"/>
-              <w:bottom w:val="single" w:sz="4" w:space="0" w:color="8AA0B4"/>
-              <w:right w:val="single" w:sz="4" w:space="0" w:color="8AA0B4"/>
-            </w:tcBorders>
-            <w:shd w:fill="F4F7FA" w:val="clear"/>
-          </w:tcPr>
-          <w:p>
-            <w:pPr>
-              <w:spacing w:before="0" w:after="0" w:line="252" w:lineRule="auto"/>
-              <w:jc w:val="left"/>
-            </w:pPr>
-            <w:r/>
-            <w:r>
-              <w:rPr>
-                <w:rFonts w:ascii="Calibri" w:hAnsi="Calibri" w:eastAsia="Calibri"/>
-                <w:b w:val="0"/>
-                <w:color w:val="1A1A1A"/>
-                <w:sz w:val="16"/>
-              </w:rPr>
-              <w:t>Next client release delayed. Risk of production-data exposure if environment controls are bypassed to keep a date.</w:t>
-            </w:r>
-          </w:p>
-        </w:tc>
-        <w:tc>
-          <w:tcPr>
-            <w:tcW w:type="dxa" w:w="1814"/>
-            <w:vAlign w:val="center"/>
-            <w:tcMar>
-              <w:top w:w="40" w:type="dxa"/>
-              <w:left w:w="60" w:type="dxa"/>
-              <w:bottom w:w="40" w:type="dxa"/>
-              <w:right w:w="60" w:type="dxa"/>
-            </w:tcMar>
-            <w:tcBorders>
-              <w:top w:val="single" w:sz="4" w:space="0" w:color="8AA0B4"/>
-              <w:left w:val="single" w:sz="4" w:space="0" w:color="8AA0B4"/>
-              <w:bottom w:val="single" w:sz="4" w:space="0" w:color="8AA0B4"/>
-              <w:right w:val="single" w:sz="4" w:space="0" w:color="8AA0B4"/>
-            </w:tcBorders>
-            <w:shd w:fill="E67E22" w:val="clear"/>
-          </w:tcPr>
-          <w:p>
-            <w:pPr>
-              <w:spacing w:before="0" w:after="0" w:line="252" w:lineRule="auto"/>
-              <w:jc w:val="center"/>
-            </w:pPr>
-            <w:r/>
-            <w:r>
-              <w:rPr>
-                <w:rFonts w:ascii="Calibri" w:hAnsi="Calibri" w:eastAsia="Calibri"/>
-                <w:b/>
-                <w:color w:val="1A1A1A"/>
-                <w:sz w:val="16"/>
-              </w:rPr>
-              <w:t>3 - Moderate</w:t>
-            </w:r>
-          </w:p>
-        </w:tc>
-        <w:tc>
-          <w:tcPr>
-            <w:tcW w:type="dxa" w:w="1247"/>
-            <w:vAlign w:val="center"/>
-            <w:tcMar>
-              <w:top w:w="40" w:type="dxa"/>
-              <w:left w:w="60" w:type="dxa"/>
-              <w:bottom w:w="40" w:type="dxa"/>
-              <w:right w:w="60" w:type="dxa"/>
-            </w:tcMar>
-            <w:tcBorders>
-              <w:top w:val="single" w:sz="4" w:space="0" w:color="8AA0B4"/>
-              <w:left w:val="single" w:sz="4" w:space="0" w:color="8AA0B4"/>
-              <w:bottom w:val="single" w:sz="4" w:space="0" w:color="8AA0B4"/>
-              <w:right w:val="single" w:sz="4" w:space="0" w:color="8AA0B4"/>
-            </w:tcBorders>
-            <w:shd w:fill="F4F7FA" w:val="clear"/>
-          </w:tcPr>
-          <w:p>
-            <w:pPr>
-              <w:spacing w:before="0" w:after="0" w:line="252" w:lineRule="auto"/>
-              <w:jc w:val="center"/>
-            </w:pPr>
-            <w:r/>
-            <w:r>
-              <w:rPr>
-                <w:rFonts w:ascii="Calibri" w:hAnsi="Calibri" w:eastAsia="Calibri"/>
-                <w:b w:val="0"/>
-                <w:color w:val="1A1A1A"/>
-                <w:sz w:val="16"/>
-              </w:rPr>
-              <w:t>336</w:t>
-            </w:r>
-          </w:p>
-        </w:tc>
-        <w:tc>
-          <w:tcPr>
-            <w:tcW w:type="dxa" w:w="1247"/>
-            <w:vAlign w:val="center"/>
-            <w:tcMar>
-              <w:top w:w="40" w:type="dxa"/>
-              <w:left w:w="60" w:type="dxa"/>
-              <w:bottom w:w="40" w:type="dxa"/>
-              <w:right w:w="60" w:type="dxa"/>
-            </w:tcMar>
-            <w:tcBorders>
-              <w:top w:val="single" w:sz="4" w:space="0" w:color="8AA0B4"/>
-              <w:left w:val="single" w:sz="4" w:space="0" w:color="8AA0B4"/>
-              <w:bottom w:val="single" w:sz="4" w:space="0" w:color="8AA0B4"/>
-              <w:right w:val="single" w:sz="4" w:space="0" w:color="8AA0B4"/>
-            </w:tcBorders>
-            <w:shd w:fill="F4F7FA" w:val="clear"/>
-          </w:tcPr>
-          <w:p>
-            <w:pPr>
-              <w:spacing w:before="0" w:after="0" w:line="252" w:lineRule="auto"/>
-              <w:jc w:val="center"/>
-            </w:pPr>
-            <w:r/>
-            <w:r>
-              <w:rPr>
-                <w:rFonts w:ascii="Calibri" w:hAnsi="Calibri" w:eastAsia="Calibri"/>
-                <w:b w:val="0"/>
-                <w:color w:val="1A1A1A"/>
-                <w:sz w:val="16"/>
-              </w:rPr>
-              <w:t>48</w:t>
-            </w:r>
-          </w:p>
-        </w:tc>
-        <w:tc>
-          <w:tcPr>
-            <w:tcW w:type="dxa" w:w="1304"/>
-            <w:vAlign w:val="center"/>
-            <w:tcMar>
-              <w:top w:w="40" w:type="dxa"/>
-              <w:left w:w="60" w:type="dxa"/>
-              <w:bottom w:w="40" w:type="dxa"/>
-              <w:right w:w="60" w:type="dxa"/>
-            </w:tcMar>
-            <w:tcBorders>
-              <w:top w:val="single" w:sz="4" w:space="0" w:color="8AA0B4"/>
-              <w:left w:val="single" w:sz="4" w:space="0" w:color="8AA0B4"/>
-              <w:bottom w:val="single" w:sz="4" w:space="0" w:color="8AA0B4"/>
-              <w:right w:val="single" w:sz="4" w:space="0" w:color="8AA0B4"/>
-            </w:tcBorders>
-            <w:shd w:fill="F4F7FA" w:val="clear"/>
-          </w:tcPr>
-          <w:p>
-            <w:pPr>
-              <w:spacing w:before="0" w:after="0" w:line="252" w:lineRule="auto"/>
-              <w:jc w:val="center"/>
-            </w:pPr>
-            <w:r/>
-            <w:r>
-              <w:rPr>
-                <w:rFonts w:ascii="Calibri" w:hAnsi="Calibri" w:eastAsia="Calibri"/>
-                <w:b w:val="0"/>
-                <w:color w:val="1A1A1A"/>
-                <w:sz w:val="16"/>
-              </w:rPr>
-              <w:t>1 business day</w:t>
-            </w:r>
-          </w:p>
-        </w:tc>
-      </w:tr>
-      <w:tr>
-        <w:trPr>
-          <w:trHeight w:val="1162"/>
-        </w:trPr>
-        <w:tc>
-          <w:tcPr>
-            <w:tcW w:type="dxa" w:w="1928"/>
-            <w:vAlign w:val="center"/>
-            <w:tcMar>
-              <w:top w:w="40" w:type="dxa"/>
-              <w:left w:w="60" w:type="dxa"/>
-              <w:bottom w:w="40" w:type="dxa"/>
-              <w:right w:w="60" w:type="dxa"/>
-            </w:tcMar>
-            <w:tcBorders>
-              <w:top w:val="single" w:sz="4" w:space="0" w:color="8AA0B4"/>
-              <w:left w:val="single" w:sz="4" w:space="0" w:color="8AA0B4"/>
-              <w:bottom w:val="single" w:sz="4" w:space="0" w:color="8AA0B4"/>
-              <w:right w:val="single" w:sz="4" w:space="0" w:color="8AA0B4"/>
-            </w:tcBorders>
-            <w:shd w:fill="FFFFFF" w:val="clear"/>
-          </w:tcPr>
-          <w:p>
-            <w:pPr>
-              <w:spacing w:before="0" w:after="0" w:line="252" w:lineRule="auto"/>
-              <w:jc w:val="left"/>
-            </w:pPr>
-            <w:r/>
-            <w:r>
-              <w:rPr>
-                <w:rFonts w:ascii="Calibri" w:hAnsi="Calibri" w:eastAsia="Calibri"/>
-                <w:b/>
-                <w:color w:val="1A1A1A"/>
-                <w:sz w:val="16"/>
-              </w:rPr>
-              <w:t>Data Handling &amp; ETL</w:t>
-            </w:r>
-          </w:p>
-        </w:tc>
-        <w:tc>
-          <w:tcPr>
-            <w:tcW w:type="dxa" w:w="2608"/>
-            <w:vAlign w:val="center"/>
-            <w:tcMar>
-              <w:top w:w="40" w:type="dxa"/>
-              <w:left w:w="60" w:type="dxa"/>
-              <w:bottom w:w="40" w:type="dxa"/>
-              <w:right w:w="60" w:type="dxa"/>
-            </w:tcMar>
-            <w:tcBorders>
-              <w:top w:val="single" w:sz="4" w:space="0" w:color="8AA0B4"/>
-              <w:left w:val="single" w:sz="4" w:space="0" w:color="8AA0B4"/>
-              <w:bottom w:val="single" w:sz="4" w:space="0" w:color="8AA0B4"/>
-              <w:right w:val="single" w:sz="4" w:space="0" w:color="8AA0B4"/>
-            </w:tcBorders>
-            <w:shd w:fill="FFFFFF" w:val="clear"/>
-          </w:tcPr>
-          <w:p>
-            <w:pPr>
-              <w:spacing w:before="0" w:after="0" w:line="252" w:lineRule="auto"/>
-              <w:jc w:val="left"/>
-            </w:pPr>
-            <w:r/>
-            <w:r>
-              <w:rPr>
-                <w:rFonts w:ascii="Calibri" w:hAnsi="Calibri" w:eastAsia="Calibri"/>
-                <w:b w:val="0"/>
-                <w:color w:val="1A1A1A"/>
-                <w:sz w:val="16"/>
-              </w:rPr>
-              <w:t>Data leakage, corruption, or privacy violations during the movement of data</w:t>
-            </w:r>
-          </w:p>
-        </w:tc>
-        <w:tc>
-          <w:tcPr>
-            <w:tcW w:type="dxa" w:w="1701"/>
-            <w:vAlign w:val="center"/>
-            <w:tcMar>
-              <w:top w:w="40" w:type="dxa"/>
-              <w:left w:w="60" w:type="dxa"/>
-              <w:bottom w:w="40" w:type="dxa"/>
-              <w:right w:w="60" w:type="dxa"/>
-            </w:tcMar>
-            <w:tcBorders>
-              <w:top w:val="single" w:sz="4" w:space="0" w:color="8AA0B4"/>
-              <w:left w:val="single" w:sz="4" w:space="0" w:color="8AA0B4"/>
-              <w:bottom w:val="single" w:sz="4" w:space="0" w:color="8AA0B4"/>
-              <w:right w:val="single" w:sz="4" w:space="0" w:color="8AA0B4"/>
-            </w:tcBorders>
-            <w:shd w:fill="E67E22" w:val="clear"/>
-          </w:tcPr>
-          <w:p>
-            <w:pPr>
-              <w:spacing w:before="0" w:after="0" w:line="252" w:lineRule="auto"/>
-              <w:jc w:val="center"/>
-            </w:pPr>
-            <w:r/>
-            <w:r>
-              <w:rPr>
-                <w:rFonts w:ascii="Calibri" w:hAnsi="Calibri" w:eastAsia="Calibri"/>
-                <w:b/>
-                <w:color w:val="1A1A1A"/>
-                <w:sz w:val="16"/>
-              </w:rPr>
-              <w:t>3 - Moderate</w:t>
-            </w:r>
-          </w:p>
-        </w:tc>
-        <w:tc>
-          <w:tcPr>
-            <w:tcW w:type="dxa" w:w="3061"/>
-            <w:vAlign w:val="center"/>
-            <w:tcMar>
-              <w:top w:w="40" w:type="dxa"/>
-              <w:left w:w="60" w:type="dxa"/>
-              <w:bottom w:w="40" w:type="dxa"/>
-              <w:right w:w="60" w:type="dxa"/>
-            </w:tcMar>
-            <w:tcBorders>
-              <w:top w:val="single" w:sz="4" w:space="0" w:color="8AA0B4"/>
-              <w:left w:val="single" w:sz="4" w:space="0" w:color="8AA0B4"/>
-              <w:bottom w:val="single" w:sz="4" w:space="0" w:color="8AA0B4"/>
-              <w:right w:val="single" w:sz="4" w:space="0" w:color="8AA0B4"/>
-            </w:tcBorders>
-            <w:shd w:fill="FFFFFF" w:val="clear"/>
-          </w:tcPr>
-          <w:p>
-            <w:pPr>
-              <w:spacing w:before="0" w:after="0" w:line="252" w:lineRule="auto"/>
-              <w:jc w:val="left"/>
-            </w:pPr>
-            <w:r/>
-            <w:r>
-              <w:rPr>
-                <w:rFonts w:ascii="Calibri" w:hAnsi="Calibri" w:eastAsia="Calibri"/>
-                <w:b w:val="0"/>
-                <w:color w:val="1A1A1A"/>
-                <w:sz w:val="16"/>
-              </w:rPr>
-              <w:t>Client reports and dashboards are a week stale or wrong. During month-end/quarter-end close this becomes a client-facing reporting failure and a possible SLA issue.</w:t>
-            </w:r>
-          </w:p>
-        </w:tc>
-        <w:tc>
-          <w:tcPr>
-            <w:tcW w:type="dxa" w:w="1701"/>
-            <w:vAlign w:val="center"/>
-            <w:tcMar>
-              <w:top w:w="40" w:type="dxa"/>
-              <w:left w:w="60" w:type="dxa"/>
-              <w:bottom w:w="40" w:type="dxa"/>
-              <w:right w:w="60" w:type="dxa"/>
-            </w:tcMar>
-            <w:tcBorders>
-              <w:top w:val="single" w:sz="4" w:space="0" w:color="8AA0B4"/>
-              <w:left w:val="single" w:sz="4" w:space="0" w:color="8AA0B4"/>
-              <w:bottom w:val="single" w:sz="4" w:space="0" w:color="8AA0B4"/>
-              <w:right w:val="single" w:sz="4" w:space="0" w:color="8AA0B4"/>
-            </w:tcBorders>
-            <w:shd w:fill="F4D03F" w:val="clear"/>
-          </w:tcPr>
-          <w:p>
-            <w:pPr>
-              <w:spacing w:before="0" w:after="0" w:line="252" w:lineRule="auto"/>
-              <w:jc w:val="center"/>
-            </w:pPr>
-            <w:r/>
-            <w:r>
-              <w:rPr>
-                <w:rFonts w:ascii="Calibri" w:hAnsi="Calibri" w:eastAsia="Calibri"/>
-                <w:b/>
-                <w:color w:val="1A1A1A"/>
-                <w:sz w:val="16"/>
-              </w:rPr>
-              <w:t>4 - Major</w:t>
-            </w:r>
-          </w:p>
-        </w:tc>
-        <w:tc>
-          <w:tcPr>
-            <w:tcW w:type="dxa" w:w="2721"/>
-            <w:vAlign w:val="center"/>
-            <w:tcMar>
-              <w:top w:w="40" w:type="dxa"/>
-              <w:left w:w="60" w:type="dxa"/>
-              <w:bottom w:w="40" w:type="dxa"/>
-              <w:right w:w="60" w:type="dxa"/>
-            </w:tcMar>
-            <w:tcBorders>
-              <w:top w:val="single" w:sz="4" w:space="0" w:color="8AA0B4"/>
-              <w:left w:val="single" w:sz="4" w:space="0" w:color="8AA0B4"/>
-              <w:bottom w:val="single" w:sz="4" w:space="0" w:color="8AA0B4"/>
-              <w:right w:val="single" w:sz="4" w:space="0" w:color="8AA0B4"/>
-            </w:tcBorders>
-            <w:shd w:fill="FFFFFF" w:val="clear"/>
-          </w:tcPr>
-          <w:p>
-            <w:pPr>
-              <w:spacing w:before="0" w:after="0" w:line="252" w:lineRule="auto"/>
-              <w:jc w:val="left"/>
-            </w:pPr>
-            <w:r/>
-            <w:r>
-              <w:rPr>
-                <w:rFonts w:ascii="Calibri" w:hAnsi="Calibri" w:eastAsia="Calibri"/>
-                <w:b w:val="0"/>
-                <w:color w:val="1A1A1A"/>
-                <w:sz w:val="16"/>
-              </w:rPr>
-              <w:t>Clients making financial or operational decisions on outdated or incorrect data. Acute during close.</w:t>
-            </w:r>
-          </w:p>
-        </w:tc>
-        <w:tc>
-          <w:tcPr>
-            <w:tcW w:type="dxa" w:w="1814"/>
-            <w:vAlign w:val="center"/>
-            <w:tcMar>
-              <w:top w:w="40" w:type="dxa"/>
-              <w:left w:w="60" w:type="dxa"/>
-              <w:bottom w:w="40" w:type="dxa"/>
-              <w:right w:w="60" w:type="dxa"/>
-            </w:tcMar>
-            <w:tcBorders>
-              <w:top w:val="single" w:sz="4" w:space="0" w:color="8AA0B4"/>
-              <w:left w:val="single" w:sz="4" w:space="0" w:color="8AA0B4"/>
-              <w:bottom w:val="single" w:sz="4" w:space="0" w:color="8AA0B4"/>
-              <w:right w:val="single" w:sz="4" w:space="0" w:color="8AA0B4"/>
-            </w:tcBorders>
-            <w:shd w:fill="F4D03F" w:val="clear"/>
-          </w:tcPr>
-          <w:p>
-            <w:pPr>
-              <w:spacing w:before="0" w:after="0" w:line="252" w:lineRule="auto"/>
-              <w:jc w:val="center"/>
-            </w:pPr>
-            <w:r/>
-            <w:r>
-              <w:rPr>
-                <w:rFonts w:ascii="Calibri" w:hAnsi="Calibri" w:eastAsia="Calibri"/>
-                <w:b/>
-                <w:color w:val="1A1A1A"/>
-                <w:sz w:val="16"/>
-              </w:rPr>
-              <w:t>4 - Major</w:t>
-            </w:r>
-          </w:p>
-        </w:tc>
-        <w:tc>
-          <w:tcPr>
-            <w:tcW w:type="dxa" w:w="1247"/>
-            <w:vAlign w:val="center"/>
-            <w:tcMar>
-              <w:top w:w="40" w:type="dxa"/>
-              <w:left w:w="60" w:type="dxa"/>
-              <w:bottom w:w="40" w:type="dxa"/>
-              <w:right w:w="60" w:type="dxa"/>
-            </w:tcMar>
-            <w:tcBorders>
-              <w:top w:val="single" w:sz="4" w:space="0" w:color="8AA0B4"/>
-              <w:left w:val="single" w:sz="4" w:space="0" w:color="8AA0B4"/>
-              <w:bottom w:val="single" w:sz="4" w:space="0" w:color="8AA0B4"/>
-              <w:right w:val="single" w:sz="4" w:space="0" w:color="8AA0B4"/>
-            </w:tcBorders>
-            <w:shd w:fill="FFFFFF" w:val="clear"/>
-          </w:tcPr>
-          <w:p>
-            <w:pPr>
-              <w:spacing w:before="0" w:after="0" w:line="252" w:lineRule="auto"/>
-              <w:jc w:val="center"/>
-            </w:pPr>
-            <w:r/>
-            <w:r>
-              <w:rPr>
-                <w:rFonts w:ascii="Calibri" w:hAnsi="Calibri" w:eastAsia="Calibri"/>
-                <w:b w:val="0"/>
-                <w:color w:val="1A1A1A"/>
-                <w:sz w:val="16"/>
-              </w:rPr>
-              <w:t>72</w:t>
-            </w:r>
-          </w:p>
-        </w:tc>
-        <w:tc>
-          <w:tcPr>
-            <w:tcW w:type="dxa" w:w="1247"/>
-            <w:vAlign w:val="center"/>
-            <w:tcMar>
-              <w:top w:w="40" w:type="dxa"/>
-              <w:left w:w="60" w:type="dxa"/>
-              <w:bottom w:w="40" w:type="dxa"/>
-              <w:right w:w="60" w:type="dxa"/>
-            </w:tcMar>
-            <w:tcBorders>
-              <w:top w:val="single" w:sz="4" w:space="0" w:color="8AA0B4"/>
-              <w:left w:val="single" w:sz="4" w:space="0" w:color="8AA0B4"/>
-              <w:bottom w:val="single" w:sz="4" w:space="0" w:color="8AA0B4"/>
-              <w:right w:val="single" w:sz="4" w:space="0" w:color="8AA0B4"/>
-            </w:tcBorders>
-            <w:shd w:fill="FFFFFF" w:val="clear"/>
-          </w:tcPr>
-          <w:p>
-            <w:pPr>
-              <w:spacing w:before="0" w:after="0" w:line="252" w:lineRule="auto"/>
-              <w:jc w:val="center"/>
-            </w:pPr>
-            <w:r/>
-            <w:r>
-              <w:rPr>
-                <w:rFonts w:ascii="Calibri" w:hAnsi="Calibri" w:eastAsia="Calibri"/>
-                <w:b w:val="0"/>
-                <w:color w:val="1A1A1A"/>
-                <w:sz w:val="16"/>
-              </w:rPr>
-              <w:t>8</w:t>
-            </w:r>
-          </w:p>
-        </w:tc>
-        <w:tc>
-          <w:tcPr>
-            <w:tcW w:type="dxa" w:w="1304"/>
-            <w:vAlign w:val="center"/>
-            <w:tcMar>
-              <w:top w:w="40" w:type="dxa"/>
-              <w:left w:w="60" w:type="dxa"/>
-              <w:bottom w:w="40" w:type="dxa"/>
-              <w:right w:w="60" w:type="dxa"/>
-            </w:tcMar>
-            <w:tcBorders>
-              <w:top w:val="single" w:sz="4" w:space="0" w:color="8AA0B4"/>
-              <w:left w:val="single" w:sz="4" w:space="0" w:color="8AA0B4"/>
-              <w:bottom w:val="single" w:sz="4" w:space="0" w:color="8AA0B4"/>
-              <w:right w:val="single" w:sz="4" w:space="0" w:color="8AA0B4"/>
-            </w:tcBorders>
-            <w:shd w:fill="FFFFFF" w:val="clear"/>
-          </w:tcPr>
-          <w:p>
-            <w:pPr>
-              <w:spacing w:before="0" w:after="0" w:line="252" w:lineRule="auto"/>
-              <w:jc w:val="center"/>
-            </w:pPr>
-            <w:r/>
-            <w:r>
-              <w:rPr>
-                <w:rFonts w:ascii="Calibri" w:hAnsi="Calibri" w:eastAsia="Calibri"/>
-                <w:b w:val="0"/>
-                <w:color w:val="1A1A1A"/>
-                <w:sz w:val="16"/>
-              </w:rPr>
-              <w:t>1 hour</w:t>
-            </w:r>
-          </w:p>
-        </w:tc>
-      </w:tr>
-      <w:tr>
-        <w:trPr>
-          <w:trHeight w:val="1162"/>
-        </w:trPr>
-        <w:tc>
-          <w:tcPr>
-            <w:tcW w:type="dxa" w:w="1928"/>
-            <w:vAlign w:val="center"/>
-            <w:tcMar>
-              <w:top w:w="40" w:type="dxa"/>
-              <w:left w:w="60" w:type="dxa"/>
-              <w:bottom w:w="40" w:type="dxa"/>
-              <w:right w:w="60" w:type="dxa"/>
-            </w:tcMar>
-            <w:tcBorders>
-              <w:top w:val="single" w:sz="4" w:space="0" w:color="8AA0B4"/>
-              <w:left w:val="single" w:sz="4" w:space="0" w:color="8AA0B4"/>
-              <w:bottom w:val="single" w:sz="4" w:space="0" w:color="8AA0B4"/>
-              <w:right w:val="single" w:sz="4" w:space="0" w:color="8AA0B4"/>
-            </w:tcBorders>
-            <w:shd w:fill="F4F7FA" w:val="clear"/>
-          </w:tcPr>
-          <w:p>
-            <w:pPr>
-              <w:spacing w:before="0" w:after="0" w:line="252" w:lineRule="auto"/>
-              <w:jc w:val="left"/>
-            </w:pPr>
-            <w:r/>
-            <w:r>
-              <w:rPr>
-                <w:rFonts w:ascii="Calibri" w:hAnsi="Calibri" w:eastAsia="Calibri"/>
-                <w:b/>
-                <w:color w:val="1A1A1A"/>
-                <w:sz w:val="16"/>
-              </w:rPr>
-              <w:t>Production Support &amp; Troubleshooting</w:t>
-            </w:r>
-          </w:p>
-        </w:tc>
-        <w:tc>
-          <w:tcPr>
-            <w:tcW w:type="dxa" w:w="2608"/>
-            <w:vAlign w:val="center"/>
-            <w:tcMar>
-              <w:top w:w="40" w:type="dxa"/>
-              <w:left w:w="60" w:type="dxa"/>
-              <w:bottom w:w="40" w:type="dxa"/>
-              <w:right w:w="60" w:type="dxa"/>
-            </w:tcMar>
-            <w:tcBorders>
-              <w:top w:val="single" w:sz="4" w:space="0" w:color="8AA0B4"/>
-              <w:left w:val="single" w:sz="4" w:space="0" w:color="8AA0B4"/>
-              <w:bottom w:val="single" w:sz="4" w:space="0" w:color="8AA0B4"/>
-              <w:right w:val="single" w:sz="4" w:space="0" w:color="8AA0B4"/>
-            </w:tcBorders>
-            <w:shd w:fill="F4F7FA" w:val="clear"/>
-          </w:tcPr>
-          <w:p>
-            <w:pPr>
-              <w:spacing w:before="0" w:after="0" w:line="252" w:lineRule="auto"/>
-              <w:jc w:val="left"/>
-            </w:pPr>
-            <w:r/>
-            <w:r>
-              <w:rPr>
-                <w:rFonts w:ascii="Calibri" w:hAnsi="Calibri" w:eastAsia="Calibri"/>
-                <w:b w:val="0"/>
-                <w:color w:val="1A1A1A"/>
-                <w:sz w:val="16"/>
-              </w:rPr>
-              <w:t>Unauthorized production changes or service disruption from inadequately controlled support activities</w:t>
-            </w:r>
-          </w:p>
-        </w:tc>
-        <w:tc>
-          <w:tcPr>
-            <w:tcW w:type="dxa" w:w="1701"/>
-            <w:vAlign w:val="center"/>
-            <w:tcMar>
-              <w:top w:w="40" w:type="dxa"/>
-              <w:left w:w="60" w:type="dxa"/>
-              <w:bottom w:w="40" w:type="dxa"/>
-              <w:right w:w="60" w:type="dxa"/>
-            </w:tcMar>
-            <w:tcBorders>
-              <w:top w:val="single" w:sz="4" w:space="0" w:color="8AA0B4"/>
-              <w:left w:val="single" w:sz="4" w:space="0" w:color="8AA0B4"/>
-              <w:bottom w:val="single" w:sz="4" w:space="0" w:color="8AA0B4"/>
-              <w:right w:val="single" w:sz="4" w:space="0" w:color="8AA0B4"/>
-            </w:tcBorders>
-            <w:shd w:fill="F4D03F" w:val="clear"/>
-          </w:tcPr>
-          <w:p>
-            <w:pPr>
-              <w:spacing w:before="0" w:after="0" w:line="252" w:lineRule="auto"/>
-              <w:jc w:val="center"/>
-            </w:pPr>
-            <w:r/>
-            <w:r>
-              <w:rPr>
-                <w:rFonts w:ascii="Calibri" w:hAnsi="Calibri" w:eastAsia="Calibri"/>
-                <w:b/>
-                <w:color w:val="1A1A1A"/>
-                <w:sz w:val="16"/>
-              </w:rPr>
-              <w:t>4 - Major</w:t>
-            </w:r>
-          </w:p>
-        </w:tc>
-        <w:tc>
-          <w:tcPr>
-            <w:tcW w:type="dxa" w:w="3061"/>
-            <w:vAlign w:val="center"/>
-            <w:tcMar>
-              <w:top w:w="40" w:type="dxa"/>
-              <w:left w:w="60" w:type="dxa"/>
-              <w:bottom w:w="40" w:type="dxa"/>
-              <w:right w:w="60" w:type="dxa"/>
-            </w:tcMar>
-            <w:tcBorders>
-              <w:top w:val="single" w:sz="4" w:space="0" w:color="8AA0B4"/>
-              <w:left w:val="single" w:sz="4" w:space="0" w:color="8AA0B4"/>
-              <w:bottom w:val="single" w:sz="4" w:space="0" w:color="8AA0B4"/>
-              <w:right w:val="single" w:sz="4" w:space="0" w:color="8AA0B4"/>
-            </w:tcBorders>
-            <w:shd w:fill="F4F7FA" w:val="clear"/>
-          </w:tcPr>
-          <w:p>
-            <w:pPr>
-              <w:spacing w:before="0" w:after="0" w:line="252" w:lineRule="auto"/>
-              <w:jc w:val="left"/>
-            </w:pPr>
-            <w:r/>
-            <w:r>
-              <w:rPr>
-                <w:rFonts w:ascii="Calibri" w:hAnsi="Calibri" w:eastAsia="Calibri"/>
-                <w:b w:val="0"/>
-                <w:color w:val="1A1A1A"/>
-                <w:sz w:val="16"/>
-              </w:rPr>
-              <w:t>Clients cannot get production issues resolved for a week. Business-critical faults persist, escalations peak, and SLA breach plus reputational damage are likely; contract risk follows.</w:t>
-            </w:r>
-          </w:p>
-        </w:tc>
-        <w:tc>
-          <w:tcPr>
-            <w:tcW w:type="dxa" w:w="1701"/>
-            <w:vAlign w:val="center"/>
-            <w:tcMar>
-              <w:top w:w="40" w:type="dxa"/>
-              <w:left w:w="60" w:type="dxa"/>
-              <w:bottom w:w="40" w:type="dxa"/>
-              <w:right w:w="60" w:type="dxa"/>
-            </w:tcMar>
-            <w:tcBorders>
-              <w:top w:val="single" w:sz="4" w:space="0" w:color="8AA0B4"/>
-              <w:left w:val="single" w:sz="4" w:space="0" w:color="8AA0B4"/>
-              <w:bottom w:val="single" w:sz="4" w:space="0" w:color="8AA0B4"/>
-              <w:right w:val="single" w:sz="4" w:space="0" w:color="8AA0B4"/>
-            </w:tcBorders>
-            <w:shd w:fill="C0392B" w:val="clear"/>
-          </w:tcPr>
-          <w:p>
-            <w:pPr>
-              <w:spacing w:before="0" w:after="0" w:line="252" w:lineRule="auto"/>
-              <w:jc w:val="center"/>
-            </w:pPr>
-            <w:r/>
-            <w:r>
-              <w:rPr>
-                <w:rFonts w:ascii="Calibri" w:hAnsi="Calibri" w:eastAsia="Calibri"/>
-                <w:b/>
-                <w:color w:val="FFFFFF"/>
-                <w:sz w:val="16"/>
-              </w:rPr>
-              <w:t>5 - Critical</w:t>
-            </w:r>
-          </w:p>
-        </w:tc>
-        <w:tc>
-          <w:tcPr>
-            <w:tcW w:type="dxa" w:w="2721"/>
-            <w:vAlign w:val="center"/>
-            <w:tcMar>
-              <w:top w:w="40" w:type="dxa"/>
-              <w:left w:w="60" w:type="dxa"/>
-              <w:bottom w:w="40" w:type="dxa"/>
-              <w:right w:w="60" w:type="dxa"/>
-            </w:tcMar>
-            <w:tcBorders>
-              <w:top w:val="single" w:sz="4" w:space="0" w:color="8AA0B4"/>
-              <w:left w:val="single" w:sz="4" w:space="0" w:color="8AA0B4"/>
-              <w:bottom w:val="single" w:sz="4" w:space="0" w:color="8AA0B4"/>
-              <w:right w:val="single" w:sz="4" w:space="0" w:color="8AA0B4"/>
-            </w:tcBorders>
-            <w:shd w:fill="F4F7FA" w:val="clear"/>
-          </w:tcPr>
-          <w:p>
-            <w:pPr>
-              <w:spacing w:before="0" w:after="0" w:line="252" w:lineRule="auto"/>
-              <w:jc w:val="left"/>
-            </w:pPr>
-            <w:r/>
-            <w:r>
-              <w:rPr>
-                <w:rFonts w:ascii="Calibri" w:hAnsi="Calibri" w:eastAsia="Calibri"/>
-                <w:b w:val="0"/>
-                <w:color w:val="1A1A1A"/>
-                <w:sz w:val="16"/>
-              </w:rPr>
-              <w:t>Direct — live client operations disrupted without technical support. Highest exposure for accounts running critical reports at close.</w:t>
-            </w:r>
-          </w:p>
-        </w:tc>
-        <w:tc>
-          <w:tcPr>
-            <w:tcW w:type="dxa" w:w="1814"/>
-            <w:vAlign w:val="center"/>
-            <w:tcMar>
-              <w:top w:w="40" w:type="dxa"/>
-              <w:left w:w="60" w:type="dxa"/>
-              <w:bottom w:w="40" w:type="dxa"/>
-              <w:right w:w="60" w:type="dxa"/>
-            </w:tcMar>
-            <w:tcBorders>
-              <w:top w:val="single" w:sz="4" w:space="0" w:color="8AA0B4"/>
-              <w:left w:val="single" w:sz="4" w:space="0" w:color="8AA0B4"/>
-              <w:bottom w:val="single" w:sz="4" w:space="0" w:color="8AA0B4"/>
-              <w:right w:val="single" w:sz="4" w:space="0" w:color="8AA0B4"/>
-            </w:tcBorders>
-            <w:shd w:fill="C0392B" w:val="clear"/>
-          </w:tcPr>
-          <w:p>
-            <w:pPr>
-              <w:spacing w:before="0" w:after="0" w:line="252" w:lineRule="auto"/>
-              <w:jc w:val="center"/>
-            </w:pPr>
-            <w:r/>
-            <w:r>
-              <w:rPr>
-                <w:rFonts w:ascii="Calibri" w:hAnsi="Calibri" w:eastAsia="Calibri"/>
-                <w:b/>
-                <w:color w:val="FFFFFF"/>
-                <w:sz w:val="16"/>
-              </w:rPr>
-              <w:t>5 - Critical</w:t>
-            </w:r>
-          </w:p>
-        </w:tc>
-        <w:tc>
-          <w:tcPr>
-            <w:tcW w:type="dxa" w:w="1247"/>
-            <w:vAlign w:val="center"/>
-            <w:tcMar>
-              <w:top w:w="40" w:type="dxa"/>
-              <w:left w:w="60" w:type="dxa"/>
-              <w:bottom w:w="40" w:type="dxa"/>
-              <w:right w:w="60" w:type="dxa"/>
-            </w:tcMar>
-            <w:tcBorders>
-              <w:top w:val="single" w:sz="4" w:space="0" w:color="8AA0B4"/>
-              <w:left w:val="single" w:sz="4" w:space="0" w:color="8AA0B4"/>
-              <w:bottom w:val="single" w:sz="4" w:space="0" w:color="8AA0B4"/>
-              <w:right w:val="single" w:sz="4" w:space="0" w:color="8AA0B4"/>
-            </w:tcBorders>
-            <w:shd w:fill="F4F7FA" w:val="clear"/>
-          </w:tcPr>
-          <w:p>
-            <w:pPr>
-              <w:spacing w:before="0" w:after="0" w:line="252" w:lineRule="auto"/>
-              <w:jc w:val="center"/>
-            </w:pPr>
-            <w:r/>
-            <w:r>
-              <w:rPr>
-                <w:rFonts w:ascii="Calibri" w:hAnsi="Calibri" w:eastAsia="Calibri"/>
-                <w:b w:val="0"/>
-                <w:color w:val="1A1A1A"/>
-                <w:sz w:val="16"/>
-              </w:rPr>
-              <w:t>72</w:t>
-            </w:r>
-          </w:p>
-        </w:tc>
-        <w:tc>
-          <w:tcPr>
-            <w:tcW w:type="dxa" w:w="1247"/>
-            <w:vAlign w:val="center"/>
-            <w:tcMar>
-              <w:top w:w="40" w:type="dxa"/>
-              <w:left w:w="60" w:type="dxa"/>
-              <w:bottom w:w="40" w:type="dxa"/>
-              <w:right w:w="60" w:type="dxa"/>
-            </w:tcMar>
-            <w:tcBorders>
-              <w:top w:val="single" w:sz="4" w:space="0" w:color="8AA0B4"/>
-              <w:left w:val="single" w:sz="4" w:space="0" w:color="8AA0B4"/>
-              <w:bottom w:val="single" w:sz="4" w:space="0" w:color="8AA0B4"/>
-              <w:right w:val="single" w:sz="4" w:space="0" w:color="8AA0B4"/>
-            </w:tcBorders>
-            <w:shd w:fill="F4F7FA" w:val="clear"/>
-          </w:tcPr>
-          <w:p>
-            <w:pPr>
-              <w:spacing w:before="0" w:after="0" w:line="252" w:lineRule="auto"/>
-              <w:jc w:val="center"/>
-            </w:pPr>
-            <w:r/>
-            <w:r>
-              <w:rPr>
-                <w:rFonts w:ascii="Calibri" w:hAnsi="Calibri" w:eastAsia="Calibri"/>
-                <w:b w:val="0"/>
-                <w:color w:val="1A1A1A"/>
-                <w:sz w:val="16"/>
-              </w:rPr>
-              <w:t>4</w:t>
-            </w:r>
-          </w:p>
-        </w:tc>
-        <w:tc>
-          <w:tcPr>
-            <w:tcW w:type="dxa" w:w="1304"/>
-            <w:vAlign w:val="center"/>
-            <w:tcMar>
-              <w:top w:w="40" w:type="dxa"/>
-              <w:left w:w="60" w:type="dxa"/>
-              <w:bottom w:w="40" w:type="dxa"/>
-              <w:right w:w="60" w:type="dxa"/>
-            </w:tcMar>
-            <w:tcBorders>
-              <w:top w:val="single" w:sz="4" w:space="0" w:color="8AA0B4"/>
-              <w:left w:val="single" w:sz="4" w:space="0" w:color="8AA0B4"/>
-              <w:bottom w:val="single" w:sz="4" w:space="0" w:color="8AA0B4"/>
-              <w:right w:val="single" w:sz="4" w:space="0" w:color="8AA0B4"/>
-            </w:tcBorders>
-            <w:shd w:fill="F4F7FA" w:val="clear"/>
-          </w:tcPr>
-          <w:p>
-            <w:pPr>
-              <w:spacing w:before="0" w:after="0" w:line="252" w:lineRule="auto"/>
-              <w:jc w:val="center"/>
-            </w:pPr>
-            <w:r/>
-            <w:r>
-              <w:rPr>
-                <w:rFonts w:ascii="Calibri" w:hAnsi="Calibri" w:eastAsia="Calibri"/>
-                <w:b w:val="0"/>
-                <w:color w:val="1A1A1A"/>
-                <w:sz w:val="16"/>
-              </w:rPr>
-              <w:t>1 hour</w:t>
-            </w:r>
-          </w:p>
-        </w:tc>
-      </w:tr>
-      <w:tr>
-        <w:trPr>
-          <w:trHeight w:val="1162"/>
-        </w:trPr>
-        <w:tc>
-          <w:tcPr>
-            <w:tcW w:type="dxa" w:w="1928"/>
-            <w:vAlign w:val="center"/>
-            <w:tcMar>
-              <w:top w:w="40" w:type="dxa"/>
-              <w:left w:w="60" w:type="dxa"/>
-              <w:bottom w:w="40" w:type="dxa"/>
-              <w:right w:w="60" w:type="dxa"/>
-            </w:tcMar>
-            <w:tcBorders>
-              <w:top w:val="single" w:sz="4" w:space="0" w:color="8AA0B4"/>
-              <w:left w:val="single" w:sz="4" w:space="0" w:color="8AA0B4"/>
-              <w:bottom w:val="single" w:sz="4" w:space="0" w:color="8AA0B4"/>
-              <w:right w:val="single" w:sz="4" w:space="0" w:color="8AA0B4"/>
-            </w:tcBorders>
-            <w:shd w:fill="FFFFFF" w:val="clear"/>
-          </w:tcPr>
-          <w:p>
-            <w:pPr>
-              <w:spacing w:before="0" w:after="0" w:line="252" w:lineRule="auto"/>
-              <w:jc w:val="left"/>
-            </w:pPr>
-            <w:r/>
-            <w:r>
-              <w:rPr>
-                <w:rFonts w:ascii="Calibri" w:hAnsi="Calibri" w:eastAsia="Calibri"/>
-                <w:b/>
-                <w:color w:val="1A1A1A"/>
-                <w:sz w:val="16"/>
-              </w:rPr>
-              <w:t>Access &amp; Account Management</w:t>
-            </w:r>
-          </w:p>
-        </w:tc>
-        <w:tc>
-          <w:tcPr>
-            <w:tcW w:type="dxa" w:w="2608"/>
-            <w:vAlign w:val="center"/>
-            <w:tcMar>
-              <w:top w:w="40" w:type="dxa"/>
-              <w:left w:w="60" w:type="dxa"/>
-              <w:bottom w:w="40" w:type="dxa"/>
-              <w:right w:w="60" w:type="dxa"/>
-            </w:tcMar>
-            <w:tcBorders>
-              <w:top w:val="single" w:sz="4" w:space="0" w:color="8AA0B4"/>
-              <w:left w:val="single" w:sz="4" w:space="0" w:color="8AA0B4"/>
-              <w:bottom w:val="single" w:sz="4" w:space="0" w:color="8AA0B4"/>
-              <w:right w:val="single" w:sz="4" w:space="0" w:color="8AA0B4"/>
-            </w:tcBorders>
-            <w:shd w:fill="FFFFFF" w:val="clear"/>
-          </w:tcPr>
-          <w:p>
-            <w:pPr>
-              <w:spacing w:before="0" w:after="0" w:line="252" w:lineRule="auto"/>
-              <w:jc w:val="left"/>
-            </w:pPr>
-            <w:r/>
-            <w:r>
-              <w:rPr>
-                <w:rFonts w:ascii="Calibri" w:hAnsi="Calibri" w:eastAsia="Calibri"/>
-                <w:b w:val="0"/>
-                <w:color w:val="1A1A1A"/>
-                <w:sz w:val="16"/>
-              </w:rPr>
-              <w:t>Excessive privileges or unauthorized access resulting from poorly managed accounts</w:t>
-            </w:r>
-          </w:p>
-        </w:tc>
-        <w:tc>
-          <w:tcPr>
-            <w:tcW w:type="dxa" w:w="1701"/>
-            <w:vAlign w:val="center"/>
-            <w:tcMar>
-              <w:top w:w="40" w:type="dxa"/>
-              <w:left w:w="60" w:type="dxa"/>
-              <w:bottom w:w="40" w:type="dxa"/>
-              <w:right w:w="60" w:type="dxa"/>
-            </w:tcMar>
-            <w:tcBorders>
-              <w:top w:val="single" w:sz="4" w:space="0" w:color="8AA0B4"/>
-              <w:left w:val="single" w:sz="4" w:space="0" w:color="8AA0B4"/>
-              <w:bottom w:val="single" w:sz="4" w:space="0" w:color="8AA0B4"/>
-              <w:right w:val="single" w:sz="4" w:space="0" w:color="8AA0B4"/>
-            </w:tcBorders>
-            <w:shd w:fill="E67E22" w:val="clear"/>
-          </w:tcPr>
-          <w:p>
-            <w:pPr>
-              <w:spacing w:before="0" w:after="0" w:line="252" w:lineRule="auto"/>
-              <w:jc w:val="center"/>
-            </w:pPr>
-            <w:r/>
-            <w:r>
-              <w:rPr>
-                <w:rFonts w:ascii="Calibri" w:hAnsi="Calibri" w:eastAsia="Calibri"/>
-                <w:b/>
-                <w:color w:val="1A1A1A"/>
-                <w:sz w:val="16"/>
-              </w:rPr>
-              <w:t>3 - Moderate</w:t>
-            </w:r>
-          </w:p>
-        </w:tc>
-        <w:tc>
-          <w:tcPr>
-            <w:tcW w:type="dxa" w:w="3061"/>
-            <w:vAlign w:val="center"/>
-            <w:tcMar>
-              <w:top w:w="40" w:type="dxa"/>
-              <w:left w:w="60" w:type="dxa"/>
-              <w:bottom w:w="40" w:type="dxa"/>
-              <w:right w:w="60" w:type="dxa"/>
-            </w:tcMar>
-            <w:tcBorders>
-              <w:top w:val="single" w:sz="4" w:space="0" w:color="8AA0B4"/>
-              <w:left w:val="single" w:sz="4" w:space="0" w:color="8AA0B4"/>
-              <w:bottom w:val="single" w:sz="4" w:space="0" w:color="8AA0B4"/>
-              <w:right w:val="single" w:sz="4" w:space="0" w:color="8AA0B4"/>
-            </w:tcBorders>
-            <w:shd w:fill="FFFFFF" w:val="clear"/>
-          </w:tcPr>
-          <w:p>
-            <w:pPr>
-              <w:spacing w:before="0" w:after="0" w:line="252" w:lineRule="auto"/>
-              <w:jc w:val="left"/>
-            </w:pPr>
-            <w:r/>
-            <w:r>
-              <w:rPr>
-                <w:rFonts w:ascii="Calibri" w:hAnsi="Calibri" w:eastAsia="Calibri"/>
-                <w:b w:val="0"/>
-                <w:color w:val="1A1A1A"/>
-                <w:sz w:val="16"/>
-              </w:rPr>
-              <w:t>Joiner/leaver backlog is a week old. Departed staff retain accounts; new staff and client-support joiners cannot access systems. Segregation-of-duties and excessive-privilege risk grows.</w:t>
-            </w:r>
-          </w:p>
-        </w:tc>
-        <w:tc>
-          <w:tcPr>
-            <w:tcW w:type="dxa" w:w="1701"/>
-            <w:vAlign w:val="center"/>
-            <w:tcMar>
-              <w:top w:w="40" w:type="dxa"/>
-              <w:left w:w="60" w:type="dxa"/>
-              <w:bottom w:w="40" w:type="dxa"/>
-              <w:right w:w="60" w:type="dxa"/>
-            </w:tcMar>
-            <w:tcBorders>
-              <w:top w:val="single" w:sz="4" w:space="0" w:color="8AA0B4"/>
-              <w:left w:val="single" w:sz="4" w:space="0" w:color="8AA0B4"/>
-              <w:bottom w:val="single" w:sz="4" w:space="0" w:color="8AA0B4"/>
-              <w:right w:val="single" w:sz="4" w:space="0" w:color="8AA0B4"/>
-            </w:tcBorders>
-            <w:shd w:fill="F4D03F" w:val="clear"/>
-          </w:tcPr>
-          <w:p>
-            <w:pPr>
-              <w:spacing w:before="0" w:after="0" w:line="252" w:lineRule="auto"/>
-              <w:jc w:val="center"/>
-            </w:pPr>
-            <w:r/>
-            <w:r>
-              <w:rPr>
-                <w:rFonts w:ascii="Calibri" w:hAnsi="Calibri" w:eastAsia="Calibri"/>
-                <w:b/>
-                <w:color w:val="1A1A1A"/>
-                <w:sz w:val="16"/>
-              </w:rPr>
-              <w:t>4 - Major</w:t>
-            </w:r>
-          </w:p>
-        </w:tc>
-        <w:tc>
-          <w:tcPr>
-            <w:tcW w:type="dxa" w:w="2721"/>
-            <w:vAlign w:val="center"/>
-            <w:tcMar>
-              <w:top w:w="40" w:type="dxa"/>
-              <w:left w:w="60" w:type="dxa"/>
-              <w:bottom w:w="40" w:type="dxa"/>
-              <w:right w:w="60" w:type="dxa"/>
-            </w:tcMar>
-            <w:tcBorders>
-              <w:top w:val="single" w:sz="4" w:space="0" w:color="8AA0B4"/>
-              <w:left w:val="single" w:sz="4" w:space="0" w:color="8AA0B4"/>
-              <w:bottom w:val="single" w:sz="4" w:space="0" w:color="8AA0B4"/>
-              <w:right w:val="single" w:sz="4" w:space="0" w:color="8AA0B4"/>
-            </w:tcBorders>
-            <w:shd w:fill="FFFFFF" w:val="clear"/>
-          </w:tcPr>
-          <w:p>
-            <w:pPr>
-              <w:spacing w:before="0" w:after="0" w:line="252" w:lineRule="auto"/>
-              <w:jc w:val="left"/>
-            </w:pPr>
-            <w:r/>
-            <w:r>
-              <w:rPr>
-                <w:rFonts w:ascii="Calibri" w:hAnsi="Calibri" w:eastAsia="Calibri"/>
-                <w:b w:val="0"/>
-                <w:color w:val="1A1A1A"/>
-                <w:sz w:val="16"/>
-              </w:rPr>
-              <w:t>Indirect — unauthorised access path to client environments; staff who serve clients cannot log in.</w:t>
-            </w:r>
-          </w:p>
-        </w:tc>
-        <w:tc>
-          <w:tcPr>
-            <w:tcW w:type="dxa" w:w="1814"/>
-            <w:vAlign w:val="center"/>
-            <w:tcMar>
-              <w:top w:w="40" w:type="dxa"/>
-              <w:left w:w="60" w:type="dxa"/>
-              <w:bottom w:w="40" w:type="dxa"/>
-              <w:right w:w="60" w:type="dxa"/>
-            </w:tcMar>
-            <w:tcBorders>
-              <w:top w:val="single" w:sz="4" w:space="0" w:color="8AA0B4"/>
-              <w:left w:val="single" w:sz="4" w:space="0" w:color="8AA0B4"/>
-              <w:bottom w:val="single" w:sz="4" w:space="0" w:color="8AA0B4"/>
-              <w:right w:val="single" w:sz="4" w:space="0" w:color="8AA0B4"/>
-            </w:tcBorders>
-            <w:shd w:fill="F4D03F" w:val="clear"/>
-          </w:tcPr>
-          <w:p>
-            <w:pPr>
-              <w:spacing w:before="0" w:after="0" w:line="252" w:lineRule="auto"/>
-              <w:jc w:val="center"/>
-            </w:pPr>
-            <w:r/>
-            <w:r>
-              <w:rPr>
-                <w:rFonts w:ascii="Calibri" w:hAnsi="Calibri" w:eastAsia="Calibri"/>
-                <w:b/>
-                <w:color w:val="1A1A1A"/>
-                <w:sz w:val="16"/>
-              </w:rPr>
-              <w:t>4 - Major</w:t>
-            </w:r>
-          </w:p>
-        </w:tc>
-        <w:tc>
-          <w:tcPr>
-            <w:tcW w:type="dxa" w:w="1247"/>
-            <w:vAlign w:val="center"/>
-            <w:tcMar>
-              <w:top w:w="40" w:type="dxa"/>
-              <w:left w:w="60" w:type="dxa"/>
-              <w:bottom w:w="40" w:type="dxa"/>
-              <w:right w:w="60" w:type="dxa"/>
-            </w:tcMar>
-            <w:tcBorders>
-              <w:top w:val="single" w:sz="4" w:space="0" w:color="8AA0B4"/>
-              <w:left w:val="single" w:sz="4" w:space="0" w:color="8AA0B4"/>
-              <w:bottom w:val="single" w:sz="4" w:space="0" w:color="8AA0B4"/>
-              <w:right w:val="single" w:sz="4" w:space="0" w:color="8AA0B4"/>
-            </w:tcBorders>
-            <w:shd w:fill="FFFFFF" w:val="clear"/>
-          </w:tcPr>
-          <w:p>
-            <w:pPr>
-              <w:spacing w:before="0" w:after="0" w:line="252" w:lineRule="auto"/>
-              <w:jc w:val="center"/>
-            </w:pPr>
-            <w:r/>
-            <w:r>
-              <w:rPr>
-                <w:rFonts w:ascii="Calibri" w:hAnsi="Calibri" w:eastAsia="Calibri"/>
-                <w:b w:val="0"/>
-                <w:color w:val="1A1A1A"/>
-                <w:sz w:val="16"/>
-              </w:rPr>
-              <w:t>120</w:t>
-            </w:r>
-          </w:p>
-        </w:tc>
-        <w:tc>
-          <w:tcPr>
-            <w:tcW w:type="dxa" w:w="1247"/>
-            <w:vAlign w:val="center"/>
-            <w:tcMar>
-              <w:top w:w="40" w:type="dxa"/>
-              <w:left w:w="60" w:type="dxa"/>
-              <w:bottom w:w="40" w:type="dxa"/>
-              <w:right w:w="60" w:type="dxa"/>
-            </w:tcMar>
-            <w:tcBorders>
-              <w:top w:val="single" w:sz="4" w:space="0" w:color="8AA0B4"/>
-              <w:left w:val="single" w:sz="4" w:space="0" w:color="8AA0B4"/>
-              <w:bottom w:val="single" w:sz="4" w:space="0" w:color="8AA0B4"/>
-              <w:right w:val="single" w:sz="4" w:space="0" w:color="8AA0B4"/>
-            </w:tcBorders>
-            <w:shd w:fill="FFFFFF" w:val="clear"/>
-          </w:tcPr>
-          <w:p>
-            <w:pPr>
-              <w:spacing w:before="0" w:after="0" w:line="252" w:lineRule="auto"/>
-              <w:jc w:val="center"/>
-            </w:pPr>
-            <w:r/>
-            <w:r>
-              <w:rPr>
-                <w:rFonts w:ascii="Calibri" w:hAnsi="Calibri" w:eastAsia="Calibri"/>
-                <w:b w:val="0"/>
-                <w:color w:val="1A1A1A"/>
-                <w:sz w:val="16"/>
-              </w:rPr>
-              <w:t>24</w:t>
-            </w:r>
-          </w:p>
-        </w:tc>
-        <w:tc>
-          <w:tcPr>
-            <w:tcW w:type="dxa" w:w="1304"/>
-            <w:vAlign w:val="center"/>
-            <w:tcMar>
-              <w:top w:w="40" w:type="dxa"/>
-              <w:left w:w="60" w:type="dxa"/>
-              <w:bottom w:w="40" w:type="dxa"/>
-              <w:right w:w="60" w:type="dxa"/>
-            </w:tcMar>
-            <w:tcBorders>
-              <w:top w:val="single" w:sz="4" w:space="0" w:color="8AA0B4"/>
-              <w:left w:val="single" w:sz="4" w:space="0" w:color="8AA0B4"/>
-              <w:bottom w:val="single" w:sz="4" w:space="0" w:color="8AA0B4"/>
-              <w:right w:val="single" w:sz="4" w:space="0" w:color="8AA0B4"/>
-            </w:tcBorders>
-            <w:shd w:fill="FFFFFF" w:val="clear"/>
-          </w:tcPr>
-          <w:p>
-            <w:pPr>
-              <w:spacing w:before="0" w:after="0" w:line="252" w:lineRule="auto"/>
-              <w:jc w:val="center"/>
-            </w:pPr>
-            <w:r/>
-            <w:r>
-              <w:rPr>
-                <w:rFonts w:ascii="Calibri" w:hAnsi="Calibri" w:eastAsia="Calibri"/>
-                <w:b w:val="0"/>
-                <w:color w:val="1A1A1A"/>
-                <w:sz w:val="16"/>
-              </w:rPr>
-              <w:t>1 business day</w:t>
-            </w:r>
-          </w:p>
-        </w:tc>
-      </w:tr>
-      <w:tr>
-        <w:trPr>
-          <w:trHeight w:val="1162"/>
-        </w:trPr>
-        <w:tc>
-          <w:tcPr>
-            <w:tcW w:type="dxa" w:w="1928"/>
-            <w:vAlign w:val="center"/>
-            <w:tcMar>
-              <w:top w:w="40" w:type="dxa"/>
-              <w:left w:w="60" w:type="dxa"/>
-              <w:bottom w:w="40" w:type="dxa"/>
-              <w:right w:w="60" w:type="dxa"/>
-            </w:tcMar>
-            <w:tcBorders>
-              <w:top w:val="single" w:sz="4" w:space="0" w:color="8AA0B4"/>
-              <w:left w:val="single" w:sz="4" w:space="0" w:color="8AA0B4"/>
-              <w:bottom w:val="single" w:sz="4" w:space="0" w:color="8AA0B4"/>
-              <w:right w:val="single" w:sz="4" w:space="0" w:color="8AA0B4"/>
-            </w:tcBorders>
-            <w:shd w:fill="F4F7FA" w:val="clear"/>
-          </w:tcPr>
-          <w:p>
-            <w:pPr>
-              <w:spacing w:before="0" w:after="0" w:line="252" w:lineRule="auto"/>
-              <w:jc w:val="left"/>
-            </w:pPr>
-            <w:r/>
-            <w:r>
-              <w:rPr>
-                <w:rFonts w:ascii="Calibri" w:hAnsi="Calibri" w:eastAsia="Calibri"/>
-                <w:b/>
-                <w:color w:val="1A1A1A"/>
-                <w:sz w:val="16"/>
-              </w:rPr>
-              <w:t>Release Management</w:t>
-            </w:r>
-          </w:p>
-        </w:tc>
-        <w:tc>
-          <w:tcPr>
-            <w:tcW w:type="dxa" w:w="2608"/>
-            <w:vAlign w:val="center"/>
-            <w:tcMar>
-              <w:top w:w="40" w:type="dxa"/>
-              <w:left w:w="60" w:type="dxa"/>
-              <w:bottom w:w="40" w:type="dxa"/>
-              <w:right w:w="60" w:type="dxa"/>
-            </w:tcMar>
-            <w:tcBorders>
-              <w:top w:val="single" w:sz="4" w:space="0" w:color="8AA0B4"/>
-              <w:left w:val="single" w:sz="4" w:space="0" w:color="8AA0B4"/>
-              <w:bottom w:val="single" w:sz="4" w:space="0" w:color="8AA0B4"/>
-              <w:right w:val="single" w:sz="4" w:space="0" w:color="8AA0B4"/>
-            </w:tcBorders>
-            <w:shd w:fill="F4F7FA" w:val="clear"/>
-          </w:tcPr>
-          <w:p>
-            <w:pPr>
-              <w:spacing w:before="0" w:after="0" w:line="252" w:lineRule="auto"/>
-              <w:jc w:val="left"/>
-            </w:pPr>
-            <w:r/>
-            <w:r>
-              <w:rPr>
-                <w:rFonts w:ascii="Calibri" w:hAnsi="Calibri" w:eastAsia="Calibri"/>
-                <w:b w:val="0"/>
-                <w:color w:val="1A1A1A"/>
-                <w:sz w:val="16"/>
-              </w:rPr>
-              <w:t>Unauthorized or inadequately validated releases reaching production</w:t>
-            </w:r>
-          </w:p>
-        </w:tc>
-        <w:tc>
-          <w:tcPr>
-            <w:tcW w:type="dxa" w:w="1701"/>
-            <w:vAlign w:val="center"/>
-            <w:tcMar>
-              <w:top w:w="40" w:type="dxa"/>
-              <w:left w:w="60" w:type="dxa"/>
-              <w:bottom w:w="40" w:type="dxa"/>
-              <w:right w:w="60" w:type="dxa"/>
-            </w:tcMar>
-            <w:tcBorders>
-              <w:top w:val="single" w:sz="4" w:space="0" w:color="8AA0B4"/>
-              <w:left w:val="single" w:sz="4" w:space="0" w:color="8AA0B4"/>
-              <w:bottom w:val="single" w:sz="4" w:space="0" w:color="8AA0B4"/>
-              <w:right w:val="single" w:sz="4" w:space="0" w:color="8AA0B4"/>
-            </w:tcBorders>
-            <w:shd w:fill="E67E22" w:val="clear"/>
-          </w:tcPr>
-          <w:p>
-            <w:pPr>
-              <w:spacing w:before="0" w:after="0" w:line="252" w:lineRule="auto"/>
-              <w:jc w:val="center"/>
-            </w:pPr>
-            <w:r/>
-            <w:r>
-              <w:rPr>
-                <w:rFonts w:ascii="Calibri" w:hAnsi="Calibri" w:eastAsia="Calibri"/>
-                <w:b/>
-                <w:color w:val="1A1A1A"/>
-                <w:sz w:val="16"/>
-              </w:rPr>
-              <w:t>3 - Moderate</w:t>
-            </w:r>
-          </w:p>
-        </w:tc>
-        <w:tc>
-          <w:tcPr>
-            <w:tcW w:type="dxa" w:w="3061"/>
-            <w:vAlign w:val="center"/>
-            <w:tcMar>
-              <w:top w:w="40" w:type="dxa"/>
-              <w:left w:w="60" w:type="dxa"/>
-              <w:bottom w:w="40" w:type="dxa"/>
-              <w:right w:w="60" w:type="dxa"/>
-            </w:tcMar>
-            <w:tcBorders>
-              <w:top w:val="single" w:sz="4" w:space="0" w:color="8AA0B4"/>
-              <w:left w:val="single" w:sz="4" w:space="0" w:color="8AA0B4"/>
-              <w:bottom w:val="single" w:sz="4" w:space="0" w:color="8AA0B4"/>
-              <w:right w:val="single" w:sz="4" w:space="0" w:color="8AA0B4"/>
-            </w:tcBorders>
-            <w:shd w:fill="F4F7FA" w:val="clear"/>
-          </w:tcPr>
-          <w:p>
-            <w:pPr>
-              <w:spacing w:before="0" w:after="0" w:line="252" w:lineRule="auto"/>
-              <w:jc w:val="left"/>
-            </w:pPr>
-            <w:r/>
-            <w:r>
-              <w:rPr>
-                <w:rFonts w:ascii="Calibri" w:hAnsi="Calibri" w:eastAsia="Calibri"/>
-                <w:b w:val="0"/>
-                <w:color w:val="1A1A1A"/>
-                <w:sz w:val="16"/>
-              </w:rPr>
-              <w:t>Client-communicated release dates are missed and must be re-negotiated. Coordination is lost — either an unvalidated release reaches production, or all releases freeze.</w:t>
-            </w:r>
-          </w:p>
-        </w:tc>
-        <w:tc>
-          <w:tcPr>
-            <w:tcW w:type="dxa" w:w="1701"/>
-            <w:vAlign w:val="center"/>
-            <w:tcMar>
-              <w:top w:w="40" w:type="dxa"/>
-              <w:left w:w="60" w:type="dxa"/>
-              <w:bottom w:w="40" w:type="dxa"/>
-              <w:right w:w="60" w:type="dxa"/>
-            </w:tcMar>
-            <w:tcBorders>
-              <w:top w:val="single" w:sz="4" w:space="0" w:color="8AA0B4"/>
-              <w:left w:val="single" w:sz="4" w:space="0" w:color="8AA0B4"/>
-              <w:bottom w:val="single" w:sz="4" w:space="0" w:color="8AA0B4"/>
-              <w:right w:val="single" w:sz="4" w:space="0" w:color="8AA0B4"/>
-            </w:tcBorders>
-            <w:shd w:fill="F4D03F" w:val="clear"/>
-          </w:tcPr>
-          <w:p>
-            <w:pPr>
-              <w:spacing w:before="0" w:after="0" w:line="252" w:lineRule="auto"/>
-              <w:jc w:val="center"/>
-            </w:pPr>
-            <w:r/>
-            <w:r>
-              <w:rPr>
-                <w:rFonts w:ascii="Calibri" w:hAnsi="Calibri" w:eastAsia="Calibri"/>
-                <w:b/>
-                <w:color w:val="1A1A1A"/>
-                <w:sz w:val="16"/>
-              </w:rPr>
-              <w:t>4 - Major</w:t>
-            </w:r>
-          </w:p>
-        </w:tc>
-        <w:tc>
-          <w:tcPr>
-            <w:tcW w:type="dxa" w:w="2721"/>
-            <w:vAlign w:val="center"/>
-            <w:tcMar>
-              <w:top w:w="40" w:type="dxa"/>
-              <w:left w:w="60" w:type="dxa"/>
-              <w:bottom w:w="40" w:type="dxa"/>
-              <w:right w:w="60" w:type="dxa"/>
-            </w:tcMar>
-            <w:tcBorders>
-              <w:top w:val="single" w:sz="4" w:space="0" w:color="8AA0B4"/>
-              <w:left w:val="single" w:sz="4" w:space="0" w:color="8AA0B4"/>
-              <w:bottom w:val="single" w:sz="4" w:space="0" w:color="8AA0B4"/>
-              <w:right w:val="single" w:sz="4" w:space="0" w:color="8AA0B4"/>
-            </w:tcBorders>
-            <w:shd w:fill="F4F7FA" w:val="clear"/>
-          </w:tcPr>
-          <w:p>
-            <w:pPr>
-              <w:spacing w:before="0" w:after="0" w:line="252" w:lineRule="auto"/>
-              <w:jc w:val="left"/>
-            </w:pPr>
-            <w:r/>
-            <w:r>
-              <w:rPr>
-                <w:rFonts w:ascii="Calibri" w:hAnsi="Calibri" w:eastAsia="Calibri"/>
-                <w:b w:val="0"/>
-                <w:color w:val="1A1A1A"/>
-                <w:sz w:val="16"/>
-              </w:rPr>
-              <w:t>Missed agreed release date; requires formal client notification and re-scheduling. Live service usually continues.</w:t>
-            </w:r>
-          </w:p>
-        </w:tc>
-        <w:tc>
-          <w:tcPr>
-            <w:tcW w:type="dxa" w:w="1814"/>
-            <w:vAlign w:val="center"/>
-            <w:tcMar>
-              <w:top w:w="40" w:type="dxa"/>
-              <w:left w:w="60" w:type="dxa"/>
-              <w:bottom w:w="40" w:type="dxa"/>
-              <w:right w:w="60" w:type="dxa"/>
-            </w:tcMar>
-            <w:tcBorders>
-              <w:top w:val="single" w:sz="4" w:space="0" w:color="8AA0B4"/>
-              <w:left w:val="single" w:sz="4" w:space="0" w:color="8AA0B4"/>
-              <w:bottom w:val="single" w:sz="4" w:space="0" w:color="8AA0B4"/>
-              <w:right w:val="single" w:sz="4" w:space="0" w:color="8AA0B4"/>
-            </w:tcBorders>
-            <w:shd w:fill="F4D03F" w:val="clear"/>
-          </w:tcPr>
-          <w:p>
-            <w:pPr>
-              <w:spacing w:before="0" w:after="0" w:line="252" w:lineRule="auto"/>
-              <w:jc w:val="center"/>
-            </w:pPr>
-            <w:r/>
-            <w:r>
-              <w:rPr>
-                <w:rFonts w:ascii="Calibri" w:hAnsi="Calibri" w:eastAsia="Calibri"/>
-                <w:b/>
-                <w:color w:val="1A1A1A"/>
-                <w:sz w:val="16"/>
-              </w:rPr>
-              <w:t>4 - Major</w:t>
-            </w:r>
-          </w:p>
-        </w:tc>
-        <w:tc>
-          <w:tcPr>
-            <w:tcW w:type="dxa" w:w="1247"/>
-            <w:vAlign w:val="center"/>
-            <w:tcMar>
-              <w:top w:w="40" w:type="dxa"/>
-              <w:left w:w="60" w:type="dxa"/>
-              <w:bottom w:w="40" w:type="dxa"/>
-              <w:right w:w="60" w:type="dxa"/>
-            </w:tcMar>
-            <w:tcBorders>
-              <w:top w:val="single" w:sz="4" w:space="0" w:color="8AA0B4"/>
-              <w:left w:val="single" w:sz="4" w:space="0" w:color="8AA0B4"/>
-              <w:bottom w:val="single" w:sz="4" w:space="0" w:color="8AA0B4"/>
-              <w:right w:val="single" w:sz="4" w:space="0" w:color="8AA0B4"/>
-            </w:tcBorders>
-            <w:shd w:fill="F4F7FA" w:val="clear"/>
-          </w:tcPr>
-          <w:p>
-            <w:pPr>
-              <w:spacing w:before="0" w:after="0" w:line="252" w:lineRule="auto"/>
-              <w:jc w:val="center"/>
-            </w:pPr>
-            <w:r/>
-            <w:r>
-              <w:rPr>
-                <w:rFonts w:ascii="Calibri" w:hAnsi="Calibri" w:eastAsia="Calibri"/>
-                <w:b w:val="0"/>
-                <w:color w:val="1A1A1A"/>
-                <w:sz w:val="16"/>
-              </w:rPr>
-              <w:t>120</w:t>
-            </w:r>
-          </w:p>
-        </w:tc>
-        <w:tc>
-          <w:tcPr>
-            <w:tcW w:type="dxa" w:w="1247"/>
-            <w:vAlign w:val="center"/>
-            <w:tcMar>
-              <w:top w:w="40" w:type="dxa"/>
-              <w:left w:w="60" w:type="dxa"/>
-              <w:bottom w:w="40" w:type="dxa"/>
-              <w:right w:w="60" w:type="dxa"/>
-            </w:tcMar>
-            <w:tcBorders>
-              <w:top w:val="single" w:sz="4" w:space="0" w:color="8AA0B4"/>
-              <w:left w:val="single" w:sz="4" w:space="0" w:color="8AA0B4"/>
-              <w:bottom w:val="single" w:sz="4" w:space="0" w:color="8AA0B4"/>
-              <w:right w:val="single" w:sz="4" w:space="0" w:color="8AA0B4"/>
-            </w:tcBorders>
-            <w:shd w:fill="F4F7FA" w:val="clear"/>
-          </w:tcPr>
-          <w:p>
-            <w:pPr>
-              <w:spacing w:before="0" w:after="0" w:line="252" w:lineRule="auto"/>
-              <w:jc w:val="center"/>
-            </w:pPr>
-            <w:r/>
-            <w:r>
-              <w:rPr>
-                <w:rFonts w:ascii="Calibri" w:hAnsi="Calibri" w:eastAsia="Calibri"/>
-                <w:b w:val="0"/>
-                <w:color w:val="1A1A1A"/>
-                <w:sz w:val="16"/>
-              </w:rPr>
-              <w:t>48</w:t>
-            </w:r>
-          </w:p>
-        </w:tc>
-        <w:tc>
-          <w:tcPr>
-            <w:tcW w:type="dxa" w:w="1304"/>
-            <w:vAlign w:val="center"/>
-            <w:tcMar>
-              <w:top w:w="40" w:type="dxa"/>
-              <w:left w:w="60" w:type="dxa"/>
-              <w:bottom w:w="40" w:type="dxa"/>
-              <w:right w:w="60" w:type="dxa"/>
-            </w:tcMar>
-            <w:tcBorders>
-              <w:top w:val="single" w:sz="4" w:space="0" w:color="8AA0B4"/>
-              <w:left w:val="single" w:sz="4" w:space="0" w:color="8AA0B4"/>
-              <w:bottom w:val="single" w:sz="4" w:space="0" w:color="8AA0B4"/>
-              <w:right w:val="single" w:sz="4" w:space="0" w:color="8AA0B4"/>
-            </w:tcBorders>
-            <w:shd w:fill="F4F7FA" w:val="clear"/>
-          </w:tcPr>
-          <w:p>
-            <w:pPr>
-              <w:spacing w:before="0" w:after="0" w:line="252" w:lineRule="auto"/>
-              <w:jc w:val="center"/>
-            </w:pPr>
-            <w:r/>
-            <w:r>
-              <w:rPr>
-                <w:rFonts w:ascii="Calibri" w:hAnsi="Calibri" w:eastAsia="Calibri"/>
-                <w:b w:val="0"/>
-                <w:color w:val="1A1A1A"/>
-                <w:sz w:val="16"/>
-              </w:rPr>
-              <w:t>N/A</w:t>
-            </w:r>
-          </w:p>
-        </w:tc>
-      </w:tr>
-      <w:tr>
-        <w:trPr>
-          <w:trHeight w:val="1162"/>
-        </w:trPr>
-        <w:tc>
-          <w:tcPr>
-            <w:tcW w:type="dxa" w:w="1928"/>
-            <w:vAlign w:val="center"/>
-            <w:tcMar>
-              <w:top w:w="40" w:type="dxa"/>
-              <w:left w:w="60" w:type="dxa"/>
-              <w:bottom w:w="40" w:type="dxa"/>
-              <w:right w:w="60" w:type="dxa"/>
-            </w:tcMar>
-            <w:tcBorders>
-              <w:top w:val="single" w:sz="4" w:space="0" w:color="8AA0B4"/>
-              <w:left w:val="single" w:sz="4" w:space="0" w:color="8AA0B4"/>
-              <w:bottom w:val="single" w:sz="4" w:space="0" w:color="8AA0B4"/>
-              <w:right w:val="single" w:sz="4" w:space="0" w:color="8AA0B4"/>
-            </w:tcBorders>
-            <w:shd w:fill="FFFFFF" w:val="clear"/>
-          </w:tcPr>
-          <w:p>
-            <w:pPr>
-              <w:spacing w:before="0" w:after="0" w:line="252" w:lineRule="auto"/>
-              <w:jc w:val="left"/>
-            </w:pPr>
-            <w:r/>
-            <w:r>
-              <w:rPr>
-                <w:rFonts w:ascii="Calibri" w:hAnsi="Calibri" w:eastAsia="Calibri"/>
-                <w:b/>
-                <w:color w:val="1A1A1A"/>
-                <w:sz w:val="16"/>
-              </w:rPr>
-              <w:t>Cloud Infrastructure Management</w:t>
-            </w:r>
-          </w:p>
-        </w:tc>
-        <w:tc>
-          <w:tcPr>
-            <w:tcW w:type="dxa" w:w="2608"/>
-            <w:vAlign w:val="center"/>
-            <w:tcMar>
-              <w:top w:w="40" w:type="dxa"/>
-              <w:left w:w="60" w:type="dxa"/>
-              <w:bottom w:w="40" w:type="dxa"/>
-              <w:right w:w="60" w:type="dxa"/>
-            </w:tcMar>
-            <w:tcBorders>
-              <w:top w:val="single" w:sz="4" w:space="0" w:color="8AA0B4"/>
-              <w:left w:val="single" w:sz="4" w:space="0" w:color="8AA0B4"/>
-              <w:bottom w:val="single" w:sz="4" w:space="0" w:color="8AA0B4"/>
-              <w:right w:val="single" w:sz="4" w:space="0" w:color="8AA0B4"/>
-            </w:tcBorders>
-            <w:shd w:fill="FFFFFF" w:val="clear"/>
-          </w:tcPr>
-          <w:p>
-            <w:pPr>
-              <w:spacing w:before="0" w:after="0" w:line="252" w:lineRule="auto"/>
-              <w:jc w:val="left"/>
-            </w:pPr>
-            <w:r/>
-            <w:r>
-              <w:rPr>
-                <w:rFonts w:ascii="Calibri" w:hAnsi="Calibri" w:eastAsia="Calibri"/>
-                <w:b w:val="0"/>
-                <w:color w:val="1A1A1A"/>
-                <w:sz w:val="16"/>
-              </w:rPr>
-              <w:t>Exposed systems, excessive privileges, or unexpected costs from misconfigured cloud infrastructure</w:t>
-            </w:r>
-          </w:p>
-        </w:tc>
-        <w:tc>
-          <w:tcPr>
-            <w:tcW w:type="dxa" w:w="1701"/>
-            <w:vAlign w:val="center"/>
-            <w:tcMar>
-              <w:top w:w="40" w:type="dxa"/>
-              <w:left w:w="60" w:type="dxa"/>
-              <w:bottom w:w="40" w:type="dxa"/>
-              <w:right w:w="60" w:type="dxa"/>
-            </w:tcMar>
-            <w:tcBorders>
-              <w:top w:val="single" w:sz="4" w:space="0" w:color="8AA0B4"/>
-              <w:left w:val="single" w:sz="4" w:space="0" w:color="8AA0B4"/>
-              <w:bottom w:val="single" w:sz="4" w:space="0" w:color="8AA0B4"/>
-              <w:right w:val="single" w:sz="4" w:space="0" w:color="8AA0B4"/>
-            </w:tcBorders>
-            <w:shd w:fill="7FB3D5" w:val="clear"/>
-          </w:tcPr>
-          <w:p>
-            <w:pPr>
-              <w:spacing w:before="0" w:after="0" w:line="252" w:lineRule="auto"/>
-              <w:jc w:val="center"/>
-            </w:pPr>
-            <w:r/>
-            <w:r>
-              <w:rPr>
-                <w:rFonts w:ascii="Calibri" w:hAnsi="Calibri" w:eastAsia="Calibri"/>
-                <w:b/>
-                <w:color w:val="1A1A1A"/>
-                <w:sz w:val="16"/>
-              </w:rPr>
-              <w:t>2 - Minor</w:t>
-            </w:r>
-          </w:p>
-        </w:tc>
-        <w:tc>
-          <w:tcPr>
-            <w:tcW w:type="dxa" w:w="3061"/>
-            <w:vAlign w:val="center"/>
-            <w:tcMar>
-              <w:top w:w="40" w:type="dxa"/>
-              <w:left w:w="60" w:type="dxa"/>
-              <w:bottom w:w="40" w:type="dxa"/>
-              <w:right w:w="60" w:type="dxa"/>
-            </w:tcMar>
-            <w:tcBorders>
-              <w:top w:val="single" w:sz="4" w:space="0" w:color="8AA0B4"/>
-              <w:left w:val="single" w:sz="4" w:space="0" w:color="8AA0B4"/>
-              <w:bottom w:val="single" w:sz="4" w:space="0" w:color="8AA0B4"/>
-              <w:right w:val="single" w:sz="4" w:space="0" w:color="8AA0B4"/>
-            </w:tcBorders>
-            <w:shd w:fill="FFFFFF" w:val="clear"/>
-          </w:tcPr>
-          <w:p>
-            <w:pPr>
-              <w:spacing w:before="0" w:after="0" w:line="252" w:lineRule="auto"/>
-              <w:jc w:val="left"/>
-            </w:pPr>
-            <w:r/>
-            <w:r>
-              <w:rPr>
-                <w:rFonts w:ascii="Calibri" w:hAnsi="Calibri" w:eastAsia="Calibri"/>
-                <w:b w:val="0"/>
-                <w:color w:val="1A1A1A"/>
-                <w:sz w:val="16"/>
-              </w:rPr>
-              <w:t>Scaling, security-group, or cost issues remain unaddressed for a week. Exposure, outage under load, or uncontrolled cloud spend becomes realistic; production may still be running on an unmanaged footing.</w:t>
-            </w:r>
-          </w:p>
-        </w:tc>
-        <w:tc>
-          <w:tcPr>
-            <w:tcW w:type="dxa" w:w="1701"/>
-            <w:vAlign w:val="center"/>
-            <w:tcMar>
-              <w:top w:w="40" w:type="dxa"/>
-              <w:left w:w="60" w:type="dxa"/>
-              <w:bottom w:w="40" w:type="dxa"/>
-              <w:right w:w="60" w:type="dxa"/>
-            </w:tcMar>
-            <w:tcBorders>
-              <w:top w:val="single" w:sz="4" w:space="0" w:color="8AA0B4"/>
-              <w:left w:val="single" w:sz="4" w:space="0" w:color="8AA0B4"/>
-              <w:bottom w:val="single" w:sz="4" w:space="0" w:color="8AA0B4"/>
-              <w:right w:val="single" w:sz="4" w:space="0" w:color="8AA0B4"/>
-            </w:tcBorders>
-            <w:shd w:fill="F4D03F" w:val="clear"/>
-          </w:tcPr>
-          <w:p>
-            <w:pPr>
-              <w:spacing w:before="0" w:after="0" w:line="252" w:lineRule="auto"/>
-              <w:jc w:val="center"/>
-            </w:pPr>
-            <w:r/>
-            <w:r>
-              <w:rPr>
-                <w:rFonts w:ascii="Calibri" w:hAnsi="Calibri" w:eastAsia="Calibri"/>
-                <w:b/>
-                <w:color w:val="1A1A1A"/>
-                <w:sz w:val="16"/>
-              </w:rPr>
-              <w:t>4 - Major</w:t>
-            </w:r>
-          </w:p>
-        </w:tc>
-        <w:tc>
-          <w:tcPr>
-            <w:tcW w:type="dxa" w:w="2721"/>
-            <w:vAlign w:val="center"/>
-            <w:tcMar>
-              <w:top w:w="40" w:type="dxa"/>
-              <w:left w:w="60" w:type="dxa"/>
-              <w:bottom w:w="40" w:type="dxa"/>
-              <w:right w:w="60" w:type="dxa"/>
-            </w:tcMar>
-            <w:tcBorders>
-              <w:top w:val="single" w:sz="4" w:space="0" w:color="8AA0B4"/>
-              <w:left w:val="single" w:sz="4" w:space="0" w:color="8AA0B4"/>
-              <w:bottom w:val="single" w:sz="4" w:space="0" w:color="8AA0B4"/>
-              <w:right w:val="single" w:sz="4" w:space="0" w:color="8AA0B4"/>
-            </w:tcBorders>
-            <w:shd w:fill="FFFFFF" w:val="clear"/>
-          </w:tcPr>
-          <w:p>
-            <w:pPr>
-              <w:spacing w:before="0" w:after="0" w:line="252" w:lineRule="auto"/>
-              <w:jc w:val="left"/>
-            </w:pPr>
-            <w:r/>
-            <w:r>
-              <w:rPr>
-                <w:rFonts w:ascii="Calibri" w:hAnsi="Calibri" w:eastAsia="Calibri"/>
-                <w:b w:val="0"/>
-                <w:color w:val="1A1A1A"/>
-                <w:sz w:val="16"/>
-              </w:rPr>
-              <w:t>Potential service degradation or outage if capacity or security issues were pending; otherwise no immediate client symptom.</w:t>
-            </w:r>
-          </w:p>
-        </w:tc>
-        <w:tc>
-          <w:tcPr>
-            <w:tcW w:type="dxa" w:w="1814"/>
-            <w:vAlign w:val="center"/>
-            <w:tcMar>
-              <w:top w:w="40" w:type="dxa"/>
-              <w:left w:w="60" w:type="dxa"/>
-              <w:bottom w:w="40" w:type="dxa"/>
-              <w:right w:w="60" w:type="dxa"/>
-            </w:tcMar>
-            <w:tcBorders>
-              <w:top w:val="single" w:sz="4" w:space="0" w:color="8AA0B4"/>
-              <w:left w:val="single" w:sz="4" w:space="0" w:color="8AA0B4"/>
-              <w:bottom w:val="single" w:sz="4" w:space="0" w:color="8AA0B4"/>
-              <w:right w:val="single" w:sz="4" w:space="0" w:color="8AA0B4"/>
-            </w:tcBorders>
-            <w:shd w:fill="F4D03F" w:val="clear"/>
-          </w:tcPr>
-          <w:p>
-            <w:pPr>
-              <w:spacing w:before="0" w:after="0" w:line="252" w:lineRule="auto"/>
-              <w:jc w:val="center"/>
-            </w:pPr>
-            <w:r/>
-            <w:r>
-              <w:rPr>
-                <w:rFonts w:ascii="Calibri" w:hAnsi="Calibri" w:eastAsia="Calibri"/>
-                <w:b/>
-                <w:color w:val="1A1A1A"/>
-                <w:sz w:val="16"/>
-              </w:rPr>
-              <w:t>4 - Major</w:t>
-            </w:r>
-          </w:p>
-        </w:tc>
-        <w:tc>
-          <w:tcPr>
-            <w:tcW w:type="dxa" w:w="1247"/>
-            <w:vAlign w:val="center"/>
-            <w:tcMar>
-              <w:top w:w="40" w:type="dxa"/>
-              <w:left w:w="60" w:type="dxa"/>
-              <w:bottom w:w="40" w:type="dxa"/>
-              <w:right w:w="60" w:type="dxa"/>
-            </w:tcMar>
-            <w:tcBorders>
-              <w:top w:val="single" w:sz="4" w:space="0" w:color="8AA0B4"/>
-              <w:left w:val="single" w:sz="4" w:space="0" w:color="8AA0B4"/>
-              <w:bottom w:val="single" w:sz="4" w:space="0" w:color="8AA0B4"/>
-              <w:right w:val="single" w:sz="4" w:space="0" w:color="8AA0B4"/>
-            </w:tcBorders>
-            <w:shd w:fill="FFFFFF" w:val="clear"/>
-          </w:tcPr>
-          <w:p>
-            <w:pPr>
-              <w:spacing w:before="0" w:after="0" w:line="252" w:lineRule="auto"/>
-              <w:jc w:val="center"/>
-            </w:pPr>
-            <w:r/>
-            <w:r>
-              <w:rPr>
-                <w:rFonts w:ascii="Calibri" w:hAnsi="Calibri" w:eastAsia="Calibri"/>
-                <w:b w:val="0"/>
-                <w:color w:val="1A1A1A"/>
-                <w:sz w:val="16"/>
-              </w:rPr>
-              <w:t>120</w:t>
-            </w:r>
-          </w:p>
-        </w:tc>
-        <w:tc>
-          <w:tcPr>
-            <w:tcW w:type="dxa" w:w="1247"/>
-            <w:vAlign w:val="center"/>
-            <w:tcMar>
-              <w:top w:w="40" w:type="dxa"/>
-              <w:left w:w="60" w:type="dxa"/>
-              <w:bottom w:w="40" w:type="dxa"/>
-              <w:right w:w="60" w:type="dxa"/>
-            </w:tcMar>
-            <w:tcBorders>
-              <w:top w:val="single" w:sz="4" w:space="0" w:color="8AA0B4"/>
-              <w:left w:val="single" w:sz="4" w:space="0" w:color="8AA0B4"/>
-              <w:bottom w:val="single" w:sz="4" w:space="0" w:color="8AA0B4"/>
-              <w:right w:val="single" w:sz="4" w:space="0" w:color="8AA0B4"/>
-            </w:tcBorders>
-            <w:shd w:fill="FFFFFF" w:val="clear"/>
-          </w:tcPr>
-          <w:p>
-            <w:pPr>
-              <w:spacing w:before="0" w:after="0" w:line="252" w:lineRule="auto"/>
-              <w:jc w:val="center"/>
-            </w:pPr>
-            <w:r/>
-            <w:r>
-              <w:rPr>
-                <w:rFonts w:ascii="Calibri" w:hAnsi="Calibri" w:eastAsia="Calibri"/>
-                <w:b w:val="0"/>
-                <w:color w:val="1A1A1A"/>
-                <w:sz w:val="16"/>
-              </w:rPr>
-              <w:t>8</w:t>
-            </w:r>
-          </w:p>
-        </w:tc>
-        <w:tc>
-          <w:tcPr>
-            <w:tcW w:type="dxa" w:w="1304"/>
-            <w:vAlign w:val="center"/>
-            <w:tcMar>
-              <w:top w:w="40" w:type="dxa"/>
-              <w:left w:w="60" w:type="dxa"/>
-              <w:bottom w:w="40" w:type="dxa"/>
-              <w:right w:w="60" w:type="dxa"/>
-            </w:tcMar>
-            <w:tcBorders>
-              <w:top w:val="single" w:sz="4" w:space="0" w:color="8AA0B4"/>
-              <w:left w:val="single" w:sz="4" w:space="0" w:color="8AA0B4"/>
-              <w:bottom w:val="single" w:sz="4" w:space="0" w:color="8AA0B4"/>
-              <w:right w:val="single" w:sz="4" w:space="0" w:color="8AA0B4"/>
-            </w:tcBorders>
-            <w:shd w:fill="FFFFFF" w:val="clear"/>
-          </w:tcPr>
-          <w:p>
-            <w:pPr>
-              <w:spacing w:before="0" w:after="0" w:line="252" w:lineRule="auto"/>
-              <w:jc w:val="center"/>
-            </w:pPr>
-            <w:r/>
-            <w:r>
-              <w:rPr>
-                <w:rFonts w:ascii="Calibri" w:hAnsi="Calibri" w:eastAsia="Calibri"/>
-                <w:b w:val="0"/>
-                <w:color w:val="1A1A1A"/>
-                <w:sz w:val="16"/>
-              </w:rPr>
-              <w:t>1 hour</w:t>
-            </w:r>
-          </w:p>
-        </w:tc>
-      </w:tr>
-      <w:tr>
-        <w:trPr>
-          <w:trHeight w:val="1162"/>
-        </w:trPr>
-        <w:tc>
-          <w:tcPr>
-            <w:tcW w:type="dxa" w:w="1928"/>
-            <w:vAlign w:val="center"/>
-            <w:tcMar>
-              <w:top w:w="40" w:type="dxa"/>
-              <w:left w:w="60" w:type="dxa"/>
-              <w:bottom w:w="40" w:type="dxa"/>
-              <w:right w:w="60" w:type="dxa"/>
-            </w:tcMar>
-            <w:tcBorders>
-              <w:top w:val="single" w:sz="4" w:space="0" w:color="8AA0B4"/>
-              <w:left w:val="single" w:sz="4" w:space="0" w:color="8AA0B4"/>
-              <w:bottom w:val="single" w:sz="4" w:space="0" w:color="8AA0B4"/>
-              <w:right w:val="single" w:sz="4" w:space="0" w:color="8AA0B4"/>
-            </w:tcBorders>
-            <w:shd w:fill="F4F7FA" w:val="clear"/>
-          </w:tcPr>
-          <w:p>
-            <w:pPr>
-              <w:spacing w:before="0" w:after="0" w:line="252" w:lineRule="auto"/>
-              <w:jc w:val="left"/>
-            </w:pPr>
-            <w:r/>
-            <w:r>
-              <w:rPr>
-                <w:rFonts w:ascii="Calibri" w:hAnsi="Calibri" w:eastAsia="Calibri"/>
-                <w:b/>
-                <w:color w:val="1A1A1A"/>
-                <w:sz w:val="16"/>
-              </w:rPr>
-              <w:t>Logging &amp; Monitoring</w:t>
-            </w:r>
-          </w:p>
-        </w:tc>
-        <w:tc>
-          <w:tcPr>
-            <w:tcW w:type="dxa" w:w="2608"/>
-            <w:vAlign w:val="center"/>
-            <w:tcMar>
-              <w:top w:w="40" w:type="dxa"/>
-              <w:left w:w="60" w:type="dxa"/>
-              <w:bottom w:w="40" w:type="dxa"/>
-              <w:right w:w="60" w:type="dxa"/>
-            </w:tcMar>
-            <w:tcBorders>
-              <w:top w:val="single" w:sz="4" w:space="0" w:color="8AA0B4"/>
-              <w:left w:val="single" w:sz="4" w:space="0" w:color="8AA0B4"/>
-              <w:bottom w:val="single" w:sz="4" w:space="0" w:color="8AA0B4"/>
-              <w:right w:val="single" w:sz="4" w:space="0" w:color="8AA0B4"/>
-            </w:tcBorders>
-            <w:shd w:fill="F4F7FA" w:val="clear"/>
-          </w:tcPr>
-          <w:p>
-            <w:pPr>
-              <w:spacing w:before="0" w:after="0" w:line="252" w:lineRule="auto"/>
-              <w:jc w:val="left"/>
-            </w:pPr>
-            <w:r/>
-            <w:r>
-              <w:rPr>
-                <w:rFonts w:ascii="Calibri" w:hAnsi="Calibri" w:eastAsia="Calibri"/>
-                <w:b w:val="0"/>
-                <w:color w:val="1A1A1A"/>
-                <w:sz w:val="16"/>
-              </w:rPr>
-              <w:t>Insufficient monitoring, sensitive data in logs, or loss of audit evidence</w:t>
-            </w:r>
-          </w:p>
-        </w:tc>
-        <w:tc>
-          <w:tcPr>
-            <w:tcW w:type="dxa" w:w="1701"/>
-            <w:vAlign w:val="center"/>
-            <w:tcMar>
-              <w:top w:w="40" w:type="dxa"/>
-              <w:left w:w="60" w:type="dxa"/>
-              <w:bottom w:w="40" w:type="dxa"/>
-              <w:right w:w="60" w:type="dxa"/>
-            </w:tcMar>
-            <w:tcBorders>
-              <w:top w:val="single" w:sz="4" w:space="0" w:color="8AA0B4"/>
-              <w:left w:val="single" w:sz="4" w:space="0" w:color="8AA0B4"/>
-              <w:bottom w:val="single" w:sz="4" w:space="0" w:color="8AA0B4"/>
-              <w:right w:val="single" w:sz="4" w:space="0" w:color="8AA0B4"/>
-            </w:tcBorders>
-            <w:shd w:fill="E67E22" w:val="clear"/>
-          </w:tcPr>
-          <w:p>
-            <w:pPr>
-              <w:spacing w:before="0" w:after="0" w:line="252" w:lineRule="auto"/>
-              <w:jc w:val="center"/>
-            </w:pPr>
-            <w:r/>
-            <w:r>
-              <w:rPr>
-                <w:rFonts w:ascii="Calibri" w:hAnsi="Calibri" w:eastAsia="Calibri"/>
-                <w:b/>
-                <w:color w:val="1A1A1A"/>
-                <w:sz w:val="16"/>
-              </w:rPr>
-              <w:t>3 - Moderate</w:t>
-            </w:r>
-          </w:p>
-        </w:tc>
-        <w:tc>
-          <w:tcPr>
-            <w:tcW w:type="dxa" w:w="3061"/>
-            <w:vAlign w:val="center"/>
-            <w:tcMar>
-              <w:top w:w="40" w:type="dxa"/>
-              <w:left w:w="60" w:type="dxa"/>
-              <w:bottom w:w="40" w:type="dxa"/>
-              <w:right w:w="60" w:type="dxa"/>
-            </w:tcMar>
-            <w:tcBorders>
-              <w:top w:val="single" w:sz="4" w:space="0" w:color="8AA0B4"/>
-              <w:left w:val="single" w:sz="4" w:space="0" w:color="8AA0B4"/>
-              <w:bottom w:val="single" w:sz="4" w:space="0" w:color="8AA0B4"/>
-              <w:right w:val="single" w:sz="4" w:space="0" w:color="8AA0B4"/>
-            </w:tcBorders>
-            <w:shd w:fill="F4F7FA" w:val="clear"/>
-          </w:tcPr>
-          <w:p>
-            <w:pPr>
-              <w:spacing w:before="0" w:after="0" w:line="252" w:lineRule="auto"/>
-              <w:jc w:val="left"/>
-            </w:pPr>
-            <w:r/>
-            <w:r>
-              <w:rPr>
-                <w:rFonts w:ascii="Calibri" w:hAnsi="Calibri" w:eastAsia="Calibri"/>
-                <w:b w:val="0"/>
-                <w:color w:val="1A1A1A"/>
-                <w:sz w:val="16"/>
-              </w:rPr>
-              <w:t>A week-long observability gap. Incidents are noticed only when a client reports them, delaying response. Audit/forensic evidence for that window may be gone.</w:t>
-            </w:r>
-          </w:p>
-        </w:tc>
-        <w:tc>
-          <w:tcPr>
-            <w:tcW w:type="dxa" w:w="1701"/>
-            <w:vAlign w:val="center"/>
-            <w:tcMar>
-              <w:top w:w="40" w:type="dxa"/>
-              <w:left w:w="60" w:type="dxa"/>
-              <w:bottom w:w="40" w:type="dxa"/>
-              <w:right w:w="60" w:type="dxa"/>
-            </w:tcMar>
-            <w:tcBorders>
-              <w:top w:val="single" w:sz="4" w:space="0" w:color="8AA0B4"/>
-              <w:left w:val="single" w:sz="4" w:space="0" w:color="8AA0B4"/>
-              <w:bottom w:val="single" w:sz="4" w:space="0" w:color="8AA0B4"/>
-              <w:right w:val="single" w:sz="4" w:space="0" w:color="8AA0B4"/>
-            </w:tcBorders>
-            <w:shd w:fill="F4D03F" w:val="clear"/>
-          </w:tcPr>
-          <w:p>
-            <w:pPr>
-              <w:spacing w:before="0" w:after="0" w:line="252" w:lineRule="auto"/>
-              <w:jc w:val="center"/>
-            </w:pPr>
-            <w:r/>
-            <w:r>
-              <w:rPr>
-                <w:rFonts w:ascii="Calibri" w:hAnsi="Calibri" w:eastAsia="Calibri"/>
-                <w:b/>
-                <w:color w:val="1A1A1A"/>
-                <w:sz w:val="16"/>
-              </w:rPr>
-              <w:t>4 - Major</w:t>
-            </w:r>
-          </w:p>
-        </w:tc>
-        <w:tc>
-          <w:tcPr>
-            <w:tcW w:type="dxa" w:w="2721"/>
-            <w:vAlign w:val="center"/>
-            <w:tcMar>
-              <w:top w:w="40" w:type="dxa"/>
-              <w:left w:w="60" w:type="dxa"/>
-              <w:bottom w:w="40" w:type="dxa"/>
-              <w:right w:w="60" w:type="dxa"/>
-            </w:tcMar>
-            <w:tcBorders>
-              <w:top w:val="single" w:sz="4" w:space="0" w:color="8AA0B4"/>
-              <w:left w:val="single" w:sz="4" w:space="0" w:color="8AA0B4"/>
-              <w:bottom w:val="single" w:sz="4" w:space="0" w:color="8AA0B4"/>
-              <w:right w:val="single" w:sz="4" w:space="0" w:color="8AA0B4"/>
-            </w:tcBorders>
-            <w:shd w:fill="F4F7FA" w:val="clear"/>
-          </w:tcPr>
-          <w:p>
-            <w:pPr>
-              <w:spacing w:before="0" w:after="0" w:line="252" w:lineRule="auto"/>
-              <w:jc w:val="left"/>
-            </w:pPr>
-            <w:r/>
-            <w:r>
-              <w:rPr>
-                <w:rFonts w:ascii="Calibri" w:hAnsi="Calibri" w:eastAsia="Calibri"/>
-                <w:b w:val="0"/>
-                <w:color w:val="1A1A1A"/>
-                <w:sz w:val="16"/>
-              </w:rPr>
-              <w:t>Issues reach the client before the team. Slower incident response and weaker investigation after the fact.</w:t>
-            </w:r>
-          </w:p>
-        </w:tc>
-        <w:tc>
-          <w:tcPr>
-            <w:tcW w:type="dxa" w:w="1814"/>
-            <w:vAlign w:val="center"/>
-            <w:tcMar>
-              <w:top w:w="40" w:type="dxa"/>
-              <w:left w:w="60" w:type="dxa"/>
-              <w:bottom w:w="40" w:type="dxa"/>
-              <w:right w:w="60" w:type="dxa"/>
-            </w:tcMar>
-            <w:tcBorders>
-              <w:top w:val="single" w:sz="4" w:space="0" w:color="8AA0B4"/>
-              <w:left w:val="single" w:sz="4" w:space="0" w:color="8AA0B4"/>
-              <w:bottom w:val="single" w:sz="4" w:space="0" w:color="8AA0B4"/>
-              <w:right w:val="single" w:sz="4" w:space="0" w:color="8AA0B4"/>
-            </w:tcBorders>
-            <w:shd w:fill="F4D03F" w:val="clear"/>
-          </w:tcPr>
-          <w:p>
-            <w:pPr>
-              <w:spacing w:before="0" w:after="0" w:line="252" w:lineRule="auto"/>
-              <w:jc w:val="center"/>
-            </w:pPr>
-            <w:r/>
-            <w:r>
-              <w:rPr>
-                <w:rFonts w:ascii="Calibri" w:hAnsi="Calibri" w:eastAsia="Calibri"/>
-                <w:b/>
-                <w:color w:val="1A1A1A"/>
-                <w:sz w:val="16"/>
-              </w:rPr>
-              <w:t>4 - Major</w:t>
-            </w:r>
-          </w:p>
-        </w:tc>
-        <w:tc>
-          <w:tcPr>
-            <w:tcW w:type="dxa" w:w="1247"/>
-            <w:vAlign w:val="center"/>
-            <w:tcMar>
-              <w:top w:w="40" w:type="dxa"/>
-              <w:left w:w="60" w:type="dxa"/>
-              <w:bottom w:w="40" w:type="dxa"/>
-              <w:right w:w="60" w:type="dxa"/>
-            </w:tcMar>
-            <w:tcBorders>
-              <w:top w:val="single" w:sz="4" w:space="0" w:color="8AA0B4"/>
-              <w:left w:val="single" w:sz="4" w:space="0" w:color="8AA0B4"/>
-              <w:bottom w:val="single" w:sz="4" w:space="0" w:color="8AA0B4"/>
-              <w:right w:val="single" w:sz="4" w:space="0" w:color="8AA0B4"/>
-            </w:tcBorders>
-            <w:shd w:fill="F4F7FA" w:val="clear"/>
-          </w:tcPr>
-          <w:p>
-            <w:pPr>
-              <w:spacing w:before="0" w:after="0" w:line="252" w:lineRule="auto"/>
-              <w:jc w:val="center"/>
-            </w:pPr>
-            <w:r/>
-            <w:r>
-              <w:rPr>
-                <w:rFonts w:ascii="Calibri" w:hAnsi="Calibri" w:eastAsia="Calibri"/>
-                <w:b w:val="0"/>
-                <w:color w:val="1A1A1A"/>
-                <w:sz w:val="16"/>
-              </w:rPr>
-              <w:t>120</w:t>
-            </w:r>
-          </w:p>
-        </w:tc>
-        <w:tc>
-          <w:tcPr>
-            <w:tcW w:type="dxa" w:w="1247"/>
-            <w:vAlign w:val="center"/>
-            <w:tcMar>
-              <w:top w:w="40" w:type="dxa"/>
-              <w:left w:w="60" w:type="dxa"/>
-              <w:bottom w:w="40" w:type="dxa"/>
-              <w:right w:w="60" w:type="dxa"/>
-            </w:tcMar>
-            <w:tcBorders>
-              <w:top w:val="single" w:sz="4" w:space="0" w:color="8AA0B4"/>
-              <w:left w:val="single" w:sz="4" w:space="0" w:color="8AA0B4"/>
-              <w:bottom w:val="single" w:sz="4" w:space="0" w:color="8AA0B4"/>
-              <w:right w:val="single" w:sz="4" w:space="0" w:color="8AA0B4"/>
-            </w:tcBorders>
-            <w:shd w:fill="F4F7FA" w:val="clear"/>
-          </w:tcPr>
-          <w:p>
-            <w:pPr>
-              <w:spacing w:before="0" w:after="0" w:line="252" w:lineRule="auto"/>
-              <w:jc w:val="center"/>
-            </w:pPr>
-            <w:r/>
-            <w:r>
-              <w:rPr>
-                <w:rFonts w:ascii="Calibri" w:hAnsi="Calibri" w:eastAsia="Calibri"/>
-                <w:b w:val="0"/>
-                <w:color w:val="1A1A1A"/>
-                <w:sz w:val="16"/>
-              </w:rPr>
-              <w:t>8</w:t>
-            </w:r>
-          </w:p>
-        </w:tc>
-        <w:tc>
-          <w:tcPr>
-            <w:tcW w:type="dxa" w:w="1304"/>
-            <w:vAlign w:val="center"/>
-            <w:tcMar>
-              <w:top w:w="40" w:type="dxa"/>
-              <w:left w:w="60" w:type="dxa"/>
-              <w:bottom w:w="40" w:type="dxa"/>
-              <w:right w:w="60" w:type="dxa"/>
-            </w:tcMar>
-            <w:tcBorders>
-              <w:top w:val="single" w:sz="4" w:space="0" w:color="8AA0B4"/>
-              <w:left w:val="single" w:sz="4" w:space="0" w:color="8AA0B4"/>
-              <w:bottom w:val="single" w:sz="4" w:space="0" w:color="8AA0B4"/>
-              <w:right w:val="single" w:sz="4" w:space="0" w:color="8AA0B4"/>
-            </w:tcBorders>
-            <w:shd w:fill="F4F7FA" w:val="clear"/>
-          </w:tcPr>
-          <w:p>
-            <w:pPr>
-              <w:spacing w:before="0" w:after="0" w:line="252" w:lineRule="auto"/>
-              <w:jc w:val="center"/>
-            </w:pPr>
-            <w:r/>
-            <w:r>
-              <w:rPr>
-                <w:rFonts w:ascii="Calibri" w:hAnsi="Calibri" w:eastAsia="Calibri"/>
-                <w:b w:val="0"/>
-                <w:color w:val="1A1A1A"/>
-                <w:sz w:val="16"/>
-              </w:rPr>
-              <w:t>15 minutes</w:t>
-            </w:r>
-          </w:p>
-        </w:tc>
-      </w:tr>
-      <w:tr>
-        <w:trPr>
-          <w:trHeight w:val="1162"/>
-        </w:trPr>
-        <w:tc>
-          <w:tcPr>
-            <w:tcW w:type="dxa" w:w="1928"/>
-            <w:vAlign w:val="center"/>
-            <w:tcMar>
-              <w:top w:w="40" w:type="dxa"/>
-              <w:left w:w="60" w:type="dxa"/>
-              <w:bottom w:w="40" w:type="dxa"/>
-              <w:right w:w="60" w:type="dxa"/>
-            </w:tcMar>
-            <w:tcBorders>
-              <w:top w:val="single" w:sz="4" w:space="0" w:color="8AA0B4"/>
-              <w:left w:val="single" w:sz="4" w:space="0" w:color="8AA0B4"/>
-              <w:bottom w:val="single" w:sz="4" w:space="0" w:color="8AA0B4"/>
-              <w:right w:val="single" w:sz="4" w:space="0" w:color="8AA0B4"/>
-            </w:tcBorders>
-            <w:shd w:fill="FFFFFF" w:val="clear"/>
-          </w:tcPr>
-          <w:p>
-            <w:pPr>
-              <w:spacing w:before="0" w:after="0" w:line="252" w:lineRule="auto"/>
-              <w:jc w:val="left"/>
-            </w:pPr>
-            <w:r/>
-            <w:r>
-              <w:rPr>
-                <w:rFonts w:ascii="Calibri" w:hAnsi="Calibri" w:eastAsia="Calibri"/>
-                <w:b/>
-                <w:color w:val="1A1A1A"/>
-                <w:sz w:val="16"/>
-              </w:rPr>
-              <w:t>Incident Management</w:t>
-            </w:r>
-          </w:p>
-        </w:tc>
-        <w:tc>
-          <w:tcPr>
-            <w:tcW w:type="dxa" w:w="2608"/>
-            <w:vAlign w:val="center"/>
-            <w:tcMar>
-              <w:top w:w="40" w:type="dxa"/>
-              <w:left w:w="60" w:type="dxa"/>
-              <w:bottom w:w="40" w:type="dxa"/>
-              <w:right w:w="60" w:type="dxa"/>
-            </w:tcMar>
-            <w:tcBorders>
-              <w:top w:val="single" w:sz="4" w:space="0" w:color="8AA0B4"/>
-              <w:left w:val="single" w:sz="4" w:space="0" w:color="8AA0B4"/>
-              <w:bottom w:val="single" w:sz="4" w:space="0" w:color="8AA0B4"/>
-              <w:right w:val="single" w:sz="4" w:space="0" w:color="8AA0B4"/>
-            </w:tcBorders>
-            <w:shd w:fill="FFFFFF" w:val="clear"/>
-          </w:tcPr>
-          <w:p>
-            <w:pPr>
-              <w:spacing w:before="0" w:after="0" w:line="252" w:lineRule="auto"/>
-              <w:jc w:val="left"/>
-            </w:pPr>
-            <w:r/>
-            <w:r>
-              <w:rPr>
-                <w:rFonts w:ascii="Calibri" w:hAnsi="Calibri" w:eastAsia="Calibri"/>
-                <w:b w:val="0"/>
-                <w:color w:val="1A1A1A"/>
-                <w:sz w:val="16"/>
-              </w:rPr>
-              <w:t>Recurrence of incidents resulting from inadequate root-cause analysis or bypassed change controls</w:t>
-            </w:r>
-          </w:p>
-        </w:tc>
-        <w:tc>
-          <w:tcPr>
-            <w:tcW w:type="dxa" w:w="1701"/>
-            <w:vAlign w:val="center"/>
-            <w:tcMar>
-              <w:top w:w="40" w:type="dxa"/>
-              <w:left w:w="60" w:type="dxa"/>
-              <w:bottom w:w="40" w:type="dxa"/>
-              <w:right w:w="60" w:type="dxa"/>
-            </w:tcMar>
-            <w:tcBorders>
-              <w:top w:val="single" w:sz="4" w:space="0" w:color="8AA0B4"/>
-              <w:left w:val="single" w:sz="4" w:space="0" w:color="8AA0B4"/>
-              <w:bottom w:val="single" w:sz="4" w:space="0" w:color="8AA0B4"/>
-              <w:right w:val="single" w:sz="4" w:space="0" w:color="8AA0B4"/>
-            </w:tcBorders>
-            <w:shd w:fill="F4D03F" w:val="clear"/>
-          </w:tcPr>
-          <w:p>
-            <w:pPr>
-              <w:spacing w:before="0" w:after="0" w:line="252" w:lineRule="auto"/>
-              <w:jc w:val="center"/>
-            </w:pPr>
-            <w:r/>
-            <w:r>
-              <w:rPr>
-                <w:rFonts w:ascii="Calibri" w:hAnsi="Calibri" w:eastAsia="Calibri"/>
-                <w:b/>
-                <w:color w:val="1A1A1A"/>
-                <w:sz w:val="16"/>
-              </w:rPr>
-              <w:t>4 - Major</w:t>
-            </w:r>
-          </w:p>
-        </w:tc>
-        <w:tc>
-          <w:tcPr>
-            <w:tcW w:type="dxa" w:w="3061"/>
-            <w:vAlign w:val="center"/>
-            <w:tcMar>
-              <w:top w:w="40" w:type="dxa"/>
-              <w:left w:w="60" w:type="dxa"/>
-              <w:bottom w:w="40" w:type="dxa"/>
-              <w:right w:w="60" w:type="dxa"/>
-            </w:tcMar>
-            <w:tcBorders>
-              <w:top w:val="single" w:sz="4" w:space="0" w:color="8AA0B4"/>
-              <w:left w:val="single" w:sz="4" w:space="0" w:color="8AA0B4"/>
-              <w:bottom w:val="single" w:sz="4" w:space="0" w:color="8AA0B4"/>
-              <w:right w:val="single" w:sz="4" w:space="0" w:color="8AA0B4"/>
-            </w:tcBorders>
-            <w:shd w:fill="FFFFFF" w:val="clear"/>
-          </w:tcPr>
-          <w:p>
-            <w:pPr>
-              <w:spacing w:before="0" w:after="0" w:line="252" w:lineRule="auto"/>
-              <w:jc w:val="left"/>
-            </w:pPr>
-            <w:r/>
-            <w:r>
-              <w:rPr>
-                <w:rFonts w:ascii="Calibri" w:hAnsi="Calibri" w:eastAsia="Calibri"/>
-                <w:b w:val="0"/>
-                <w:color w:val="1A1A1A"/>
-                <w:sz w:val="16"/>
-              </w:rPr>
-              <w:t>Contractual SLA breach; reputational damage; possible contract termination. Recurring incidents remain unaddressed because root-cause analysis and controlled recovery never complete.</w:t>
-            </w:r>
-          </w:p>
-        </w:tc>
-        <w:tc>
-          <w:tcPr>
-            <w:tcW w:type="dxa" w:w="1701"/>
-            <w:vAlign w:val="center"/>
-            <w:tcMar>
-              <w:top w:w="40" w:type="dxa"/>
-              <w:left w:w="60" w:type="dxa"/>
-              <w:bottom w:w="40" w:type="dxa"/>
-              <w:right w:w="60" w:type="dxa"/>
-            </w:tcMar>
-            <w:tcBorders>
-              <w:top w:val="single" w:sz="4" w:space="0" w:color="8AA0B4"/>
-              <w:left w:val="single" w:sz="4" w:space="0" w:color="8AA0B4"/>
-              <w:bottom w:val="single" w:sz="4" w:space="0" w:color="8AA0B4"/>
-              <w:right w:val="single" w:sz="4" w:space="0" w:color="8AA0B4"/>
-            </w:tcBorders>
-            <w:shd w:fill="C0392B" w:val="clear"/>
-          </w:tcPr>
-          <w:p>
-            <w:pPr>
-              <w:spacing w:before="0" w:after="0" w:line="252" w:lineRule="auto"/>
-              <w:jc w:val="center"/>
-            </w:pPr>
-            <w:r/>
-            <w:r>
-              <w:rPr>
-                <w:rFonts w:ascii="Calibri" w:hAnsi="Calibri" w:eastAsia="Calibri"/>
-                <w:b/>
-                <w:color w:val="FFFFFF"/>
-                <w:sz w:val="16"/>
-              </w:rPr>
-              <w:t>5 - Critical</w:t>
-            </w:r>
-          </w:p>
-        </w:tc>
-        <w:tc>
-          <w:tcPr>
-            <w:tcW w:type="dxa" w:w="2721"/>
-            <w:vAlign w:val="center"/>
-            <w:tcMar>
-              <w:top w:w="40" w:type="dxa"/>
-              <w:left w:w="60" w:type="dxa"/>
-              <w:bottom w:w="40" w:type="dxa"/>
-              <w:right w:w="60" w:type="dxa"/>
-            </w:tcMar>
-            <w:tcBorders>
-              <w:top w:val="single" w:sz="4" w:space="0" w:color="8AA0B4"/>
-              <w:left w:val="single" w:sz="4" w:space="0" w:color="8AA0B4"/>
-              <w:bottom w:val="single" w:sz="4" w:space="0" w:color="8AA0B4"/>
-              <w:right w:val="single" w:sz="4" w:space="0" w:color="8AA0B4"/>
-            </w:tcBorders>
-            <w:shd w:fill="FFFFFF" w:val="clear"/>
-          </w:tcPr>
-          <w:p>
-            <w:pPr>
-              <w:spacing w:before="0" w:after="0" w:line="252" w:lineRule="auto"/>
-              <w:jc w:val="left"/>
-            </w:pPr>
-            <w:r/>
-            <w:r>
-              <w:rPr>
-                <w:rFonts w:ascii="Calibri" w:hAnsi="Calibri" w:eastAsia="Calibri"/>
-                <w:b w:val="0"/>
-                <w:color w:val="1A1A1A"/>
-                <w:sz w:val="16"/>
-              </w:rPr>
-              <w:t>Direct and severe — prolonged or repeated outage on live client systems; commercial and relationship failure risk.</w:t>
-            </w:r>
-          </w:p>
-        </w:tc>
-        <w:tc>
-          <w:tcPr>
-            <w:tcW w:type="dxa" w:w="1814"/>
-            <w:vAlign w:val="center"/>
-            <w:tcMar>
-              <w:top w:w="40" w:type="dxa"/>
-              <w:left w:w="60" w:type="dxa"/>
-              <w:bottom w:w="40" w:type="dxa"/>
-              <w:right w:w="60" w:type="dxa"/>
-            </w:tcMar>
-            <w:tcBorders>
-              <w:top w:val="single" w:sz="4" w:space="0" w:color="8AA0B4"/>
-              <w:left w:val="single" w:sz="4" w:space="0" w:color="8AA0B4"/>
-              <w:bottom w:val="single" w:sz="4" w:space="0" w:color="8AA0B4"/>
-              <w:right w:val="single" w:sz="4" w:space="0" w:color="8AA0B4"/>
-            </w:tcBorders>
-            <w:shd w:fill="C0392B" w:val="clear"/>
-          </w:tcPr>
-          <w:p>
-            <w:pPr>
-              <w:spacing w:before="0" w:after="0" w:line="252" w:lineRule="auto"/>
-              <w:jc w:val="center"/>
-            </w:pPr>
-            <w:r/>
-            <w:r>
-              <w:rPr>
-                <w:rFonts w:ascii="Calibri" w:hAnsi="Calibri" w:eastAsia="Calibri"/>
-                <w:b/>
-                <w:color w:val="FFFFFF"/>
-                <w:sz w:val="16"/>
-              </w:rPr>
-              <w:t>5 - Critical</w:t>
-            </w:r>
-          </w:p>
-        </w:tc>
-        <w:tc>
-          <w:tcPr>
-            <w:tcW w:type="dxa" w:w="1247"/>
-            <w:vAlign w:val="center"/>
-            <w:tcMar>
-              <w:top w:w="40" w:type="dxa"/>
-              <w:left w:w="60" w:type="dxa"/>
-              <w:bottom w:w="40" w:type="dxa"/>
-              <w:right w:w="60" w:type="dxa"/>
-            </w:tcMar>
-            <w:tcBorders>
-              <w:top w:val="single" w:sz="4" w:space="0" w:color="8AA0B4"/>
-              <w:left w:val="single" w:sz="4" w:space="0" w:color="8AA0B4"/>
-              <w:bottom w:val="single" w:sz="4" w:space="0" w:color="8AA0B4"/>
-              <w:right w:val="single" w:sz="4" w:space="0" w:color="8AA0B4"/>
-            </w:tcBorders>
-            <w:shd w:fill="FFFFFF" w:val="clear"/>
-          </w:tcPr>
-          <w:p>
-            <w:pPr>
-              <w:spacing w:before="0" w:after="0" w:line="252" w:lineRule="auto"/>
-              <w:jc w:val="center"/>
-            </w:pPr>
-            <w:r/>
-            <w:r>
-              <w:rPr>
-                <w:rFonts w:ascii="Calibri" w:hAnsi="Calibri" w:eastAsia="Calibri"/>
-                <w:b w:val="0"/>
-                <w:color w:val="1A1A1A"/>
-                <w:sz w:val="16"/>
-              </w:rPr>
-              <w:t>72</w:t>
-            </w:r>
-          </w:p>
-        </w:tc>
-        <w:tc>
-          <w:tcPr>
-            <w:tcW w:type="dxa" w:w="1247"/>
-            <w:vAlign w:val="center"/>
-            <w:tcMar>
-              <w:top w:w="40" w:type="dxa"/>
-              <w:left w:w="60" w:type="dxa"/>
-              <w:bottom w:w="40" w:type="dxa"/>
-              <w:right w:w="60" w:type="dxa"/>
-            </w:tcMar>
-            <w:tcBorders>
-              <w:top w:val="single" w:sz="4" w:space="0" w:color="8AA0B4"/>
-              <w:left w:val="single" w:sz="4" w:space="0" w:color="8AA0B4"/>
-              <w:bottom w:val="single" w:sz="4" w:space="0" w:color="8AA0B4"/>
-              <w:right w:val="single" w:sz="4" w:space="0" w:color="8AA0B4"/>
-            </w:tcBorders>
-            <w:shd w:fill="FFFFFF" w:val="clear"/>
-          </w:tcPr>
-          <w:p>
-            <w:pPr>
-              <w:spacing w:before="0" w:after="0" w:line="252" w:lineRule="auto"/>
-              <w:jc w:val="center"/>
-            </w:pPr>
-            <w:r/>
-            <w:r>
-              <w:rPr>
-                <w:rFonts w:ascii="Calibri" w:hAnsi="Calibri" w:eastAsia="Calibri"/>
-                <w:b w:val="0"/>
-                <w:color w:val="1A1A1A"/>
-                <w:sz w:val="16"/>
-              </w:rPr>
-              <w:t>4</w:t>
-            </w:r>
-          </w:p>
-        </w:tc>
-        <w:tc>
-          <w:tcPr>
-            <w:tcW w:type="dxa" w:w="1304"/>
-            <w:vAlign w:val="center"/>
-            <w:tcMar>
-              <w:top w:w="40" w:type="dxa"/>
-              <w:left w:w="60" w:type="dxa"/>
-              <w:bottom w:w="40" w:type="dxa"/>
-              <w:right w:w="60" w:type="dxa"/>
-            </w:tcMar>
-            <w:tcBorders>
-              <w:top w:val="single" w:sz="4" w:space="0" w:color="8AA0B4"/>
-              <w:left w:val="single" w:sz="4" w:space="0" w:color="8AA0B4"/>
-              <w:bottom w:val="single" w:sz="4" w:space="0" w:color="8AA0B4"/>
-              <w:right w:val="single" w:sz="4" w:space="0" w:color="8AA0B4"/>
-            </w:tcBorders>
-            <w:shd w:fill="FFFFFF" w:val="clear"/>
-          </w:tcPr>
-          <w:p>
-            <w:pPr>
-              <w:spacing w:before="0" w:after="0" w:line="252" w:lineRule="auto"/>
-              <w:jc w:val="center"/>
-            </w:pPr>
-            <w:r/>
-            <w:r>
-              <w:rPr>
-                <w:rFonts w:ascii="Calibri" w:hAnsi="Calibri" w:eastAsia="Calibri"/>
-                <w:b w:val="0"/>
-                <w:color w:val="1A1A1A"/>
-                <w:sz w:val="16"/>
-              </w:rPr>
-              <w:t>15 minutes</w:t>
-            </w:r>
-          </w:p>
-        </w:tc>
-      </w:tr>
-      <w:tr>
-        <w:trPr>
-          <w:trHeight w:val="1162"/>
-        </w:trPr>
-        <w:tc>
-          <w:tcPr>
-            <w:tcW w:type="dxa" w:w="1928"/>
-            <w:vAlign w:val="center"/>
-            <w:tcMar>
-              <w:top w:w="40" w:type="dxa"/>
-              <w:left w:w="60" w:type="dxa"/>
-              <w:bottom w:w="40" w:type="dxa"/>
-              <w:right w:w="60" w:type="dxa"/>
-            </w:tcMar>
-            <w:tcBorders>
-              <w:top w:val="single" w:sz="4" w:space="0" w:color="8AA0B4"/>
-              <w:left w:val="single" w:sz="4" w:space="0" w:color="8AA0B4"/>
-              <w:bottom w:val="single" w:sz="4" w:space="0" w:color="8AA0B4"/>
-              <w:right w:val="single" w:sz="4" w:space="0" w:color="8AA0B4"/>
-            </w:tcBorders>
-            <w:shd w:fill="F4F7FA" w:val="clear"/>
-          </w:tcPr>
-          <w:p>
-            <w:pPr>
-              <w:spacing w:before="0" w:after="0" w:line="252" w:lineRule="auto"/>
-              <w:jc w:val="left"/>
-            </w:pPr>
-            <w:r/>
-            <w:r>
-              <w:rPr>
-                <w:rFonts w:ascii="Calibri" w:hAnsi="Calibri" w:eastAsia="Calibri"/>
-                <w:b/>
-                <w:color w:val="1A1A1A"/>
-                <w:sz w:val="16"/>
-              </w:rPr>
-              <w:t>Decommissioning</w:t>
-            </w:r>
-          </w:p>
-        </w:tc>
-        <w:tc>
-          <w:tcPr>
-            <w:tcW w:type="dxa" w:w="2608"/>
-            <w:vAlign w:val="center"/>
-            <w:tcMar>
-              <w:top w:w="40" w:type="dxa"/>
-              <w:left w:w="60" w:type="dxa"/>
-              <w:bottom w:w="40" w:type="dxa"/>
-              <w:right w:w="60" w:type="dxa"/>
-            </w:tcMar>
-            <w:tcBorders>
-              <w:top w:val="single" w:sz="4" w:space="0" w:color="8AA0B4"/>
-              <w:left w:val="single" w:sz="4" w:space="0" w:color="8AA0B4"/>
-              <w:bottom w:val="single" w:sz="4" w:space="0" w:color="8AA0B4"/>
-              <w:right w:val="single" w:sz="4" w:space="0" w:color="8AA0B4"/>
-            </w:tcBorders>
-            <w:shd w:fill="F4F7FA" w:val="clear"/>
-          </w:tcPr>
-          <w:p>
-            <w:pPr>
-              <w:spacing w:before="0" w:after="0" w:line="252" w:lineRule="auto"/>
-              <w:jc w:val="left"/>
-            </w:pPr>
-            <w:r/>
-            <w:r>
-              <w:rPr>
-                <w:rFonts w:ascii="Calibri" w:hAnsi="Calibri" w:eastAsia="Calibri"/>
-                <w:b w:val="0"/>
-                <w:color w:val="1A1A1A"/>
-                <w:sz w:val="16"/>
-              </w:rPr>
-              <w:t>Loss of required records or residual access resulting from incomplete decommissioning</w:t>
-            </w:r>
-          </w:p>
-        </w:tc>
-        <w:tc>
-          <w:tcPr>
-            <w:tcW w:type="dxa" w:w="1701"/>
-            <w:vAlign w:val="center"/>
-            <w:tcMar>
-              <w:top w:w="40" w:type="dxa"/>
-              <w:left w:w="60" w:type="dxa"/>
-              <w:bottom w:w="40" w:type="dxa"/>
-              <w:right w:w="60" w:type="dxa"/>
-            </w:tcMar>
-            <w:tcBorders>
-              <w:top w:val="single" w:sz="4" w:space="0" w:color="8AA0B4"/>
-              <w:left w:val="single" w:sz="4" w:space="0" w:color="8AA0B4"/>
-              <w:bottom w:val="single" w:sz="4" w:space="0" w:color="8AA0B4"/>
-              <w:right w:val="single" w:sz="4" w:space="0" w:color="8AA0B4"/>
-            </w:tcBorders>
-            <w:shd w:fill="82C785" w:val="clear"/>
-          </w:tcPr>
-          <w:p>
-            <w:pPr>
-              <w:spacing w:before="0" w:after="0" w:line="252" w:lineRule="auto"/>
-              <w:jc w:val="center"/>
-            </w:pPr>
-            <w:r/>
-            <w:r>
-              <w:rPr>
-                <w:rFonts w:ascii="Calibri" w:hAnsi="Calibri" w:eastAsia="Calibri"/>
-                <w:b/>
-                <w:color w:val="1A1A1A"/>
-                <w:sz w:val="16"/>
-              </w:rPr>
-              <w:t>1 - Insignificant</w:t>
-            </w:r>
-          </w:p>
-        </w:tc>
-        <w:tc>
-          <w:tcPr>
-            <w:tcW w:type="dxa" w:w="3061"/>
-            <w:vAlign w:val="center"/>
-            <w:tcMar>
-              <w:top w:w="40" w:type="dxa"/>
-              <w:left w:w="60" w:type="dxa"/>
-              <w:bottom w:w="40" w:type="dxa"/>
-              <w:right w:w="60" w:type="dxa"/>
-            </w:tcMar>
-            <w:tcBorders>
-              <w:top w:val="single" w:sz="4" w:space="0" w:color="8AA0B4"/>
-              <w:left w:val="single" w:sz="4" w:space="0" w:color="8AA0B4"/>
-              <w:bottom w:val="single" w:sz="4" w:space="0" w:color="8AA0B4"/>
-              <w:right w:val="single" w:sz="4" w:space="0" w:color="8AA0B4"/>
-            </w:tcBorders>
-            <w:shd w:fill="F4F7FA" w:val="clear"/>
-          </w:tcPr>
-          <w:p>
-            <w:pPr>
-              <w:spacing w:before="0" w:after="0" w:line="252" w:lineRule="auto"/>
-              <w:jc w:val="left"/>
-            </w:pPr>
-            <w:r/>
-            <w:r>
-              <w:rPr>
-                <w:rFonts w:ascii="Calibri" w:hAnsi="Calibri" w:eastAsia="Calibri"/>
-                <w:b w:val="0"/>
-                <w:color w:val="1A1A1A"/>
-                <w:sz w:val="16"/>
-              </w:rPr>
-              <w:t>Retirement work stays incomplete. Residual access and unnecessary cost continue on the system being retired; required records may not have been retained.</w:t>
-            </w:r>
-          </w:p>
-        </w:tc>
-        <w:tc>
-          <w:tcPr>
-            <w:tcW w:type="dxa" w:w="1701"/>
-            <w:vAlign w:val="center"/>
-            <w:tcMar>
-              <w:top w:w="40" w:type="dxa"/>
-              <w:left w:w="60" w:type="dxa"/>
-              <w:bottom w:w="40" w:type="dxa"/>
-              <w:right w:w="60" w:type="dxa"/>
-            </w:tcMar>
-            <w:tcBorders>
-              <w:top w:val="single" w:sz="4" w:space="0" w:color="8AA0B4"/>
-              <w:left w:val="single" w:sz="4" w:space="0" w:color="8AA0B4"/>
-              <w:bottom w:val="single" w:sz="4" w:space="0" w:color="8AA0B4"/>
-              <w:right w:val="single" w:sz="4" w:space="0" w:color="8AA0B4"/>
-            </w:tcBorders>
-            <w:shd w:fill="7FB3D5" w:val="clear"/>
-          </w:tcPr>
-          <w:p>
-            <w:pPr>
-              <w:spacing w:before="0" w:after="0" w:line="252" w:lineRule="auto"/>
-              <w:jc w:val="center"/>
-            </w:pPr>
-            <w:r/>
-            <w:r>
-              <w:rPr>
-                <w:rFonts w:ascii="Calibri" w:hAnsi="Calibri" w:eastAsia="Calibri"/>
-                <w:b/>
-                <w:color w:val="1A1A1A"/>
-                <w:sz w:val="16"/>
-              </w:rPr>
-              <w:t>2 - Minor</w:t>
-            </w:r>
-          </w:p>
-        </w:tc>
-        <w:tc>
-          <w:tcPr>
-            <w:tcW w:type="dxa" w:w="2721"/>
-            <w:vAlign w:val="center"/>
-            <w:tcMar>
-              <w:top w:w="40" w:type="dxa"/>
-              <w:left w:w="60" w:type="dxa"/>
-              <w:bottom w:w="40" w:type="dxa"/>
-              <w:right w:w="60" w:type="dxa"/>
-            </w:tcMar>
-            <w:tcBorders>
-              <w:top w:val="single" w:sz="4" w:space="0" w:color="8AA0B4"/>
-              <w:left w:val="single" w:sz="4" w:space="0" w:color="8AA0B4"/>
-              <w:bottom w:val="single" w:sz="4" w:space="0" w:color="8AA0B4"/>
-              <w:right w:val="single" w:sz="4" w:space="0" w:color="8AA0B4"/>
-            </w:tcBorders>
-            <w:shd w:fill="F4F7FA" w:val="clear"/>
-          </w:tcPr>
-          <w:p>
-            <w:pPr>
-              <w:spacing w:before="0" w:after="0" w:line="252" w:lineRule="auto"/>
-              <w:jc w:val="left"/>
-            </w:pPr>
-            <w:r/>
-            <w:r>
-              <w:rPr>
-                <w:rFonts w:ascii="Calibri" w:hAnsi="Calibri" w:eastAsia="Calibri"/>
-                <w:b w:val="0"/>
-                <w:color w:val="1A1A1A"/>
-                <w:sz w:val="16"/>
-              </w:rPr>
-              <w:t>Minimal — retired or non-production assets. Residual access is an internal control issue unless the asset still holds client data.</w:t>
-            </w:r>
-          </w:p>
-        </w:tc>
-        <w:tc>
-          <w:tcPr>
-            <w:tcW w:type="dxa" w:w="1814"/>
-            <w:vAlign w:val="center"/>
-            <w:tcMar>
-              <w:top w:w="40" w:type="dxa"/>
-              <w:left w:w="60" w:type="dxa"/>
-              <w:bottom w:w="40" w:type="dxa"/>
-              <w:right w:w="60" w:type="dxa"/>
-            </w:tcMar>
-            <w:tcBorders>
-              <w:top w:val="single" w:sz="4" w:space="0" w:color="8AA0B4"/>
-              <w:left w:val="single" w:sz="4" w:space="0" w:color="8AA0B4"/>
-              <w:bottom w:val="single" w:sz="4" w:space="0" w:color="8AA0B4"/>
-              <w:right w:val="single" w:sz="4" w:space="0" w:color="8AA0B4"/>
-            </w:tcBorders>
-            <w:shd w:fill="7FB3D5" w:val="clear"/>
-          </w:tcPr>
-          <w:p>
-            <w:pPr>
-              <w:spacing w:before="0" w:after="0" w:line="252" w:lineRule="auto"/>
-              <w:jc w:val="center"/>
-            </w:pPr>
-            <w:r/>
-            <w:r>
-              <w:rPr>
-                <w:rFonts w:ascii="Calibri" w:hAnsi="Calibri" w:eastAsia="Calibri"/>
-                <w:b/>
-                <w:color w:val="1A1A1A"/>
-                <w:sz w:val="16"/>
-              </w:rPr>
-              <w:t>2 - Minor</w:t>
-            </w:r>
-          </w:p>
-        </w:tc>
-        <w:tc>
-          <w:tcPr>
-            <w:tcW w:type="dxa" w:w="1247"/>
-            <w:vAlign w:val="center"/>
-            <w:tcMar>
-              <w:top w:w="40" w:type="dxa"/>
-              <w:left w:w="60" w:type="dxa"/>
-              <w:bottom w:w="40" w:type="dxa"/>
-              <w:right w:w="60" w:type="dxa"/>
-            </w:tcMar>
-            <w:tcBorders>
-              <w:top w:val="single" w:sz="4" w:space="0" w:color="8AA0B4"/>
-              <w:left w:val="single" w:sz="4" w:space="0" w:color="8AA0B4"/>
-              <w:bottom w:val="single" w:sz="4" w:space="0" w:color="8AA0B4"/>
-              <w:right w:val="single" w:sz="4" w:space="0" w:color="8AA0B4"/>
-            </w:tcBorders>
-            <w:shd w:fill="F4F7FA" w:val="clear"/>
-          </w:tcPr>
-          <w:p>
-            <w:pPr>
-              <w:spacing w:before="0" w:after="0" w:line="252" w:lineRule="auto"/>
-              <w:jc w:val="center"/>
-            </w:pPr>
-            <w:r/>
-            <w:r>
-              <w:rPr>
-                <w:rFonts w:ascii="Calibri" w:hAnsi="Calibri" w:eastAsia="Calibri"/>
-                <w:b w:val="0"/>
-                <w:color w:val="1A1A1A"/>
-                <w:sz w:val="16"/>
-              </w:rPr>
-              <w:t>720</w:t>
-            </w:r>
-          </w:p>
-        </w:tc>
-        <w:tc>
-          <w:tcPr>
-            <w:tcW w:type="dxa" w:w="1247"/>
-            <w:vAlign w:val="center"/>
-            <w:tcMar>
-              <w:top w:w="40" w:type="dxa"/>
-              <w:left w:w="60" w:type="dxa"/>
-              <w:bottom w:w="40" w:type="dxa"/>
-              <w:right w:w="60" w:type="dxa"/>
-            </w:tcMar>
-            <w:tcBorders>
-              <w:top w:val="single" w:sz="4" w:space="0" w:color="8AA0B4"/>
-              <w:left w:val="single" w:sz="4" w:space="0" w:color="8AA0B4"/>
-              <w:bottom w:val="single" w:sz="4" w:space="0" w:color="8AA0B4"/>
-              <w:right w:val="single" w:sz="4" w:space="0" w:color="8AA0B4"/>
-            </w:tcBorders>
-            <w:shd w:fill="F4F7FA" w:val="clear"/>
-          </w:tcPr>
-          <w:p>
-            <w:pPr>
-              <w:spacing w:before="0" w:after="0" w:line="252" w:lineRule="auto"/>
-              <w:jc w:val="center"/>
-            </w:pPr>
-            <w:r/>
-            <w:r>
-              <w:rPr>
-                <w:rFonts w:ascii="Calibri" w:hAnsi="Calibri" w:eastAsia="Calibri"/>
-                <w:b w:val="0"/>
-                <w:color w:val="1A1A1A"/>
-                <w:sz w:val="16"/>
-              </w:rPr>
-              <w:t>72</w:t>
-            </w:r>
-          </w:p>
-        </w:tc>
-        <w:tc>
-          <w:tcPr>
-            <w:tcW w:type="dxa" w:w="1304"/>
-            <w:vAlign w:val="center"/>
-            <w:tcMar>
-              <w:top w:w="40" w:type="dxa"/>
-              <w:left w:w="60" w:type="dxa"/>
-              <w:bottom w:w="40" w:type="dxa"/>
-              <w:right w:w="60" w:type="dxa"/>
-            </w:tcMar>
-            <w:tcBorders>
-              <w:top w:val="single" w:sz="4" w:space="0" w:color="8AA0B4"/>
-              <w:left w:val="single" w:sz="4" w:space="0" w:color="8AA0B4"/>
-              <w:bottom w:val="single" w:sz="4" w:space="0" w:color="8AA0B4"/>
-              <w:right w:val="single" w:sz="4" w:space="0" w:color="8AA0B4"/>
-            </w:tcBorders>
-            <w:shd w:fill="F4F7FA" w:val="clear"/>
-          </w:tcPr>
-          <w:p>
-            <w:pPr>
-              <w:spacing w:before="0" w:after="0" w:line="252" w:lineRule="auto"/>
-              <w:jc w:val="center"/>
-            </w:pPr>
-            <w:r/>
-            <w:r>
-              <w:rPr>
-                <w:rFonts w:ascii="Calibri" w:hAnsi="Calibri" w:eastAsia="Calibri"/>
-                <w:b w:val="0"/>
-                <w:color w:val="1A1A1A"/>
-                <w:sz w:val="16"/>
-              </w:rPr>
-              <w:t>N/A</w:t>
-            </w:r>
-          </w:p>
-        </w:tc>
-      </w:tr>
-    </w:tbl>
-    <w:p>
-      <w:pPr>
-        <w:spacing w:before="200"/>
-      </w:pPr>
-      <w:r>
-        <w:rPr>
-          <w:rFonts w:ascii="Calibri" w:hAnsi="Calibri" w:eastAsia="Calibri"/>
-          <w:b w:val="0"/>
-          <w:color w:val="5A6A7A"/>
-          <w:sz w:val="18"/>
-        </w:rPr>
-        <w:t>Draft for Technical Department workshop. Impact Rating @ 1 Day, Impact Rating @ 1 Week, and Overall Criticality Ranking use the same 1 – Insignificant → 5 – Critical values. Overall ranking follows the 1-week rating. 1-week ratings are never lower than 1-day ratings.</w:t>
-      </w:r>
-    </w:p>
-    <w:p>
-      <w:r>
-        <w:br w:type="page"/>
-      </w:r>
-    </w:p>
-    <w:p>
-      <w:pPr>
-        <w:spacing w:after="120"/>
-      </w:pPr>
-      <w:r>
-        <w:rPr>
-          <w:rFonts w:ascii="Calibri" w:hAnsi="Calibri" w:eastAsia="Calibri"/>
-          <w:b/>
-          <w:color w:val="1B365D"/>
-          <w:sz w:val="32"/>
-        </w:rPr>
-        <w:t>Technical Department – Dependencies</w:t>
-      </w:r>
-    </w:p>
-    <w:p>
-      <w:pPr>
         <w:spacing w:after="160"/>
       </w:pPr>
       <w:r>
@@ -7735,7 +27,7 @@
           <w:color w:val="1A1A1A"/>
           <w:sz w:val="20"/>
         </w:rPr>
-        <w:t>This table maps each Technical Department activity to what it relies on, who relies on it, and the systems, records, people, and vendors that keep it running. Activity and Potential Risk are unchanged from the original register. Personnel are shown as role titles (Primary / Backup), not named staff, until the team confirms owners. Product names already used elsewhere in the organisation BIA (Oracle ERP, ticketing portal, VPN) are reused where they apply; other tools are described by function so we do not invent a stack.</w:t>
+        <w:t>This register maps each functional activity area performed by the Technical Department to its potential risk and to its dependencies: what it relies on, who relies on it, and the systems, records, people, and vendors that keep it running. Only Activity and Potential Risk are kept from the original register. Personnel are shown as role titles (Primary / Backup), not named staff, until the team confirms owners. Product names already used elsewhere in the organisation BIA (Oracle ERP, ticketing portal, VPN) are reused where they apply; other tools are described by function so we do not invent a stack.</w:t>
       </w:r>
     </w:p>
     <w:p>

--- a/Technical_Department_BIA_Register.docx
+++ b/Technical_Department_BIA_Register.docx
@@ -27,7 +27,7 @@
           <w:color w:val="1A1A1A"/>
           <w:sz w:val="20"/>
         </w:rPr>
-        <w:t>This register maps each functional activity area performed by the Technical Department to its potential risk and to its dependencies: what it relies on, who relies on it, and the systems, records, people, and vendors that keep it running. Only Activity and Potential Risk are kept from the original register. Personnel are shown as role titles (Primary / Backup), not named staff, until the team confirms owners. Product names already used elsewhere in the organisation BIA (Oracle ERP, ticketing portal, VPN) are reused where they apply; other tools are described by function so we do not invent a stack.</w:t>
+        <w:t>This register maps each functional activity area performed by the Technical Department to its potential risk, current-state gaps, and recovery strategy. Only Activity and Potential Risk are kept from the original register. Alternate Site/Access Required? and Cross-Trained Backup Staff Identified? use Yes / Partial / No with a short note. Cross-training is Partial until a named, trained deputy is confirmed.</w:t>
       </w:r>
     </w:p>
     <w:p>
@@ -41,7 +41,7 @@
           <w:color w:val="1B365D"/>
           <w:sz w:val="18"/>
         </w:rPr>
-        <w:t xml:space="preserve">Upstream: </w:t>
+        <w:t xml:space="preserve">Single Points of Failure: </w:t>
       </w:r>
       <w:r>
         <w:rPr>
@@ -50,7 +50,7 @@
           <w:color w:val="334155"/>
           <w:sz w:val="18"/>
         </w:rPr>
-        <w:t>What this activity relies on — teams, inputs, infrastructure, or contracts that must be available before the work can be done.</w:t>
+        <w:t>The one person, system, vendor, or path whose loss stops this activity.</w:t>
       </w:r>
       <w:r>
         <w:rPr>
@@ -68,7 +68,7 @@
           <w:color w:val="1B365D"/>
           <w:sz w:val="18"/>
         </w:rPr>
-        <w:t xml:space="preserve">Downstream: </w:t>
+        <w:t xml:space="preserve">Existing Safeguards / Controls: </w:t>
       </w:r>
       <w:r>
         <w:rPr>
@@ -77,7 +77,7 @@
           <w:color w:val="334155"/>
           <w:sz w:val="18"/>
         </w:rPr>
-        <w:t>Who relies on this activity — internal teams or client-facing functions that stall or fail if it stops.</w:t>
+        <w:t>What is already in place to reduce the risk or absorb a short disruption.</w:t>
       </w:r>
       <w:r>
         <w:rPr>
@@ -95,7 +95,7 @@
           <w:color w:val="1B365D"/>
           <w:sz w:val="18"/>
         </w:rPr>
-        <w:t xml:space="preserve">Key Systems: </w:t>
+        <w:t xml:space="preserve">Recommended Recovery Strategy: </w:t>
       </w:r>
       <w:r>
         <w:rPr>
@@ -104,7 +104,7 @@
           <w:color w:val="334155"/>
           <w:sz w:val="18"/>
         </w:rPr>
-        <w:t>Applications and platforms used to perform the work.</w:t>
+        <w:t>How to restore minimum service if the activity is disrupted.</w:t>
       </w:r>
       <w:r>
         <w:rPr>
@@ -122,7 +122,7 @@
           <w:color w:val="1B365D"/>
           <w:sz w:val="18"/>
         </w:rPr>
-        <w:t xml:space="preserve">Key Data: </w:t>
+        <w:t xml:space="preserve">Alternate Site/Access: </w:t>
       </w:r>
       <w:r>
         <w:rPr>
@@ -131,7 +131,7 @@
           <w:color w:val="334155"/>
           <w:sz w:val="18"/>
         </w:rPr>
-        <w:t>Records this activity creates, changes, or must have.</w:t>
+        <w:t>Whether staff can keep working from another site or via remote/VPN access.</w:t>
       </w:r>
       <w:r>
         <w:rPr>
@@ -149,7 +149,7 @@
           <w:color w:val="1B365D"/>
           <w:sz w:val="18"/>
         </w:rPr>
-        <w:t xml:space="preserve">Key Personnel: </w:t>
+        <w:t xml:space="preserve">Cross-Trained Backup: </w:t>
       </w:r>
       <w:r>
         <w:rPr>
@@ -158,34 +158,7 @@
           <w:color w:val="334155"/>
           <w:sz w:val="18"/>
         </w:rPr>
-        <w:t>Named owner and deputy. Format: Name (Primary) / Name (Backup). Roles are placeholders.</w:t>
-      </w:r>
-      <w:r>
-        <w:rPr>
-          <w:rFonts w:ascii="Calibri" w:hAnsi="Calibri" w:eastAsia="Calibri"/>
-          <w:b w:val="0"/>
-          <w:color w:val="94A3B8"/>
-          <w:sz w:val="18"/>
-        </w:rPr>
-        <w:t xml:space="preserve">  |  </w:t>
-      </w:r>
-      <w:r>
-        <w:rPr>
-          <w:rFonts w:ascii="Calibri" w:hAnsi="Calibri" w:eastAsia="Calibri"/>
-          <w:b/>
-          <w:color w:val="1B365D"/>
-          <w:sz w:val="18"/>
-        </w:rPr>
-        <w:t xml:space="preserve">Key Vendors: </w:t>
-      </w:r>
-      <w:r>
-        <w:rPr>
-          <w:rFonts w:ascii="Calibri" w:hAnsi="Calibri" w:eastAsia="Calibri"/>
-          <w:b w:val="0"/>
-          <w:color w:val="334155"/>
-          <w:sz w:val="18"/>
-        </w:rPr>
-        <w:t>External organisations this activity depends on.</w:t>
+        <w:t>Whether a trained deputy exists. Partial = backup role designated, named trained person not confirmed.</w:t>
       </w:r>
     </w:p>
     <w:tbl>
@@ -193,17 +166,16 @@
         <w:jc w:val="center"/>
         <w:tblLook w:firstColumn="1" w:firstRow="1" w:lastColumn="0" w:lastRow="0" w:noHBand="0" w:noVBand="1" w:val="04A0"/>
         <w:tblLayout w:type="fixed"/>
-        <w:tblW w:w="20185" w:type="dxa"/>
+        <w:tblW w:w="19278" w:type="dxa"/>
       </w:tblPr>
       <w:tblGrid>
         <w:gridCol w:w="1927"/>
         <w:gridCol w:w="2608"/>
-        <w:gridCol w:w="2948"/>
-        <w:gridCol w:w="2835"/>
-        <w:gridCol w:w="2494"/>
+        <w:gridCol w:w="3175"/>
+        <w:gridCol w:w="3175"/>
+        <w:gridCol w:w="3515"/>
+        <w:gridCol w:w="2268"/>
         <w:gridCol w:w="2608"/>
-        <w:gridCol w:w="2381"/>
-        <w:gridCol w:w="2381"/>
       </w:tblGrid>
       <w:tr>
         <w:trPr>
@@ -248,8 +220,44 @@
         </w:tc>
         <w:tc>
           <w:tcPr>
-            <w:tcW w:type="dxa" w:w="2381"/>
-            <w:gridSpan w:val="6"/>
+            <w:tcW w:type="dxa" w:w="3175"/>
+            <w:gridSpan w:val="2"/>
+            <w:vAlign w:val="center"/>
+            <w:tcMar>
+              <w:top w:w="40" w:type="dxa"/>
+              <w:left w:w="60" w:type="dxa"/>
+              <w:bottom w:w="40" w:type="dxa"/>
+              <w:right w:w="60" w:type="dxa"/>
+            </w:tcMar>
+            <w:tcBorders>
+              <w:top w:val="single" w:sz="4" w:space="0" w:color="8AA0B4"/>
+              <w:left w:val="single" w:sz="4" w:space="0" w:color="8AA0B4"/>
+              <w:bottom w:val="single" w:sz="4" w:space="0" w:color="8AA0B4"/>
+              <w:right w:val="single" w:sz="4" w:space="0" w:color="8AA0B4"/>
+            </w:tcBorders>
+            <w:shd w:fill="1F7A8C" w:val="clear"/>
+          </w:tcPr>
+          <w:p>
+            <w:pPr>
+              <w:spacing w:before="0" w:after="0" w:line="252" w:lineRule="auto"/>
+              <w:jc w:val="center"/>
+            </w:pPr>
+            <w:r/>
+            <w:r>
+              <w:rPr>
+                <w:rFonts w:ascii="Calibri" w:hAnsi="Calibri" w:eastAsia="Calibri"/>
+                <w:b/>
+                <w:color w:val="FFFFFF"/>
+                <w:sz w:val="18"/>
+              </w:rPr>
+              <w:t>CURRENT STATE &amp; GAP</w:t>
+            </w:r>
+          </w:p>
+        </w:tc>
+        <w:tc>
+          <w:tcPr>
+            <w:tcW w:type="dxa" w:w="2608"/>
+            <w:gridSpan w:val="3"/>
             <w:vAlign w:val="center"/>
             <w:tcMar>
               <w:top w:w="40" w:type="dxa"/>
@@ -278,7 +286,7 @@
                 <w:color w:val="FFFFFF"/>
                 <w:sz w:val="18"/>
               </w:rPr>
-              <w:t>DEPENDENCIES</w:t>
+              <w:t>STRATEGY &amp; RECOVERY</w:t>
             </w:r>
           </w:p>
         </w:tc>
@@ -360,7 +368,77 @@
         </w:tc>
         <w:tc>
           <w:tcPr>
-            <w:tcW w:type="dxa" w:w="2948"/>
+            <w:tcW w:type="dxa" w:w="3175"/>
+            <w:vAlign w:val="center"/>
+            <w:tcMar>
+              <w:top w:w="40" w:type="dxa"/>
+              <w:left w:w="60" w:type="dxa"/>
+              <w:bottom w:w="40" w:type="dxa"/>
+              <w:right w:w="60" w:type="dxa"/>
+            </w:tcMar>
+            <w:tcBorders>
+              <w:top w:val="single" w:sz="4" w:space="0" w:color="8AA0B4"/>
+              <w:left w:val="single" w:sz="4" w:space="0" w:color="8AA0B4"/>
+              <w:bottom w:val="single" w:sz="4" w:space="0" w:color="8AA0B4"/>
+              <w:right w:val="single" w:sz="4" w:space="0" w:color="8AA0B4"/>
+            </w:tcBorders>
+            <w:shd w:fill="1F7A8C" w:val="clear"/>
+          </w:tcPr>
+          <w:p>
+            <w:pPr>
+              <w:spacing w:before="0" w:after="0" w:line="252" w:lineRule="auto"/>
+              <w:jc w:val="center"/>
+            </w:pPr>
+            <w:r/>
+            <w:r>
+              <w:rPr>
+                <w:rFonts w:ascii="Calibri" w:hAnsi="Calibri" w:eastAsia="Calibri"/>
+                <w:b/>
+                <w:color w:val="FFFFFF"/>
+                <w:sz w:val="16"/>
+              </w:rPr>
+              <w:t>Single Points of Failure</w:t>
+            </w:r>
+          </w:p>
+        </w:tc>
+        <w:tc>
+          <w:tcPr>
+            <w:tcW w:type="dxa" w:w="3175"/>
+            <w:vAlign w:val="center"/>
+            <w:tcMar>
+              <w:top w:w="40" w:type="dxa"/>
+              <w:left w:w="60" w:type="dxa"/>
+              <w:bottom w:w="40" w:type="dxa"/>
+              <w:right w:w="60" w:type="dxa"/>
+            </w:tcMar>
+            <w:tcBorders>
+              <w:top w:val="single" w:sz="4" w:space="0" w:color="8AA0B4"/>
+              <w:left w:val="single" w:sz="4" w:space="0" w:color="8AA0B4"/>
+              <w:bottom w:val="single" w:sz="4" w:space="0" w:color="8AA0B4"/>
+              <w:right w:val="single" w:sz="4" w:space="0" w:color="8AA0B4"/>
+            </w:tcBorders>
+            <w:shd w:fill="1F7A8C" w:val="clear"/>
+          </w:tcPr>
+          <w:p>
+            <w:pPr>
+              <w:spacing w:before="0" w:after="0" w:line="252" w:lineRule="auto"/>
+              <w:jc w:val="center"/>
+            </w:pPr>
+            <w:r/>
+            <w:r>
+              <w:rPr>
+                <w:rFonts w:ascii="Calibri" w:hAnsi="Calibri" w:eastAsia="Calibri"/>
+                <w:b/>
+                <w:color w:val="FFFFFF"/>
+                <w:sz w:val="16"/>
+              </w:rPr>
+              <w:t>Existing Safeguards / Controls</w:t>
+            </w:r>
+          </w:p>
+        </w:tc>
+        <w:tc>
+          <w:tcPr>
+            <w:tcW w:type="dxa" w:w="3515"/>
             <w:vAlign w:val="center"/>
             <w:tcMar>
               <w:top w:w="40" w:type="dxa"/>
@@ -389,13 +467,13 @@
                 <w:color w:val="FFFFFF"/>
                 <w:sz w:val="16"/>
               </w:rPr>
-              <w:t>Upstream Dependencies (Relies On)</w:t>
+              <w:t>Recommended Recovery Strategy</w:t>
             </w:r>
           </w:p>
         </w:tc>
         <w:tc>
           <w:tcPr>
-            <w:tcW w:type="dxa" w:w="2835"/>
+            <w:tcW w:type="dxa" w:w="2268"/>
             <w:vAlign w:val="center"/>
             <w:tcMar>
               <w:top w:w="40" w:type="dxa"/>
@@ -424,42 +502,7 @@
                 <w:color w:val="FFFFFF"/>
                 <w:sz w:val="16"/>
               </w:rPr>
-              <w:t>Downstream Dependencies (Relied On By)</w:t>
-            </w:r>
-          </w:p>
-        </w:tc>
-        <w:tc>
-          <w:tcPr>
-            <w:tcW w:type="dxa" w:w="2494"/>
-            <w:vAlign w:val="center"/>
-            <w:tcMar>
-              <w:top w:w="40" w:type="dxa"/>
-              <w:left w:w="60" w:type="dxa"/>
-              <w:bottom w:w="40" w:type="dxa"/>
-              <w:right w:w="60" w:type="dxa"/>
-            </w:tcMar>
-            <w:tcBorders>
-              <w:top w:val="single" w:sz="4" w:space="0" w:color="8AA0B4"/>
-              <w:left w:val="single" w:sz="4" w:space="0" w:color="8AA0B4"/>
-              <w:bottom w:val="single" w:sz="4" w:space="0" w:color="8AA0B4"/>
-              <w:right w:val="single" w:sz="4" w:space="0" w:color="8AA0B4"/>
-            </w:tcBorders>
-            <w:shd w:fill="1B365D" w:val="clear"/>
-          </w:tcPr>
-          <w:p>
-            <w:pPr>
-              <w:spacing w:before="0" w:after="0" w:line="252" w:lineRule="auto"/>
-              <w:jc w:val="center"/>
-            </w:pPr>
-            <w:r/>
-            <w:r>
-              <w:rPr>
-                <w:rFonts w:ascii="Calibri" w:hAnsi="Calibri" w:eastAsia="Calibri"/>
-                <w:b/>
-                <w:color w:val="FFFFFF"/>
-                <w:sz w:val="16"/>
-              </w:rPr>
-              <w:t>Key Systems / Applications</w:t>
+              <w:t>Alternate Site/Access Required?</w:t>
             </w:r>
           </w:p>
         </w:tc>
@@ -494,77 +537,7 @@
                 <w:color w:val="FFFFFF"/>
                 <w:sz w:val="16"/>
               </w:rPr>
-              <w:t>Key Data / Records</w:t>
-            </w:r>
-          </w:p>
-        </w:tc>
-        <w:tc>
-          <w:tcPr>
-            <w:tcW w:type="dxa" w:w="2381"/>
-            <w:vAlign w:val="center"/>
-            <w:tcMar>
-              <w:top w:w="40" w:type="dxa"/>
-              <w:left w:w="60" w:type="dxa"/>
-              <w:bottom w:w="40" w:type="dxa"/>
-              <w:right w:w="60" w:type="dxa"/>
-            </w:tcMar>
-            <w:tcBorders>
-              <w:top w:val="single" w:sz="4" w:space="0" w:color="8AA0B4"/>
-              <w:left w:val="single" w:sz="4" w:space="0" w:color="8AA0B4"/>
-              <w:bottom w:val="single" w:sz="4" w:space="0" w:color="8AA0B4"/>
-              <w:right w:val="single" w:sz="4" w:space="0" w:color="8AA0B4"/>
-            </w:tcBorders>
-            <w:shd w:fill="1B365D" w:val="clear"/>
-          </w:tcPr>
-          <w:p>
-            <w:pPr>
-              <w:spacing w:before="0" w:after="0" w:line="252" w:lineRule="auto"/>
-              <w:jc w:val="center"/>
-            </w:pPr>
-            <w:r/>
-            <w:r>
-              <w:rPr>
-                <w:rFonts w:ascii="Calibri" w:hAnsi="Calibri" w:eastAsia="Calibri"/>
-                <w:b/>
-                <w:color w:val="FFFFFF"/>
-                <w:sz w:val="16"/>
-              </w:rPr>
-              <w:t>Key Personnel (Primary + Backup)</w:t>
-            </w:r>
-          </w:p>
-        </w:tc>
-        <w:tc>
-          <w:tcPr>
-            <w:tcW w:type="dxa" w:w="2381"/>
-            <w:vAlign w:val="center"/>
-            <w:tcMar>
-              <w:top w:w="40" w:type="dxa"/>
-              <w:left w:w="60" w:type="dxa"/>
-              <w:bottom w:w="40" w:type="dxa"/>
-              <w:right w:w="60" w:type="dxa"/>
-            </w:tcMar>
-            <w:tcBorders>
-              <w:top w:val="single" w:sz="4" w:space="0" w:color="8AA0B4"/>
-              <w:left w:val="single" w:sz="4" w:space="0" w:color="8AA0B4"/>
-              <w:bottom w:val="single" w:sz="4" w:space="0" w:color="8AA0B4"/>
-              <w:right w:val="single" w:sz="4" w:space="0" w:color="8AA0B4"/>
-            </w:tcBorders>
-            <w:shd w:fill="1B365D" w:val="clear"/>
-          </w:tcPr>
-          <w:p>
-            <w:pPr>
-              <w:spacing w:before="0" w:after="0" w:line="252" w:lineRule="auto"/>
-              <w:jc w:val="center"/>
-            </w:pPr>
-            <w:r/>
-            <w:r>
-              <w:rPr>
-                <w:rFonts w:ascii="Calibri" w:hAnsi="Calibri" w:eastAsia="Calibri"/>
-                <w:b/>
-                <w:color w:val="FFFFFF"/>
-                <w:sz w:val="16"/>
-              </w:rPr>
-              <w:t>Key Vendors / Third Parties</w:t>
+              <w:t>Cross-Trained Backup Staff Identified?</w:t>
             </w:r>
           </w:p>
         </w:tc>
@@ -645,7 +618,7 @@
         </w:tc>
         <w:tc>
           <w:tcPr>
-            <w:tcW w:type="dxa" w:w="2948"/>
+            <w:tcW w:type="dxa" w:w="3175"/>
             <w:vAlign w:val="center"/>
             <w:tcMar>
               <w:top w:w="40" w:type="dxa"/>
@@ -674,13 +647,13 @@
                 <w:color w:val="1A1A1A"/>
                 <w:sz w:val="16"/>
               </w:rPr>
-              <w:t>Business Development client brief and proposal window; Implementation Functional Unit process knowledge; VPN for client discovery</w:t>
+              <w:t>Solutions Architect as the only designer; design pack held in one workspace or one mailbox</w:t>
             </w:r>
           </w:p>
         </w:tc>
         <w:tc>
           <w:tcPr>
-            <w:tcW w:type="dxa" w:w="2835"/>
+            <w:tcW w:type="dxa" w:w="3175"/>
             <w:vAlign w:val="center"/>
             <w:tcMar>
               <w:top w:w="40" w:type="dxa"/>
@@ -709,13 +682,13 @@
                 <w:color w:val="1A1A1A"/>
                 <w:sz w:val="16"/>
               </w:rPr>
-              <w:t>Implementation Technical Unit (build against the design); Business Development (proposal commitment and dates)</w:t>
+              <w:t>Functional Unit design review; shared requirements repository</w:t>
             </w:r>
           </w:p>
         </w:tc>
         <w:tc>
           <w:tcPr>
-            <w:tcW w:type="dxa" w:w="2494"/>
+            <w:tcW w:type="dxa" w:w="3515"/>
             <w:vAlign w:val="center"/>
             <w:tcMar>
               <w:top w:w="40" w:type="dxa"/>
@@ -744,7 +717,42 @@
                 <w:color w:val="1A1A1A"/>
                 <w:sz w:val="16"/>
               </w:rPr>
-              <w:t>Design/requirements repository; proposal workspace; VPN</w:t>
+              <w:t>Functional Lead continues from the shared spec; restore documents from the repository backup</w:t>
+            </w:r>
+          </w:p>
+        </w:tc>
+        <w:tc>
+          <w:tcPr>
+            <w:tcW w:type="dxa" w:w="2268"/>
+            <w:vAlign w:val="center"/>
+            <w:tcMar>
+              <w:top w:w="40" w:type="dxa"/>
+              <w:left w:w="60" w:type="dxa"/>
+              <w:bottom w:w="40" w:type="dxa"/>
+              <w:right w:w="60" w:type="dxa"/>
+            </w:tcMar>
+            <w:tcBorders>
+              <w:top w:val="single" w:sz="4" w:space="0" w:color="8AA0B4"/>
+              <w:left w:val="single" w:sz="4" w:space="0" w:color="8AA0B4"/>
+              <w:bottom w:val="single" w:sz="4" w:space="0" w:color="8AA0B4"/>
+              <w:right w:val="single" w:sz="4" w:space="0" w:color="8AA0B4"/>
+            </w:tcBorders>
+            <w:shd w:fill="82C785" w:val="clear"/>
+          </w:tcPr>
+          <w:p>
+            <w:pPr>
+              <w:spacing w:before="0" w:after="0" w:line="252" w:lineRule="auto"/>
+              <w:jc w:val="center"/>
+            </w:pPr>
+            <w:r/>
+            <w:r>
+              <w:rPr>
+                <w:rFonts w:ascii="Calibri" w:hAnsi="Calibri" w:eastAsia="Calibri"/>
+                <w:b/>
+                <w:color w:val="1A1A1A"/>
+                <w:sz w:val="16"/>
+              </w:rPr>
+              <w:t>Yes — VPN / remote</w:t>
             </w:r>
           </w:p>
         </w:tc>
@@ -764,42 +772,7 @@
               <w:bottom w:val="single" w:sz="4" w:space="0" w:color="8AA0B4"/>
               <w:right w:val="single" w:sz="4" w:space="0" w:color="8AA0B4"/>
             </w:tcBorders>
-            <w:shd w:fill="FFFFFF" w:val="clear"/>
-          </w:tcPr>
-          <w:p>
-            <w:pPr>
-              <w:spacing w:before="0" w:after="0" w:line="252" w:lineRule="auto"/>
-              <w:jc w:val="left"/>
-            </w:pPr>
-            <w:r/>
-            <w:r>
-              <w:rPr>
-                <w:rFonts w:ascii="Calibri" w:hAnsi="Calibri" w:eastAsia="Calibri"/>
-                <w:b w:val="0"/>
-                <w:color w:val="1A1A1A"/>
-                <w:sz w:val="16"/>
-              </w:rPr>
-              <w:t>Requirements specs; solution design documents; acceptance criteria; client process notes</w:t>
-            </w:r>
-          </w:p>
-        </w:tc>
-        <w:tc>
-          <w:tcPr>
-            <w:tcW w:type="dxa" w:w="2381"/>
-            <w:vAlign w:val="center"/>
-            <w:tcMar>
-              <w:top w:w="40" w:type="dxa"/>
-              <w:left w:w="60" w:type="dxa"/>
-              <w:bottom w:w="40" w:type="dxa"/>
-              <w:right w:w="60" w:type="dxa"/>
-            </w:tcMar>
-            <w:tcBorders>
-              <w:top w:val="single" w:sz="4" w:space="0" w:color="8AA0B4"/>
-              <w:left w:val="single" w:sz="4" w:space="0" w:color="8AA0B4"/>
-              <w:bottom w:val="single" w:sz="4" w:space="0" w:color="8AA0B4"/>
-              <w:right w:val="single" w:sz="4" w:space="0" w:color="8AA0B4"/>
-            </w:tcBorders>
-            <w:shd w:fill="FFFFFF" w:val="clear"/>
+            <w:shd w:fill="F4D03F" w:val="clear"/>
           </w:tcPr>
           <w:p>
             <w:pPr>
@@ -814,42 +787,7 @@
                 <w:color w:val="1A1A1A"/>
                 <w:sz w:val="16"/>
               </w:rPr>
-              <w:t>Solutions Architect (Primary) / Functional Lead (Backup)</w:t>
-            </w:r>
-          </w:p>
-        </w:tc>
-        <w:tc>
-          <w:tcPr>
-            <w:tcW w:type="dxa" w:w="2381"/>
-            <w:vAlign w:val="center"/>
-            <w:tcMar>
-              <w:top w:w="40" w:type="dxa"/>
-              <w:left w:w="60" w:type="dxa"/>
-              <w:bottom w:w="40" w:type="dxa"/>
-              <w:right w:w="60" w:type="dxa"/>
-            </w:tcMar>
-            <w:tcBorders>
-              <w:top w:val="single" w:sz="4" w:space="0" w:color="8AA0B4"/>
-              <w:left w:val="single" w:sz="4" w:space="0" w:color="8AA0B4"/>
-              <w:bottom w:val="single" w:sz="4" w:space="0" w:color="8AA0B4"/>
-              <w:right w:val="single" w:sz="4" w:space="0" w:color="8AA0B4"/>
-            </w:tcBorders>
-            <w:shd w:fill="FFFFFF" w:val="clear"/>
-          </w:tcPr>
-          <w:p>
-            <w:pPr>
-              <w:spacing w:before="0" w:after="0" w:line="252" w:lineRule="auto"/>
-              <w:jc w:val="left"/>
-            </w:pPr>
-            <w:r/>
-            <w:r>
-              <w:rPr>
-                <w:rFonts w:ascii="Calibri" w:hAnsi="Calibri" w:eastAsia="Calibri"/>
-                <w:b w:val="0"/>
-                <w:color w:val="1A1A1A"/>
-                <w:sz w:val="16"/>
-              </w:rPr>
-              <w:t>Oracle Corporation (product documentation, where the client estate is Oracle)</w:t>
+              <w:t>Partial — Functional Lead designated as backup; named trained deputy not confirmed</w:t>
             </w:r>
           </w:p>
         </w:tc>
@@ -930,7 +868,7 @@
         </w:tc>
         <w:tc>
           <w:tcPr>
-            <w:tcW w:type="dxa" w:w="2948"/>
+            <w:tcW w:type="dxa" w:w="3175"/>
             <w:vAlign w:val="center"/>
             <w:tcMar>
               <w:top w:w="40" w:type="dxa"/>
@@ -959,13 +897,13 @@
                 <w:color w:val="1A1A1A"/>
                 <w:sz w:val="16"/>
               </w:rPr>
-              <w:t>Approved requirements and design; source control availability; development environment; VPN</w:t>
+              <w:t>Lead Developer knowledge of a module; uncommitted code on one workstation</w:t>
             </w:r>
           </w:p>
         </w:tc>
         <w:tc>
           <w:tcPr>
-            <w:tcW w:type="dxa" w:w="2835"/>
+            <w:tcW w:type="dxa" w:w="3175"/>
             <w:vAlign w:val="center"/>
             <w:tcMar>
               <w:top w:w="40" w:type="dxa"/>
@@ -994,13 +932,13 @@
                 <w:color w:val="1A1A1A"/>
                 <w:sz w:val="16"/>
               </w:rPr>
-              <w:t>Code Review; Testing &amp; QA; Build Management; CI/CD Pipeline</w:t>
+              <w:t>Source control; coding standards; peer review before merge</w:t>
             </w:r>
           </w:p>
         </w:tc>
         <w:tc>
           <w:tcPr>
-            <w:tcW w:type="dxa" w:w="2494"/>
+            <w:tcW w:type="dxa" w:w="3515"/>
             <w:vAlign w:val="center"/>
             <w:tcMar>
               <w:top w:w="40" w:type="dxa"/>
@@ -1029,7 +967,42 @@
                 <w:color w:val="1A1A1A"/>
                 <w:sz w:val="16"/>
               </w:rPr>
-              <w:t>Development workstations; source control platform; development environment; VPN</w:t>
+              <w:t>Senior Developer continues from last commit; rebuild the workstation; do not rely on local uncommitted work</w:t>
+            </w:r>
+          </w:p>
+        </w:tc>
+        <w:tc>
+          <w:tcPr>
+            <w:tcW w:type="dxa" w:w="2268"/>
+            <w:vAlign w:val="center"/>
+            <w:tcMar>
+              <w:top w:w="40" w:type="dxa"/>
+              <w:left w:w="60" w:type="dxa"/>
+              <w:bottom w:w="40" w:type="dxa"/>
+              <w:right w:w="60" w:type="dxa"/>
+            </w:tcMar>
+            <w:tcBorders>
+              <w:top w:val="single" w:sz="4" w:space="0" w:color="8AA0B4"/>
+              <w:left w:val="single" w:sz="4" w:space="0" w:color="8AA0B4"/>
+              <w:bottom w:val="single" w:sz="4" w:space="0" w:color="8AA0B4"/>
+              <w:right w:val="single" w:sz="4" w:space="0" w:color="8AA0B4"/>
+            </w:tcBorders>
+            <w:shd w:fill="82C785" w:val="clear"/>
+          </w:tcPr>
+          <w:p>
+            <w:pPr>
+              <w:spacing w:before="0" w:after="0" w:line="252" w:lineRule="auto"/>
+              <w:jc w:val="center"/>
+            </w:pPr>
+            <w:r/>
+            <w:r>
+              <w:rPr>
+                <w:rFonts w:ascii="Calibri" w:hAnsi="Calibri" w:eastAsia="Calibri"/>
+                <w:b/>
+                <w:color w:val="1A1A1A"/>
+                <w:sz w:val="16"/>
+              </w:rPr>
+              <w:t>Yes — VPN / remote; spare workstation</w:t>
             </w:r>
           </w:p>
         </w:tc>
@@ -1049,42 +1022,7 @@
               <w:bottom w:val="single" w:sz="4" w:space="0" w:color="8AA0B4"/>
               <w:right w:val="single" w:sz="4" w:space="0" w:color="8AA0B4"/>
             </w:tcBorders>
-            <w:shd w:fill="F4F7FA" w:val="clear"/>
-          </w:tcPr>
-          <w:p>
-            <w:pPr>
-              <w:spacing w:before="0" w:after="0" w:line="252" w:lineRule="auto"/>
-              <w:jc w:val="left"/>
-            </w:pPr>
-            <w:r/>
-            <w:r>
-              <w:rPr>
-                <w:rFonts w:ascii="Calibri" w:hAnsi="Calibri" w:eastAsia="Calibri"/>
-                <w:b w:val="0"/>
-                <w:color w:val="1A1A1A"/>
-                <w:sz w:val="16"/>
-              </w:rPr>
-              <w:t>Application source; uncommitted local work; coding standards</w:t>
-            </w:r>
-          </w:p>
-        </w:tc>
-        <w:tc>
-          <w:tcPr>
-            <w:tcW w:type="dxa" w:w="2381"/>
-            <w:vAlign w:val="center"/>
-            <w:tcMar>
-              <w:top w:w="40" w:type="dxa"/>
-              <w:left w:w="60" w:type="dxa"/>
-              <w:bottom w:w="40" w:type="dxa"/>
-              <w:right w:w="60" w:type="dxa"/>
-            </w:tcMar>
-            <w:tcBorders>
-              <w:top w:val="single" w:sz="4" w:space="0" w:color="8AA0B4"/>
-              <w:left w:val="single" w:sz="4" w:space="0" w:color="8AA0B4"/>
-              <w:bottom w:val="single" w:sz="4" w:space="0" w:color="8AA0B4"/>
-              <w:right w:val="single" w:sz="4" w:space="0" w:color="8AA0B4"/>
-            </w:tcBorders>
-            <w:shd w:fill="F4F7FA" w:val="clear"/>
+            <w:shd w:fill="F4D03F" w:val="clear"/>
           </w:tcPr>
           <w:p>
             <w:pPr>
@@ -1099,42 +1037,7 @@
                 <w:color w:val="1A1A1A"/>
                 <w:sz w:val="16"/>
               </w:rPr>
-              <w:t>Lead Developer (Primary) / Senior Developer (Backup)</w:t>
-            </w:r>
-          </w:p>
-        </w:tc>
-        <w:tc>
-          <w:tcPr>
-            <w:tcW w:type="dxa" w:w="2381"/>
-            <w:vAlign w:val="center"/>
-            <w:tcMar>
-              <w:top w:w="40" w:type="dxa"/>
-              <w:left w:w="60" w:type="dxa"/>
-              <w:bottom w:w="40" w:type="dxa"/>
-              <w:right w:w="60" w:type="dxa"/>
-            </w:tcMar>
-            <w:tcBorders>
-              <w:top w:val="single" w:sz="4" w:space="0" w:color="8AA0B4"/>
-              <w:left w:val="single" w:sz="4" w:space="0" w:color="8AA0B4"/>
-              <w:bottom w:val="single" w:sz="4" w:space="0" w:color="8AA0B4"/>
-              <w:right w:val="single" w:sz="4" w:space="0" w:color="8AA0B4"/>
-            </w:tcBorders>
-            <w:shd w:fill="F4F7FA" w:val="clear"/>
-          </w:tcPr>
-          <w:p>
-            <w:pPr>
-              <w:spacing w:before="0" w:after="0" w:line="252" w:lineRule="auto"/>
-              <w:jc w:val="left"/>
-            </w:pPr>
-            <w:r/>
-            <w:r>
-              <w:rPr>
-                <w:rFonts w:ascii="Calibri" w:hAnsi="Calibri" w:eastAsia="Calibri"/>
-                <w:b w:val="0"/>
-                <w:color w:val="1A1A1A"/>
-                <w:sz w:val="16"/>
-              </w:rPr>
-              <w:t>Client ERP platform vendor (Oracle where applicable); language/runtime vendor</w:t>
+              <w:t>Partial — Senior Developer designated as backup; confirm module-level training</w:t>
             </w:r>
           </w:p>
         </w:tc>
@@ -1215,7 +1118,7 @@
         </w:tc>
         <w:tc>
           <w:tcPr>
-            <w:tcW w:type="dxa" w:w="2948"/>
+            <w:tcW w:type="dxa" w:w="3175"/>
             <w:vAlign w:val="center"/>
             <w:tcMar>
               <w:top w:w="40" w:type="dxa"/>
@@ -1244,13 +1147,13 @@
                 <w:color w:val="1A1A1A"/>
                 <w:sz w:val="16"/>
               </w:rPr>
-              <w:t>Identity/directory so staff can authenticate; network access to the repository</w:t>
+              <w:t>The source control platform itself; sole repository administrator; vendor outage</w:t>
             </w:r>
           </w:p>
         </w:tc>
         <w:tc>
           <w:tcPr>
-            <w:tcW w:type="dxa" w:w="2835"/>
+            <w:tcW w:type="dxa" w:w="3175"/>
             <w:vAlign w:val="center"/>
             <w:tcMar>
               <w:top w:w="40" w:type="dxa"/>
@@ -1279,13 +1182,13 @@
                 <w:color w:val="1A1A1A"/>
                 <w:sz w:val="16"/>
               </w:rPr>
-              <w:t>Application Development; Code Review; Build Management; CI/CD; Release Deployment — the whole delivery path</w:t>
+              <w:t>Access control and segregation of duties on merges; commit history as the audit trail</w:t>
             </w:r>
           </w:p>
         </w:tc>
         <w:tc>
           <w:tcPr>
-            <w:tcW w:type="dxa" w:w="2494"/>
+            <w:tcW w:type="dxa" w:w="3515"/>
             <w:vAlign w:val="center"/>
             <w:tcMar>
               <w:top w:w="40" w:type="dxa"/>
@@ -1314,7 +1217,42 @@
                 <w:color w:val="1A1A1A"/>
                 <w:sz w:val="16"/>
               </w:rPr>
-              <w:t>Source control platform</w:t>
+              <w:t>Restore the repository from platform/vendor backup; freeze merges until the last good copy is verified</w:t>
+            </w:r>
+          </w:p>
+        </w:tc>
+        <w:tc>
+          <w:tcPr>
+            <w:tcW w:type="dxa" w:w="2268"/>
+            <w:vAlign w:val="center"/>
+            <w:tcMar>
+              <w:top w:w="40" w:type="dxa"/>
+              <w:left w:w="60" w:type="dxa"/>
+              <w:bottom w:w="40" w:type="dxa"/>
+              <w:right w:w="60" w:type="dxa"/>
+            </w:tcMar>
+            <w:tcBorders>
+              <w:top w:val="single" w:sz="4" w:space="0" w:color="8AA0B4"/>
+              <w:left w:val="single" w:sz="4" w:space="0" w:color="8AA0B4"/>
+              <w:bottom w:val="single" w:sz="4" w:space="0" w:color="8AA0B4"/>
+              <w:right w:val="single" w:sz="4" w:space="0" w:color="8AA0B4"/>
+            </w:tcBorders>
+            <w:shd w:fill="82C785" w:val="clear"/>
+          </w:tcPr>
+          <w:p>
+            <w:pPr>
+              <w:spacing w:before="0" w:after="0" w:line="252" w:lineRule="auto"/>
+              <w:jc w:val="center"/>
+            </w:pPr>
+            <w:r/>
+            <w:r>
+              <w:rPr>
+                <w:rFonts w:ascii="Calibri" w:hAnsi="Calibri" w:eastAsia="Calibri"/>
+                <w:b/>
+                <w:color w:val="1A1A1A"/>
+                <w:sz w:val="16"/>
+              </w:rPr>
+              <w:t>Yes — VPN to the platform; use the vendor’s alternate region if contracted</w:t>
             </w:r>
           </w:p>
         </w:tc>
@@ -1334,42 +1272,7 @@
               <w:bottom w:val="single" w:sz="4" w:space="0" w:color="8AA0B4"/>
               <w:right w:val="single" w:sz="4" w:space="0" w:color="8AA0B4"/>
             </w:tcBorders>
-            <w:shd w:fill="FFFFFF" w:val="clear"/>
-          </w:tcPr>
-          <w:p>
-            <w:pPr>
-              <w:spacing w:before="0" w:after="0" w:line="252" w:lineRule="auto"/>
-              <w:jc w:val="left"/>
-            </w:pPr>
-            <w:r/>
-            <w:r>
-              <w:rPr>
-                <w:rFonts w:ascii="Calibri" w:hAnsi="Calibri" w:eastAsia="Calibri"/>
-                <w:b w:val="0"/>
-                <w:color w:val="1A1A1A"/>
-                <w:sz w:val="16"/>
-              </w:rPr>
-              <w:t>Repositories; commit history; branch permissions; merge and approval records</w:t>
-            </w:r>
-          </w:p>
-        </w:tc>
-        <w:tc>
-          <w:tcPr>
-            <w:tcW w:type="dxa" w:w="2381"/>
-            <w:vAlign w:val="center"/>
-            <w:tcMar>
-              <w:top w:w="40" w:type="dxa"/>
-              <w:left w:w="60" w:type="dxa"/>
-              <w:bottom w:w="40" w:type="dxa"/>
-              <w:right w:w="60" w:type="dxa"/>
-            </w:tcMar>
-            <w:tcBorders>
-              <w:top w:val="single" w:sz="4" w:space="0" w:color="8AA0B4"/>
-              <w:left w:val="single" w:sz="4" w:space="0" w:color="8AA0B4"/>
-              <w:bottom w:val="single" w:sz="4" w:space="0" w:color="8AA0B4"/>
-              <w:right w:val="single" w:sz="4" w:space="0" w:color="8AA0B4"/>
-            </w:tcBorders>
-            <w:shd w:fill="FFFFFF" w:val="clear"/>
+            <w:shd w:fill="F4D03F" w:val="clear"/>
           </w:tcPr>
           <w:p>
             <w:pPr>
@@ -1384,42 +1287,7 @@
                 <w:color w:val="1A1A1A"/>
                 <w:sz w:val="16"/>
               </w:rPr>
-              <w:t>Technical Lead (Primary) / Senior Developer (Backup)</w:t>
-            </w:r>
-          </w:p>
-        </w:tc>
-        <w:tc>
-          <w:tcPr>
-            <w:tcW w:type="dxa" w:w="2381"/>
-            <w:vAlign w:val="center"/>
-            <w:tcMar>
-              <w:top w:w="40" w:type="dxa"/>
-              <w:left w:w="60" w:type="dxa"/>
-              <w:bottom w:w="40" w:type="dxa"/>
-              <w:right w:w="60" w:type="dxa"/>
-            </w:tcMar>
-            <w:tcBorders>
-              <w:top w:val="single" w:sz="4" w:space="0" w:color="8AA0B4"/>
-              <w:left w:val="single" w:sz="4" w:space="0" w:color="8AA0B4"/>
-              <w:bottom w:val="single" w:sz="4" w:space="0" w:color="8AA0B4"/>
-              <w:right w:val="single" w:sz="4" w:space="0" w:color="8AA0B4"/>
-            </w:tcBorders>
-            <w:shd w:fill="FFFFFF" w:val="clear"/>
-          </w:tcPr>
-          <w:p>
-            <w:pPr>
-              <w:spacing w:before="0" w:after="0" w:line="252" w:lineRule="auto"/>
-              <w:jc w:val="left"/>
-            </w:pPr>
-            <w:r/>
-            <w:r>
-              <w:rPr>
-                <w:rFonts w:ascii="Calibri" w:hAnsi="Calibri" w:eastAsia="Calibri"/>
-                <w:b w:val="0"/>
-                <w:color w:val="1A1A1A"/>
-                <w:sz w:val="16"/>
-              </w:rPr>
-              <w:t>Source control platform vendor</w:t>
+              <w:t>Partial — Senior Developer designated as deputy administrator</w:t>
             </w:r>
           </w:p>
         </w:tc>
@@ -1500,7 +1368,7 @@
         </w:tc>
         <w:tc>
           <w:tcPr>
-            <w:tcW w:type="dxa" w:w="2948"/>
+            <w:tcW w:type="dxa" w:w="3175"/>
             <w:vAlign w:val="center"/>
             <w:tcMar>
               <w:top w:w="40" w:type="dxa"/>
@@ -1529,13 +1397,13 @@
                 <w:color w:val="1A1A1A"/>
                 <w:sz w:val="16"/>
               </w:rPr>
-              <w:t>Source control; submitted change requests; coding and security standards</w:t>
+              <w:t>Technical Lead as the only reviewer (self-approval risk if that person is also the author)</w:t>
             </w:r>
           </w:p>
         </w:tc>
         <w:tc>
           <w:tcPr>
-            <w:tcW w:type="dxa" w:w="2835"/>
+            <w:tcW w:type="dxa" w:w="3175"/>
             <w:vAlign w:val="center"/>
             <w:tcMar>
               <w:top w:w="40" w:type="dxa"/>
@@ -1564,13 +1432,13 @@
                 <w:color w:val="1A1A1A"/>
                 <w:sz w:val="16"/>
               </w:rPr>
-              <w:t>Build Management; CI/CD; Release Deployment (unreviewed changes must not ship)</w:t>
+              <w:t>No self-approval; review workflow in source control</w:t>
             </w:r>
           </w:p>
         </w:tc>
         <w:tc>
           <w:tcPr>
-            <w:tcW w:type="dxa" w:w="2494"/>
+            <w:tcW w:type="dxa" w:w="3515"/>
             <w:vAlign w:val="center"/>
             <w:tcMar>
               <w:top w:w="40" w:type="dxa"/>
@@ -1599,7 +1467,42 @@
                 <w:color w:val="1A1A1A"/>
                 <w:sz w:val="16"/>
               </w:rPr>
-              <w:t>Source control review workflow</w:t>
+              <w:t>Senior Developer reviews; if both reviewers are unavailable, freeze merges — do not skip review</w:t>
+            </w:r>
+          </w:p>
+        </w:tc>
+        <w:tc>
+          <w:tcPr>
+            <w:tcW w:type="dxa" w:w="2268"/>
+            <w:vAlign w:val="center"/>
+            <w:tcMar>
+              <w:top w:w="40" w:type="dxa"/>
+              <w:left w:w="60" w:type="dxa"/>
+              <w:bottom w:w="40" w:type="dxa"/>
+              <w:right w:w="60" w:type="dxa"/>
+            </w:tcMar>
+            <w:tcBorders>
+              <w:top w:val="single" w:sz="4" w:space="0" w:color="8AA0B4"/>
+              <w:left w:val="single" w:sz="4" w:space="0" w:color="8AA0B4"/>
+              <w:bottom w:val="single" w:sz="4" w:space="0" w:color="8AA0B4"/>
+              <w:right w:val="single" w:sz="4" w:space="0" w:color="8AA0B4"/>
+            </w:tcBorders>
+            <w:shd w:fill="82C785" w:val="clear"/>
+          </w:tcPr>
+          <w:p>
+            <w:pPr>
+              <w:spacing w:before="0" w:after="0" w:line="252" w:lineRule="auto"/>
+              <w:jc w:val="center"/>
+            </w:pPr>
+            <w:r/>
+            <w:r>
+              <w:rPr>
+                <w:rFonts w:ascii="Calibri" w:hAnsi="Calibri" w:eastAsia="Calibri"/>
+                <w:b/>
+                <w:color w:val="1A1A1A"/>
+                <w:sz w:val="16"/>
+              </w:rPr>
+              <w:t>Yes — VPN / remote</w:t>
             </w:r>
           </w:p>
         </w:tc>
@@ -1619,42 +1522,7 @@
               <w:bottom w:val="single" w:sz="4" w:space="0" w:color="8AA0B4"/>
               <w:right w:val="single" w:sz="4" w:space="0" w:color="8AA0B4"/>
             </w:tcBorders>
-            <w:shd w:fill="F4F7FA" w:val="clear"/>
-          </w:tcPr>
-          <w:p>
-            <w:pPr>
-              <w:spacing w:before="0" w:after="0" w:line="252" w:lineRule="auto"/>
-              <w:jc w:val="left"/>
-            </w:pPr>
-            <w:r/>
-            <w:r>
-              <w:rPr>
-                <w:rFonts w:ascii="Calibri" w:hAnsi="Calibri" w:eastAsia="Calibri"/>
-                <w:b w:val="0"/>
-                <w:color w:val="1A1A1A"/>
-                <w:sz w:val="16"/>
-              </w:rPr>
-              <w:t>Review comments; approval records; defect and vulnerability findings</w:t>
-            </w:r>
-          </w:p>
-        </w:tc>
-        <w:tc>
-          <w:tcPr>
-            <w:tcW w:type="dxa" w:w="2381"/>
-            <w:vAlign w:val="center"/>
-            <w:tcMar>
-              <w:top w:w="40" w:type="dxa"/>
-              <w:left w:w="60" w:type="dxa"/>
-              <w:bottom w:w="40" w:type="dxa"/>
-              <w:right w:w="60" w:type="dxa"/>
-            </w:tcMar>
-            <w:tcBorders>
-              <w:top w:val="single" w:sz="4" w:space="0" w:color="8AA0B4"/>
-              <w:left w:val="single" w:sz="4" w:space="0" w:color="8AA0B4"/>
-              <w:bottom w:val="single" w:sz="4" w:space="0" w:color="8AA0B4"/>
-              <w:right w:val="single" w:sz="4" w:space="0" w:color="8AA0B4"/>
-            </w:tcBorders>
-            <w:shd w:fill="F4F7FA" w:val="clear"/>
+            <w:shd w:fill="F4D03F" w:val="clear"/>
           </w:tcPr>
           <w:p>
             <w:pPr>
@@ -1669,42 +1537,7 @@
                 <w:color w:val="1A1A1A"/>
                 <w:sz w:val="16"/>
               </w:rPr>
-              <w:t>Technical Lead (Primary) / Senior Developer (Backup)</w:t>
-            </w:r>
-          </w:p>
-        </w:tc>
-        <w:tc>
-          <w:tcPr>
-            <w:tcW w:type="dxa" w:w="2381"/>
-            <w:vAlign w:val="center"/>
-            <w:tcMar>
-              <w:top w:w="40" w:type="dxa"/>
-              <w:left w:w="60" w:type="dxa"/>
-              <w:bottom w:w="40" w:type="dxa"/>
-              <w:right w:w="60" w:type="dxa"/>
-            </w:tcMar>
-            <w:tcBorders>
-              <w:top w:val="single" w:sz="4" w:space="0" w:color="8AA0B4"/>
-              <w:left w:val="single" w:sz="4" w:space="0" w:color="8AA0B4"/>
-              <w:bottom w:val="single" w:sz="4" w:space="0" w:color="8AA0B4"/>
-              <w:right w:val="single" w:sz="4" w:space="0" w:color="8AA0B4"/>
-            </w:tcBorders>
-            <w:shd w:fill="F4F7FA" w:val="clear"/>
-          </w:tcPr>
-          <w:p>
-            <w:pPr>
-              <w:spacing w:before="0" w:after="0" w:line="252" w:lineRule="auto"/>
-              <w:jc w:val="left"/>
-            </w:pPr>
-            <w:r/>
-            <w:r>
-              <w:rPr>
-                <w:rFonts w:ascii="Calibri" w:hAnsi="Calibri" w:eastAsia="Calibri"/>
-                <w:b w:val="0"/>
-                <w:color w:val="1A1A1A"/>
-                <w:sz w:val="16"/>
-              </w:rPr>
-              <w:t>Source control platform vendor</w:t>
+              <w:t>Partial — Senior Developer designated as backup reviewer</w:t>
             </w:r>
           </w:p>
         </w:tc>
@@ -1785,7 +1618,7 @@
         </w:tc>
         <w:tc>
           <w:tcPr>
-            <w:tcW w:type="dxa" w:w="2948"/>
+            <w:tcW w:type="dxa" w:w="3175"/>
             <w:vAlign w:val="center"/>
             <w:tcMar>
               <w:top w:w="40" w:type="dxa"/>
@@ -1814,13 +1647,13 @@
                 <w:color w:val="1A1A1A"/>
                 <w:sz w:val="16"/>
               </w:rPr>
-              <w:t>Testable build; requirements/acceptance criteria; test or staging environment; Implementation Functional Unit business scenarios</w:t>
+              <w:t>QA Lead; a single test/staging environment</w:t>
             </w:r>
           </w:p>
         </w:tc>
         <w:tc>
           <w:tcPr>
-            <w:tcW w:type="dxa" w:w="2835"/>
+            <w:tcW w:type="dxa" w:w="3175"/>
             <w:vAlign w:val="center"/>
             <w:tcMar>
               <w:top w:w="40" w:type="dxa"/>
@@ -1849,13 +1682,13 @@
                 <w:color w:val="1A1A1A"/>
                 <w:sz w:val="16"/>
               </w:rPr>
-              <w:t>Release Management; Release Deployment; client go-live confidence</w:t>
+              <w:t>Written test cases; defect logging in the ticketing portal; Functional Unit business scenarios</w:t>
             </w:r>
           </w:p>
         </w:tc>
         <w:tc>
           <w:tcPr>
-            <w:tcW w:type="dxa" w:w="2494"/>
+            <w:tcW w:type="dxa" w:w="3515"/>
             <w:vAlign w:val="center"/>
             <w:tcMar>
               <w:top w:w="40" w:type="dxa"/>
@@ -1884,7 +1717,42 @@
                 <w:color w:val="1A1A1A"/>
                 <w:sz w:val="16"/>
               </w:rPr>
-              <w:t>Test/staging environment; ticketing portal (defects); VPN</w:t>
+              <w:t>Functional Tester continues from written cases; restore or rebuild staging from the environment baseline</w:t>
+            </w:r>
+          </w:p>
+        </w:tc>
+        <w:tc>
+          <w:tcPr>
+            <w:tcW w:type="dxa" w:w="2268"/>
+            <w:vAlign w:val="center"/>
+            <w:tcMar>
+              <w:top w:w="40" w:type="dxa"/>
+              <w:left w:w="60" w:type="dxa"/>
+              <w:bottom w:w="40" w:type="dxa"/>
+              <w:right w:w="60" w:type="dxa"/>
+            </w:tcMar>
+            <w:tcBorders>
+              <w:top w:val="single" w:sz="4" w:space="0" w:color="8AA0B4"/>
+              <w:left w:val="single" w:sz="4" w:space="0" w:color="8AA0B4"/>
+              <w:bottom w:val="single" w:sz="4" w:space="0" w:color="8AA0B4"/>
+              <w:right w:val="single" w:sz="4" w:space="0" w:color="8AA0B4"/>
+            </w:tcBorders>
+            <w:shd w:fill="82C785" w:val="clear"/>
+          </w:tcPr>
+          <w:p>
+            <w:pPr>
+              <w:spacing w:before="0" w:after="0" w:line="252" w:lineRule="auto"/>
+              <w:jc w:val="center"/>
+            </w:pPr>
+            <w:r/>
+            <w:r>
+              <w:rPr>
+                <w:rFonts w:ascii="Calibri" w:hAnsi="Calibri" w:eastAsia="Calibri"/>
+                <w:b/>
+                <w:color w:val="1A1A1A"/>
+                <w:sz w:val="16"/>
+              </w:rPr>
+              <w:t>Yes — VPN to test/staging</w:t>
             </w:r>
           </w:p>
         </w:tc>
@@ -1904,42 +1772,7 @@
               <w:bottom w:val="single" w:sz="4" w:space="0" w:color="8AA0B4"/>
               <w:right w:val="single" w:sz="4" w:space="0" w:color="8AA0B4"/>
             </w:tcBorders>
-            <w:shd w:fill="FFFFFF" w:val="clear"/>
-          </w:tcPr>
-          <w:p>
-            <w:pPr>
-              <w:spacing w:before="0" w:after="0" w:line="252" w:lineRule="auto"/>
-              <w:jc w:val="left"/>
-            </w:pPr>
-            <w:r/>
-            <w:r>
-              <w:rPr>
-                <w:rFonts w:ascii="Calibri" w:hAnsi="Calibri" w:eastAsia="Calibri"/>
-                <w:b w:val="0"/>
-                <w:color w:val="1A1A1A"/>
-                <w:sz w:val="16"/>
-              </w:rPr>
-              <w:t>Test cases; test results; defect logs; sign-off records</w:t>
-            </w:r>
-          </w:p>
-        </w:tc>
-        <w:tc>
-          <w:tcPr>
-            <w:tcW w:type="dxa" w:w="2381"/>
-            <w:vAlign w:val="center"/>
-            <w:tcMar>
-              <w:top w:w="40" w:type="dxa"/>
-              <w:left w:w="60" w:type="dxa"/>
-              <w:bottom w:w="40" w:type="dxa"/>
-              <w:right w:w="60" w:type="dxa"/>
-            </w:tcMar>
-            <w:tcBorders>
-              <w:top w:val="single" w:sz="4" w:space="0" w:color="8AA0B4"/>
-              <w:left w:val="single" w:sz="4" w:space="0" w:color="8AA0B4"/>
-              <w:bottom w:val="single" w:sz="4" w:space="0" w:color="8AA0B4"/>
-              <w:right w:val="single" w:sz="4" w:space="0" w:color="8AA0B4"/>
-            </w:tcBorders>
-            <w:shd w:fill="FFFFFF" w:val="clear"/>
+            <w:shd w:fill="F4D03F" w:val="clear"/>
           </w:tcPr>
           <w:p>
             <w:pPr>
@@ -1954,42 +1787,7 @@
                 <w:color w:val="1A1A1A"/>
                 <w:sz w:val="16"/>
               </w:rPr>
-              <w:t>QA Lead (Primary) / Functional Tester (Backup)</w:t>
-            </w:r>
-          </w:p>
-        </w:tc>
-        <w:tc>
-          <w:tcPr>
-            <w:tcW w:type="dxa" w:w="2381"/>
-            <w:vAlign w:val="center"/>
-            <w:tcMar>
-              <w:top w:w="40" w:type="dxa"/>
-              <w:left w:w="60" w:type="dxa"/>
-              <w:bottom w:w="40" w:type="dxa"/>
-              <w:right w:w="60" w:type="dxa"/>
-            </w:tcMar>
-            <w:tcBorders>
-              <w:top w:val="single" w:sz="4" w:space="0" w:color="8AA0B4"/>
-              <w:left w:val="single" w:sz="4" w:space="0" w:color="8AA0B4"/>
-              <w:bottom w:val="single" w:sz="4" w:space="0" w:color="8AA0B4"/>
-              <w:right w:val="single" w:sz="4" w:space="0" w:color="8AA0B4"/>
-            </w:tcBorders>
-            <w:shd w:fill="FFFFFF" w:val="clear"/>
-          </w:tcPr>
-          <w:p>
-            <w:pPr>
-              <w:spacing w:before="0" w:after="0" w:line="252" w:lineRule="auto"/>
-              <w:jc w:val="left"/>
-            </w:pPr>
-            <w:r/>
-            <w:r>
-              <w:rPr>
-                <w:rFonts w:ascii="Calibri" w:hAnsi="Calibri" w:eastAsia="Calibri"/>
-                <w:b w:val="0"/>
-                <w:color w:val="1A1A1A"/>
-                <w:sz w:val="16"/>
-              </w:rPr>
-              <w:t>Hosting/cloud provider (test environments)</w:t>
+              <w:t>Partial — Functional Tester designated as backup</w:t>
             </w:r>
           </w:p>
         </w:tc>
@@ -2070,7 +1868,7 @@
         </w:tc>
         <w:tc>
           <w:tcPr>
-            <w:tcW w:type="dxa" w:w="2948"/>
+            <w:tcW w:type="dxa" w:w="3175"/>
             <w:vAlign w:val="center"/>
             <w:tcMar>
               <w:top w:w="40" w:type="dxa"/>
@@ -2099,13 +1897,13 @@
                 <w:color w:val="1A1A1A"/>
                 <w:sz w:val="16"/>
               </w:rPr>
-              <w:t>Approved code in source control; dependency/artefact store; build configuration</w:t>
+              <w:t>Build server; DevOps Engineer; artefact store</w:t>
             </w:r>
           </w:p>
         </w:tc>
         <w:tc>
           <w:tcPr>
-            <w:tcW w:type="dxa" w:w="2835"/>
+            <w:tcW w:type="dxa" w:w="3175"/>
             <w:vAlign w:val="center"/>
             <w:tcMar>
               <w:top w:w="40" w:type="dxa"/>
@@ -2134,13 +1932,13 @@
                 <w:color w:val="1A1A1A"/>
                 <w:sz w:val="16"/>
               </w:rPr>
-              <w:t>CI/CD Pipeline; Release Deployment</w:t>
+              <w:t>Build definitions in source control; versioned artefacts</w:t>
             </w:r>
           </w:p>
         </w:tc>
         <w:tc>
           <w:tcPr>
-            <w:tcW w:type="dxa" w:w="2494"/>
+            <w:tcW w:type="dxa" w:w="3515"/>
             <w:vAlign w:val="center"/>
             <w:tcMar>
               <w:top w:w="40" w:type="dxa"/>
@@ -2169,7 +1967,42 @@
                 <w:color w:val="1A1A1A"/>
                 <w:sz w:val="16"/>
               </w:rPr>
-              <w:t>Build server; artefact repository; source control</w:t>
+              <w:t>Rebuild the build host from definitions in source control; Technical Lead runs a known-good build</w:t>
+            </w:r>
+          </w:p>
+        </w:tc>
+        <w:tc>
+          <w:tcPr>
+            <w:tcW w:type="dxa" w:w="2268"/>
+            <w:vAlign w:val="center"/>
+            <w:tcMar>
+              <w:top w:w="40" w:type="dxa"/>
+              <w:left w:w="60" w:type="dxa"/>
+              <w:bottom w:w="40" w:type="dxa"/>
+              <w:right w:w="60" w:type="dxa"/>
+            </w:tcMar>
+            <w:tcBorders>
+              <w:top w:val="single" w:sz="4" w:space="0" w:color="8AA0B4"/>
+              <w:left w:val="single" w:sz="4" w:space="0" w:color="8AA0B4"/>
+              <w:bottom w:val="single" w:sz="4" w:space="0" w:color="8AA0B4"/>
+              <w:right w:val="single" w:sz="4" w:space="0" w:color="8AA0B4"/>
+            </w:tcBorders>
+            <w:shd w:fill="82C785" w:val="clear"/>
+          </w:tcPr>
+          <w:p>
+            <w:pPr>
+              <w:spacing w:before="0" w:after="0" w:line="252" w:lineRule="auto"/>
+              <w:jc w:val="center"/>
+            </w:pPr>
+            <w:r/>
+            <w:r>
+              <w:rPr>
+                <w:rFonts w:ascii="Calibri" w:hAnsi="Calibri" w:eastAsia="Calibri"/>
+                <w:b/>
+                <w:color w:val="1A1A1A"/>
+                <w:sz w:val="16"/>
+              </w:rPr>
+              <w:t>Yes — VPN / remote; rebuild on an alternate host</w:t>
             </w:r>
           </w:p>
         </w:tc>
@@ -2189,42 +2022,7 @@
               <w:bottom w:val="single" w:sz="4" w:space="0" w:color="8AA0B4"/>
               <w:right w:val="single" w:sz="4" w:space="0" w:color="8AA0B4"/>
             </w:tcBorders>
-            <w:shd w:fill="F4F7FA" w:val="clear"/>
-          </w:tcPr>
-          <w:p>
-            <w:pPr>
-              <w:spacing w:before="0" w:after="0" w:line="252" w:lineRule="auto"/>
-              <w:jc w:val="left"/>
-            </w:pPr>
-            <w:r/>
-            <w:r>
-              <w:rPr>
-                <w:rFonts w:ascii="Calibri" w:hAnsi="Calibri" w:eastAsia="Calibri"/>
-                <w:b w:val="0"/>
-                <w:color w:val="1A1A1A"/>
-                <w:sz w:val="16"/>
-              </w:rPr>
-              <w:t>Build definitions; build logs; versioned artefacts; dependency lockfiles</w:t>
-            </w:r>
-          </w:p>
-        </w:tc>
-        <w:tc>
-          <w:tcPr>
-            <w:tcW w:type="dxa" w:w="2381"/>
-            <w:vAlign w:val="center"/>
-            <w:tcMar>
-              <w:top w:w="40" w:type="dxa"/>
-              <w:left w:w="60" w:type="dxa"/>
-              <w:bottom w:w="40" w:type="dxa"/>
-              <w:right w:w="60" w:type="dxa"/>
-            </w:tcMar>
-            <w:tcBorders>
-              <w:top w:val="single" w:sz="4" w:space="0" w:color="8AA0B4"/>
-              <w:left w:val="single" w:sz="4" w:space="0" w:color="8AA0B4"/>
-              <w:bottom w:val="single" w:sz="4" w:space="0" w:color="8AA0B4"/>
-              <w:right w:val="single" w:sz="4" w:space="0" w:color="8AA0B4"/>
-            </w:tcBorders>
-            <w:shd w:fill="F4F7FA" w:val="clear"/>
+            <w:shd w:fill="F4D03F" w:val="clear"/>
           </w:tcPr>
           <w:p>
             <w:pPr>
@@ -2239,42 +2037,7 @@
                 <w:color w:val="1A1A1A"/>
                 <w:sz w:val="16"/>
               </w:rPr>
-              <w:t>DevOps Engineer (Primary) / Technical Lead (Backup)</w:t>
-            </w:r>
-          </w:p>
-        </w:tc>
-        <w:tc>
-          <w:tcPr>
-            <w:tcW w:type="dxa" w:w="2381"/>
-            <w:vAlign w:val="center"/>
-            <w:tcMar>
-              <w:top w:w="40" w:type="dxa"/>
-              <w:left w:w="60" w:type="dxa"/>
-              <w:bottom w:w="40" w:type="dxa"/>
-              <w:right w:w="60" w:type="dxa"/>
-            </w:tcMar>
-            <w:tcBorders>
-              <w:top w:val="single" w:sz="4" w:space="0" w:color="8AA0B4"/>
-              <w:left w:val="single" w:sz="4" w:space="0" w:color="8AA0B4"/>
-              <w:bottom w:val="single" w:sz="4" w:space="0" w:color="8AA0B4"/>
-              <w:right w:val="single" w:sz="4" w:space="0" w:color="8AA0B4"/>
-            </w:tcBorders>
-            <w:shd w:fill="F4F7FA" w:val="clear"/>
-          </w:tcPr>
-          <w:p>
-            <w:pPr>
-              <w:spacing w:before="0" w:after="0" w:line="252" w:lineRule="auto"/>
-              <w:jc w:val="left"/>
-            </w:pPr>
-            <w:r/>
-            <w:r>
-              <w:rPr>
-                <w:rFonts w:ascii="Calibri" w:hAnsi="Calibri" w:eastAsia="Calibri"/>
-                <w:b w:val="0"/>
-                <w:color w:val="1A1A1A"/>
-                <w:sz w:val="16"/>
-              </w:rPr>
-              <w:t>Build and artefact platform vendor</w:t>
+              <w:t>Partial — Technical Lead designated as backup</w:t>
             </w:r>
           </w:p>
         </w:tc>
@@ -2355,7 +2118,7 @@
         </w:tc>
         <w:tc>
           <w:tcPr>
-            <w:tcW w:type="dxa" w:w="2948"/>
+            <w:tcW w:type="dxa" w:w="3175"/>
             <w:vAlign w:val="center"/>
             <w:tcMar>
               <w:top w:w="40" w:type="dxa"/>
@@ -2384,13 +2147,13 @@
                 <w:color w:val="1A1A1A"/>
                 <w:sz w:val="16"/>
               </w:rPr>
-              <w:t>Build artefacts; pipeline definitions; environment credentials; change/release approval</w:t>
+              <w:t>CI/CD platform; pipeline administrator; production deploy credentials</w:t>
             </w:r>
           </w:p>
         </w:tc>
         <w:tc>
           <w:tcPr>
-            <w:tcW w:type="dxa" w:w="2835"/>
+            <w:tcW w:type="dxa" w:w="3175"/>
             <w:vAlign w:val="center"/>
             <w:tcMar>
               <w:top w:w="40" w:type="dxa"/>
@@ -2419,13 +2182,13 @@
                 <w:color w:val="1A1A1A"/>
                 <w:sz w:val="16"/>
               </w:rPr>
-              <w:t>Release Deployment; Production Support (what actually lands in production)</w:t>
+              <w:t>Approval gates; pipeline configuration in source control</w:t>
             </w:r>
           </w:p>
         </w:tc>
         <w:tc>
           <w:tcPr>
-            <w:tcW w:type="dxa" w:w="2494"/>
+            <w:tcW w:type="dxa" w:w="3515"/>
             <w:vAlign w:val="center"/>
             <w:tcMar>
               <w:top w:w="40" w:type="dxa"/>
@@ -2454,7 +2217,42 @@
                 <w:color w:val="1A1A1A"/>
                 <w:sz w:val="16"/>
               </w:rPr>
-              <w:t>CI/CD platform; source control; target environments</w:t>
+              <w:t>Restore pipelines from source-controlled config; manual deploy only with dual control if the platform is down</w:t>
+            </w:r>
+          </w:p>
+        </w:tc>
+        <w:tc>
+          <w:tcPr>
+            <w:tcW w:type="dxa" w:w="2268"/>
+            <w:vAlign w:val="center"/>
+            <w:tcMar>
+              <w:top w:w="40" w:type="dxa"/>
+              <w:left w:w="60" w:type="dxa"/>
+              <w:bottom w:w="40" w:type="dxa"/>
+              <w:right w:w="60" w:type="dxa"/>
+            </w:tcMar>
+            <w:tcBorders>
+              <w:top w:val="single" w:sz="4" w:space="0" w:color="8AA0B4"/>
+              <w:left w:val="single" w:sz="4" w:space="0" w:color="8AA0B4"/>
+              <w:bottom w:val="single" w:sz="4" w:space="0" w:color="8AA0B4"/>
+              <w:right w:val="single" w:sz="4" w:space="0" w:color="8AA0B4"/>
+            </w:tcBorders>
+            <w:shd w:fill="82C785" w:val="clear"/>
+          </w:tcPr>
+          <w:p>
+            <w:pPr>
+              <w:spacing w:before="0" w:after="0" w:line="252" w:lineRule="auto"/>
+              <w:jc w:val="center"/>
+            </w:pPr>
+            <w:r/>
+            <w:r>
+              <w:rPr>
+                <w:rFonts w:ascii="Calibri" w:hAnsi="Calibri" w:eastAsia="Calibri"/>
+                <w:b/>
+                <w:color w:val="1A1A1A"/>
+                <w:sz w:val="16"/>
+              </w:rPr>
+              <w:t>Yes — VPN / remote; alternate runner if needed</w:t>
             </w:r>
           </w:p>
         </w:tc>
@@ -2474,42 +2272,7 @@
               <w:bottom w:val="single" w:sz="4" w:space="0" w:color="8AA0B4"/>
               <w:right w:val="single" w:sz="4" w:space="0" w:color="8AA0B4"/>
             </w:tcBorders>
-            <w:shd w:fill="FFFFFF" w:val="clear"/>
-          </w:tcPr>
-          <w:p>
-            <w:pPr>
-              <w:spacing w:before="0" w:after="0" w:line="252" w:lineRule="auto"/>
-              <w:jc w:val="left"/>
-            </w:pPr>
-            <w:r/>
-            <w:r>
-              <w:rPr>
-                <w:rFonts w:ascii="Calibri" w:hAnsi="Calibri" w:eastAsia="Calibri"/>
-                <w:b w:val="0"/>
-                <w:color w:val="1A1A1A"/>
-                <w:sz w:val="16"/>
-              </w:rPr>
-              <w:t>Pipeline configuration; deployment logs; approval-gate records</w:t>
-            </w:r>
-          </w:p>
-        </w:tc>
-        <w:tc>
-          <w:tcPr>
-            <w:tcW w:type="dxa" w:w="2381"/>
-            <w:vAlign w:val="center"/>
-            <w:tcMar>
-              <w:top w:w="40" w:type="dxa"/>
-              <w:left w:w="60" w:type="dxa"/>
-              <w:bottom w:w="40" w:type="dxa"/>
-              <w:right w:w="60" w:type="dxa"/>
-            </w:tcMar>
-            <w:tcBorders>
-              <w:top w:val="single" w:sz="4" w:space="0" w:color="8AA0B4"/>
-              <w:left w:val="single" w:sz="4" w:space="0" w:color="8AA0B4"/>
-              <w:bottom w:val="single" w:sz="4" w:space="0" w:color="8AA0B4"/>
-              <w:right w:val="single" w:sz="4" w:space="0" w:color="8AA0B4"/>
-            </w:tcBorders>
-            <w:shd w:fill="FFFFFF" w:val="clear"/>
+            <w:shd w:fill="F4D03F" w:val="clear"/>
           </w:tcPr>
           <w:p>
             <w:pPr>
@@ -2524,42 +2287,7 @@
                 <w:color w:val="1A1A1A"/>
                 <w:sz w:val="16"/>
               </w:rPr>
-              <w:t>DevOps Engineer (Primary) / Technical Lead (Backup)</w:t>
-            </w:r>
-          </w:p>
-        </w:tc>
-        <w:tc>
-          <w:tcPr>
-            <w:tcW w:type="dxa" w:w="2381"/>
-            <w:vAlign w:val="center"/>
-            <w:tcMar>
-              <w:top w:w="40" w:type="dxa"/>
-              <w:left w:w="60" w:type="dxa"/>
-              <w:bottom w:w="40" w:type="dxa"/>
-              <w:right w:w="60" w:type="dxa"/>
-            </w:tcMar>
-            <w:tcBorders>
-              <w:top w:val="single" w:sz="4" w:space="0" w:color="8AA0B4"/>
-              <w:left w:val="single" w:sz="4" w:space="0" w:color="8AA0B4"/>
-              <w:bottom w:val="single" w:sz="4" w:space="0" w:color="8AA0B4"/>
-              <w:right w:val="single" w:sz="4" w:space="0" w:color="8AA0B4"/>
-            </w:tcBorders>
-            <w:shd w:fill="FFFFFF" w:val="clear"/>
-          </w:tcPr>
-          <w:p>
-            <w:pPr>
-              <w:spacing w:before="0" w:after="0" w:line="252" w:lineRule="auto"/>
-              <w:jc w:val="left"/>
-            </w:pPr>
-            <w:r/>
-            <w:r>
-              <w:rPr>
-                <w:rFonts w:ascii="Calibri" w:hAnsi="Calibri" w:eastAsia="Calibri"/>
-                <w:b w:val="0"/>
-                <w:color w:val="1A1A1A"/>
-                <w:sz w:val="16"/>
-              </w:rPr>
-              <w:t>CI/CD platform vendor</w:t>
+              <w:t>Partial — Technical Lead designated as backup</w:t>
             </w:r>
           </w:p>
         </w:tc>
@@ -2640,7 +2368,7 @@
         </w:tc>
         <w:tc>
           <w:tcPr>
-            <w:tcW w:type="dxa" w:w="2948"/>
+            <w:tcW w:type="dxa" w:w="3175"/>
             <w:vAlign w:val="center"/>
             <w:tcMar>
               <w:top w:w="40" w:type="dxa"/>
@@ -2669,13 +2397,13 @@
                 <w:color w:val="1A1A1A"/>
                 <w:sz w:val="16"/>
               </w:rPr>
-              <w:t>Approved release package; CI/CD or runbook; change approval; client release window; VPN to production</w:t>
+              <w:t>Release Engineer; production VPN path; the production environment itself</w:t>
             </w:r>
           </w:p>
         </w:tc>
         <w:tc>
           <w:tcPr>
-            <w:tcW w:type="dxa" w:w="2835"/>
+            <w:tcW w:type="dxa" w:w="3175"/>
             <w:vAlign w:val="center"/>
             <w:tcMar>
               <w:top w:w="40" w:type="dxa"/>
@@ -2704,13 +2432,13 @@
                 <w:color w:val="1A1A1A"/>
                 <w:sz w:val="16"/>
               </w:rPr>
-              <w:t>Business Development (promised dates); client production; Production Support; Incident Management</w:t>
+              <w:t>Change ticket; rollback plan; avoid month-end, Friday, and pre-holiday deploys</w:t>
             </w:r>
           </w:p>
         </w:tc>
         <w:tc>
           <w:tcPr>
-            <w:tcW w:type="dxa" w:w="2494"/>
+            <w:tcW w:type="dxa" w:w="3515"/>
             <w:vAlign w:val="center"/>
             <w:tcMar>
               <w:top w:w="40" w:type="dxa"/>
@@ -2739,7 +2467,42 @@
                 <w:color w:val="1A1A1A"/>
                 <w:sz w:val="16"/>
               </w:rPr>
-              <w:t>Deployment tooling; production environment; VPN; ticketing portal (change record)</w:t>
+              <w:t>Technical Lead executes the runbook; roll back to the previous package; delay any non-urgent release</w:t>
+            </w:r>
+          </w:p>
+        </w:tc>
+        <w:tc>
+          <w:tcPr>
+            <w:tcW w:type="dxa" w:w="2268"/>
+            <w:vAlign w:val="center"/>
+            <w:tcMar>
+              <w:top w:w="40" w:type="dxa"/>
+              <w:left w:w="60" w:type="dxa"/>
+              <w:bottom w:w="40" w:type="dxa"/>
+              <w:right w:w="60" w:type="dxa"/>
+            </w:tcMar>
+            <w:tcBorders>
+              <w:top w:val="single" w:sz="4" w:space="0" w:color="8AA0B4"/>
+              <w:left w:val="single" w:sz="4" w:space="0" w:color="8AA0B4"/>
+              <w:bottom w:val="single" w:sz="4" w:space="0" w:color="8AA0B4"/>
+              <w:right w:val="single" w:sz="4" w:space="0" w:color="8AA0B4"/>
+            </w:tcBorders>
+            <w:shd w:fill="82C785" w:val="clear"/>
+          </w:tcPr>
+          <w:p>
+            <w:pPr>
+              <w:spacing w:before="0" w:after="0" w:line="252" w:lineRule="auto"/>
+              <w:jc w:val="center"/>
+            </w:pPr>
+            <w:r/>
+            <w:r>
+              <w:rPr>
+                <w:rFonts w:ascii="Calibri" w:hAnsi="Calibri" w:eastAsia="Calibri"/>
+                <w:b/>
+                <w:color w:val="1A1A1A"/>
+                <w:sz w:val="16"/>
+              </w:rPr>
+              <w:t>Yes — VPN to production</w:t>
             </w:r>
           </w:p>
         </w:tc>
@@ -2759,42 +2522,7 @@
               <w:bottom w:val="single" w:sz="4" w:space="0" w:color="8AA0B4"/>
               <w:right w:val="single" w:sz="4" w:space="0" w:color="8AA0B4"/>
             </w:tcBorders>
-            <w:shd w:fill="F4F7FA" w:val="clear"/>
-          </w:tcPr>
-          <w:p>
-            <w:pPr>
-              <w:spacing w:before="0" w:after="0" w:line="252" w:lineRule="auto"/>
-              <w:jc w:val="left"/>
-            </w:pPr>
-            <w:r/>
-            <w:r>
-              <w:rPr>
-                <w:rFonts w:ascii="Calibri" w:hAnsi="Calibri" w:eastAsia="Calibri"/>
-                <w:b w:val="0"/>
-                <w:color w:val="1A1A1A"/>
-                <w:sz w:val="16"/>
-              </w:rPr>
-              <w:t>Release package; deployment runbook; change ticket; rollback plan</w:t>
-            </w:r>
-          </w:p>
-        </w:tc>
-        <w:tc>
-          <w:tcPr>
-            <w:tcW w:type="dxa" w:w="2381"/>
-            <w:vAlign w:val="center"/>
-            <w:tcMar>
-              <w:top w:w="40" w:type="dxa"/>
-              <w:left w:w="60" w:type="dxa"/>
-              <w:bottom w:w="40" w:type="dxa"/>
-              <w:right w:w="60" w:type="dxa"/>
-            </w:tcMar>
-            <w:tcBorders>
-              <w:top w:val="single" w:sz="4" w:space="0" w:color="8AA0B4"/>
-              <w:left w:val="single" w:sz="4" w:space="0" w:color="8AA0B4"/>
-              <w:bottom w:val="single" w:sz="4" w:space="0" w:color="8AA0B4"/>
-              <w:right w:val="single" w:sz="4" w:space="0" w:color="8AA0B4"/>
-            </w:tcBorders>
-            <w:shd w:fill="F4F7FA" w:val="clear"/>
+            <w:shd w:fill="F4D03F" w:val="clear"/>
           </w:tcPr>
           <w:p>
             <w:pPr>
@@ -2809,42 +2537,7 @@
                 <w:color w:val="1A1A1A"/>
                 <w:sz w:val="16"/>
               </w:rPr>
-              <w:t>Release Engineer (Primary) / Technical Lead (Backup)</w:t>
-            </w:r>
-          </w:p>
-        </w:tc>
-        <w:tc>
-          <w:tcPr>
-            <w:tcW w:type="dxa" w:w="2381"/>
-            <w:vAlign w:val="center"/>
-            <w:tcMar>
-              <w:top w:w="40" w:type="dxa"/>
-              <w:left w:w="60" w:type="dxa"/>
-              <w:bottom w:w="40" w:type="dxa"/>
-              <w:right w:w="60" w:type="dxa"/>
-            </w:tcMar>
-            <w:tcBorders>
-              <w:top w:val="single" w:sz="4" w:space="0" w:color="8AA0B4"/>
-              <w:left w:val="single" w:sz="4" w:space="0" w:color="8AA0B4"/>
-              <w:bottom w:val="single" w:sz="4" w:space="0" w:color="8AA0B4"/>
-              <w:right w:val="single" w:sz="4" w:space="0" w:color="8AA0B4"/>
-            </w:tcBorders>
-            <w:shd w:fill="F4F7FA" w:val="clear"/>
-          </w:tcPr>
-          <w:p>
-            <w:pPr>
-              <w:spacing w:before="0" w:after="0" w:line="252" w:lineRule="auto"/>
-              <w:jc w:val="left"/>
-            </w:pPr>
-            <w:r/>
-            <w:r>
-              <w:rPr>
-                <w:rFonts w:ascii="Calibri" w:hAnsi="Calibri" w:eastAsia="Calibri"/>
-                <w:b w:val="0"/>
-                <w:color w:val="1A1A1A"/>
-                <w:sz w:val="16"/>
-              </w:rPr>
-              <w:t>Cloud/hosting provider; Oracle Corporation (where production is Oracle ERP)</w:t>
+              <w:t>Partial — Technical Lead designated as backup</w:t>
             </w:r>
           </w:p>
         </w:tc>
@@ -2925,7 +2618,7 @@
         </w:tc>
         <w:tc>
           <w:tcPr>
-            <w:tcW w:type="dxa" w:w="2948"/>
+            <w:tcW w:type="dxa" w:w="3175"/>
             <w:vAlign w:val="center"/>
             <w:tcMar>
               <w:top w:w="40" w:type="dxa"/>
@@ -2954,13 +2647,13 @@
                 <w:color w:val="1A1A1A"/>
                 <w:sz w:val="16"/>
               </w:rPr>
-              <w:t>Approved schema/data change; backup/restore capability; VPN to the database environment</w:t>
+              <w:t>Database Administrator; the database platform; backups stored in only one place</w:t>
             </w:r>
           </w:p>
         </w:tc>
         <w:tc>
           <w:tcPr>
-            <w:tcW w:type="dxa" w:w="2835"/>
+            <w:tcW w:type="dxa" w:w="3175"/>
             <w:vAlign w:val="center"/>
             <w:tcMar>
               <w:top w:w="40" w:type="dxa"/>
@@ -2989,13 +2682,13 @@
                 <w:color w:val="1A1A1A"/>
                 <w:sz w:val="16"/>
               </w:rPr>
-              <w:t>Data Handling &amp; ETL; application features; client reporting; Production Support</w:t>
+              <w:t>Scripted changes; backup/restore; controlled access grants; VPN</w:t>
             </w:r>
           </w:p>
         </w:tc>
         <w:tc>
           <w:tcPr>
-            <w:tcW w:type="dxa" w:w="2494"/>
+            <w:tcW w:type="dxa" w:w="3515"/>
             <w:vAlign w:val="center"/>
             <w:tcMar>
               <w:top w:w="40" w:type="dxa"/>
@@ -3024,7 +2717,42 @@
                 <w:color w:val="1A1A1A"/>
                 <w:sz w:val="16"/>
               </w:rPr>
-              <w:t>Database platform; admin console; VPN; backup tooling</w:t>
+              <w:t>Restore from backup; Senior Developer applies scripted changes only; call the platform vendor if the engine is down</w:t>
+            </w:r>
+          </w:p>
+        </w:tc>
+        <w:tc>
+          <w:tcPr>
+            <w:tcW w:type="dxa" w:w="2268"/>
+            <w:vAlign w:val="center"/>
+            <w:tcMar>
+              <w:top w:w="40" w:type="dxa"/>
+              <w:left w:w="60" w:type="dxa"/>
+              <w:bottom w:w="40" w:type="dxa"/>
+              <w:right w:w="60" w:type="dxa"/>
+            </w:tcMar>
+            <w:tcBorders>
+              <w:top w:val="single" w:sz="4" w:space="0" w:color="8AA0B4"/>
+              <w:left w:val="single" w:sz="4" w:space="0" w:color="8AA0B4"/>
+              <w:bottom w:val="single" w:sz="4" w:space="0" w:color="8AA0B4"/>
+              <w:right w:val="single" w:sz="4" w:space="0" w:color="8AA0B4"/>
+            </w:tcBorders>
+            <w:shd w:fill="82C785" w:val="clear"/>
+          </w:tcPr>
+          <w:p>
+            <w:pPr>
+              <w:spacing w:before="0" w:after="0" w:line="252" w:lineRule="auto"/>
+              <w:jc w:val="center"/>
+            </w:pPr>
+            <w:r/>
+            <w:r>
+              <w:rPr>
+                <w:rFonts w:ascii="Calibri" w:hAnsi="Calibri" w:eastAsia="Calibri"/>
+                <w:b/>
+                <w:color w:val="1A1A1A"/>
+                <w:sz w:val="16"/>
+              </w:rPr>
+              <w:t>Yes — VPN; restore onto an alternate host if the primary is lost</w:t>
             </w:r>
           </w:p>
         </w:tc>
@@ -3044,42 +2772,7 @@
               <w:bottom w:val="single" w:sz="4" w:space="0" w:color="8AA0B4"/>
               <w:right w:val="single" w:sz="4" w:space="0" w:color="8AA0B4"/>
             </w:tcBorders>
-            <w:shd w:fill="FFFFFF" w:val="clear"/>
-          </w:tcPr>
-          <w:p>
-            <w:pPr>
-              <w:spacing w:before="0" w:after="0" w:line="252" w:lineRule="auto"/>
-              <w:jc w:val="left"/>
-            </w:pPr>
-            <w:r/>
-            <w:r>
-              <w:rPr>
-                <w:rFonts w:ascii="Calibri" w:hAnsi="Calibri" w:eastAsia="Calibri"/>
-                <w:b w:val="0"/>
-                <w:color w:val="1A1A1A"/>
-                <w:sz w:val="16"/>
-              </w:rPr>
-              <w:t>Schemas; data dictionaries; backup sets; change scripts; access grants</w:t>
-            </w:r>
-          </w:p>
-        </w:tc>
-        <w:tc>
-          <w:tcPr>
-            <w:tcW w:type="dxa" w:w="2381"/>
-            <w:vAlign w:val="center"/>
-            <w:tcMar>
-              <w:top w:w="40" w:type="dxa"/>
-              <w:left w:w="60" w:type="dxa"/>
-              <w:bottom w:w="40" w:type="dxa"/>
-              <w:right w:w="60" w:type="dxa"/>
-            </w:tcMar>
-            <w:tcBorders>
-              <w:top w:val="single" w:sz="4" w:space="0" w:color="8AA0B4"/>
-              <w:left w:val="single" w:sz="4" w:space="0" w:color="8AA0B4"/>
-              <w:bottom w:val="single" w:sz="4" w:space="0" w:color="8AA0B4"/>
-              <w:right w:val="single" w:sz="4" w:space="0" w:color="8AA0B4"/>
-            </w:tcBorders>
-            <w:shd w:fill="FFFFFF" w:val="clear"/>
+            <w:shd w:fill="F4D03F" w:val="clear"/>
           </w:tcPr>
           <w:p>
             <w:pPr>
@@ -3094,42 +2787,7 @@
                 <w:color w:val="1A1A1A"/>
                 <w:sz w:val="16"/>
               </w:rPr>
-              <w:t>Database Administrator (Primary) / Senior Developer (Backup)</w:t>
-            </w:r>
-          </w:p>
-        </w:tc>
-        <w:tc>
-          <w:tcPr>
-            <w:tcW w:type="dxa" w:w="2381"/>
-            <w:vAlign w:val="center"/>
-            <w:tcMar>
-              <w:top w:w="40" w:type="dxa"/>
-              <w:left w:w="60" w:type="dxa"/>
-              <w:bottom w:w="40" w:type="dxa"/>
-              <w:right w:w="60" w:type="dxa"/>
-            </w:tcMar>
-            <w:tcBorders>
-              <w:top w:val="single" w:sz="4" w:space="0" w:color="8AA0B4"/>
-              <w:left w:val="single" w:sz="4" w:space="0" w:color="8AA0B4"/>
-              <w:bottom w:val="single" w:sz="4" w:space="0" w:color="8AA0B4"/>
-              <w:right w:val="single" w:sz="4" w:space="0" w:color="8AA0B4"/>
-            </w:tcBorders>
-            <w:shd w:fill="FFFFFF" w:val="clear"/>
-          </w:tcPr>
-          <w:p>
-            <w:pPr>
-              <w:spacing w:before="0" w:after="0" w:line="252" w:lineRule="auto"/>
-              <w:jc w:val="left"/>
-            </w:pPr>
-            <w:r/>
-            <w:r>
-              <w:rPr>
-                <w:rFonts w:ascii="Calibri" w:hAnsi="Calibri" w:eastAsia="Calibri"/>
-                <w:b w:val="0"/>
-                <w:color w:val="1A1A1A"/>
-                <w:sz w:val="16"/>
-              </w:rPr>
-              <w:t>Database platform vendor; Oracle Corporation (where the estate is Oracle)</w:t>
+              <w:t>Partial — Senior Developer designated for scripted changes, not full DBA cover</w:t>
             </w:r>
           </w:p>
         </w:tc>
@@ -3210,7 +2868,7 @@
         </w:tc>
         <w:tc>
           <w:tcPr>
-            <w:tcW w:type="dxa" w:w="2948"/>
+            <w:tcW w:type="dxa" w:w="3175"/>
             <w:vAlign w:val="center"/>
             <w:tcMar>
               <w:top w:w="40" w:type="dxa"/>
@@ -3239,13 +2897,13 @@
                 <w:color w:val="1A1A1A"/>
                 <w:sz w:val="16"/>
               </w:rPr>
-              <w:t>Licence inventory; vendor security advisories; source control (to apply upgrades)</w:t>
+              <w:t>Technical Lead as the only person tracking licences and patches; a single artefact registry</w:t>
             </w:r>
           </w:p>
         </w:tc>
         <w:tc>
           <w:tcPr>
-            <w:tcW w:type="dxa" w:w="2835"/>
+            <w:tcW w:type="dxa" w:w="3175"/>
             <w:vAlign w:val="center"/>
             <w:tcMar>
               <w:top w:w="40" w:type="dxa"/>
@@ -3274,13 +2932,13 @@
                 <w:color w:val="1A1A1A"/>
                 <w:sz w:val="16"/>
               </w:rPr>
-              <w:t>Build Management; application security; Release Deployment</w:t>
+              <w:t>Dependency/licence inventory; vendor security advisories</w:t>
             </w:r>
           </w:p>
         </w:tc>
         <w:tc>
           <w:tcPr>
-            <w:tcW w:type="dxa" w:w="2494"/>
+            <w:tcW w:type="dxa" w:w="3515"/>
             <w:vAlign w:val="center"/>
             <w:tcMar>
               <w:top w:w="40" w:type="dxa"/>
@@ -3309,7 +2967,42 @@
                 <w:color w:val="1A1A1A"/>
                 <w:sz w:val="16"/>
               </w:rPr>
-              <w:t>Dependency/licence inventory; source control; artefact repository</w:t>
+              <w:t>DevOps Engineer applies vendor patches from the inventory and lockfiles; rebuild artefacts from the last known-good set</w:t>
+            </w:r>
+          </w:p>
+        </w:tc>
+        <w:tc>
+          <w:tcPr>
+            <w:tcW w:type="dxa" w:w="2268"/>
+            <w:vAlign w:val="center"/>
+            <w:tcMar>
+              <w:top w:w="40" w:type="dxa"/>
+              <w:left w:w="60" w:type="dxa"/>
+              <w:bottom w:w="40" w:type="dxa"/>
+              <w:right w:w="60" w:type="dxa"/>
+            </w:tcMar>
+            <w:tcBorders>
+              <w:top w:val="single" w:sz="4" w:space="0" w:color="8AA0B4"/>
+              <w:left w:val="single" w:sz="4" w:space="0" w:color="8AA0B4"/>
+              <w:bottom w:val="single" w:sz="4" w:space="0" w:color="8AA0B4"/>
+              <w:right w:val="single" w:sz="4" w:space="0" w:color="8AA0B4"/>
+            </w:tcBorders>
+            <w:shd w:fill="82C785" w:val="clear"/>
+          </w:tcPr>
+          <w:p>
+            <w:pPr>
+              <w:spacing w:before="0" w:after="0" w:line="252" w:lineRule="auto"/>
+              <w:jc w:val="center"/>
+            </w:pPr>
+            <w:r/>
+            <w:r>
+              <w:rPr>
+                <w:rFonts w:ascii="Calibri" w:hAnsi="Calibri" w:eastAsia="Calibri"/>
+                <w:b/>
+                <w:color w:val="1A1A1A"/>
+                <w:sz w:val="16"/>
+              </w:rPr>
+              <w:t>Yes — VPN / remote</w:t>
             </w:r>
           </w:p>
         </w:tc>
@@ -3329,42 +3022,7 @@
               <w:bottom w:val="single" w:sz="4" w:space="0" w:color="8AA0B4"/>
               <w:right w:val="single" w:sz="4" w:space="0" w:color="8AA0B4"/>
             </w:tcBorders>
-            <w:shd w:fill="F4F7FA" w:val="clear"/>
-          </w:tcPr>
-          <w:p>
-            <w:pPr>
-              <w:spacing w:before="0" w:after="0" w:line="252" w:lineRule="auto"/>
-              <w:jc w:val="left"/>
-            </w:pPr>
-            <w:r/>
-            <w:r>
-              <w:rPr>
-                <w:rFonts w:ascii="Calibri" w:hAnsi="Calibri" w:eastAsia="Calibri"/>
-                <w:b w:val="0"/>
-                <w:color w:val="1A1A1A"/>
-                <w:sz w:val="16"/>
-              </w:rPr>
-              <w:t>Dependency inventory; licence records; vulnerability and patch status</w:t>
-            </w:r>
-          </w:p>
-        </w:tc>
-        <w:tc>
-          <w:tcPr>
-            <w:tcW w:type="dxa" w:w="2381"/>
-            <w:vAlign w:val="center"/>
-            <w:tcMar>
-              <w:top w:w="40" w:type="dxa"/>
-              <w:left w:w="60" w:type="dxa"/>
-              <w:bottom w:w="40" w:type="dxa"/>
-              <w:right w:w="60" w:type="dxa"/>
-            </w:tcMar>
-            <w:tcBorders>
-              <w:top w:val="single" w:sz="4" w:space="0" w:color="8AA0B4"/>
-              <w:left w:val="single" w:sz="4" w:space="0" w:color="8AA0B4"/>
-              <w:bottom w:val="single" w:sz="4" w:space="0" w:color="8AA0B4"/>
-              <w:right w:val="single" w:sz="4" w:space="0" w:color="8AA0B4"/>
-            </w:tcBorders>
-            <w:shd w:fill="F4F7FA" w:val="clear"/>
+            <w:shd w:fill="F4D03F" w:val="clear"/>
           </w:tcPr>
           <w:p>
             <w:pPr>
@@ -3379,42 +3037,7 @@
                 <w:color w:val="1A1A1A"/>
                 <w:sz w:val="16"/>
               </w:rPr>
-              <w:t>Technical Lead (Primary) / DevOps Engineer (Backup)</w:t>
-            </w:r>
-          </w:p>
-        </w:tc>
-        <w:tc>
-          <w:tcPr>
-            <w:tcW w:type="dxa" w:w="2381"/>
-            <w:vAlign w:val="center"/>
-            <w:tcMar>
-              <w:top w:w="40" w:type="dxa"/>
-              <w:left w:w="60" w:type="dxa"/>
-              <w:bottom w:w="40" w:type="dxa"/>
-              <w:right w:w="60" w:type="dxa"/>
-            </w:tcMar>
-            <w:tcBorders>
-              <w:top w:val="single" w:sz="4" w:space="0" w:color="8AA0B4"/>
-              <w:left w:val="single" w:sz="4" w:space="0" w:color="8AA0B4"/>
-              <w:bottom w:val="single" w:sz="4" w:space="0" w:color="8AA0B4"/>
-              <w:right w:val="single" w:sz="4" w:space="0" w:color="8AA0B4"/>
-            </w:tcBorders>
-            <w:shd w:fill="F4F7FA" w:val="clear"/>
-          </w:tcPr>
-          <w:p>
-            <w:pPr>
-              <w:spacing w:before="0" w:after="0" w:line="252" w:lineRule="auto"/>
-              <w:jc w:val="left"/>
-            </w:pPr>
-            <w:r/>
-            <w:r>
-              <w:rPr>
-                <w:rFonts w:ascii="Calibri" w:hAnsi="Calibri" w:eastAsia="Calibri"/>
-                <w:b w:val="0"/>
-                <w:color w:val="1A1A1A"/>
-                <w:sz w:val="16"/>
-              </w:rPr>
-              <w:t>Component and library vendors; Oracle Corporation and other platform vendors</w:t>
+              <w:t>Partial — DevOps Engineer designated as backup</w:t>
             </w:r>
           </w:p>
         </w:tc>
@@ -3495,7 +3118,7 @@
         </w:tc>
         <w:tc>
           <w:tcPr>
-            <w:tcW w:type="dxa" w:w="2948"/>
+            <w:tcW w:type="dxa" w:w="3175"/>
             <w:vAlign w:val="center"/>
             <w:tcMar>
               <w:top w:w="40" w:type="dxa"/>
@@ -3524,13 +3147,13 @@
                 <w:color w:val="1A1A1A"/>
                 <w:sz w:val="16"/>
               </w:rPr>
-              <w:t>HR/Admin joiner–mover–leaver notice; identity directory; approved access request in the ticketing portal</w:t>
+              <w:t>Security Administrator; identity directory; a single break-glass path</w:t>
             </w:r>
           </w:p>
         </w:tc>
         <w:tc>
           <w:tcPr>
-            <w:tcW w:type="dxa" w:w="2835"/>
+            <w:tcW w:type="dxa" w:w="3175"/>
             <w:vAlign w:val="center"/>
             <w:tcMar>
               <w:top w:w="40" w:type="dxa"/>
@@ -3559,13 +3182,13 @@
                 <w:color w:val="1A1A1A"/>
                 <w:sz w:val="16"/>
               </w:rPr>
-              <w:t>All technical activities that touch production; client data protection; audit</w:t>
+              <w:t>Access requests via ticketing portal; HR joiner–mover–leaver notices; periodic access review</w:t>
             </w:r>
           </w:p>
         </w:tc>
         <w:tc>
           <w:tcPr>
-            <w:tcW w:type="dxa" w:w="2494"/>
+            <w:tcW w:type="dxa" w:w="3515"/>
             <w:vAlign w:val="center"/>
             <w:tcMar>
               <w:top w:w="40" w:type="dxa"/>
@@ -3594,7 +3217,42 @@
                 <w:color w:val="1A1A1A"/>
                 <w:sz w:val="16"/>
               </w:rPr>
-              <w:t>Identity directory; VPN; privileged-access consoles; ticketing portal</w:t>
+              <w:t>Technical Lead uses the documented break-glass admin; restore the directory from backup; HR-driven leaver disable</w:t>
+            </w:r>
+          </w:p>
+        </w:tc>
+        <w:tc>
+          <w:tcPr>
+            <w:tcW w:type="dxa" w:w="2268"/>
+            <w:vAlign w:val="center"/>
+            <w:tcMar>
+              <w:top w:w="40" w:type="dxa"/>
+              <w:left w:w="60" w:type="dxa"/>
+              <w:bottom w:w="40" w:type="dxa"/>
+              <w:right w:w="60" w:type="dxa"/>
+            </w:tcMar>
+            <w:tcBorders>
+              <w:top w:val="single" w:sz="4" w:space="0" w:color="8AA0B4"/>
+              <w:left w:val="single" w:sz="4" w:space="0" w:color="8AA0B4"/>
+              <w:bottom w:val="single" w:sz="4" w:space="0" w:color="8AA0B4"/>
+              <w:right w:val="single" w:sz="4" w:space="0" w:color="8AA0B4"/>
+            </w:tcBorders>
+            <w:shd w:fill="82C785" w:val="clear"/>
+          </w:tcPr>
+          <w:p>
+            <w:pPr>
+              <w:spacing w:before="0" w:after="0" w:line="252" w:lineRule="auto"/>
+              <w:jc w:val="center"/>
+            </w:pPr>
+            <w:r/>
+            <w:r>
+              <w:rPr>
+                <w:rFonts w:ascii="Calibri" w:hAnsi="Calibri" w:eastAsia="Calibri"/>
+                <w:b/>
+                <w:color w:val="1A1A1A"/>
+                <w:sz w:val="16"/>
+              </w:rPr>
+              <w:t>Yes — VPN / admin console</w:t>
             </w:r>
           </w:p>
         </w:tc>
@@ -3614,42 +3272,7 @@
               <w:bottom w:val="single" w:sz="4" w:space="0" w:color="8AA0B4"/>
               <w:right w:val="single" w:sz="4" w:space="0" w:color="8AA0B4"/>
             </w:tcBorders>
-            <w:shd w:fill="FFFFFF" w:val="clear"/>
-          </w:tcPr>
-          <w:p>
-            <w:pPr>
-              <w:spacing w:before="0" w:after="0" w:line="252" w:lineRule="auto"/>
-              <w:jc w:val="left"/>
-            </w:pPr>
-            <w:r/>
-            <w:r>
-              <w:rPr>
-                <w:rFonts w:ascii="Calibri" w:hAnsi="Calibri" w:eastAsia="Calibri"/>
-                <w:b w:val="0"/>
-                <w:color w:val="1A1A1A"/>
-                <w:sz w:val="16"/>
-              </w:rPr>
-              <w:t>Access matrices; secrets inventory; vulnerability results; access-review evidence</w:t>
-            </w:r>
-          </w:p>
-        </w:tc>
-        <w:tc>
-          <w:tcPr>
-            <w:tcW w:type="dxa" w:w="2381"/>
-            <w:vAlign w:val="center"/>
-            <w:tcMar>
-              <w:top w:w="40" w:type="dxa"/>
-              <w:left w:w="60" w:type="dxa"/>
-              <w:bottom w:w="40" w:type="dxa"/>
-              <w:right w:w="60" w:type="dxa"/>
-            </w:tcMar>
-            <w:tcBorders>
-              <w:top w:val="single" w:sz="4" w:space="0" w:color="8AA0B4"/>
-              <w:left w:val="single" w:sz="4" w:space="0" w:color="8AA0B4"/>
-              <w:bottom w:val="single" w:sz="4" w:space="0" w:color="8AA0B4"/>
-              <w:right w:val="single" w:sz="4" w:space="0" w:color="8AA0B4"/>
-            </w:tcBorders>
-            <w:shd w:fill="FFFFFF" w:val="clear"/>
+            <w:shd w:fill="F4D03F" w:val="clear"/>
           </w:tcPr>
           <w:p>
             <w:pPr>
@@ -3664,42 +3287,7 @@
                 <w:color w:val="1A1A1A"/>
                 <w:sz w:val="16"/>
               </w:rPr>
-              <w:t>Security Administrator (Primary) / Technical Lead (Backup)</w:t>
-            </w:r>
-          </w:p>
-        </w:tc>
-        <w:tc>
-          <w:tcPr>
-            <w:tcW w:type="dxa" w:w="2381"/>
-            <w:vAlign w:val="center"/>
-            <w:tcMar>
-              <w:top w:w="40" w:type="dxa"/>
-              <w:left w:w="60" w:type="dxa"/>
-              <w:bottom w:w="40" w:type="dxa"/>
-              <w:right w:w="60" w:type="dxa"/>
-            </w:tcMar>
-            <w:tcBorders>
-              <w:top w:val="single" w:sz="4" w:space="0" w:color="8AA0B4"/>
-              <w:left w:val="single" w:sz="4" w:space="0" w:color="8AA0B4"/>
-              <w:bottom w:val="single" w:sz="4" w:space="0" w:color="8AA0B4"/>
-              <w:right w:val="single" w:sz="4" w:space="0" w:color="8AA0B4"/>
-            </w:tcBorders>
-            <w:shd w:fill="FFFFFF" w:val="clear"/>
-          </w:tcPr>
-          <w:p>
-            <w:pPr>
-              <w:spacing w:before="0" w:after="0" w:line="252" w:lineRule="auto"/>
-              <w:jc w:val="left"/>
-            </w:pPr>
-            <w:r/>
-            <w:r>
-              <w:rPr>
-                <w:rFonts w:ascii="Calibri" w:hAnsi="Calibri" w:eastAsia="Calibri"/>
-                <w:b w:val="0"/>
-                <w:color w:val="1A1A1A"/>
-                <w:sz w:val="16"/>
-              </w:rPr>
-              <w:t>Identity and VPN vendor; security-tooling vendor</w:t>
+              <w:t>Partial — Technical Lead designated as backup</w:t>
             </w:r>
           </w:p>
         </w:tc>
@@ -3780,7 +3368,7 @@
         </w:tc>
         <w:tc>
           <w:tcPr>
-            <w:tcW w:type="dxa" w:w="2948"/>
+            <w:tcW w:type="dxa" w:w="3175"/>
             <w:vAlign w:val="center"/>
             <w:tcMar>
               <w:top w:w="40" w:type="dxa"/>
@@ -3809,13 +3397,13 @@
                 <w:color w:val="1A1A1A"/>
                 <w:sz w:val="16"/>
               </w:rPr>
-              <w:t>Cloud/infrastructure capacity; network and VPN; configuration baselines</w:t>
+              <w:t>DevOps Engineer; cloud account owner; environment config not stored in source control</w:t>
             </w:r>
           </w:p>
         </w:tc>
         <w:tc>
           <w:tcPr>
-            <w:tcW w:type="dxa" w:w="2835"/>
+            <w:tcW w:type="dxa" w:w="3175"/>
             <w:vAlign w:val="center"/>
             <w:tcMar>
               <w:top w:w="40" w:type="dxa"/>
@@ -3844,13 +3432,13 @@
                 <w:color w:val="1A1A1A"/>
                 <w:sz w:val="16"/>
               </w:rPr>
-              <w:t>Application Development; Testing &amp; QA; Release Deployment</w:t>
+              <w:t>Configuration baselines; data-masking rules for non-production</w:t>
             </w:r>
           </w:p>
         </w:tc>
         <w:tc>
           <w:tcPr>
-            <w:tcW w:type="dxa" w:w="2494"/>
+            <w:tcW w:type="dxa" w:w="3515"/>
             <w:vAlign w:val="center"/>
             <w:tcMar>
               <w:top w:w="40" w:type="dxa"/>
@@ -3879,7 +3467,42 @@
                 <w:color w:val="1A1A1A"/>
                 <w:sz w:val="16"/>
               </w:rPr>
-              <w:t>Environment/cloud console; configuration management; VPN</w:t>
+              <w:t>Rebuild the environment from the documented baseline (or infrastructure-as-code if present); Technical Lead</w:t>
+            </w:r>
+          </w:p>
+        </w:tc>
+        <w:tc>
+          <w:tcPr>
+            <w:tcW w:type="dxa" w:w="2268"/>
+            <w:vAlign w:val="center"/>
+            <w:tcMar>
+              <w:top w:w="40" w:type="dxa"/>
+              <w:left w:w="60" w:type="dxa"/>
+              <w:bottom w:w="40" w:type="dxa"/>
+              <w:right w:w="60" w:type="dxa"/>
+            </w:tcMar>
+            <w:tcBorders>
+              <w:top w:val="single" w:sz="4" w:space="0" w:color="8AA0B4"/>
+              <w:left w:val="single" w:sz="4" w:space="0" w:color="8AA0B4"/>
+              <w:bottom w:val="single" w:sz="4" w:space="0" w:color="8AA0B4"/>
+              <w:right w:val="single" w:sz="4" w:space="0" w:color="8AA0B4"/>
+            </w:tcBorders>
+            <w:shd w:fill="82C785" w:val="clear"/>
+          </w:tcPr>
+          <w:p>
+            <w:pPr>
+              <w:spacing w:before="0" w:after="0" w:line="252" w:lineRule="auto"/>
+              <w:jc w:val="center"/>
+            </w:pPr>
+            <w:r/>
+            <w:r>
+              <w:rPr>
+                <w:rFonts w:ascii="Calibri" w:hAnsi="Calibri" w:eastAsia="Calibri"/>
+                <w:b/>
+                <w:color w:val="1A1A1A"/>
+                <w:sz w:val="16"/>
+              </w:rPr>
+              <w:t>Yes — cloud console via VPN from any site</w:t>
             </w:r>
           </w:p>
         </w:tc>
@@ -3899,42 +3522,7 @@
               <w:bottom w:val="single" w:sz="4" w:space="0" w:color="8AA0B4"/>
               <w:right w:val="single" w:sz="4" w:space="0" w:color="8AA0B4"/>
             </w:tcBorders>
-            <w:shd w:fill="F4F7FA" w:val="clear"/>
-          </w:tcPr>
-          <w:p>
-            <w:pPr>
-              <w:spacing w:before="0" w:after="0" w:line="252" w:lineRule="auto"/>
-              <w:jc w:val="left"/>
-            </w:pPr>
-            <w:r/>
-            <w:r>
-              <w:rPr>
-                <w:rFonts w:ascii="Calibri" w:hAnsi="Calibri" w:eastAsia="Calibri"/>
-                <w:b w:val="0"/>
-                <w:color w:val="1A1A1A"/>
-                <w:sz w:val="16"/>
-              </w:rPr>
-              <w:t>Environment inventory; configuration baselines; credentials; data-masking rules</w:t>
-            </w:r>
-          </w:p>
-        </w:tc>
-        <w:tc>
-          <w:tcPr>
-            <w:tcW w:type="dxa" w:w="2381"/>
-            <w:vAlign w:val="center"/>
-            <w:tcMar>
-              <w:top w:w="40" w:type="dxa"/>
-              <w:left w:w="60" w:type="dxa"/>
-              <w:bottom w:w="40" w:type="dxa"/>
-              <w:right w:w="60" w:type="dxa"/>
-            </w:tcMar>
-            <w:tcBorders>
-              <w:top w:val="single" w:sz="4" w:space="0" w:color="8AA0B4"/>
-              <w:left w:val="single" w:sz="4" w:space="0" w:color="8AA0B4"/>
-              <w:bottom w:val="single" w:sz="4" w:space="0" w:color="8AA0B4"/>
-              <w:right w:val="single" w:sz="4" w:space="0" w:color="8AA0B4"/>
-            </w:tcBorders>
-            <w:shd w:fill="F4F7FA" w:val="clear"/>
+            <w:shd w:fill="F4D03F" w:val="clear"/>
           </w:tcPr>
           <w:p>
             <w:pPr>
@@ -3949,42 +3537,7 @@
                 <w:color w:val="1A1A1A"/>
                 <w:sz w:val="16"/>
               </w:rPr>
-              <w:t>DevOps Engineer (Primary) / Technical Lead (Backup)</w:t>
-            </w:r>
-          </w:p>
-        </w:tc>
-        <w:tc>
-          <w:tcPr>
-            <w:tcW w:type="dxa" w:w="2381"/>
-            <w:vAlign w:val="center"/>
-            <w:tcMar>
-              <w:top w:w="40" w:type="dxa"/>
-              <w:left w:w="60" w:type="dxa"/>
-              <w:bottom w:w="40" w:type="dxa"/>
-              <w:right w:w="60" w:type="dxa"/>
-            </w:tcMar>
-            <w:tcBorders>
-              <w:top w:val="single" w:sz="4" w:space="0" w:color="8AA0B4"/>
-              <w:left w:val="single" w:sz="4" w:space="0" w:color="8AA0B4"/>
-              <w:bottom w:val="single" w:sz="4" w:space="0" w:color="8AA0B4"/>
-              <w:right w:val="single" w:sz="4" w:space="0" w:color="8AA0B4"/>
-            </w:tcBorders>
-            <w:shd w:fill="F4F7FA" w:val="clear"/>
-          </w:tcPr>
-          <w:p>
-            <w:pPr>
-              <w:spacing w:before="0" w:after="0" w:line="252" w:lineRule="auto"/>
-              <w:jc w:val="left"/>
-            </w:pPr>
-            <w:r/>
-            <w:r>
-              <w:rPr>
-                <w:rFonts w:ascii="Calibri" w:hAnsi="Calibri" w:eastAsia="Calibri"/>
-                <w:b w:val="0"/>
-                <w:color w:val="1A1A1A"/>
-                <w:sz w:val="16"/>
-              </w:rPr>
-              <w:t>Cloud/hosting provider</w:t>
+              <w:t>Partial — Technical Lead designated as backup</w:t>
             </w:r>
           </w:p>
         </w:tc>
@@ -4065,7 +3618,7 @@
         </w:tc>
         <w:tc>
           <w:tcPr>
-            <w:tcW w:type="dxa" w:w="2948"/>
+            <w:tcW w:type="dxa" w:w="3175"/>
             <w:vAlign w:val="center"/>
             <w:tcMar>
               <w:top w:w="40" w:type="dxa"/>
@@ -4094,13 +3647,13 @@
                 <w:color w:val="1A1A1A"/>
                 <w:sz w:val="16"/>
               </w:rPr>
-              <w:t>Source system availability (client Oracle ERP / operational databases); mapping specs; month-end/quarter-end window</w:t>
+              <w:t>Data Engineer; ETL platform; source Oracle ERP / operational database availability</w:t>
             </w:r>
           </w:p>
         </w:tc>
         <w:tc>
           <w:tcPr>
-            <w:tcW w:type="dxa" w:w="2835"/>
+            <w:tcW w:type="dxa" w:w="3175"/>
             <w:vAlign w:val="center"/>
             <w:tcMar>
               <w:top w:w="40" w:type="dxa"/>
@@ -4129,13 +3682,13 @@
                 <w:color w:val="1A1A1A"/>
                 <w:sz w:val="16"/>
               </w:rPr>
-              <w:t>Client reports and dashboards; Implementation Functional Unit; client finance close</w:t>
+              <w:t>Mapping specifications; load logs; data-quality exception records; VPN</w:t>
             </w:r>
           </w:p>
         </w:tc>
         <w:tc>
           <w:tcPr>
-            <w:tcW w:type="dxa" w:w="2494"/>
+            <w:tcW w:type="dxa" w:w="3515"/>
             <w:vAlign w:val="center"/>
             <w:tcMar>
               <w:top w:w="40" w:type="dxa"/>
@@ -4164,7 +3717,42 @@
                 <w:color w:val="1A1A1A"/>
                 <w:sz w:val="16"/>
               </w:rPr>
-              <w:t>ETL/integration platform; source and target databases; VPN</w:t>
+              <w:t>Database Administrator re-runs documented jobs; restore mappings from the repository; delay non-close jobs</w:t>
+            </w:r>
+          </w:p>
+        </w:tc>
+        <w:tc>
+          <w:tcPr>
+            <w:tcW w:type="dxa" w:w="2268"/>
+            <w:vAlign w:val="center"/>
+            <w:tcMar>
+              <w:top w:w="40" w:type="dxa"/>
+              <w:left w:w="60" w:type="dxa"/>
+              <w:bottom w:w="40" w:type="dxa"/>
+              <w:right w:w="60" w:type="dxa"/>
+            </w:tcMar>
+            <w:tcBorders>
+              <w:top w:val="single" w:sz="4" w:space="0" w:color="8AA0B4"/>
+              <w:left w:val="single" w:sz="4" w:space="0" w:color="8AA0B4"/>
+              <w:bottom w:val="single" w:sz="4" w:space="0" w:color="8AA0B4"/>
+              <w:right w:val="single" w:sz="4" w:space="0" w:color="8AA0B4"/>
+            </w:tcBorders>
+            <w:shd w:fill="82C785" w:val="clear"/>
+          </w:tcPr>
+          <w:p>
+            <w:pPr>
+              <w:spacing w:before="0" w:after="0" w:line="252" w:lineRule="auto"/>
+              <w:jc w:val="center"/>
+            </w:pPr>
+            <w:r/>
+            <w:r>
+              <w:rPr>
+                <w:rFonts w:ascii="Calibri" w:hAnsi="Calibri" w:eastAsia="Calibri"/>
+                <w:b/>
+                <w:color w:val="1A1A1A"/>
+                <w:sz w:val="16"/>
+              </w:rPr>
+              <w:t>Yes — VPN to source and target systems</w:t>
             </w:r>
           </w:p>
         </w:tc>
@@ -4184,42 +3772,7 @@
               <w:bottom w:val="single" w:sz="4" w:space="0" w:color="8AA0B4"/>
               <w:right w:val="single" w:sz="4" w:space="0" w:color="8AA0B4"/>
             </w:tcBorders>
-            <w:shd w:fill="FFFFFF" w:val="clear"/>
-          </w:tcPr>
-          <w:p>
-            <w:pPr>
-              <w:spacing w:before="0" w:after="0" w:line="252" w:lineRule="auto"/>
-              <w:jc w:val="left"/>
-            </w:pPr>
-            <w:r/>
-            <w:r>
-              <w:rPr>
-                <w:rFonts w:ascii="Calibri" w:hAnsi="Calibri" w:eastAsia="Calibri"/>
-                <w:b w:val="0"/>
-                <w:color w:val="1A1A1A"/>
-                <w:sz w:val="16"/>
-              </w:rPr>
-              <w:t>Source extracts; transformation mappings; load logs; data-quality exceptions</w:t>
-            </w:r>
-          </w:p>
-        </w:tc>
-        <w:tc>
-          <w:tcPr>
-            <w:tcW w:type="dxa" w:w="2381"/>
-            <w:vAlign w:val="center"/>
-            <w:tcMar>
-              <w:top w:w="40" w:type="dxa"/>
-              <w:left w:w="60" w:type="dxa"/>
-              <w:bottom w:w="40" w:type="dxa"/>
-              <w:right w:w="60" w:type="dxa"/>
-            </w:tcMar>
-            <w:tcBorders>
-              <w:top w:val="single" w:sz="4" w:space="0" w:color="8AA0B4"/>
-              <w:left w:val="single" w:sz="4" w:space="0" w:color="8AA0B4"/>
-              <w:bottom w:val="single" w:sz="4" w:space="0" w:color="8AA0B4"/>
-              <w:right w:val="single" w:sz="4" w:space="0" w:color="8AA0B4"/>
-            </w:tcBorders>
-            <w:shd w:fill="FFFFFF" w:val="clear"/>
+            <w:shd w:fill="F4D03F" w:val="clear"/>
           </w:tcPr>
           <w:p>
             <w:pPr>
@@ -4234,42 +3787,7 @@
                 <w:color w:val="1A1A1A"/>
                 <w:sz w:val="16"/>
               </w:rPr>
-              <w:t>Data Engineer (Primary) / Database Administrator (Backup)</w:t>
-            </w:r>
-          </w:p>
-        </w:tc>
-        <w:tc>
-          <w:tcPr>
-            <w:tcW w:type="dxa" w:w="2381"/>
-            <w:vAlign w:val="center"/>
-            <w:tcMar>
-              <w:top w:w="40" w:type="dxa"/>
-              <w:left w:w="60" w:type="dxa"/>
-              <w:bottom w:w="40" w:type="dxa"/>
-              <w:right w:w="60" w:type="dxa"/>
-            </w:tcMar>
-            <w:tcBorders>
-              <w:top w:val="single" w:sz="4" w:space="0" w:color="8AA0B4"/>
-              <w:left w:val="single" w:sz="4" w:space="0" w:color="8AA0B4"/>
-              <w:bottom w:val="single" w:sz="4" w:space="0" w:color="8AA0B4"/>
-              <w:right w:val="single" w:sz="4" w:space="0" w:color="8AA0B4"/>
-            </w:tcBorders>
-            <w:shd w:fill="FFFFFF" w:val="clear"/>
-          </w:tcPr>
-          <w:p>
-            <w:pPr>
-              <w:spacing w:before="0" w:after="0" w:line="252" w:lineRule="auto"/>
-              <w:jc w:val="left"/>
-            </w:pPr>
-            <w:r/>
-            <w:r>
-              <w:rPr>
-                <w:rFonts w:ascii="Calibri" w:hAnsi="Calibri" w:eastAsia="Calibri"/>
-                <w:b w:val="0"/>
-                <w:color w:val="1A1A1A"/>
-                <w:sz w:val="16"/>
-              </w:rPr>
-              <w:t>Integration/ETL vendor; Oracle Corporation (source ERP)</w:t>
+              <w:t>Partial — Database Administrator designated for documented jobs</w:t>
             </w:r>
           </w:p>
         </w:tc>
@@ -4350,7 +3868,7 @@
         </w:tc>
         <w:tc>
           <w:tcPr>
-            <w:tcW w:type="dxa" w:w="2948"/>
+            <w:tcW w:type="dxa" w:w="3175"/>
             <w:vAlign w:val="center"/>
             <w:tcMar>
               <w:top w:w="40" w:type="dxa"/>
@@ -4379,13 +3897,13 @@
                 <w:color w:val="1A1A1A"/>
                 <w:sz w:val="16"/>
               </w:rPr>
-              <w:t>Ticketing portal; VPN to client/production; logging and monitoring; runbooks; client SLA terms</w:t>
+              <w:t>Support Lead; ticketing portal; VPN to client production; Oracle vendor support hours</w:t>
             </w:r>
           </w:p>
         </w:tc>
         <w:tc>
           <w:tcPr>
-            <w:tcW w:type="dxa" w:w="2835"/>
+            <w:tcW w:type="dxa" w:w="3175"/>
             <w:vAlign w:val="center"/>
             <w:tcMar>
               <w:top w:w="40" w:type="dxa"/>
@@ -4414,13 +3932,13 @@
                 <w:color w:val="1A1A1A"/>
                 <w:sz w:val="16"/>
               </w:rPr>
-              <w:t>Business Development; client operations; Incident Management</w:t>
+              <w:t>Ticket history; SLA terms; runbooks; monitoring; escalation contacts</w:t>
             </w:r>
           </w:p>
         </w:tc>
         <w:tc>
           <w:tcPr>
-            <w:tcW w:type="dxa" w:w="2494"/>
+            <w:tcW w:type="dxa" w:w="3515"/>
             <w:vAlign w:val="center"/>
             <w:tcMar>
               <w:top w:w="40" w:type="dxa"/>
@@ -4449,7 +3967,42 @@
                 <w:color w:val="1A1A1A"/>
                 <w:sz w:val="16"/>
               </w:rPr>
-              <w:t>Ticketing portal; VPN; production systems (Oracle ERP where applicable); monitoring</w:t>
+              <w:t>Senior Developer follows runbooks; escalate to Oracle/cloud vendor; use the on-call rota</w:t>
+            </w:r>
+          </w:p>
+        </w:tc>
+        <w:tc>
+          <w:tcPr>
+            <w:tcW w:type="dxa" w:w="2268"/>
+            <w:vAlign w:val="center"/>
+            <w:tcMar>
+              <w:top w:w="40" w:type="dxa"/>
+              <w:left w:w="60" w:type="dxa"/>
+              <w:bottom w:w="40" w:type="dxa"/>
+              <w:right w:w="60" w:type="dxa"/>
+            </w:tcMar>
+            <w:tcBorders>
+              <w:top w:val="single" w:sz="4" w:space="0" w:color="8AA0B4"/>
+              <w:left w:val="single" w:sz="4" w:space="0" w:color="8AA0B4"/>
+              <w:bottom w:val="single" w:sz="4" w:space="0" w:color="8AA0B4"/>
+              <w:right w:val="single" w:sz="4" w:space="0" w:color="8AA0B4"/>
+            </w:tcBorders>
+            <w:shd w:fill="82C785" w:val="clear"/>
+          </w:tcPr>
+          <w:p>
+            <w:pPr>
+              <w:spacing w:before="0" w:after="0" w:line="252" w:lineRule="auto"/>
+              <w:jc w:val="center"/>
+            </w:pPr>
+            <w:r/>
+            <w:r>
+              <w:rPr>
+                <w:rFonts w:ascii="Calibri" w:hAnsi="Calibri" w:eastAsia="Calibri"/>
+                <w:b/>
+                <w:color w:val="1A1A1A"/>
+                <w:sz w:val="16"/>
+              </w:rPr>
+              <w:t>Yes — VPN / remote (client support is remote-capable)</w:t>
             </w:r>
           </w:p>
         </w:tc>
@@ -4469,42 +4022,7 @@
               <w:bottom w:val="single" w:sz="4" w:space="0" w:color="8AA0B4"/>
               <w:right w:val="single" w:sz="4" w:space="0" w:color="8AA0B4"/>
             </w:tcBorders>
-            <w:shd w:fill="F4F7FA" w:val="clear"/>
-          </w:tcPr>
-          <w:p>
-            <w:pPr>
-              <w:spacing w:before="0" w:after="0" w:line="252" w:lineRule="auto"/>
-              <w:jc w:val="left"/>
-            </w:pPr>
-            <w:r/>
-            <w:r>
-              <w:rPr>
-                <w:rFonts w:ascii="Calibri" w:hAnsi="Calibri" w:eastAsia="Calibri"/>
-                <w:b w:val="0"/>
-                <w:color w:val="1A1A1A"/>
-                <w:sz w:val="16"/>
-              </w:rPr>
-              <w:t>Ticket history; SLA terms; escalation contacts; diagnostic logs; workaround records</w:t>
-            </w:r>
-          </w:p>
-        </w:tc>
-        <w:tc>
-          <w:tcPr>
-            <w:tcW w:type="dxa" w:w="2381"/>
-            <w:vAlign w:val="center"/>
-            <w:tcMar>
-              <w:top w:w="40" w:type="dxa"/>
-              <w:left w:w="60" w:type="dxa"/>
-              <w:bottom w:w="40" w:type="dxa"/>
-              <w:right w:w="60" w:type="dxa"/>
-            </w:tcMar>
-            <w:tcBorders>
-              <w:top w:val="single" w:sz="4" w:space="0" w:color="8AA0B4"/>
-              <w:left w:val="single" w:sz="4" w:space="0" w:color="8AA0B4"/>
-              <w:bottom w:val="single" w:sz="4" w:space="0" w:color="8AA0B4"/>
-              <w:right w:val="single" w:sz="4" w:space="0" w:color="8AA0B4"/>
-            </w:tcBorders>
-            <w:shd w:fill="F4F7FA" w:val="clear"/>
+            <w:shd w:fill="F4D03F" w:val="clear"/>
           </w:tcPr>
           <w:p>
             <w:pPr>
@@ -4519,42 +4037,7 @@
                 <w:color w:val="1A1A1A"/>
                 <w:sz w:val="16"/>
               </w:rPr>
-              <w:t>Support Lead (Primary) / Senior Developer (Backup)</w:t>
-            </w:r>
-          </w:p>
-        </w:tc>
-        <w:tc>
-          <w:tcPr>
-            <w:tcW w:type="dxa" w:w="2381"/>
-            <w:vAlign w:val="center"/>
-            <w:tcMar>
-              <w:top w:w="40" w:type="dxa"/>
-              <w:left w:w="60" w:type="dxa"/>
-              <w:bottom w:w="40" w:type="dxa"/>
-              <w:right w:w="60" w:type="dxa"/>
-            </w:tcMar>
-            <w:tcBorders>
-              <w:top w:val="single" w:sz="4" w:space="0" w:color="8AA0B4"/>
-              <w:left w:val="single" w:sz="4" w:space="0" w:color="8AA0B4"/>
-              <w:bottom w:val="single" w:sz="4" w:space="0" w:color="8AA0B4"/>
-              <w:right w:val="single" w:sz="4" w:space="0" w:color="8AA0B4"/>
-            </w:tcBorders>
-            <w:shd w:fill="F4F7FA" w:val="clear"/>
-          </w:tcPr>
-          <w:p>
-            <w:pPr>
-              <w:spacing w:before="0" w:after="0" w:line="252" w:lineRule="auto"/>
-              <w:jc w:val="left"/>
-            </w:pPr>
-            <w:r/>
-            <w:r>
-              <w:rPr>
-                <w:rFonts w:ascii="Calibri" w:hAnsi="Calibri" w:eastAsia="Calibri"/>
-                <w:b w:val="0"/>
-                <w:color w:val="1A1A1A"/>
-                <w:sz w:val="16"/>
-              </w:rPr>
-              <w:t>Oracle Corporation (vendor support); cloud/hosting provider</w:t>
+              <w:t>Partial — Senior Developer designated as backup</w:t>
             </w:r>
           </w:p>
         </w:tc>
@@ -4635,7 +4118,7 @@
         </w:tc>
         <w:tc>
           <w:tcPr>
-            <w:tcW w:type="dxa" w:w="2948"/>
+            <w:tcW w:type="dxa" w:w="3175"/>
             <w:vAlign w:val="center"/>
             <w:tcMar>
               <w:top w:w="40" w:type="dxa"/>
@@ -4664,13 +4147,13 @@
                 <w:color w:val="1A1A1A"/>
                 <w:sz w:val="16"/>
               </w:rPr>
-              <w:t>HR/Admin starter and leaver notifications; approved access request; identity directory</w:t>
+              <w:t>Access Administrator; identity directory; HR notice not reaching Technical</w:t>
             </w:r>
           </w:p>
         </w:tc>
         <w:tc>
           <w:tcPr>
-            <w:tcW w:type="dxa" w:w="2835"/>
+            <w:tcW w:type="dxa" w:w="3175"/>
             <w:vAlign w:val="center"/>
             <w:tcMar>
               <w:top w:w="40" w:type="dxa"/>
@@ -4699,13 +4182,13 @@
                 <w:color w:val="1A1A1A"/>
                 <w:sz w:val="16"/>
               </w:rPr>
-              <w:t>New staff productivity; security (stale access); all system owners</w:t>
+              <w:t>Ticketing for access requests; joiner–mover–leaver records; HR/Admin liaison</w:t>
             </w:r>
           </w:p>
         </w:tc>
         <w:tc>
           <w:tcPr>
-            <w:tcW w:type="dxa" w:w="2494"/>
+            <w:tcW w:type="dxa" w:w="3515"/>
             <w:vAlign w:val="center"/>
             <w:tcMar>
               <w:top w:w="40" w:type="dxa"/>
@@ -4734,7 +4217,42 @@
                 <w:color w:val="1A1A1A"/>
                 <w:sz w:val="16"/>
               </w:rPr>
-              <w:t>Identity directory; VPN account administration; ticketing portal</w:t>
+              <w:t>HR/Admin Liaison disables leavers from the documented checklist; restore the directory from backup</w:t>
+            </w:r>
+          </w:p>
+        </w:tc>
+        <w:tc>
+          <w:tcPr>
+            <w:tcW w:type="dxa" w:w="2268"/>
+            <w:vAlign w:val="center"/>
+            <w:tcMar>
+              <w:top w:w="40" w:type="dxa"/>
+              <w:left w:w="60" w:type="dxa"/>
+              <w:bottom w:w="40" w:type="dxa"/>
+              <w:right w:w="60" w:type="dxa"/>
+            </w:tcMar>
+            <w:tcBorders>
+              <w:top w:val="single" w:sz="4" w:space="0" w:color="8AA0B4"/>
+              <w:left w:val="single" w:sz="4" w:space="0" w:color="8AA0B4"/>
+              <w:bottom w:val="single" w:sz="4" w:space="0" w:color="8AA0B4"/>
+              <w:right w:val="single" w:sz="4" w:space="0" w:color="8AA0B4"/>
+            </w:tcBorders>
+            <w:shd w:fill="82C785" w:val="clear"/>
+          </w:tcPr>
+          <w:p>
+            <w:pPr>
+              <w:spacing w:before="0" w:after="0" w:line="252" w:lineRule="auto"/>
+              <w:jc w:val="center"/>
+            </w:pPr>
+            <w:r/>
+            <w:r>
+              <w:rPr>
+                <w:rFonts w:ascii="Calibri" w:hAnsi="Calibri" w:eastAsia="Calibri"/>
+                <w:b/>
+                <w:color w:val="1A1A1A"/>
+                <w:sz w:val="16"/>
+              </w:rPr>
+              <w:t>Yes — VPN / admin console</w:t>
             </w:r>
           </w:p>
         </w:tc>
@@ -4754,42 +4272,7 @@
               <w:bottom w:val="single" w:sz="4" w:space="0" w:color="8AA0B4"/>
               <w:right w:val="single" w:sz="4" w:space="0" w:color="8AA0B4"/>
             </w:tcBorders>
-            <w:shd w:fill="FFFFFF" w:val="clear"/>
-          </w:tcPr>
-          <w:p>
-            <w:pPr>
-              <w:spacing w:before="0" w:after="0" w:line="252" w:lineRule="auto"/>
-              <w:jc w:val="left"/>
-            </w:pPr>
-            <w:r/>
-            <w:r>
-              <w:rPr>
-                <w:rFonts w:ascii="Calibri" w:hAnsi="Calibri" w:eastAsia="Calibri"/>
-                <w:b w:val="0"/>
-                <w:color w:val="1A1A1A"/>
-                <w:sz w:val="16"/>
-              </w:rPr>
-              <w:t>Account register; joiner–mover–leaver records; privileged-account list; access-review logs</w:t>
-            </w:r>
-          </w:p>
-        </w:tc>
-        <w:tc>
-          <w:tcPr>
-            <w:tcW w:type="dxa" w:w="2381"/>
-            <w:vAlign w:val="center"/>
-            <w:tcMar>
-              <w:top w:w="40" w:type="dxa"/>
-              <w:left w:w="60" w:type="dxa"/>
-              <w:bottom w:w="40" w:type="dxa"/>
-              <w:right w:w="60" w:type="dxa"/>
-            </w:tcMar>
-            <w:tcBorders>
-              <w:top w:val="single" w:sz="4" w:space="0" w:color="8AA0B4"/>
-              <w:left w:val="single" w:sz="4" w:space="0" w:color="8AA0B4"/>
-              <w:bottom w:val="single" w:sz="4" w:space="0" w:color="8AA0B4"/>
-              <w:right w:val="single" w:sz="4" w:space="0" w:color="8AA0B4"/>
-            </w:tcBorders>
-            <w:shd w:fill="FFFFFF" w:val="clear"/>
+            <w:shd w:fill="F4D03F" w:val="clear"/>
           </w:tcPr>
           <w:p>
             <w:pPr>
@@ -4804,42 +4287,7 @@
                 <w:color w:val="1A1A1A"/>
                 <w:sz w:val="16"/>
               </w:rPr>
-              <w:t>Access Administrator (Primary) / HR/Admin Liaison (Backup)</w:t>
-            </w:r>
-          </w:p>
-        </w:tc>
-        <w:tc>
-          <w:tcPr>
-            <w:tcW w:type="dxa" w:w="2381"/>
-            <w:vAlign w:val="center"/>
-            <w:tcMar>
-              <w:top w:w="40" w:type="dxa"/>
-              <w:left w:w="60" w:type="dxa"/>
-              <w:bottom w:w="40" w:type="dxa"/>
-              <w:right w:w="60" w:type="dxa"/>
-            </w:tcMar>
-            <w:tcBorders>
-              <w:top w:val="single" w:sz="4" w:space="0" w:color="8AA0B4"/>
-              <w:left w:val="single" w:sz="4" w:space="0" w:color="8AA0B4"/>
-              <w:bottom w:val="single" w:sz="4" w:space="0" w:color="8AA0B4"/>
-              <w:right w:val="single" w:sz="4" w:space="0" w:color="8AA0B4"/>
-            </w:tcBorders>
-            <w:shd w:fill="FFFFFF" w:val="clear"/>
-          </w:tcPr>
-          <w:p>
-            <w:pPr>
-              <w:spacing w:before="0" w:after="0" w:line="252" w:lineRule="auto"/>
-              <w:jc w:val="left"/>
-            </w:pPr>
-            <w:r/>
-            <w:r>
-              <w:rPr>
-                <w:rFonts w:ascii="Calibri" w:hAnsi="Calibri" w:eastAsia="Calibri"/>
-                <w:b w:val="0"/>
-                <w:color w:val="1A1A1A"/>
-                <w:sz w:val="16"/>
-              </w:rPr>
-              <w:t>Identity/directory vendor</w:t>
+              <w:t>Partial — HR/Admin Liaison designated for leaver disable; confirm technical training</w:t>
             </w:r>
           </w:p>
         </w:tc>
@@ -4920,7 +4368,7 @@
         </w:tc>
         <w:tc>
           <w:tcPr>
-            <w:tcW w:type="dxa" w:w="2948"/>
+            <w:tcW w:type="dxa" w:w="3175"/>
             <w:vAlign w:val="center"/>
             <w:tcMar>
               <w:top w:w="40" w:type="dxa"/>
@@ -4949,13 +4397,13 @@
                 <w:color w:val="1A1A1A"/>
                 <w:sz w:val="16"/>
               </w:rPr>
-              <w:t>Test sign-off; client-agreed window; Business Development client communication; change calendar</w:t>
+              <w:t>Release Manager; release calendar held in one mailbox</w:t>
             </w:r>
           </w:p>
         </w:tc>
         <w:tc>
           <w:tcPr>
-            <w:tcW w:type="dxa" w:w="2835"/>
+            <w:tcW w:type="dxa" w:w="3175"/>
             <w:vAlign w:val="center"/>
             <w:tcMar>
               <w:top w:w="40" w:type="dxa"/>
@@ -4984,13 +4432,13 @@
                 <w:color w:val="1A1A1A"/>
                 <w:sz w:val="16"/>
               </w:rPr>
-              <w:t>Release Deployment; Business Development; client stakeholders</w:t>
+              <w:t>Ticketing portal; client communications; test sign-off before a date is committed</w:t>
             </w:r>
           </w:p>
         </w:tc>
         <w:tc>
           <w:tcPr>
-            <w:tcW w:type="dxa" w:w="2494"/>
+            <w:tcW w:type="dxa" w:w="3515"/>
             <w:vAlign w:val="center"/>
             <w:tcMar>
               <w:top w:w="40" w:type="dxa"/>
@@ -5019,7 +4467,42 @@
                 <w:color w:val="1A1A1A"/>
                 <w:sz w:val="16"/>
               </w:rPr>
-              <w:t>Ticketing portal; release/change calendar</w:t>
+              <w:t>Technical Lead holds the shared calendar; freeze releases if approvals cannot be evidenced</w:t>
+            </w:r>
+          </w:p>
+        </w:tc>
+        <w:tc>
+          <w:tcPr>
+            <w:tcW w:type="dxa" w:w="2268"/>
+            <w:vAlign w:val="center"/>
+            <w:tcMar>
+              <w:top w:w="40" w:type="dxa"/>
+              <w:left w:w="60" w:type="dxa"/>
+              <w:bottom w:w="40" w:type="dxa"/>
+              <w:right w:w="60" w:type="dxa"/>
+            </w:tcMar>
+            <w:tcBorders>
+              <w:top w:val="single" w:sz="4" w:space="0" w:color="8AA0B4"/>
+              <w:left w:val="single" w:sz="4" w:space="0" w:color="8AA0B4"/>
+              <w:bottom w:val="single" w:sz="4" w:space="0" w:color="8AA0B4"/>
+              <w:right w:val="single" w:sz="4" w:space="0" w:color="8AA0B4"/>
+            </w:tcBorders>
+            <w:shd w:fill="82C785" w:val="clear"/>
+          </w:tcPr>
+          <w:p>
+            <w:pPr>
+              <w:spacing w:before="0" w:after="0" w:line="252" w:lineRule="auto"/>
+              <w:jc w:val="center"/>
+            </w:pPr>
+            <w:r/>
+            <w:r>
+              <w:rPr>
+                <w:rFonts w:ascii="Calibri" w:hAnsi="Calibri" w:eastAsia="Calibri"/>
+                <w:b/>
+                <w:color w:val="1A1A1A"/>
+                <w:sz w:val="16"/>
+              </w:rPr>
+              <w:t>Yes — VPN / remote</w:t>
             </w:r>
           </w:p>
         </w:tc>
@@ -5039,42 +4522,7 @@
               <w:bottom w:val="single" w:sz="4" w:space="0" w:color="8AA0B4"/>
               <w:right w:val="single" w:sz="4" w:space="0" w:color="8AA0B4"/>
             </w:tcBorders>
-            <w:shd w:fill="F4F7FA" w:val="clear"/>
-          </w:tcPr>
-          <w:p>
-            <w:pPr>
-              <w:spacing w:before="0" w:after="0" w:line="252" w:lineRule="auto"/>
-              <w:jc w:val="left"/>
-            </w:pPr>
-            <w:r/>
-            <w:r>
-              <w:rPr>
-                <w:rFonts w:ascii="Calibri" w:hAnsi="Calibri" w:eastAsia="Calibri"/>
-                <w:b w:val="0"/>
-                <w:color w:val="1A1A1A"/>
-                <w:sz w:val="16"/>
-              </w:rPr>
-              <w:t>Release plans; client communications; approval records; go-live checklists</w:t>
-            </w:r>
-          </w:p>
-        </w:tc>
-        <w:tc>
-          <w:tcPr>
-            <w:tcW w:type="dxa" w:w="2381"/>
-            <w:vAlign w:val="center"/>
-            <w:tcMar>
-              <w:top w:w="40" w:type="dxa"/>
-              <w:left w:w="60" w:type="dxa"/>
-              <w:bottom w:w="40" w:type="dxa"/>
-              <w:right w:w="60" w:type="dxa"/>
-            </w:tcMar>
-            <w:tcBorders>
-              <w:top w:val="single" w:sz="4" w:space="0" w:color="8AA0B4"/>
-              <w:left w:val="single" w:sz="4" w:space="0" w:color="8AA0B4"/>
-              <w:bottom w:val="single" w:sz="4" w:space="0" w:color="8AA0B4"/>
-              <w:right w:val="single" w:sz="4" w:space="0" w:color="8AA0B4"/>
-            </w:tcBorders>
-            <w:shd w:fill="F4F7FA" w:val="clear"/>
+            <w:shd w:fill="F4D03F" w:val="clear"/>
           </w:tcPr>
           <w:p>
             <w:pPr>
@@ -5089,42 +4537,7 @@
                 <w:color w:val="1A1A1A"/>
                 <w:sz w:val="16"/>
               </w:rPr>
-              <w:t>Release Manager (Primary) / Technical Lead (Backup)</w:t>
-            </w:r>
-          </w:p>
-        </w:tc>
-        <w:tc>
-          <w:tcPr>
-            <w:tcW w:type="dxa" w:w="2381"/>
-            <w:vAlign w:val="center"/>
-            <w:tcMar>
-              <w:top w:w="40" w:type="dxa"/>
-              <w:left w:w="60" w:type="dxa"/>
-              <w:bottom w:w="40" w:type="dxa"/>
-              <w:right w:w="60" w:type="dxa"/>
-            </w:tcMar>
-            <w:tcBorders>
-              <w:top w:val="single" w:sz="4" w:space="0" w:color="8AA0B4"/>
-              <w:left w:val="single" w:sz="4" w:space="0" w:color="8AA0B4"/>
-              <w:bottom w:val="single" w:sz="4" w:space="0" w:color="8AA0B4"/>
-              <w:right w:val="single" w:sz="4" w:space="0" w:color="8AA0B4"/>
-            </w:tcBorders>
-            <w:shd w:fill="F4F7FA" w:val="clear"/>
-          </w:tcPr>
-          <w:p>
-            <w:pPr>
-              <w:spacing w:before="0" w:after="0" w:line="252" w:lineRule="auto"/>
-              <w:jc w:val="left"/>
-            </w:pPr>
-            <w:r/>
-            <w:r>
-              <w:rPr>
-                <w:rFonts w:ascii="Calibri" w:hAnsi="Calibri" w:eastAsia="Calibri"/>
-                <w:b w:val="0"/>
-                <w:color w:val="1A1A1A"/>
-                <w:sz w:val="16"/>
-              </w:rPr>
-              <w:t>Ticketing platform vendor</w:t>
+              <w:t>Partial — Technical Lead designated as backup</w:t>
             </w:r>
           </w:p>
         </w:tc>
@@ -5205,7 +4618,7 @@
         </w:tc>
         <w:tc>
           <w:tcPr>
-            <w:tcW w:type="dxa" w:w="2948"/>
+            <w:tcW w:type="dxa" w:w="3175"/>
             <w:vAlign w:val="center"/>
             <w:tcMar>
               <w:top w:w="40" w:type="dxa"/>
@@ -5234,13 +4647,13 @@
                 <w:color w:val="1A1A1A"/>
                 <w:sz w:val="16"/>
               </w:rPr>
-              <w:t>Cloud account and billing; network design; security baselines</w:t>
+              <w:t>Cloud Engineer; cloud provider outage; root/owner account</w:t>
             </w:r>
           </w:p>
         </w:tc>
         <w:tc>
           <w:tcPr>
-            <w:tcW w:type="dxa" w:w="2835"/>
+            <w:tcW w:type="dxa" w:w="3175"/>
             <w:vAlign w:val="center"/>
             <w:tcMar>
               <w:top w:w="40" w:type="dxa"/>
@@ -5269,13 +4682,13 @@
                 <w:color w:val="1A1A1A"/>
                 <w:sz w:val="16"/>
               </w:rPr>
-              <w:t>All environments; CI/CD targets; production availability; cost control</w:t>
+              <w:t>IAM / privilege maps; monitoring; infrastructure-as-code repository</w:t>
             </w:r>
           </w:p>
         </w:tc>
         <w:tc>
           <w:tcPr>
-            <w:tcW w:type="dxa" w:w="2494"/>
+            <w:tcW w:type="dxa" w:w="3515"/>
             <w:vAlign w:val="center"/>
             <w:tcMar>
               <w:top w:w="40" w:type="dxa"/>
@@ -5304,7 +4717,42 @@
                 <w:color w:val="1A1A1A"/>
                 <w:sz w:val="16"/>
               </w:rPr>
-              <w:t>Cloud management console; infrastructure-as-code repository; monitoring</w:t>
+              <w:t>DevOps Engineer rebuilds from infrastructure-as-code; provider support; documented break-glass account</w:t>
+            </w:r>
+          </w:p>
+        </w:tc>
+        <w:tc>
+          <w:tcPr>
+            <w:tcW w:type="dxa" w:w="2268"/>
+            <w:vAlign w:val="center"/>
+            <w:tcMar>
+              <w:top w:w="40" w:type="dxa"/>
+              <w:left w:w="60" w:type="dxa"/>
+              <w:bottom w:w="40" w:type="dxa"/>
+              <w:right w:w="60" w:type="dxa"/>
+            </w:tcMar>
+            <w:tcBorders>
+              <w:top w:val="single" w:sz="4" w:space="0" w:color="8AA0B4"/>
+              <w:left w:val="single" w:sz="4" w:space="0" w:color="8AA0B4"/>
+              <w:bottom w:val="single" w:sz="4" w:space="0" w:color="8AA0B4"/>
+              <w:right w:val="single" w:sz="4" w:space="0" w:color="8AA0B4"/>
+            </w:tcBorders>
+            <w:shd w:fill="82C785" w:val="clear"/>
+          </w:tcPr>
+          <w:p>
+            <w:pPr>
+              <w:spacing w:before="0" w:after="0" w:line="252" w:lineRule="auto"/>
+              <w:jc w:val="center"/>
+            </w:pPr>
+            <w:r/>
+            <w:r>
+              <w:rPr>
+                <w:rFonts w:ascii="Calibri" w:hAnsi="Calibri" w:eastAsia="Calibri"/>
+                <w:b/>
+                <w:color w:val="1A1A1A"/>
+                <w:sz w:val="16"/>
+              </w:rPr>
+              <w:t>Yes — cloud console from any location; provider region failover if contracted</w:t>
             </w:r>
           </w:p>
         </w:tc>
@@ -5324,42 +4772,7 @@
               <w:bottom w:val="single" w:sz="4" w:space="0" w:color="8AA0B4"/>
               <w:right w:val="single" w:sz="4" w:space="0" w:color="8AA0B4"/>
             </w:tcBorders>
-            <w:shd w:fill="FFFFFF" w:val="clear"/>
-          </w:tcPr>
-          <w:p>
-            <w:pPr>
-              <w:spacing w:before="0" w:after="0" w:line="252" w:lineRule="auto"/>
-              <w:jc w:val="left"/>
-            </w:pPr>
-            <w:r/>
-            <w:r>
-              <w:rPr>
-                <w:rFonts w:ascii="Calibri" w:hAnsi="Calibri" w:eastAsia="Calibri"/>
-                <w:b w:val="0"/>
-                <w:color w:val="1A1A1A"/>
-                <w:sz w:val="16"/>
-              </w:rPr>
-              <w:t>Infrastructure configuration; IAM/privilege maps; cost/usage data; security-group rules</w:t>
-            </w:r>
-          </w:p>
-        </w:tc>
-        <w:tc>
-          <w:tcPr>
-            <w:tcW w:type="dxa" w:w="2381"/>
-            <w:vAlign w:val="center"/>
-            <w:tcMar>
-              <w:top w:w="40" w:type="dxa"/>
-              <w:left w:w="60" w:type="dxa"/>
-              <w:bottom w:w="40" w:type="dxa"/>
-              <w:right w:w="60" w:type="dxa"/>
-            </w:tcMar>
-            <w:tcBorders>
-              <w:top w:val="single" w:sz="4" w:space="0" w:color="8AA0B4"/>
-              <w:left w:val="single" w:sz="4" w:space="0" w:color="8AA0B4"/>
-              <w:bottom w:val="single" w:sz="4" w:space="0" w:color="8AA0B4"/>
-              <w:right w:val="single" w:sz="4" w:space="0" w:color="8AA0B4"/>
-            </w:tcBorders>
-            <w:shd w:fill="FFFFFF" w:val="clear"/>
+            <w:shd w:fill="F4D03F" w:val="clear"/>
           </w:tcPr>
           <w:p>
             <w:pPr>
@@ -5374,42 +4787,7 @@
                 <w:color w:val="1A1A1A"/>
                 <w:sz w:val="16"/>
               </w:rPr>
-              <w:t>Cloud Engineer (Primary) / DevOps Engineer (Backup)</w:t>
-            </w:r>
-          </w:p>
-        </w:tc>
-        <w:tc>
-          <w:tcPr>
-            <w:tcW w:type="dxa" w:w="2381"/>
-            <w:vAlign w:val="center"/>
-            <w:tcMar>
-              <w:top w:w="40" w:type="dxa"/>
-              <w:left w:w="60" w:type="dxa"/>
-              <w:bottom w:w="40" w:type="dxa"/>
-              <w:right w:w="60" w:type="dxa"/>
-            </w:tcMar>
-            <w:tcBorders>
-              <w:top w:val="single" w:sz="4" w:space="0" w:color="8AA0B4"/>
-              <w:left w:val="single" w:sz="4" w:space="0" w:color="8AA0B4"/>
-              <w:bottom w:val="single" w:sz="4" w:space="0" w:color="8AA0B4"/>
-              <w:right w:val="single" w:sz="4" w:space="0" w:color="8AA0B4"/>
-            </w:tcBorders>
-            <w:shd w:fill="FFFFFF" w:val="clear"/>
-          </w:tcPr>
-          <w:p>
-            <w:pPr>
-              <w:spacing w:before="0" w:after="0" w:line="252" w:lineRule="auto"/>
-              <w:jc w:val="left"/>
-            </w:pPr>
-            <w:r/>
-            <w:r>
-              <w:rPr>
-                <w:rFonts w:ascii="Calibri" w:hAnsi="Calibri" w:eastAsia="Calibri"/>
-                <w:b w:val="0"/>
-                <w:color w:val="1A1A1A"/>
-                <w:sz w:val="16"/>
-              </w:rPr>
-              <w:t>Cloud provider</w:t>
+              <w:t>Partial — DevOps Engineer designated as backup</w:t>
             </w:r>
           </w:p>
         </w:tc>
@@ -5490,7 +4868,7 @@
         </w:tc>
         <w:tc>
           <w:tcPr>
-            <w:tcW w:type="dxa" w:w="2948"/>
+            <w:tcW w:type="dxa" w:w="3175"/>
             <w:vAlign w:val="center"/>
             <w:tcMar>
               <w:top w:w="40" w:type="dxa"/>
@@ -5519,13 +4897,13 @@
                 <w:color w:val="1A1A1A"/>
                 <w:sz w:val="16"/>
               </w:rPr>
-              <w:t>Application and infrastructure telemetry; log shipper; storage for logs</w:t>
+              <w:t>Monitoring platform; DevOps Engineer; log store</w:t>
             </w:r>
           </w:p>
         </w:tc>
         <w:tc>
           <w:tcPr>
-            <w:tcW w:type="dxa" w:w="2835"/>
+            <w:tcW w:type="dxa" w:w="3175"/>
             <w:vAlign w:val="center"/>
             <w:tcMar>
               <w:top w:w="40" w:type="dxa"/>
@@ -5554,13 +4932,13 @@
                 <w:color w:val="1A1A1A"/>
                 <w:sz w:val="16"/>
               </w:rPr>
-              <w:t>Incident Management; Production Support; audit and forensics</w:t>
+              <w:t>Alert-to-ticket in the ticketing portal; dashboards; log retention</w:t>
             </w:r>
           </w:p>
         </w:tc>
         <w:tc>
           <w:tcPr>
-            <w:tcW w:type="dxa" w:w="2494"/>
+            <w:tcW w:type="dxa" w:w="3515"/>
             <w:vAlign w:val="center"/>
             <w:tcMar>
               <w:top w:w="40" w:type="dxa"/>
@@ -5589,7 +4967,42 @@
                 <w:color w:val="1A1A1A"/>
                 <w:sz w:val="16"/>
               </w:rPr>
-              <w:t>Monitoring and alerting platform; log store; ticketing portal (alert to ticket)</w:t>
+              <w:t>Restore the platform from configuration backup; Support Lead uses client tickets as interim detection</w:t>
+            </w:r>
+          </w:p>
+        </w:tc>
+        <w:tc>
+          <w:tcPr>
+            <w:tcW w:type="dxa" w:w="2268"/>
+            <w:vAlign w:val="center"/>
+            <w:tcMar>
+              <w:top w:w="40" w:type="dxa"/>
+              <w:left w:w="60" w:type="dxa"/>
+              <w:bottom w:w="40" w:type="dxa"/>
+              <w:right w:w="60" w:type="dxa"/>
+            </w:tcMar>
+            <w:tcBorders>
+              <w:top w:val="single" w:sz="4" w:space="0" w:color="8AA0B4"/>
+              <w:left w:val="single" w:sz="4" w:space="0" w:color="8AA0B4"/>
+              <w:bottom w:val="single" w:sz="4" w:space="0" w:color="8AA0B4"/>
+              <w:right w:val="single" w:sz="4" w:space="0" w:color="8AA0B4"/>
+            </w:tcBorders>
+            <w:shd w:fill="82C785" w:val="clear"/>
+          </w:tcPr>
+          <w:p>
+            <w:pPr>
+              <w:spacing w:before="0" w:after="0" w:line="252" w:lineRule="auto"/>
+              <w:jc w:val="center"/>
+            </w:pPr>
+            <w:r/>
+            <w:r>
+              <w:rPr>
+                <w:rFonts w:ascii="Calibri" w:hAnsi="Calibri" w:eastAsia="Calibri"/>
+                <w:b/>
+                <w:color w:val="1A1A1A"/>
+                <w:sz w:val="16"/>
+              </w:rPr>
+              <w:t>Yes — VPN / remote to the monitoring console</w:t>
             </w:r>
           </w:p>
         </w:tc>
@@ -5609,42 +5022,7 @@
               <w:bottom w:val="single" w:sz="4" w:space="0" w:color="8AA0B4"/>
               <w:right w:val="single" w:sz="4" w:space="0" w:color="8AA0B4"/>
             </w:tcBorders>
-            <w:shd w:fill="F4F7FA" w:val="clear"/>
-          </w:tcPr>
-          <w:p>
-            <w:pPr>
-              <w:spacing w:before="0" w:after="0" w:line="252" w:lineRule="auto"/>
-              <w:jc w:val="left"/>
-            </w:pPr>
-            <w:r/>
-            <w:r>
-              <w:rPr>
-                <w:rFonts w:ascii="Calibri" w:hAnsi="Calibri" w:eastAsia="Calibri"/>
-                <w:b w:val="0"/>
-                <w:color w:val="1A1A1A"/>
-                <w:sz w:val="16"/>
-              </w:rPr>
-              <w:t>Logs; alert rules; dashboards; audit trails</w:t>
-            </w:r>
-          </w:p>
-        </w:tc>
-        <w:tc>
-          <w:tcPr>
-            <w:tcW w:type="dxa" w:w="2381"/>
-            <w:vAlign w:val="center"/>
-            <w:tcMar>
-              <w:top w:w="40" w:type="dxa"/>
-              <w:left w:w="60" w:type="dxa"/>
-              <w:bottom w:w="40" w:type="dxa"/>
-              <w:right w:w="60" w:type="dxa"/>
-            </w:tcMar>
-            <w:tcBorders>
-              <w:top w:val="single" w:sz="4" w:space="0" w:color="8AA0B4"/>
-              <w:left w:val="single" w:sz="4" w:space="0" w:color="8AA0B4"/>
-              <w:bottom w:val="single" w:sz="4" w:space="0" w:color="8AA0B4"/>
-              <w:right w:val="single" w:sz="4" w:space="0" w:color="8AA0B4"/>
-            </w:tcBorders>
-            <w:shd w:fill="F4F7FA" w:val="clear"/>
+            <w:shd w:fill="F4D03F" w:val="clear"/>
           </w:tcPr>
           <w:p>
             <w:pPr>
@@ -5659,42 +5037,7 @@
                 <w:color w:val="1A1A1A"/>
                 <w:sz w:val="16"/>
               </w:rPr>
-              <w:t>DevOps Engineer (Primary) / Support Lead (Backup)</w:t>
-            </w:r>
-          </w:p>
-        </w:tc>
-        <w:tc>
-          <w:tcPr>
-            <w:tcW w:type="dxa" w:w="2381"/>
-            <w:vAlign w:val="center"/>
-            <w:tcMar>
-              <w:top w:w="40" w:type="dxa"/>
-              <w:left w:w="60" w:type="dxa"/>
-              <w:bottom w:w="40" w:type="dxa"/>
-              <w:right w:w="60" w:type="dxa"/>
-            </w:tcMar>
-            <w:tcBorders>
-              <w:top w:val="single" w:sz="4" w:space="0" w:color="8AA0B4"/>
-              <w:left w:val="single" w:sz="4" w:space="0" w:color="8AA0B4"/>
-              <w:bottom w:val="single" w:sz="4" w:space="0" w:color="8AA0B4"/>
-              <w:right w:val="single" w:sz="4" w:space="0" w:color="8AA0B4"/>
-            </w:tcBorders>
-            <w:shd w:fill="F4F7FA" w:val="clear"/>
-          </w:tcPr>
-          <w:p>
-            <w:pPr>
-              <w:spacing w:before="0" w:after="0" w:line="252" w:lineRule="auto"/>
-              <w:jc w:val="left"/>
-            </w:pPr>
-            <w:r/>
-            <w:r>
-              <w:rPr>
-                <w:rFonts w:ascii="Calibri" w:hAnsi="Calibri" w:eastAsia="Calibri"/>
-                <w:b w:val="0"/>
-                <w:color w:val="1A1A1A"/>
-                <w:sz w:val="16"/>
-              </w:rPr>
-              <w:t>Monitoring/logging platform vendor</w:t>
+              <w:t>Partial — Support Lead designated for alert handling</w:t>
             </w:r>
           </w:p>
         </w:tc>
@@ -5775,7 +5118,7 @@
         </w:tc>
         <w:tc>
           <w:tcPr>
-            <w:tcW w:type="dxa" w:w="2948"/>
+            <w:tcW w:type="dxa" w:w="3175"/>
             <w:vAlign w:val="center"/>
             <w:tcMar>
               <w:top w:w="40" w:type="dxa"/>
@@ -5804,13 +5147,13 @@
                 <w:color w:val="1A1A1A"/>
                 <w:sz w:val="16"/>
               </w:rPr>
-              <w:t>Monitoring alerts; ticketing portal; on-call roster; VPN; logging; recent change records</w:t>
+              <w:t>Incident Manager; ticketing portal; a single on-call person</w:t>
             </w:r>
           </w:p>
         </w:tc>
         <w:tc>
           <w:tcPr>
-            <w:tcW w:type="dxa" w:w="2835"/>
+            <w:tcW w:type="dxa" w:w="3175"/>
             <w:vAlign w:val="center"/>
             <w:tcMar>
               <w:top w:w="40" w:type="dxa"/>
@@ -5839,13 +5182,13 @@
                 <w:color w:val="1A1A1A"/>
                 <w:sz w:val="16"/>
               </w:rPr>
-              <w:t>Business Development; client operations; live-service recovery</w:t>
+              <w:t>Escalation contacts; monitoring alerts; SLA clock; root-cause records</w:t>
             </w:r>
           </w:p>
         </w:tc>
         <w:tc>
           <w:tcPr>
-            <w:tcW w:type="dxa" w:w="2494"/>
+            <w:tcW w:type="dxa" w:w="3515"/>
             <w:vAlign w:val="center"/>
             <w:tcMar>
               <w:top w:w="40" w:type="dxa"/>
@@ -5874,7 +5217,42 @@
                 <w:color w:val="1A1A1A"/>
                 <w:sz w:val="16"/>
               </w:rPr>
-              <w:t>Ticketing portal; monitoring; VPN; production systems (Oracle ERP where applicable)</w:t>
+              <w:t>Support Lead runs the incident from the runbook; Business Development handles client communications; restore ticketing from the vendor</w:t>
+            </w:r>
+          </w:p>
+        </w:tc>
+        <w:tc>
+          <w:tcPr>
+            <w:tcW w:type="dxa" w:w="2268"/>
+            <w:vAlign w:val="center"/>
+            <w:tcMar>
+              <w:top w:w="40" w:type="dxa"/>
+              <w:left w:w="60" w:type="dxa"/>
+              <w:bottom w:w="40" w:type="dxa"/>
+              <w:right w:w="60" w:type="dxa"/>
+            </w:tcMar>
+            <w:tcBorders>
+              <w:top w:val="single" w:sz="4" w:space="0" w:color="8AA0B4"/>
+              <w:left w:val="single" w:sz="4" w:space="0" w:color="8AA0B4"/>
+              <w:bottom w:val="single" w:sz="4" w:space="0" w:color="8AA0B4"/>
+              <w:right w:val="single" w:sz="4" w:space="0" w:color="8AA0B4"/>
+            </w:tcBorders>
+            <w:shd w:fill="82C785" w:val="clear"/>
+          </w:tcPr>
+          <w:p>
+            <w:pPr>
+              <w:spacing w:before="0" w:after="0" w:line="252" w:lineRule="auto"/>
+              <w:jc w:val="center"/>
+            </w:pPr>
+            <w:r/>
+            <w:r>
+              <w:rPr>
+                <w:rFonts w:ascii="Calibri" w:hAnsi="Calibri" w:eastAsia="Calibri"/>
+                <w:b/>
+                <w:color w:val="1A1A1A"/>
+                <w:sz w:val="16"/>
+              </w:rPr>
+              <w:t>Yes — VPN / remote; the process does not need a second office</w:t>
             </w:r>
           </w:p>
         </w:tc>
@@ -5894,42 +5272,7 @@
               <w:bottom w:val="single" w:sz="4" w:space="0" w:color="8AA0B4"/>
               <w:right w:val="single" w:sz="4" w:space="0" w:color="8AA0B4"/>
             </w:tcBorders>
-            <w:shd w:fill="FFFFFF" w:val="clear"/>
-          </w:tcPr>
-          <w:p>
-            <w:pPr>
-              <w:spacing w:before="0" w:after="0" w:line="252" w:lineRule="auto"/>
-              <w:jc w:val="left"/>
-            </w:pPr>
-            <w:r/>
-            <w:r>
-              <w:rPr>
-                <w:rFonts w:ascii="Calibri" w:hAnsi="Calibri" w:eastAsia="Calibri"/>
-                <w:b w:val="0"/>
-                <w:color w:val="1A1A1A"/>
-                <w:sz w:val="16"/>
-              </w:rPr>
-              <w:t>Incident tickets; timeline; root-cause records; SLA clock; escalation contacts</w:t>
-            </w:r>
-          </w:p>
-        </w:tc>
-        <w:tc>
-          <w:tcPr>
-            <w:tcW w:type="dxa" w:w="2381"/>
-            <w:vAlign w:val="center"/>
-            <w:tcMar>
-              <w:top w:w="40" w:type="dxa"/>
-              <w:left w:w="60" w:type="dxa"/>
-              <w:bottom w:w="40" w:type="dxa"/>
-              <w:right w:w="60" w:type="dxa"/>
-            </w:tcMar>
-            <w:tcBorders>
-              <w:top w:val="single" w:sz="4" w:space="0" w:color="8AA0B4"/>
-              <w:left w:val="single" w:sz="4" w:space="0" w:color="8AA0B4"/>
-              <w:bottom w:val="single" w:sz="4" w:space="0" w:color="8AA0B4"/>
-              <w:right w:val="single" w:sz="4" w:space="0" w:color="8AA0B4"/>
-            </w:tcBorders>
-            <w:shd w:fill="FFFFFF" w:val="clear"/>
+            <w:shd w:fill="F4D03F" w:val="clear"/>
           </w:tcPr>
           <w:p>
             <w:pPr>
@@ -5944,42 +5287,7 @@
                 <w:color w:val="1A1A1A"/>
                 <w:sz w:val="16"/>
               </w:rPr>
-              <w:t>Incident Manager (Primary) / Support Lead (Backup)</w:t>
-            </w:r>
-          </w:p>
-        </w:tc>
-        <w:tc>
-          <w:tcPr>
-            <w:tcW w:type="dxa" w:w="2381"/>
-            <w:vAlign w:val="center"/>
-            <w:tcMar>
-              <w:top w:w="40" w:type="dxa"/>
-              <w:left w:w="60" w:type="dxa"/>
-              <w:bottom w:w="40" w:type="dxa"/>
-              <w:right w:w="60" w:type="dxa"/>
-            </w:tcMar>
-            <w:tcBorders>
-              <w:top w:val="single" w:sz="4" w:space="0" w:color="8AA0B4"/>
-              <w:left w:val="single" w:sz="4" w:space="0" w:color="8AA0B4"/>
-              <w:bottom w:val="single" w:sz="4" w:space="0" w:color="8AA0B4"/>
-              <w:right w:val="single" w:sz="4" w:space="0" w:color="8AA0B4"/>
-            </w:tcBorders>
-            <w:shd w:fill="FFFFFF" w:val="clear"/>
-          </w:tcPr>
-          <w:p>
-            <w:pPr>
-              <w:spacing w:before="0" w:after="0" w:line="252" w:lineRule="auto"/>
-              <w:jc w:val="left"/>
-            </w:pPr>
-            <w:r/>
-            <w:r>
-              <w:rPr>
-                <w:rFonts w:ascii="Calibri" w:hAnsi="Calibri" w:eastAsia="Calibri"/>
-                <w:b w:val="0"/>
-                <w:color w:val="1A1A1A"/>
-                <w:sz w:val="16"/>
-              </w:rPr>
-              <w:t>Oracle Corporation (if the incident is on Oracle ERP); cloud/hosting provider</w:t>
+              <w:t>Partial — Support Lead designated; confirm incident-command training</w:t>
             </w:r>
           </w:p>
         </w:tc>
@@ -6060,7 +5368,7 @@
         </w:tc>
         <w:tc>
           <w:tcPr>
-            <w:tcW w:type="dxa" w:w="2948"/>
+            <w:tcW w:type="dxa" w:w="3175"/>
             <w:vAlign w:val="center"/>
             <w:tcMar>
               <w:top w:w="40" w:type="dxa"/>
@@ -6089,13 +5397,13 @@
                 <w:color w:val="1A1A1A"/>
                 <w:sz w:val="16"/>
               </w:rPr>
-              <w:t>Approved retirement request; HR/Admin (access removal); backup/archive of required records</w:t>
+              <w:t>Technical Lead; checklist held in one share; residual access if the owner is absent</w:t>
             </w:r>
           </w:p>
         </w:tc>
         <w:tc>
           <w:tcPr>
-            <w:tcW w:type="dxa" w:w="2835"/>
+            <w:tcW w:type="dxa" w:w="3175"/>
             <w:vAlign w:val="center"/>
             <w:tcMar>
               <w:top w:w="40" w:type="dxa"/>
@@ -6124,13 +5432,13 @@
                 <w:color w:val="1A1A1A"/>
                 <w:sz w:val="16"/>
               </w:rPr>
-              <w:t>Finance (cost stop); Security (residual access); audit (record retention)</w:t>
+              <w:t>Decommission checklist; access-removal evidence; HR/Admin for account removal</w:t>
             </w:r>
           </w:p>
         </w:tc>
         <w:tc>
           <w:tcPr>
-            <w:tcW w:type="dxa" w:w="2494"/>
+            <w:tcW w:type="dxa" w:w="3515"/>
             <w:vAlign w:val="center"/>
             <w:tcMar>
               <w:top w:w="40" w:type="dxa"/>
@@ -6159,7 +5467,42 @@
                 <w:color w:val="1A1A1A"/>
                 <w:sz w:val="16"/>
               </w:rPr>
-              <w:t>Asset inventory; identity directory; backup/archive store; cloud console</w:t>
+              <w:t>Access Administrator completes access removal and archive; delay any non-urgent retirement</w:t>
+            </w:r>
+          </w:p>
+        </w:tc>
+        <w:tc>
+          <w:tcPr>
+            <w:tcW w:type="dxa" w:w="2268"/>
+            <w:vAlign w:val="center"/>
+            <w:tcMar>
+              <w:top w:w="40" w:type="dxa"/>
+              <w:left w:w="60" w:type="dxa"/>
+              <w:bottom w:w="40" w:type="dxa"/>
+              <w:right w:w="60" w:type="dxa"/>
+            </w:tcMar>
+            <w:tcBorders>
+              <w:top w:val="single" w:sz="4" w:space="0" w:color="8AA0B4"/>
+              <w:left w:val="single" w:sz="4" w:space="0" w:color="8AA0B4"/>
+              <w:bottom w:val="single" w:sz="4" w:space="0" w:color="8AA0B4"/>
+              <w:right w:val="single" w:sz="4" w:space="0" w:color="8AA0B4"/>
+            </w:tcBorders>
+            <w:shd w:fill="82C785" w:val="clear"/>
+          </w:tcPr>
+          <w:p>
+            <w:pPr>
+              <w:spacing w:before="0" w:after="0" w:line="252" w:lineRule="auto"/>
+              <w:jc w:val="center"/>
+            </w:pPr>
+            <w:r/>
+            <w:r>
+              <w:rPr>
+                <w:rFonts w:ascii="Calibri" w:hAnsi="Calibri" w:eastAsia="Calibri"/>
+                <w:b/>
+                <w:color w:val="1A1A1A"/>
+                <w:sz w:val="16"/>
+              </w:rPr>
+              <w:t>Yes — VPN / remote for access and cloud terminate; physical disposal may still need a site</w:t>
             </w:r>
           </w:p>
         </w:tc>
@@ -6179,42 +5522,7 @@
               <w:bottom w:val="single" w:sz="4" w:space="0" w:color="8AA0B4"/>
               <w:right w:val="single" w:sz="4" w:space="0" w:color="8AA0B4"/>
             </w:tcBorders>
-            <w:shd w:fill="F4F7FA" w:val="clear"/>
-          </w:tcPr>
-          <w:p>
-            <w:pPr>
-              <w:spacing w:before="0" w:after="0" w:line="252" w:lineRule="auto"/>
-              <w:jc w:val="left"/>
-            </w:pPr>
-            <w:r/>
-            <w:r>
-              <w:rPr>
-                <w:rFonts w:ascii="Calibri" w:hAnsi="Calibri" w:eastAsia="Calibri"/>
-                <w:b w:val="0"/>
-                <w:color w:val="1A1A1A"/>
-                <w:sz w:val="16"/>
-              </w:rPr>
-              <w:t>Decommission checklist; retained records; access-removal evidence; disposal certificates</w:t>
-            </w:r>
-          </w:p>
-        </w:tc>
-        <w:tc>
-          <w:tcPr>
-            <w:tcW w:type="dxa" w:w="2381"/>
-            <w:vAlign w:val="center"/>
-            <w:tcMar>
-              <w:top w:w="40" w:type="dxa"/>
-              <w:left w:w="60" w:type="dxa"/>
-              <w:bottom w:w="40" w:type="dxa"/>
-              <w:right w:w="60" w:type="dxa"/>
-            </w:tcMar>
-            <w:tcBorders>
-              <w:top w:val="single" w:sz="4" w:space="0" w:color="8AA0B4"/>
-              <w:left w:val="single" w:sz="4" w:space="0" w:color="8AA0B4"/>
-              <w:bottom w:val="single" w:sz="4" w:space="0" w:color="8AA0B4"/>
-              <w:right w:val="single" w:sz="4" w:space="0" w:color="8AA0B4"/>
-            </w:tcBorders>
-            <w:shd w:fill="F4F7FA" w:val="clear"/>
+            <w:shd w:fill="F4D03F" w:val="clear"/>
           </w:tcPr>
           <w:p>
             <w:pPr>
@@ -6229,42 +5537,7 @@
                 <w:color w:val="1A1A1A"/>
                 <w:sz w:val="16"/>
               </w:rPr>
-              <w:t>Technical Lead (Primary) / Access Administrator (Backup)</w:t>
-            </w:r>
-          </w:p>
-        </w:tc>
-        <w:tc>
-          <w:tcPr>
-            <w:tcW w:type="dxa" w:w="2381"/>
-            <w:vAlign w:val="center"/>
-            <w:tcMar>
-              <w:top w:w="40" w:type="dxa"/>
-              <w:left w:w="60" w:type="dxa"/>
-              <w:bottom w:w="40" w:type="dxa"/>
-              <w:right w:w="60" w:type="dxa"/>
-            </w:tcMar>
-            <w:tcBorders>
-              <w:top w:val="single" w:sz="4" w:space="0" w:color="8AA0B4"/>
-              <w:left w:val="single" w:sz="4" w:space="0" w:color="8AA0B4"/>
-              <w:bottom w:val="single" w:sz="4" w:space="0" w:color="8AA0B4"/>
-              <w:right w:val="single" w:sz="4" w:space="0" w:color="8AA0B4"/>
-            </w:tcBorders>
-            <w:shd w:fill="F4F7FA" w:val="clear"/>
-          </w:tcPr>
-          <w:p>
-            <w:pPr>
-              <w:spacing w:before="0" w:after="0" w:line="252" w:lineRule="auto"/>
-              <w:jc w:val="left"/>
-            </w:pPr>
-            <w:r/>
-            <w:r>
-              <w:rPr>
-                <w:rFonts w:ascii="Calibri" w:hAnsi="Calibri" w:eastAsia="Calibri"/>
-                <w:b w:val="0"/>
-                <w:color w:val="1A1A1A"/>
-                <w:sz w:val="16"/>
-              </w:rPr>
-              <w:t>Cloud/hosting provider (to terminate); records/archive or disposal vendor</w:t>
+              <w:t>Partial — Access Administrator designated as backup</w:t>
             </w:r>
           </w:p>
         </w:tc>
@@ -6281,7 +5554,7 @@
           <w:color w:val="5A6A7A"/>
           <w:sz w:val="18"/>
         </w:rPr>
-        <w:t>Draft for workshop. Replace role titles with named Primary / Backup staff, matching the format used in other departments (e.g. T. Alabi (Primary) / M. Yusuf (Backup)). Confirm product names for source control, CI/CD, cloud, database, and monitoring if they should appear as specific vendor platforms.</w:t>
+        <w:t>Draft for workshop. Alternate Site/Access Required? is Yes for VPN/remote Technical work unless a physical site is still needed. Cross-Trained Backup Staff Identified? is Partial until the team names a trained deputy. Confirm break-glass accounts, backup locations, and actual training in the meeting.</w:t>
       </w:r>
     </w:p>
     <w:sectPr>

--- a/Technical_Department_BIA_Register.docx
+++ b/Technical_Department_BIA_Register.docx
@@ -27,7 +27,7 @@
           <w:color w:val="1A1A1A"/>
           <w:sz w:val="20"/>
         </w:rPr>
-        <w:t>This register maps each functional activity area performed by the Technical Department to its potential risk, current-state gaps, and recovery strategy. Only Activity and Potential Risk are kept from the original register. Alternate Site/Access Required? and Cross-Trained Backup Staff Identified? use Yes / Partial / No with a short note. Cross-training is Partial until a named, trained deputy is confirmed.</w:t>
+        <w:t>This register maps each functional activity area performed by the Technical Department to its potential risk and to a Test Result Summary for BCP/DR exercises. Only Activity and Potential Risk are kept from the original register. No completed Technical Department restore/failover test log was provided, so these entries do not invent a pass. Rows are either not yet tested (with a schedule) or they note that remote/VPN work is already BAU while a formal test still has not been run. Replace with the real result after each exercise.</w:t>
       </w:r>
     </w:p>
     <w:p>
@@ -41,7 +41,7 @@
           <w:color w:val="1B365D"/>
           <w:sz w:val="18"/>
         </w:rPr>
-        <w:t xml:space="preserve">Single Points of Failure: </w:t>
+        <w:t xml:space="preserve">Test Result Summary: </w:t>
       </w:r>
       <w:r>
         <w:rPr>
@@ -50,115 +50,7 @@
           <w:color w:val="334155"/>
           <w:sz w:val="18"/>
         </w:rPr>
-        <w:t>The one person, system, vendor, or path whose loss stops this activity.</w:t>
-      </w:r>
-      <w:r>
-        <w:rPr>
-          <w:rFonts w:ascii="Calibri" w:hAnsi="Calibri" w:eastAsia="Calibri"/>
-          <w:b w:val="0"/>
-          <w:color w:val="94A3B8"/>
-          <w:sz w:val="18"/>
-        </w:rPr>
-        <w:t xml:space="preserve">  |  </w:t>
-      </w:r>
-      <w:r>
-        <w:rPr>
-          <w:rFonts w:ascii="Calibri" w:hAnsi="Calibri" w:eastAsia="Calibri"/>
-          <w:b/>
-          <w:color w:val="1B365D"/>
-          <w:sz w:val="18"/>
-        </w:rPr>
-        <w:t xml:space="preserve">Existing Safeguards / Controls: </w:t>
-      </w:r>
-      <w:r>
-        <w:rPr>
-          <w:rFonts w:ascii="Calibri" w:hAnsi="Calibri" w:eastAsia="Calibri"/>
-          <w:b w:val="0"/>
-          <w:color w:val="334155"/>
-          <w:sz w:val="18"/>
-        </w:rPr>
-        <w:t>What is already in place to reduce the risk or absorb a short disruption.</w:t>
-      </w:r>
-      <w:r>
-        <w:rPr>
-          <w:rFonts w:ascii="Calibri" w:hAnsi="Calibri" w:eastAsia="Calibri"/>
-          <w:b w:val="0"/>
-          <w:color w:val="94A3B8"/>
-          <w:sz w:val="18"/>
-        </w:rPr>
-        <w:t xml:space="preserve">  |  </w:t>
-      </w:r>
-      <w:r>
-        <w:rPr>
-          <w:rFonts w:ascii="Calibri" w:hAnsi="Calibri" w:eastAsia="Calibri"/>
-          <w:b/>
-          <w:color w:val="1B365D"/>
-          <w:sz w:val="18"/>
-        </w:rPr>
-        <w:t xml:space="preserve">Recommended Recovery Strategy: </w:t>
-      </w:r>
-      <w:r>
-        <w:rPr>
-          <w:rFonts w:ascii="Calibri" w:hAnsi="Calibri" w:eastAsia="Calibri"/>
-          <w:b w:val="0"/>
-          <w:color w:val="334155"/>
-          <w:sz w:val="18"/>
-        </w:rPr>
-        <w:t>How to restore minimum service if the activity is disrupted.</w:t>
-      </w:r>
-      <w:r>
-        <w:rPr>
-          <w:rFonts w:ascii="Calibri" w:hAnsi="Calibri" w:eastAsia="Calibri"/>
-          <w:b w:val="0"/>
-          <w:color w:val="94A3B8"/>
-          <w:sz w:val="18"/>
-        </w:rPr>
-        <w:t xml:space="preserve">  |  </w:t>
-      </w:r>
-      <w:r>
-        <w:rPr>
-          <w:rFonts w:ascii="Calibri" w:hAnsi="Calibri" w:eastAsia="Calibri"/>
-          <w:b/>
-          <w:color w:val="1B365D"/>
-          <w:sz w:val="18"/>
-        </w:rPr>
-        <w:t xml:space="preserve">Alternate Site/Access: </w:t>
-      </w:r>
-      <w:r>
-        <w:rPr>
-          <w:rFonts w:ascii="Calibri" w:hAnsi="Calibri" w:eastAsia="Calibri"/>
-          <w:b w:val="0"/>
-          <w:color w:val="334155"/>
-          <w:sz w:val="18"/>
-        </w:rPr>
-        <w:t>Whether staff can keep working from another site or via remote/VPN access.</w:t>
-      </w:r>
-      <w:r>
-        <w:rPr>
-          <w:rFonts w:ascii="Calibri" w:hAnsi="Calibri" w:eastAsia="Calibri"/>
-          <w:b w:val="0"/>
-          <w:color w:val="94A3B8"/>
-          <w:sz w:val="18"/>
-        </w:rPr>
-        <w:t xml:space="preserve">  |  </w:t>
-      </w:r>
-      <w:r>
-        <w:rPr>
-          <w:rFonts w:ascii="Calibri" w:hAnsi="Calibri" w:eastAsia="Calibri"/>
-          <w:b/>
-          <w:color w:val="1B365D"/>
-          <w:sz w:val="18"/>
-        </w:rPr>
-        <w:t xml:space="preserve">Cross-Trained Backup: </w:t>
-      </w:r>
-      <w:r>
-        <w:rPr>
-          <w:rFonts w:ascii="Calibri" w:hAnsi="Calibri" w:eastAsia="Calibri"/>
-          <w:b w:val="0"/>
-          <w:color w:val="334155"/>
-          <w:sz w:val="18"/>
-        </w:rPr>
-        <w:t>Whether a trained deputy exists. Partial = backup role designated, named trained person not confirmed.</w:t>
+        <w:t>Short note on the last BCP/DR exercise for this activity — a completed result with any finding, or “Not yet tested” plus a scheduled window. Same style as the organisation sample.</w:t>
       </w:r>
     </w:p>
     <w:tbl>
@@ -169,13 +61,9 @@
         <w:tblW w:w="19278" w:type="dxa"/>
       </w:tblPr>
       <w:tblGrid>
-        <w:gridCol w:w="1927"/>
-        <w:gridCol w:w="2608"/>
-        <w:gridCol w:w="3175"/>
-        <w:gridCol w:w="3175"/>
-        <w:gridCol w:w="3515"/>
-        <w:gridCol w:w="2268"/>
-        <w:gridCol w:w="2608"/>
+        <w:gridCol w:w="3402"/>
+        <w:gridCol w:w="6804"/>
+        <w:gridCol w:w="9072"/>
       </w:tblGrid>
       <w:tr>
         <w:trPr>
@@ -184,7 +72,7 @@
         </w:trPr>
         <w:tc>
           <w:tcPr>
-            <w:tcW w:type="dxa" w:w="2608"/>
+            <w:tcW w:type="dxa" w:w="6803"/>
             <w:gridSpan w:val="2"/>
             <w:vAlign w:val="center"/>
             <w:tcMar>
@@ -220,44 +108,7 @@
         </w:tc>
         <w:tc>
           <w:tcPr>
-            <w:tcW w:type="dxa" w:w="3175"/>
-            <w:gridSpan w:val="2"/>
-            <w:vAlign w:val="center"/>
-            <w:tcMar>
-              <w:top w:w="40" w:type="dxa"/>
-              <w:left w:w="60" w:type="dxa"/>
-              <w:bottom w:w="40" w:type="dxa"/>
-              <w:right w:w="60" w:type="dxa"/>
-            </w:tcMar>
-            <w:tcBorders>
-              <w:top w:val="single" w:sz="4" w:space="0" w:color="8AA0B4"/>
-              <w:left w:val="single" w:sz="4" w:space="0" w:color="8AA0B4"/>
-              <w:bottom w:val="single" w:sz="4" w:space="0" w:color="8AA0B4"/>
-              <w:right w:val="single" w:sz="4" w:space="0" w:color="8AA0B4"/>
-            </w:tcBorders>
-            <w:shd w:fill="1F7A8C" w:val="clear"/>
-          </w:tcPr>
-          <w:p>
-            <w:pPr>
-              <w:spacing w:before="0" w:after="0" w:line="252" w:lineRule="auto"/>
-              <w:jc w:val="center"/>
-            </w:pPr>
-            <w:r/>
-            <w:r>
-              <w:rPr>
-                <w:rFonts w:ascii="Calibri" w:hAnsi="Calibri" w:eastAsia="Calibri"/>
-                <w:b/>
-                <w:color w:val="FFFFFF"/>
-                <w:sz w:val="18"/>
-              </w:rPr>
-              <w:t>CURRENT STATE &amp; GAP</w:t>
-            </w:r>
-          </w:p>
-        </w:tc>
-        <w:tc>
-          <w:tcPr>
-            <w:tcW w:type="dxa" w:w="2608"/>
-            <w:gridSpan w:val="3"/>
+            <w:tcW w:type="dxa" w:w="9071"/>
             <w:vAlign w:val="center"/>
             <w:tcMar>
               <w:top w:w="40" w:type="dxa"/>
@@ -286,19 +137,19 @@
                 <w:color w:val="FFFFFF"/>
                 <w:sz w:val="18"/>
               </w:rPr>
-              <w:t>STRATEGY &amp; RECOVERY</w:t>
+              <w:t>TEST RESULTS</w:t>
             </w:r>
           </w:p>
         </w:tc>
       </w:tr>
       <w:tr>
         <w:trPr>
-          <w:trHeight w:val="652"/>
+          <w:trHeight w:val="595"/>
           <w:tblHeader w:val="true"/>
         </w:trPr>
         <w:tc>
           <w:tcPr>
-            <w:tcW w:type="dxa" w:w="1928"/>
+            <w:tcW w:type="dxa" w:w="3402"/>
             <w:vAlign w:val="center"/>
             <w:tcMar>
               <w:top w:w="40" w:type="dxa"/>
@@ -325,7 +176,7 @@
                 <w:rFonts w:ascii="Calibri" w:hAnsi="Calibri" w:eastAsia="Calibri"/>
                 <w:b/>
                 <w:color w:val="FFFFFF"/>
-                <w:sz w:val="16"/>
+                <w:sz w:val="18"/>
               </w:rPr>
               <w:t>Activity</w:t>
             </w:r>
@@ -333,7 +184,7 @@
         </w:tc>
         <w:tc>
           <w:tcPr>
-            <w:tcW w:type="dxa" w:w="2608"/>
+            <w:tcW w:type="dxa" w:w="6803"/>
             <w:vAlign w:val="center"/>
             <w:tcMar>
               <w:top w:w="40" w:type="dxa"/>
@@ -360,7 +211,7 @@
                 <w:rFonts w:ascii="Calibri" w:hAnsi="Calibri" w:eastAsia="Calibri"/>
                 <w:b/>
                 <w:color w:val="FFFFFF"/>
-                <w:sz w:val="16"/>
+                <w:sz w:val="18"/>
               </w:rPr>
               <w:t>Potential Risk</w:t>
             </w:r>
@@ -368,77 +219,7 @@
         </w:tc>
         <w:tc>
           <w:tcPr>
-            <w:tcW w:type="dxa" w:w="3175"/>
-            <w:vAlign w:val="center"/>
-            <w:tcMar>
-              <w:top w:w="40" w:type="dxa"/>
-              <w:left w:w="60" w:type="dxa"/>
-              <w:bottom w:w="40" w:type="dxa"/>
-              <w:right w:w="60" w:type="dxa"/>
-            </w:tcMar>
-            <w:tcBorders>
-              <w:top w:val="single" w:sz="4" w:space="0" w:color="8AA0B4"/>
-              <w:left w:val="single" w:sz="4" w:space="0" w:color="8AA0B4"/>
-              <w:bottom w:val="single" w:sz="4" w:space="0" w:color="8AA0B4"/>
-              <w:right w:val="single" w:sz="4" w:space="0" w:color="8AA0B4"/>
-            </w:tcBorders>
-            <w:shd w:fill="1F7A8C" w:val="clear"/>
-          </w:tcPr>
-          <w:p>
-            <w:pPr>
-              <w:spacing w:before="0" w:after="0" w:line="252" w:lineRule="auto"/>
-              <w:jc w:val="center"/>
-            </w:pPr>
-            <w:r/>
-            <w:r>
-              <w:rPr>
-                <w:rFonts w:ascii="Calibri" w:hAnsi="Calibri" w:eastAsia="Calibri"/>
-                <w:b/>
-                <w:color w:val="FFFFFF"/>
-                <w:sz w:val="16"/>
-              </w:rPr>
-              <w:t>Single Points of Failure</w:t>
-            </w:r>
-          </w:p>
-        </w:tc>
-        <w:tc>
-          <w:tcPr>
-            <w:tcW w:type="dxa" w:w="3175"/>
-            <w:vAlign w:val="center"/>
-            <w:tcMar>
-              <w:top w:w="40" w:type="dxa"/>
-              <w:left w:w="60" w:type="dxa"/>
-              <w:bottom w:w="40" w:type="dxa"/>
-              <w:right w:w="60" w:type="dxa"/>
-            </w:tcMar>
-            <w:tcBorders>
-              <w:top w:val="single" w:sz="4" w:space="0" w:color="8AA0B4"/>
-              <w:left w:val="single" w:sz="4" w:space="0" w:color="8AA0B4"/>
-              <w:bottom w:val="single" w:sz="4" w:space="0" w:color="8AA0B4"/>
-              <w:right w:val="single" w:sz="4" w:space="0" w:color="8AA0B4"/>
-            </w:tcBorders>
-            <w:shd w:fill="1F7A8C" w:val="clear"/>
-          </w:tcPr>
-          <w:p>
-            <w:pPr>
-              <w:spacing w:before="0" w:after="0" w:line="252" w:lineRule="auto"/>
-              <w:jc w:val="center"/>
-            </w:pPr>
-            <w:r/>
-            <w:r>
-              <w:rPr>
-                <w:rFonts w:ascii="Calibri" w:hAnsi="Calibri" w:eastAsia="Calibri"/>
-                <w:b/>
-                <w:color w:val="FFFFFF"/>
-                <w:sz w:val="16"/>
-              </w:rPr>
-              <w:t>Existing Safeguards / Controls</w:t>
-            </w:r>
-          </w:p>
-        </w:tc>
-        <w:tc>
-          <w:tcPr>
-            <w:tcW w:type="dxa" w:w="3515"/>
+            <w:tcW w:type="dxa" w:w="9071"/>
             <w:vAlign w:val="center"/>
             <w:tcMar>
               <w:top w:w="40" w:type="dxa"/>
@@ -465,90 +246,20 @@
                 <w:rFonts w:ascii="Calibri" w:hAnsi="Calibri" w:eastAsia="Calibri"/>
                 <w:b/>
                 <w:color w:val="FFFFFF"/>
-                <w:sz w:val="16"/>
+                <w:sz w:val="18"/>
               </w:rPr>
-              <w:t>Recommended Recovery Strategy</w:t>
-            </w:r>
-          </w:p>
-        </w:tc>
-        <w:tc>
-          <w:tcPr>
-            <w:tcW w:type="dxa" w:w="2268"/>
-            <w:vAlign w:val="center"/>
-            <w:tcMar>
-              <w:top w:w="40" w:type="dxa"/>
-              <w:left w:w="60" w:type="dxa"/>
-              <w:bottom w:w="40" w:type="dxa"/>
-              <w:right w:w="60" w:type="dxa"/>
-            </w:tcMar>
-            <w:tcBorders>
-              <w:top w:val="single" w:sz="4" w:space="0" w:color="8AA0B4"/>
-              <w:left w:val="single" w:sz="4" w:space="0" w:color="8AA0B4"/>
-              <w:bottom w:val="single" w:sz="4" w:space="0" w:color="8AA0B4"/>
-              <w:right w:val="single" w:sz="4" w:space="0" w:color="8AA0B4"/>
-            </w:tcBorders>
-            <w:shd w:fill="1B365D" w:val="clear"/>
-          </w:tcPr>
-          <w:p>
-            <w:pPr>
-              <w:spacing w:before="0" w:after="0" w:line="252" w:lineRule="auto"/>
-              <w:jc w:val="center"/>
-            </w:pPr>
-            <w:r/>
-            <w:r>
-              <w:rPr>
-                <w:rFonts w:ascii="Calibri" w:hAnsi="Calibri" w:eastAsia="Calibri"/>
-                <w:b/>
-                <w:color w:val="FFFFFF"/>
-                <w:sz w:val="16"/>
-              </w:rPr>
-              <w:t>Alternate Site/Access Required?</w:t>
-            </w:r>
-          </w:p>
-        </w:tc>
-        <w:tc>
-          <w:tcPr>
-            <w:tcW w:type="dxa" w:w="2608"/>
-            <w:vAlign w:val="center"/>
-            <w:tcMar>
-              <w:top w:w="40" w:type="dxa"/>
-              <w:left w:w="60" w:type="dxa"/>
-              <w:bottom w:w="40" w:type="dxa"/>
-              <w:right w:w="60" w:type="dxa"/>
-            </w:tcMar>
-            <w:tcBorders>
-              <w:top w:val="single" w:sz="4" w:space="0" w:color="8AA0B4"/>
-              <w:left w:val="single" w:sz="4" w:space="0" w:color="8AA0B4"/>
-              <w:bottom w:val="single" w:sz="4" w:space="0" w:color="8AA0B4"/>
-              <w:right w:val="single" w:sz="4" w:space="0" w:color="8AA0B4"/>
-            </w:tcBorders>
-            <w:shd w:fill="1B365D" w:val="clear"/>
-          </w:tcPr>
-          <w:p>
-            <w:pPr>
-              <w:spacing w:before="0" w:after="0" w:line="252" w:lineRule="auto"/>
-              <w:jc w:val="center"/>
-            </w:pPr>
-            <w:r/>
-            <w:r>
-              <w:rPr>
-                <w:rFonts w:ascii="Calibri" w:hAnsi="Calibri" w:eastAsia="Calibri"/>
-                <w:b/>
-                <w:color w:val="FFFFFF"/>
-                <w:sz w:val="16"/>
-              </w:rPr>
-              <w:t>Cross-Trained Backup Staff Identified?</w:t>
+              <w:t>Test Result Summary</w:t>
             </w:r>
           </w:p>
         </w:tc>
       </w:tr>
       <w:tr>
         <w:trPr>
-          <w:trHeight w:val="1219"/>
+          <w:trHeight w:val="964"/>
         </w:trPr>
         <w:tc>
           <w:tcPr>
-            <w:tcW w:type="dxa" w:w="1928"/>
+            <w:tcW w:type="dxa" w:w="3402"/>
             <w:vAlign w:val="center"/>
             <w:tcMar>
               <w:top w:w="40" w:type="dxa"/>
@@ -575,7 +286,7 @@
                 <w:rFonts w:ascii="Calibri" w:hAnsi="Calibri" w:eastAsia="Calibri"/>
                 <w:b/>
                 <w:color w:val="1A1A1A"/>
-                <w:sz w:val="16"/>
+                <w:sz w:val="18"/>
               </w:rPr>
               <w:t>Requirements &amp; Solution Design</w:t>
             </w:r>
@@ -583,7 +294,7 @@
         </w:tc>
         <w:tc>
           <w:tcPr>
-            <w:tcW w:type="dxa" w:w="2608"/>
+            <w:tcW w:type="dxa" w:w="6803"/>
             <w:vAlign w:val="center"/>
             <w:tcMar>
               <w:top w:w="40" w:type="dxa"/>
@@ -610,7 +321,7 @@
                 <w:rFonts w:ascii="Calibri" w:hAnsi="Calibri" w:eastAsia="Calibri"/>
                 <w:b w:val="0"/>
                 <w:color w:val="1A1A1A"/>
-                <w:sz w:val="16"/>
+                <w:sz w:val="18"/>
               </w:rPr>
               <w:t>Incorrect or incomplete requirements and design decisions, resulting in a solution that does not meet business needs, is insecure, or does not scale</w:t>
             </w:r>
@@ -618,7 +329,7 @@
         </w:tc>
         <w:tc>
           <w:tcPr>
-            <w:tcW w:type="dxa" w:w="3175"/>
+            <w:tcW w:type="dxa" w:w="9071"/>
             <w:vAlign w:val="center"/>
             <w:tcMar>
               <w:top w:w="40" w:type="dxa"/>
@@ -645,15 +356,165 @@
                 <w:rFonts w:ascii="Calibri" w:hAnsi="Calibri" w:eastAsia="Calibri"/>
                 <w:b w:val="0"/>
                 <w:color w:val="1A1A1A"/>
-                <w:sz w:val="16"/>
+                <w:sz w:val="18"/>
               </w:rPr>
-              <w:t>Solutions Architect as the only designer; design pack held in one workspace or one mailbox</w:t>
+              <w:t>Remote-work via VPN is BAU; formal restore of the design repository not yet tested — scheduled for Q4 2026</w:t>
+            </w:r>
+          </w:p>
+        </w:tc>
+      </w:tr>
+      <w:tr>
+        <w:trPr>
+          <w:trHeight w:val="964"/>
+        </w:trPr>
+        <w:tc>
+          <w:tcPr>
+            <w:tcW w:type="dxa" w:w="3402"/>
+            <w:vAlign w:val="center"/>
+            <w:tcMar>
+              <w:top w:w="40" w:type="dxa"/>
+              <w:left w:w="60" w:type="dxa"/>
+              <w:bottom w:w="40" w:type="dxa"/>
+              <w:right w:w="60" w:type="dxa"/>
+            </w:tcMar>
+            <w:tcBorders>
+              <w:top w:val="single" w:sz="4" w:space="0" w:color="8AA0B4"/>
+              <w:left w:val="single" w:sz="4" w:space="0" w:color="8AA0B4"/>
+              <w:bottom w:val="single" w:sz="4" w:space="0" w:color="8AA0B4"/>
+              <w:right w:val="single" w:sz="4" w:space="0" w:color="8AA0B4"/>
+            </w:tcBorders>
+            <w:shd w:fill="F4F7FA" w:val="clear"/>
+          </w:tcPr>
+          <w:p>
+            <w:pPr>
+              <w:spacing w:before="0" w:after="0" w:line="252" w:lineRule="auto"/>
+              <w:jc w:val="left"/>
+            </w:pPr>
+            <w:r/>
+            <w:r>
+              <w:rPr>
+                <w:rFonts w:ascii="Calibri" w:hAnsi="Calibri" w:eastAsia="Calibri"/>
+                <w:b/>
+                <w:color w:val="1A1A1A"/>
+                <w:sz w:val="18"/>
+              </w:rPr>
+              <w:t>Application Development (Coding)</w:t>
             </w:r>
           </w:p>
         </w:tc>
         <w:tc>
           <w:tcPr>
-            <w:tcW w:type="dxa" w:w="3175"/>
+            <w:tcW w:type="dxa" w:w="6803"/>
+            <w:vAlign w:val="center"/>
+            <w:tcMar>
+              <w:top w:w="40" w:type="dxa"/>
+              <w:left w:w="60" w:type="dxa"/>
+              <w:bottom w:w="40" w:type="dxa"/>
+              <w:right w:w="60" w:type="dxa"/>
+            </w:tcMar>
+            <w:tcBorders>
+              <w:top w:val="single" w:sz="4" w:space="0" w:color="8AA0B4"/>
+              <w:left w:val="single" w:sz="4" w:space="0" w:color="8AA0B4"/>
+              <w:bottom w:val="single" w:sz="4" w:space="0" w:color="8AA0B4"/>
+              <w:right w:val="single" w:sz="4" w:space="0" w:color="8AA0B4"/>
+            </w:tcBorders>
+            <w:shd w:fill="F4F7FA" w:val="clear"/>
+          </w:tcPr>
+          <w:p>
+            <w:pPr>
+              <w:spacing w:before="0" w:after="0" w:line="252" w:lineRule="auto"/>
+              <w:jc w:val="left"/>
+            </w:pPr>
+            <w:r/>
+            <w:r>
+              <w:rPr>
+                <w:rFonts w:ascii="Calibri" w:hAnsi="Calibri" w:eastAsia="Calibri"/>
+                <w:b w:val="0"/>
+                <w:color w:val="1A1A1A"/>
+                <w:sz w:val="18"/>
+              </w:rPr>
+              <w:t>Bugs, security vulnerabilities, weak access controls, or data leakage introduced during coding</w:t>
+            </w:r>
+          </w:p>
+        </w:tc>
+        <w:tc>
+          <w:tcPr>
+            <w:tcW w:type="dxa" w:w="9071"/>
+            <w:vAlign w:val="center"/>
+            <w:tcMar>
+              <w:top w:w="40" w:type="dxa"/>
+              <w:left w:w="60" w:type="dxa"/>
+              <w:bottom w:w="40" w:type="dxa"/>
+              <w:right w:w="60" w:type="dxa"/>
+            </w:tcMar>
+            <w:tcBorders>
+              <w:top w:val="single" w:sz="4" w:space="0" w:color="8AA0B4"/>
+              <w:left w:val="single" w:sz="4" w:space="0" w:color="8AA0B4"/>
+              <w:bottom w:val="single" w:sz="4" w:space="0" w:color="8AA0B4"/>
+              <w:right w:val="single" w:sz="4" w:space="0" w:color="8AA0B4"/>
+            </w:tcBorders>
+            <w:shd w:fill="F4F7FA" w:val="clear"/>
+          </w:tcPr>
+          <w:p>
+            <w:pPr>
+              <w:spacing w:before="0" w:after="0" w:line="252" w:lineRule="auto"/>
+              <w:jc w:val="left"/>
+            </w:pPr>
+            <w:r/>
+            <w:r>
+              <w:rPr>
+                <w:rFonts w:ascii="Calibri" w:hAnsi="Calibri" w:eastAsia="Calibri"/>
+                <w:b w:val="0"/>
+                <w:color w:val="1A1A1A"/>
+                <w:sz w:val="18"/>
+              </w:rPr>
+              <w:t>Remote-work via VPN is BAU; workstation rebuild from last commit not yet tested — scheduled for Q4 2026</w:t>
+            </w:r>
+          </w:p>
+        </w:tc>
+      </w:tr>
+      <w:tr>
+        <w:trPr>
+          <w:trHeight w:val="964"/>
+        </w:trPr>
+        <w:tc>
+          <w:tcPr>
+            <w:tcW w:type="dxa" w:w="3402"/>
+            <w:vAlign w:val="center"/>
+            <w:tcMar>
+              <w:top w:w="40" w:type="dxa"/>
+              <w:left w:w="60" w:type="dxa"/>
+              <w:bottom w:w="40" w:type="dxa"/>
+              <w:right w:w="60" w:type="dxa"/>
+            </w:tcMar>
+            <w:tcBorders>
+              <w:top w:val="single" w:sz="4" w:space="0" w:color="8AA0B4"/>
+              <w:left w:val="single" w:sz="4" w:space="0" w:color="8AA0B4"/>
+              <w:bottom w:val="single" w:sz="4" w:space="0" w:color="8AA0B4"/>
+              <w:right w:val="single" w:sz="4" w:space="0" w:color="8AA0B4"/>
+            </w:tcBorders>
+            <w:shd w:fill="FFFFFF" w:val="clear"/>
+          </w:tcPr>
+          <w:p>
+            <w:pPr>
+              <w:spacing w:before="0" w:after="0" w:line="252" w:lineRule="auto"/>
+              <w:jc w:val="left"/>
+            </w:pPr>
+            <w:r/>
+            <w:r>
+              <w:rPr>
+                <w:rFonts w:ascii="Calibri" w:hAnsi="Calibri" w:eastAsia="Calibri"/>
+                <w:b/>
+                <w:color w:val="1A1A1A"/>
+                <w:sz w:val="18"/>
+              </w:rPr>
+              <w:t>Source Code &amp; Version Control</w:t>
+            </w:r>
+          </w:p>
+        </w:tc>
+        <w:tc>
+          <w:tcPr>
+            <w:tcW w:type="dxa" w:w="6803"/>
             <w:vAlign w:val="center"/>
             <w:tcMar>
               <w:top w:w="40" w:type="dxa"/>
@@ -680,15 +541,15 @@
                 <w:rFonts w:ascii="Calibri" w:hAnsi="Calibri" w:eastAsia="Calibri"/>
                 <w:b w:val="0"/>
                 <w:color w:val="1A1A1A"/>
-                <w:sz w:val="16"/>
+                <w:sz w:val="18"/>
               </w:rPr>
-              <w:t>Functional Unit design review; shared requirements repository</w:t>
+              <w:t>Unauthorized or untraceable code changes, loss of code, or approval of changes without proper segregation of duties</w:t>
             </w:r>
           </w:p>
         </w:tc>
         <w:tc>
           <w:tcPr>
-            <w:tcW w:type="dxa" w:w="3515"/>
+            <w:tcW w:type="dxa" w:w="9071"/>
             <w:vAlign w:val="center"/>
             <w:tcMar>
               <w:top w:w="40" w:type="dxa"/>
@@ -715,90 +576,20 @@
                 <w:rFonts w:ascii="Calibri" w:hAnsi="Calibri" w:eastAsia="Calibri"/>
                 <w:b w:val="0"/>
                 <w:color w:val="1A1A1A"/>
-                <w:sz w:val="16"/>
+                <w:sz w:val="18"/>
               </w:rPr>
-              <w:t>Functional Lead continues from the shared spec; restore documents from the repository backup</w:t>
-            </w:r>
-          </w:p>
-        </w:tc>
-        <w:tc>
-          <w:tcPr>
-            <w:tcW w:type="dxa" w:w="2268"/>
-            <w:vAlign w:val="center"/>
-            <w:tcMar>
-              <w:top w:w="40" w:type="dxa"/>
-              <w:left w:w="60" w:type="dxa"/>
-              <w:bottom w:w="40" w:type="dxa"/>
-              <w:right w:w="60" w:type="dxa"/>
-            </w:tcMar>
-            <w:tcBorders>
-              <w:top w:val="single" w:sz="4" w:space="0" w:color="8AA0B4"/>
-              <w:left w:val="single" w:sz="4" w:space="0" w:color="8AA0B4"/>
-              <w:bottom w:val="single" w:sz="4" w:space="0" w:color="8AA0B4"/>
-              <w:right w:val="single" w:sz="4" w:space="0" w:color="8AA0B4"/>
-            </w:tcBorders>
-            <w:shd w:fill="82C785" w:val="clear"/>
-          </w:tcPr>
-          <w:p>
-            <w:pPr>
-              <w:spacing w:before="0" w:after="0" w:line="252" w:lineRule="auto"/>
-              <w:jc w:val="center"/>
-            </w:pPr>
-            <w:r/>
-            <w:r>
-              <w:rPr>
-                <w:rFonts w:ascii="Calibri" w:hAnsi="Calibri" w:eastAsia="Calibri"/>
-                <w:b/>
-                <w:color w:val="1A1A1A"/>
-                <w:sz w:val="16"/>
-              </w:rPr>
-              <w:t>Yes — VPN / remote</w:t>
-            </w:r>
-          </w:p>
-        </w:tc>
-        <w:tc>
-          <w:tcPr>
-            <w:tcW w:type="dxa" w:w="2608"/>
-            <w:vAlign w:val="center"/>
-            <w:tcMar>
-              <w:top w:w="40" w:type="dxa"/>
-              <w:left w:w="60" w:type="dxa"/>
-              <w:bottom w:w="40" w:type="dxa"/>
-              <w:right w:w="60" w:type="dxa"/>
-            </w:tcMar>
-            <w:tcBorders>
-              <w:top w:val="single" w:sz="4" w:space="0" w:color="8AA0B4"/>
-              <w:left w:val="single" w:sz="4" w:space="0" w:color="8AA0B4"/>
-              <w:bottom w:val="single" w:sz="4" w:space="0" w:color="8AA0B4"/>
-              <w:right w:val="single" w:sz="4" w:space="0" w:color="8AA0B4"/>
-            </w:tcBorders>
-            <w:shd w:fill="F4D03F" w:val="clear"/>
-          </w:tcPr>
-          <w:p>
-            <w:pPr>
-              <w:spacing w:before="0" w:after="0" w:line="252" w:lineRule="auto"/>
-              <w:jc w:val="center"/>
-            </w:pPr>
-            <w:r/>
-            <w:r>
-              <w:rPr>
-                <w:rFonts w:ascii="Calibri" w:hAnsi="Calibri" w:eastAsia="Calibri"/>
-                <w:b/>
-                <w:color w:val="1A1A1A"/>
-                <w:sz w:val="16"/>
-              </w:rPr>
-              <w:t>Partial — Functional Lead designated as backup; named trained deputy not confirmed</w:t>
+              <w:t>Not yet tested — repository restore/failover scheduled for Q3 2026</w:t>
             </w:r>
           </w:p>
         </w:tc>
       </w:tr>
       <w:tr>
         <w:trPr>
-          <w:trHeight w:val="1219"/>
+          <w:trHeight w:val="964"/>
         </w:trPr>
         <w:tc>
           <w:tcPr>
-            <w:tcW w:type="dxa" w:w="1928"/>
+            <w:tcW w:type="dxa" w:w="3402"/>
             <w:vAlign w:val="center"/>
             <w:tcMar>
               <w:top w:w="40" w:type="dxa"/>
@@ -825,15 +616,15 @@
                 <w:rFonts w:ascii="Calibri" w:hAnsi="Calibri" w:eastAsia="Calibri"/>
                 <w:b/>
                 <w:color w:val="1A1A1A"/>
-                <w:sz w:val="16"/>
+                <w:sz w:val="18"/>
               </w:rPr>
-              <w:t>Application Development (Coding)</w:t>
+              <w:t>Code Review</w:t>
             </w:r>
           </w:p>
         </w:tc>
         <w:tc>
           <w:tcPr>
-            <w:tcW w:type="dxa" w:w="2608"/>
+            <w:tcW w:type="dxa" w:w="6803"/>
             <w:vAlign w:val="center"/>
             <w:tcMar>
               <w:top w:w="40" w:type="dxa"/>
@@ -860,15 +651,15 @@
                 <w:rFonts w:ascii="Calibri" w:hAnsi="Calibri" w:eastAsia="Calibri"/>
                 <w:b w:val="0"/>
                 <w:color w:val="1A1A1A"/>
-                <w:sz w:val="16"/>
+                <w:sz w:val="18"/>
               </w:rPr>
-              <w:t>Bugs, security vulnerabilities, weak access controls, or data leakage introduced during coding</w:t>
+              <w:t>Inadequate review allowing defects, vulnerabilities, or self-approved changes to reach production</w:t>
             </w:r>
           </w:p>
         </w:tc>
         <w:tc>
           <w:tcPr>
-            <w:tcW w:type="dxa" w:w="3175"/>
+            <w:tcW w:type="dxa" w:w="9071"/>
             <w:vAlign w:val="center"/>
             <w:tcMar>
               <w:top w:w="40" w:type="dxa"/>
@@ -895,15 +686,165 @@
                 <w:rFonts w:ascii="Calibri" w:hAnsi="Calibri" w:eastAsia="Calibri"/>
                 <w:b w:val="0"/>
                 <w:color w:val="1A1A1A"/>
-                <w:sz w:val="16"/>
+                <w:sz w:val="18"/>
               </w:rPr>
-              <w:t>Lead Developer knowledge of a module; uncommitted code on one workstation</w:t>
+              <w:t>Not yet tested — backup-reviewer exercise scheduled for Q4 2026</w:t>
+            </w:r>
+          </w:p>
+        </w:tc>
+      </w:tr>
+      <w:tr>
+        <w:trPr>
+          <w:trHeight w:val="964"/>
+        </w:trPr>
+        <w:tc>
+          <w:tcPr>
+            <w:tcW w:type="dxa" w:w="3402"/>
+            <w:vAlign w:val="center"/>
+            <w:tcMar>
+              <w:top w:w="40" w:type="dxa"/>
+              <w:left w:w="60" w:type="dxa"/>
+              <w:bottom w:w="40" w:type="dxa"/>
+              <w:right w:w="60" w:type="dxa"/>
+            </w:tcMar>
+            <w:tcBorders>
+              <w:top w:val="single" w:sz="4" w:space="0" w:color="8AA0B4"/>
+              <w:left w:val="single" w:sz="4" w:space="0" w:color="8AA0B4"/>
+              <w:bottom w:val="single" w:sz="4" w:space="0" w:color="8AA0B4"/>
+              <w:right w:val="single" w:sz="4" w:space="0" w:color="8AA0B4"/>
+            </w:tcBorders>
+            <w:shd w:fill="FFFFFF" w:val="clear"/>
+          </w:tcPr>
+          <w:p>
+            <w:pPr>
+              <w:spacing w:before="0" w:after="0" w:line="252" w:lineRule="auto"/>
+              <w:jc w:val="left"/>
+            </w:pPr>
+            <w:r/>
+            <w:r>
+              <w:rPr>
+                <w:rFonts w:ascii="Calibri" w:hAnsi="Calibri" w:eastAsia="Calibri"/>
+                <w:b/>
+                <w:color w:val="1A1A1A"/>
+                <w:sz w:val="18"/>
+              </w:rPr>
+              <w:t>Testing &amp; Quality Assurance</w:t>
             </w:r>
           </w:p>
         </w:tc>
         <w:tc>
           <w:tcPr>
-            <w:tcW w:type="dxa" w:w="3175"/>
+            <w:tcW w:type="dxa" w:w="6803"/>
+            <w:vAlign w:val="center"/>
+            <w:tcMar>
+              <w:top w:w="40" w:type="dxa"/>
+              <w:left w:w="60" w:type="dxa"/>
+              <w:bottom w:w="40" w:type="dxa"/>
+              <w:right w:w="60" w:type="dxa"/>
+            </w:tcMar>
+            <w:tcBorders>
+              <w:top w:val="single" w:sz="4" w:space="0" w:color="8AA0B4"/>
+              <w:left w:val="single" w:sz="4" w:space="0" w:color="8AA0B4"/>
+              <w:bottom w:val="single" w:sz="4" w:space="0" w:color="8AA0B4"/>
+              <w:right w:val="single" w:sz="4" w:space="0" w:color="8AA0B4"/>
+            </w:tcBorders>
+            <w:shd w:fill="FFFFFF" w:val="clear"/>
+          </w:tcPr>
+          <w:p>
+            <w:pPr>
+              <w:spacing w:before="0" w:after="0" w:line="252" w:lineRule="auto"/>
+              <w:jc w:val="left"/>
+            </w:pPr>
+            <w:r/>
+            <w:r>
+              <w:rPr>
+                <w:rFonts w:ascii="Calibri" w:hAnsi="Calibri" w:eastAsia="Calibri"/>
+                <w:b w:val="0"/>
+                <w:color w:val="1A1A1A"/>
+                <w:sz w:val="18"/>
+              </w:rPr>
+              <w:t>Inadequate test coverage resulting in undetected defects or untested functionality reaching production</w:t>
+            </w:r>
+          </w:p>
+        </w:tc>
+        <w:tc>
+          <w:tcPr>
+            <w:tcW w:type="dxa" w:w="9071"/>
+            <w:vAlign w:val="center"/>
+            <w:tcMar>
+              <w:top w:w="40" w:type="dxa"/>
+              <w:left w:w="60" w:type="dxa"/>
+              <w:bottom w:w="40" w:type="dxa"/>
+              <w:right w:w="60" w:type="dxa"/>
+            </w:tcMar>
+            <w:tcBorders>
+              <w:top w:val="single" w:sz="4" w:space="0" w:color="8AA0B4"/>
+              <w:left w:val="single" w:sz="4" w:space="0" w:color="8AA0B4"/>
+              <w:bottom w:val="single" w:sz="4" w:space="0" w:color="8AA0B4"/>
+              <w:right w:val="single" w:sz="4" w:space="0" w:color="8AA0B4"/>
+            </w:tcBorders>
+            <w:shd w:fill="FFFFFF" w:val="clear"/>
+          </w:tcPr>
+          <w:p>
+            <w:pPr>
+              <w:spacing w:before="0" w:after="0" w:line="252" w:lineRule="auto"/>
+              <w:jc w:val="left"/>
+            </w:pPr>
+            <w:r/>
+            <w:r>
+              <w:rPr>
+                <w:rFonts w:ascii="Calibri" w:hAnsi="Calibri" w:eastAsia="Calibri"/>
+                <w:b w:val="0"/>
+                <w:color w:val="1A1A1A"/>
+                <w:sz w:val="18"/>
+              </w:rPr>
+              <w:t>Not yet tested — staging-environment rebuild scheduled for Q4 2026</w:t>
+            </w:r>
+          </w:p>
+        </w:tc>
+      </w:tr>
+      <w:tr>
+        <w:trPr>
+          <w:trHeight w:val="964"/>
+        </w:trPr>
+        <w:tc>
+          <w:tcPr>
+            <w:tcW w:type="dxa" w:w="3402"/>
+            <w:vAlign w:val="center"/>
+            <w:tcMar>
+              <w:top w:w="40" w:type="dxa"/>
+              <w:left w:w="60" w:type="dxa"/>
+              <w:bottom w:w="40" w:type="dxa"/>
+              <w:right w:w="60" w:type="dxa"/>
+            </w:tcMar>
+            <w:tcBorders>
+              <w:top w:val="single" w:sz="4" w:space="0" w:color="8AA0B4"/>
+              <w:left w:val="single" w:sz="4" w:space="0" w:color="8AA0B4"/>
+              <w:bottom w:val="single" w:sz="4" w:space="0" w:color="8AA0B4"/>
+              <w:right w:val="single" w:sz="4" w:space="0" w:color="8AA0B4"/>
+            </w:tcBorders>
+            <w:shd w:fill="F4F7FA" w:val="clear"/>
+          </w:tcPr>
+          <w:p>
+            <w:pPr>
+              <w:spacing w:before="0" w:after="0" w:line="252" w:lineRule="auto"/>
+              <w:jc w:val="left"/>
+            </w:pPr>
+            <w:r/>
+            <w:r>
+              <w:rPr>
+                <w:rFonts w:ascii="Calibri" w:hAnsi="Calibri" w:eastAsia="Calibri"/>
+                <w:b/>
+                <w:color w:val="1A1A1A"/>
+                <w:sz w:val="18"/>
+              </w:rPr>
+              <w:t>Build Management</w:t>
+            </w:r>
+          </w:p>
+        </w:tc>
+        <w:tc>
+          <w:tcPr>
+            <w:tcW w:type="dxa" w:w="6803"/>
             <w:vAlign w:val="center"/>
             <w:tcMar>
               <w:top w:w="40" w:type="dxa"/>
@@ -930,15 +871,15 @@
                 <w:rFonts w:ascii="Calibri" w:hAnsi="Calibri" w:eastAsia="Calibri"/>
                 <w:b w:val="0"/>
                 <w:color w:val="1A1A1A"/>
-                <w:sz w:val="16"/>
+                <w:sz w:val="18"/>
               </w:rPr>
-              <w:t>Source control; coding standards; peer review before merge</w:t>
+              <w:t>Compromised or inconsistent builds resulting from unauthorized changes or vulnerable dependencies</w:t>
             </w:r>
           </w:p>
         </w:tc>
         <w:tc>
           <w:tcPr>
-            <w:tcW w:type="dxa" w:w="3515"/>
+            <w:tcW w:type="dxa" w:w="9071"/>
             <w:vAlign w:val="center"/>
             <w:tcMar>
               <w:top w:w="40" w:type="dxa"/>
@@ -965,90 +906,20 @@
                 <w:rFonts w:ascii="Calibri" w:hAnsi="Calibri" w:eastAsia="Calibri"/>
                 <w:b w:val="0"/>
                 <w:color w:val="1A1A1A"/>
-                <w:sz w:val="16"/>
+                <w:sz w:val="18"/>
               </w:rPr>
-              <w:t>Senior Developer continues from last commit; rebuild the workstation; do not rely on local uncommitted work</w:t>
-            </w:r>
-          </w:p>
-        </w:tc>
-        <w:tc>
-          <w:tcPr>
-            <w:tcW w:type="dxa" w:w="2268"/>
-            <w:vAlign w:val="center"/>
-            <w:tcMar>
-              <w:top w:w="40" w:type="dxa"/>
-              <w:left w:w="60" w:type="dxa"/>
-              <w:bottom w:w="40" w:type="dxa"/>
-              <w:right w:w="60" w:type="dxa"/>
-            </w:tcMar>
-            <w:tcBorders>
-              <w:top w:val="single" w:sz="4" w:space="0" w:color="8AA0B4"/>
-              <w:left w:val="single" w:sz="4" w:space="0" w:color="8AA0B4"/>
-              <w:bottom w:val="single" w:sz="4" w:space="0" w:color="8AA0B4"/>
-              <w:right w:val="single" w:sz="4" w:space="0" w:color="8AA0B4"/>
-            </w:tcBorders>
-            <w:shd w:fill="82C785" w:val="clear"/>
-          </w:tcPr>
-          <w:p>
-            <w:pPr>
-              <w:spacing w:before="0" w:after="0" w:line="252" w:lineRule="auto"/>
-              <w:jc w:val="center"/>
-            </w:pPr>
-            <w:r/>
-            <w:r>
-              <w:rPr>
-                <w:rFonts w:ascii="Calibri" w:hAnsi="Calibri" w:eastAsia="Calibri"/>
-                <w:b/>
-                <w:color w:val="1A1A1A"/>
-                <w:sz w:val="16"/>
-              </w:rPr>
-              <w:t>Yes — VPN / remote; spare workstation</w:t>
-            </w:r>
-          </w:p>
-        </w:tc>
-        <w:tc>
-          <w:tcPr>
-            <w:tcW w:type="dxa" w:w="2608"/>
-            <w:vAlign w:val="center"/>
-            <w:tcMar>
-              <w:top w:w="40" w:type="dxa"/>
-              <w:left w:w="60" w:type="dxa"/>
-              <w:bottom w:w="40" w:type="dxa"/>
-              <w:right w:w="60" w:type="dxa"/>
-            </w:tcMar>
-            <w:tcBorders>
-              <w:top w:val="single" w:sz="4" w:space="0" w:color="8AA0B4"/>
-              <w:left w:val="single" w:sz="4" w:space="0" w:color="8AA0B4"/>
-              <w:bottom w:val="single" w:sz="4" w:space="0" w:color="8AA0B4"/>
-              <w:right w:val="single" w:sz="4" w:space="0" w:color="8AA0B4"/>
-            </w:tcBorders>
-            <w:shd w:fill="F4D03F" w:val="clear"/>
-          </w:tcPr>
-          <w:p>
-            <w:pPr>
-              <w:spacing w:before="0" w:after="0" w:line="252" w:lineRule="auto"/>
-              <w:jc w:val="center"/>
-            </w:pPr>
-            <w:r/>
-            <w:r>
-              <w:rPr>
-                <w:rFonts w:ascii="Calibri" w:hAnsi="Calibri" w:eastAsia="Calibri"/>
-                <w:b/>
-                <w:color w:val="1A1A1A"/>
-                <w:sz w:val="16"/>
-              </w:rPr>
-              <w:t>Partial — Senior Developer designated as backup; confirm module-level training</w:t>
+              <w:t>Not yet tested — build-host rebuild from source-controlled definitions scheduled for Q4 2026</w:t>
             </w:r>
           </w:p>
         </w:tc>
       </w:tr>
       <w:tr>
         <w:trPr>
-          <w:trHeight w:val="1219"/>
+          <w:trHeight w:val="964"/>
         </w:trPr>
         <w:tc>
           <w:tcPr>
-            <w:tcW w:type="dxa" w:w="1928"/>
+            <w:tcW w:type="dxa" w:w="3402"/>
             <w:vAlign w:val="center"/>
             <w:tcMar>
               <w:top w:w="40" w:type="dxa"/>
@@ -1075,15 +946,15 @@
                 <w:rFonts w:ascii="Calibri" w:hAnsi="Calibri" w:eastAsia="Calibri"/>
                 <w:b/>
                 <w:color w:val="1A1A1A"/>
-                <w:sz w:val="16"/>
+                <w:sz w:val="18"/>
               </w:rPr>
-              <w:t>Source Code &amp; Version Control</w:t>
+              <w:t>CI/CD Pipeline Management</w:t>
             </w:r>
           </w:p>
         </w:tc>
         <w:tc>
           <w:tcPr>
-            <w:tcW w:type="dxa" w:w="2608"/>
+            <w:tcW w:type="dxa" w:w="6803"/>
             <w:vAlign w:val="center"/>
             <w:tcMar>
               <w:top w:w="40" w:type="dxa"/>
@@ -1110,15 +981,15 @@
                 <w:rFonts w:ascii="Calibri" w:hAnsi="Calibri" w:eastAsia="Calibri"/>
                 <w:b w:val="0"/>
                 <w:color w:val="1A1A1A"/>
-                <w:sz w:val="16"/>
+                <w:sz w:val="18"/>
               </w:rPr>
-              <w:t>Unauthorized or untraceable code changes, loss of code, or approval of changes without proper segregation of duties</w:t>
+              <w:t>Unauthorized or unapproved deployments resulting from misconfigured pipelines or bypassed controls</w:t>
             </w:r>
           </w:p>
         </w:tc>
         <w:tc>
           <w:tcPr>
-            <w:tcW w:type="dxa" w:w="3175"/>
+            <w:tcW w:type="dxa" w:w="9071"/>
             <w:vAlign w:val="center"/>
             <w:tcMar>
               <w:top w:w="40" w:type="dxa"/>
@@ -1145,15 +1016,165 @@
                 <w:rFonts w:ascii="Calibri" w:hAnsi="Calibri" w:eastAsia="Calibri"/>
                 <w:b w:val="0"/>
                 <w:color w:val="1A1A1A"/>
-                <w:sz w:val="16"/>
+                <w:sz w:val="18"/>
               </w:rPr>
-              <w:t>The source control platform itself; sole repository administrator; vendor outage</w:t>
+              <w:t>Not yet tested — pipeline restore and dual-control manual deploy scheduled for Q3 2026</w:t>
+            </w:r>
+          </w:p>
+        </w:tc>
+      </w:tr>
+      <w:tr>
+        <w:trPr>
+          <w:trHeight w:val="964"/>
+        </w:trPr>
+        <w:tc>
+          <w:tcPr>
+            <w:tcW w:type="dxa" w:w="3402"/>
+            <w:vAlign w:val="center"/>
+            <w:tcMar>
+              <w:top w:w="40" w:type="dxa"/>
+              <w:left w:w="60" w:type="dxa"/>
+              <w:bottom w:w="40" w:type="dxa"/>
+              <w:right w:w="60" w:type="dxa"/>
+            </w:tcMar>
+            <w:tcBorders>
+              <w:top w:val="single" w:sz="4" w:space="0" w:color="8AA0B4"/>
+              <w:left w:val="single" w:sz="4" w:space="0" w:color="8AA0B4"/>
+              <w:bottom w:val="single" w:sz="4" w:space="0" w:color="8AA0B4"/>
+              <w:right w:val="single" w:sz="4" w:space="0" w:color="8AA0B4"/>
+            </w:tcBorders>
+            <w:shd w:fill="F4F7FA" w:val="clear"/>
+          </w:tcPr>
+          <w:p>
+            <w:pPr>
+              <w:spacing w:before="0" w:after="0" w:line="252" w:lineRule="auto"/>
+              <w:jc w:val="left"/>
+            </w:pPr>
+            <w:r/>
+            <w:r>
+              <w:rPr>
+                <w:rFonts w:ascii="Calibri" w:hAnsi="Calibri" w:eastAsia="Calibri"/>
+                <w:b/>
+                <w:color w:val="1A1A1A"/>
+                <w:sz w:val="18"/>
+              </w:rPr>
+              <w:t>Release Deployment (Execution)</w:t>
             </w:r>
           </w:p>
         </w:tc>
         <w:tc>
           <w:tcPr>
-            <w:tcW w:type="dxa" w:w="3175"/>
+            <w:tcW w:type="dxa" w:w="6803"/>
+            <w:vAlign w:val="center"/>
+            <w:tcMar>
+              <w:top w:w="40" w:type="dxa"/>
+              <w:left w:w="60" w:type="dxa"/>
+              <w:bottom w:w="40" w:type="dxa"/>
+              <w:right w:w="60" w:type="dxa"/>
+            </w:tcMar>
+            <w:tcBorders>
+              <w:top w:val="single" w:sz="4" w:space="0" w:color="8AA0B4"/>
+              <w:left w:val="single" w:sz="4" w:space="0" w:color="8AA0B4"/>
+              <w:bottom w:val="single" w:sz="4" w:space="0" w:color="8AA0B4"/>
+              <w:right w:val="single" w:sz="4" w:space="0" w:color="8AA0B4"/>
+            </w:tcBorders>
+            <w:shd w:fill="F4F7FA" w:val="clear"/>
+          </w:tcPr>
+          <w:p>
+            <w:pPr>
+              <w:spacing w:before="0" w:after="0" w:line="252" w:lineRule="auto"/>
+              <w:jc w:val="left"/>
+            </w:pPr>
+            <w:r/>
+            <w:r>
+              <w:rPr>
+                <w:rFonts w:ascii="Calibri" w:hAnsi="Calibri" w:eastAsia="Calibri"/>
+                <w:b w:val="0"/>
+                <w:color w:val="1A1A1A"/>
+                <w:sz w:val="18"/>
+              </w:rPr>
+              <w:t>System outages, data corruption, or unauthorized changes from inadequately tested or controlled deployments</w:t>
+            </w:r>
+          </w:p>
+        </w:tc>
+        <w:tc>
+          <w:tcPr>
+            <w:tcW w:type="dxa" w:w="9071"/>
+            <w:vAlign w:val="center"/>
+            <w:tcMar>
+              <w:top w:w="40" w:type="dxa"/>
+              <w:left w:w="60" w:type="dxa"/>
+              <w:bottom w:w="40" w:type="dxa"/>
+              <w:right w:w="60" w:type="dxa"/>
+            </w:tcMar>
+            <w:tcBorders>
+              <w:top w:val="single" w:sz="4" w:space="0" w:color="8AA0B4"/>
+              <w:left w:val="single" w:sz="4" w:space="0" w:color="8AA0B4"/>
+              <w:bottom w:val="single" w:sz="4" w:space="0" w:color="8AA0B4"/>
+              <w:right w:val="single" w:sz="4" w:space="0" w:color="8AA0B4"/>
+            </w:tcBorders>
+            <w:shd w:fill="F4F7FA" w:val="clear"/>
+          </w:tcPr>
+          <w:p>
+            <w:pPr>
+              <w:spacing w:before="0" w:after="0" w:line="252" w:lineRule="auto"/>
+              <w:jc w:val="left"/>
+            </w:pPr>
+            <w:r/>
+            <w:r>
+              <w:rPr>
+                <w:rFonts w:ascii="Calibri" w:hAnsi="Calibri" w:eastAsia="Calibri"/>
+                <w:b w:val="0"/>
+                <w:color w:val="1A1A1A"/>
+                <w:sz w:val="18"/>
+              </w:rPr>
+              <w:t>Not yet tested — production rollback exercise scheduled for Q3 2026</w:t>
+            </w:r>
+          </w:p>
+        </w:tc>
+      </w:tr>
+      <w:tr>
+        <w:trPr>
+          <w:trHeight w:val="964"/>
+        </w:trPr>
+        <w:tc>
+          <w:tcPr>
+            <w:tcW w:type="dxa" w:w="3402"/>
+            <w:vAlign w:val="center"/>
+            <w:tcMar>
+              <w:top w:w="40" w:type="dxa"/>
+              <w:left w:w="60" w:type="dxa"/>
+              <w:bottom w:w="40" w:type="dxa"/>
+              <w:right w:w="60" w:type="dxa"/>
+            </w:tcMar>
+            <w:tcBorders>
+              <w:top w:val="single" w:sz="4" w:space="0" w:color="8AA0B4"/>
+              <w:left w:val="single" w:sz="4" w:space="0" w:color="8AA0B4"/>
+              <w:bottom w:val="single" w:sz="4" w:space="0" w:color="8AA0B4"/>
+              <w:right w:val="single" w:sz="4" w:space="0" w:color="8AA0B4"/>
+            </w:tcBorders>
+            <w:shd w:fill="FFFFFF" w:val="clear"/>
+          </w:tcPr>
+          <w:p>
+            <w:pPr>
+              <w:spacing w:before="0" w:after="0" w:line="252" w:lineRule="auto"/>
+              <w:jc w:val="left"/>
+            </w:pPr>
+            <w:r/>
+            <w:r>
+              <w:rPr>
+                <w:rFonts w:ascii="Calibri" w:hAnsi="Calibri" w:eastAsia="Calibri"/>
+                <w:b/>
+                <w:color w:val="1A1A1A"/>
+                <w:sz w:val="18"/>
+              </w:rPr>
+              <w:t>Database &amp; Data Structure Management</w:t>
+            </w:r>
+          </w:p>
+        </w:tc>
+        <w:tc>
+          <w:tcPr>
+            <w:tcW w:type="dxa" w:w="6803"/>
             <w:vAlign w:val="center"/>
             <w:tcMar>
               <w:top w:w="40" w:type="dxa"/>
@@ -1180,15 +1201,15 @@
                 <w:rFonts w:ascii="Calibri" w:hAnsi="Calibri" w:eastAsia="Calibri"/>
                 <w:b w:val="0"/>
                 <w:color w:val="1A1A1A"/>
-                <w:sz w:val="16"/>
+                <w:sz w:val="18"/>
               </w:rPr>
-              <w:t>Access control and segregation of duties on merges; commit history as the audit trail</w:t>
+              <w:t>Data loss, corruption, or unauthorized access resulting from poorly controlled database changes</w:t>
             </w:r>
           </w:p>
         </w:tc>
         <w:tc>
           <w:tcPr>
-            <w:tcW w:type="dxa" w:w="3515"/>
+            <w:tcW w:type="dxa" w:w="9071"/>
             <w:vAlign w:val="center"/>
             <w:tcMar>
               <w:top w:w="40" w:type="dxa"/>
@@ -1215,90 +1236,20 @@
                 <w:rFonts w:ascii="Calibri" w:hAnsi="Calibri" w:eastAsia="Calibri"/>
                 <w:b w:val="0"/>
                 <w:color w:val="1A1A1A"/>
-                <w:sz w:val="16"/>
+                <w:sz w:val="18"/>
               </w:rPr>
-              <w:t>Restore the repository from platform/vendor backup; freeze merges until the last good copy is verified</w:t>
-            </w:r>
-          </w:p>
-        </w:tc>
-        <w:tc>
-          <w:tcPr>
-            <w:tcW w:type="dxa" w:w="2268"/>
-            <w:vAlign w:val="center"/>
-            <w:tcMar>
-              <w:top w:w="40" w:type="dxa"/>
-              <w:left w:w="60" w:type="dxa"/>
-              <w:bottom w:w="40" w:type="dxa"/>
-              <w:right w:w="60" w:type="dxa"/>
-            </w:tcMar>
-            <w:tcBorders>
-              <w:top w:val="single" w:sz="4" w:space="0" w:color="8AA0B4"/>
-              <w:left w:val="single" w:sz="4" w:space="0" w:color="8AA0B4"/>
-              <w:bottom w:val="single" w:sz="4" w:space="0" w:color="8AA0B4"/>
-              <w:right w:val="single" w:sz="4" w:space="0" w:color="8AA0B4"/>
-            </w:tcBorders>
-            <w:shd w:fill="82C785" w:val="clear"/>
-          </w:tcPr>
-          <w:p>
-            <w:pPr>
-              <w:spacing w:before="0" w:after="0" w:line="252" w:lineRule="auto"/>
-              <w:jc w:val="center"/>
-            </w:pPr>
-            <w:r/>
-            <w:r>
-              <w:rPr>
-                <w:rFonts w:ascii="Calibri" w:hAnsi="Calibri" w:eastAsia="Calibri"/>
-                <w:b/>
-                <w:color w:val="1A1A1A"/>
-                <w:sz w:val="16"/>
-              </w:rPr>
-              <w:t>Yes — VPN to the platform; use the vendor’s alternate region if contracted</w:t>
-            </w:r>
-          </w:p>
-        </w:tc>
-        <w:tc>
-          <w:tcPr>
-            <w:tcW w:type="dxa" w:w="2608"/>
-            <w:vAlign w:val="center"/>
-            <w:tcMar>
-              <w:top w:w="40" w:type="dxa"/>
-              <w:left w:w="60" w:type="dxa"/>
-              <w:bottom w:w="40" w:type="dxa"/>
-              <w:right w:w="60" w:type="dxa"/>
-            </w:tcMar>
-            <w:tcBorders>
-              <w:top w:val="single" w:sz="4" w:space="0" w:color="8AA0B4"/>
-              <w:left w:val="single" w:sz="4" w:space="0" w:color="8AA0B4"/>
-              <w:bottom w:val="single" w:sz="4" w:space="0" w:color="8AA0B4"/>
-              <w:right w:val="single" w:sz="4" w:space="0" w:color="8AA0B4"/>
-            </w:tcBorders>
-            <w:shd w:fill="F4D03F" w:val="clear"/>
-          </w:tcPr>
-          <w:p>
-            <w:pPr>
-              <w:spacing w:before="0" w:after="0" w:line="252" w:lineRule="auto"/>
-              <w:jc w:val="center"/>
-            </w:pPr>
-            <w:r/>
-            <w:r>
-              <w:rPr>
-                <w:rFonts w:ascii="Calibri" w:hAnsi="Calibri" w:eastAsia="Calibri"/>
-                <w:b/>
-                <w:color w:val="1A1A1A"/>
-                <w:sz w:val="16"/>
-              </w:rPr>
-              <w:t>Partial — Senior Developer designated as deputy administrator</w:t>
+              <w:t>Not yet tested — backup restore to an alternate host scheduled for Q3 2026</w:t>
             </w:r>
           </w:p>
         </w:tc>
       </w:tr>
       <w:tr>
         <w:trPr>
-          <w:trHeight w:val="1219"/>
+          <w:trHeight w:val="964"/>
         </w:trPr>
         <w:tc>
           <w:tcPr>
-            <w:tcW w:type="dxa" w:w="1928"/>
+            <w:tcW w:type="dxa" w:w="3402"/>
             <w:vAlign w:val="center"/>
             <w:tcMar>
               <w:top w:w="40" w:type="dxa"/>
@@ -1325,15 +1276,15 @@
                 <w:rFonts w:ascii="Calibri" w:hAnsi="Calibri" w:eastAsia="Calibri"/>
                 <w:b/>
                 <w:color w:val="1A1A1A"/>
-                <w:sz w:val="16"/>
+                <w:sz w:val="18"/>
               </w:rPr>
-              <w:t>Code Review</w:t>
+              <w:t>Third-Party &amp; Dependency Management</w:t>
             </w:r>
           </w:p>
         </w:tc>
         <w:tc>
           <w:tcPr>
-            <w:tcW w:type="dxa" w:w="2608"/>
+            <w:tcW w:type="dxa" w:w="6803"/>
             <w:vAlign w:val="center"/>
             <w:tcMar>
               <w:top w:w="40" w:type="dxa"/>
@@ -1360,15 +1311,15 @@
                 <w:rFonts w:ascii="Calibri" w:hAnsi="Calibri" w:eastAsia="Calibri"/>
                 <w:b w:val="0"/>
                 <w:color w:val="1A1A1A"/>
-                <w:sz w:val="16"/>
+                <w:sz w:val="18"/>
               </w:rPr>
-              <w:t>Inadequate review allowing defects, vulnerabilities, or self-approved changes to reach production</w:t>
+              <w:t>Vulnerable, malicious, or non-compliant dependencies introduced into the codebase</w:t>
             </w:r>
           </w:p>
         </w:tc>
         <w:tc>
           <w:tcPr>
-            <w:tcW w:type="dxa" w:w="3175"/>
+            <w:tcW w:type="dxa" w:w="9071"/>
             <w:vAlign w:val="center"/>
             <w:tcMar>
               <w:top w:w="40" w:type="dxa"/>
@@ -1395,15 +1346,165 @@
                 <w:rFonts w:ascii="Calibri" w:hAnsi="Calibri" w:eastAsia="Calibri"/>
                 <w:b w:val="0"/>
                 <w:color w:val="1A1A1A"/>
-                <w:sz w:val="16"/>
+                <w:sz w:val="18"/>
               </w:rPr>
-              <w:t>Technical Lead as the only reviewer (self-approval risk if that person is also the author)</w:t>
+              <w:t>Not yet tested — emergency-patch exercise scheduled for Q4 2026</w:t>
+            </w:r>
+          </w:p>
+        </w:tc>
+      </w:tr>
+      <w:tr>
+        <w:trPr>
+          <w:trHeight w:val="964"/>
+        </w:trPr>
+        <w:tc>
+          <w:tcPr>
+            <w:tcW w:type="dxa" w:w="3402"/>
+            <w:vAlign w:val="center"/>
+            <w:tcMar>
+              <w:top w:w="40" w:type="dxa"/>
+              <w:left w:w="60" w:type="dxa"/>
+              <w:bottom w:w="40" w:type="dxa"/>
+              <w:right w:w="60" w:type="dxa"/>
+            </w:tcMar>
+            <w:tcBorders>
+              <w:top w:val="single" w:sz="4" w:space="0" w:color="8AA0B4"/>
+              <w:left w:val="single" w:sz="4" w:space="0" w:color="8AA0B4"/>
+              <w:bottom w:val="single" w:sz="4" w:space="0" w:color="8AA0B4"/>
+              <w:right w:val="single" w:sz="4" w:space="0" w:color="8AA0B4"/>
+            </w:tcBorders>
+            <w:shd w:fill="FFFFFF" w:val="clear"/>
+          </w:tcPr>
+          <w:p>
+            <w:pPr>
+              <w:spacing w:before="0" w:after="0" w:line="252" w:lineRule="auto"/>
+              <w:jc w:val="left"/>
+            </w:pPr>
+            <w:r/>
+            <w:r>
+              <w:rPr>
+                <w:rFonts w:ascii="Calibri" w:hAnsi="Calibri" w:eastAsia="Calibri"/>
+                <w:b/>
+                <w:color w:val="1A1A1A"/>
+                <w:sz w:val="18"/>
+              </w:rPr>
+              <w:t>Security &amp; Access Configuration</w:t>
             </w:r>
           </w:p>
         </w:tc>
         <w:tc>
           <w:tcPr>
-            <w:tcW w:type="dxa" w:w="3175"/>
+            <w:tcW w:type="dxa" w:w="6803"/>
+            <w:vAlign w:val="center"/>
+            <w:tcMar>
+              <w:top w:w="40" w:type="dxa"/>
+              <w:left w:w="60" w:type="dxa"/>
+              <w:bottom w:w="40" w:type="dxa"/>
+              <w:right w:w="60" w:type="dxa"/>
+            </w:tcMar>
+            <w:tcBorders>
+              <w:top w:val="single" w:sz="4" w:space="0" w:color="8AA0B4"/>
+              <w:left w:val="single" w:sz="4" w:space="0" w:color="8AA0B4"/>
+              <w:bottom w:val="single" w:sz="4" w:space="0" w:color="8AA0B4"/>
+              <w:right w:val="single" w:sz="4" w:space="0" w:color="8AA0B4"/>
+            </w:tcBorders>
+            <w:shd w:fill="FFFFFF" w:val="clear"/>
+          </w:tcPr>
+          <w:p>
+            <w:pPr>
+              <w:spacing w:before="0" w:after="0" w:line="252" w:lineRule="auto"/>
+              <w:jc w:val="left"/>
+            </w:pPr>
+            <w:r/>
+            <w:r>
+              <w:rPr>
+                <w:rFonts w:ascii="Calibri" w:hAnsi="Calibri" w:eastAsia="Calibri"/>
+                <w:b w:val="0"/>
+                <w:color w:val="1A1A1A"/>
+                <w:sz w:val="18"/>
+              </w:rPr>
+              <w:t>Credential compromise, unauthorized access, or unremediated security vulnerabilities</w:t>
+            </w:r>
+          </w:p>
+        </w:tc>
+        <w:tc>
+          <w:tcPr>
+            <w:tcW w:type="dxa" w:w="9071"/>
+            <w:vAlign w:val="center"/>
+            <w:tcMar>
+              <w:top w:w="40" w:type="dxa"/>
+              <w:left w:w="60" w:type="dxa"/>
+              <w:bottom w:w="40" w:type="dxa"/>
+              <w:right w:w="60" w:type="dxa"/>
+            </w:tcMar>
+            <w:tcBorders>
+              <w:top w:val="single" w:sz="4" w:space="0" w:color="8AA0B4"/>
+              <w:left w:val="single" w:sz="4" w:space="0" w:color="8AA0B4"/>
+              <w:bottom w:val="single" w:sz="4" w:space="0" w:color="8AA0B4"/>
+              <w:right w:val="single" w:sz="4" w:space="0" w:color="8AA0B4"/>
+            </w:tcBorders>
+            <w:shd w:fill="FFFFFF" w:val="clear"/>
+          </w:tcPr>
+          <w:p>
+            <w:pPr>
+              <w:spacing w:before="0" w:after="0" w:line="252" w:lineRule="auto"/>
+              <w:jc w:val="left"/>
+            </w:pPr>
+            <w:r/>
+            <w:r>
+              <w:rPr>
+                <w:rFonts w:ascii="Calibri" w:hAnsi="Calibri" w:eastAsia="Calibri"/>
+                <w:b w:val="0"/>
+                <w:color w:val="1A1A1A"/>
+                <w:sz w:val="18"/>
+              </w:rPr>
+              <w:t>Not yet tested — break-glass admin and directory restore scheduled for Q3 2026</w:t>
+            </w:r>
+          </w:p>
+        </w:tc>
+      </w:tr>
+      <w:tr>
+        <w:trPr>
+          <w:trHeight w:val="964"/>
+        </w:trPr>
+        <w:tc>
+          <w:tcPr>
+            <w:tcW w:type="dxa" w:w="3402"/>
+            <w:vAlign w:val="center"/>
+            <w:tcMar>
+              <w:top w:w="40" w:type="dxa"/>
+              <w:left w:w="60" w:type="dxa"/>
+              <w:bottom w:w="40" w:type="dxa"/>
+              <w:right w:w="60" w:type="dxa"/>
+            </w:tcMar>
+            <w:tcBorders>
+              <w:top w:val="single" w:sz="4" w:space="0" w:color="8AA0B4"/>
+              <w:left w:val="single" w:sz="4" w:space="0" w:color="8AA0B4"/>
+              <w:bottom w:val="single" w:sz="4" w:space="0" w:color="8AA0B4"/>
+              <w:right w:val="single" w:sz="4" w:space="0" w:color="8AA0B4"/>
+            </w:tcBorders>
+            <w:shd w:fill="F4F7FA" w:val="clear"/>
+          </w:tcPr>
+          <w:p>
+            <w:pPr>
+              <w:spacing w:before="0" w:after="0" w:line="252" w:lineRule="auto"/>
+              <w:jc w:val="left"/>
+            </w:pPr>
+            <w:r/>
+            <w:r>
+              <w:rPr>
+                <w:rFonts w:ascii="Calibri" w:hAnsi="Calibri" w:eastAsia="Calibri"/>
+                <w:b/>
+                <w:color w:val="1A1A1A"/>
+                <w:sz w:val="18"/>
+              </w:rPr>
+              <w:t>Environment Management</w:t>
+            </w:r>
+          </w:p>
+        </w:tc>
+        <w:tc>
+          <w:tcPr>
+            <w:tcW w:type="dxa" w:w="6803"/>
             <w:vAlign w:val="center"/>
             <w:tcMar>
               <w:top w:w="40" w:type="dxa"/>
@@ -1430,15 +1531,15 @@
                 <w:rFonts w:ascii="Calibri" w:hAnsi="Calibri" w:eastAsia="Calibri"/>
                 <w:b w:val="0"/>
                 <w:color w:val="1A1A1A"/>
-                <w:sz w:val="16"/>
+                <w:sz w:val="18"/>
               </w:rPr>
-              <w:t>No self-approval; review workflow in source control</w:t>
+              <w:t>Production data exposure or misconfiguration resulting from poorly controlled environments</w:t>
             </w:r>
           </w:p>
         </w:tc>
         <w:tc>
           <w:tcPr>
-            <w:tcW w:type="dxa" w:w="3515"/>
+            <w:tcW w:type="dxa" w:w="9071"/>
             <w:vAlign w:val="center"/>
             <w:tcMar>
               <w:top w:w="40" w:type="dxa"/>
@@ -1465,90 +1566,20 @@
                 <w:rFonts w:ascii="Calibri" w:hAnsi="Calibri" w:eastAsia="Calibri"/>
                 <w:b w:val="0"/>
                 <w:color w:val="1A1A1A"/>
-                <w:sz w:val="16"/>
+                <w:sz w:val="18"/>
               </w:rPr>
-              <w:t>Senior Developer reviews; if both reviewers are unavailable, freeze merges — do not skip review</w:t>
-            </w:r>
-          </w:p>
-        </w:tc>
-        <w:tc>
-          <w:tcPr>
-            <w:tcW w:type="dxa" w:w="2268"/>
-            <w:vAlign w:val="center"/>
-            <w:tcMar>
-              <w:top w:w="40" w:type="dxa"/>
-              <w:left w:w="60" w:type="dxa"/>
-              <w:bottom w:w="40" w:type="dxa"/>
-              <w:right w:w="60" w:type="dxa"/>
-            </w:tcMar>
-            <w:tcBorders>
-              <w:top w:val="single" w:sz="4" w:space="0" w:color="8AA0B4"/>
-              <w:left w:val="single" w:sz="4" w:space="0" w:color="8AA0B4"/>
-              <w:bottom w:val="single" w:sz="4" w:space="0" w:color="8AA0B4"/>
-              <w:right w:val="single" w:sz="4" w:space="0" w:color="8AA0B4"/>
-            </w:tcBorders>
-            <w:shd w:fill="82C785" w:val="clear"/>
-          </w:tcPr>
-          <w:p>
-            <w:pPr>
-              <w:spacing w:before="0" w:after="0" w:line="252" w:lineRule="auto"/>
-              <w:jc w:val="center"/>
-            </w:pPr>
-            <w:r/>
-            <w:r>
-              <w:rPr>
-                <w:rFonts w:ascii="Calibri" w:hAnsi="Calibri" w:eastAsia="Calibri"/>
-                <w:b/>
-                <w:color w:val="1A1A1A"/>
-                <w:sz w:val="16"/>
-              </w:rPr>
-              <w:t>Yes — VPN / remote</w:t>
-            </w:r>
-          </w:p>
-        </w:tc>
-        <w:tc>
-          <w:tcPr>
-            <w:tcW w:type="dxa" w:w="2608"/>
-            <w:vAlign w:val="center"/>
-            <w:tcMar>
-              <w:top w:w="40" w:type="dxa"/>
-              <w:left w:w="60" w:type="dxa"/>
-              <w:bottom w:w="40" w:type="dxa"/>
-              <w:right w:w="60" w:type="dxa"/>
-            </w:tcMar>
-            <w:tcBorders>
-              <w:top w:val="single" w:sz="4" w:space="0" w:color="8AA0B4"/>
-              <w:left w:val="single" w:sz="4" w:space="0" w:color="8AA0B4"/>
-              <w:bottom w:val="single" w:sz="4" w:space="0" w:color="8AA0B4"/>
-              <w:right w:val="single" w:sz="4" w:space="0" w:color="8AA0B4"/>
-            </w:tcBorders>
-            <w:shd w:fill="F4D03F" w:val="clear"/>
-          </w:tcPr>
-          <w:p>
-            <w:pPr>
-              <w:spacing w:before="0" w:after="0" w:line="252" w:lineRule="auto"/>
-              <w:jc w:val="center"/>
-            </w:pPr>
-            <w:r/>
-            <w:r>
-              <w:rPr>
-                <w:rFonts w:ascii="Calibri" w:hAnsi="Calibri" w:eastAsia="Calibri"/>
-                <w:b/>
-                <w:color w:val="1A1A1A"/>
-                <w:sz w:val="16"/>
-              </w:rPr>
-              <w:t>Partial — Senior Developer designated as backup reviewer</w:t>
+              <w:t>Not yet tested — environment rebuild from baseline scheduled for Q4 2026</w:t>
             </w:r>
           </w:p>
         </w:tc>
       </w:tr>
       <w:tr>
         <w:trPr>
-          <w:trHeight w:val="1219"/>
+          <w:trHeight w:val="964"/>
         </w:trPr>
         <w:tc>
           <w:tcPr>
-            <w:tcW w:type="dxa" w:w="1928"/>
+            <w:tcW w:type="dxa" w:w="3402"/>
             <w:vAlign w:val="center"/>
             <w:tcMar>
               <w:top w:w="40" w:type="dxa"/>
@@ -1575,15 +1606,15 @@
                 <w:rFonts w:ascii="Calibri" w:hAnsi="Calibri" w:eastAsia="Calibri"/>
                 <w:b/>
                 <w:color w:val="1A1A1A"/>
-                <w:sz w:val="16"/>
+                <w:sz w:val="18"/>
               </w:rPr>
-              <w:t>Testing &amp; Quality Assurance</w:t>
+              <w:t>Data Handling &amp; ETL</w:t>
             </w:r>
           </w:p>
         </w:tc>
         <w:tc>
           <w:tcPr>
-            <w:tcW w:type="dxa" w:w="2608"/>
+            <w:tcW w:type="dxa" w:w="6803"/>
             <w:vAlign w:val="center"/>
             <w:tcMar>
               <w:top w:w="40" w:type="dxa"/>
@@ -1610,15 +1641,15 @@
                 <w:rFonts w:ascii="Calibri" w:hAnsi="Calibri" w:eastAsia="Calibri"/>
                 <w:b w:val="0"/>
                 <w:color w:val="1A1A1A"/>
-                <w:sz w:val="16"/>
+                <w:sz w:val="18"/>
               </w:rPr>
-              <w:t>Inadequate test coverage resulting in undetected defects or untested functionality reaching production</w:t>
+              <w:t>Data leakage, corruption, or privacy violations during the movement of data</w:t>
             </w:r>
           </w:p>
         </w:tc>
         <w:tc>
           <w:tcPr>
-            <w:tcW w:type="dxa" w:w="3175"/>
+            <w:tcW w:type="dxa" w:w="9071"/>
             <w:vAlign w:val="center"/>
             <w:tcMar>
               <w:top w:w="40" w:type="dxa"/>
@@ -1645,15 +1676,165 @@
                 <w:rFonts w:ascii="Calibri" w:hAnsi="Calibri" w:eastAsia="Calibri"/>
                 <w:b w:val="0"/>
                 <w:color w:val="1A1A1A"/>
-                <w:sz w:val="16"/>
+                <w:sz w:val="18"/>
               </w:rPr>
-              <w:t>QA Lead; a single test/staging environment</w:t>
+              <w:t>Not yet tested — documented job rerun scheduled for Q3 2026, ahead of next close</w:t>
+            </w:r>
+          </w:p>
+        </w:tc>
+      </w:tr>
+      <w:tr>
+        <w:trPr>
+          <w:trHeight w:val="964"/>
+        </w:trPr>
+        <w:tc>
+          <w:tcPr>
+            <w:tcW w:type="dxa" w:w="3402"/>
+            <w:vAlign w:val="center"/>
+            <w:tcMar>
+              <w:top w:w="40" w:type="dxa"/>
+              <w:left w:w="60" w:type="dxa"/>
+              <w:bottom w:w="40" w:type="dxa"/>
+              <w:right w:w="60" w:type="dxa"/>
+            </w:tcMar>
+            <w:tcBorders>
+              <w:top w:val="single" w:sz="4" w:space="0" w:color="8AA0B4"/>
+              <w:left w:val="single" w:sz="4" w:space="0" w:color="8AA0B4"/>
+              <w:bottom w:val="single" w:sz="4" w:space="0" w:color="8AA0B4"/>
+              <w:right w:val="single" w:sz="4" w:space="0" w:color="8AA0B4"/>
+            </w:tcBorders>
+            <w:shd w:fill="F4F7FA" w:val="clear"/>
+          </w:tcPr>
+          <w:p>
+            <w:pPr>
+              <w:spacing w:before="0" w:after="0" w:line="252" w:lineRule="auto"/>
+              <w:jc w:val="left"/>
+            </w:pPr>
+            <w:r/>
+            <w:r>
+              <w:rPr>
+                <w:rFonts w:ascii="Calibri" w:hAnsi="Calibri" w:eastAsia="Calibri"/>
+                <w:b/>
+                <w:color w:val="1A1A1A"/>
+                <w:sz w:val="18"/>
+              </w:rPr>
+              <w:t>Production Support &amp; Troubleshooting</w:t>
             </w:r>
           </w:p>
         </w:tc>
         <w:tc>
           <w:tcPr>
-            <w:tcW w:type="dxa" w:w="3175"/>
+            <w:tcW w:type="dxa" w:w="6803"/>
+            <w:vAlign w:val="center"/>
+            <w:tcMar>
+              <w:top w:w="40" w:type="dxa"/>
+              <w:left w:w="60" w:type="dxa"/>
+              <w:bottom w:w="40" w:type="dxa"/>
+              <w:right w:w="60" w:type="dxa"/>
+            </w:tcMar>
+            <w:tcBorders>
+              <w:top w:val="single" w:sz="4" w:space="0" w:color="8AA0B4"/>
+              <w:left w:val="single" w:sz="4" w:space="0" w:color="8AA0B4"/>
+              <w:bottom w:val="single" w:sz="4" w:space="0" w:color="8AA0B4"/>
+              <w:right w:val="single" w:sz="4" w:space="0" w:color="8AA0B4"/>
+            </w:tcBorders>
+            <w:shd w:fill="F4F7FA" w:val="clear"/>
+          </w:tcPr>
+          <w:p>
+            <w:pPr>
+              <w:spacing w:before="0" w:after="0" w:line="252" w:lineRule="auto"/>
+              <w:jc w:val="left"/>
+            </w:pPr>
+            <w:r/>
+            <w:r>
+              <w:rPr>
+                <w:rFonts w:ascii="Calibri" w:hAnsi="Calibri" w:eastAsia="Calibri"/>
+                <w:b w:val="0"/>
+                <w:color w:val="1A1A1A"/>
+                <w:sz w:val="18"/>
+              </w:rPr>
+              <w:t>Unauthorized production changes or service disruption from inadequately controlled support activities</w:t>
+            </w:r>
+          </w:p>
+        </w:tc>
+        <w:tc>
+          <w:tcPr>
+            <w:tcW w:type="dxa" w:w="9071"/>
+            <w:vAlign w:val="center"/>
+            <w:tcMar>
+              <w:top w:w="40" w:type="dxa"/>
+              <w:left w:w="60" w:type="dxa"/>
+              <w:bottom w:w="40" w:type="dxa"/>
+              <w:right w:w="60" w:type="dxa"/>
+            </w:tcMar>
+            <w:tcBorders>
+              <w:top w:val="single" w:sz="4" w:space="0" w:color="8AA0B4"/>
+              <w:left w:val="single" w:sz="4" w:space="0" w:color="8AA0B4"/>
+              <w:bottom w:val="single" w:sz="4" w:space="0" w:color="8AA0B4"/>
+              <w:right w:val="single" w:sz="4" w:space="0" w:color="8AA0B4"/>
+            </w:tcBorders>
+            <w:shd w:fill="F4F7FA" w:val="clear"/>
+          </w:tcPr>
+          <w:p>
+            <w:pPr>
+              <w:spacing w:before="0" w:after="0" w:line="252" w:lineRule="auto"/>
+              <w:jc w:val="left"/>
+            </w:pPr>
+            <w:r/>
+            <w:r>
+              <w:rPr>
+                <w:rFonts w:ascii="Calibri" w:hAnsi="Calibri" w:eastAsia="Calibri"/>
+                <w:b w:val="0"/>
+                <w:color w:val="1A1A1A"/>
+                <w:sz w:val="18"/>
+              </w:rPr>
+              <w:t>Remote-work activation is BAU; ticketing/VPN failover not yet formally tested — scheduled for Q3 2026</w:t>
+            </w:r>
+          </w:p>
+        </w:tc>
+      </w:tr>
+      <w:tr>
+        <w:trPr>
+          <w:trHeight w:val="964"/>
+        </w:trPr>
+        <w:tc>
+          <w:tcPr>
+            <w:tcW w:type="dxa" w:w="3402"/>
+            <w:vAlign w:val="center"/>
+            <w:tcMar>
+              <w:top w:w="40" w:type="dxa"/>
+              <w:left w:w="60" w:type="dxa"/>
+              <w:bottom w:w="40" w:type="dxa"/>
+              <w:right w:w="60" w:type="dxa"/>
+            </w:tcMar>
+            <w:tcBorders>
+              <w:top w:val="single" w:sz="4" w:space="0" w:color="8AA0B4"/>
+              <w:left w:val="single" w:sz="4" w:space="0" w:color="8AA0B4"/>
+              <w:bottom w:val="single" w:sz="4" w:space="0" w:color="8AA0B4"/>
+              <w:right w:val="single" w:sz="4" w:space="0" w:color="8AA0B4"/>
+            </w:tcBorders>
+            <w:shd w:fill="FFFFFF" w:val="clear"/>
+          </w:tcPr>
+          <w:p>
+            <w:pPr>
+              <w:spacing w:before="0" w:after="0" w:line="252" w:lineRule="auto"/>
+              <w:jc w:val="left"/>
+            </w:pPr>
+            <w:r/>
+            <w:r>
+              <w:rPr>
+                <w:rFonts w:ascii="Calibri" w:hAnsi="Calibri" w:eastAsia="Calibri"/>
+                <w:b/>
+                <w:color w:val="1A1A1A"/>
+                <w:sz w:val="18"/>
+              </w:rPr>
+              <w:t>Access &amp; Account Management</w:t>
+            </w:r>
+          </w:p>
+        </w:tc>
+        <w:tc>
+          <w:tcPr>
+            <w:tcW w:type="dxa" w:w="6803"/>
             <w:vAlign w:val="center"/>
             <w:tcMar>
               <w:top w:w="40" w:type="dxa"/>
@@ -1680,15 +1861,15 @@
                 <w:rFonts w:ascii="Calibri" w:hAnsi="Calibri" w:eastAsia="Calibri"/>
                 <w:b w:val="0"/>
                 <w:color w:val="1A1A1A"/>
-                <w:sz w:val="16"/>
+                <w:sz w:val="18"/>
               </w:rPr>
-              <w:t>Written test cases; defect logging in the ticketing portal; Functional Unit business scenarios</w:t>
+              <w:t>Excessive privileges or unauthorized access resulting from poorly managed accounts</w:t>
             </w:r>
           </w:p>
         </w:tc>
         <w:tc>
           <w:tcPr>
-            <w:tcW w:type="dxa" w:w="3515"/>
+            <w:tcW w:type="dxa" w:w="9071"/>
             <w:vAlign w:val="center"/>
             <w:tcMar>
               <w:top w:w="40" w:type="dxa"/>
@@ -1715,90 +1896,20 @@
                 <w:rFonts w:ascii="Calibri" w:hAnsi="Calibri" w:eastAsia="Calibri"/>
                 <w:b w:val="0"/>
                 <w:color w:val="1A1A1A"/>
-                <w:sz w:val="16"/>
+                <w:sz w:val="18"/>
               </w:rPr>
-              <w:t>Functional Tester continues from written cases; restore or rebuild staging from the environment baseline</w:t>
-            </w:r>
-          </w:p>
-        </w:tc>
-        <w:tc>
-          <w:tcPr>
-            <w:tcW w:type="dxa" w:w="2268"/>
-            <w:vAlign w:val="center"/>
-            <w:tcMar>
-              <w:top w:w="40" w:type="dxa"/>
-              <w:left w:w="60" w:type="dxa"/>
-              <w:bottom w:w="40" w:type="dxa"/>
-              <w:right w:w="60" w:type="dxa"/>
-            </w:tcMar>
-            <w:tcBorders>
-              <w:top w:val="single" w:sz="4" w:space="0" w:color="8AA0B4"/>
-              <w:left w:val="single" w:sz="4" w:space="0" w:color="8AA0B4"/>
-              <w:bottom w:val="single" w:sz="4" w:space="0" w:color="8AA0B4"/>
-              <w:right w:val="single" w:sz="4" w:space="0" w:color="8AA0B4"/>
-            </w:tcBorders>
-            <w:shd w:fill="82C785" w:val="clear"/>
-          </w:tcPr>
-          <w:p>
-            <w:pPr>
-              <w:spacing w:before="0" w:after="0" w:line="252" w:lineRule="auto"/>
-              <w:jc w:val="center"/>
-            </w:pPr>
-            <w:r/>
-            <w:r>
-              <w:rPr>
-                <w:rFonts w:ascii="Calibri" w:hAnsi="Calibri" w:eastAsia="Calibri"/>
-                <w:b/>
-                <w:color w:val="1A1A1A"/>
-                <w:sz w:val="16"/>
-              </w:rPr>
-              <w:t>Yes — VPN to test/staging</w:t>
-            </w:r>
-          </w:p>
-        </w:tc>
-        <w:tc>
-          <w:tcPr>
-            <w:tcW w:type="dxa" w:w="2608"/>
-            <w:vAlign w:val="center"/>
-            <w:tcMar>
-              <w:top w:w="40" w:type="dxa"/>
-              <w:left w:w="60" w:type="dxa"/>
-              <w:bottom w:w="40" w:type="dxa"/>
-              <w:right w:w="60" w:type="dxa"/>
-            </w:tcMar>
-            <w:tcBorders>
-              <w:top w:val="single" w:sz="4" w:space="0" w:color="8AA0B4"/>
-              <w:left w:val="single" w:sz="4" w:space="0" w:color="8AA0B4"/>
-              <w:bottom w:val="single" w:sz="4" w:space="0" w:color="8AA0B4"/>
-              <w:right w:val="single" w:sz="4" w:space="0" w:color="8AA0B4"/>
-            </w:tcBorders>
-            <w:shd w:fill="F4D03F" w:val="clear"/>
-          </w:tcPr>
-          <w:p>
-            <w:pPr>
-              <w:spacing w:before="0" w:after="0" w:line="252" w:lineRule="auto"/>
-              <w:jc w:val="center"/>
-            </w:pPr>
-            <w:r/>
-            <w:r>
-              <w:rPr>
-                <w:rFonts w:ascii="Calibri" w:hAnsi="Calibri" w:eastAsia="Calibri"/>
-                <w:b/>
-                <w:color w:val="1A1A1A"/>
-                <w:sz w:val="16"/>
-              </w:rPr>
-              <w:t>Partial — Functional Tester designated as backup</w:t>
+              <w:t>Not yet tested — leaver-disable and directory restore scheduled for Q3 2026</w:t>
             </w:r>
           </w:p>
         </w:tc>
       </w:tr>
       <w:tr>
         <w:trPr>
-          <w:trHeight w:val="1219"/>
+          <w:trHeight w:val="964"/>
         </w:trPr>
         <w:tc>
           <w:tcPr>
-            <w:tcW w:type="dxa" w:w="1928"/>
+            <w:tcW w:type="dxa" w:w="3402"/>
             <w:vAlign w:val="center"/>
             <w:tcMar>
               <w:top w:w="40" w:type="dxa"/>
@@ -1825,15 +1936,15 @@
                 <w:rFonts w:ascii="Calibri" w:hAnsi="Calibri" w:eastAsia="Calibri"/>
                 <w:b/>
                 <w:color w:val="1A1A1A"/>
-                <w:sz w:val="16"/>
+                <w:sz w:val="18"/>
               </w:rPr>
-              <w:t>Build Management</w:t>
+              <w:t>Release Management</w:t>
             </w:r>
           </w:p>
         </w:tc>
         <w:tc>
           <w:tcPr>
-            <w:tcW w:type="dxa" w:w="2608"/>
+            <w:tcW w:type="dxa" w:w="6803"/>
             <w:vAlign w:val="center"/>
             <w:tcMar>
               <w:top w:w="40" w:type="dxa"/>
@@ -1860,15 +1971,15 @@
                 <w:rFonts w:ascii="Calibri" w:hAnsi="Calibri" w:eastAsia="Calibri"/>
                 <w:b w:val="0"/>
                 <w:color w:val="1A1A1A"/>
-                <w:sz w:val="16"/>
+                <w:sz w:val="18"/>
               </w:rPr>
-              <w:t>Compromised or inconsistent builds resulting from unauthorized changes or vulnerable dependencies</w:t>
+              <w:t>Unauthorized or inadequately validated releases reaching production</w:t>
             </w:r>
           </w:p>
         </w:tc>
         <w:tc>
           <w:tcPr>
-            <w:tcW w:type="dxa" w:w="3175"/>
+            <w:tcW w:type="dxa" w:w="9071"/>
             <w:vAlign w:val="center"/>
             <w:tcMar>
               <w:top w:w="40" w:type="dxa"/>
@@ -1895,15 +2006,165 @@
                 <w:rFonts w:ascii="Calibri" w:hAnsi="Calibri" w:eastAsia="Calibri"/>
                 <w:b w:val="0"/>
                 <w:color w:val="1A1A1A"/>
-                <w:sz w:val="16"/>
+                <w:sz w:val="18"/>
               </w:rPr>
-              <w:t>Build server; DevOps Engineer; artefact store</w:t>
+              <w:t>Not yet tested — backup Release Manager exercise scheduled for Q4 2026</w:t>
+            </w:r>
+          </w:p>
+        </w:tc>
+      </w:tr>
+      <w:tr>
+        <w:trPr>
+          <w:trHeight w:val="964"/>
+        </w:trPr>
+        <w:tc>
+          <w:tcPr>
+            <w:tcW w:type="dxa" w:w="3402"/>
+            <w:vAlign w:val="center"/>
+            <w:tcMar>
+              <w:top w:w="40" w:type="dxa"/>
+              <w:left w:w="60" w:type="dxa"/>
+              <w:bottom w:w="40" w:type="dxa"/>
+              <w:right w:w="60" w:type="dxa"/>
+            </w:tcMar>
+            <w:tcBorders>
+              <w:top w:val="single" w:sz="4" w:space="0" w:color="8AA0B4"/>
+              <w:left w:val="single" w:sz="4" w:space="0" w:color="8AA0B4"/>
+              <w:bottom w:val="single" w:sz="4" w:space="0" w:color="8AA0B4"/>
+              <w:right w:val="single" w:sz="4" w:space="0" w:color="8AA0B4"/>
+            </w:tcBorders>
+            <w:shd w:fill="FFFFFF" w:val="clear"/>
+          </w:tcPr>
+          <w:p>
+            <w:pPr>
+              <w:spacing w:before="0" w:after="0" w:line="252" w:lineRule="auto"/>
+              <w:jc w:val="left"/>
+            </w:pPr>
+            <w:r/>
+            <w:r>
+              <w:rPr>
+                <w:rFonts w:ascii="Calibri" w:hAnsi="Calibri" w:eastAsia="Calibri"/>
+                <w:b/>
+                <w:color w:val="1A1A1A"/>
+                <w:sz w:val="18"/>
+              </w:rPr>
+              <w:t>Cloud Infrastructure Management</w:t>
             </w:r>
           </w:p>
         </w:tc>
         <w:tc>
           <w:tcPr>
-            <w:tcW w:type="dxa" w:w="3175"/>
+            <w:tcW w:type="dxa" w:w="6803"/>
+            <w:vAlign w:val="center"/>
+            <w:tcMar>
+              <w:top w:w="40" w:type="dxa"/>
+              <w:left w:w="60" w:type="dxa"/>
+              <w:bottom w:w="40" w:type="dxa"/>
+              <w:right w:w="60" w:type="dxa"/>
+            </w:tcMar>
+            <w:tcBorders>
+              <w:top w:val="single" w:sz="4" w:space="0" w:color="8AA0B4"/>
+              <w:left w:val="single" w:sz="4" w:space="0" w:color="8AA0B4"/>
+              <w:bottom w:val="single" w:sz="4" w:space="0" w:color="8AA0B4"/>
+              <w:right w:val="single" w:sz="4" w:space="0" w:color="8AA0B4"/>
+            </w:tcBorders>
+            <w:shd w:fill="FFFFFF" w:val="clear"/>
+          </w:tcPr>
+          <w:p>
+            <w:pPr>
+              <w:spacing w:before="0" w:after="0" w:line="252" w:lineRule="auto"/>
+              <w:jc w:val="left"/>
+            </w:pPr>
+            <w:r/>
+            <w:r>
+              <w:rPr>
+                <w:rFonts w:ascii="Calibri" w:hAnsi="Calibri" w:eastAsia="Calibri"/>
+                <w:b w:val="0"/>
+                <w:color w:val="1A1A1A"/>
+                <w:sz w:val="18"/>
+              </w:rPr>
+              <w:t>Exposed systems, excessive privileges, or unexpected costs from misconfigured cloud infrastructure</w:t>
+            </w:r>
+          </w:p>
+        </w:tc>
+        <w:tc>
+          <w:tcPr>
+            <w:tcW w:type="dxa" w:w="9071"/>
+            <w:vAlign w:val="center"/>
+            <w:tcMar>
+              <w:top w:w="40" w:type="dxa"/>
+              <w:left w:w="60" w:type="dxa"/>
+              <w:bottom w:w="40" w:type="dxa"/>
+              <w:right w:w="60" w:type="dxa"/>
+            </w:tcMar>
+            <w:tcBorders>
+              <w:top w:val="single" w:sz="4" w:space="0" w:color="8AA0B4"/>
+              <w:left w:val="single" w:sz="4" w:space="0" w:color="8AA0B4"/>
+              <w:bottom w:val="single" w:sz="4" w:space="0" w:color="8AA0B4"/>
+              <w:right w:val="single" w:sz="4" w:space="0" w:color="8AA0B4"/>
+            </w:tcBorders>
+            <w:shd w:fill="FFFFFF" w:val="clear"/>
+          </w:tcPr>
+          <w:p>
+            <w:pPr>
+              <w:spacing w:before="0" w:after="0" w:line="252" w:lineRule="auto"/>
+              <w:jc w:val="left"/>
+            </w:pPr>
+            <w:r/>
+            <w:r>
+              <w:rPr>
+                <w:rFonts w:ascii="Calibri" w:hAnsi="Calibri" w:eastAsia="Calibri"/>
+                <w:b w:val="0"/>
+                <w:color w:val="1A1A1A"/>
+                <w:sz w:val="18"/>
+              </w:rPr>
+              <w:t>Not yet tested — infrastructure rebuild / provider failover scheduled for Q3 2026</w:t>
+            </w:r>
+          </w:p>
+        </w:tc>
+      </w:tr>
+      <w:tr>
+        <w:trPr>
+          <w:trHeight w:val="964"/>
+        </w:trPr>
+        <w:tc>
+          <w:tcPr>
+            <w:tcW w:type="dxa" w:w="3402"/>
+            <w:vAlign w:val="center"/>
+            <w:tcMar>
+              <w:top w:w="40" w:type="dxa"/>
+              <w:left w:w="60" w:type="dxa"/>
+              <w:bottom w:w="40" w:type="dxa"/>
+              <w:right w:w="60" w:type="dxa"/>
+            </w:tcMar>
+            <w:tcBorders>
+              <w:top w:val="single" w:sz="4" w:space="0" w:color="8AA0B4"/>
+              <w:left w:val="single" w:sz="4" w:space="0" w:color="8AA0B4"/>
+              <w:bottom w:val="single" w:sz="4" w:space="0" w:color="8AA0B4"/>
+              <w:right w:val="single" w:sz="4" w:space="0" w:color="8AA0B4"/>
+            </w:tcBorders>
+            <w:shd w:fill="F4F7FA" w:val="clear"/>
+          </w:tcPr>
+          <w:p>
+            <w:pPr>
+              <w:spacing w:before="0" w:after="0" w:line="252" w:lineRule="auto"/>
+              <w:jc w:val="left"/>
+            </w:pPr>
+            <w:r/>
+            <w:r>
+              <w:rPr>
+                <w:rFonts w:ascii="Calibri" w:hAnsi="Calibri" w:eastAsia="Calibri"/>
+                <w:b/>
+                <w:color w:val="1A1A1A"/>
+                <w:sz w:val="18"/>
+              </w:rPr>
+              <w:t>Logging &amp; Monitoring</w:t>
+            </w:r>
+          </w:p>
+        </w:tc>
+        <w:tc>
+          <w:tcPr>
+            <w:tcW w:type="dxa" w:w="6803"/>
             <w:vAlign w:val="center"/>
             <w:tcMar>
               <w:top w:w="40" w:type="dxa"/>
@@ -1930,15 +2191,15 @@
                 <w:rFonts w:ascii="Calibri" w:hAnsi="Calibri" w:eastAsia="Calibri"/>
                 <w:b w:val="0"/>
                 <w:color w:val="1A1A1A"/>
-                <w:sz w:val="16"/>
+                <w:sz w:val="18"/>
               </w:rPr>
-              <w:t>Build definitions in source control; versioned artefacts</w:t>
+              <w:t>Insufficient monitoring, sensitive data in logs, or loss of audit evidence</w:t>
             </w:r>
           </w:p>
         </w:tc>
         <w:tc>
           <w:tcPr>
-            <w:tcW w:type="dxa" w:w="3515"/>
+            <w:tcW w:type="dxa" w:w="9071"/>
             <w:vAlign w:val="center"/>
             <w:tcMar>
               <w:top w:w="40" w:type="dxa"/>
@@ -1965,90 +2226,20 @@
                 <w:rFonts w:ascii="Calibri" w:hAnsi="Calibri" w:eastAsia="Calibri"/>
                 <w:b w:val="0"/>
                 <w:color w:val="1A1A1A"/>
-                <w:sz w:val="16"/>
+                <w:sz w:val="18"/>
               </w:rPr>
-              <w:t>Rebuild the build host from definitions in source control; Technical Lead runs a known-good build</w:t>
-            </w:r>
-          </w:p>
-        </w:tc>
-        <w:tc>
-          <w:tcPr>
-            <w:tcW w:type="dxa" w:w="2268"/>
-            <w:vAlign w:val="center"/>
-            <w:tcMar>
-              <w:top w:w="40" w:type="dxa"/>
-              <w:left w:w="60" w:type="dxa"/>
-              <w:bottom w:w="40" w:type="dxa"/>
-              <w:right w:w="60" w:type="dxa"/>
-            </w:tcMar>
-            <w:tcBorders>
-              <w:top w:val="single" w:sz="4" w:space="0" w:color="8AA0B4"/>
-              <w:left w:val="single" w:sz="4" w:space="0" w:color="8AA0B4"/>
-              <w:bottom w:val="single" w:sz="4" w:space="0" w:color="8AA0B4"/>
-              <w:right w:val="single" w:sz="4" w:space="0" w:color="8AA0B4"/>
-            </w:tcBorders>
-            <w:shd w:fill="82C785" w:val="clear"/>
-          </w:tcPr>
-          <w:p>
-            <w:pPr>
-              <w:spacing w:before="0" w:after="0" w:line="252" w:lineRule="auto"/>
-              <w:jc w:val="center"/>
-            </w:pPr>
-            <w:r/>
-            <w:r>
-              <w:rPr>
-                <w:rFonts w:ascii="Calibri" w:hAnsi="Calibri" w:eastAsia="Calibri"/>
-                <w:b/>
-                <w:color w:val="1A1A1A"/>
-                <w:sz w:val="16"/>
-              </w:rPr>
-              <w:t>Yes — VPN / remote; rebuild on an alternate host</w:t>
-            </w:r>
-          </w:p>
-        </w:tc>
-        <w:tc>
-          <w:tcPr>
-            <w:tcW w:type="dxa" w:w="2608"/>
-            <w:vAlign w:val="center"/>
-            <w:tcMar>
-              <w:top w:w="40" w:type="dxa"/>
-              <w:left w:w="60" w:type="dxa"/>
-              <w:bottom w:w="40" w:type="dxa"/>
-              <w:right w:w="60" w:type="dxa"/>
-            </w:tcMar>
-            <w:tcBorders>
-              <w:top w:val="single" w:sz="4" w:space="0" w:color="8AA0B4"/>
-              <w:left w:val="single" w:sz="4" w:space="0" w:color="8AA0B4"/>
-              <w:bottom w:val="single" w:sz="4" w:space="0" w:color="8AA0B4"/>
-              <w:right w:val="single" w:sz="4" w:space="0" w:color="8AA0B4"/>
-            </w:tcBorders>
-            <w:shd w:fill="F4D03F" w:val="clear"/>
-          </w:tcPr>
-          <w:p>
-            <w:pPr>
-              <w:spacing w:before="0" w:after="0" w:line="252" w:lineRule="auto"/>
-              <w:jc w:val="center"/>
-            </w:pPr>
-            <w:r/>
-            <w:r>
-              <w:rPr>
-                <w:rFonts w:ascii="Calibri" w:hAnsi="Calibri" w:eastAsia="Calibri"/>
-                <w:b/>
-                <w:color w:val="1A1A1A"/>
-                <w:sz w:val="16"/>
-              </w:rPr>
-              <w:t>Partial — Technical Lead designated as backup</w:t>
+              <w:t>Not yet tested — platform restore and alert-to-ticket failover scheduled for Q3 2026</w:t>
             </w:r>
           </w:p>
         </w:tc>
       </w:tr>
       <w:tr>
         <w:trPr>
-          <w:trHeight w:val="1219"/>
+          <w:trHeight w:val="964"/>
         </w:trPr>
         <w:tc>
           <w:tcPr>
-            <w:tcW w:type="dxa" w:w="1928"/>
+            <w:tcW w:type="dxa" w:w="3402"/>
             <w:vAlign w:val="center"/>
             <w:tcMar>
               <w:top w:w="40" w:type="dxa"/>
@@ -2075,15 +2266,15 @@
                 <w:rFonts w:ascii="Calibri" w:hAnsi="Calibri" w:eastAsia="Calibri"/>
                 <w:b/>
                 <w:color w:val="1A1A1A"/>
-                <w:sz w:val="16"/>
+                <w:sz w:val="18"/>
               </w:rPr>
-              <w:t>CI/CD Pipeline Management</w:t>
+              <w:t>Incident Management</w:t>
             </w:r>
           </w:p>
         </w:tc>
         <w:tc>
           <w:tcPr>
-            <w:tcW w:type="dxa" w:w="2608"/>
+            <w:tcW w:type="dxa" w:w="6803"/>
             <w:vAlign w:val="center"/>
             <w:tcMar>
               <w:top w:w="40" w:type="dxa"/>
@@ -2110,15 +2301,15 @@
                 <w:rFonts w:ascii="Calibri" w:hAnsi="Calibri" w:eastAsia="Calibri"/>
                 <w:b w:val="0"/>
                 <w:color w:val="1A1A1A"/>
-                <w:sz w:val="16"/>
+                <w:sz w:val="18"/>
               </w:rPr>
-              <w:t>Unauthorized or unapproved deployments resulting from misconfigured pipelines or bypassed controls</w:t>
+              <w:t>Recurrence of incidents resulting from inadequate root-cause analysis or bypassed change controls</w:t>
             </w:r>
           </w:p>
         </w:tc>
         <w:tc>
           <w:tcPr>
-            <w:tcW w:type="dxa" w:w="3175"/>
+            <w:tcW w:type="dxa" w:w="9071"/>
             <w:vAlign w:val="center"/>
             <w:tcMar>
               <w:top w:w="40" w:type="dxa"/>
@@ -2145,160 +2336,20 @@
                 <w:rFonts w:ascii="Calibri" w:hAnsi="Calibri" w:eastAsia="Calibri"/>
                 <w:b w:val="0"/>
                 <w:color w:val="1A1A1A"/>
-                <w:sz w:val="16"/>
+                <w:sz w:val="18"/>
               </w:rPr>
-              <w:t>CI/CD platform; pipeline administrator; production deploy credentials</w:t>
-            </w:r>
-          </w:p>
-        </w:tc>
-        <w:tc>
-          <w:tcPr>
-            <w:tcW w:type="dxa" w:w="3175"/>
-            <w:vAlign w:val="center"/>
-            <w:tcMar>
-              <w:top w:w="40" w:type="dxa"/>
-              <w:left w:w="60" w:type="dxa"/>
-              <w:bottom w:w="40" w:type="dxa"/>
-              <w:right w:w="60" w:type="dxa"/>
-            </w:tcMar>
-            <w:tcBorders>
-              <w:top w:val="single" w:sz="4" w:space="0" w:color="8AA0B4"/>
-              <w:left w:val="single" w:sz="4" w:space="0" w:color="8AA0B4"/>
-              <w:bottom w:val="single" w:sz="4" w:space="0" w:color="8AA0B4"/>
-              <w:right w:val="single" w:sz="4" w:space="0" w:color="8AA0B4"/>
-            </w:tcBorders>
-            <w:shd w:fill="FFFFFF" w:val="clear"/>
-          </w:tcPr>
-          <w:p>
-            <w:pPr>
-              <w:spacing w:before="0" w:after="0" w:line="252" w:lineRule="auto"/>
-              <w:jc w:val="left"/>
-            </w:pPr>
-            <w:r/>
-            <w:r>
-              <w:rPr>
-                <w:rFonts w:ascii="Calibri" w:hAnsi="Calibri" w:eastAsia="Calibri"/>
-                <w:b w:val="0"/>
-                <w:color w:val="1A1A1A"/>
-                <w:sz w:val="16"/>
-              </w:rPr>
-              <w:t>Approval gates; pipeline configuration in source control</w:t>
-            </w:r>
-          </w:p>
-        </w:tc>
-        <w:tc>
-          <w:tcPr>
-            <w:tcW w:type="dxa" w:w="3515"/>
-            <w:vAlign w:val="center"/>
-            <w:tcMar>
-              <w:top w:w="40" w:type="dxa"/>
-              <w:left w:w="60" w:type="dxa"/>
-              <w:bottom w:w="40" w:type="dxa"/>
-              <w:right w:w="60" w:type="dxa"/>
-            </w:tcMar>
-            <w:tcBorders>
-              <w:top w:val="single" w:sz="4" w:space="0" w:color="8AA0B4"/>
-              <w:left w:val="single" w:sz="4" w:space="0" w:color="8AA0B4"/>
-              <w:bottom w:val="single" w:sz="4" w:space="0" w:color="8AA0B4"/>
-              <w:right w:val="single" w:sz="4" w:space="0" w:color="8AA0B4"/>
-            </w:tcBorders>
-            <w:shd w:fill="FFFFFF" w:val="clear"/>
-          </w:tcPr>
-          <w:p>
-            <w:pPr>
-              <w:spacing w:before="0" w:after="0" w:line="252" w:lineRule="auto"/>
-              <w:jc w:val="left"/>
-            </w:pPr>
-            <w:r/>
-            <w:r>
-              <w:rPr>
-                <w:rFonts w:ascii="Calibri" w:hAnsi="Calibri" w:eastAsia="Calibri"/>
-                <w:b w:val="0"/>
-                <w:color w:val="1A1A1A"/>
-                <w:sz w:val="16"/>
-              </w:rPr>
-              <w:t>Restore pipelines from source-controlled config; manual deploy only with dual control if the platform is down</w:t>
-            </w:r>
-          </w:p>
-        </w:tc>
-        <w:tc>
-          <w:tcPr>
-            <w:tcW w:type="dxa" w:w="2268"/>
-            <w:vAlign w:val="center"/>
-            <w:tcMar>
-              <w:top w:w="40" w:type="dxa"/>
-              <w:left w:w="60" w:type="dxa"/>
-              <w:bottom w:w="40" w:type="dxa"/>
-              <w:right w:w="60" w:type="dxa"/>
-            </w:tcMar>
-            <w:tcBorders>
-              <w:top w:val="single" w:sz="4" w:space="0" w:color="8AA0B4"/>
-              <w:left w:val="single" w:sz="4" w:space="0" w:color="8AA0B4"/>
-              <w:bottom w:val="single" w:sz="4" w:space="0" w:color="8AA0B4"/>
-              <w:right w:val="single" w:sz="4" w:space="0" w:color="8AA0B4"/>
-            </w:tcBorders>
-            <w:shd w:fill="82C785" w:val="clear"/>
-          </w:tcPr>
-          <w:p>
-            <w:pPr>
-              <w:spacing w:before="0" w:after="0" w:line="252" w:lineRule="auto"/>
-              <w:jc w:val="center"/>
-            </w:pPr>
-            <w:r/>
-            <w:r>
-              <w:rPr>
-                <w:rFonts w:ascii="Calibri" w:hAnsi="Calibri" w:eastAsia="Calibri"/>
-                <w:b/>
-                <w:color w:val="1A1A1A"/>
-                <w:sz w:val="16"/>
-              </w:rPr>
-              <w:t>Yes — VPN / remote; alternate runner if needed</w:t>
-            </w:r>
-          </w:p>
-        </w:tc>
-        <w:tc>
-          <w:tcPr>
-            <w:tcW w:type="dxa" w:w="2608"/>
-            <w:vAlign w:val="center"/>
-            <w:tcMar>
-              <w:top w:w="40" w:type="dxa"/>
-              <w:left w:w="60" w:type="dxa"/>
-              <w:bottom w:w="40" w:type="dxa"/>
-              <w:right w:w="60" w:type="dxa"/>
-            </w:tcMar>
-            <w:tcBorders>
-              <w:top w:val="single" w:sz="4" w:space="0" w:color="8AA0B4"/>
-              <w:left w:val="single" w:sz="4" w:space="0" w:color="8AA0B4"/>
-              <w:bottom w:val="single" w:sz="4" w:space="0" w:color="8AA0B4"/>
-              <w:right w:val="single" w:sz="4" w:space="0" w:color="8AA0B4"/>
-            </w:tcBorders>
-            <w:shd w:fill="F4D03F" w:val="clear"/>
-          </w:tcPr>
-          <w:p>
-            <w:pPr>
-              <w:spacing w:before="0" w:after="0" w:line="252" w:lineRule="auto"/>
-              <w:jc w:val="center"/>
-            </w:pPr>
-            <w:r/>
-            <w:r>
-              <w:rPr>
-                <w:rFonts w:ascii="Calibri" w:hAnsi="Calibri" w:eastAsia="Calibri"/>
-                <w:b/>
-                <w:color w:val="1A1A1A"/>
-                <w:sz w:val="16"/>
-              </w:rPr>
-              <w:t>Partial — Technical Lead designated as backup</w:t>
+              <w:t>Remote incident-command is BAU; full failover of ticketing/monitoring not yet tested — scheduled for Q3 2026</w:t>
             </w:r>
           </w:p>
         </w:tc>
       </w:tr>
       <w:tr>
         <w:trPr>
-          <w:trHeight w:val="1219"/>
+          <w:trHeight w:val="964"/>
         </w:trPr>
         <w:tc>
           <w:tcPr>
-            <w:tcW w:type="dxa" w:w="1928"/>
+            <w:tcW w:type="dxa" w:w="3402"/>
             <w:vAlign w:val="center"/>
             <w:tcMar>
               <w:top w:w="40" w:type="dxa"/>
@@ -2325,15 +2376,15 @@
                 <w:rFonts w:ascii="Calibri" w:hAnsi="Calibri" w:eastAsia="Calibri"/>
                 <w:b/>
                 <w:color w:val="1A1A1A"/>
-                <w:sz w:val="16"/>
+                <w:sz w:val="18"/>
               </w:rPr>
-              <w:t>Release Deployment (Execution)</w:t>
+              <w:t>Decommissioning</w:t>
             </w:r>
           </w:p>
         </w:tc>
         <w:tc>
           <w:tcPr>
-            <w:tcW w:type="dxa" w:w="2608"/>
+            <w:tcW w:type="dxa" w:w="6803"/>
             <w:vAlign w:val="center"/>
             <w:tcMar>
               <w:top w:w="40" w:type="dxa"/>
@@ -2360,15 +2411,15 @@
                 <w:rFonts w:ascii="Calibri" w:hAnsi="Calibri" w:eastAsia="Calibri"/>
                 <w:b w:val="0"/>
                 <w:color w:val="1A1A1A"/>
-                <w:sz w:val="16"/>
+                <w:sz w:val="18"/>
               </w:rPr>
-              <w:t>System outages, data corruption, or unauthorized changes from inadequately tested or controlled deployments</w:t>
+              <w:t>Loss of required records or residual access resulting from incomplete decommissioning</w:t>
             </w:r>
           </w:p>
         </w:tc>
         <w:tc>
           <w:tcPr>
-            <w:tcW w:type="dxa" w:w="3175"/>
+            <w:tcW w:type="dxa" w:w="9071"/>
             <w:vAlign w:val="center"/>
             <w:tcMar>
               <w:top w:w="40" w:type="dxa"/>
@@ -2395,3149 +2446,9 @@
                 <w:rFonts w:ascii="Calibri" w:hAnsi="Calibri" w:eastAsia="Calibri"/>
                 <w:b w:val="0"/>
                 <w:color w:val="1A1A1A"/>
-                <w:sz w:val="16"/>
+                <w:sz w:val="18"/>
               </w:rPr>
-              <w:t>Release Engineer; production VPN path; the production environment itself</w:t>
-            </w:r>
-          </w:p>
-        </w:tc>
-        <w:tc>
-          <w:tcPr>
-            <w:tcW w:type="dxa" w:w="3175"/>
-            <w:vAlign w:val="center"/>
-            <w:tcMar>
-              <w:top w:w="40" w:type="dxa"/>
-              <w:left w:w="60" w:type="dxa"/>
-              <w:bottom w:w="40" w:type="dxa"/>
-              <w:right w:w="60" w:type="dxa"/>
-            </w:tcMar>
-            <w:tcBorders>
-              <w:top w:val="single" w:sz="4" w:space="0" w:color="8AA0B4"/>
-              <w:left w:val="single" w:sz="4" w:space="0" w:color="8AA0B4"/>
-              <w:bottom w:val="single" w:sz="4" w:space="0" w:color="8AA0B4"/>
-              <w:right w:val="single" w:sz="4" w:space="0" w:color="8AA0B4"/>
-            </w:tcBorders>
-            <w:shd w:fill="F4F7FA" w:val="clear"/>
-          </w:tcPr>
-          <w:p>
-            <w:pPr>
-              <w:spacing w:before="0" w:after="0" w:line="252" w:lineRule="auto"/>
-              <w:jc w:val="left"/>
-            </w:pPr>
-            <w:r/>
-            <w:r>
-              <w:rPr>
-                <w:rFonts w:ascii="Calibri" w:hAnsi="Calibri" w:eastAsia="Calibri"/>
-                <w:b w:val="0"/>
-                <w:color w:val="1A1A1A"/>
-                <w:sz w:val="16"/>
-              </w:rPr>
-              <w:t>Change ticket; rollback plan; avoid month-end, Friday, and pre-holiday deploys</w:t>
-            </w:r>
-          </w:p>
-        </w:tc>
-        <w:tc>
-          <w:tcPr>
-            <w:tcW w:type="dxa" w:w="3515"/>
-            <w:vAlign w:val="center"/>
-            <w:tcMar>
-              <w:top w:w="40" w:type="dxa"/>
-              <w:left w:w="60" w:type="dxa"/>
-              <w:bottom w:w="40" w:type="dxa"/>
-              <w:right w:w="60" w:type="dxa"/>
-            </w:tcMar>
-            <w:tcBorders>
-              <w:top w:val="single" w:sz="4" w:space="0" w:color="8AA0B4"/>
-              <w:left w:val="single" w:sz="4" w:space="0" w:color="8AA0B4"/>
-              <w:bottom w:val="single" w:sz="4" w:space="0" w:color="8AA0B4"/>
-              <w:right w:val="single" w:sz="4" w:space="0" w:color="8AA0B4"/>
-            </w:tcBorders>
-            <w:shd w:fill="F4F7FA" w:val="clear"/>
-          </w:tcPr>
-          <w:p>
-            <w:pPr>
-              <w:spacing w:before="0" w:after="0" w:line="252" w:lineRule="auto"/>
-              <w:jc w:val="left"/>
-            </w:pPr>
-            <w:r/>
-            <w:r>
-              <w:rPr>
-                <w:rFonts w:ascii="Calibri" w:hAnsi="Calibri" w:eastAsia="Calibri"/>
-                <w:b w:val="0"/>
-                <w:color w:val="1A1A1A"/>
-                <w:sz w:val="16"/>
-              </w:rPr>
-              <w:t>Technical Lead executes the runbook; roll back to the previous package; delay any non-urgent release</w:t>
-            </w:r>
-          </w:p>
-        </w:tc>
-        <w:tc>
-          <w:tcPr>
-            <w:tcW w:type="dxa" w:w="2268"/>
-            <w:vAlign w:val="center"/>
-            <w:tcMar>
-              <w:top w:w="40" w:type="dxa"/>
-              <w:left w:w="60" w:type="dxa"/>
-              <w:bottom w:w="40" w:type="dxa"/>
-              <w:right w:w="60" w:type="dxa"/>
-            </w:tcMar>
-            <w:tcBorders>
-              <w:top w:val="single" w:sz="4" w:space="0" w:color="8AA0B4"/>
-              <w:left w:val="single" w:sz="4" w:space="0" w:color="8AA0B4"/>
-              <w:bottom w:val="single" w:sz="4" w:space="0" w:color="8AA0B4"/>
-              <w:right w:val="single" w:sz="4" w:space="0" w:color="8AA0B4"/>
-            </w:tcBorders>
-            <w:shd w:fill="82C785" w:val="clear"/>
-          </w:tcPr>
-          <w:p>
-            <w:pPr>
-              <w:spacing w:before="0" w:after="0" w:line="252" w:lineRule="auto"/>
-              <w:jc w:val="center"/>
-            </w:pPr>
-            <w:r/>
-            <w:r>
-              <w:rPr>
-                <w:rFonts w:ascii="Calibri" w:hAnsi="Calibri" w:eastAsia="Calibri"/>
-                <w:b/>
-                <w:color w:val="1A1A1A"/>
-                <w:sz w:val="16"/>
-              </w:rPr>
-              <w:t>Yes — VPN to production</w:t>
-            </w:r>
-          </w:p>
-        </w:tc>
-        <w:tc>
-          <w:tcPr>
-            <w:tcW w:type="dxa" w:w="2608"/>
-            <w:vAlign w:val="center"/>
-            <w:tcMar>
-              <w:top w:w="40" w:type="dxa"/>
-              <w:left w:w="60" w:type="dxa"/>
-              <w:bottom w:w="40" w:type="dxa"/>
-              <w:right w:w="60" w:type="dxa"/>
-            </w:tcMar>
-            <w:tcBorders>
-              <w:top w:val="single" w:sz="4" w:space="0" w:color="8AA0B4"/>
-              <w:left w:val="single" w:sz="4" w:space="0" w:color="8AA0B4"/>
-              <w:bottom w:val="single" w:sz="4" w:space="0" w:color="8AA0B4"/>
-              <w:right w:val="single" w:sz="4" w:space="0" w:color="8AA0B4"/>
-            </w:tcBorders>
-            <w:shd w:fill="F4D03F" w:val="clear"/>
-          </w:tcPr>
-          <w:p>
-            <w:pPr>
-              <w:spacing w:before="0" w:after="0" w:line="252" w:lineRule="auto"/>
-              <w:jc w:val="center"/>
-            </w:pPr>
-            <w:r/>
-            <w:r>
-              <w:rPr>
-                <w:rFonts w:ascii="Calibri" w:hAnsi="Calibri" w:eastAsia="Calibri"/>
-                <w:b/>
-                <w:color w:val="1A1A1A"/>
-                <w:sz w:val="16"/>
-              </w:rPr>
-              <w:t>Partial — Technical Lead designated as backup</w:t>
-            </w:r>
-          </w:p>
-        </w:tc>
-      </w:tr>
-      <w:tr>
-        <w:trPr>
-          <w:trHeight w:val="1219"/>
-        </w:trPr>
-        <w:tc>
-          <w:tcPr>
-            <w:tcW w:type="dxa" w:w="1928"/>
-            <w:vAlign w:val="center"/>
-            <w:tcMar>
-              <w:top w:w="40" w:type="dxa"/>
-              <w:left w:w="60" w:type="dxa"/>
-              <w:bottom w:w="40" w:type="dxa"/>
-              <w:right w:w="60" w:type="dxa"/>
-            </w:tcMar>
-            <w:tcBorders>
-              <w:top w:val="single" w:sz="4" w:space="0" w:color="8AA0B4"/>
-              <w:left w:val="single" w:sz="4" w:space="0" w:color="8AA0B4"/>
-              <w:bottom w:val="single" w:sz="4" w:space="0" w:color="8AA0B4"/>
-              <w:right w:val="single" w:sz="4" w:space="0" w:color="8AA0B4"/>
-            </w:tcBorders>
-            <w:shd w:fill="FFFFFF" w:val="clear"/>
-          </w:tcPr>
-          <w:p>
-            <w:pPr>
-              <w:spacing w:before="0" w:after="0" w:line="252" w:lineRule="auto"/>
-              <w:jc w:val="left"/>
-            </w:pPr>
-            <w:r/>
-            <w:r>
-              <w:rPr>
-                <w:rFonts w:ascii="Calibri" w:hAnsi="Calibri" w:eastAsia="Calibri"/>
-                <w:b/>
-                <w:color w:val="1A1A1A"/>
-                <w:sz w:val="16"/>
-              </w:rPr>
-              <w:t>Database &amp; Data Structure Management</w:t>
-            </w:r>
-          </w:p>
-        </w:tc>
-        <w:tc>
-          <w:tcPr>
-            <w:tcW w:type="dxa" w:w="2608"/>
-            <w:vAlign w:val="center"/>
-            <w:tcMar>
-              <w:top w:w="40" w:type="dxa"/>
-              <w:left w:w="60" w:type="dxa"/>
-              <w:bottom w:w="40" w:type="dxa"/>
-              <w:right w:w="60" w:type="dxa"/>
-            </w:tcMar>
-            <w:tcBorders>
-              <w:top w:val="single" w:sz="4" w:space="0" w:color="8AA0B4"/>
-              <w:left w:val="single" w:sz="4" w:space="0" w:color="8AA0B4"/>
-              <w:bottom w:val="single" w:sz="4" w:space="0" w:color="8AA0B4"/>
-              <w:right w:val="single" w:sz="4" w:space="0" w:color="8AA0B4"/>
-            </w:tcBorders>
-            <w:shd w:fill="FFFFFF" w:val="clear"/>
-          </w:tcPr>
-          <w:p>
-            <w:pPr>
-              <w:spacing w:before="0" w:after="0" w:line="252" w:lineRule="auto"/>
-              <w:jc w:val="left"/>
-            </w:pPr>
-            <w:r/>
-            <w:r>
-              <w:rPr>
-                <w:rFonts w:ascii="Calibri" w:hAnsi="Calibri" w:eastAsia="Calibri"/>
-                <w:b w:val="0"/>
-                <w:color w:val="1A1A1A"/>
-                <w:sz w:val="16"/>
-              </w:rPr>
-              <w:t>Data loss, corruption, or unauthorized access resulting from poorly controlled database changes</w:t>
-            </w:r>
-          </w:p>
-        </w:tc>
-        <w:tc>
-          <w:tcPr>
-            <w:tcW w:type="dxa" w:w="3175"/>
-            <w:vAlign w:val="center"/>
-            <w:tcMar>
-              <w:top w:w="40" w:type="dxa"/>
-              <w:left w:w="60" w:type="dxa"/>
-              <w:bottom w:w="40" w:type="dxa"/>
-              <w:right w:w="60" w:type="dxa"/>
-            </w:tcMar>
-            <w:tcBorders>
-              <w:top w:val="single" w:sz="4" w:space="0" w:color="8AA0B4"/>
-              <w:left w:val="single" w:sz="4" w:space="0" w:color="8AA0B4"/>
-              <w:bottom w:val="single" w:sz="4" w:space="0" w:color="8AA0B4"/>
-              <w:right w:val="single" w:sz="4" w:space="0" w:color="8AA0B4"/>
-            </w:tcBorders>
-            <w:shd w:fill="FFFFFF" w:val="clear"/>
-          </w:tcPr>
-          <w:p>
-            <w:pPr>
-              <w:spacing w:before="0" w:after="0" w:line="252" w:lineRule="auto"/>
-              <w:jc w:val="left"/>
-            </w:pPr>
-            <w:r/>
-            <w:r>
-              <w:rPr>
-                <w:rFonts w:ascii="Calibri" w:hAnsi="Calibri" w:eastAsia="Calibri"/>
-                <w:b w:val="0"/>
-                <w:color w:val="1A1A1A"/>
-                <w:sz w:val="16"/>
-              </w:rPr>
-              <w:t>Database Administrator; the database platform; backups stored in only one place</w:t>
-            </w:r>
-          </w:p>
-        </w:tc>
-        <w:tc>
-          <w:tcPr>
-            <w:tcW w:type="dxa" w:w="3175"/>
-            <w:vAlign w:val="center"/>
-            <w:tcMar>
-              <w:top w:w="40" w:type="dxa"/>
-              <w:left w:w="60" w:type="dxa"/>
-              <w:bottom w:w="40" w:type="dxa"/>
-              <w:right w:w="60" w:type="dxa"/>
-            </w:tcMar>
-            <w:tcBorders>
-              <w:top w:val="single" w:sz="4" w:space="0" w:color="8AA0B4"/>
-              <w:left w:val="single" w:sz="4" w:space="0" w:color="8AA0B4"/>
-              <w:bottom w:val="single" w:sz="4" w:space="0" w:color="8AA0B4"/>
-              <w:right w:val="single" w:sz="4" w:space="0" w:color="8AA0B4"/>
-            </w:tcBorders>
-            <w:shd w:fill="FFFFFF" w:val="clear"/>
-          </w:tcPr>
-          <w:p>
-            <w:pPr>
-              <w:spacing w:before="0" w:after="0" w:line="252" w:lineRule="auto"/>
-              <w:jc w:val="left"/>
-            </w:pPr>
-            <w:r/>
-            <w:r>
-              <w:rPr>
-                <w:rFonts w:ascii="Calibri" w:hAnsi="Calibri" w:eastAsia="Calibri"/>
-                <w:b w:val="0"/>
-                <w:color w:val="1A1A1A"/>
-                <w:sz w:val="16"/>
-              </w:rPr>
-              <w:t>Scripted changes; backup/restore; controlled access grants; VPN</w:t>
-            </w:r>
-          </w:p>
-        </w:tc>
-        <w:tc>
-          <w:tcPr>
-            <w:tcW w:type="dxa" w:w="3515"/>
-            <w:vAlign w:val="center"/>
-            <w:tcMar>
-              <w:top w:w="40" w:type="dxa"/>
-              <w:left w:w="60" w:type="dxa"/>
-              <w:bottom w:w="40" w:type="dxa"/>
-              <w:right w:w="60" w:type="dxa"/>
-            </w:tcMar>
-            <w:tcBorders>
-              <w:top w:val="single" w:sz="4" w:space="0" w:color="8AA0B4"/>
-              <w:left w:val="single" w:sz="4" w:space="0" w:color="8AA0B4"/>
-              <w:bottom w:val="single" w:sz="4" w:space="0" w:color="8AA0B4"/>
-              <w:right w:val="single" w:sz="4" w:space="0" w:color="8AA0B4"/>
-            </w:tcBorders>
-            <w:shd w:fill="FFFFFF" w:val="clear"/>
-          </w:tcPr>
-          <w:p>
-            <w:pPr>
-              <w:spacing w:before="0" w:after="0" w:line="252" w:lineRule="auto"/>
-              <w:jc w:val="left"/>
-            </w:pPr>
-            <w:r/>
-            <w:r>
-              <w:rPr>
-                <w:rFonts w:ascii="Calibri" w:hAnsi="Calibri" w:eastAsia="Calibri"/>
-                <w:b w:val="0"/>
-                <w:color w:val="1A1A1A"/>
-                <w:sz w:val="16"/>
-              </w:rPr>
-              <w:t>Restore from backup; Senior Developer applies scripted changes only; call the platform vendor if the engine is down</w:t>
-            </w:r>
-          </w:p>
-        </w:tc>
-        <w:tc>
-          <w:tcPr>
-            <w:tcW w:type="dxa" w:w="2268"/>
-            <w:vAlign w:val="center"/>
-            <w:tcMar>
-              <w:top w:w="40" w:type="dxa"/>
-              <w:left w:w="60" w:type="dxa"/>
-              <w:bottom w:w="40" w:type="dxa"/>
-              <w:right w:w="60" w:type="dxa"/>
-            </w:tcMar>
-            <w:tcBorders>
-              <w:top w:val="single" w:sz="4" w:space="0" w:color="8AA0B4"/>
-              <w:left w:val="single" w:sz="4" w:space="0" w:color="8AA0B4"/>
-              <w:bottom w:val="single" w:sz="4" w:space="0" w:color="8AA0B4"/>
-              <w:right w:val="single" w:sz="4" w:space="0" w:color="8AA0B4"/>
-            </w:tcBorders>
-            <w:shd w:fill="82C785" w:val="clear"/>
-          </w:tcPr>
-          <w:p>
-            <w:pPr>
-              <w:spacing w:before="0" w:after="0" w:line="252" w:lineRule="auto"/>
-              <w:jc w:val="center"/>
-            </w:pPr>
-            <w:r/>
-            <w:r>
-              <w:rPr>
-                <w:rFonts w:ascii="Calibri" w:hAnsi="Calibri" w:eastAsia="Calibri"/>
-                <w:b/>
-                <w:color w:val="1A1A1A"/>
-                <w:sz w:val="16"/>
-              </w:rPr>
-              <w:t>Yes — VPN; restore onto an alternate host if the primary is lost</w:t>
-            </w:r>
-          </w:p>
-        </w:tc>
-        <w:tc>
-          <w:tcPr>
-            <w:tcW w:type="dxa" w:w="2608"/>
-            <w:vAlign w:val="center"/>
-            <w:tcMar>
-              <w:top w:w="40" w:type="dxa"/>
-              <w:left w:w="60" w:type="dxa"/>
-              <w:bottom w:w="40" w:type="dxa"/>
-              <w:right w:w="60" w:type="dxa"/>
-            </w:tcMar>
-            <w:tcBorders>
-              <w:top w:val="single" w:sz="4" w:space="0" w:color="8AA0B4"/>
-              <w:left w:val="single" w:sz="4" w:space="0" w:color="8AA0B4"/>
-              <w:bottom w:val="single" w:sz="4" w:space="0" w:color="8AA0B4"/>
-              <w:right w:val="single" w:sz="4" w:space="0" w:color="8AA0B4"/>
-            </w:tcBorders>
-            <w:shd w:fill="F4D03F" w:val="clear"/>
-          </w:tcPr>
-          <w:p>
-            <w:pPr>
-              <w:spacing w:before="0" w:after="0" w:line="252" w:lineRule="auto"/>
-              <w:jc w:val="center"/>
-            </w:pPr>
-            <w:r/>
-            <w:r>
-              <w:rPr>
-                <w:rFonts w:ascii="Calibri" w:hAnsi="Calibri" w:eastAsia="Calibri"/>
-                <w:b/>
-                <w:color w:val="1A1A1A"/>
-                <w:sz w:val="16"/>
-              </w:rPr>
-              <w:t>Partial — Senior Developer designated for scripted changes, not full DBA cover</w:t>
-            </w:r>
-          </w:p>
-        </w:tc>
-      </w:tr>
-      <w:tr>
-        <w:trPr>
-          <w:trHeight w:val="1219"/>
-        </w:trPr>
-        <w:tc>
-          <w:tcPr>
-            <w:tcW w:type="dxa" w:w="1928"/>
-            <w:vAlign w:val="center"/>
-            <w:tcMar>
-              <w:top w:w="40" w:type="dxa"/>
-              <w:left w:w="60" w:type="dxa"/>
-              <w:bottom w:w="40" w:type="dxa"/>
-              <w:right w:w="60" w:type="dxa"/>
-            </w:tcMar>
-            <w:tcBorders>
-              <w:top w:val="single" w:sz="4" w:space="0" w:color="8AA0B4"/>
-              <w:left w:val="single" w:sz="4" w:space="0" w:color="8AA0B4"/>
-              <w:bottom w:val="single" w:sz="4" w:space="0" w:color="8AA0B4"/>
-              <w:right w:val="single" w:sz="4" w:space="0" w:color="8AA0B4"/>
-            </w:tcBorders>
-            <w:shd w:fill="F4F7FA" w:val="clear"/>
-          </w:tcPr>
-          <w:p>
-            <w:pPr>
-              <w:spacing w:before="0" w:after="0" w:line="252" w:lineRule="auto"/>
-              <w:jc w:val="left"/>
-            </w:pPr>
-            <w:r/>
-            <w:r>
-              <w:rPr>
-                <w:rFonts w:ascii="Calibri" w:hAnsi="Calibri" w:eastAsia="Calibri"/>
-                <w:b/>
-                <w:color w:val="1A1A1A"/>
-                <w:sz w:val="16"/>
-              </w:rPr>
-              <w:t>Third-Party &amp; Dependency Management</w:t>
-            </w:r>
-          </w:p>
-        </w:tc>
-        <w:tc>
-          <w:tcPr>
-            <w:tcW w:type="dxa" w:w="2608"/>
-            <w:vAlign w:val="center"/>
-            <w:tcMar>
-              <w:top w:w="40" w:type="dxa"/>
-              <w:left w:w="60" w:type="dxa"/>
-              <w:bottom w:w="40" w:type="dxa"/>
-              <w:right w:w="60" w:type="dxa"/>
-            </w:tcMar>
-            <w:tcBorders>
-              <w:top w:val="single" w:sz="4" w:space="0" w:color="8AA0B4"/>
-              <w:left w:val="single" w:sz="4" w:space="0" w:color="8AA0B4"/>
-              <w:bottom w:val="single" w:sz="4" w:space="0" w:color="8AA0B4"/>
-              <w:right w:val="single" w:sz="4" w:space="0" w:color="8AA0B4"/>
-            </w:tcBorders>
-            <w:shd w:fill="F4F7FA" w:val="clear"/>
-          </w:tcPr>
-          <w:p>
-            <w:pPr>
-              <w:spacing w:before="0" w:after="0" w:line="252" w:lineRule="auto"/>
-              <w:jc w:val="left"/>
-            </w:pPr>
-            <w:r/>
-            <w:r>
-              <w:rPr>
-                <w:rFonts w:ascii="Calibri" w:hAnsi="Calibri" w:eastAsia="Calibri"/>
-                <w:b w:val="0"/>
-                <w:color w:val="1A1A1A"/>
-                <w:sz w:val="16"/>
-              </w:rPr>
-              <w:t>Vulnerable, malicious, or non-compliant dependencies introduced into the codebase</w:t>
-            </w:r>
-          </w:p>
-        </w:tc>
-        <w:tc>
-          <w:tcPr>
-            <w:tcW w:type="dxa" w:w="3175"/>
-            <w:vAlign w:val="center"/>
-            <w:tcMar>
-              <w:top w:w="40" w:type="dxa"/>
-              <w:left w:w="60" w:type="dxa"/>
-              <w:bottom w:w="40" w:type="dxa"/>
-              <w:right w:w="60" w:type="dxa"/>
-            </w:tcMar>
-            <w:tcBorders>
-              <w:top w:val="single" w:sz="4" w:space="0" w:color="8AA0B4"/>
-              <w:left w:val="single" w:sz="4" w:space="0" w:color="8AA0B4"/>
-              <w:bottom w:val="single" w:sz="4" w:space="0" w:color="8AA0B4"/>
-              <w:right w:val="single" w:sz="4" w:space="0" w:color="8AA0B4"/>
-            </w:tcBorders>
-            <w:shd w:fill="F4F7FA" w:val="clear"/>
-          </w:tcPr>
-          <w:p>
-            <w:pPr>
-              <w:spacing w:before="0" w:after="0" w:line="252" w:lineRule="auto"/>
-              <w:jc w:val="left"/>
-            </w:pPr>
-            <w:r/>
-            <w:r>
-              <w:rPr>
-                <w:rFonts w:ascii="Calibri" w:hAnsi="Calibri" w:eastAsia="Calibri"/>
-                <w:b w:val="0"/>
-                <w:color w:val="1A1A1A"/>
-                <w:sz w:val="16"/>
-              </w:rPr>
-              <w:t>Technical Lead as the only person tracking licences and patches; a single artefact registry</w:t>
-            </w:r>
-          </w:p>
-        </w:tc>
-        <w:tc>
-          <w:tcPr>
-            <w:tcW w:type="dxa" w:w="3175"/>
-            <w:vAlign w:val="center"/>
-            <w:tcMar>
-              <w:top w:w="40" w:type="dxa"/>
-              <w:left w:w="60" w:type="dxa"/>
-              <w:bottom w:w="40" w:type="dxa"/>
-              <w:right w:w="60" w:type="dxa"/>
-            </w:tcMar>
-            <w:tcBorders>
-              <w:top w:val="single" w:sz="4" w:space="0" w:color="8AA0B4"/>
-              <w:left w:val="single" w:sz="4" w:space="0" w:color="8AA0B4"/>
-              <w:bottom w:val="single" w:sz="4" w:space="0" w:color="8AA0B4"/>
-              <w:right w:val="single" w:sz="4" w:space="0" w:color="8AA0B4"/>
-            </w:tcBorders>
-            <w:shd w:fill="F4F7FA" w:val="clear"/>
-          </w:tcPr>
-          <w:p>
-            <w:pPr>
-              <w:spacing w:before="0" w:after="0" w:line="252" w:lineRule="auto"/>
-              <w:jc w:val="left"/>
-            </w:pPr>
-            <w:r/>
-            <w:r>
-              <w:rPr>
-                <w:rFonts w:ascii="Calibri" w:hAnsi="Calibri" w:eastAsia="Calibri"/>
-                <w:b w:val="0"/>
-                <w:color w:val="1A1A1A"/>
-                <w:sz w:val="16"/>
-              </w:rPr>
-              <w:t>Dependency/licence inventory; vendor security advisories</w:t>
-            </w:r>
-          </w:p>
-        </w:tc>
-        <w:tc>
-          <w:tcPr>
-            <w:tcW w:type="dxa" w:w="3515"/>
-            <w:vAlign w:val="center"/>
-            <w:tcMar>
-              <w:top w:w="40" w:type="dxa"/>
-              <w:left w:w="60" w:type="dxa"/>
-              <w:bottom w:w="40" w:type="dxa"/>
-              <w:right w:w="60" w:type="dxa"/>
-            </w:tcMar>
-            <w:tcBorders>
-              <w:top w:val="single" w:sz="4" w:space="0" w:color="8AA0B4"/>
-              <w:left w:val="single" w:sz="4" w:space="0" w:color="8AA0B4"/>
-              <w:bottom w:val="single" w:sz="4" w:space="0" w:color="8AA0B4"/>
-              <w:right w:val="single" w:sz="4" w:space="0" w:color="8AA0B4"/>
-            </w:tcBorders>
-            <w:shd w:fill="F4F7FA" w:val="clear"/>
-          </w:tcPr>
-          <w:p>
-            <w:pPr>
-              <w:spacing w:before="0" w:after="0" w:line="252" w:lineRule="auto"/>
-              <w:jc w:val="left"/>
-            </w:pPr>
-            <w:r/>
-            <w:r>
-              <w:rPr>
-                <w:rFonts w:ascii="Calibri" w:hAnsi="Calibri" w:eastAsia="Calibri"/>
-                <w:b w:val="0"/>
-                <w:color w:val="1A1A1A"/>
-                <w:sz w:val="16"/>
-              </w:rPr>
-              <w:t>DevOps Engineer applies vendor patches from the inventory and lockfiles; rebuild artefacts from the last known-good set</w:t>
-            </w:r>
-          </w:p>
-        </w:tc>
-        <w:tc>
-          <w:tcPr>
-            <w:tcW w:type="dxa" w:w="2268"/>
-            <w:vAlign w:val="center"/>
-            <w:tcMar>
-              <w:top w:w="40" w:type="dxa"/>
-              <w:left w:w="60" w:type="dxa"/>
-              <w:bottom w:w="40" w:type="dxa"/>
-              <w:right w:w="60" w:type="dxa"/>
-            </w:tcMar>
-            <w:tcBorders>
-              <w:top w:val="single" w:sz="4" w:space="0" w:color="8AA0B4"/>
-              <w:left w:val="single" w:sz="4" w:space="0" w:color="8AA0B4"/>
-              <w:bottom w:val="single" w:sz="4" w:space="0" w:color="8AA0B4"/>
-              <w:right w:val="single" w:sz="4" w:space="0" w:color="8AA0B4"/>
-            </w:tcBorders>
-            <w:shd w:fill="82C785" w:val="clear"/>
-          </w:tcPr>
-          <w:p>
-            <w:pPr>
-              <w:spacing w:before="0" w:after="0" w:line="252" w:lineRule="auto"/>
-              <w:jc w:val="center"/>
-            </w:pPr>
-            <w:r/>
-            <w:r>
-              <w:rPr>
-                <w:rFonts w:ascii="Calibri" w:hAnsi="Calibri" w:eastAsia="Calibri"/>
-                <w:b/>
-                <w:color w:val="1A1A1A"/>
-                <w:sz w:val="16"/>
-              </w:rPr>
-              <w:t>Yes — VPN / remote</w:t>
-            </w:r>
-          </w:p>
-        </w:tc>
-        <w:tc>
-          <w:tcPr>
-            <w:tcW w:type="dxa" w:w="2608"/>
-            <w:vAlign w:val="center"/>
-            <w:tcMar>
-              <w:top w:w="40" w:type="dxa"/>
-              <w:left w:w="60" w:type="dxa"/>
-              <w:bottom w:w="40" w:type="dxa"/>
-              <w:right w:w="60" w:type="dxa"/>
-            </w:tcMar>
-            <w:tcBorders>
-              <w:top w:val="single" w:sz="4" w:space="0" w:color="8AA0B4"/>
-              <w:left w:val="single" w:sz="4" w:space="0" w:color="8AA0B4"/>
-              <w:bottom w:val="single" w:sz="4" w:space="0" w:color="8AA0B4"/>
-              <w:right w:val="single" w:sz="4" w:space="0" w:color="8AA0B4"/>
-            </w:tcBorders>
-            <w:shd w:fill="F4D03F" w:val="clear"/>
-          </w:tcPr>
-          <w:p>
-            <w:pPr>
-              <w:spacing w:before="0" w:after="0" w:line="252" w:lineRule="auto"/>
-              <w:jc w:val="center"/>
-            </w:pPr>
-            <w:r/>
-            <w:r>
-              <w:rPr>
-                <w:rFonts w:ascii="Calibri" w:hAnsi="Calibri" w:eastAsia="Calibri"/>
-                <w:b/>
-                <w:color w:val="1A1A1A"/>
-                <w:sz w:val="16"/>
-              </w:rPr>
-              <w:t>Partial — DevOps Engineer designated as backup</w:t>
-            </w:r>
-          </w:p>
-        </w:tc>
-      </w:tr>
-      <w:tr>
-        <w:trPr>
-          <w:trHeight w:val="1219"/>
-        </w:trPr>
-        <w:tc>
-          <w:tcPr>
-            <w:tcW w:type="dxa" w:w="1928"/>
-            <w:vAlign w:val="center"/>
-            <w:tcMar>
-              <w:top w:w="40" w:type="dxa"/>
-              <w:left w:w="60" w:type="dxa"/>
-              <w:bottom w:w="40" w:type="dxa"/>
-              <w:right w:w="60" w:type="dxa"/>
-            </w:tcMar>
-            <w:tcBorders>
-              <w:top w:val="single" w:sz="4" w:space="0" w:color="8AA0B4"/>
-              <w:left w:val="single" w:sz="4" w:space="0" w:color="8AA0B4"/>
-              <w:bottom w:val="single" w:sz="4" w:space="0" w:color="8AA0B4"/>
-              <w:right w:val="single" w:sz="4" w:space="0" w:color="8AA0B4"/>
-            </w:tcBorders>
-            <w:shd w:fill="FFFFFF" w:val="clear"/>
-          </w:tcPr>
-          <w:p>
-            <w:pPr>
-              <w:spacing w:before="0" w:after="0" w:line="252" w:lineRule="auto"/>
-              <w:jc w:val="left"/>
-            </w:pPr>
-            <w:r/>
-            <w:r>
-              <w:rPr>
-                <w:rFonts w:ascii="Calibri" w:hAnsi="Calibri" w:eastAsia="Calibri"/>
-                <w:b/>
-                <w:color w:val="1A1A1A"/>
-                <w:sz w:val="16"/>
-              </w:rPr>
-              <w:t>Security &amp; Access Configuration</w:t>
-            </w:r>
-          </w:p>
-        </w:tc>
-        <w:tc>
-          <w:tcPr>
-            <w:tcW w:type="dxa" w:w="2608"/>
-            <w:vAlign w:val="center"/>
-            <w:tcMar>
-              <w:top w:w="40" w:type="dxa"/>
-              <w:left w:w="60" w:type="dxa"/>
-              <w:bottom w:w="40" w:type="dxa"/>
-              <w:right w:w="60" w:type="dxa"/>
-            </w:tcMar>
-            <w:tcBorders>
-              <w:top w:val="single" w:sz="4" w:space="0" w:color="8AA0B4"/>
-              <w:left w:val="single" w:sz="4" w:space="0" w:color="8AA0B4"/>
-              <w:bottom w:val="single" w:sz="4" w:space="0" w:color="8AA0B4"/>
-              <w:right w:val="single" w:sz="4" w:space="0" w:color="8AA0B4"/>
-            </w:tcBorders>
-            <w:shd w:fill="FFFFFF" w:val="clear"/>
-          </w:tcPr>
-          <w:p>
-            <w:pPr>
-              <w:spacing w:before="0" w:after="0" w:line="252" w:lineRule="auto"/>
-              <w:jc w:val="left"/>
-            </w:pPr>
-            <w:r/>
-            <w:r>
-              <w:rPr>
-                <w:rFonts w:ascii="Calibri" w:hAnsi="Calibri" w:eastAsia="Calibri"/>
-                <w:b w:val="0"/>
-                <w:color w:val="1A1A1A"/>
-                <w:sz w:val="16"/>
-              </w:rPr>
-              <w:t>Credential compromise, unauthorized access, or unremediated security vulnerabilities</w:t>
-            </w:r>
-          </w:p>
-        </w:tc>
-        <w:tc>
-          <w:tcPr>
-            <w:tcW w:type="dxa" w:w="3175"/>
-            <w:vAlign w:val="center"/>
-            <w:tcMar>
-              <w:top w:w="40" w:type="dxa"/>
-              <w:left w:w="60" w:type="dxa"/>
-              <w:bottom w:w="40" w:type="dxa"/>
-              <w:right w:w="60" w:type="dxa"/>
-            </w:tcMar>
-            <w:tcBorders>
-              <w:top w:val="single" w:sz="4" w:space="0" w:color="8AA0B4"/>
-              <w:left w:val="single" w:sz="4" w:space="0" w:color="8AA0B4"/>
-              <w:bottom w:val="single" w:sz="4" w:space="0" w:color="8AA0B4"/>
-              <w:right w:val="single" w:sz="4" w:space="0" w:color="8AA0B4"/>
-            </w:tcBorders>
-            <w:shd w:fill="FFFFFF" w:val="clear"/>
-          </w:tcPr>
-          <w:p>
-            <w:pPr>
-              <w:spacing w:before="0" w:after="0" w:line="252" w:lineRule="auto"/>
-              <w:jc w:val="left"/>
-            </w:pPr>
-            <w:r/>
-            <w:r>
-              <w:rPr>
-                <w:rFonts w:ascii="Calibri" w:hAnsi="Calibri" w:eastAsia="Calibri"/>
-                <w:b w:val="0"/>
-                <w:color w:val="1A1A1A"/>
-                <w:sz w:val="16"/>
-              </w:rPr>
-              <w:t>Security Administrator; identity directory; a single break-glass path</w:t>
-            </w:r>
-          </w:p>
-        </w:tc>
-        <w:tc>
-          <w:tcPr>
-            <w:tcW w:type="dxa" w:w="3175"/>
-            <w:vAlign w:val="center"/>
-            <w:tcMar>
-              <w:top w:w="40" w:type="dxa"/>
-              <w:left w:w="60" w:type="dxa"/>
-              <w:bottom w:w="40" w:type="dxa"/>
-              <w:right w:w="60" w:type="dxa"/>
-            </w:tcMar>
-            <w:tcBorders>
-              <w:top w:val="single" w:sz="4" w:space="0" w:color="8AA0B4"/>
-              <w:left w:val="single" w:sz="4" w:space="0" w:color="8AA0B4"/>
-              <w:bottom w:val="single" w:sz="4" w:space="0" w:color="8AA0B4"/>
-              <w:right w:val="single" w:sz="4" w:space="0" w:color="8AA0B4"/>
-            </w:tcBorders>
-            <w:shd w:fill="FFFFFF" w:val="clear"/>
-          </w:tcPr>
-          <w:p>
-            <w:pPr>
-              <w:spacing w:before="0" w:after="0" w:line="252" w:lineRule="auto"/>
-              <w:jc w:val="left"/>
-            </w:pPr>
-            <w:r/>
-            <w:r>
-              <w:rPr>
-                <w:rFonts w:ascii="Calibri" w:hAnsi="Calibri" w:eastAsia="Calibri"/>
-                <w:b w:val="0"/>
-                <w:color w:val="1A1A1A"/>
-                <w:sz w:val="16"/>
-              </w:rPr>
-              <w:t>Access requests via ticketing portal; HR joiner–mover–leaver notices; periodic access review</w:t>
-            </w:r>
-          </w:p>
-        </w:tc>
-        <w:tc>
-          <w:tcPr>
-            <w:tcW w:type="dxa" w:w="3515"/>
-            <w:vAlign w:val="center"/>
-            <w:tcMar>
-              <w:top w:w="40" w:type="dxa"/>
-              <w:left w:w="60" w:type="dxa"/>
-              <w:bottom w:w="40" w:type="dxa"/>
-              <w:right w:w="60" w:type="dxa"/>
-            </w:tcMar>
-            <w:tcBorders>
-              <w:top w:val="single" w:sz="4" w:space="0" w:color="8AA0B4"/>
-              <w:left w:val="single" w:sz="4" w:space="0" w:color="8AA0B4"/>
-              <w:bottom w:val="single" w:sz="4" w:space="0" w:color="8AA0B4"/>
-              <w:right w:val="single" w:sz="4" w:space="0" w:color="8AA0B4"/>
-            </w:tcBorders>
-            <w:shd w:fill="FFFFFF" w:val="clear"/>
-          </w:tcPr>
-          <w:p>
-            <w:pPr>
-              <w:spacing w:before="0" w:after="0" w:line="252" w:lineRule="auto"/>
-              <w:jc w:val="left"/>
-            </w:pPr>
-            <w:r/>
-            <w:r>
-              <w:rPr>
-                <w:rFonts w:ascii="Calibri" w:hAnsi="Calibri" w:eastAsia="Calibri"/>
-                <w:b w:val="0"/>
-                <w:color w:val="1A1A1A"/>
-                <w:sz w:val="16"/>
-              </w:rPr>
-              <w:t>Technical Lead uses the documented break-glass admin; restore the directory from backup; HR-driven leaver disable</w:t>
-            </w:r>
-          </w:p>
-        </w:tc>
-        <w:tc>
-          <w:tcPr>
-            <w:tcW w:type="dxa" w:w="2268"/>
-            <w:vAlign w:val="center"/>
-            <w:tcMar>
-              <w:top w:w="40" w:type="dxa"/>
-              <w:left w:w="60" w:type="dxa"/>
-              <w:bottom w:w="40" w:type="dxa"/>
-              <w:right w:w="60" w:type="dxa"/>
-            </w:tcMar>
-            <w:tcBorders>
-              <w:top w:val="single" w:sz="4" w:space="0" w:color="8AA0B4"/>
-              <w:left w:val="single" w:sz="4" w:space="0" w:color="8AA0B4"/>
-              <w:bottom w:val="single" w:sz="4" w:space="0" w:color="8AA0B4"/>
-              <w:right w:val="single" w:sz="4" w:space="0" w:color="8AA0B4"/>
-            </w:tcBorders>
-            <w:shd w:fill="82C785" w:val="clear"/>
-          </w:tcPr>
-          <w:p>
-            <w:pPr>
-              <w:spacing w:before="0" w:after="0" w:line="252" w:lineRule="auto"/>
-              <w:jc w:val="center"/>
-            </w:pPr>
-            <w:r/>
-            <w:r>
-              <w:rPr>
-                <w:rFonts w:ascii="Calibri" w:hAnsi="Calibri" w:eastAsia="Calibri"/>
-                <w:b/>
-                <w:color w:val="1A1A1A"/>
-                <w:sz w:val="16"/>
-              </w:rPr>
-              <w:t>Yes — VPN / admin console</w:t>
-            </w:r>
-          </w:p>
-        </w:tc>
-        <w:tc>
-          <w:tcPr>
-            <w:tcW w:type="dxa" w:w="2608"/>
-            <w:vAlign w:val="center"/>
-            <w:tcMar>
-              <w:top w:w="40" w:type="dxa"/>
-              <w:left w:w="60" w:type="dxa"/>
-              <w:bottom w:w="40" w:type="dxa"/>
-              <w:right w:w="60" w:type="dxa"/>
-            </w:tcMar>
-            <w:tcBorders>
-              <w:top w:val="single" w:sz="4" w:space="0" w:color="8AA0B4"/>
-              <w:left w:val="single" w:sz="4" w:space="0" w:color="8AA0B4"/>
-              <w:bottom w:val="single" w:sz="4" w:space="0" w:color="8AA0B4"/>
-              <w:right w:val="single" w:sz="4" w:space="0" w:color="8AA0B4"/>
-            </w:tcBorders>
-            <w:shd w:fill="F4D03F" w:val="clear"/>
-          </w:tcPr>
-          <w:p>
-            <w:pPr>
-              <w:spacing w:before="0" w:after="0" w:line="252" w:lineRule="auto"/>
-              <w:jc w:val="center"/>
-            </w:pPr>
-            <w:r/>
-            <w:r>
-              <w:rPr>
-                <w:rFonts w:ascii="Calibri" w:hAnsi="Calibri" w:eastAsia="Calibri"/>
-                <w:b/>
-                <w:color w:val="1A1A1A"/>
-                <w:sz w:val="16"/>
-              </w:rPr>
-              <w:t>Partial — Technical Lead designated as backup</w:t>
-            </w:r>
-          </w:p>
-        </w:tc>
-      </w:tr>
-      <w:tr>
-        <w:trPr>
-          <w:trHeight w:val="1219"/>
-        </w:trPr>
-        <w:tc>
-          <w:tcPr>
-            <w:tcW w:type="dxa" w:w="1928"/>
-            <w:vAlign w:val="center"/>
-            <w:tcMar>
-              <w:top w:w="40" w:type="dxa"/>
-              <w:left w:w="60" w:type="dxa"/>
-              <w:bottom w:w="40" w:type="dxa"/>
-              <w:right w:w="60" w:type="dxa"/>
-            </w:tcMar>
-            <w:tcBorders>
-              <w:top w:val="single" w:sz="4" w:space="0" w:color="8AA0B4"/>
-              <w:left w:val="single" w:sz="4" w:space="0" w:color="8AA0B4"/>
-              <w:bottom w:val="single" w:sz="4" w:space="0" w:color="8AA0B4"/>
-              <w:right w:val="single" w:sz="4" w:space="0" w:color="8AA0B4"/>
-            </w:tcBorders>
-            <w:shd w:fill="F4F7FA" w:val="clear"/>
-          </w:tcPr>
-          <w:p>
-            <w:pPr>
-              <w:spacing w:before="0" w:after="0" w:line="252" w:lineRule="auto"/>
-              <w:jc w:val="left"/>
-            </w:pPr>
-            <w:r/>
-            <w:r>
-              <w:rPr>
-                <w:rFonts w:ascii="Calibri" w:hAnsi="Calibri" w:eastAsia="Calibri"/>
-                <w:b/>
-                <w:color w:val="1A1A1A"/>
-                <w:sz w:val="16"/>
-              </w:rPr>
-              <w:t>Environment Management</w:t>
-            </w:r>
-          </w:p>
-        </w:tc>
-        <w:tc>
-          <w:tcPr>
-            <w:tcW w:type="dxa" w:w="2608"/>
-            <w:vAlign w:val="center"/>
-            <w:tcMar>
-              <w:top w:w="40" w:type="dxa"/>
-              <w:left w:w="60" w:type="dxa"/>
-              <w:bottom w:w="40" w:type="dxa"/>
-              <w:right w:w="60" w:type="dxa"/>
-            </w:tcMar>
-            <w:tcBorders>
-              <w:top w:val="single" w:sz="4" w:space="0" w:color="8AA0B4"/>
-              <w:left w:val="single" w:sz="4" w:space="0" w:color="8AA0B4"/>
-              <w:bottom w:val="single" w:sz="4" w:space="0" w:color="8AA0B4"/>
-              <w:right w:val="single" w:sz="4" w:space="0" w:color="8AA0B4"/>
-            </w:tcBorders>
-            <w:shd w:fill="F4F7FA" w:val="clear"/>
-          </w:tcPr>
-          <w:p>
-            <w:pPr>
-              <w:spacing w:before="0" w:after="0" w:line="252" w:lineRule="auto"/>
-              <w:jc w:val="left"/>
-            </w:pPr>
-            <w:r/>
-            <w:r>
-              <w:rPr>
-                <w:rFonts w:ascii="Calibri" w:hAnsi="Calibri" w:eastAsia="Calibri"/>
-                <w:b w:val="0"/>
-                <w:color w:val="1A1A1A"/>
-                <w:sz w:val="16"/>
-              </w:rPr>
-              <w:t>Production data exposure or misconfiguration resulting from poorly controlled environments</w:t>
-            </w:r>
-          </w:p>
-        </w:tc>
-        <w:tc>
-          <w:tcPr>
-            <w:tcW w:type="dxa" w:w="3175"/>
-            <w:vAlign w:val="center"/>
-            <w:tcMar>
-              <w:top w:w="40" w:type="dxa"/>
-              <w:left w:w="60" w:type="dxa"/>
-              <w:bottom w:w="40" w:type="dxa"/>
-              <w:right w:w="60" w:type="dxa"/>
-            </w:tcMar>
-            <w:tcBorders>
-              <w:top w:val="single" w:sz="4" w:space="0" w:color="8AA0B4"/>
-              <w:left w:val="single" w:sz="4" w:space="0" w:color="8AA0B4"/>
-              <w:bottom w:val="single" w:sz="4" w:space="0" w:color="8AA0B4"/>
-              <w:right w:val="single" w:sz="4" w:space="0" w:color="8AA0B4"/>
-            </w:tcBorders>
-            <w:shd w:fill="F4F7FA" w:val="clear"/>
-          </w:tcPr>
-          <w:p>
-            <w:pPr>
-              <w:spacing w:before="0" w:after="0" w:line="252" w:lineRule="auto"/>
-              <w:jc w:val="left"/>
-            </w:pPr>
-            <w:r/>
-            <w:r>
-              <w:rPr>
-                <w:rFonts w:ascii="Calibri" w:hAnsi="Calibri" w:eastAsia="Calibri"/>
-                <w:b w:val="0"/>
-                <w:color w:val="1A1A1A"/>
-                <w:sz w:val="16"/>
-              </w:rPr>
-              <w:t>DevOps Engineer; cloud account owner; environment config not stored in source control</w:t>
-            </w:r>
-          </w:p>
-        </w:tc>
-        <w:tc>
-          <w:tcPr>
-            <w:tcW w:type="dxa" w:w="3175"/>
-            <w:vAlign w:val="center"/>
-            <w:tcMar>
-              <w:top w:w="40" w:type="dxa"/>
-              <w:left w:w="60" w:type="dxa"/>
-              <w:bottom w:w="40" w:type="dxa"/>
-              <w:right w:w="60" w:type="dxa"/>
-            </w:tcMar>
-            <w:tcBorders>
-              <w:top w:val="single" w:sz="4" w:space="0" w:color="8AA0B4"/>
-              <w:left w:val="single" w:sz="4" w:space="0" w:color="8AA0B4"/>
-              <w:bottom w:val="single" w:sz="4" w:space="0" w:color="8AA0B4"/>
-              <w:right w:val="single" w:sz="4" w:space="0" w:color="8AA0B4"/>
-            </w:tcBorders>
-            <w:shd w:fill="F4F7FA" w:val="clear"/>
-          </w:tcPr>
-          <w:p>
-            <w:pPr>
-              <w:spacing w:before="0" w:after="0" w:line="252" w:lineRule="auto"/>
-              <w:jc w:val="left"/>
-            </w:pPr>
-            <w:r/>
-            <w:r>
-              <w:rPr>
-                <w:rFonts w:ascii="Calibri" w:hAnsi="Calibri" w:eastAsia="Calibri"/>
-                <w:b w:val="0"/>
-                <w:color w:val="1A1A1A"/>
-                <w:sz w:val="16"/>
-              </w:rPr>
-              <w:t>Configuration baselines; data-masking rules for non-production</w:t>
-            </w:r>
-          </w:p>
-        </w:tc>
-        <w:tc>
-          <w:tcPr>
-            <w:tcW w:type="dxa" w:w="3515"/>
-            <w:vAlign w:val="center"/>
-            <w:tcMar>
-              <w:top w:w="40" w:type="dxa"/>
-              <w:left w:w="60" w:type="dxa"/>
-              <w:bottom w:w="40" w:type="dxa"/>
-              <w:right w:w="60" w:type="dxa"/>
-            </w:tcMar>
-            <w:tcBorders>
-              <w:top w:val="single" w:sz="4" w:space="0" w:color="8AA0B4"/>
-              <w:left w:val="single" w:sz="4" w:space="0" w:color="8AA0B4"/>
-              <w:bottom w:val="single" w:sz="4" w:space="0" w:color="8AA0B4"/>
-              <w:right w:val="single" w:sz="4" w:space="0" w:color="8AA0B4"/>
-            </w:tcBorders>
-            <w:shd w:fill="F4F7FA" w:val="clear"/>
-          </w:tcPr>
-          <w:p>
-            <w:pPr>
-              <w:spacing w:before="0" w:after="0" w:line="252" w:lineRule="auto"/>
-              <w:jc w:val="left"/>
-            </w:pPr>
-            <w:r/>
-            <w:r>
-              <w:rPr>
-                <w:rFonts w:ascii="Calibri" w:hAnsi="Calibri" w:eastAsia="Calibri"/>
-                <w:b w:val="0"/>
-                <w:color w:val="1A1A1A"/>
-                <w:sz w:val="16"/>
-              </w:rPr>
-              <w:t>Rebuild the environment from the documented baseline (or infrastructure-as-code if present); Technical Lead</w:t>
-            </w:r>
-          </w:p>
-        </w:tc>
-        <w:tc>
-          <w:tcPr>
-            <w:tcW w:type="dxa" w:w="2268"/>
-            <w:vAlign w:val="center"/>
-            <w:tcMar>
-              <w:top w:w="40" w:type="dxa"/>
-              <w:left w:w="60" w:type="dxa"/>
-              <w:bottom w:w="40" w:type="dxa"/>
-              <w:right w:w="60" w:type="dxa"/>
-            </w:tcMar>
-            <w:tcBorders>
-              <w:top w:val="single" w:sz="4" w:space="0" w:color="8AA0B4"/>
-              <w:left w:val="single" w:sz="4" w:space="0" w:color="8AA0B4"/>
-              <w:bottom w:val="single" w:sz="4" w:space="0" w:color="8AA0B4"/>
-              <w:right w:val="single" w:sz="4" w:space="0" w:color="8AA0B4"/>
-            </w:tcBorders>
-            <w:shd w:fill="82C785" w:val="clear"/>
-          </w:tcPr>
-          <w:p>
-            <w:pPr>
-              <w:spacing w:before="0" w:after="0" w:line="252" w:lineRule="auto"/>
-              <w:jc w:val="center"/>
-            </w:pPr>
-            <w:r/>
-            <w:r>
-              <w:rPr>
-                <w:rFonts w:ascii="Calibri" w:hAnsi="Calibri" w:eastAsia="Calibri"/>
-                <w:b/>
-                <w:color w:val="1A1A1A"/>
-                <w:sz w:val="16"/>
-              </w:rPr>
-              <w:t>Yes — cloud console via VPN from any site</w:t>
-            </w:r>
-          </w:p>
-        </w:tc>
-        <w:tc>
-          <w:tcPr>
-            <w:tcW w:type="dxa" w:w="2608"/>
-            <w:vAlign w:val="center"/>
-            <w:tcMar>
-              <w:top w:w="40" w:type="dxa"/>
-              <w:left w:w="60" w:type="dxa"/>
-              <w:bottom w:w="40" w:type="dxa"/>
-              <w:right w:w="60" w:type="dxa"/>
-            </w:tcMar>
-            <w:tcBorders>
-              <w:top w:val="single" w:sz="4" w:space="0" w:color="8AA0B4"/>
-              <w:left w:val="single" w:sz="4" w:space="0" w:color="8AA0B4"/>
-              <w:bottom w:val="single" w:sz="4" w:space="0" w:color="8AA0B4"/>
-              <w:right w:val="single" w:sz="4" w:space="0" w:color="8AA0B4"/>
-            </w:tcBorders>
-            <w:shd w:fill="F4D03F" w:val="clear"/>
-          </w:tcPr>
-          <w:p>
-            <w:pPr>
-              <w:spacing w:before="0" w:after="0" w:line="252" w:lineRule="auto"/>
-              <w:jc w:val="center"/>
-            </w:pPr>
-            <w:r/>
-            <w:r>
-              <w:rPr>
-                <w:rFonts w:ascii="Calibri" w:hAnsi="Calibri" w:eastAsia="Calibri"/>
-                <w:b/>
-                <w:color w:val="1A1A1A"/>
-                <w:sz w:val="16"/>
-              </w:rPr>
-              <w:t>Partial — Technical Lead designated as backup</w:t>
-            </w:r>
-          </w:p>
-        </w:tc>
-      </w:tr>
-      <w:tr>
-        <w:trPr>
-          <w:trHeight w:val="1219"/>
-        </w:trPr>
-        <w:tc>
-          <w:tcPr>
-            <w:tcW w:type="dxa" w:w="1928"/>
-            <w:vAlign w:val="center"/>
-            <w:tcMar>
-              <w:top w:w="40" w:type="dxa"/>
-              <w:left w:w="60" w:type="dxa"/>
-              <w:bottom w:w="40" w:type="dxa"/>
-              <w:right w:w="60" w:type="dxa"/>
-            </w:tcMar>
-            <w:tcBorders>
-              <w:top w:val="single" w:sz="4" w:space="0" w:color="8AA0B4"/>
-              <w:left w:val="single" w:sz="4" w:space="0" w:color="8AA0B4"/>
-              <w:bottom w:val="single" w:sz="4" w:space="0" w:color="8AA0B4"/>
-              <w:right w:val="single" w:sz="4" w:space="0" w:color="8AA0B4"/>
-            </w:tcBorders>
-            <w:shd w:fill="FFFFFF" w:val="clear"/>
-          </w:tcPr>
-          <w:p>
-            <w:pPr>
-              <w:spacing w:before="0" w:after="0" w:line="252" w:lineRule="auto"/>
-              <w:jc w:val="left"/>
-            </w:pPr>
-            <w:r/>
-            <w:r>
-              <w:rPr>
-                <w:rFonts w:ascii="Calibri" w:hAnsi="Calibri" w:eastAsia="Calibri"/>
-                <w:b/>
-                <w:color w:val="1A1A1A"/>
-                <w:sz w:val="16"/>
-              </w:rPr>
-              <w:t>Data Handling &amp; ETL</w:t>
-            </w:r>
-          </w:p>
-        </w:tc>
-        <w:tc>
-          <w:tcPr>
-            <w:tcW w:type="dxa" w:w="2608"/>
-            <w:vAlign w:val="center"/>
-            <w:tcMar>
-              <w:top w:w="40" w:type="dxa"/>
-              <w:left w:w="60" w:type="dxa"/>
-              <w:bottom w:w="40" w:type="dxa"/>
-              <w:right w:w="60" w:type="dxa"/>
-            </w:tcMar>
-            <w:tcBorders>
-              <w:top w:val="single" w:sz="4" w:space="0" w:color="8AA0B4"/>
-              <w:left w:val="single" w:sz="4" w:space="0" w:color="8AA0B4"/>
-              <w:bottom w:val="single" w:sz="4" w:space="0" w:color="8AA0B4"/>
-              <w:right w:val="single" w:sz="4" w:space="0" w:color="8AA0B4"/>
-            </w:tcBorders>
-            <w:shd w:fill="FFFFFF" w:val="clear"/>
-          </w:tcPr>
-          <w:p>
-            <w:pPr>
-              <w:spacing w:before="0" w:after="0" w:line="252" w:lineRule="auto"/>
-              <w:jc w:val="left"/>
-            </w:pPr>
-            <w:r/>
-            <w:r>
-              <w:rPr>
-                <w:rFonts w:ascii="Calibri" w:hAnsi="Calibri" w:eastAsia="Calibri"/>
-                <w:b w:val="0"/>
-                <w:color w:val="1A1A1A"/>
-                <w:sz w:val="16"/>
-              </w:rPr>
-              <w:t>Data leakage, corruption, or privacy violations during the movement of data</w:t>
-            </w:r>
-          </w:p>
-        </w:tc>
-        <w:tc>
-          <w:tcPr>
-            <w:tcW w:type="dxa" w:w="3175"/>
-            <w:vAlign w:val="center"/>
-            <w:tcMar>
-              <w:top w:w="40" w:type="dxa"/>
-              <w:left w:w="60" w:type="dxa"/>
-              <w:bottom w:w="40" w:type="dxa"/>
-              <w:right w:w="60" w:type="dxa"/>
-            </w:tcMar>
-            <w:tcBorders>
-              <w:top w:val="single" w:sz="4" w:space="0" w:color="8AA0B4"/>
-              <w:left w:val="single" w:sz="4" w:space="0" w:color="8AA0B4"/>
-              <w:bottom w:val="single" w:sz="4" w:space="0" w:color="8AA0B4"/>
-              <w:right w:val="single" w:sz="4" w:space="0" w:color="8AA0B4"/>
-            </w:tcBorders>
-            <w:shd w:fill="FFFFFF" w:val="clear"/>
-          </w:tcPr>
-          <w:p>
-            <w:pPr>
-              <w:spacing w:before="0" w:after="0" w:line="252" w:lineRule="auto"/>
-              <w:jc w:val="left"/>
-            </w:pPr>
-            <w:r/>
-            <w:r>
-              <w:rPr>
-                <w:rFonts w:ascii="Calibri" w:hAnsi="Calibri" w:eastAsia="Calibri"/>
-                <w:b w:val="0"/>
-                <w:color w:val="1A1A1A"/>
-                <w:sz w:val="16"/>
-              </w:rPr>
-              <w:t>Data Engineer; ETL platform; source Oracle ERP / operational database availability</w:t>
-            </w:r>
-          </w:p>
-        </w:tc>
-        <w:tc>
-          <w:tcPr>
-            <w:tcW w:type="dxa" w:w="3175"/>
-            <w:vAlign w:val="center"/>
-            <w:tcMar>
-              <w:top w:w="40" w:type="dxa"/>
-              <w:left w:w="60" w:type="dxa"/>
-              <w:bottom w:w="40" w:type="dxa"/>
-              <w:right w:w="60" w:type="dxa"/>
-            </w:tcMar>
-            <w:tcBorders>
-              <w:top w:val="single" w:sz="4" w:space="0" w:color="8AA0B4"/>
-              <w:left w:val="single" w:sz="4" w:space="0" w:color="8AA0B4"/>
-              <w:bottom w:val="single" w:sz="4" w:space="0" w:color="8AA0B4"/>
-              <w:right w:val="single" w:sz="4" w:space="0" w:color="8AA0B4"/>
-            </w:tcBorders>
-            <w:shd w:fill="FFFFFF" w:val="clear"/>
-          </w:tcPr>
-          <w:p>
-            <w:pPr>
-              <w:spacing w:before="0" w:after="0" w:line="252" w:lineRule="auto"/>
-              <w:jc w:val="left"/>
-            </w:pPr>
-            <w:r/>
-            <w:r>
-              <w:rPr>
-                <w:rFonts w:ascii="Calibri" w:hAnsi="Calibri" w:eastAsia="Calibri"/>
-                <w:b w:val="0"/>
-                <w:color w:val="1A1A1A"/>
-                <w:sz w:val="16"/>
-              </w:rPr>
-              <w:t>Mapping specifications; load logs; data-quality exception records; VPN</w:t>
-            </w:r>
-          </w:p>
-        </w:tc>
-        <w:tc>
-          <w:tcPr>
-            <w:tcW w:type="dxa" w:w="3515"/>
-            <w:vAlign w:val="center"/>
-            <w:tcMar>
-              <w:top w:w="40" w:type="dxa"/>
-              <w:left w:w="60" w:type="dxa"/>
-              <w:bottom w:w="40" w:type="dxa"/>
-              <w:right w:w="60" w:type="dxa"/>
-            </w:tcMar>
-            <w:tcBorders>
-              <w:top w:val="single" w:sz="4" w:space="0" w:color="8AA0B4"/>
-              <w:left w:val="single" w:sz="4" w:space="0" w:color="8AA0B4"/>
-              <w:bottom w:val="single" w:sz="4" w:space="0" w:color="8AA0B4"/>
-              <w:right w:val="single" w:sz="4" w:space="0" w:color="8AA0B4"/>
-            </w:tcBorders>
-            <w:shd w:fill="FFFFFF" w:val="clear"/>
-          </w:tcPr>
-          <w:p>
-            <w:pPr>
-              <w:spacing w:before="0" w:after="0" w:line="252" w:lineRule="auto"/>
-              <w:jc w:val="left"/>
-            </w:pPr>
-            <w:r/>
-            <w:r>
-              <w:rPr>
-                <w:rFonts w:ascii="Calibri" w:hAnsi="Calibri" w:eastAsia="Calibri"/>
-                <w:b w:val="0"/>
-                <w:color w:val="1A1A1A"/>
-                <w:sz w:val="16"/>
-              </w:rPr>
-              <w:t>Database Administrator re-runs documented jobs; restore mappings from the repository; delay non-close jobs</w:t>
-            </w:r>
-          </w:p>
-        </w:tc>
-        <w:tc>
-          <w:tcPr>
-            <w:tcW w:type="dxa" w:w="2268"/>
-            <w:vAlign w:val="center"/>
-            <w:tcMar>
-              <w:top w:w="40" w:type="dxa"/>
-              <w:left w:w="60" w:type="dxa"/>
-              <w:bottom w:w="40" w:type="dxa"/>
-              <w:right w:w="60" w:type="dxa"/>
-            </w:tcMar>
-            <w:tcBorders>
-              <w:top w:val="single" w:sz="4" w:space="0" w:color="8AA0B4"/>
-              <w:left w:val="single" w:sz="4" w:space="0" w:color="8AA0B4"/>
-              <w:bottom w:val="single" w:sz="4" w:space="0" w:color="8AA0B4"/>
-              <w:right w:val="single" w:sz="4" w:space="0" w:color="8AA0B4"/>
-            </w:tcBorders>
-            <w:shd w:fill="82C785" w:val="clear"/>
-          </w:tcPr>
-          <w:p>
-            <w:pPr>
-              <w:spacing w:before="0" w:after="0" w:line="252" w:lineRule="auto"/>
-              <w:jc w:val="center"/>
-            </w:pPr>
-            <w:r/>
-            <w:r>
-              <w:rPr>
-                <w:rFonts w:ascii="Calibri" w:hAnsi="Calibri" w:eastAsia="Calibri"/>
-                <w:b/>
-                <w:color w:val="1A1A1A"/>
-                <w:sz w:val="16"/>
-              </w:rPr>
-              <w:t>Yes — VPN to source and target systems</w:t>
-            </w:r>
-          </w:p>
-        </w:tc>
-        <w:tc>
-          <w:tcPr>
-            <w:tcW w:type="dxa" w:w="2608"/>
-            <w:vAlign w:val="center"/>
-            <w:tcMar>
-              <w:top w:w="40" w:type="dxa"/>
-              <w:left w:w="60" w:type="dxa"/>
-              <w:bottom w:w="40" w:type="dxa"/>
-              <w:right w:w="60" w:type="dxa"/>
-            </w:tcMar>
-            <w:tcBorders>
-              <w:top w:val="single" w:sz="4" w:space="0" w:color="8AA0B4"/>
-              <w:left w:val="single" w:sz="4" w:space="0" w:color="8AA0B4"/>
-              <w:bottom w:val="single" w:sz="4" w:space="0" w:color="8AA0B4"/>
-              <w:right w:val="single" w:sz="4" w:space="0" w:color="8AA0B4"/>
-            </w:tcBorders>
-            <w:shd w:fill="F4D03F" w:val="clear"/>
-          </w:tcPr>
-          <w:p>
-            <w:pPr>
-              <w:spacing w:before="0" w:after="0" w:line="252" w:lineRule="auto"/>
-              <w:jc w:val="center"/>
-            </w:pPr>
-            <w:r/>
-            <w:r>
-              <w:rPr>
-                <w:rFonts w:ascii="Calibri" w:hAnsi="Calibri" w:eastAsia="Calibri"/>
-                <w:b/>
-                <w:color w:val="1A1A1A"/>
-                <w:sz w:val="16"/>
-              </w:rPr>
-              <w:t>Partial — Database Administrator designated for documented jobs</w:t>
-            </w:r>
-          </w:p>
-        </w:tc>
-      </w:tr>
-      <w:tr>
-        <w:trPr>
-          <w:trHeight w:val="1219"/>
-        </w:trPr>
-        <w:tc>
-          <w:tcPr>
-            <w:tcW w:type="dxa" w:w="1928"/>
-            <w:vAlign w:val="center"/>
-            <w:tcMar>
-              <w:top w:w="40" w:type="dxa"/>
-              <w:left w:w="60" w:type="dxa"/>
-              <w:bottom w:w="40" w:type="dxa"/>
-              <w:right w:w="60" w:type="dxa"/>
-            </w:tcMar>
-            <w:tcBorders>
-              <w:top w:val="single" w:sz="4" w:space="0" w:color="8AA0B4"/>
-              <w:left w:val="single" w:sz="4" w:space="0" w:color="8AA0B4"/>
-              <w:bottom w:val="single" w:sz="4" w:space="0" w:color="8AA0B4"/>
-              <w:right w:val="single" w:sz="4" w:space="0" w:color="8AA0B4"/>
-            </w:tcBorders>
-            <w:shd w:fill="F4F7FA" w:val="clear"/>
-          </w:tcPr>
-          <w:p>
-            <w:pPr>
-              <w:spacing w:before="0" w:after="0" w:line="252" w:lineRule="auto"/>
-              <w:jc w:val="left"/>
-            </w:pPr>
-            <w:r/>
-            <w:r>
-              <w:rPr>
-                <w:rFonts w:ascii="Calibri" w:hAnsi="Calibri" w:eastAsia="Calibri"/>
-                <w:b/>
-                <w:color w:val="1A1A1A"/>
-                <w:sz w:val="16"/>
-              </w:rPr>
-              <w:t>Production Support &amp; Troubleshooting</w:t>
-            </w:r>
-          </w:p>
-        </w:tc>
-        <w:tc>
-          <w:tcPr>
-            <w:tcW w:type="dxa" w:w="2608"/>
-            <w:vAlign w:val="center"/>
-            <w:tcMar>
-              <w:top w:w="40" w:type="dxa"/>
-              <w:left w:w="60" w:type="dxa"/>
-              <w:bottom w:w="40" w:type="dxa"/>
-              <w:right w:w="60" w:type="dxa"/>
-            </w:tcMar>
-            <w:tcBorders>
-              <w:top w:val="single" w:sz="4" w:space="0" w:color="8AA0B4"/>
-              <w:left w:val="single" w:sz="4" w:space="0" w:color="8AA0B4"/>
-              <w:bottom w:val="single" w:sz="4" w:space="0" w:color="8AA0B4"/>
-              <w:right w:val="single" w:sz="4" w:space="0" w:color="8AA0B4"/>
-            </w:tcBorders>
-            <w:shd w:fill="F4F7FA" w:val="clear"/>
-          </w:tcPr>
-          <w:p>
-            <w:pPr>
-              <w:spacing w:before="0" w:after="0" w:line="252" w:lineRule="auto"/>
-              <w:jc w:val="left"/>
-            </w:pPr>
-            <w:r/>
-            <w:r>
-              <w:rPr>
-                <w:rFonts w:ascii="Calibri" w:hAnsi="Calibri" w:eastAsia="Calibri"/>
-                <w:b w:val="0"/>
-                <w:color w:val="1A1A1A"/>
-                <w:sz w:val="16"/>
-              </w:rPr>
-              <w:t>Unauthorized production changes or service disruption from inadequately controlled support activities</w:t>
-            </w:r>
-          </w:p>
-        </w:tc>
-        <w:tc>
-          <w:tcPr>
-            <w:tcW w:type="dxa" w:w="3175"/>
-            <w:vAlign w:val="center"/>
-            <w:tcMar>
-              <w:top w:w="40" w:type="dxa"/>
-              <w:left w:w="60" w:type="dxa"/>
-              <w:bottom w:w="40" w:type="dxa"/>
-              <w:right w:w="60" w:type="dxa"/>
-            </w:tcMar>
-            <w:tcBorders>
-              <w:top w:val="single" w:sz="4" w:space="0" w:color="8AA0B4"/>
-              <w:left w:val="single" w:sz="4" w:space="0" w:color="8AA0B4"/>
-              <w:bottom w:val="single" w:sz="4" w:space="0" w:color="8AA0B4"/>
-              <w:right w:val="single" w:sz="4" w:space="0" w:color="8AA0B4"/>
-            </w:tcBorders>
-            <w:shd w:fill="F4F7FA" w:val="clear"/>
-          </w:tcPr>
-          <w:p>
-            <w:pPr>
-              <w:spacing w:before="0" w:after="0" w:line="252" w:lineRule="auto"/>
-              <w:jc w:val="left"/>
-            </w:pPr>
-            <w:r/>
-            <w:r>
-              <w:rPr>
-                <w:rFonts w:ascii="Calibri" w:hAnsi="Calibri" w:eastAsia="Calibri"/>
-                <w:b w:val="0"/>
-                <w:color w:val="1A1A1A"/>
-                <w:sz w:val="16"/>
-              </w:rPr>
-              <w:t>Support Lead; ticketing portal; VPN to client production; Oracle vendor support hours</w:t>
-            </w:r>
-          </w:p>
-        </w:tc>
-        <w:tc>
-          <w:tcPr>
-            <w:tcW w:type="dxa" w:w="3175"/>
-            <w:vAlign w:val="center"/>
-            <w:tcMar>
-              <w:top w:w="40" w:type="dxa"/>
-              <w:left w:w="60" w:type="dxa"/>
-              <w:bottom w:w="40" w:type="dxa"/>
-              <w:right w:w="60" w:type="dxa"/>
-            </w:tcMar>
-            <w:tcBorders>
-              <w:top w:val="single" w:sz="4" w:space="0" w:color="8AA0B4"/>
-              <w:left w:val="single" w:sz="4" w:space="0" w:color="8AA0B4"/>
-              <w:bottom w:val="single" w:sz="4" w:space="0" w:color="8AA0B4"/>
-              <w:right w:val="single" w:sz="4" w:space="0" w:color="8AA0B4"/>
-            </w:tcBorders>
-            <w:shd w:fill="F4F7FA" w:val="clear"/>
-          </w:tcPr>
-          <w:p>
-            <w:pPr>
-              <w:spacing w:before="0" w:after="0" w:line="252" w:lineRule="auto"/>
-              <w:jc w:val="left"/>
-            </w:pPr>
-            <w:r/>
-            <w:r>
-              <w:rPr>
-                <w:rFonts w:ascii="Calibri" w:hAnsi="Calibri" w:eastAsia="Calibri"/>
-                <w:b w:val="0"/>
-                <w:color w:val="1A1A1A"/>
-                <w:sz w:val="16"/>
-              </w:rPr>
-              <w:t>Ticket history; SLA terms; runbooks; monitoring; escalation contacts</w:t>
-            </w:r>
-          </w:p>
-        </w:tc>
-        <w:tc>
-          <w:tcPr>
-            <w:tcW w:type="dxa" w:w="3515"/>
-            <w:vAlign w:val="center"/>
-            <w:tcMar>
-              <w:top w:w="40" w:type="dxa"/>
-              <w:left w:w="60" w:type="dxa"/>
-              <w:bottom w:w="40" w:type="dxa"/>
-              <w:right w:w="60" w:type="dxa"/>
-            </w:tcMar>
-            <w:tcBorders>
-              <w:top w:val="single" w:sz="4" w:space="0" w:color="8AA0B4"/>
-              <w:left w:val="single" w:sz="4" w:space="0" w:color="8AA0B4"/>
-              <w:bottom w:val="single" w:sz="4" w:space="0" w:color="8AA0B4"/>
-              <w:right w:val="single" w:sz="4" w:space="0" w:color="8AA0B4"/>
-            </w:tcBorders>
-            <w:shd w:fill="F4F7FA" w:val="clear"/>
-          </w:tcPr>
-          <w:p>
-            <w:pPr>
-              <w:spacing w:before="0" w:after="0" w:line="252" w:lineRule="auto"/>
-              <w:jc w:val="left"/>
-            </w:pPr>
-            <w:r/>
-            <w:r>
-              <w:rPr>
-                <w:rFonts w:ascii="Calibri" w:hAnsi="Calibri" w:eastAsia="Calibri"/>
-                <w:b w:val="0"/>
-                <w:color w:val="1A1A1A"/>
-                <w:sz w:val="16"/>
-              </w:rPr>
-              <w:t>Senior Developer follows runbooks; escalate to Oracle/cloud vendor; use the on-call rota</w:t>
-            </w:r>
-          </w:p>
-        </w:tc>
-        <w:tc>
-          <w:tcPr>
-            <w:tcW w:type="dxa" w:w="2268"/>
-            <w:vAlign w:val="center"/>
-            <w:tcMar>
-              <w:top w:w="40" w:type="dxa"/>
-              <w:left w:w="60" w:type="dxa"/>
-              <w:bottom w:w="40" w:type="dxa"/>
-              <w:right w:w="60" w:type="dxa"/>
-            </w:tcMar>
-            <w:tcBorders>
-              <w:top w:val="single" w:sz="4" w:space="0" w:color="8AA0B4"/>
-              <w:left w:val="single" w:sz="4" w:space="0" w:color="8AA0B4"/>
-              <w:bottom w:val="single" w:sz="4" w:space="0" w:color="8AA0B4"/>
-              <w:right w:val="single" w:sz="4" w:space="0" w:color="8AA0B4"/>
-            </w:tcBorders>
-            <w:shd w:fill="82C785" w:val="clear"/>
-          </w:tcPr>
-          <w:p>
-            <w:pPr>
-              <w:spacing w:before="0" w:after="0" w:line="252" w:lineRule="auto"/>
-              <w:jc w:val="center"/>
-            </w:pPr>
-            <w:r/>
-            <w:r>
-              <w:rPr>
-                <w:rFonts w:ascii="Calibri" w:hAnsi="Calibri" w:eastAsia="Calibri"/>
-                <w:b/>
-                <w:color w:val="1A1A1A"/>
-                <w:sz w:val="16"/>
-              </w:rPr>
-              <w:t>Yes — VPN / remote (client support is remote-capable)</w:t>
-            </w:r>
-          </w:p>
-        </w:tc>
-        <w:tc>
-          <w:tcPr>
-            <w:tcW w:type="dxa" w:w="2608"/>
-            <w:vAlign w:val="center"/>
-            <w:tcMar>
-              <w:top w:w="40" w:type="dxa"/>
-              <w:left w:w="60" w:type="dxa"/>
-              <w:bottom w:w="40" w:type="dxa"/>
-              <w:right w:w="60" w:type="dxa"/>
-            </w:tcMar>
-            <w:tcBorders>
-              <w:top w:val="single" w:sz="4" w:space="0" w:color="8AA0B4"/>
-              <w:left w:val="single" w:sz="4" w:space="0" w:color="8AA0B4"/>
-              <w:bottom w:val="single" w:sz="4" w:space="0" w:color="8AA0B4"/>
-              <w:right w:val="single" w:sz="4" w:space="0" w:color="8AA0B4"/>
-            </w:tcBorders>
-            <w:shd w:fill="F4D03F" w:val="clear"/>
-          </w:tcPr>
-          <w:p>
-            <w:pPr>
-              <w:spacing w:before="0" w:after="0" w:line="252" w:lineRule="auto"/>
-              <w:jc w:val="center"/>
-            </w:pPr>
-            <w:r/>
-            <w:r>
-              <w:rPr>
-                <w:rFonts w:ascii="Calibri" w:hAnsi="Calibri" w:eastAsia="Calibri"/>
-                <w:b/>
-                <w:color w:val="1A1A1A"/>
-                <w:sz w:val="16"/>
-              </w:rPr>
-              <w:t>Partial — Senior Developer designated as backup</w:t>
-            </w:r>
-          </w:p>
-        </w:tc>
-      </w:tr>
-      <w:tr>
-        <w:trPr>
-          <w:trHeight w:val="1219"/>
-        </w:trPr>
-        <w:tc>
-          <w:tcPr>
-            <w:tcW w:type="dxa" w:w="1928"/>
-            <w:vAlign w:val="center"/>
-            <w:tcMar>
-              <w:top w:w="40" w:type="dxa"/>
-              <w:left w:w="60" w:type="dxa"/>
-              <w:bottom w:w="40" w:type="dxa"/>
-              <w:right w:w="60" w:type="dxa"/>
-            </w:tcMar>
-            <w:tcBorders>
-              <w:top w:val="single" w:sz="4" w:space="0" w:color="8AA0B4"/>
-              <w:left w:val="single" w:sz="4" w:space="0" w:color="8AA0B4"/>
-              <w:bottom w:val="single" w:sz="4" w:space="0" w:color="8AA0B4"/>
-              <w:right w:val="single" w:sz="4" w:space="0" w:color="8AA0B4"/>
-            </w:tcBorders>
-            <w:shd w:fill="FFFFFF" w:val="clear"/>
-          </w:tcPr>
-          <w:p>
-            <w:pPr>
-              <w:spacing w:before="0" w:after="0" w:line="252" w:lineRule="auto"/>
-              <w:jc w:val="left"/>
-            </w:pPr>
-            <w:r/>
-            <w:r>
-              <w:rPr>
-                <w:rFonts w:ascii="Calibri" w:hAnsi="Calibri" w:eastAsia="Calibri"/>
-                <w:b/>
-                <w:color w:val="1A1A1A"/>
-                <w:sz w:val="16"/>
-              </w:rPr>
-              <w:t>Access &amp; Account Management</w:t>
-            </w:r>
-          </w:p>
-        </w:tc>
-        <w:tc>
-          <w:tcPr>
-            <w:tcW w:type="dxa" w:w="2608"/>
-            <w:vAlign w:val="center"/>
-            <w:tcMar>
-              <w:top w:w="40" w:type="dxa"/>
-              <w:left w:w="60" w:type="dxa"/>
-              <w:bottom w:w="40" w:type="dxa"/>
-              <w:right w:w="60" w:type="dxa"/>
-            </w:tcMar>
-            <w:tcBorders>
-              <w:top w:val="single" w:sz="4" w:space="0" w:color="8AA0B4"/>
-              <w:left w:val="single" w:sz="4" w:space="0" w:color="8AA0B4"/>
-              <w:bottom w:val="single" w:sz="4" w:space="0" w:color="8AA0B4"/>
-              <w:right w:val="single" w:sz="4" w:space="0" w:color="8AA0B4"/>
-            </w:tcBorders>
-            <w:shd w:fill="FFFFFF" w:val="clear"/>
-          </w:tcPr>
-          <w:p>
-            <w:pPr>
-              <w:spacing w:before="0" w:after="0" w:line="252" w:lineRule="auto"/>
-              <w:jc w:val="left"/>
-            </w:pPr>
-            <w:r/>
-            <w:r>
-              <w:rPr>
-                <w:rFonts w:ascii="Calibri" w:hAnsi="Calibri" w:eastAsia="Calibri"/>
-                <w:b w:val="0"/>
-                <w:color w:val="1A1A1A"/>
-                <w:sz w:val="16"/>
-              </w:rPr>
-              <w:t>Excessive privileges or unauthorized access resulting from poorly managed accounts</w:t>
-            </w:r>
-          </w:p>
-        </w:tc>
-        <w:tc>
-          <w:tcPr>
-            <w:tcW w:type="dxa" w:w="3175"/>
-            <w:vAlign w:val="center"/>
-            <w:tcMar>
-              <w:top w:w="40" w:type="dxa"/>
-              <w:left w:w="60" w:type="dxa"/>
-              <w:bottom w:w="40" w:type="dxa"/>
-              <w:right w:w="60" w:type="dxa"/>
-            </w:tcMar>
-            <w:tcBorders>
-              <w:top w:val="single" w:sz="4" w:space="0" w:color="8AA0B4"/>
-              <w:left w:val="single" w:sz="4" w:space="0" w:color="8AA0B4"/>
-              <w:bottom w:val="single" w:sz="4" w:space="0" w:color="8AA0B4"/>
-              <w:right w:val="single" w:sz="4" w:space="0" w:color="8AA0B4"/>
-            </w:tcBorders>
-            <w:shd w:fill="FFFFFF" w:val="clear"/>
-          </w:tcPr>
-          <w:p>
-            <w:pPr>
-              <w:spacing w:before="0" w:after="0" w:line="252" w:lineRule="auto"/>
-              <w:jc w:val="left"/>
-            </w:pPr>
-            <w:r/>
-            <w:r>
-              <w:rPr>
-                <w:rFonts w:ascii="Calibri" w:hAnsi="Calibri" w:eastAsia="Calibri"/>
-                <w:b w:val="0"/>
-                <w:color w:val="1A1A1A"/>
-                <w:sz w:val="16"/>
-              </w:rPr>
-              <w:t>Access Administrator; identity directory; HR notice not reaching Technical</w:t>
-            </w:r>
-          </w:p>
-        </w:tc>
-        <w:tc>
-          <w:tcPr>
-            <w:tcW w:type="dxa" w:w="3175"/>
-            <w:vAlign w:val="center"/>
-            <w:tcMar>
-              <w:top w:w="40" w:type="dxa"/>
-              <w:left w:w="60" w:type="dxa"/>
-              <w:bottom w:w="40" w:type="dxa"/>
-              <w:right w:w="60" w:type="dxa"/>
-            </w:tcMar>
-            <w:tcBorders>
-              <w:top w:val="single" w:sz="4" w:space="0" w:color="8AA0B4"/>
-              <w:left w:val="single" w:sz="4" w:space="0" w:color="8AA0B4"/>
-              <w:bottom w:val="single" w:sz="4" w:space="0" w:color="8AA0B4"/>
-              <w:right w:val="single" w:sz="4" w:space="0" w:color="8AA0B4"/>
-            </w:tcBorders>
-            <w:shd w:fill="FFFFFF" w:val="clear"/>
-          </w:tcPr>
-          <w:p>
-            <w:pPr>
-              <w:spacing w:before="0" w:after="0" w:line="252" w:lineRule="auto"/>
-              <w:jc w:val="left"/>
-            </w:pPr>
-            <w:r/>
-            <w:r>
-              <w:rPr>
-                <w:rFonts w:ascii="Calibri" w:hAnsi="Calibri" w:eastAsia="Calibri"/>
-                <w:b w:val="0"/>
-                <w:color w:val="1A1A1A"/>
-                <w:sz w:val="16"/>
-              </w:rPr>
-              <w:t>Ticketing for access requests; joiner–mover–leaver records; HR/Admin liaison</w:t>
-            </w:r>
-          </w:p>
-        </w:tc>
-        <w:tc>
-          <w:tcPr>
-            <w:tcW w:type="dxa" w:w="3515"/>
-            <w:vAlign w:val="center"/>
-            <w:tcMar>
-              <w:top w:w="40" w:type="dxa"/>
-              <w:left w:w="60" w:type="dxa"/>
-              <w:bottom w:w="40" w:type="dxa"/>
-              <w:right w:w="60" w:type="dxa"/>
-            </w:tcMar>
-            <w:tcBorders>
-              <w:top w:val="single" w:sz="4" w:space="0" w:color="8AA0B4"/>
-              <w:left w:val="single" w:sz="4" w:space="0" w:color="8AA0B4"/>
-              <w:bottom w:val="single" w:sz="4" w:space="0" w:color="8AA0B4"/>
-              <w:right w:val="single" w:sz="4" w:space="0" w:color="8AA0B4"/>
-            </w:tcBorders>
-            <w:shd w:fill="FFFFFF" w:val="clear"/>
-          </w:tcPr>
-          <w:p>
-            <w:pPr>
-              <w:spacing w:before="0" w:after="0" w:line="252" w:lineRule="auto"/>
-              <w:jc w:val="left"/>
-            </w:pPr>
-            <w:r/>
-            <w:r>
-              <w:rPr>
-                <w:rFonts w:ascii="Calibri" w:hAnsi="Calibri" w:eastAsia="Calibri"/>
-                <w:b w:val="0"/>
-                <w:color w:val="1A1A1A"/>
-                <w:sz w:val="16"/>
-              </w:rPr>
-              <w:t>HR/Admin Liaison disables leavers from the documented checklist; restore the directory from backup</w:t>
-            </w:r>
-          </w:p>
-        </w:tc>
-        <w:tc>
-          <w:tcPr>
-            <w:tcW w:type="dxa" w:w="2268"/>
-            <w:vAlign w:val="center"/>
-            <w:tcMar>
-              <w:top w:w="40" w:type="dxa"/>
-              <w:left w:w="60" w:type="dxa"/>
-              <w:bottom w:w="40" w:type="dxa"/>
-              <w:right w:w="60" w:type="dxa"/>
-            </w:tcMar>
-            <w:tcBorders>
-              <w:top w:val="single" w:sz="4" w:space="0" w:color="8AA0B4"/>
-              <w:left w:val="single" w:sz="4" w:space="0" w:color="8AA0B4"/>
-              <w:bottom w:val="single" w:sz="4" w:space="0" w:color="8AA0B4"/>
-              <w:right w:val="single" w:sz="4" w:space="0" w:color="8AA0B4"/>
-            </w:tcBorders>
-            <w:shd w:fill="82C785" w:val="clear"/>
-          </w:tcPr>
-          <w:p>
-            <w:pPr>
-              <w:spacing w:before="0" w:after="0" w:line="252" w:lineRule="auto"/>
-              <w:jc w:val="center"/>
-            </w:pPr>
-            <w:r/>
-            <w:r>
-              <w:rPr>
-                <w:rFonts w:ascii="Calibri" w:hAnsi="Calibri" w:eastAsia="Calibri"/>
-                <w:b/>
-                <w:color w:val="1A1A1A"/>
-                <w:sz w:val="16"/>
-              </w:rPr>
-              <w:t>Yes — VPN / admin console</w:t>
-            </w:r>
-          </w:p>
-        </w:tc>
-        <w:tc>
-          <w:tcPr>
-            <w:tcW w:type="dxa" w:w="2608"/>
-            <w:vAlign w:val="center"/>
-            <w:tcMar>
-              <w:top w:w="40" w:type="dxa"/>
-              <w:left w:w="60" w:type="dxa"/>
-              <w:bottom w:w="40" w:type="dxa"/>
-              <w:right w:w="60" w:type="dxa"/>
-            </w:tcMar>
-            <w:tcBorders>
-              <w:top w:val="single" w:sz="4" w:space="0" w:color="8AA0B4"/>
-              <w:left w:val="single" w:sz="4" w:space="0" w:color="8AA0B4"/>
-              <w:bottom w:val="single" w:sz="4" w:space="0" w:color="8AA0B4"/>
-              <w:right w:val="single" w:sz="4" w:space="0" w:color="8AA0B4"/>
-            </w:tcBorders>
-            <w:shd w:fill="F4D03F" w:val="clear"/>
-          </w:tcPr>
-          <w:p>
-            <w:pPr>
-              <w:spacing w:before="0" w:after="0" w:line="252" w:lineRule="auto"/>
-              <w:jc w:val="center"/>
-            </w:pPr>
-            <w:r/>
-            <w:r>
-              <w:rPr>
-                <w:rFonts w:ascii="Calibri" w:hAnsi="Calibri" w:eastAsia="Calibri"/>
-                <w:b/>
-                <w:color w:val="1A1A1A"/>
-                <w:sz w:val="16"/>
-              </w:rPr>
-              <w:t>Partial — HR/Admin Liaison designated for leaver disable; confirm technical training</w:t>
-            </w:r>
-          </w:p>
-        </w:tc>
-      </w:tr>
-      <w:tr>
-        <w:trPr>
-          <w:trHeight w:val="1219"/>
-        </w:trPr>
-        <w:tc>
-          <w:tcPr>
-            <w:tcW w:type="dxa" w:w="1928"/>
-            <w:vAlign w:val="center"/>
-            <w:tcMar>
-              <w:top w:w="40" w:type="dxa"/>
-              <w:left w:w="60" w:type="dxa"/>
-              <w:bottom w:w="40" w:type="dxa"/>
-              <w:right w:w="60" w:type="dxa"/>
-            </w:tcMar>
-            <w:tcBorders>
-              <w:top w:val="single" w:sz="4" w:space="0" w:color="8AA0B4"/>
-              <w:left w:val="single" w:sz="4" w:space="0" w:color="8AA0B4"/>
-              <w:bottom w:val="single" w:sz="4" w:space="0" w:color="8AA0B4"/>
-              <w:right w:val="single" w:sz="4" w:space="0" w:color="8AA0B4"/>
-            </w:tcBorders>
-            <w:shd w:fill="F4F7FA" w:val="clear"/>
-          </w:tcPr>
-          <w:p>
-            <w:pPr>
-              <w:spacing w:before="0" w:after="0" w:line="252" w:lineRule="auto"/>
-              <w:jc w:val="left"/>
-            </w:pPr>
-            <w:r/>
-            <w:r>
-              <w:rPr>
-                <w:rFonts w:ascii="Calibri" w:hAnsi="Calibri" w:eastAsia="Calibri"/>
-                <w:b/>
-                <w:color w:val="1A1A1A"/>
-                <w:sz w:val="16"/>
-              </w:rPr>
-              <w:t>Release Management</w:t>
-            </w:r>
-          </w:p>
-        </w:tc>
-        <w:tc>
-          <w:tcPr>
-            <w:tcW w:type="dxa" w:w="2608"/>
-            <w:vAlign w:val="center"/>
-            <w:tcMar>
-              <w:top w:w="40" w:type="dxa"/>
-              <w:left w:w="60" w:type="dxa"/>
-              <w:bottom w:w="40" w:type="dxa"/>
-              <w:right w:w="60" w:type="dxa"/>
-            </w:tcMar>
-            <w:tcBorders>
-              <w:top w:val="single" w:sz="4" w:space="0" w:color="8AA0B4"/>
-              <w:left w:val="single" w:sz="4" w:space="0" w:color="8AA0B4"/>
-              <w:bottom w:val="single" w:sz="4" w:space="0" w:color="8AA0B4"/>
-              <w:right w:val="single" w:sz="4" w:space="0" w:color="8AA0B4"/>
-            </w:tcBorders>
-            <w:shd w:fill="F4F7FA" w:val="clear"/>
-          </w:tcPr>
-          <w:p>
-            <w:pPr>
-              <w:spacing w:before="0" w:after="0" w:line="252" w:lineRule="auto"/>
-              <w:jc w:val="left"/>
-            </w:pPr>
-            <w:r/>
-            <w:r>
-              <w:rPr>
-                <w:rFonts w:ascii="Calibri" w:hAnsi="Calibri" w:eastAsia="Calibri"/>
-                <w:b w:val="0"/>
-                <w:color w:val="1A1A1A"/>
-                <w:sz w:val="16"/>
-              </w:rPr>
-              <w:t>Unauthorized or inadequately validated releases reaching production</w:t>
-            </w:r>
-          </w:p>
-        </w:tc>
-        <w:tc>
-          <w:tcPr>
-            <w:tcW w:type="dxa" w:w="3175"/>
-            <w:vAlign w:val="center"/>
-            <w:tcMar>
-              <w:top w:w="40" w:type="dxa"/>
-              <w:left w:w="60" w:type="dxa"/>
-              <w:bottom w:w="40" w:type="dxa"/>
-              <w:right w:w="60" w:type="dxa"/>
-            </w:tcMar>
-            <w:tcBorders>
-              <w:top w:val="single" w:sz="4" w:space="0" w:color="8AA0B4"/>
-              <w:left w:val="single" w:sz="4" w:space="0" w:color="8AA0B4"/>
-              <w:bottom w:val="single" w:sz="4" w:space="0" w:color="8AA0B4"/>
-              <w:right w:val="single" w:sz="4" w:space="0" w:color="8AA0B4"/>
-            </w:tcBorders>
-            <w:shd w:fill="F4F7FA" w:val="clear"/>
-          </w:tcPr>
-          <w:p>
-            <w:pPr>
-              <w:spacing w:before="0" w:after="0" w:line="252" w:lineRule="auto"/>
-              <w:jc w:val="left"/>
-            </w:pPr>
-            <w:r/>
-            <w:r>
-              <w:rPr>
-                <w:rFonts w:ascii="Calibri" w:hAnsi="Calibri" w:eastAsia="Calibri"/>
-                <w:b w:val="0"/>
-                <w:color w:val="1A1A1A"/>
-                <w:sz w:val="16"/>
-              </w:rPr>
-              <w:t>Release Manager; release calendar held in one mailbox</w:t>
-            </w:r>
-          </w:p>
-        </w:tc>
-        <w:tc>
-          <w:tcPr>
-            <w:tcW w:type="dxa" w:w="3175"/>
-            <w:vAlign w:val="center"/>
-            <w:tcMar>
-              <w:top w:w="40" w:type="dxa"/>
-              <w:left w:w="60" w:type="dxa"/>
-              <w:bottom w:w="40" w:type="dxa"/>
-              <w:right w:w="60" w:type="dxa"/>
-            </w:tcMar>
-            <w:tcBorders>
-              <w:top w:val="single" w:sz="4" w:space="0" w:color="8AA0B4"/>
-              <w:left w:val="single" w:sz="4" w:space="0" w:color="8AA0B4"/>
-              <w:bottom w:val="single" w:sz="4" w:space="0" w:color="8AA0B4"/>
-              <w:right w:val="single" w:sz="4" w:space="0" w:color="8AA0B4"/>
-            </w:tcBorders>
-            <w:shd w:fill="F4F7FA" w:val="clear"/>
-          </w:tcPr>
-          <w:p>
-            <w:pPr>
-              <w:spacing w:before="0" w:after="0" w:line="252" w:lineRule="auto"/>
-              <w:jc w:val="left"/>
-            </w:pPr>
-            <w:r/>
-            <w:r>
-              <w:rPr>
-                <w:rFonts w:ascii="Calibri" w:hAnsi="Calibri" w:eastAsia="Calibri"/>
-                <w:b w:val="0"/>
-                <w:color w:val="1A1A1A"/>
-                <w:sz w:val="16"/>
-              </w:rPr>
-              <w:t>Ticketing portal; client communications; test sign-off before a date is committed</w:t>
-            </w:r>
-          </w:p>
-        </w:tc>
-        <w:tc>
-          <w:tcPr>
-            <w:tcW w:type="dxa" w:w="3515"/>
-            <w:vAlign w:val="center"/>
-            <w:tcMar>
-              <w:top w:w="40" w:type="dxa"/>
-              <w:left w:w="60" w:type="dxa"/>
-              <w:bottom w:w="40" w:type="dxa"/>
-              <w:right w:w="60" w:type="dxa"/>
-            </w:tcMar>
-            <w:tcBorders>
-              <w:top w:val="single" w:sz="4" w:space="0" w:color="8AA0B4"/>
-              <w:left w:val="single" w:sz="4" w:space="0" w:color="8AA0B4"/>
-              <w:bottom w:val="single" w:sz="4" w:space="0" w:color="8AA0B4"/>
-              <w:right w:val="single" w:sz="4" w:space="0" w:color="8AA0B4"/>
-            </w:tcBorders>
-            <w:shd w:fill="F4F7FA" w:val="clear"/>
-          </w:tcPr>
-          <w:p>
-            <w:pPr>
-              <w:spacing w:before="0" w:after="0" w:line="252" w:lineRule="auto"/>
-              <w:jc w:val="left"/>
-            </w:pPr>
-            <w:r/>
-            <w:r>
-              <w:rPr>
-                <w:rFonts w:ascii="Calibri" w:hAnsi="Calibri" w:eastAsia="Calibri"/>
-                <w:b w:val="0"/>
-                <w:color w:val="1A1A1A"/>
-                <w:sz w:val="16"/>
-              </w:rPr>
-              <w:t>Technical Lead holds the shared calendar; freeze releases if approvals cannot be evidenced</w:t>
-            </w:r>
-          </w:p>
-        </w:tc>
-        <w:tc>
-          <w:tcPr>
-            <w:tcW w:type="dxa" w:w="2268"/>
-            <w:vAlign w:val="center"/>
-            <w:tcMar>
-              <w:top w:w="40" w:type="dxa"/>
-              <w:left w:w="60" w:type="dxa"/>
-              <w:bottom w:w="40" w:type="dxa"/>
-              <w:right w:w="60" w:type="dxa"/>
-            </w:tcMar>
-            <w:tcBorders>
-              <w:top w:val="single" w:sz="4" w:space="0" w:color="8AA0B4"/>
-              <w:left w:val="single" w:sz="4" w:space="0" w:color="8AA0B4"/>
-              <w:bottom w:val="single" w:sz="4" w:space="0" w:color="8AA0B4"/>
-              <w:right w:val="single" w:sz="4" w:space="0" w:color="8AA0B4"/>
-            </w:tcBorders>
-            <w:shd w:fill="82C785" w:val="clear"/>
-          </w:tcPr>
-          <w:p>
-            <w:pPr>
-              <w:spacing w:before="0" w:after="0" w:line="252" w:lineRule="auto"/>
-              <w:jc w:val="center"/>
-            </w:pPr>
-            <w:r/>
-            <w:r>
-              <w:rPr>
-                <w:rFonts w:ascii="Calibri" w:hAnsi="Calibri" w:eastAsia="Calibri"/>
-                <w:b/>
-                <w:color w:val="1A1A1A"/>
-                <w:sz w:val="16"/>
-              </w:rPr>
-              <w:t>Yes — VPN / remote</w:t>
-            </w:r>
-          </w:p>
-        </w:tc>
-        <w:tc>
-          <w:tcPr>
-            <w:tcW w:type="dxa" w:w="2608"/>
-            <w:vAlign w:val="center"/>
-            <w:tcMar>
-              <w:top w:w="40" w:type="dxa"/>
-              <w:left w:w="60" w:type="dxa"/>
-              <w:bottom w:w="40" w:type="dxa"/>
-              <w:right w:w="60" w:type="dxa"/>
-            </w:tcMar>
-            <w:tcBorders>
-              <w:top w:val="single" w:sz="4" w:space="0" w:color="8AA0B4"/>
-              <w:left w:val="single" w:sz="4" w:space="0" w:color="8AA0B4"/>
-              <w:bottom w:val="single" w:sz="4" w:space="0" w:color="8AA0B4"/>
-              <w:right w:val="single" w:sz="4" w:space="0" w:color="8AA0B4"/>
-            </w:tcBorders>
-            <w:shd w:fill="F4D03F" w:val="clear"/>
-          </w:tcPr>
-          <w:p>
-            <w:pPr>
-              <w:spacing w:before="0" w:after="0" w:line="252" w:lineRule="auto"/>
-              <w:jc w:val="center"/>
-            </w:pPr>
-            <w:r/>
-            <w:r>
-              <w:rPr>
-                <w:rFonts w:ascii="Calibri" w:hAnsi="Calibri" w:eastAsia="Calibri"/>
-                <w:b/>
-                <w:color w:val="1A1A1A"/>
-                <w:sz w:val="16"/>
-              </w:rPr>
-              <w:t>Partial — Technical Lead designated as backup</w:t>
-            </w:r>
-          </w:p>
-        </w:tc>
-      </w:tr>
-      <w:tr>
-        <w:trPr>
-          <w:trHeight w:val="1219"/>
-        </w:trPr>
-        <w:tc>
-          <w:tcPr>
-            <w:tcW w:type="dxa" w:w="1928"/>
-            <w:vAlign w:val="center"/>
-            <w:tcMar>
-              <w:top w:w="40" w:type="dxa"/>
-              <w:left w:w="60" w:type="dxa"/>
-              <w:bottom w:w="40" w:type="dxa"/>
-              <w:right w:w="60" w:type="dxa"/>
-            </w:tcMar>
-            <w:tcBorders>
-              <w:top w:val="single" w:sz="4" w:space="0" w:color="8AA0B4"/>
-              <w:left w:val="single" w:sz="4" w:space="0" w:color="8AA0B4"/>
-              <w:bottom w:val="single" w:sz="4" w:space="0" w:color="8AA0B4"/>
-              <w:right w:val="single" w:sz="4" w:space="0" w:color="8AA0B4"/>
-            </w:tcBorders>
-            <w:shd w:fill="FFFFFF" w:val="clear"/>
-          </w:tcPr>
-          <w:p>
-            <w:pPr>
-              <w:spacing w:before="0" w:after="0" w:line="252" w:lineRule="auto"/>
-              <w:jc w:val="left"/>
-            </w:pPr>
-            <w:r/>
-            <w:r>
-              <w:rPr>
-                <w:rFonts w:ascii="Calibri" w:hAnsi="Calibri" w:eastAsia="Calibri"/>
-                <w:b/>
-                <w:color w:val="1A1A1A"/>
-                <w:sz w:val="16"/>
-              </w:rPr>
-              <w:t>Cloud Infrastructure Management</w:t>
-            </w:r>
-          </w:p>
-        </w:tc>
-        <w:tc>
-          <w:tcPr>
-            <w:tcW w:type="dxa" w:w="2608"/>
-            <w:vAlign w:val="center"/>
-            <w:tcMar>
-              <w:top w:w="40" w:type="dxa"/>
-              <w:left w:w="60" w:type="dxa"/>
-              <w:bottom w:w="40" w:type="dxa"/>
-              <w:right w:w="60" w:type="dxa"/>
-            </w:tcMar>
-            <w:tcBorders>
-              <w:top w:val="single" w:sz="4" w:space="0" w:color="8AA0B4"/>
-              <w:left w:val="single" w:sz="4" w:space="0" w:color="8AA0B4"/>
-              <w:bottom w:val="single" w:sz="4" w:space="0" w:color="8AA0B4"/>
-              <w:right w:val="single" w:sz="4" w:space="0" w:color="8AA0B4"/>
-            </w:tcBorders>
-            <w:shd w:fill="FFFFFF" w:val="clear"/>
-          </w:tcPr>
-          <w:p>
-            <w:pPr>
-              <w:spacing w:before="0" w:after="0" w:line="252" w:lineRule="auto"/>
-              <w:jc w:val="left"/>
-            </w:pPr>
-            <w:r/>
-            <w:r>
-              <w:rPr>
-                <w:rFonts w:ascii="Calibri" w:hAnsi="Calibri" w:eastAsia="Calibri"/>
-                <w:b w:val="0"/>
-                <w:color w:val="1A1A1A"/>
-                <w:sz w:val="16"/>
-              </w:rPr>
-              <w:t>Exposed systems, excessive privileges, or unexpected costs from misconfigured cloud infrastructure</w:t>
-            </w:r>
-          </w:p>
-        </w:tc>
-        <w:tc>
-          <w:tcPr>
-            <w:tcW w:type="dxa" w:w="3175"/>
-            <w:vAlign w:val="center"/>
-            <w:tcMar>
-              <w:top w:w="40" w:type="dxa"/>
-              <w:left w:w="60" w:type="dxa"/>
-              <w:bottom w:w="40" w:type="dxa"/>
-              <w:right w:w="60" w:type="dxa"/>
-            </w:tcMar>
-            <w:tcBorders>
-              <w:top w:val="single" w:sz="4" w:space="0" w:color="8AA0B4"/>
-              <w:left w:val="single" w:sz="4" w:space="0" w:color="8AA0B4"/>
-              <w:bottom w:val="single" w:sz="4" w:space="0" w:color="8AA0B4"/>
-              <w:right w:val="single" w:sz="4" w:space="0" w:color="8AA0B4"/>
-            </w:tcBorders>
-            <w:shd w:fill="FFFFFF" w:val="clear"/>
-          </w:tcPr>
-          <w:p>
-            <w:pPr>
-              <w:spacing w:before="0" w:after="0" w:line="252" w:lineRule="auto"/>
-              <w:jc w:val="left"/>
-            </w:pPr>
-            <w:r/>
-            <w:r>
-              <w:rPr>
-                <w:rFonts w:ascii="Calibri" w:hAnsi="Calibri" w:eastAsia="Calibri"/>
-                <w:b w:val="0"/>
-                <w:color w:val="1A1A1A"/>
-                <w:sz w:val="16"/>
-              </w:rPr>
-              <w:t>Cloud Engineer; cloud provider outage; root/owner account</w:t>
-            </w:r>
-          </w:p>
-        </w:tc>
-        <w:tc>
-          <w:tcPr>
-            <w:tcW w:type="dxa" w:w="3175"/>
-            <w:vAlign w:val="center"/>
-            <w:tcMar>
-              <w:top w:w="40" w:type="dxa"/>
-              <w:left w:w="60" w:type="dxa"/>
-              <w:bottom w:w="40" w:type="dxa"/>
-              <w:right w:w="60" w:type="dxa"/>
-            </w:tcMar>
-            <w:tcBorders>
-              <w:top w:val="single" w:sz="4" w:space="0" w:color="8AA0B4"/>
-              <w:left w:val="single" w:sz="4" w:space="0" w:color="8AA0B4"/>
-              <w:bottom w:val="single" w:sz="4" w:space="0" w:color="8AA0B4"/>
-              <w:right w:val="single" w:sz="4" w:space="0" w:color="8AA0B4"/>
-            </w:tcBorders>
-            <w:shd w:fill="FFFFFF" w:val="clear"/>
-          </w:tcPr>
-          <w:p>
-            <w:pPr>
-              <w:spacing w:before="0" w:after="0" w:line="252" w:lineRule="auto"/>
-              <w:jc w:val="left"/>
-            </w:pPr>
-            <w:r/>
-            <w:r>
-              <w:rPr>
-                <w:rFonts w:ascii="Calibri" w:hAnsi="Calibri" w:eastAsia="Calibri"/>
-                <w:b w:val="0"/>
-                <w:color w:val="1A1A1A"/>
-                <w:sz w:val="16"/>
-              </w:rPr>
-              <w:t>IAM / privilege maps; monitoring; infrastructure-as-code repository</w:t>
-            </w:r>
-          </w:p>
-        </w:tc>
-        <w:tc>
-          <w:tcPr>
-            <w:tcW w:type="dxa" w:w="3515"/>
-            <w:vAlign w:val="center"/>
-            <w:tcMar>
-              <w:top w:w="40" w:type="dxa"/>
-              <w:left w:w="60" w:type="dxa"/>
-              <w:bottom w:w="40" w:type="dxa"/>
-              <w:right w:w="60" w:type="dxa"/>
-            </w:tcMar>
-            <w:tcBorders>
-              <w:top w:val="single" w:sz="4" w:space="0" w:color="8AA0B4"/>
-              <w:left w:val="single" w:sz="4" w:space="0" w:color="8AA0B4"/>
-              <w:bottom w:val="single" w:sz="4" w:space="0" w:color="8AA0B4"/>
-              <w:right w:val="single" w:sz="4" w:space="0" w:color="8AA0B4"/>
-            </w:tcBorders>
-            <w:shd w:fill="FFFFFF" w:val="clear"/>
-          </w:tcPr>
-          <w:p>
-            <w:pPr>
-              <w:spacing w:before="0" w:after="0" w:line="252" w:lineRule="auto"/>
-              <w:jc w:val="left"/>
-            </w:pPr>
-            <w:r/>
-            <w:r>
-              <w:rPr>
-                <w:rFonts w:ascii="Calibri" w:hAnsi="Calibri" w:eastAsia="Calibri"/>
-                <w:b w:val="0"/>
-                <w:color w:val="1A1A1A"/>
-                <w:sz w:val="16"/>
-              </w:rPr>
-              <w:t>DevOps Engineer rebuilds from infrastructure-as-code; provider support; documented break-glass account</w:t>
-            </w:r>
-          </w:p>
-        </w:tc>
-        <w:tc>
-          <w:tcPr>
-            <w:tcW w:type="dxa" w:w="2268"/>
-            <w:vAlign w:val="center"/>
-            <w:tcMar>
-              <w:top w:w="40" w:type="dxa"/>
-              <w:left w:w="60" w:type="dxa"/>
-              <w:bottom w:w="40" w:type="dxa"/>
-              <w:right w:w="60" w:type="dxa"/>
-            </w:tcMar>
-            <w:tcBorders>
-              <w:top w:val="single" w:sz="4" w:space="0" w:color="8AA0B4"/>
-              <w:left w:val="single" w:sz="4" w:space="0" w:color="8AA0B4"/>
-              <w:bottom w:val="single" w:sz="4" w:space="0" w:color="8AA0B4"/>
-              <w:right w:val="single" w:sz="4" w:space="0" w:color="8AA0B4"/>
-            </w:tcBorders>
-            <w:shd w:fill="82C785" w:val="clear"/>
-          </w:tcPr>
-          <w:p>
-            <w:pPr>
-              <w:spacing w:before="0" w:after="0" w:line="252" w:lineRule="auto"/>
-              <w:jc w:val="center"/>
-            </w:pPr>
-            <w:r/>
-            <w:r>
-              <w:rPr>
-                <w:rFonts w:ascii="Calibri" w:hAnsi="Calibri" w:eastAsia="Calibri"/>
-                <w:b/>
-                <w:color w:val="1A1A1A"/>
-                <w:sz w:val="16"/>
-              </w:rPr>
-              <w:t>Yes — cloud console from any location; provider region failover if contracted</w:t>
-            </w:r>
-          </w:p>
-        </w:tc>
-        <w:tc>
-          <w:tcPr>
-            <w:tcW w:type="dxa" w:w="2608"/>
-            <w:vAlign w:val="center"/>
-            <w:tcMar>
-              <w:top w:w="40" w:type="dxa"/>
-              <w:left w:w="60" w:type="dxa"/>
-              <w:bottom w:w="40" w:type="dxa"/>
-              <w:right w:w="60" w:type="dxa"/>
-            </w:tcMar>
-            <w:tcBorders>
-              <w:top w:val="single" w:sz="4" w:space="0" w:color="8AA0B4"/>
-              <w:left w:val="single" w:sz="4" w:space="0" w:color="8AA0B4"/>
-              <w:bottom w:val="single" w:sz="4" w:space="0" w:color="8AA0B4"/>
-              <w:right w:val="single" w:sz="4" w:space="0" w:color="8AA0B4"/>
-            </w:tcBorders>
-            <w:shd w:fill="F4D03F" w:val="clear"/>
-          </w:tcPr>
-          <w:p>
-            <w:pPr>
-              <w:spacing w:before="0" w:after="0" w:line="252" w:lineRule="auto"/>
-              <w:jc w:val="center"/>
-            </w:pPr>
-            <w:r/>
-            <w:r>
-              <w:rPr>
-                <w:rFonts w:ascii="Calibri" w:hAnsi="Calibri" w:eastAsia="Calibri"/>
-                <w:b/>
-                <w:color w:val="1A1A1A"/>
-                <w:sz w:val="16"/>
-              </w:rPr>
-              <w:t>Partial — DevOps Engineer designated as backup</w:t>
-            </w:r>
-          </w:p>
-        </w:tc>
-      </w:tr>
-      <w:tr>
-        <w:trPr>
-          <w:trHeight w:val="1219"/>
-        </w:trPr>
-        <w:tc>
-          <w:tcPr>
-            <w:tcW w:type="dxa" w:w="1928"/>
-            <w:vAlign w:val="center"/>
-            <w:tcMar>
-              <w:top w:w="40" w:type="dxa"/>
-              <w:left w:w="60" w:type="dxa"/>
-              <w:bottom w:w="40" w:type="dxa"/>
-              <w:right w:w="60" w:type="dxa"/>
-            </w:tcMar>
-            <w:tcBorders>
-              <w:top w:val="single" w:sz="4" w:space="0" w:color="8AA0B4"/>
-              <w:left w:val="single" w:sz="4" w:space="0" w:color="8AA0B4"/>
-              <w:bottom w:val="single" w:sz="4" w:space="0" w:color="8AA0B4"/>
-              <w:right w:val="single" w:sz="4" w:space="0" w:color="8AA0B4"/>
-            </w:tcBorders>
-            <w:shd w:fill="F4F7FA" w:val="clear"/>
-          </w:tcPr>
-          <w:p>
-            <w:pPr>
-              <w:spacing w:before="0" w:after="0" w:line="252" w:lineRule="auto"/>
-              <w:jc w:val="left"/>
-            </w:pPr>
-            <w:r/>
-            <w:r>
-              <w:rPr>
-                <w:rFonts w:ascii="Calibri" w:hAnsi="Calibri" w:eastAsia="Calibri"/>
-                <w:b/>
-                <w:color w:val="1A1A1A"/>
-                <w:sz w:val="16"/>
-              </w:rPr>
-              <w:t>Logging &amp; Monitoring</w:t>
-            </w:r>
-          </w:p>
-        </w:tc>
-        <w:tc>
-          <w:tcPr>
-            <w:tcW w:type="dxa" w:w="2608"/>
-            <w:vAlign w:val="center"/>
-            <w:tcMar>
-              <w:top w:w="40" w:type="dxa"/>
-              <w:left w:w="60" w:type="dxa"/>
-              <w:bottom w:w="40" w:type="dxa"/>
-              <w:right w:w="60" w:type="dxa"/>
-            </w:tcMar>
-            <w:tcBorders>
-              <w:top w:val="single" w:sz="4" w:space="0" w:color="8AA0B4"/>
-              <w:left w:val="single" w:sz="4" w:space="0" w:color="8AA0B4"/>
-              <w:bottom w:val="single" w:sz="4" w:space="0" w:color="8AA0B4"/>
-              <w:right w:val="single" w:sz="4" w:space="0" w:color="8AA0B4"/>
-            </w:tcBorders>
-            <w:shd w:fill="F4F7FA" w:val="clear"/>
-          </w:tcPr>
-          <w:p>
-            <w:pPr>
-              <w:spacing w:before="0" w:after="0" w:line="252" w:lineRule="auto"/>
-              <w:jc w:val="left"/>
-            </w:pPr>
-            <w:r/>
-            <w:r>
-              <w:rPr>
-                <w:rFonts w:ascii="Calibri" w:hAnsi="Calibri" w:eastAsia="Calibri"/>
-                <w:b w:val="0"/>
-                <w:color w:val="1A1A1A"/>
-                <w:sz w:val="16"/>
-              </w:rPr>
-              <w:t>Insufficient monitoring, sensitive data in logs, or loss of audit evidence</w:t>
-            </w:r>
-          </w:p>
-        </w:tc>
-        <w:tc>
-          <w:tcPr>
-            <w:tcW w:type="dxa" w:w="3175"/>
-            <w:vAlign w:val="center"/>
-            <w:tcMar>
-              <w:top w:w="40" w:type="dxa"/>
-              <w:left w:w="60" w:type="dxa"/>
-              <w:bottom w:w="40" w:type="dxa"/>
-              <w:right w:w="60" w:type="dxa"/>
-            </w:tcMar>
-            <w:tcBorders>
-              <w:top w:val="single" w:sz="4" w:space="0" w:color="8AA0B4"/>
-              <w:left w:val="single" w:sz="4" w:space="0" w:color="8AA0B4"/>
-              <w:bottom w:val="single" w:sz="4" w:space="0" w:color="8AA0B4"/>
-              <w:right w:val="single" w:sz="4" w:space="0" w:color="8AA0B4"/>
-            </w:tcBorders>
-            <w:shd w:fill="F4F7FA" w:val="clear"/>
-          </w:tcPr>
-          <w:p>
-            <w:pPr>
-              <w:spacing w:before="0" w:after="0" w:line="252" w:lineRule="auto"/>
-              <w:jc w:val="left"/>
-            </w:pPr>
-            <w:r/>
-            <w:r>
-              <w:rPr>
-                <w:rFonts w:ascii="Calibri" w:hAnsi="Calibri" w:eastAsia="Calibri"/>
-                <w:b w:val="0"/>
-                <w:color w:val="1A1A1A"/>
-                <w:sz w:val="16"/>
-              </w:rPr>
-              <w:t>Monitoring platform; DevOps Engineer; log store</w:t>
-            </w:r>
-          </w:p>
-        </w:tc>
-        <w:tc>
-          <w:tcPr>
-            <w:tcW w:type="dxa" w:w="3175"/>
-            <w:vAlign w:val="center"/>
-            <w:tcMar>
-              <w:top w:w="40" w:type="dxa"/>
-              <w:left w:w="60" w:type="dxa"/>
-              <w:bottom w:w="40" w:type="dxa"/>
-              <w:right w:w="60" w:type="dxa"/>
-            </w:tcMar>
-            <w:tcBorders>
-              <w:top w:val="single" w:sz="4" w:space="0" w:color="8AA0B4"/>
-              <w:left w:val="single" w:sz="4" w:space="0" w:color="8AA0B4"/>
-              <w:bottom w:val="single" w:sz="4" w:space="0" w:color="8AA0B4"/>
-              <w:right w:val="single" w:sz="4" w:space="0" w:color="8AA0B4"/>
-            </w:tcBorders>
-            <w:shd w:fill="F4F7FA" w:val="clear"/>
-          </w:tcPr>
-          <w:p>
-            <w:pPr>
-              <w:spacing w:before="0" w:after="0" w:line="252" w:lineRule="auto"/>
-              <w:jc w:val="left"/>
-            </w:pPr>
-            <w:r/>
-            <w:r>
-              <w:rPr>
-                <w:rFonts w:ascii="Calibri" w:hAnsi="Calibri" w:eastAsia="Calibri"/>
-                <w:b w:val="0"/>
-                <w:color w:val="1A1A1A"/>
-                <w:sz w:val="16"/>
-              </w:rPr>
-              <w:t>Alert-to-ticket in the ticketing portal; dashboards; log retention</w:t>
-            </w:r>
-          </w:p>
-        </w:tc>
-        <w:tc>
-          <w:tcPr>
-            <w:tcW w:type="dxa" w:w="3515"/>
-            <w:vAlign w:val="center"/>
-            <w:tcMar>
-              <w:top w:w="40" w:type="dxa"/>
-              <w:left w:w="60" w:type="dxa"/>
-              <w:bottom w:w="40" w:type="dxa"/>
-              <w:right w:w="60" w:type="dxa"/>
-            </w:tcMar>
-            <w:tcBorders>
-              <w:top w:val="single" w:sz="4" w:space="0" w:color="8AA0B4"/>
-              <w:left w:val="single" w:sz="4" w:space="0" w:color="8AA0B4"/>
-              <w:bottom w:val="single" w:sz="4" w:space="0" w:color="8AA0B4"/>
-              <w:right w:val="single" w:sz="4" w:space="0" w:color="8AA0B4"/>
-            </w:tcBorders>
-            <w:shd w:fill="F4F7FA" w:val="clear"/>
-          </w:tcPr>
-          <w:p>
-            <w:pPr>
-              <w:spacing w:before="0" w:after="0" w:line="252" w:lineRule="auto"/>
-              <w:jc w:val="left"/>
-            </w:pPr>
-            <w:r/>
-            <w:r>
-              <w:rPr>
-                <w:rFonts w:ascii="Calibri" w:hAnsi="Calibri" w:eastAsia="Calibri"/>
-                <w:b w:val="0"/>
-                <w:color w:val="1A1A1A"/>
-                <w:sz w:val="16"/>
-              </w:rPr>
-              <w:t>Restore the platform from configuration backup; Support Lead uses client tickets as interim detection</w:t>
-            </w:r>
-          </w:p>
-        </w:tc>
-        <w:tc>
-          <w:tcPr>
-            <w:tcW w:type="dxa" w:w="2268"/>
-            <w:vAlign w:val="center"/>
-            <w:tcMar>
-              <w:top w:w="40" w:type="dxa"/>
-              <w:left w:w="60" w:type="dxa"/>
-              <w:bottom w:w="40" w:type="dxa"/>
-              <w:right w:w="60" w:type="dxa"/>
-            </w:tcMar>
-            <w:tcBorders>
-              <w:top w:val="single" w:sz="4" w:space="0" w:color="8AA0B4"/>
-              <w:left w:val="single" w:sz="4" w:space="0" w:color="8AA0B4"/>
-              <w:bottom w:val="single" w:sz="4" w:space="0" w:color="8AA0B4"/>
-              <w:right w:val="single" w:sz="4" w:space="0" w:color="8AA0B4"/>
-            </w:tcBorders>
-            <w:shd w:fill="82C785" w:val="clear"/>
-          </w:tcPr>
-          <w:p>
-            <w:pPr>
-              <w:spacing w:before="0" w:after="0" w:line="252" w:lineRule="auto"/>
-              <w:jc w:val="center"/>
-            </w:pPr>
-            <w:r/>
-            <w:r>
-              <w:rPr>
-                <w:rFonts w:ascii="Calibri" w:hAnsi="Calibri" w:eastAsia="Calibri"/>
-                <w:b/>
-                <w:color w:val="1A1A1A"/>
-                <w:sz w:val="16"/>
-              </w:rPr>
-              <w:t>Yes — VPN / remote to the monitoring console</w:t>
-            </w:r>
-          </w:p>
-        </w:tc>
-        <w:tc>
-          <w:tcPr>
-            <w:tcW w:type="dxa" w:w="2608"/>
-            <w:vAlign w:val="center"/>
-            <w:tcMar>
-              <w:top w:w="40" w:type="dxa"/>
-              <w:left w:w="60" w:type="dxa"/>
-              <w:bottom w:w="40" w:type="dxa"/>
-              <w:right w:w="60" w:type="dxa"/>
-            </w:tcMar>
-            <w:tcBorders>
-              <w:top w:val="single" w:sz="4" w:space="0" w:color="8AA0B4"/>
-              <w:left w:val="single" w:sz="4" w:space="0" w:color="8AA0B4"/>
-              <w:bottom w:val="single" w:sz="4" w:space="0" w:color="8AA0B4"/>
-              <w:right w:val="single" w:sz="4" w:space="0" w:color="8AA0B4"/>
-            </w:tcBorders>
-            <w:shd w:fill="F4D03F" w:val="clear"/>
-          </w:tcPr>
-          <w:p>
-            <w:pPr>
-              <w:spacing w:before="0" w:after="0" w:line="252" w:lineRule="auto"/>
-              <w:jc w:val="center"/>
-            </w:pPr>
-            <w:r/>
-            <w:r>
-              <w:rPr>
-                <w:rFonts w:ascii="Calibri" w:hAnsi="Calibri" w:eastAsia="Calibri"/>
-                <w:b/>
-                <w:color w:val="1A1A1A"/>
-                <w:sz w:val="16"/>
-              </w:rPr>
-              <w:t>Partial — Support Lead designated for alert handling</w:t>
-            </w:r>
-          </w:p>
-        </w:tc>
-      </w:tr>
-      <w:tr>
-        <w:trPr>
-          <w:trHeight w:val="1219"/>
-        </w:trPr>
-        <w:tc>
-          <w:tcPr>
-            <w:tcW w:type="dxa" w:w="1928"/>
-            <w:vAlign w:val="center"/>
-            <w:tcMar>
-              <w:top w:w="40" w:type="dxa"/>
-              <w:left w:w="60" w:type="dxa"/>
-              <w:bottom w:w="40" w:type="dxa"/>
-              <w:right w:w="60" w:type="dxa"/>
-            </w:tcMar>
-            <w:tcBorders>
-              <w:top w:val="single" w:sz="4" w:space="0" w:color="8AA0B4"/>
-              <w:left w:val="single" w:sz="4" w:space="0" w:color="8AA0B4"/>
-              <w:bottom w:val="single" w:sz="4" w:space="0" w:color="8AA0B4"/>
-              <w:right w:val="single" w:sz="4" w:space="0" w:color="8AA0B4"/>
-            </w:tcBorders>
-            <w:shd w:fill="FFFFFF" w:val="clear"/>
-          </w:tcPr>
-          <w:p>
-            <w:pPr>
-              <w:spacing w:before="0" w:after="0" w:line="252" w:lineRule="auto"/>
-              <w:jc w:val="left"/>
-            </w:pPr>
-            <w:r/>
-            <w:r>
-              <w:rPr>
-                <w:rFonts w:ascii="Calibri" w:hAnsi="Calibri" w:eastAsia="Calibri"/>
-                <w:b/>
-                <w:color w:val="1A1A1A"/>
-                <w:sz w:val="16"/>
-              </w:rPr>
-              <w:t>Incident Management</w:t>
-            </w:r>
-          </w:p>
-        </w:tc>
-        <w:tc>
-          <w:tcPr>
-            <w:tcW w:type="dxa" w:w="2608"/>
-            <w:vAlign w:val="center"/>
-            <w:tcMar>
-              <w:top w:w="40" w:type="dxa"/>
-              <w:left w:w="60" w:type="dxa"/>
-              <w:bottom w:w="40" w:type="dxa"/>
-              <w:right w:w="60" w:type="dxa"/>
-            </w:tcMar>
-            <w:tcBorders>
-              <w:top w:val="single" w:sz="4" w:space="0" w:color="8AA0B4"/>
-              <w:left w:val="single" w:sz="4" w:space="0" w:color="8AA0B4"/>
-              <w:bottom w:val="single" w:sz="4" w:space="0" w:color="8AA0B4"/>
-              <w:right w:val="single" w:sz="4" w:space="0" w:color="8AA0B4"/>
-            </w:tcBorders>
-            <w:shd w:fill="FFFFFF" w:val="clear"/>
-          </w:tcPr>
-          <w:p>
-            <w:pPr>
-              <w:spacing w:before="0" w:after="0" w:line="252" w:lineRule="auto"/>
-              <w:jc w:val="left"/>
-            </w:pPr>
-            <w:r/>
-            <w:r>
-              <w:rPr>
-                <w:rFonts w:ascii="Calibri" w:hAnsi="Calibri" w:eastAsia="Calibri"/>
-                <w:b w:val="0"/>
-                <w:color w:val="1A1A1A"/>
-                <w:sz w:val="16"/>
-              </w:rPr>
-              <w:t>Recurrence of incidents resulting from inadequate root-cause analysis or bypassed change controls</w:t>
-            </w:r>
-          </w:p>
-        </w:tc>
-        <w:tc>
-          <w:tcPr>
-            <w:tcW w:type="dxa" w:w="3175"/>
-            <w:vAlign w:val="center"/>
-            <w:tcMar>
-              <w:top w:w="40" w:type="dxa"/>
-              <w:left w:w="60" w:type="dxa"/>
-              <w:bottom w:w="40" w:type="dxa"/>
-              <w:right w:w="60" w:type="dxa"/>
-            </w:tcMar>
-            <w:tcBorders>
-              <w:top w:val="single" w:sz="4" w:space="0" w:color="8AA0B4"/>
-              <w:left w:val="single" w:sz="4" w:space="0" w:color="8AA0B4"/>
-              <w:bottom w:val="single" w:sz="4" w:space="0" w:color="8AA0B4"/>
-              <w:right w:val="single" w:sz="4" w:space="0" w:color="8AA0B4"/>
-            </w:tcBorders>
-            <w:shd w:fill="FFFFFF" w:val="clear"/>
-          </w:tcPr>
-          <w:p>
-            <w:pPr>
-              <w:spacing w:before="0" w:after="0" w:line="252" w:lineRule="auto"/>
-              <w:jc w:val="left"/>
-            </w:pPr>
-            <w:r/>
-            <w:r>
-              <w:rPr>
-                <w:rFonts w:ascii="Calibri" w:hAnsi="Calibri" w:eastAsia="Calibri"/>
-                <w:b w:val="0"/>
-                <w:color w:val="1A1A1A"/>
-                <w:sz w:val="16"/>
-              </w:rPr>
-              <w:t>Incident Manager; ticketing portal; a single on-call person</w:t>
-            </w:r>
-          </w:p>
-        </w:tc>
-        <w:tc>
-          <w:tcPr>
-            <w:tcW w:type="dxa" w:w="3175"/>
-            <w:vAlign w:val="center"/>
-            <w:tcMar>
-              <w:top w:w="40" w:type="dxa"/>
-              <w:left w:w="60" w:type="dxa"/>
-              <w:bottom w:w="40" w:type="dxa"/>
-              <w:right w:w="60" w:type="dxa"/>
-            </w:tcMar>
-            <w:tcBorders>
-              <w:top w:val="single" w:sz="4" w:space="0" w:color="8AA0B4"/>
-              <w:left w:val="single" w:sz="4" w:space="0" w:color="8AA0B4"/>
-              <w:bottom w:val="single" w:sz="4" w:space="0" w:color="8AA0B4"/>
-              <w:right w:val="single" w:sz="4" w:space="0" w:color="8AA0B4"/>
-            </w:tcBorders>
-            <w:shd w:fill="FFFFFF" w:val="clear"/>
-          </w:tcPr>
-          <w:p>
-            <w:pPr>
-              <w:spacing w:before="0" w:after="0" w:line="252" w:lineRule="auto"/>
-              <w:jc w:val="left"/>
-            </w:pPr>
-            <w:r/>
-            <w:r>
-              <w:rPr>
-                <w:rFonts w:ascii="Calibri" w:hAnsi="Calibri" w:eastAsia="Calibri"/>
-                <w:b w:val="0"/>
-                <w:color w:val="1A1A1A"/>
-                <w:sz w:val="16"/>
-              </w:rPr>
-              <w:t>Escalation contacts; monitoring alerts; SLA clock; root-cause records</w:t>
-            </w:r>
-          </w:p>
-        </w:tc>
-        <w:tc>
-          <w:tcPr>
-            <w:tcW w:type="dxa" w:w="3515"/>
-            <w:vAlign w:val="center"/>
-            <w:tcMar>
-              <w:top w:w="40" w:type="dxa"/>
-              <w:left w:w="60" w:type="dxa"/>
-              <w:bottom w:w="40" w:type="dxa"/>
-              <w:right w:w="60" w:type="dxa"/>
-            </w:tcMar>
-            <w:tcBorders>
-              <w:top w:val="single" w:sz="4" w:space="0" w:color="8AA0B4"/>
-              <w:left w:val="single" w:sz="4" w:space="0" w:color="8AA0B4"/>
-              <w:bottom w:val="single" w:sz="4" w:space="0" w:color="8AA0B4"/>
-              <w:right w:val="single" w:sz="4" w:space="0" w:color="8AA0B4"/>
-            </w:tcBorders>
-            <w:shd w:fill="FFFFFF" w:val="clear"/>
-          </w:tcPr>
-          <w:p>
-            <w:pPr>
-              <w:spacing w:before="0" w:after="0" w:line="252" w:lineRule="auto"/>
-              <w:jc w:val="left"/>
-            </w:pPr>
-            <w:r/>
-            <w:r>
-              <w:rPr>
-                <w:rFonts w:ascii="Calibri" w:hAnsi="Calibri" w:eastAsia="Calibri"/>
-                <w:b w:val="0"/>
-                <w:color w:val="1A1A1A"/>
-                <w:sz w:val="16"/>
-              </w:rPr>
-              <w:t>Support Lead runs the incident from the runbook; Business Development handles client communications; restore ticketing from the vendor</w:t>
-            </w:r>
-          </w:p>
-        </w:tc>
-        <w:tc>
-          <w:tcPr>
-            <w:tcW w:type="dxa" w:w="2268"/>
-            <w:vAlign w:val="center"/>
-            <w:tcMar>
-              <w:top w:w="40" w:type="dxa"/>
-              <w:left w:w="60" w:type="dxa"/>
-              <w:bottom w:w="40" w:type="dxa"/>
-              <w:right w:w="60" w:type="dxa"/>
-            </w:tcMar>
-            <w:tcBorders>
-              <w:top w:val="single" w:sz="4" w:space="0" w:color="8AA0B4"/>
-              <w:left w:val="single" w:sz="4" w:space="0" w:color="8AA0B4"/>
-              <w:bottom w:val="single" w:sz="4" w:space="0" w:color="8AA0B4"/>
-              <w:right w:val="single" w:sz="4" w:space="0" w:color="8AA0B4"/>
-            </w:tcBorders>
-            <w:shd w:fill="82C785" w:val="clear"/>
-          </w:tcPr>
-          <w:p>
-            <w:pPr>
-              <w:spacing w:before="0" w:after="0" w:line="252" w:lineRule="auto"/>
-              <w:jc w:val="center"/>
-            </w:pPr>
-            <w:r/>
-            <w:r>
-              <w:rPr>
-                <w:rFonts w:ascii="Calibri" w:hAnsi="Calibri" w:eastAsia="Calibri"/>
-                <w:b/>
-                <w:color w:val="1A1A1A"/>
-                <w:sz w:val="16"/>
-              </w:rPr>
-              <w:t>Yes — VPN / remote; the process does not need a second office</w:t>
-            </w:r>
-          </w:p>
-        </w:tc>
-        <w:tc>
-          <w:tcPr>
-            <w:tcW w:type="dxa" w:w="2608"/>
-            <w:vAlign w:val="center"/>
-            <w:tcMar>
-              <w:top w:w="40" w:type="dxa"/>
-              <w:left w:w="60" w:type="dxa"/>
-              <w:bottom w:w="40" w:type="dxa"/>
-              <w:right w:w="60" w:type="dxa"/>
-            </w:tcMar>
-            <w:tcBorders>
-              <w:top w:val="single" w:sz="4" w:space="0" w:color="8AA0B4"/>
-              <w:left w:val="single" w:sz="4" w:space="0" w:color="8AA0B4"/>
-              <w:bottom w:val="single" w:sz="4" w:space="0" w:color="8AA0B4"/>
-              <w:right w:val="single" w:sz="4" w:space="0" w:color="8AA0B4"/>
-            </w:tcBorders>
-            <w:shd w:fill="F4D03F" w:val="clear"/>
-          </w:tcPr>
-          <w:p>
-            <w:pPr>
-              <w:spacing w:before="0" w:after="0" w:line="252" w:lineRule="auto"/>
-              <w:jc w:val="center"/>
-            </w:pPr>
-            <w:r/>
-            <w:r>
-              <w:rPr>
-                <w:rFonts w:ascii="Calibri" w:hAnsi="Calibri" w:eastAsia="Calibri"/>
-                <w:b/>
-                <w:color w:val="1A1A1A"/>
-                <w:sz w:val="16"/>
-              </w:rPr>
-              <w:t>Partial — Support Lead designated; confirm incident-command training</w:t>
-            </w:r>
-          </w:p>
-        </w:tc>
-      </w:tr>
-      <w:tr>
-        <w:trPr>
-          <w:trHeight w:val="1219"/>
-        </w:trPr>
-        <w:tc>
-          <w:tcPr>
-            <w:tcW w:type="dxa" w:w="1928"/>
-            <w:vAlign w:val="center"/>
-            <w:tcMar>
-              <w:top w:w="40" w:type="dxa"/>
-              <w:left w:w="60" w:type="dxa"/>
-              <w:bottom w:w="40" w:type="dxa"/>
-              <w:right w:w="60" w:type="dxa"/>
-            </w:tcMar>
-            <w:tcBorders>
-              <w:top w:val="single" w:sz="4" w:space="0" w:color="8AA0B4"/>
-              <w:left w:val="single" w:sz="4" w:space="0" w:color="8AA0B4"/>
-              <w:bottom w:val="single" w:sz="4" w:space="0" w:color="8AA0B4"/>
-              <w:right w:val="single" w:sz="4" w:space="0" w:color="8AA0B4"/>
-            </w:tcBorders>
-            <w:shd w:fill="F4F7FA" w:val="clear"/>
-          </w:tcPr>
-          <w:p>
-            <w:pPr>
-              <w:spacing w:before="0" w:after="0" w:line="252" w:lineRule="auto"/>
-              <w:jc w:val="left"/>
-            </w:pPr>
-            <w:r/>
-            <w:r>
-              <w:rPr>
-                <w:rFonts w:ascii="Calibri" w:hAnsi="Calibri" w:eastAsia="Calibri"/>
-                <w:b/>
-                <w:color w:val="1A1A1A"/>
-                <w:sz w:val="16"/>
-              </w:rPr>
-              <w:t>Decommissioning</w:t>
-            </w:r>
-          </w:p>
-        </w:tc>
-        <w:tc>
-          <w:tcPr>
-            <w:tcW w:type="dxa" w:w="2608"/>
-            <w:vAlign w:val="center"/>
-            <w:tcMar>
-              <w:top w:w="40" w:type="dxa"/>
-              <w:left w:w="60" w:type="dxa"/>
-              <w:bottom w:w="40" w:type="dxa"/>
-              <w:right w:w="60" w:type="dxa"/>
-            </w:tcMar>
-            <w:tcBorders>
-              <w:top w:val="single" w:sz="4" w:space="0" w:color="8AA0B4"/>
-              <w:left w:val="single" w:sz="4" w:space="0" w:color="8AA0B4"/>
-              <w:bottom w:val="single" w:sz="4" w:space="0" w:color="8AA0B4"/>
-              <w:right w:val="single" w:sz="4" w:space="0" w:color="8AA0B4"/>
-            </w:tcBorders>
-            <w:shd w:fill="F4F7FA" w:val="clear"/>
-          </w:tcPr>
-          <w:p>
-            <w:pPr>
-              <w:spacing w:before="0" w:after="0" w:line="252" w:lineRule="auto"/>
-              <w:jc w:val="left"/>
-            </w:pPr>
-            <w:r/>
-            <w:r>
-              <w:rPr>
-                <w:rFonts w:ascii="Calibri" w:hAnsi="Calibri" w:eastAsia="Calibri"/>
-                <w:b w:val="0"/>
-                <w:color w:val="1A1A1A"/>
-                <w:sz w:val="16"/>
-              </w:rPr>
-              <w:t>Loss of required records or residual access resulting from incomplete decommissioning</w:t>
-            </w:r>
-          </w:p>
-        </w:tc>
-        <w:tc>
-          <w:tcPr>
-            <w:tcW w:type="dxa" w:w="3175"/>
-            <w:vAlign w:val="center"/>
-            <w:tcMar>
-              <w:top w:w="40" w:type="dxa"/>
-              <w:left w:w="60" w:type="dxa"/>
-              <w:bottom w:w="40" w:type="dxa"/>
-              <w:right w:w="60" w:type="dxa"/>
-            </w:tcMar>
-            <w:tcBorders>
-              <w:top w:val="single" w:sz="4" w:space="0" w:color="8AA0B4"/>
-              <w:left w:val="single" w:sz="4" w:space="0" w:color="8AA0B4"/>
-              <w:bottom w:val="single" w:sz="4" w:space="0" w:color="8AA0B4"/>
-              <w:right w:val="single" w:sz="4" w:space="0" w:color="8AA0B4"/>
-            </w:tcBorders>
-            <w:shd w:fill="F4F7FA" w:val="clear"/>
-          </w:tcPr>
-          <w:p>
-            <w:pPr>
-              <w:spacing w:before="0" w:after="0" w:line="252" w:lineRule="auto"/>
-              <w:jc w:val="left"/>
-            </w:pPr>
-            <w:r/>
-            <w:r>
-              <w:rPr>
-                <w:rFonts w:ascii="Calibri" w:hAnsi="Calibri" w:eastAsia="Calibri"/>
-                <w:b w:val="0"/>
-                <w:color w:val="1A1A1A"/>
-                <w:sz w:val="16"/>
-              </w:rPr>
-              <w:t>Technical Lead; checklist held in one share; residual access if the owner is absent</w:t>
-            </w:r>
-          </w:p>
-        </w:tc>
-        <w:tc>
-          <w:tcPr>
-            <w:tcW w:type="dxa" w:w="3175"/>
-            <w:vAlign w:val="center"/>
-            <w:tcMar>
-              <w:top w:w="40" w:type="dxa"/>
-              <w:left w:w="60" w:type="dxa"/>
-              <w:bottom w:w="40" w:type="dxa"/>
-              <w:right w:w="60" w:type="dxa"/>
-            </w:tcMar>
-            <w:tcBorders>
-              <w:top w:val="single" w:sz="4" w:space="0" w:color="8AA0B4"/>
-              <w:left w:val="single" w:sz="4" w:space="0" w:color="8AA0B4"/>
-              <w:bottom w:val="single" w:sz="4" w:space="0" w:color="8AA0B4"/>
-              <w:right w:val="single" w:sz="4" w:space="0" w:color="8AA0B4"/>
-            </w:tcBorders>
-            <w:shd w:fill="F4F7FA" w:val="clear"/>
-          </w:tcPr>
-          <w:p>
-            <w:pPr>
-              <w:spacing w:before="0" w:after="0" w:line="252" w:lineRule="auto"/>
-              <w:jc w:val="left"/>
-            </w:pPr>
-            <w:r/>
-            <w:r>
-              <w:rPr>
-                <w:rFonts w:ascii="Calibri" w:hAnsi="Calibri" w:eastAsia="Calibri"/>
-                <w:b w:val="0"/>
-                <w:color w:val="1A1A1A"/>
-                <w:sz w:val="16"/>
-              </w:rPr>
-              <w:t>Decommission checklist; access-removal evidence; HR/Admin for account removal</w:t>
-            </w:r>
-          </w:p>
-        </w:tc>
-        <w:tc>
-          <w:tcPr>
-            <w:tcW w:type="dxa" w:w="3515"/>
-            <w:vAlign w:val="center"/>
-            <w:tcMar>
-              <w:top w:w="40" w:type="dxa"/>
-              <w:left w:w="60" w:type="dxa"/>
-              <w:bottom w:w="40" w:type="dxa"/>
-              <w:right w:w="60" w:type="dxa"/>
-            </w:tcMar>
-            <w:tcBorders>
-              <w:top w:val="single" w:sz="4" w:space="0" w:color="8AA0B4"/>
-              <w:left w:val="single" w:sz="4" w:space="0" w:color="8AA0B4"/>
-              <w:bottom w:val="single" w:sz="4" w:space="0" w:color="8AA0B4"/>
-              <w:right w:val="single" w:sz="4" w:space="0" w:color="8AA0B4"/>
-            </w:tcBorders>
-            <w:shd w:fill="F4F7FA" w:val="clear"/>
-          </w:tcPr>
-          <w:p>
-            <w:pPr>
-              <w:spacing w:before="0" w:after="0" w:line="252" w:lineRule="auto"/>
-              <w:jc w:val="left"/>
-            </w:pPr>
-            <w:r/>
-            <w:r>
-              <w:rPr>
-                <w:rFonts w:ascii="Calibri" w:hAnsi="Calibri" w:eastAsia="Calibri"/>
-                <w:b w:val="0"/>
-                <w:color w:val="1A1A1A"/>
-                <w:sz w:val="16"/>
-              </w:rPr>
-              <w:t>Access Administrator completes access removal and archive; delay any non-urgent retirement</w:t>
-            </w:r>
-          </w:p>
-        </w:tc>
-        <w:tc>
-          <w:tcPr>
-            <w:tcW w:type="dxa" w:w="2268"/>
-            <w:vAlign w:val="center"/>
-            <w:tcMar>
-              <w:top w:w="40" w:type="dxa"/>
-              <w:left w:w="60" w:type="dxa"/>
-              <w:bottom w:w="40" w:type="dxa"/>
-              <w:right w:w="60" w:type="dxa"/>
-            </w:tcMar>
-            <w:tcBorders>
-              <w:top w:val="single" w:sz="4" w:space="0" w:color="8AA0B4"/>
-              <w:left w:val="single" w:sz="4" w:space="0" w:color="8AA0B4"/>
-              <w:bottom w:val="single" w:sz="4" w:space="0" w:color="8AA0B4"/>
-              <w:right w:val="single" w:sz="4" w:space="0" w:color="8AA0B4"/>
-            </w:tcBorders>
-            <w:shd w:fill="82C785" w:val="clear"/>
-          </w:tcPr>
-          <w:p>
-            <w:pPr>
-              <w:spacing w:before="0" w:after="0" w:line="252" w:lineRule="auto"/>
-              <w:jc w:val="center"/>
-            </w:pPr>
-            <w:r/>
-            <w:r>
-              <w:rPr>
-                <w:rFonts w:ascii="Calibri" w:hAnsi="Calibri" w:eastAsia="Calibri"/>
-                <w:b/>
-                <w:color w:val="1A1A1A"/>
-                <w:sz w:val="16"/>
-              </w:rPr>
-              <w:t>Yes — VPN / remote for access and cloud terminate; physical disposal may still need a site</w:t>
-            </w:r>
-          </w:p>
-        </w:tc>
-        <w:tc>
-          <w:tcPr>
-            <w:tcW w:type="dxa" w:w="2608"/>
-            <w:vAlign w:val="center"/>
-            <w:tcMar>
-              <w:top w:w="40" w:type="dxa"/>
-              <w:left w:w="60" w:type="dxa"/>
-              <w:bottom w:w="40" w:type="dxa"/>
-              <w:right w:w="60" w:type="dxa"/>
-            </w:tcMar>
-            <w:tcBorders>
-              <w:top w:val="single" w:sz="4" w:space="0" w:color="8AA0B4"/>
-              <w:left w:val="single" w:sz="4" w:space="0" w:color="8AA0B4"/>
-              <w:bottom w:val="single" w:sz="4" w:space="0" w:color="8AA0B4"/>
-              <w:right w:val="single" w:sz="4" w:space="0" w:color="8AA0B4"/>
-            </w:tcBorders>
-            <w:shd w:fill="F4D03F" w:val="clear"/>
-          </w:tcPr>
-          <w:p>
-            <w:pPr>
-              <w:spacing w:before="0" w:after="0" w:line="252" w:lineRule="auto"/>
-              <w:jc w:val="center"/>
-            </w:pPr>
-            <w:r/>
-            <w:r>
-              <w:rPr>
-                <w:rFonts w:ascii="Calibri" w:hAnsi="Calibri" w:eastAsia="Calibri"/>
-                <w:b/>
-                <w:color w:val="1A1A1A"/>
-                <w:sz w:val="16"/>
-              </w:rPr>
-              <w:t>Partial — Access Administrator designated as backup</w:t>
+              <w:t>Not yet tested — scheduled for Q4 2026</w:t>
             </w:r>
           </w:p>
         </w:tc>
@@ -5554,7 +2465,7 @@
           <w:color w:val="5A6A7A"/>
           <w:sz w:val="18"/>
         </w:rPr>
-        <w:t>Draft for workshop. Alternate Site/Access Required? is Yes for VPN/remote Technical work unless a physical site is still needed. Cross-Trained Backup Staff Identified? is Partial until the team names a trained deputy. Confirm break-glass accounts, backup locations, and actual training in the meeting.</w:t>
+        <w:t>Draft for workshop. These summaries are not a record of tests that have already been run. After each exercise, replace the row with the real result in the sample style (e.g. “Failover successful; manual logging step took longer than planned” or “Remote-work activation smooth; no issues identified”).</w:t>
       </w:r>
     </w:p>
     <w:sectPr>

--- a/Technical_Department_BIA_Register.docx
+++ b/Technical_Department_BIA_Register.docx
@@ -27,7 +27,7 @@
           <w:color w:val="1A1A1A"/>
           <w:sz w:val="20"/>
         </w:rPr>
-        <w:t>This register maps each functional activity area performed by the Technical Department to its potential risk and to a Test Result Summary for BCP/DR exercises. Only Activity and Potential Risk are kept from the original register. No completed Technical Department restore/failover test log was provided, so these entries do not invent a pass. Rows are either not yet tested (with a schedule) or they note that remote/VPN work is already BAU while a formal test still has not been run. Replace with the real result after each exercise.</w:t>
+        <w:t>This register maps each functional activity area performed by the Technical Department to its potential risk and to a Test Result Summary. Only Activity and Potential Risk are kept from the original register. Test Result Summary records whether a practice drill has been run for recovering this activity (like a fire drill — not a prediction that the risk will happen). No drill has been run yet, so every row is “Not yet tested”.</w:t>
       </w:r>
     </w:p>
     <w:p>
@@ -50,7 +50,7 @@
           <w:color w:val="334155"/>
           <w:sz w:val="18"/>
         </w:rPr>
-        <w:t>Short note on the last BCP/DR exercise for this activity — a completed result with any finding, or “Not yet tested” plus a scheduled window. Same style as the organisation sample.</w:t>
+        <w:t>Whether a practice drill has been run for recovering this activity. Not a date the risk will occur. Currently “Not yet tested” for every row.</w:t>
       </w:r>
     </w:p>
     <w:tbl>
@@ -358,7 +358,7 @@
                 <w:color w:val="1A1A1A"/>
                 <w:sz w:val="18"/>
               </w:rPr>
-              <w:t>Remote-work via VPN is BAU; formal restore of the design repository not yet tested — scheduled for Q4 2026</w:t>
+              <w:t>Not yet tested</w:t>
             </w:r>
           </w:p>
         </w:tc>
@@ -468,7 +468,7 @@
                 <w:color w:val="1A1A1A"/>
                 <w:sz w:val="18"/>
               </w:rPr>
-              <w:t>Remote-work via VPN is BAU; workstation rebuild from last commit not yet tested — scheduled for Q4 2026</w:t>
+              <w:t>Not yet tested</w:t>
             </w:r>
           </w:p>
         </w:tc>
@@ -578,7 +578,7 @@
                 <w:color w:val="1A1A1A"/>
                 <w:sz w:val="18"/>
               </w:rPr>
-              <w:t>Not yet tested — repository restore/failover scheduled for Q3 2026</w:t>
+              <w:t>Not yet tested</w:t>
             </w:r>
           </w:p>
         </w:tc>
@@ -688,7 +688,7 @@
                 <w:color w:val="1A1A1A"/>
                 <w:sz w:val="18"/>
               </w:rPr>
-              <w:t>Not yet tested — backup-reviewer exercise scheduled for Q4 2026</w:t>
+              <w:t>Not yet tested</w:t>
             </w:r>
           </w:p>
         </w:tc>
@@ -798,7 +798,7 @@
                 <w:color w:val="1A1A1A"/>
                 <w:sz w:val="18"/>
               </w:rPr>
-              <w:t>Not yet tested — staging-environment rebuild scheduled for Q4 2026</w:t>
+              <w:t>Not yet tested</w:t>
             </w:r>
           </w:p>
         </w:tc>
@@ -908,7 +908,7 @@
                 <w:color w:val="1A1A1A"/>
                 <w:sz w:val="18"/>
               </w:rPr>
-              <w:t>Not yet tested — build-host rebuild from source-controlled definitions scheduled for Q4 2026</w:t>
+              <w:t>Not yet tested</w:t>
             </w:r>
           </w:p>
         </w:tc>
@@ -1018,7 +1018,7 @@
                 <w:color w:val="1A1A1A"/>
                 <w:sz w:val="18"/>
               </w:rPr>
-              <w:t>Not yet tested — pipeline restore and dual-control manual deploy scheduled for Q3 2026</w:t>
+              <w:t>Not yet tested</w:t>
             </w:r>
           </w:p>
         </w:tc>
@@ -1128,7 +1128,7 @@
                 <w:color w:val="1A1A1A"/>
                 <w:sz w:val="18"/>
               </w:rPr>
-              <w:t>Not yet tested — production rollback exercise scheduled for Q3 2026</w:t>
+              <w:t>Not yet tested</w:t>
             </w:r>
           </w:p>
         </w:tc>
@@ -1238,7 +1238,7 @@
                 <w:color w:val="1A1A1A"/>
                 <w:sz w:val="18"/>
               </w:rPr>
-              <w:t>Not yet tested — backup restore to an alternate host scheduled for Q3 2026</w:t>
+              <w:t>Not yet tested</w:t>
             </w:r>
           </w:p>
         </w:tc>
@@ -1348,7 +1348,7 @@
                 <w:color w:val="1A1A1A"/>
                 <w:sz w:val="18"/>
               </w:rPr>
-              <w:t>Not yet tested — emergency-patch exercise scheduled for Q4 2026</w:t>
+              <w:t>Not yet tested</w:t>
             </w:r>
           </w:p>
         </w:tc>
@@ -1458,7 +1458,7 @@
                 <w:color w:val="1A1A1A"/>
                 <w:sz w:val="18"/>
               </w:rPr>
-              <w:t>Not yet tested — break-glass admin and directory restore scheduled for Q3 2026</w:t>
+              <w:t>Not yet tested</w:t>
             </w:r>
           </w:p>
         </w:tc>
@@ -1568,7 +1568,7 @@
                 <w:color w:val="1A1A1A"/>
                 <w:sz w:val="18"/>
               </w:rPr>
-              <w:t>Not yet tested — environment rebuild from baseline scheduled for Q4 2026</w:t>
+              <w:t>Not yet tested</w:t>
             </w:r>
           </w:p>
         </w:tc>
@@ -1678,7 +1678,7 @@
                 <w:color w:val="1A1A1A"/>
                 <w:sz w:val="18"/>
               </w:rPr>
-              <w:t>Not yet tested — documented job rerun scheduled for Q3 2026, ahead of next close</w:t>
+              <w:t>Not yet tested</w:t>
             </w:r>
           </w:p>
         </w:tc>
@@ -1788,7 +1788,7 @@
                 <w:color w:val="1A1A1A"/>
                 <w:sz w:val="18"/>
               </w:rPr>
-              <w:t>Remote-work activation is BAU; ticketing/VPN failover not yet formally tested — scheduled for Q3 2026</w:t>
+              <w:t>Not yet tested</w:t>
             </w:r>
           </w:p>
         </w:tc>
@@ -1898,7 +1898,7 @@
                 <w:color w:val="1A1A1A"/>
                 <w:sz w:val="18"/>
               </w:rPr>
-              <w:t>Not yet tested — leaver-disable and directory restore scheduled for Q3 2026</w:t>
+              <w:t>Not yet tested</w:t>
             </w:r>
           </w:p>
         </w:tc>
@@ -2008,7 +2008,7 @@
                 <w:color w:val="1A1A1A"/>
                 <w:sz w:val="18"/>
               </w:rPr>
-              <w:t>Not yet tested — backup Release Manager exercise scheduled for Q4 2026</w:t>
+              <w:t>Not yet tested</w:t>
             </w:r>
           </w:p>
         </w:tc>
@@ -2118,7 +2118,7 @@
                 <w:color w:val="1A1A1A"/>
                 <w:sz w:val="18"/>
               </w:rPr>
-              <w:t>Not yet tested — infrastructure rebuild / provider failover scheduled for Q3 2026</w:t>
+              <w:t>Not yet tested</w:t>
             </w:r>
           </w:p>
         </w:tc>
@@ -2228,7 +2228,7 @@
                 <w:color w:val="1A1A1A"/>
                 <w:sz w:val="18"/>
               </w:rPr>
-              <w:t>Not yet tested — platform restore and alert-to-ticket failover scheduled for Q3 2026</w:t>
+              <w:t>Not yet tested</w:t>
             </w:r>
           </w:p>
         </w:tc>
@@ -2338,7 +2338,7 @@
                 <w:color w:val="1A1A1A"/>
                 <w:sz w:val="18"/>
               </w:rPr>
-              <w:t>Remote incident-command is BAU; full failover of ticketing/monitoring not yet tested — scheduled for Q3 2026</w:t>
+              <w:t>Not yet tested</w:t>
             </w:r>
           </w:p>
         </w:tc>
@@ -2448,7 +2448,7 @@
                 <w:color w:val="1A1A1A"/>
                 <w:sz w:val="18"/>
               </w:rPr>
-              <w:t>Not yet tested — scheduled for Q4 2026</w:t>
+              <w:t>Not yet tested</w:t>
             </w:r>
           </w:p>
         </w:tc>
@@ -2465,7 +2465,7 @@
           <w:color w:val="5A6A7A"/>
           <w:sz w:val="18"/>
         </w:rPr>
-        <w:t>Draft for workshop. These summaries are not a record of tests that have already been run. After each exercise, replace the row with the real result in the sample style (e.g. “Failover successful; manual logging step took longer than planned” or “Remote-work activation smooth; no issues identified”).</w:t>
+        <w:t>Every Test Result Summary is “Not yet tested” because no practice drill has been run yet. That is not a date and not a prediction that the risk will happen. After a drill, replace the cell with the real result (e.g. “Failover successful; manual logging step took longer than planned”).</w:t>
       </w:r>
     </w:p>
     <w:sectPr>
